--- a/psychologicalReview/ms/drafts/ms04242026.docx
+++ b/psychologicalReview/ms/drafts/ms04242026.docx
@@ -400,21 +400,7 @@
         <w:rPr>
           <w:rFonts w:ascii="Times New Roman" w:hAnsi="Times New Roman" w:cs="Times New Roman"/>
         </w:rPr>
-        <w:t>(</w:t>
-      </w:r>
-      <w:proofErr w:type="spellStart"/>
-      <w:r>
-        <w:rPr>
-          <w:rFonts w:ascii="Times New Roman" w:hAnsi="Times New Roman" w:cs="Times New Roman"/>
-        </w:rPr>
-        <w:t>Csibra</w:t>
-      </w:r>
-      <w:proofErr w:type="spellEnd"/>
-      <w:r>
-        <w:rPr>
-          <w:rFonts w:ascii="Times New Roman" w:hAnsi="Times New Roman" w:cs="Times New Roman"/>
-        </w:rPr>
-        <w:t xml:space="preserve"> et al., 1999; Gergely et al., 1995).</w:t>
+        <w:t>(Csibra et al., 1999; Gergely et al., 1995).</w:t>
       </w:r>
       <w:r>
         <w:rPr>
@@ -456,16 +442,248 @@
         <w:rPr>
           <w:rFonts w:ascii="Times New Roman" w:hAnsi="Times New Roman" w:cs="Times New Roman"/>
         </w:rPr>
-        <w:t xml:space="preserve"> (</w:t>
-      </w:r>
-      <w:proofErr w:type="spellStart"/>
-      <w:r>
-        <w:rPr>
-          <w:rFonts w:ascii="Times New Roman" w:hAnsi="Times New Roman" w:cs="Times New Roman"/>
-        </w:rPr>
-        <w:t>VoE</w:t>
-      </w:r>
-      <w:proofErr w:type="spellEnd"/>
+        <w:t xml:space="preserve"> (VoE)</w:t>
+      </w:r>
+      <w:r>
+        <w:rPr>
+          <w:rFonts w:ascii="Times New Roman" w:hAnsi="Times New Roman" w:cs="Times New Roman"/>
+        </w:rPr>
+        <w:t xml:space="preserve"> paradigm</w:t>
+      </w:r>
+      <w:r>
+        <w:rPr>
+          <w:rFonts w:ascii="Times New Roman" w:hAnsi="Times New Roman" w:cs="Times New Roman"/>
+        </w:rPr>
+        <w:t xml:space="preserve"> (e.g., Baillargeon et al., 1995).</w:t>
+      </w:r>
+      <w:r>
+        <w:rPr>
+          <w:rFonts w:ascii="Times New Roman" w:hAnsi="Times New Roman" w:cs="Times New Roman"/>
+        </w:rPr>
+        <w:t xml:space="preserve"> In </w:t>
+      </w:r>
+      <w:r>
+        <w:rPr>
+          <w:rFonts w:ascii="Times New Roman" w:hAnsi="Times New Roman" w:cs="Times New Roman"/>
+        </w:rPr>
+        <w:t>this</w:t>
+      </w:r>
+      <w:r>
+        <w:rPr>
+          <w:rFonts w:ascii="Times New Roman" w:hAnsi="Times New Roman" w:cs="Times New Roman"/>
+        </w:rPr>
+        <w:t xml:space="preserve"> method, infants are habituated or familiarized </w:t>
+      </w:r>
+      <w:r>
+        <w:rPr>
+          <w:rFonts w:ascii="Times New Roman" w:hAnsi="Times New Roman" w:cs="Times New Roman"/>
+        </w:rPr>
+        <w:t xml:space="preserve">either </w:t>
+      </w:r>
+      <w:r>
+        <w:rPr>
+          <w:rFonts w:ascii="Times New Roman" w:hAnsi="Times New Roman" w:cs="Times New Roman"/>
+        </w:rPr>
+        <w:t xml:space="preserve">to an event or set of events </w:t>
+      </w:r>
+      <w:r>
+        <w:rPr>
+          <w:rFonts w:ascii="Times New Roman" w:hAnsi="Times New Roman" w:cs="Times New Roman"/>
+        </w:rPr>
+        <w:t>designed</w:t>
+      </w:r>
+      <w:r>
+        <w:rPr>
+          <w:rFonts w:ascii="Times New Roman" w:hAnsi="Times New Roman" w:cs="Times New Roman"/>
+        </w:rPr>
+        <w:t xml:space="preserve"> to </w:t>
+      </w:r>
+      <w:r>
+        <w:rPr>
+          <w:rFonts w:ascii="Times New Roman" w:hAnsi="Times New Roman" w:cs="Times New Roman"/>
+        </w:rPr>
+        <w:t xml:space="preserve">establish an expectation of some kind or to acquaint them with the </w:t>
+      </w:r>
+      <w:r>
+        <w:rPr>
+          <w:rFonts w:ascii="Times New Roman" w:hAnsi="Times New Roman" w:cs="Times New Roman"/>
+        </w:rPr>
+        <w:t>set-up</w:t>
+      </w:r>
+      <w:r>
+        <w:rPr>
+          <w:rFonts w:ascii="Times New Roman" w:hAnsi="Times New Roman" w:cs="Times New Roman"/>
+        </w:rPr>
+        <w:t xml:space="preserve"> of the experiment</w:t>
+      </w:r>
+      <w:r>
+        <w:rPr>
+          <w:rFonts w:ascii="Times New Roman" w:hAnsi="Times New Roman" w:cs="Times New Roman"/>
+        </w:rPr>
+        <w:t>.</w:t>
+      </w:r>
+      <w:r>
+        <w:rPr>
+          <w:rFonts w:ascii="Times New Roman" w:hAnsi="Times New Roman" w:cs="Times New Roman"/>
+        </w:rPr>
+        <w:t xml:space="preserve"> In a subsequent test phase</w:t>
+      </w:r>
+      <w:r>
+        <w:rPr>
+          <w:rFonts w:ascii="Times New Roman" w:hAnsi="Times New Roman" w:cs="Times New Roman"/>
+        </w:rPr>
+        <w:t xml:space="preserve">, infants are shown events that either conform to or violate the expectations that an adult observer might </w:t>
+      </w:r>
+      <w:r>
+        <w:rPr>
+          <w:rFonts w:ascii="Times New Roman" w:hAnsi="Times New Roman" w:cs="Times New Roman"/>
+        </w:rPr>
+        <w:t>have formed during the initial phase</w:t>
+      </w:r>
+      <w:r>
+        <w:rPr>
+          <w:rFonts w:ascii="Times New Roman" w:hAnsi="Times New Roman" w:cs="Times New Roman"/>
+        </w:rPr>
+        <w:t xml:space="preserve"> (e.g., Stahl &amp; Kibbe, 2022)</w:t>
+      </w:r>
+      <w:r>
+        <w:rPr>
+          <w:rFonts w:ascii="Times New Roman" w:hAnsi="Times New Roman" w:cs="Times New Roman"/>
+        </w:rPr>
+        <w:t>.</w:t>
+      </w:r>
+      <w:r>
+        <w:rPr>
+          <w:rFonts w:ascii="Times New Roman" w:hAnsi="Times New Roman" w:cs="Times New Roman"/>
+        </w:rPr>
+        <w:t xml:space="preserve"> </w:t>
+      </w:r>
+      <w:r>
+        <w:rPr>
+          <w:rFonts w:ascii="Times New Roman" w:hAnsi="Times New Roman" w:cs="Times New Roman"/>
+        </w:rPr>
+        <w:t xml:space="preserve">A number of </w:t>
+      </w:r>
+      <w:r>
+        <w:rPr>
+          <w:rFonts w:ascii="Times New Roman" w:hAnsi="Times New Roman" w:cs="Times New Roman"/>
+        </w:rPr>
+        <w:t xml:space="preserve">key </w:t>
+      </w:r>
+      <w:r>
+        <w:rPr>
+          <w:rFonts w:ascii="Times New Roman" w:hAnsi="Times New Roman" w:cs="Times New Roman"/>
+        </w:rPr>
+        <w:t xml:space="preserve">insights about </w:t>
+      </w:r>
+      <w:r>
+        <w:rPr>
+          <w:rFonts w:ascii="Times New Roman" w:hAnsi="Times New Roman" w:cs="Times New Roman"/>
+        </w:rPr>
+        <w:t xml:space="preserve">infants’ early number </w:t>
+      </w:r>
+      <w:r>
+        <w:rPr>
+          <w:rFonts w:ascii="Times New Roman" w:hAnsi="Times New Roman" w:cs="Times New Roman"/>
+        </w:rPr>
+        <w:t>concepts</w:t>
+      </w:r>
+      <w:r>
+        <w:rPr>
+          <w:rFonts w:ascii="Times New Roman" w:hAnsi="Times New Roman" w:cs="Times New Roman"/>
+        </w:rPr>
+        <w:t xml:space="preserve"> (e.g. McCrink &amp; Wynn, 2004; Wynn, 1992)</w:t>
+      </w:r>
+      <w:r>
+        <w:rPr>
+          <w:rFonts w:ascii="Times New Roman" w:hAnsi="Times New Roman" w:cs="Times New Roman"/>
+        </w:rPr>
+        <w:t>,</w:t>
+      </w:r>
+      <w:r>
+        <w:rPr>
+          <w:rFonts w:ascii="Times New Roman" w:hAnsi="Times New Roman" w:cs="Times New Roman"/>
+        </w:rPr>
+        <w:t xml:space="preserve"> physical concepts (e.g.,</w:t>
+      </w:r>
+      <w:r>
+        <w:rPr>
+          <w:rFonts w:ascii="Times New Roman" w:hAnsi="Times New Roman" w:cs="Times New Roman"/>
+        </w:rPr>
+        <w:t xml:space="preserve"> Kim &amp; Spelke, 1992;</w:t>
+      </w:r>
+      <w:r>
+        <w:rPr>
+          <w:rFonts w:ascii="Times New Roman" w:hAnsi="Times New Roman" w:cs="Times New Roman"/>
+        </w:rPr>
+        <w:t xml:space="preserve"> Spelke et al., 1992), moral concepts (e.g., </w:t>
+      </w:r>
+      <w:r>
+        <w:rPr>
+          <w:rFonts w:ascii="Times New Roman" w:hAnsi="Times New Roman" w:cs="Times New Roman"/>
+        </w:rPr>
+        <w:t xml:space="preserve">Geraci &amp; Surian, 2011; </w:t>
+      </w:r>
+      <w:r>
+        <w:rPr>
+          <w:rFonts w:ascii="Times New Roman" w:hAnsi="Times New Roman" w:cs="Times New Roman"/>
+        </w:rPr>
+        <w:t>Hamlin et al., 2007</w:t>
+      </w:r>
+      <w:r>
+        <w:rPr>
+          <w:rFonts w:ascii="Times New Roman" w:hAnsi="Times New Roman" w:cs="Times New Roman"/>
+        </w:rPr>
+        <w:t xml:space="preserve">; </w:t>
+      </w:r>
+      <w:r>
+        <w:rPr>
+          <w:rFonts w:ascii="Times New Roman" w:hAnsi="Times New Roman" w:cs="Times New Roman"/>
+        </w:rPr>
+        <w:t>Schmidt</w:t>
+      </w:r>
+      <w:r>
+        <w:rPr>
+          <w:rFonts w:ascii="Times New Roman" w:hAnsi="Times New Roman" w:cs="Times New Roman"/>
+        </w:rPr>
+        <w:t xml:space="preserve"> &amp; Sommerville, 2011; </w:t>
+      </w:r>
+      <w:r>
+        <w:rPr>
+          <w:rFonts w:ascii="Times New Roman" w:hAnsi="Times New Roman" w:cs="Times New Roman"/>
+        </w:rPr>
+        <w:t>Woo et al., 2017</w:t>
+      </w:r>
+      <w:r>
+        <w:rPr>
+          <w:rFonts w:ascii="Times New Roman" w:hAnsi="Times New Roman" w:cs="Times New Roman"/>
+        </w:rPr>
+        <w:t>), object concepts (e.g.,</w:t>
+      </w:r>
+      <w:r>
+        <w:rPr>
+          <w:rFonts w:ascii="Times New Roman" w:hAnsi="Times New Roman" w:cs="Times New Roman"/>
+        </w:rPr>
+        <w:t xml:space="preserve"> Baillargeon, 1987;</w:t>
+      </w:r>
+      <w:r>
+        <w:rPr>
+          <w:rFonts w:ascii="Times New Roman" w:hAnsi="Times New Roman" w:cs="Times New Roman"/>
+        </w:rPr>
+        <w:t xml:space="preserve"> </w:t>
+      </w:r>
+      <w:r>
+        <w:rPr>
+          <w:rFonts w:ascii="Times New Roman" w:hAnsi="Times New Roman" w:cs="Times New Roman"/>
+        </w:rPr>
+        <w:t>Baillargeon et al., 1985; Kellman &amp; Spelke, 1983</w:t>
+      </w:r>
+      <w:r>
+        <w:rPr>
+          <w:rFonts w:ascii="Times New Roman" w:hAnsi="Times New Roman" w:cs="Times New Roman"/>
+        </w:rPr>
+        <w:t>; Needham &amp; Baillargeon, 1997</w:t>
+      </w:r>
       <w:r>
         <w:rPr>
           <w:rFonts w:ascii="Times New Roman" w:hAnsi="Times New Roman" w:cs="Times New Roman"/>
@@ -476,280 +694,6 @@
         <w:rPr>
           <w:rFonts w:ascii="Times New Roman" w:hAnsi="Times New Roman" w:cs="Times New Roman"/>
         </w:rPr>
-        <w:t xml:space="preserve"> paradigm</w:t>
-      </w:r>
-      <w:r>
-        <w:rPr>
-          <w:rFonts w:ascii="Times New Roman" w:hAnsi="Times New Roman" w:cs="Times New Roman"/>
-        </w:rPr>
-        <w:t xml:space="preserve"> (e.g., Baillargeon et al., 1995).</w:t>
-      </w:r>
-      <w:r>
-        <w:rPr>
-          <w:rFonts w:ascii="Times New Roman" w:hAnsi="Times New Roman" w:cs="Times New Roman"/>
-        </w:rPr>
-        <w:t xml:space="preserve"> In </w:t>
-      </w:r>
-      <w:r>
-        <w:rPr>
-          <w:rFonts w:ascii="Times New Roman" w:hAnsi="Times New Roman" w:cs="Times New Roman"/>
-        </w:rPr>
-        <w:t>this</w:t>
-      </w:r>
-      <w:r>
-        <w:rPr>
-          <w:rFonts w:ascii="Times New Roman" w:hAnsi="Times New Roman" w:cs="Times New Roman"/>
-        </w:rPr>
-        <w:t xml:space="preserve"> method, infants are habituated or familiarized </w:t>
-      </w:r>
-      <w:r>
-        <w:rPr>
-          <w:rFonts w:ascii="Times New Roman" w:hAnsi="Times New Roman" w:cs="Times New Roman"/>
-        </w:rPr>
-        <w:t xml:space="preserve">either </w:t>
-      </w:r>
-      <w:r>
-        <w:rPr>
-          <w:rFonts w:ascii="Times New Roman" w:hAnsi="Times New Roman" w:cs="Times New Roman"/>
-        </w:rPr>
-        <w:t xml:space="preserve">to an event or set of events </w:t>
-      </w:r>
-      <w:r>
-        <w:rPr>
-          <w:rFonts w:ascii="Times New Roman" w:hAnsi="Times New Roman" w:cs="Times New Roman"/>
-        </w:rPr>
-        <w:t>designed</w:t>
-      </w:r>
-      <w:r>
-        <w:rPr>
-          <w:rFonts w:ascii="Times New Roman" w:hAnsi="Times New Roman" w:cs="Times New Roman"/>
-        </w:rPr>
-        <w:t xml:space="preserve"> to </w:t>
-      </w:r>
-      <w:r>
-        <w:rPr>
-          <w:rFonts w:ascii="Times New Roman" w:hAnsi="Times New Roman" w:cs="Times New Roman"/>
-        </w:rPr>
-        <w:t xml:space="preserve">establish an expectation of some kind or to acquaint them with the </w:t>
-      </w:r>
-      <w:r>
-        <w:rPr>
-          <w:rFonts w:ascii="Times New Roman" w:hAnsi="Times New Roman" w:cs="Times New Roman"/>
-        </w:rPr>
-        <w:t>set-up</w:t>
-      </w:r>
-      <w:r>
-        <w:rPr>
-          <w:rFonts w:ascii="Times New Roman" w:hAnsi="Times New Roman" w:cs="Times New Roman"/>
-        </w:rPr>
-        <w:t xml:space="preserve"> of the experiment</w:t>
-      </w:r>
-      <w:r>
-        <w:rPr>
-          <w:rFonts w:ascii="Times New Roman" w:hAnsi="Times New Roman" w:cs="Times New Roman"/>
-        </w:rPr>
-        <w:t>.</w:t>
-      </w:r>
-      <w:r>
-        <w:rPr>
-          <w:rFonts w:ascii="Times New Roman" w:hAnsi="Times New Roman" w:cs="Times New Roman"/>
-        </w:rPr>
-        <w:t xml:space="preserve"> In a subsequent test phase</w:t>
-      </w:r>
-      <w:r>
-        <w:rPr>
-          <w:rFonts w:ascii="Times New Roman" w:hAnsi="Times New Roman" w:cs="Times New Roman"/>
-        </w:rPr>
-        <w:t xml:space="preserve">, infants are shown events that either conform to or violate the expectations that an adult observer might </w:t>
-      </w:r>
-      <w:r>
-        <w:rPr>
-          <w:rFonts w:ascii="Times New Roman" w:hAnsi="Times New Roman" w:cs="Times New Roman"/>
-        </w:rPr>
-        <w:t>have formed during the initial phase</w:t>
-      </w:r>
-      <w:r>
-        <w:rPr>
-          <w:rFonts w:ascii="Times New Roman" w:hAnsi="Times New Roman" w:cs="Times New Roman"/>
-        </w:rPr>
-        <w:t xml:space="preserve"> (e.g., Stahl &amp; Kibbe, 2022)</w:t>
-      </w:r>
-      <w:r>
-        <w:rPr>
-          <w:rFonts w:ascii="Times New Roman" w:hAnsi="Times New Roman" w:cs="Times New Roman"/>
-        </w:rPr>
-        <w:t>.</w:t>
-      </w:r>
-      <w:r>
-        <w:rPr>
-          <w:rFonts w:ascii="Times New Roman" w:hAnsi="Times New Roman" w:cs="Times New Roman"/>
-        </w:rPr>
-        <w:t xml:space="preserve"> </w:t>
-      </w:r>
-      <w:r>
-        <w:rPr>
-          <w:rFonts w:ascii="Times New Roman" w:hAnsi="Times New Roman" w:cs="Times New Roman"/>
-        </w:rPr>
-        <w:t xml:space="preserve">A number of </w:t>
-      </w:r>
-      <w:r>
-        <w:rPr>
-          <w:rFonts w:ascii="Times New Roman" w:hAnsi="Times New Roman" w:cs="Times New Roman"/>
-        </w:rPr>
-        <w:t xml:space="preserve">key </w:t>
-      </w:r>
-      <w:r>
-        <w:rPr>
-          <w:rFonts w:ascii="Times New Roman" w:hAnsi="Times New Roman" w:cs="Times New Roman"/>
-        </w:rPr>
-        <w:t xml:space="preserve">insights about </w:t>
-      </w:r>
-      <w:r>
-        <w:rPr>
-          <w:rFonts w:ascii="Times New Roman" w:hAnsi="Times New Roman" w:cs="Times New Roman"/>
-        </w:rPr>
-        <w:t xml:space="preserve">infants’ early number </w:t>
-      </w:r>
-      <w:r>
-        <w:rPr>
-          <w:rFonts w:ascii="Times New Roman" w:hAnsi="Times New Roman" w:cs="Times New Roman"/>
-        </w:rPr>
-        <w:t>concepts</w:t>
-      </w:r>
-      <w:r>
-        <w:rPr>
-          <w:rFonts w:ascii="Times New Roman" w:hAnsi="Times New Roman" w:cs="Times New Roman"/>
-        </w:rPr>
-        <w:t xml:space="preserve"> (e.g. McCrink &amp; Wynn, 2004; Wynn, 1992)</w:t>
-      </w:r>
-      <w:r>
-        <w:rPr>
-          <w:rFonts w:ascii="Times New Roman" w:hAnsi="Times New Roman" w:cs="Times New Roman"/>
-        </w:rPr>
-        <w:t>,</w:t>
-      </w:r>
-      <w:r>
-        <w:rPr>
-          <w:rFonts w:ascii="Times New Roman" w:hAnsi="Times New Roman" w:cs="Times New Roman"/>
-        </w:rPr>
-        <w:t xml:space="preserve"> physical concepts (e.g.,</w:t>
-      </w:r>
-      <w:r>
-        <w:rPr>
-          <w:rFonts w:ascii="Times New Roman" w:hAnsi="Times New Roman" w:cs="Times New Roman"/>
-        </w:rPr>
-        <w:t xml:space="preserve"> Kim &amp; Spelke, 1992;</w:t>
-      </w:r>
-      <w:r>
-        <w:rPr>
-          <w:rFonts w:ascii="Times New Roman" w:hAnsi="Times New Roman" w:cs="Times New Roman"/>
-        </w:rPr>
-        <w:t xml:space="preserve"> </w:t>
-      </w:r>
-      <w:proofErr w:type="spellStart"/>
-      <w:r>
-        <w:rPr>
-          <w:rFonts w:ascii="Times New Roman" w:hAnsi="Times New Roman" w:cs="Times New Roman"/>
-        </w:rPr>
-        <w:t>Spelke</w:t>
-      </w:r>
-      <w:proofErr w:type="spellEnd"/>
-      <w:r>
-        <w:rPr>
-          <w:rFonts w:ascii="Times New Roman" w:hAnsi="Times New Roman" w:cs="Times New Roman"/>
-        </w:rPr>
-        <w:t xml:space="preserve"> et al., 1992), moral concepts (e.g., </w:t>
-      </w:r>
-      <w:r>
-        <w:rPr>
-          <w:rFonts w:ascii="Times New Roman" w:hAnsi="Times New Roman" w:cs="Times New Roman"/>
-        </w:rPr>
-        <w:t xml:space="preserve">Geraci &amp; Surian, 2011; </w:t>
-      </w:r>
-      <w:r>
-        <w:rPr>
-          <w:rFonts w:ascii="Times New Roman" w:hAnsi="Times New Roman" w:cs="Times New Roman"/>
-        </w:rPr>
-        <w:t>Hamlin et al., 2007</w:t>
-      </w:r>
-      <w:r>
-        <w:rPr>
-          <w:rFonts w:ascii="Times New Roman" w:hAnsi="Times New Roman" w:cs="Times New Roman"/>
-        </w:rPr>
-        <w:t xml:space="preserve">; </w:t>
-      </w:r>
-      <w:r>
-        <w:rPr>
-          <w:rFonts w:ascii="Times New Roman" w:hAnsi="Times New Roman" w:cs="Times New Roman"/>
-        </w:rPr>
-        <w:t>Schmidt</w:t>
-      </w:r>
-      <w:r>
-        <w:rPr>
-          <w:rFonts w:ascii="Times New Roman" w:hAnsi="Times New Roman" w:cs="Times New Roman"/>
-        </w:rPr>
-        <w:t xml:space="preserve"> &amp; Sommerville, 2011; </w:t>
-      </w:r>
-      <w:r>
-        <w:rPr>
-          <w:rFonts w:ascii="Times New Roman" w:hAnsi="Times New Roman" w:cs="Times New Roman"/>
-        </w:rPr>
-        <w:t>Woo et al., 2017</w:t>
-      </w:r>
-      <w:r>
-        <w:rPr>
-          <w:rFonts w:ascii="Times New Roman" w:hAnsi="Times New Roman" w:cs="Times New Roman"/>
-        </w:rPr>
-        <w:t>), object concepts (e.g.,</w:t>
-      </w:r>
-      <w:r>
-        <w:rPr>
-          <w:rFonts w:ascii="Times New Roman" w:hAnsi="Times New Roman" w:cs="Times New Roman"/>
-        </w:rPr>
-        <w:t xml:space="preserve"> Baillargeon, 1987;</w:t>
-      </w:r>
-      <w:r>
-        <w:rPr>
-          <w:rFonts w:ascii="Times New Roman" w:hAnsi="Times New Roman" w:cs="Times New Roman"/>
-        </w:rPr>
-        <w:t xml:space="preserve"> </w:t>
-      </w:r>
-      <w:r>
-        <w:rPr>
-          <w:rFonts w:ascii="Times New Roman" w:hAnsi="Times New Roman" w:cs="Times New Roman"/>
-        </w:rPr>
-        <w:t xml:space="preserve">Baillargeon et al., 1985; Kellman &amp; </w:t>
-      </w:r>
-      <w:proofErr w:type="spellStart"/>
-      <w:r>
-        <w:rPr>
-          <w:rFonts w:ascii="Times New Roman" w:hAnsi="Times New Roman" w:cs="Times New Roman"/>
-        </w:rPr>
-        <w:t>Spelke</w:t>
-      </w:r>
-      <w:proofErr w:type="spellEnd"/>
-      <w:r>
-        <w:rPr>
-          <w:rFonts w:ascii="Times New Roman" w:hAnsi="Times New Roman" w:cs="Times New Roman"/>
-        </w:rPr>
-        <w:t>, 1983</w:t>
-      </w:r>
-      <w:r>
-        <w:rPr>
-          <w:rFonts w:ascii="Times New Roman" w:hAnsi="Times New Roman" w:cs="Times New Roman"/>
-        </w:rPr>
-        <w:t>; Needham &amp; Baillargeon, 1997</w:t>
-      </w:r>
-      <w:r>
-        <w:rPr>
-          <w:rFonts w:ascii="Times New Roman" w:hAnsi="Times New Roman" w:cs="Times New Roman"/>
-        </w:rPr>
-        <w:t>)</w:t>
-      </w:r>
-      <w:r>
-        <w:rPr>
-          <w:rFonts w:ascii="Times New Roman" w:hAnsi="Times New Roman" w:cs="Times New Roman"/>
-        </w:rPr>
         <w:t xml:space="preserve">, </w:t>
       </w:r>
       <w:r>
@@ -770,20 +714,12 @@
         </w:rPr>
         <w:t xml:space="preserve"> (e.g., </w:t>
       </w:r>
-      <w:proofErr w:type="spellStart"/>
       <w:r>
         <w:rPr>
           <w:rFonts w:ascii="Times New Roman" w:hAnsi="Times New Roman" w:cs="Times New Roman"/>
         </w:rPr>
         <w:lastRenderedPageBreak/>
-        <w:t>Kotovsky</w:t>
-      </w:r>
-      <w:proofErr w:type="spellEnd"/>
-      <w:r>
-        <w:rPr>
-          <w:rFonts w:ascii="Times New Roman" w:hAnsi="Times New Roman" w:cs="Times New Roman"/>
-        </w:rPr>
-        <w:t xml:space="preserve"> &amp; Baillargeon, 1998</w:t>
+        <w:t>Kotovsky &amp; Baillargeon, 1998</w:t>
       </w:r>
       <w:r>
         <w:rPr>
@@ -795,21 +731,7 @@
         <w:rPr>
           <w:rFonts w:ascii="Times New Roman" w:hAnsi="Times New Roman" w:cs="Times New Roman"/>
         </w:rPr>
-        <w:t xml:space="preserve">; </w:t>
-      </w:r>
-      <w:proofErr w:type="spellStart"/>
-      <w:r>
-        <w:rPr>
-          <w:rFonts w:ascii="Times New Roman" w:hAnsi="Times New Roman" w:cs="Times New Roman"/>
-        </w:rPr>
-        <w:t>Muentener</w:t>
-      </w:r>
-      <w:proofErr w:type="spellEnd"/>
-      <w:r>
-        <w:rPr>
-          <w:rFonts w:ascii="Times New Roman" w:hAnsi="Times New Roman" w:cs="Times New Roman"/>
-        </w:rPr>
-        <w:t xml:space="preserve"> &amp; Carey, 2010</w:t>
+        <w:t>; Muentener &amp; Carey, 2010</w:t>
       </w:r>
       <w:r>
         <w:rPr>
@@ -903,14 +825,7 @@
         <w:rPr>
           <w:rFonts w:ascii="Times New Roman" w:hAnsi="Times New Roman" w:cs="Times New Roman"/>
         </w:rPr>
-        <w:t xml:space="preserve">Two of the first studies to use the </w:t>
-      </w:r>
-      <w:proofErr w:type="spellStart"/>
-      <w:r>
-        <w:rPr>
-          <w:rFonts w:ascii="Times New Roman" w:hAnsi="Times New Roman" w:cs="Times New Roman"/>
-        </w:rPr>
-        <w:t>V</w:t>
+        <w:t>Two of the first studies to use the V</w:t>
       </w:r>
       <w:r>
         <w:rPr>
@@ -922,14 +837,7 @@
         <w:rPr>
           <w:rFonts w:ascii="Times New Roman" w:hAnsi="Times New Roman" w:cs="Times New Roman"/>
         </w:rPr>
-        <w:t>E</w:t>
-      </w:r>
-      <w:proofErr w:type="spellEnd"/>
-      <w:r>
-        <w:rPr>
-          <w:rFonts w:ascii="Times New Roman" w:hAnsi="Times New Roman" w:cs="Times New Roman"/>
-        </w:rPr>
-        <w:t xml:space="preserve"> method to </w:t>
+        <w:t xml:space="preserve">E method to </w:t>
       </w:r>
       <w:r>
         <w:rPr>
@@ -965,21 +873,7 @@
         <w:rPr>
           <w:rFonts w:ascii="Times New Roman" w:hAnsi="Times New Roman" w:cs="Times New Roman"/>
         </w:rPr>
-        <w:t xml:space="preserve"> by Gergely et al. (1995) and </w:t>
-      </w:r>
-      <w:proofErr w:type="spellStart"/>
-      <w:r>
-        <w:rPr>
-          <w:rFonts w:ascii="Times New Roman" w:hAnsi="Times New Roman" w:cs="Times New Roman"/>
-        </w:rPr>
-        <w:t>Csibra</w:t>
-      </w:r>
-      <w:proofErr w:type="spellEnd"/>
-      <w:r>
-        <w:rPr>
-          <w:rFonts w:ascii="Times New Roman" w:hAnsi="Times New Roman" w:cs="Times New Roman"/>
-        </w:rPr>
-        <w:t xml:space="preserve"> et al. (1999).</w:t>
+        <w:t xml:space="preserve"> by Gergely et al. (1995) and Csibra et al. (1999).</w:t>
       </w:r>
       <w:r>
         <w:rPr>
@@ -1221,63 +1115,7 @@
         <w:rPr>
           <w:rFonts w:ascii="Times New Roman" w:hAnsi="Times New Roman" w:cs="Times New Roman"/>
         </w:rPr>
-        <w:t xml:space="preserve">This finding has since been extended in important ways. For example, it is now known that infants’ expectation for efficient actions applies not only to people (e.g., Phillips &amp; Wellman, 2005; </w:t>
-      </w:r>
-      <w:proofErr w:type="spellStart"/>
-      <w:r>
-        <w:rPr>
-          <w:rFonts w:ascii="Times New Roman" w:hAnsi="Times New Roman" w:cs="Times New Roman"/>
-        </w:rPr>
-        <w:t>Sodian</w:t>
-      </w:r>
-      <w:proofErr w:type="spellEnd"/>
-      <w:r>
-        <w:rPr>
-          <w:rFonts w:ascii="Times New Roman" w:hAnsi="Times New Roman" w:cs="Times New Roman"/>
-        </w:rPr>
-        <w:t xml:space="preserve"> et al., 2004; Woodward &amp; Sommerville, 2000) and animals (e.g., Schwier et al., 2006) but also to geometric shapes (</w:t>
-      </w:r>
-      <w:proofErr w:type="spellStart"/>
-      <w:r>
-        <w:rPr>
-          <w:rFonts w:ascii="Times New Roman" w:hAnsi="Times New Roman" w:cs="Times New Roman"/>
-        </w:rPr>
-        <w:t>Csibra</w:t>
-      </w:r>
-      <w:proofErr w:type="spellEnd"/>
-      <w:r>
-        <w:rPr>
-          <w:rFonts w:ascii="Times New Roman" w:hAnsi="Times New Roman" w:cs="Times New Roman"/>
-        </w:rPr>
-        <w:t xml:space="preserve"> et al., 2003; Gergely et al., 1995) and inanimate objects such as robots (</w:t>
-      </w:r>
-      <w:proofErr w:type="spellStart"/>
-      <w:r>
-        <w:rPr>
-          <w:rFonts w:ascii="Times New Roman" w:hAnsi="Times New Roman" w:cs="Times New Roman"/>
-        </w:rPr>
-        <w:t>Kamewari</w:t>
-      </w:r>
-      <w:proofErr w:type="spellEnd"/>
-      <w:r>
-        <w:rPr>
-          <w:rFonts w:ascii="Times New Roman" w:hAnsi="Times New Roman" w:cs="Times New Roman"/>
-        </w:rPr>
-        <w:t xml:space="preserve"> et al., 2005). Additionally, although infants fail to distinguish inefficient and efficient actions if the target or goal object is absent (e.g., Phillips &amp; Wellman, 2005), they recognize that two actions can be inefficient (or efficient) even if one is more of one kind than the other (Liu &amp; </w:t>
-      </w:r>
-      <w:proofErr w:type="spellStart"/>
-      <w:r>
-        <w:rPr>
-          <w:rFonts w:ascii="Times New Roman" w:hAnsi="Times New Roman" w:cs="Times New Roman"/>
-        </w:rPr>
-        <w:t>Spelke</w:t>
-      </w:r>
-      <w:proofErr w:type="spellEnd"/>
-      <w:r>
-        <w:rPr>
-          <w:rFonts w:ascii="Times New Roman" w:hAnsi="Times New Roman" w:cs="Times New Roman"/>
-        </w:rPr>
-        <w:t>, 2017).</w:t>
+        <w:t>This finding has since been extended in important ways. For example, it is now known that infants’ expectation for efficient actions applies not only to people (e.g., Phillips &amp; Wellman, 2005; Sodian et al., 2004; Woodward &amp; Sommerville, 2000) and animals (e.g., Schwier et al., 2006) but also to geometric shapes (Csibra et al., 2003; Gergely et al., 1995) and inanimate objects such as robots (Kamewari et al., 2005). Additionally, although infants fail to distinguish inefficient and efficient actions if the target or goal object is absent (e.g., Phillips &amp; Wellman, 2005), they recognize that two actions can be inefficient (or efficient) even if one is more of one kind than the other (Liu &amp; Spelke, 2017).</w:t>
       </w:r>
       <w:r>
         <w:rPr>
@@ -1566,21 +1404,7 @@
         <w:rPr>
           <w:rFonts w:ascii="Times New Roman" w:hAnsi="Times New Roman" w:cs="Times New Roman"/>
         </w:rPr>
-        <w:t xml:space="preserve"> (e.g., Carey, 2009; </w:t>
-      </w:r>
-      <w:proofErr w:type="spellStart"/>
-      <w:r>
-        <w:rPr>
-          <w:rFonts w:ascii="Times New Roman" w:hAnsi="Times New Roman" w:cs="Times New Roman"/>
-        </w:rPr>
-        <w:t>Spelke</w:t>
-      </w:r>
-      <w:proofErr w:type="spellEnd"/>
-      <w:r>
-        <w:rPr>
-          <w:rFonts w:ascii="Times New Roman" w:hAnsi="Times New Roman" w:cs="Times New Roman"/>
-        </w:rPr>
-        <w:t>, 2022)</w:t>
+        <w:t xml:space="preserve"> (e.g., Carey, 2009; Spelke, 2022)</w:t>
       </w:r>
       <w:r>
         <w:rPr>
@@ -1695,41 +1519,13 @@
         <w:rPr>
           <w:rFonts w:ascii="Times New Roman" w:hAnsi="Times New Roman" w:cs="Times New Roman"/>
         </w:rPr>
-        <w:t>(</w:t>
-      </w:r>
-      <w:proofErr w:type="spellStart"/>
-      <w:r>
-        <w:rPr>
-          <w:rFonts w:ascii="Times New Roman" w:hAnsi="Times New Roman" w:cs="Times New Roman"/>
-        </w:rPr>
-        <w:t>Csibra</w:t>
-      </w:r>
-      <w:proofErr w:type="spellEnd"/>
-      <w:r>
-        <w:rPr>
-          <w:rFonts w:ascii="Times New Roman" w:hAnsi="Times New Roman" w:cs="Times New Roman"/>
-        </w:rPr>
-        <w:t xml:space="preserve"> &amp; Gergely, 1998; </w:t>
-      </w:r>
-      <w:r>
-        <w:rPr>
-          <w:rFonts w:ascii="Times New Roman" w:hAnsi="Times New Roman" w:cs="Times New Roman"/>
-        </w:rPr>
-        <w:t xml:space="preserve">Gergely &amp; </w:t>
-      </w:r>
-      <w:proofErr w:type="spellStart"/>
-      <w:r>
-        <w:rPr>
-          <w:rFonts w:ascii="Times New Roman" w:hAnsi="Times New Roman" w:cs="Times New Roman"/>
-        </w:rPr>
-        <w:t>Csibra</w:t>
-      </w:r>
-      <w:proofErr w:type="spellEnd"/>
-      <w:r>
-        <w:rPr>
-          <w:rFonts w:ascii="Times New Roman" w:hAnsi="Times New Roman" w:cs="Times New Roman"/>
-        </w:rPr>
-        <w:t>, 2003</w:t>
+        <w:t xml:space="preserve">(Csibra &amp; Gergely, 1998; </w:t>
+      </w:r>
+      <w:r>
+        <w:rPr>
+          <w:rFonts w:ascii="Times New Roman" w:hAnsi="Times New Roman" w:cs="Times New Roman"/>
+        </w:rPr>
+        <w:t>Gergely &amp; Csibra, 2003</w:t>
       </w:r>
       <w:r>
         <w:rPr>
@@ -2968,21 +2764,7 @@
         <w:rPr>
           <w:rFonts w:ascii="Times New Roman" w:hAnsi="Times New Roman" w:cs="Times New Roman"/>
         </w:rPr>
-        <w:t xml:space="preserve"> see </w:t>
-      </w:r>
-      <w:proofErr w:type="spellStart"/>
-      <w:r>
-        <w:rPr>
-          <w:rFonts w:ascii="Times New Roman" w:hAnsi="Times New Roman" w:cs="Times New Roman"/>
-        </w:rPr>
-        <w:t>Spelke</w:t>
-      </w:r>
-      <w:proofErr w:type="spellEnd"/>
-      <w:r>
-        <w:rPr>
-          <w:rFonts w:ascii="Times New Roman" w:hAnsi="Times New Roman" w:cs="Times New Roman"/>
-        </w:rPr>
-        <w:t>, 2022).</w:t>
+        <w:t xml:space="preserve"> see Spelke, 2022).</w:t>
       </w:r>
       <w:r>
         <w:rPr>
@@ -3581,25 +3363,7 @@
           <w:b/>
           <w:bCs/>
         </w:rPr>
-        <w:t xml:space="preserve">studies that employ the </w:t>
-      </w:r>
-      <w:proofErr w:type="spellStart"/>
-      <w:r>
-        <w:rPr>
-          <w:rFonts w:ascii="Times New Roman" w:hAnsi="Times New Roman" w:cs="Times New Roman"/>
-          <w:b/>
-          <w:bCs/>
-        </w:rPr>
-        <w:t>VoE</w:t>
-      </w:r>
-      <w:proofErr w:type="spellEnd"/>
-      <w:r>
-        <w:rPr>
-          <w:rFonts w:ascii="Times New Roman" w:hAnsi="Times New Roman" w:cs="Times New Roman"/>
-          <w:b/>
-          <w:bCs/>
-        </w:rPr>
-        <w:t xml:space="preserve"> paradigm</w:t>
+        <w:t>studies that employ the VoE paradigm</w:t>
       </w:r>
     </w:p>
     <w:p>
@@ -3651,49 +3415,7 @@
         <w:rPr>
           <w:rFonts w:ascii="Times New Roman" w:hAnsi="Times New Roman" w:cs="Times New Roman"/>
         </w:rPr>
-        <w:t xml:space="preserve">Quinn &amp; </w:t>
-      </w:r>
-      <w:proofErr w:type="spellStart"/>
-      <w:r>
-        <w:rPr>
-          <w:rFonts w:ascii="Times New Roman" w:hAnsi="Times New Roman" w:cs="Times New Roman"/>
-        </w:rPr>
-        <w:t>Eimas</w:t>
-      </w:r>
-      <w:proofErr w:type="spellEnd"/>
-      <w:r>
-        <w:rPr>
-          <w:rFonts w:ascii="Times New Roman" w:hAnsi="Times New Roman" w:cs="Times New Roman"/>
-        </w:rPr>
-        <w:t xml:space="preserve">, 1997; </w:t>
-      </w:r>
-      <w:proofErr w:type="spellStart"/>
-      <w:r>
-        <w:rPr>
-          <w:rFonts w:ascii="Times New Roman" w:hAnsi="Times New Roman" w:cs="Times New Roman"/>
-        </w:rPr>
-        <w:t>Rakison</w:t>
-      </w:r>
-      <w:proofErr w:type="spellEnd"/>
-      <w:r>
-        <w:rPr>
-          <w:rFonts w:ascii="Times New Roman" w:hAnsi="Times New Roman" w:cs="Times New Roman"/>
-        </w:rPr>
-        <w:t xml:space="preserve"> &amp; </w:t>
-      </w:r>
-      <w:proofErr w:type="spellStart"/>
-      <w:r>
-        <w:rPr>
-          <w:rFonts w:ascii="Times New Roman" w:hAnsi="Times New Roman" w:cs="Times New Roman"/>
-        </w:rPr>
-        <w:t>Lupyan</w:t>
-      </w:r>
-      <w:proofErr w:type="spellEnd"/>
-      <w:r>
-        <w:rPr>
-          <w:rFonts w:ascii="Times New Roman" w:hAnsi="Times New Roman" w:cs="Times New Roman"/>
-        </w:rPr>
-        <w:t>, 2008</w:t>
+        <w:t>Quinn &amp; Eimas, 1997; Rakison &amp; Lupyan, 2008</w:t>
       </w:r>
       <w:r>
         <w:rPr>
@@ -3747,21 +3469,7 @@
         <w:rPr>
           <w:rFonts w:ascii="Times New Roman" w:hAnsi="Times New Roman" w:cs="Times New Roman"/>
         </w:rPr>
-        <w:t xml:space="preserve">in </w:t>
-      </w:r>
-      <w:proofErr w:type="spellStart"/>
-      <w:r>
-        <w:rPr>
-          <w:rFonts w:ascii="Times New Roman" w:hAnsi="Times New Roman" w:cs="Times New Roman"/>
-        </w:rPr>
-        <w:t>VoE</w:t>
-      </w:r>
-      <w:proofErr w:type="spellEnd"/>
-      <w:r>
-        <w:rPr>
-          <w:rFonts w:ascii="Times New Roman" w:hAnsi="Times New Roman" w:cs="Times New Roman"/>
-        </w:rPr>
-        <w:t xml:space="preserve"> studies</w:t>
+        <w:t>in VoE studies</w:t>
       </w:r>
       <w:r>
         <w:rPr>
@@ -4002,21 +3710,7 @@
         <w:rPr>
           <w:rFonts w:ascii="Times New Roman" w:hAnsi="Times New Roman" w:cs="Times New Roman"/>
         </w:rPr>
-        <w:t xml:space="preserve"> concepts for animates and </w:t>
-      </w:r>
-      <w:proofErr w:type="spellStart"/>
-      <w:r>
-        <w:rPr>
-          <w:rFonts w:ascii="Times New Roman" w:hAnsi="Times New Roman" w:cs="Times New Roman"/>
-        </w:rPr>
-        <w:t>inanimates</w:t>
-      </w:r>
-      <w:proofErr w:type="spellEnd"/>
-      <w:r>
-        <w:rPr>
-          <w:rFonts w:ascii="Times New Roman" w:hAnsi="Times New Roman" w:cs="Times New Roman"/>
-        </w:rPr>
-        <w:t xml:space="preserve"> are formed much more slowly than the available data may suggest.</w:t>
+        <w:t xml:space="preserve"> concepts for animates and inanimates are formed much more slowly than the available data may suggest.</w:t>
       </w:r>
       <w:r>
         <w:rPr>
@@ -4058,21 +3752,7 @@
         <w:rPr>
           <w:rFonts w:ascii="Times New Roman" w:hAnsi="Times New Roman" w:cs="Times New Roman"/>
         </w:rPr>
-        <w:t xml:space="preserve"> that infants’ behaviors in </w:t>
-      </w:r>
-      <w:proofErr w:type="spellStart"/>
-      <w:r>
-        <w:rPr>
-          <w:rFonts w:ascii="Times New Roman" w:hAnsi="Times New Roman" w:cs="Times New Roman"/>
-        </w:rPr>
-        <w:t>VoE</w:t>
-      </w:r>
-      <w:proofErr w:type="spellEnd"/>
-      <w:r>
-        <w:rPr>
-          <w:rFonts w:ascii="Times New Roman" w:hAnsi="Times New Roman" w:cs="Times New Roman"/>
-        </w:rPr>
-        <w:t xml:space="preserve"> studies do not reflect sophisticated adult-like abilities</w:t>
+        <w:t xml:space="preserve"> that infants’ behaviors in VoE studies do not reflect sophisticated adult-like abilities</w:t>
       </w:r>
       <w:r>
         <w:rPr>
@@ -4280,21 +3960,7 @@
         <w:rPr>
           <w:rFonts w:ascii="Times New Roman" w:hAnsi="Times New Roman" w:cs="Times New Roman"/>
         </w:rPr>
-        <w:t xml:space="preserve">infants’ looking behaviors in </w:t>
-      </w:r>
-      <w:proofErr w:type="spellStart"/>
-      <w:r>
-        <w:rPr>
-          <w:rFonts w:ascii="Times New Roman" w:hAnsi="Times New Roman" w:cs="Times New Roman"/>
-        </w:rPr>
-        <w:t>VoE</w:t>
-      </w:r>
-      <w:proofErr w:type="spellEnd"/>
-      <w:r>
-        <w:rPr>
-          <w:rFonts w:ascii="Times New Roman" w:hAnsi="Times New Roman" w:cs="Times New Roman"/>
-        </w:rPr>
-        <w:t xml:space="preserve"> studies, it can </w:t>
+        <w:t xml:space="preserve">infants’ looking behaviors in VoE studies, it can </w:t>
       </w:r>
       <w:r>
         <w:rPr>
@@ -5024,21 +4690,7 @@
         <w:rPr>
           <w:rFonts w:ascii="Times New Roman" w:hAnsi="Times New Roman" w:cs="Times New Roman"/>
         </w:rPr>
-        <w:t xml:space="preserve"> other </w:t>
-      </w:r>
-      <w:proofErr w:type="spellStart"/>
-      <w:r>
-        <w:rPr>
-          <w:rFonts w:ascii="Times New Roman" w:hAnsi="Times New Roman" w:cs="Times New Roman"/>
-        </w:rPr>
-        <w:t>VoE</w:t>
-      </w:r>
-      <w:proofErr w:type="spellEnd"/>
-      <w:r>
-        <w:rPr>
-          <w:rFonts w:ascii="Times New Roman" w:hAnsi="Times New Roman" w:cs="Times New Roman"/>
-        </w:rPr>
-        <w:t xml:space="preserve"> studies</w:t>
+        <w:t xml:space="preserve"> other VoE studies</w:t>
       </w:r>
       <w:r>
         <w:rPr>
@@ -5278,21 +4930,7 @@
         <w:rPr>
           <w:rFonts w:ascii="Times New Roman" w:hAnsi="Times New Roman" w:cs="Times New Roman"/>
         </w:rPr>
-        <w:t xml:space="preserve"> </w:t>
-      </w:r>
-      <w:proofErr w:type="spellStart"/>
-      <w:r>
-        <w:rPr>
-          <w:rFonts w:ascii="Times New Roman" w:hAnsi="Times New Roman" w:cs="Times New Roman"/>
-        </w:rPr>
-        <w:t>Schlingloff</w:t>
-      </w:r>
-      <w:proofErr w:type="spellEnd"/>
-      <w:r>
-        <w:rPr>
-          <w:rFonts w:ascii="Times New Roman" w:hAnsi="Times New Roman" w:cs="Times New Roman"/>
-        </w:rPr>
-        <w:t xml:space="preserve"> et al., 2020)</w:t>
+        <w:t xml:space="preserve"> Schlingloff et al., 2020)</w:t>
       </w:r>
       <w:r>
         <w:rPr>
@@ -5376,21 +5014,7 @@
         <w:rPr>
           <w:rFonts w:ascii="Times New Roman" w:hAnsi="Times New Roman" w:cs="Times New Roman"/>
         </w:rPr>
-        <w:t xml:space="preserve">(e.g., Powell &amp; </w:t>
-      </w:r>
-      <w:proofErr w:type="spellStart"/>
-      <w:r>
-        <w:rPr>
-          <w:rFonts w:ascii="Times New Roman" w:hAnsi="Times New Roman" w:cs="Times New Roman"/>
-        </w:rPr>
-        <w:t>Spelke</w:t>
-      </w:r>
-      <w:proofErr w:type="spellEnd"/>
-      <w:r>
-        <w:rPr>
-          <w:rFonts w:ascii="Times New Roman" w:hAnsi="Times New Roman" w:cs="Times New Roman"/>
-        </w:rPr>
-        <w:t>, 2018),</w:t>
+        <w:t>(e.g., Powell &amp; Spelke, 2018),</w:t>
       </w:r>
       <w:r>
         <w:rPr>
@@ -5661,21 +5285,7 @@
         <w:rPr>
           <w:rFonts w:ascii="Times New Roman" w:hAnsi="Times New Roman" w:cs="Times New Roman"/>
         </w:rPr>
-        <w:t xml:space="preserve"> </w:t>
-      </w:r>
-      <w:proofErr w:type="spellStart"/>
-      <w:r>
-        <w:rPr>
-          <w:rFonts w:ascii="Times New Roman" w:hAnsi="Times New Roman" w:cs="Times New Roman"/>
-        </w:rPr>
-        <w:t>Bogartz</w:t>
-      </w:r>
-      <w:proofErr w:type="spellEnd"/>
-      <w:r>
-        <w:rPr>
-          <w:rFonts w:ascii="Times New Roman" w:hAnsi="Times New Roman" w:cs="Times New Roman"/>
-        </w:rPr>
-        <w:t xml:space="preserve"> et al., 2000;</w:t>
+        <w:t xml:space="preserve"> Bogartz et al., 2000;</w:t>
       </w:r>
       <w:r>
         <w:rPr>
@@ -5877,21 +5487,7 @@
         <w:rPr>
           <w:rFonts w:ascii="Times New Roman" w:hAnsi="Times New Roman" w:cs="Times New Roman"/>
         </w:rPr>
-        <w:t xml:space="preserve"> infants’ looking behaviors in </w:t>
-      </w:r>
-      <w:proofErr w:type="spellStart"/>
-      <w:r>
-        <w:rPr>
-          <w:rFonts w:ascii="Times New Roman" w:hAnsi="Times New Roman" w:cs="Times New Roman"/>
-        </w:rPr>
-        <w:t>VoE</w:t>
-      </w:r>
-      <w:proofErr w:type="spellEnd"/>
-      <w:r>
-        <w:rPr>
-          <w:rFonts w:ascii="Times New Roman" w:hAnsi="Times New Roman" w:cs="Times New Roman"/>
-        </w:rPr>
-        <w:t xml:space="preserve"> studies. Instead, these accounts </w:t>
+        <w:t xml:space="preserve"> infants’ looking behaviors in VoE studies. Instead, these accounts </w:t>
       </w:r>
       <w:r>
         <w:rPr>
@@ -6165,21 +5761,7 @@
         <w:rPr>
           <w:rFonts w:ascii="Times New Roman" w:hAnsi="Times New Roman" w:cs="Times New Roman"/>
         </w:rPr>
-        <w:t xml:space="preserve"> has shown, there have been many attempts to explain infants’ looking behaviors in </w:t>
-      </w:r>
-      <w:proofErr w:type="spellStart"/>
-      <w:r>
-        <w:rPr>
-          <w:rFonts w:ascii="Times New Roman" w:hAnsi="Times New Roman" w:cs="Times New Roman"/>
-        </w:rPr>
-        <w:t>VoE</w:t>
-      </w:r>
-      <w:proofErr w:type="spellEnd"/>
-      <w:r>
-        <w:rPr>
-          <w:rFonts w:ascii="Times New Roman" w:hAnsi="Times New Roman" w:cs="Times New Roman"/>
-        </w:rPr>
-        <w:t xml:space="preserve"> studies from a lean perspective. However, efforts to explain </w:t>
+        <w:t xml:space="preserve"> has shown, there have been many attempts to explain infants’ looking behaviors in VoE studies from a lean perspective. However, efforts to explain </w:t>
       </w:r>
       <w:r>
         <w:rPr>
@@ -6272,19 +5854,11 @@
         </w:rPr>
         <w:t xml:space="preserve">proposal put forward by </w:t>
       </w:r>
-      <w:proofErr w:type="spellStart"/>
-      <w:r>
-        <w:rPr>
-          <w:rFonts w:ascii="Times New Roman" w:hAnsi="Times New Roman" w:cs="Times New Roman"/>
-        </w:rPr>
-        <w:t>Overwalle</w:t>
-      </w:r>
-      <w:proofErr w:type="spellEnd"/>
-      <w:r>
-        <w:rPr>
-          <w:rFonts w:ascii="Times New Roman" w:hAnsi="Times New Roman" w:cs="Times New Roman"/>
-        </w:rPr>
-        <w:t xml:space="preserve"> (2010)</w:t>
+      <w:r>
+        <w:rPr>
+          <w:rFonts w:ascii="Times New Roman" w:hAnsi="Times New Roman" w:cs="Times New Roman"/>
+        </w:rPr>
+        <w:t>Overwalle (2010)</w:t>
       </w:r>
       <w:r>
         <w:rPr>
@@ -6334,19 +5908,11 @@
         </w:rPr>
         <w:t xml:space="preserve"> of efficiency—</w:t>
       </w:r>
-      <w:proofErr w:type="spellStart"/>
-      <w:r>
-        <w:rPr>
-          <w:rFonts w:ascii="Times New Roman" w:hAnsi="Times New Roman" w:cs="Times New Roman"/>
-        </w:rPr>
-        <w:t>Overwalle’s</w:t>
-      </w:r>
-      <w:proofErr w:type="spellEnd"/>
-      <w:r>
-        <w:rPr>
-          <w:rFonts w:ascii="Times New Roman" w:hAnsi="Times New Roman" w:cs="Times New Roman"/>
-        </w:rPr>
-        <w:t xml:space="preserve"> (2010) position</w:t>
+      <w:r>
+        <w:rPr>
+          <w:rFonts w:ascii="Times New Roman" w:hAnsi="Times New Roman" w:cs="Times New Roman"/>
+        </w:rPr>
+        <w:t>Overwalle’s (2010) position</w:t>
       </w:r>
       <w:r>
         <w:rPr>
@@ -6436,21 +6002,7 @@
         <w:rPr>
           <w:rFonts w:ascii="Times New Roman" w:hAnsi="Times New Roman" w:cs="Times New Roman"/>
         </w:rPr>
-        <w:t xml:space="preserve">. </w:t>
-      </w:r>
-      <w:proofErr w:type="spellStart"/>
-      <w:r>
-        <w:rPr>
-          <w:rFonts w:ascii="Times New Roman" w:hAnsi="Times New Roman" w:cs="Times New Roman"/>
-        </w:rPr>
-        <w:t>Overwalle</w:t>
-      </w:r>
-      <w:proofErr w:type="spellEnd"/>
-      <w:r>
-        <w:rPr>
-          <w:rFonts w:ascii="Times New Roman" w:hAnsi="Times New Roman" w:cs="Times New Roman"/>
-        </w:rPr>
-        <w:t xml:space="preserve"> (2010) argued that </w:t>
+        <w:t xml:space="preserve">. Overwalle (2010) argued that </w:t>
       </w:r>
       <w:r>
         <w:rPr>
@@ -6572,19 +6124,11 @@
         </w:rPr>
         <w:t xml:space="preserve">unfolds. A potentially helpful way to capture </w:t>
       </w:r>
-      <w:proofErr w:type="spellStart"/>
-      <w:r>
-        <w:rPr>
-          <w:rFonts w:ascii="Times New Roman" w:hAnsi="Times New Roman" w:cs="Times New Roman"/>
-        </w:rPr>
-        <w:t>Overwalle’s</w:t>
-      </w:r>
-      <w:proofErr w:type="spellEnd"/>
-      <w:r>
-        <w:rPr>
-          <w:rFonts w:ascii="Times New Roman" w:hAnsi="Times New Roman" w:cs="Times New Roman"/>
-        </w:rPr>
-        <w:t xml:space="preserve"> perspective is to </w:t>
+      <w:r>
+        <w:rPr>
+          <w:rFonts w:ascii="Times New Roman" w:hAnsi="Times New Roman" w:cs="Times New Roman"/>
+        </w:rPr>
+        <w:t xml:space="preserve">Overwalle’s perspective is to </w:t>
       </w:r>
       <w:r>
         <w:rPr>
@@ -6666,21 +6210,7 @@
         <w:rPr>
           <w:rFonts w:ascii="Times New Roman" w:hAnsi="Times New Roman" w:cs="Times New Roman"/>
         </w:rPr>
-        <w:t xml:space="preserve"> </w:t>
-      </w:r>
-      <w:proofErr w:type="spellStart"/>
-      <w:r>
-        <w:rPr>
-          <w:rFonts w:ascii="Times New Roman" w:hAnsi="Times New Roman" w:cs="Times New Roman"/>
-        </w:rPr>
-        <w:t>Overwalle</w:t>
-      </w:r>
-      <w:proofErr w:type="spellEnd"/>
-      <w:r>
-        <w:rPr>
-          <w:rFonts w:ascii="Times New Roman" w:hAnsi="Times New Roman" w:cs="Times New Roman"/>
-        </w:rPr>
-        <w:t xml:space="preserve"> (2010)</w:t>
+        <w:t xml:space="preserve"> Overwalle (2010)</w:t>
       </w:r>
       <w:r>
         <w:rPr>
@@ -6801,21 +6331,7 @@
         <w:rPr>
           <w:rFonts w:ascii="Times New Roman" w:hAnsi="Times New Roman" w:cs="Times New Roman"/>
         </w:rPr>
-        <w:t xml:space="preserve"> stipulated by </w:t>
-      </w:r>
-      <w:proofErr w:type="spellStart"/>
-      <w:r>
-        <w:rPr>
-          <w:rFonts w:ascii="Times New Roman" w:hAnsi="Times New Roman" w:cs="Times New Roman"/>
-        </w:rPr>
-        <w:t>Overwalle’s</w:t>
-      </w:r>
-      <w:proofErr w:type="spellEnd"/>
-      <w:r>
-        <w:rPr>
-          <w:rFonts w:ascii="Times New Roman" w:hAnsi="Times New Roman" w:cs="Times New Roman"/>
-        </w:rPr>
-        <w:t xml:space="preserve"> (2010) account</w:t>
+        <w:t xml:space="preserve"> stipulated by Overwalle’s (2010) account</w:t>
       </w:r>
       <w:r>
         <w:rPr>
@@ -7001,21 +6517,7 @@
         <w:rPr>
           <w:rFonts w:ascii="Times New Roman" w:hAnsi="Times New Roman" w:cs="Times New Roman"/>
         </w:rPr>
-        <w:t xml:space="preserve">Greater activation of these units was interpreted as lower looking times. </w:t>
-      </w:r>
-      <w:proofErr w:type="spellStart"/>
-      <w:r>
-        <w:rPr>
-          <w:rFonts w:ascii="Times New Roman" w:hAnsi="Times New Roman" w:cs="Times New Roman"/>
-        </w:rPr>
-        <w:t>Overwalle</w:t>
-      </w:r>
-      <w:proofErr w:type="spellEnd"/>
-      <w:r>
-        <w:rPr>
-          <w:rFonts w:ascii="Times New Roman" w:hAnsi="Times New Roman" w:cs="Times New Roman"/>
-        </w:rPr>
-        <w:t xml:space="preserve"> (2010) found that networks in the Experimental condition produced less activation (i.e., greater looking) to the </w:t>
+        <w:t xml:space="preserve">Greater activation of these units was interpreted as lower looking times. Overwalle (2010) found that networks in the Experimental condition produced less activation (i.e., greater looking) to the </w:t>
       </w:r>
       <w:r>
         <w:rPr>
@@ -7045,21 +6547,7 @@
         <w:rPr>
           <w:rFonts w:ascii="Times New Roman" w:hAnsi="Times New Roman" w:cs="Times New Roman"/>
         </w:rPr>
-        <w:t xml:space="preserve">. These results mirror infants’ looking performance in Gergely et al. (1995). The fact that the model’s performance mirrored infants’ suggests that </w:t>
-      </w:r>
-      <w:proofErr w:type="spellStart"/>
-      <w:r>
-        <w:rPr>
-          <w:rFonts w:ascii="Times New Roman" w:hAnsi="Times New Roman" w:cs="Times New Roman"/>
-        </w:rPr>
-        <w:t>Overwalle’s</w:t>
-      </w:r>
-      <w:proofErr w:type="spellEnd"/>
-      <w:r>
-        <w:rPr>
-          <w:rFonts w:ascii="Times New Roman" w:hAnsi="Times New Roman" w:cs="Times New Roman"/>
-        </w:rPr>
-        <w:t xml:space="preserve"> account is sufficient to explain how infants process efficient and inefficient actions</w:t>
+        <w:t>. These results mirror infants’ looking performance in Gergely et al. (1995). The fact that the model’s performance mirrored infants’ suggests that Overwalle’s account is sufficient to explain how infants process efficient and inefficient actions</w:t>
       </w:r>
       <w:r>
         <w:rPr>
@@ -7113,19 +6601,11 @@
         </w:rPr>
         <w:t xml:space="preserve"> </w:t>
       </w:r>
-      <w:proofErr w:type="spellStart"/>
-      <w:r>
-        <w:rPr>
-          <w:rFonts w:ascii="Times New Roman" w:hAnsi="Times New Roman" w:cs="Times New Roman"/>
-        </w:rPr>
-        <w:t>Overwalle’s</w:t>
-      </w:r>
-      <w:proofErr w:type="spellEnd"/>
-      <w:r>
-        <w:rPr>
-          <w:rFonts w:ascii="Times New Roman" w:hAnsi="Times New Roman" w:cs="Times New Roman"/>
-        </w:rPr>
-        <w:t xml:space="preserve"> (2010) account is sufficient to explain how infants process efficient and inefficient actions</w:t>
+      <w:r>
+        <w:rPr>
+          <w:rFonts w:ascii="Times New Roman" w:hAnsi="Times New Roman" w:cs="Times New Roman"/>
+        </w:rPr>
+        <w:t>Overwalle’s (2010) account is sufficient to explain how infants process efficient and inefficient actions</w:t>
       </w:r>
       <w:r>
         <w:rPr>
@@ -7161,21 +6641,7 @@
         <w:rPr>
           <w:rFonts w:ascii="Times New Roman" w:hAnsi="Times New Roman" w:cs="Times New Roman"/>
         </w:rPr>
-        <w:t xml:space="preserve">One reason is that </w:t>
-      </w:r>
-      <w:proofErr w:type="spellStart"/>
-      <w:r>
-        <w:rPr>
-          <w:rFonts w:ascii="Times New Roman" w:hAnsi="Times New Roman" w:cs="Times New Roman"/>
-        </w:rPr>
-        <w:t>Overwalle’s</w:t>
-      </w:r>
-      <w:proofErr w:type="spellEnd"/>
-      <w:r>
-        <w:rPr>
-          <w:rFonts w:ascii="Times New Roman" w:hAnsi="Times New Roman" w:cs="Times New Roman"/>
-        </w:rPr>
-        <w:t xml:space="preserve"> model</w:t>
+        <w:t>One reason is that Overwalle’s model</w:t>
       </w:r>
       <w:r>
         <w:rPr>
@@ -7314,21 +6780,7 @@
         <w:rPr>
           <w:rFonts w:ascii="Times New Roman" w:eastAsia="Times New Roman" w:hAnsi="Times New Roman" w:cs="Times New Roman"/>
         </w:rPr>
-        <w:t xml:space="preserve"> for a model like that by </w:t>
-      </w:r>
-      <w:proofErr w:type="spellStart"/>
-      <w:r>
-        <w:rPr>
-          <w:rFonts w:ascii="Times New Roman" w:eastAsia="Times New Roman" w:hAnsi="Times New Roman" w:cs="Times New Roman"/>
-        </w:rPr>
-        <w:t>Overwalle</w:t>
-      </w:r>
-      <w:proofErr w:type="spellEnd"/>
-      <w:r>
-        <w:rPr>
-          <w:rFonts w:ascii="Times New Roman" w:eastAsia="Times New Roman" w:hAnsi="Times New Roman" w:cs="Times New Roman"/>
-        </w:rPr>
-        <w:t xml:space="preserve"> (2010)</w:t>
+        <w:t xml:space="preserve"> for a model like that by Overwalle (2010)</w:t>
       </w:r>
       <w:r>
         <w:rPr>
@@ -7364,14 +6816,7 @@
         <w:rPr>
           <w:rFonts w:ascii="Times New Roman" w:eastAsia="Times New Roman" w:hAnsi="Times New Roman" w:cs="Times New Roman"/>
         </w:rPr>
-        <w:t xml:space="preserve"> </w:t>
-      </w:r>
-      <w:proofErr w:type="spellStart"/>
-      <w:r>
-        <w:rPr>
-          <w:rFonts w:ascii="Times New Roman" w:eastAsia="Times New Roman" w:hAnsi="Times New Roman" w:cs="Times New Roman"/>
-        </w:rPr>
-        <w:t>Overwalle</w:t>
+        <w:t xml:space="preserve"> Overwalle</w:t>
       </w:r>
       <w:r>
         <w:rPr>
@@ -7379,7 +6824,6 @@
         </w:rPr>
         <w:t>’s</w:t>
       </w:r>
-      <w:proofErr w:type="spellEnd"/>
       <w:r>
         <w:rPr>
           <w:rFonts w:ascii="Times New Roman" w:eastAsia="Times New Roman" w:hAnsi="Times New Roman" w:cs="Times New Roman"/>
@@ -7410,19 +6854,11 @@
         </w:rPr>
         <w:t xml:space="preserve"> by </w:t>
       </w:r>
-      <w:proofErr w:type="spellStart"/>
-      <w:r>
-        <w:rPr>
-          <w:rFonts w:ascii="Times New Roman" w:hAnsi="Times New Roman" w:cs="Times New Roman"/>
-        </w:rPr>
-        <w:t>Csibra</w:t>
-      </w:r>
-      <w:proofErr w:type="spellEnd"/>
-      <w:r>
-        <w:rPr>
-          <w:rFonts w:ascii="Times New Roman" w:hAnsi="Times New Roman" w:cs="Times New Roman"/>
-        </w:rPr>
-        <w:t xml:space="preserve"> et al. (2003). </w:t>
+      <w:r>
+        <w:rPr>
+          <w:rFonts w:ascii="Times New Roman" w:hAnsi="Times New Roman" w:cs="Times New Roman"/>
+        </w:rPr>
+        <w:t xml:space="preserve">Csibra et al. (2003). </w:t>
       </w:r>
       <w:r>
         <w:rPr>
@@ -7452,35 +6888,7 @@
         <w:rPr>
           <w:rFonts w:ascii="Times New Roman" w:hAnsi="Times New Roman" w:cs="Times New Roman"/>
         </w:rPr>
-        <w:t xml:space="preserve"> behind the </w:t>
-      </w:r>
-      <w:proofErr w:type="spellStart"/>
-      <w:r>
-        <w:rPr>
-          <w:rFonts w:ascii="Times New Roman" w:hAnsi="Times New Roman" w:cs="Times New Roman"/>
-        </w:rPr>
-        <w:t>occluder</w:t>
-      </w:r>
-      <w:proofErr w:type="spellEnd"/>
-      <w:r>
-        <w:rPr>
-          <w:rFonts w:ascii="Times New Roman" w:hAnsi="Times New Roman" w:cs="Times New Roman"/>
-        </w:rPr>
-        <w:t xml:space="preserve"> as it moved to reach the second object. Infants were then shown two test events without the </w:t>
-      </w:r>
-      <w:proofErr w:type="spellStart"/>
-      <w:r>
-        <w:rPr>
-          <w:rFonts w:ascii="Times New Roman" w:hAnsi="Times New Roman" w:cs="Times New Roman"/>
-        </w:rPr>
-        <w:t>occluder</w:t>
-      </w:r>
-      <w:proofErr w:type="spellEnd"/>
-      <w:r>
-        <w:rPr>
-          <w:rFonts w:ascii="Times New Roman" w:hAnsi="Times New Roman" w:cs="Times New Roman"/>
-        </w:rPr>
-        <w:t>. The first object jump</w:t>
+        <w:t xml:space="preserve"> behind the occluder as it moved to reach the second object. Infants were then shown two test events without the occluder. The first object jump</w:t>
       </w:r>
       <w:r>
         <w:rPr>
@@ -7512,19 +6920,11 @@
         </w:rPr>
         <w:t xml:space="preserve">The No-Obstacle test event was identical except that the barrier was missing. </w:t>
       </w:r>
-      <w:proofErr w:type="spellStart"/>
-      <w:r>
-        <w:rPr>
-          <w:rFonts w:ascii="Times New Roman" w:hAnsi="Times New Roman" w:cs="Times New Roman"/>
-        </w:rPr>
-        <w:t>Csibra</w:t>
-      </w:r>
-      <w:proofErr w:type="spellEnd"/>
-      <w:r>
-        <w:rPr>
-          <w:rFonts w:ascii="Times New Roman" w:hAnsi="Times New Roman" w:cs="Times New Roman"/>
-        </w:rPr>
-        <w:t xml:space="preserve"> et al. (2003) found that</w:t>
+      <w:r>
+        <w:rPr>
+          <w:rFonts w:ascii="Times New Roman" w:hAnsi="Times New Roman" w:cs="Times New Roman"/>
+        </w:rPr>
+        <w:t>Csibra et al. (2003) found that</w:t>
       </w:r>
       <w:r>
         <w:rPr>
@@ -7554,21 +6954,7 @@
         <w:rPr>
           <w:rFonts w:ascii="Times New Roman" w:hAnsi="Times New Roman" w:cs="Times New Roman"/>
         </w:rPr>
-        <w:t xml:space="preserve"> </w:t>
-      </w:r>
-      <w:proofErr w:type="spellStart"/>
-      <w:r>
-        <w:rPr>
-          <w:rFonts w:ascii="Times New Roman" w:hAnsi="Times New Roman" w:cs="Times New Roman"/>
-        </w:rPr>
-        <w:t>Overwalle’s</w:t>
-      </w:r>
-      <w:proofErr w:type="spellEnd"/>
-      <w:r>
-        <w:rPr>
-          <w:rFonts w:ascii="Times New Roman" w:hAnsi="Times New Roman" w:cs="Times New Roman"/>
-        </w:rPr>
-        <w:t xml:space="preserve"> (2010)</w:t>
+        <w:t xml:space="preserve"> Overwalle’s (2010)</w:t>
       </w:r>
       <w:r>
         <w:rPr>
@@ -7650,41 +7036,13 @@
         <w:rPr>
           <w:rFonts w:ascii="Times New Roman" w:eastAsia="Times New Roman" w:hAnsi="Times New Roman" w:cs="Times New Roman"/>
         </w:rPr>
-        <w:t xml:space="preserve">The second concern relates to the role that agents and goals play in </w:t>
-      </w:r>
-      <w:proofErr w:type="spellStart"/>
-      <w:r>
-        <w:rPr>
-          <w:rFonts w:ascii="Times New Roman" w:eastAsia="Times New Roman" w:hAnsi="Times New Roman" w:cs="Times New Roman"/>
-        </w:rPr>
-        <w:t>Overwalle’s</w:t>
-      </w:r>
-      <w:proofErr w:type="spellEnd"/>
-      <w:r>
-        <w:rPr>
-          <w:rFonts w:ascii="Times New Roman" w:eastAsia="Times New Roman" w:hAnsi="Times New Roman" w:cs="Times New Roman"/>
-        </w:rPr>
-        <w:t xml:space="preserve"> (2010) account. Although the crux of his position is that infants</w:t>
-      </w:r>
-      <w:r>
-        <w:rPr>
-          <w:rFonts w:ascii="Times New Roman" w:eastAsia="Times New Roman" w:hAnsi="Times New Roman" w:cs="Times New Roman"/>
-        </w:rPr>
-        <w:t xml:space="preserve"> learn through experience that some actions are more efficient ways to achieve goals than others, </w:t>
-      </w:r>
-      <w:proofErr w:type="spellStart"/>
-      <w:r>
-        <w:rPr>
-          <w:rFonts w:ascii="Times New Roman" w:eastAsia="Times New Roman" w:hAnsi="Times New Roman" w:cs="Times New Roman"/>
-        </w:rPr>
-        <w:t>Overwalle’s</w:t>
-      </w:r>
-      <w:proofErr w:type="spellEnd"/>
-      <w:r>
-        <w:rPr>
-          <w:rFonts w:ascii="Times New Roman" w:eastAsia="Times New Roman" w:hAnsi="Times New Roman" w:cs="Times New Roman"/>
-        </w:rPr>
-        <w:t xml:space="preserve"> (2010) perspective nonetheless</w:t>
+        <w:t>The second concern relates to the role that agents and goals play in Overwalle’s (2010) account. Although the crux of his position is that infants</w:t>
+      </w:r>
+      <w:r>
+        <w:rPr>
+          <w:rFonts w:ascii="Times New Roman" w:eastAsia="Times New Roman" w:hAnsi="Times New Roman" w:cs="Times New Roman"/>
+        </w:rPr>
+        <w:t xml:space="preserve"> learn through experience that some actions are more efficient ways to achieve goals than others, Overwalle’s (2010) perspective nonetheless</w:t>
       </w:r>
       <w:r>
         <w:rPr>
@@ -7720,21 +7078,7 @@
         <w:rPr>
           <w:rFonts w:ascii="Times New Roman" w:eastAsia="Times New Roman" w:hAnsi="Times New Roman" w:cs="Times New Roman"/>
         </w:rPr>
-        <w:t xml:space="preserve"> </w:t>
-      </w:r>
-      <w:proofErr w:type="spellStart"/>
-      <w:r>
-        <w:rPr>
-          <w:rFonts w:ascii="Times New Roman" w:eastAsia="Times New Roman" w:hAnsi="Times New Roman" w:cs="Times New Roman"/>
-        </w:rPr>
-        <w:t>Overwalle</w:t>
-      </w:r>
-      <w:proofErr w:type="spellEnd"/>
-      <w:r>
-        <w:rPr>
-          <w:rFonts w:ascii="Times New Roman" w:eastAsia="Times New Roman" w:hAnsi="Times New Roman" w:cs="Times New Roman"/>
-        </w:rPr>
-        <w:t xml:space="preserve"> (2010) does not provide</w:t>
+        <w:t xml:space="preserve"> Overwalle (2010) does not provide</w:t>
       </w:r>
       <w:r>
         <w:rPr>
@@ -7835,21 +7179,7 @@
         <w:rPr>
           <w:rFonts w:ascii="Times New Roman" w:eastAsia="Times New Roman" w:hAnsi="Times New Roman" w:cs="Times New Roman"/>
         </w:rPr>
-        <w:t xml:space="preserve">is that </w:t>
-      </w:r>
-      <w:proofErr w:type="spellStart"/>
-      <w:r>
-        <w:rPr>
-          <w:rFonts w:ascii="Times New Roman" w:eastAsia="Times New Roman" w:hAnsi="Times New Roman" w:cs="Times New Roman"/>
-        </w:rPr>
-        <w:t>Overwalle’s</w:t>
-      </w:r>
-      <w:proofErr w:type="spellEnd"/>
-      <w:r>
-        <w:rPr>
-          <w:rFonts w:ascii="Times New Roman" w:eastAsia="Times New Roman" w:hAnsi="Times New Roman" w:cs="Times New Roman"/>
-        </w:rPr>
-        <w:t xml:space="preserve"> (2010) model </w:t>
+        <w:t xml:space="preserve">is that Overwalle’s (2010) model </w:t>
       </w:r>
       <w:r>
         <w:rPr>
@@ -7971,19 +7301,11 @@
         </w:rPr>
         <w:t xml:space="preserve">Because the Experimental and Control conditions differed in multiple ways in </w:t>
       </w:r>
-      <w:proofErr w:type="spellStart"/>
-      <w:r>
-        <w:rPr>
-          <w:rFonts w:ascii="Times New Roman" w:eastAsia="Times New Roman" w:hAnsi="Times New Roman" w:cs="Times New Roman"/>
-        </w:rPr>
-        <w:t>Overwalle’s</w:t>
-      </w:r>
-      <w:proofErr w:type="spellEnd"/>
-      <w:r>
-        <w:rPr>
-          <w:rFonts w:ascii="Times New Roman" w:eastAsia="Times New Roman" w:hAnsi="Times New Roman" w:cs="Times New Roman"/>
-        </w:rPr>
-        <w:t xml:space="preserve"> (2010) simulation of Gergely et al. (1995), it is</w:t>
+      <w:r>
+        <w:rPr>
+          <w:rFonts w:ascii="Times New Roman" w:eastAsia="Times New Roman" w:hAnsi="Times New Roman" w:cs="Times New Roman"/>
+        </w:rPr>
+        <w:t>Overwalle’s (2010) simulation of Gergely et al. (1995), it is</w:t>
       </w:r>
       <w:r>
         <w:rPr>
@@ -8025,21 +7347,7 @@
         <w:rPr>
           <w:rFonts w:ascii="Times New Roman" w:eastAsia="Times New Roman" w:hAnsi="Times New Roman" w:cs="Times New Roman"/>
         </w:rPr>
-        <w:t xml:space="preserve"> also make it difficult to know what can be concluded from </w:t>
-      </w:r>
-      <w:proofErr w:type="spellStart"/>
-      <w:r>
-        <w:rPr>
-          <w:rFonts w:ascii="Times New Roman" w:eastAsia="Times New Roman" w:hAnsi="Times New Roman" w:cs="Times New Roman"/>
-        </w:rPr>
-        <w:t>Overwalle’s</w:t>
-      </w:r>
-      <w:proofErr w:type="spellEnd"/>
-      <w:r>
-        <w:rPr>
-          <w:rFonts w:ascii="Times New Roman" w:eastAsia="Times New Roman" w:hAnsi="Times New Roman" w:cs="Times New Roman"/>
-        </w:rPr>
-        <w:t xml:space="preserve"> </w:t>
+        <w:t xml:space="preserve"> also make it difficult to know what can be concluded from Overwalle’s </w:t>
       </w:r>
       <w:r>
         <w:rPr>
@@ -8175,21 +7483,7 @@
         <w:rPr>
           <w:rFonts w:ascii="Times New Roman" w:eastAsia="Times New Roman" w:hAnsi="Times New Roman" w:cs="Times New Roman"/>
         </w:rPr>
-        <w:t xml:space="preserve">In </w:t>
-      </w:r>
-      <w:proofErr w:type="spellStart"/>
-      <w:r>
-        <w:rPr>
-          <w:rFonts w:ascii="Times New Roman" w:eastAsia="Times New Roman" w:hAnsi="Times New Roman" w:cs="Times New Roman"/>
-        </w:rPr>
-        <w:t>Overwalle’s</w:t>
-      </w:r>
-      <w:proofErr w:type="spellEnd"/>
-      <w:r>
-        <w:rPr>
-          <w:rFonts w:ascii="Times New Roman" w:eastAsia="Times New Roman" w:hAnsi="Times New Roman" w:cs="Times New Roman"/>
-        </w:rPr>
-        <w:t xml:space="preserve"> (2010) simulation, </w:t>
+        <w:t xml:space="preserve">In Overwalle’s (2010) simulation, </w:t>
       </w:r>
       <w:r>
         <w:rPr>
@@ -8232,21 +7526,7 @@
           <w:rFonts w:ascii="Times New Roman" w:eastAsia="Times New Roman" w:hAnsi="Times New Roman" w:cs="Times New Roman"/>
         </w:rPr>
         <w:lastRenderedPageBreak/>
-        <w:t xml:space="preserve">issues—namely, the absence of a hidden layer, the absence of prior action experience, the use of a different Control condition, and the altered barrier configuration—limit what can be concluded about the sufficiency of </w:t>
-      </w:r>
-      <w:proofErr w:type="spellStart"/>
-      <w:r>
-        <w:rPr>
-          <w:rFonts w:ascii="Times New Roman" w:eastAsia="Times New Roman" w:hAnsi="Times New Roman" w:cs="Times New Roman"/>
-        </w:rPr>
-        <w:t>Overwalle’s</w:t>
-      </w:r>
-      <w:proofErr w:type="spellEnd"/>
-      <w:r>
-        <w:rPr>
-          <w:rFonts w:ascii="Times New Roman" w:eastAsia="Times New Roman" w:hAnsi="Times New Roman" w:cs="Times New Roman"/>
-        </w:rPr>
-        <w:t xml:space="preserve"> proposal for explaining how action understanding develops in infants. Rather than demonstrating that the proposed mechanism is sufficient, the model’s success may instead reflect the fact that the simulation set-up did not faithfully capture key aspects of the original behavioral experiment.</w:t>
+        <w:t>issues—namely, the absence of a hidden layer, the absence of prior action experience, the use of a different Control condition, and the altered barrier configuration—limit what can be concluded about the sufficiency of Overwalle’s proposal for explaining how action understanding develops in infants. Rather than demonstrating that the proposed mechanism is sufficient, the model’s success may instead reflect the fact that the simulation set-up did not faithfully capture key aspects of the original behavioral experiment.</w:t>
       </w:r>
       <w:r>
         <w:rPr>
@@ -8268,21 +7548,7 @@
         <w:rPr>
           <w:rFonts w:ascii="Times New Roman" w:eastAsia="Times New Roman" w:hAnsi="Times New Roman" w:cs="Times New Roman"/>
         </w:rPr>
-        <w:t xml:space="preserve">Taken together, these four issues—namely, the absence of a hidden layer, the absence of prior action experience, the use of a different Control condition, and the altered barrier configuration—limit what can be concluded about the sufficiency of </w:t>
-      </w:r>
-      <w:proofErr w:type="spellStart"/>
-      <w:r>
-        <w:rPr>
-          <w:rFonts w:ascii="Times New Roman" w:eastAsia="Times New Roman" w:hAnsi="Times New Roman" w:cs="Times New Roman"/>
-        </w:rPr>
-        <w:t>Overwalle’s</w:t>
-      </w:r>
-      <w:proofErr w:type="spellEnd"/>
-      <w:r>
-        <w:rPr>
-          <w:rFonts w:ascii="Times New Roman" w:eastAsia="Times New Roman" w:hAnsi="Times New Roman" w:cs="Times New Roman"/>
-        </w:rPr>
-        <w:t xml:space="preserve"> proposal for explaining how action understanding develops in infants</w:t>
+        <w:t>Taken together, these four issues—namely, the absence of a hidden layer, the absence of prior action experience, the use of a different Control condition, and the altered barrier configuration—limit what can be concluded about the sufficiency of Overwalle’s proposal for explaining how action understanding develops in infants</w:t>
       </w:r>
       <w:r>
         <w:rPr>
@@ -8522,21 +7788,7 @@
         <w:rPr>
           <w:rFonts w:ascii="Times New Roman" w:hAnsi="Times New Roman" w:cs="Times New Roman"/>
         </w:rPr>
-        <w:t xml:space="preserve"> account of infants’ looking behavior than the model proposed by </w:t>
-      </w:r>
-      <w:proofErr w:type="spellStart"/>
-      <w:r>
-        <w:rPr>
-          <w:rFonts w:ascii="Times New Roman" w:hAnsi="Times New Roman" w:cs="Times New Roman"/>
-        </w:rPr>
-        <w:t>Overwalle</w:t>
-      </w:r>
-      <w:proofErr w:type="spellEnd"/>
-      <w:r>
-        <w:rPr>
-          <w:rFonts w:ascii="Times New Roman" w:hAnsi="Times New Roman" w:cs="Times New Roman"/>
-        </w:rPr>
-        <w:t xml:space="preserve"> (2010)</w:t>
+        <w:t xml:space="preserve"> account of infants’ looking behavior than the model proposed by Overwalle (2010)</w:t>
       </w:r>
       <w:r>
         <w:rPr>
@@ -8570,21 +7822,7 @@
         <w:rPr>
           <w:rFonts w:ascii="Times New Roman" w:hAnsi="Times New Roman" w:cs="Times New Roman"/>
         </w:rPr>
-        <w:t>action understanding (</w:t>
-      </w:r>
-      <w:proofErr w:type="spellStart"/>
-      <w:r>
-        <w:rPr>
-          <w:rFonts w:ascii="Times New Roman" w:hAnsi="Times New Roman" w:cs="Times New Roman"/>
-        </w:rPr>
-        <w:t>VoE</w:t>
-      </w:r>
-      <w:proofErr w:type="spellEnd"/>
-      <w:r>
-        <w:rPr>
-          <w:rFonts w:ascii="Times New Roman" w:hAnsi="Times New Roman" w:cs="Times New Roman"/>
-        </w:rPr>
-        <w:t>) studies</w:t>
+        <w:t>action understanding (VoE) studies</w:t>
       </w:r>
       <w:r>
         <w:rPr>
@@ -8963,21 +8201,7 @@
         <w:rPr>
           <w:rFonts w:ascii="Times New Roman" w:hAnsi="Times New Roman" w:cs="Times New Roman"/>
         </w:rPr>
-        <w:t xml:space="preserve"> experience can explain infants’ looking responses during the test phase of the experiment described above by </w:t>
-      </w:r>
-      <w:proofErr w:type="spellStart"/>
-      <w:r>
-        <w:rPr>
-          <w:rFonts w:ascii="Times New Roman" w:hAnsi="Times New Roman" w:cs="Times New Roman"/>
-        </w:rPr>
-        <w:t>Csibra</w:t>
-      </w:r>
-      <w:proofErr w:type="spellEnd"/>
-      <w:r>
-        <w:rPr>
-          <w:rFonts w:ascii="Times New Roman" w:hAnsi="Times New Roman" w:cs="Times New Roman"/>
-        </w:rPr>
-        <w:t xml:space="preserve"> et al. (2003)</w:t>
+        <w:t xml:space="preserve"> experience can explain infants’ looking responses during the test phase of the experiment described above by Csibra et al. (2003)</w:t>
       </w:r>
       <w:r>
         <w:rPr>
@@ -10362,21 +9586,7 @@
         <w:rPr>
           <w:rFonts w:ascii="Times New Roman" w:hAnsi="Times New Roman" w:cs="Times New Roman"/>
         </w:rPr>
-        <w:t xml:space="preserve">(e.g., Liu &amp; </w:t>
-      </w:r>
-      <w:proofErr w:type="spellStart"/>
-      <w:r>
-        <w:rPr>
-          <w:rFonts w:ascii="Times New Roman" w:hAnsi="Times New Roman" w:cs="Times New Roman"/>
-        </w:rPr>
-        <w:t>Spelke</w:t>
-      </w:r>
-      <w:proofErr w:type="spellEnd"/>
-      <w:r>
-        <w:rPr>
-          <w:rFonts w:ascii="Times New Roman" w:hAnsi="Times New Roman" w:cs="Times New Roman"/>
-        </w:rPr>
-        <w:t xml:space="preserve">, 2019) </w:t>
+        <w:t xml:space="preserve">(e.g., Liu &amp; Spelke, 2019) </w:t>
       </w:r>
       <w:r>
         <w:rPr>
@@ -11239,6 +10449,7 @@
         <w:ind w:firstLine="720"/>
         <w:contextualSpacing/>
         <w:rPr>
+          <w:ins w:id="1" w:author="Benton, Deon" w:date="2026-04-24T20:43:00Z" w16du:dateUtc="2026-04-25T01:43:00Z"/>
           <w:rFonts w:ascii="Times New Roman" w:hAnsi="Times New Roman" w:cs="Times New Roman"/>
         </w:rPr>
       </w:pPr>
@@ -11697,192 +10908,354 @@
         </w:rPr>
         <w:t xml:space="preserve"> </w:t>
       </w:r>
-      <w:r>
-        <w:rPr>
-          <w:rFonts w:ascii="Times New Roman" w:hAnsi="Times New Roman" w:cs="Times New Roman"/>
-        </w:rPr>
-        <w:t>One aspect of the task that infants may incidentally encode while in a heightened attention state is the trajectory of their own reaches</w:t>
-      </w:r>
-      <w:r>
-        <w:rPr>
-          <w:rFonts w:ascii="Times New Roman" w:hAnsi="Times New Roman" w:cs="Times New Roman"/>
-        </w:rPr>
-        <w:t xml:space="preserve">. </w:t>
-      </w:r>
-      <w:r>
-        <w:rPr>
-          <w:rFonts w:ascii="Times New Roman" w:hAnsi="Times New Roman" w:cs="Times New Roman"/>
-        </w:rPr>
-        <w:t>In particular, infants may learn that</w:t>
-      </w:r>
-      <w:r>
-        <w:rPr>
-          <w:rFonts w:ascii="Times New Roman" w:hAnsi="Times New Roman" w:cs="Times New Roman"/>
-        </w:rPr>
-        <w:t xml:space="preserve"> fact that </w:t>
-      </w:r>
-      <w:r>
-        <w:rPr>
-          <w:rFonts w:ascii="Times New Roman" w:hAnsi="Times New Roman" w:cs="Times New Roman"/>
-        </w:rPr>
-        <w:t xml:space="preserve">their own </w:t>
-      </w:r>
-      <w:r>
-        <w:rPr>
-          <w:rFonts w:ascii="Times New Roman" w:hAnsi="Times New Roman" w:cs="Times New Roman"/>
-        </w:rPr>
-        <w:t>successful reaches tend to follow relatively straight trajectories.</w:t>
-      </w:r>
-      <w:r>
-        <w:rPr>
-          <w:rFonts w:ascii="Times New Roman" w:hAnsi="Times New Roman" w:cs="Times New Roman"/>
-        </w:rPr>
-        <w:t xml:space="preserve"> </w:t>
-      </w:r>
-      <w:r>
-        <w:rPr>
-          <w:rFonts w:ascii="Times New Roman" w:hAnsi="Times New Roman" w:cs="Times New Roman"/>
-        </w:rPr>
-        <w:t>An implication of this view for interpreting infants’ looking behaviors in Skerry et al. (2013) is that</w:t>
-      </w:r>
-      <w:r>
-        <w:rPr>
-          <w:rFonts w:ascii="Times New Roman" w:hAnsi="Times New Roman" w:cs="Times New Roman"/>
-        </w:rPr>
-        <w:t xml:space="preserve"> </w:t>
-      </w:r>
-      <w:r>
-        <w:rPr>
-          <w:rFonts w:ascii="Times New Roman" w:hAnsi="Times New Roman" w:cs="Times New Roman"/>
-        </w:rPr>
-        <w:t xml:space="preserve">if </w:t>
-      </w:r>
-      <w:r>
-        <w:rPr>
-          <w:rFonts w:ascii="Times New Roman" w:hAnsi="Times New Roman" w:cs="Times New Roman"/>
-        </w:rPr>
-        <w:t xml:space="preserve">infants perceived the </w:t>
-      </w:r>
-      <w:r>
-        <w:rPr>
-          <w:rFonts w:ascii="Times New Roman" w:hAnsi="Times New Roman" w:cs="Times New Roman"/>
-        </w:rPr>
-        <w:t>straight trajector</w:t>
-      </w:r>
-      <w:r>
-        <w:rPr>
-          <w:rFonts w:ascii="Times New Roman" w:hAnsi="Times New Roman" w:cs="Times New Roman"/>
-        </w:rPr>
-        <w:t>y to be more familiar than the curved one</w:t>
-      </w:r>
-      <w:r>
-        <w:rPr>
-          <w:rFonts w:ascii="Times New Roman" w:hAnsi="Times New Roman" w:cs="Times New Roman"/>
-        </w:rPr>
-        <w:t xml:space="preserve">—due to their own experience </w:t>
-      </w:r>
-      <w:r>
-        <w:rPr>
-          <w:rFonts w:ascii="Times New Roman" w:hAnsi="Times New Roman" w:cs="Times New Roman"/>
-        </w:rPr>
-        <w:t>producing such paths</w:t>
-      </w:r>
-      <w:r>
-        <w:rPr>
-          <w:rFonts w:ascii="Times New Roman" w:hAnsi="Times New Roman" w:cs="Times New Roman"/>
-        </w:rPr>
-        <w:t xml:space="preserve"> during the sticky-mittens phase</w:t>
-      </w:r>
-      <w:r>
-        <w:rPr>
-          <w:rFonts w:ascii="Times New Roman" w:hAnsi="Times New Roman" w:cs="Times New Roman"/>
-        </w:rPr>
-        <w:t>—</w:t>
-      </w:r>
-      <w:r>
-        <w:rPr>
-          <w:rFonts w:ascii="Times New Roman" w:hAnsi="Times New Roman" w:cs="Times New Roman"/>
-        </w:rPr>
-        <w:t xml:space="preserve">then </w:t>
-      </w:r>
-      <w:r>
-        <w:rPr>
-          <w:rFonts w:ascii="Times New Roman" w:hAnsi="Times New Roman" w:cs="Times New Roman"/>
-        </w:rPr>
-        <w:t>they should look</w:t>
-      </w:r>
-      <w:r>
-        <w:rPr>
-          <w:rFonts w:ascii="Times New Roman" w:hAnsi="Times New Roman" w:cs="Times New Roman"/>
-        </w:rPr>
-        <w:t xml:space="preserve"> longer at</w:t>
-      </w:r>
-      <w:r>
-        <w:rPr>
-          <w:rFonts w:ascii="Times New Roman" w:hAnsi="Times New Roman" w:cs="Times New Roman"/>
-        </w:rPr>
-        <w:t xml:space="preserve"> the inefficient test events than the efficient ones.</w:t>
-      </w:r>
-      <w:r>
-        <w:rPr>
-          <w:rFonts w:ascii="Times New Roman" w:hAnsi="Times New Roman" w:cs="Times New Roman"/>
-        </w:rPr>
-        <w:t xml:space="preserve"> Crucially, this pattern of looking would</w:t>
-      </w:r>
-      <w:r>
-        <w:rPr>
-          <w:rFonts w:ascii="Times New Roman" w:hAnsi="Times New Roman" w:cs="Times New Roman"/>
-        </w:rPr>
-        <w:t xml:space="preserve"> </w:t>
-      </w:r>
-      <w:r>
-        <w:rPr>
-          <w:rFonts w:ascii="Times New Roman" w:hAnsi="Times New Roman" w:cs="Times New Roman"/>
-        </w:rPr>
-        <w:t>suggest that infants’ responses in this study h</w:t>
-      </w:r>
-      <w:r>
-        <w:rPr>
-          <w:rFonts w:ascii="Times New Roman" w:hAnsi="Times New Roman" w:cs="Times New Roman"/>
-        </w:rPr>
-        <w:t>ad little to do with a priori notions of efficiency</w:t>
-      </w:r>
-      <w:r>
-        <w:rPr>
-          <w:rFonts w:ascii="Times New Roman" w:hAnsi="Times New Roman" w:cs="Times New Roman"/>
-        </w:rPr>
-        <w:t xml:space="preserve"> or goals</w:t>
-      </w:r>
-      <w:r>
-        <w:rPr>
-          <w:rFonts w:ascii="Times New Roman" w:hAnsi="Times New Roman" w:cs="Times New Roman"/>
-        </w:rPr>
-        <w:t xml:space="preserve">; instead, such looking </w:t>
-      </w:r>
-      <w:r>
-        <w:rPr>
-          <w:rFonts w:ascii="Times New Roman" w:hAnsi="Times New Roman" w:cs="Times New Roman"/>
-        </w:rPr>
-        <w:t xml:space="preserve">may merely be a consequence </w:t>
-      </w:r>
-      <w:r>
-        <w:rPr>
-          <w:rFonts w:ascii="Times New Roman" w:hAnsi="Times New Roman" w:cs="Times New Roman"/>
-        </w:rPr>
-        <w:t xml:space="preserve">of </w:t>
-      </w:r>
-      <w:r>
-        <w:rPr>
-          <w:rFonts w:ascii="Times New Roman" w:hAnsi="Times New Roman" w:cs="Times New Roman"/>
-        </w:rPr>
-        <w:t>sticky-mittens experience heightening infants’ attention</w:t>
-      </w:r>
-      <w:r>
-        <w:rPr>
-          <w:rFonts w:ascii="Times New Roman" w:hAnsi="Times New Roman" w:cs="Times New Roman"/>
-        </w:rPr>
-        <w:t>, thereby leading to a robust, yet incidental encoding of their own successful reaches.</w:t>
-      </w:r>
+      <w:ins w:id="2" w:author="Benton, Deon" w:date="2026-04-24T20:11:00Z" w16du:dateUtc="2026-04-25T01:11:00Z">
+        <w:r>
+          <w:rPr>
+            <w:rFonts w:ascii="Times New Roman" w:hAnsi="Times New Roman" w:cs="Times New Roman"/>
+          </w:rPr>
+          <w:t>One aspect of the task that infants may incidentally encode while in a heightened attentional state is the trajectory of their own reaches. As infants in the sticky-mittens condition engage in the kind of rhythmic, up-and-down arm movements that are typical of excited states (</w:t>
+        </w:r>
+        <w:r>
+          <w:rPr>
+            <w:rFonts w:ascii="Times New Roman" w:hAnsi="Times New Roman" w:cs="Times New Roman"/>
+          </w:rPr>
+          <w:t xml:space="preserve">e.g., imagine </w:t>
+        </w:r>
+        <w:r>
+          <w:rPr>
+            <w:rFonts w:ascii="Times New Roman" w:hAnsi="Times New Roman" w:cs="Times New Roman"/>
+          </w:rPr>
+          <w:t>an infant excitedly slapping their h</w:t>
+        </w:r>
+      </w:ins>
+      <w:ins w:id="3" w:author="Benton, Deon" w:date="2026-04-24T20:50:00Z" w16du:dateUtc="2026-04-25T01:50:00Z">
+        <w:r>
+          <w:rPr>
+            <w:rFonts w:ascii="Times New Roman" w:hAnsi="Times New Roman" w:cs="Times New Roman"/>
+          </w:rPr>
+          <w:t>igh</w:t>
+        </w:r>
+      </w:ins>
+      <w:ins w:id="4" w:author="Benton, Deon" w:date="2026-04-24T20:11:00Z" w16du:dateUtc="2026-04-25T01:11:00Z">
+        <w:r>
+          <w:rPr>
+            <w:rFonts w:ascii="Times New Roman" w:hAnsi="Times New Roman" w:cs="Times New Roman"/>
+          </w:rPr>
+          <w:t xml:space="preserve"> chair tray)—and that culminate in the Velcro-covered ball becoming attached to the mitten—they may encode regularities about the nature of their own successful reaches. </w:t>
+        </w:r>
+      </w:ins>
+      <w:ins w:id="5" w:author="Benton, Deon" w:date="2026-04-24T20:22:00Z" w16du:dateUtc="2026-04-25T01:22:00Z">
+        <w:r>
+          <w:rPr>
+            <w:rFonts w:ascii="Times New Roman" w:hAnsi="Times New Roman" w:cs="Times New Roman"/>
+          </w:rPr>
+          <w:t xml:space="preserve">A critical regularity that they may be sensitive to is the configuration of their arms during such successful reaches. Specifically, infants may encode that their arm is extended at the moment of contact with the object and that these reaches tend to be relatively </w:t>
+        </w:r>
+      </w:ins>
+      <w:ins w:id="6" w:author="Benton, Deon" w:date="2026-04-24T20:25:00Z" w16du:dateUtc="2026-04-25T01:25:00Z">
+        <w:r>
+          <w:rPr>
+            <w:rFonts w:ascii="Times New Roman" w:hAnsi="Times New Roman" w:cs="Times New Roman"/>
+          </w:rPr>
+          <w:t>direct</w:t>
+        </w:r>
+      </w:ins>
+      <w:ins w:id="7" w:author="Benton, Deon" w:date="2026-04-24T20:22:00Z" w16du:dateUtc="2026-04-25T01:22:00Z">
+        <w:r>
+          <w:rPr>
+            <w:rFonts w:ascii="Times New Roman" w:hAnsi="Times New Roman" w:cs="Times New Roman"/>
+          </w:rPr>
+          <w:t xml:space="preserve">. </w:t>
+        </w:r>
+      </w:ins>
+      <w:ins w:id="8" w:author="Benton, Deon" w:date="2026-04-24T20:23:00Z" w16du:dateUtc="2026-04-25T01:23:00Z">
+        <w:r>
+          <w:rPr>
+            <w:rFonts w:ascii="Times New Roman" w:hAnsi="Times New Roman" w:cs="Times New Roman"/>
+          </w:rPr>
+          <w:t>Crucially, e</w:t>
+        </w:r>
+      </w:ins>
+      <w:ins w:id="9" w:author="Benton, Deon" w:date="2026-04-24T20:11:00Z" w16du:dateUtc="2026-04-25T01:11:00Z">
+        <w:r>
+          <w:rPr>
+            <w:rFonts w:ascii="Times New Roman" w:hAnsi="Times New Roman" w:cs="Times New Roman"/>
+          </w:rPr>
+          <w:t xml:space="preserve">ven if </w:t>
+        </w:r>
+      </w:ins>
+      <w:ins w:id="10" w:author="Benton, Deon" w:date="2026-04-24T20:24:00Z" w16du:dateUtc="2026-04-25T01:24:00Z">
+        <w:r>
+          <w:rPr>
+            <w:rFonts w:ascii="Times New Roman" w:hAnsi="Times New Roman" w:cs="Times New Roman"/>
+          </w:rPr>
+          <w:t xml:space="preserve">the geometry of their direct reaches </w:t>
+        </w:r>
+      </w:ins>
+      <w:ins w:id="11" w:author="Benton, Deon" w:date="2026-04-24T20:25:00Z" w16du:dateUtc="2026-04-25T01:25:00Z">
+        <w:r>
+          <w:rPr>
+            <w:rFonts w:ascii="Times New Roman" w:hAnsi="Times New Roman" w:cs="Times New Roman"/>
+          </w:rPr>
+          <w:t>does</w:t>
+        </w:r>
+      </w:ins>
+      <w:ins w:id="12" w:author="Benton, Deon" w:date="2026-04-24T20:24:00Z" w16du:dateUtc="2026-04-25T01:24:00Z">
+        <w:r>
+          <w:rPr>
+            <w:rFonts w:ascii="Times New Roman" w:hAnsi="Times New Roman" w:cs="Times New Roman"/>
+          </w:rPr>
+          <w:t xml:space="preserve"> not perfectly </w:t>
+        </w:r>
+      </w:ins>
+      <w:ins w:id="13" w:author="Benton, Deon" w:date="2026-04-24T20:25:00Z" w16du:dateUtc="2026-04-25T01:25:00Z">
+        <w:r>
+          <w:rPr>
+            <w:rFonts w:ascii="Times New Roman" w:hAnsi="Times New Roman" w:cs="Times New Roman"/>
+          </w:rPr>
+          <w:t>reflect a</w:t>
+        </w:r>
+      </w:ins>
+      <w:ins w:id="14" w:author="Benton, Deon" w:date="2026-04-24T20:24:00Z" w16du:dateUtc="2026-04-25T01:24:00Z">
+        <w:r>
+          <w:rPr>
+            <w:rFonts w:ascii="Times New Roman" w:hAnsi="Times New Roman" w:cs="Times New Roman"/>
+          </w:rPr>
+          <w:t xml:space="preserve"> 180</w:t>
+        </w:r>
+      </w:ins>
+      <w:ins w:id="15" w:author="Benton, Deon" w:date="2026-04-24T20:29:00Z" w16du:dateUtc="2026-04-25T01:29:00Z">
+        <w:r>
+          <w:rPr>
+            <w:rFonts w:ascii="Times New Roman" w:hAnsi="Times New Roman" w:cs="Times New Roman"/>
+          </w:rPr>
+          <w:t>-</w:t>
+        </w:r>
+      </w:ins>
+      <w:ins w:id="16" w:author="Benton, Deon" w:date="2026-04-24T20:24:00Z" w16du:dateUtc="2026-04-25T01:24:00Z">
+        <w:r>
+          <w:rPr>
+            <w:rFonts w:ascii="Times New Roman" w:hAnsi="Times New Roman" w:cs="Times New Roman"/>
+          </w:rPr>
+          <w:t>degree angle</w:t>
+        </w:r>
+      </w:ins>
+      <w:ins w:id="17" w:author="Benton, Deon" w:date="2026-04-24T20:11:00Z" w16du:dateUtc="2026-04-25T01:11:00Z">
+        <w:r>
+          <w:rPr>
+            <w:rFonts w:ascii="Times New Roman" w:hAnsi="Times New Roman" w:cs="Times New Roman"/>
+          </w:rPr>
+          <w:t>, they may nonetheless approximate and be perceived as linear trajectories.</w:t>
+        </w:r>
+      </w:ins>
+      <w:ins w:id="18" w:author="Benton, Deon" w:date="2026-04-24T20:26:00Z" w16du:dateUtc="2026-04-25T01:26:00Z">
+        <w:r>
+          <w:rPr>
+            <w:rFonts w:ascii="Times New Roman" w:hAnsi="Times New Roman" w:cs="Times New Roman"/>
+          </w:rPr>
+          <w:t xml:space="preserve"> </w:t>
+        </w:r>
+      </w:ins>
+      <w:ins w:id="19" w:author="Benton, Deon" w:date="2026-04-24T20:30:00Z" w16du:dateUtc="2026-04-25T01:30:00Z">
+        <w:r>
+          <w:rPr>
+            <w:rFonts w:ascii="Times New Roman" w:hAnsi="Times New Roman" w:cs="Times New Roman"/>
+          </w:rPr>
+          <w:t>Coupled</w:t>
+        </w:r>
+      </w:ins>
+      <w:ins w:id="20" w:author="Benton, Deon" w:date="2026-04-24T20:34:00Z" w16du:dateUtc="2026-04-25T01:34:00Z">
+        <w:r>
+          <w:rPr>
+            <w:rFonts w:ascii="Times New Roman" w:hAnsi="Times New Roman" w:cs="Times New Roman"/>
+          </w:rPr>
+          <w:t xml:space="preserve"> </w:t>
+        </w:r>
+      </w:ins>
+      <w:ins w:id="21" w:author="Benton, Deon" w:date="2026-04-24T20:30:00Z" w16du:dateUtc="2026-04-25T01:30:00Z">
+        <w:r>
+          <w:rPr>
+            <w:rFonts w:ascii="Times New Roman" w:hAnsi="Times New Roman" w:cs="Times New Roman"/>
+          </w:rPr>
+          <w:t>with</w:t>
+        </w:r>
+      </w:ins>
+      <w:ins w:id="22" w:author="Benton, Deon" w:date="2026-04-24T20:26:00Z" w16du:dateUtc="2026-04-25T01:26:00Z">
+        <w:r>
+          <w:rPr>
+            <w:rFonts w:ascii="Times New Roman" w:hAnsi="Times New Roman" w:cs="Times New Roman"/>
+          </w:rPr>
+          <w:t xml:space="preserve"> the fact that</w:t>
+        </w:r>
+      </w:ins>
+      <w:ins w:id="23" w:author="Benton, Deon" w:date="2026-04-24T20:30:00Z" w16du:dateUtc="2026-04-25T01:30:00Z">
+        <w:r>
+          <w:rPr>
+            <w:rFonts w:ascii="Times New Roman" w:hAnsi="Times New Roman" w:cs="Times New Roman"/>
+          </w:rPr>
+          <w:t xml:space="preserve"> it is unlikely that</w:t>
+        </w:r>
+      </w:ins>
+      <w:ins w:id="24" w:author="Benton, Deon" w:date="2026-04-24T20:26:00Z" w16du:dateUtc="2026-04-25T01:26:00Z">
+        <w:r>
+          <w:rPr>
+            <w:rFonts w:ascii="Times New Roman" w:hAnsi="Times New Roman" w:cs="Times New Roman"/>
+          </w:rPr>
+          <w:t xml:space="preserve"> </w:t>
+        </w:r>
+      </w:ins>
+      <w:ins w:id="25" w:author="Benton, Deon" w:date="2026-04-24T20:11:00Z" w16du:dateUtc="2026-04-25T01:11:00Z">
+        <w:r>
+          <w:rPr>
+            <w:rFonts w:ascii="Times New Roman" w:hAnsi="Times New Roman" w:cs="Times New Roman"/>
+          </w:rPr>
+          <w:t>infants</w:t>
+        </w:r>
+      </w:ins>
+      <w:ins w:id="26" w:author="Benton, Deon" w:date="2026-04-24T20:31:00Z" w16du:dateUtc="2026-04-25T01:31:00Z">
+        <w:r>
+          <w:rPr>
+            <w:rFonts w:ascii="Times New Roman" w:hAnsi="Times New Roman" w:cs="Times New Roman"/>
+          </w:rPr>
+          <w:t xml:space="preserve"> spontaneously produce arced reaches (as one might when reaching over obstacles)</w:t>
+        </w:r>
+      </w:ins>
+      <w:ins w:id="27" w:author="Benton, Deon" w:date="2026-04-24T20:36:00Z" w16du:dateUtc="2026-04-25T01:36:00Z">
+        <w:r>
+          <w:rPr>
+            <w:rFonts w:ascii="Times New Roman" w:hAnsi="Times New Roman" w:cs="Times New Roman"/>
+          </w:rPr>
+          <w:t>, and with th</w:t>
+        </w:r>
+      </w:ins>
+      <w:ins w:id="28" w:author="Benton, Deon" w:date="2026-04-24T20:33:00Z" w16du:dateUtc="2026-04-25T01:33:00Z">
+        <w:r>
+          <w:rPr>
+            <w:rFonts w:ascii="Times New Roman" w:hAnsi="Times New Roman" w:cs="Times New Roman"/>
+          </w:rPr>
+          <w:t xml:space="preserve">e </w:t>
+        </w:r>
+      </w:ins>
+      <w:ins w:id="29" w:author="Benton, Deon" w:date="2026-04-24T20:34:00Z" w16du:dateUtc="2026-04-25T01:34:00Z">
+        <w:r>
+          <w:rPr>
+            <w:rFonts w:ascii="Times New Roman" w:hAnsi="Times New Roman" w:cs="Times New Roman"/>
+          </w:rPr>
+          <w:t>assumption</w:t>
+        </w:r>
+      </w:ins>
+      <w:ins w:id="30" w:author="Benton, Deon" w:date="2026-04-24T20:33:00Z" w16du:dateUtc="2026-04-25T01:33:00Z">
+        <w:r>
+          <w:rPr>
+            <w:rFonts w:ascii="Times New Roman" w:hAnsi="Times New Roman" w:cs="Times New Roman"/>
+          </w:rPr>
+          <w:t xml:space="preserve"> that successful reaches heighten infants’ attention</w:t>
+        </w:r>
+      </w:ins>
+      <w:ins w:id="31" w:author="Benton, Deon" w:date="2026-04-24T20:11:00Z" w16du:dateUtc="2026-04-25T01:11:00Z">
+        <w:r>
+          <w:rPr>
+            <w:rFonts w:ascii="Times New Roman" w:hAnsi="Times New Roman" w:cs="Times New Roman"/>
+          </w:rPr>
+          <w:t xml:space="preserve">, </w:t>
+        </w:r>
+      </w:ins>
+      <w:ins w:id="32" w:author="Benton, Deon" w:date="2026-04-24T20:34:00Z" w16du:dateUtc="2026-04-25T01:34:00Z">
+        <w:r>
+          <w:rPr>
+            <w:rFonts w:ascii="Times New Roman" w:hAnsi="Times New Roman" w:cs="Times New Roman"/>
+          </w:rPr>
+          <w:t>s</w:t>
+        </w:r>
+      </w:ins>
+      <w:ins w:id="33" w:author="Benton, Deon" w:date="2026-04-24T20:37:00Z" w16du:dateUtc="2026-04-25T01:37:00Z">
+        <w:r>
+          <w:rPr>
+            <w:rFonts w:ascii="Times New Roman" w:hAnsi="Times New Roman" w:cs="Times New Roman"/>
+          </w:rPr>
+          <w:t>uch</w:t>
+        </w:r>
+      </w:ins>
+      <w:ins w:id="34" w:author="Benton, Deon" w:date="2026-04-24T20:34:00Z" w16du:dateUtc="2026-04-25T01:34:00Z">
+        <w:r>
+          <w:rPr>
+            <w:rFonts w:ascii="Times New Roman" w:hAnsi="Times New Roman" w:cs="Times New Roman"/>
+          </w:rPr>
+          <w:t xml:space="preserve"> </w:t>
+        </w:r>
+      </w:ins>
+      <w:ins w:id="35" w:author="Benton, Deon" w:date="2026-04-24T20:11:00Z" w16du:dateUtc="2026-04-25T01:11:00Z">
+        <w:r>
+          <w:rPr>
+            <w:rFonts w:ascii="Times New Roman" w:hAnsi="Times New Roman" w:cs="Times New Roman"/>
+          </w:rPr>
+          <w:t xml:space="preserve">action experience may </w:t>
+        </w:r>
+      </w:ins>
+      <w:ins w:id="36" w:author="Benton, Deon" w:date="2026-04-24T20:34:00Z" w16du:dateUtc="2026-04-25T01:34:00Z">
+        <w:r>
+          <w:rPr>
+            <w:rFonts w:ascii="Times New Roman" w:hAnsi="Times New Roman" w:cs="Times New Roman"/>
+          </w:rPr>
+          <w:t>lead to more robust encoding o</w:t>
+        </w:r>
+      </w:ins>
+      <w:ins w:id="37" w:author="Benton, Deon" w:date="2026-04-24T20:37:00Z" w16du:dateUtc="2026-04-25T01:37:00Z">
+        <w:r>
+          <w:rPr>
+            <w:rFonts w:ascii="Times New Roman" w:hAnsi="Times New Roman" w:cs="Times New Roman"/>
+          </w:rPr>
+          <w:t>f</w:t>
+        </w:r>
+      </w:ins>
+      <w:ins w:id="38" w:author="Benton, Deon" w:date="2026-04-24T20:34:00Z" w16du:dateUtc="2026-04-25T01:34:00Z">
+        <w:r>
+          <w:rPr>
+            <w:rFonts w:ascii="Times New Roman" w:hAnsi="Times New Roman" w:cs="Times New Roman"/>
+          </w:rPr>
+          <w:t xml:space="preserve"> direct, nearly linear paths </w:t>
+        </w:r>
+      </w:ins>
+      <w:ins w:id="39" w:author="Benton, Deon" w:date="2026-04-24T20:35:00Z" w16du:dateUtc="2026-04-25T01:35:00Z">
+        <w:r>
+          <w:rPr>
+            <w:rFonts w:ascii="Times New Roman" w:hAnsi="Times New Roman" w:cs="Times New Roman"/>
+          </w:rPr>
+          <w:t>than</w:t>
+        </w:r>
+      </w:ins>
+      <w:ins w:id="40" w:author="Benton, Deon" w:date="2026-04-24T20:37:00Z" w16du:dateUtc="2026-04-25T01:37:00Z">
+        <w:r>
+          <w:rPr>
+            <w:rFonts w:ascii="Times New Roman" w:hAnsi="Times New Roman" w:cs="Times New Roman"/>
+          </w:rPr>
+          <w:t xml:space="preserve"> of</w:t>
+        </w:r>
+      </w:ins>
+      <w:ins w:id="41" w:author="Benton, Deon" w:date="2026-04-24T20:35:00Z" w16du:dateUtc="2026-04-25T01:35:00Z">
+        <w:r>
+          <w:rPr>
+            <w:rFonts w:ascii="Times New Roman" w:hAnsi="Times New Roman" w:cs="Times New Roman"/>
+          </w:rPr>
+          <w:t xml:space="preserve"> more circuitous, arced ones. </w:t>
+        </w:r>
+      </w:ins>
+      <w:ins w:id="42" w:author="Benton, Deon" w:date="2026-04-24T20:28:00Z">
+        <w:r>
+          <w:rPr>
+            <w:rFonts w:ascii="Times New Roman" w:hAnsi="Times New Roman" w:cs="Times New Roman"/>
+          </w:rPr>
+          <w:t>A corollary of this is that, over repeated experience, such regularities could render straight (or nearly straight) paths more familiar than curved ones.</w:t>
+        </w:r>
+      </w:ins>
+      <w:ins w:id="43" w:author="Benton, Deon" w:date="2026-04-24T20:28:00Z" w16du:dateUtc="2026-04-25T01:28:00Z">
+        <w:r>
+          <w:rPr>
+            <w:rFonts w:ascii="Times New Roman" w:hAnsi="Times New Roman" w:cs="Times New Roman"/>
+          </w:rPr>
+          <w:t xml:space="preserve">  </w:t>
+        </w:r>
+      </w:ins>
     </w:p>
     <w:p>
       <w:pPr>
@@ -11893,366 +11266,280 @@
           <w:rFonts w:ascii="Times New Roman" w:hAnsi="Times New Roman" w:cs="Times New Roman"/>
         </w:rPr>
       </w:pPr>
-      <w:r>
-        <w:rPr>
-          <w:rFonts w:ascii="Times New Roman" w:hAnsi="Times New Roman" w:cs="Times New Roman"/>
-        </w:rPr>
-        <w:t xml:space="preserve">I contend that the same explanation applies to the study by </w:t>
-      </w:r>
-      <w:r>
-        <w:rPr>
-          <w:rFonts w:ascii="Times New Roman" w:hAnsi="Times New Roman" w:cs="Times New Roman"/>
-        </w:rPr>
-        <w:t xml:space="preserve">Liu </w:t>
-      </w:r>
-      <w:r>
-        <w:rPr>
-          <w:rFonts w:ascii="Times New Roman" w:hAnsi="Times New Roman" w:cs="Times New Roman"/>
-        </w:rPr>
-        <w:t>et al.</w:t>
-      </w:r>
-      <w:r>
-        <w:rPr>
-          <w:rFonts w:ascii="Times New Roman" w:hAnsi="Times New Roman" w:cs="Times New Roman"/>
-        </w:rPr>
-        <w:t xml:space="preserve"> (2019). </w:t>
-      </w:r>
-      <w:r>
-        <w:rPr>
-          <w:rFonts w:ascii="Times New Roman" w:hAnsi="Times New Roman" w:cs="Times New Roman"/>
-        </w:rPr>
-        <w:t>In particular,</w:t>
-      </w:r>
-      <w:r>
-        <w:rPr>
-          <w:rFonts w:ascii="Times New Roman" w:hAnsi="Times New Roman" w:cs="Times New Roman"/>
-        </w:rPr>
-        <w:t xml:space="preserve"> </w:t>
-      </w:r>
-      <w:r>
-        <w:rPr>
-          <w:rFonts w:ascii="Times New Roman" w:hAnsi="Times New Roman" w:cs="Times New Roman"/>
-        </w:rPr>
-        <w:t xml:space="preserve">when </w:t>
-      </w:r>
-      <w:r>
-        <w:rPr>
-          <w:rFonts w:ascii="Times New Roman" w:hAnsi="Times New Roman" w:cs="Times New Roman"/>
-        </w:rPr>
-        <w:t xml:space="preserve">an infant </w:t>
-      </w:r>
-      <w:r>
-        <w:rPr>
-          <w:rFonts w:ascii="Times New Roman" w:hAnsi="Times New Roman" w:cs="Times New Roman"/>
-        </w:rPr>
-        <w:t>repeatedly observe</w:t>
-      </w:r>
-      <w:r>
-        <w:rPr>
-          <w:rFonts w:ascii="Times New Roman" w:hAnsi="Times New Roman" w:cs="Times New Roman"/>
-        </w:rPr>
-        <w:t>s</w:t>
-      </w:r>
-      <w:r>
-        <w:rPr>
-          <w:rFonts w:ascii="Times New Roman" w:hAnsi="Times New Roman" w:cs="Times New Roman"/>
-        </w:rPr>
-        <w:t xml:space="preserve"> that an</w:t>
-      </w:r>
-      <w:r>
-        <w:rPr>
-          <w:rFonts w:ascii="Times New Roman" w:hAnsi="Times New Roman" w:cs="Times New Roman"/>
-        </w:rPr>
-        <w:t xml:space="preserve"> object immediately change</w:t>
-      </w:r>
-      <w:r>
-        <w:rPr>
-          <w:rFonts w:ascii="Times New Roman" w:hAnsi="Times New Roman" w:cs="Times New Roman"/>
-        </w:rPr>
-        <w:t>s</w:t>
-      </w:r>
-      <w:r>
-        <w:rPr>
-          <w:rFonts w:ascii="Times New Roman" w:hAnsi="Times New Roman" w:cs="Times New Roman"/>
-        </w:rPr>
-        <w:t xml:space="preserve"> state</w:t>
-      </w:r>
-      <w:r>
-        <w:rPr>
-          <w:rFonts w:ascii="Times New Roman" w:hAnsi="Times New Roman" w:cs="Times New Roman"/>
-        </w:rPr>
-        <w:t xml:space="preserve"> when an actor contacts it, the</w:t>
-      </w:r>
-      <w:r>
-        <w:rPr>
-          <w:rFonts w:ascii="Times New Roman" w:hAnsi="Times New Roman" w:cs="Times New Roman"/>
-        </w:rPr>
-        <w:t xml:space="preserve"> presumably unexpected,</w:t>
-      </w:r>
-      <w:r>
-        <w:rPr>
-          <w:rFonts w:ascii="Times New Roman" w:hAnsi="Times New Roman" w:cs="Times New Roman"/>
-        </w:rPr>
-        <w:t xml:space="preserve"> attention-grabbing nature of </w:t>
-      </w:r>
-      <w:r>
-        <w:rPr>
-          <w:rFonts w:ascii="Times New Roman" w:hAnsi="Times New Roman" w:cs="Times New Roman"/>
-        </w:rPr>
-        <w:t>that state change</w:t>
-      </w:r>
-      <w:r>
-        <w:rPr>
-          <w:rFonts w:ascii="Times New Roman" w:hAnsi="Times New Roman" w:cs="Times New Roman"/>
-        </w:rPr>
-        <w:t xml:space="preserve"> may </w:t>
-      </w:r>
-      <w:r>
-        <w:rPr>
-          <w:rFonts w:ascii="Times New Roman" w:hAnsi="Times New Roman" w:cs="Times New Roman"/>
-        </w:rPr>
-        <w:t>heighten</w:t>
-      </w:r>
-      <w:r>
-        <w:rPr>
-          <w:rFonts w:ascii="Times New Roman" w:hAnsi="Times New Roman" w:cs="Times New Roman"/>
-        </w:rPr>
-        <w:t xml:space="preserve"> infants’ attention</w:t>
-      </w:r>
-      <w:r>
-        <w:rPr>
-          <w:rFonts w:ascii="Times New Roman" w:hAnsi="Times New Roman" w:cs="Times New Roman"/>
-        </w:rPr>
-        <w:t>.</w:t>
-      </w:r>
-      <w:r>
-        <w:rPr>
-          <w:rFonts w:ascii="Times New Roman" w:hAnsi="Times New Roman" w:cs="Times New Roman"/>
-        </w:rPr>
-        <w:t xml:space="preserve"> </w:t>
-      </w:r>
-      <w:r>
-        <w:rPr>
-          <w:rFonts w:ascii="Times New Roman" w:hAnsi="Times New Roman" w:cs="Times New Roman"/>
-        </w:rPr>
-        <w:t>Th</w:t>
-      </w:r>
-      <w:r>
-        <w:rPr>
-          <w:rFonts w:ascii="Times New Roman" w:hAnsi="Times New Roman" w:cs="Times New Roman"/>
-        </w:rPr>
-        <w:t>is</w:t>
-      </w:r>
-      <w:r>
-        <w:rPr>
-          <w:rFonts w:ascii="Times New Roman" w:hAnsi="Times New Roman" w:cs="Times New Roman"/>
-        </w:rPr>
-        <w:t xml:space="preserve"> may in turn cause infants to </w:t>
-      </w:r>
-      <w:r>
-        <w:rPr>
-          <w:rFonts w:ascii="Times New Roman" w:hAnsi="Times New Roman" w:cs="Times New Roman"/>
-        </w:rPr>
-        <w:t>associated</w:t>
-      </w:r>
-      <w:r>
-        <w:rPr>
-          <w:rFonts w:ascii="Times New Roman" w:hAnsi="Times New Roman" w:cs="Times New Roman"/>
-        </w:rPr>
-        <w:t xml:space="preserve"> the reach’s arced motion path and the barrier over which th</w:t>
-      </w:r>
-      <w:r>
-        <w:rPr>
-          <w:rFonts w:ascii="Times New Roman" w:hAnsi="Times New Roman" w:cs="Times New Roman"/>
-        </w:rPr>
-        <w:t>at</w:t>
-      </w:r>
-      <w:r>
-        <w:rPr>
-          <w:rFonts w:ascii="Times New Roman" w:hAnsi="Times New Roman" w:cs="Times New Roman"/>
-        </w:rPr>
-        <w:t xml:space="preserve"> path occurs.</w:t>
-      </w:r>
-      <w:r>
-        <w:rPr>
-          <w:rFonts w:ascii="Times New Roman" w:hAnsi="Times New Roman" w:cs="Times New Roman"/>
-        </w:rPr>
-        <w:t xml:space="preserve"> </w:t>
-      </w:r>
-      <w:r>
-        <w:rPr>
-          <w:rFonts w:ascii="Times New Roman" w:hAnsi="Times New Roman" w:cs="Times New Roman"/>
-        </w:rPr>
-        <w:t xml:space="preserve">On this view, the role of causal efficacy is not to cause infants to process actions in terms of their efficiency but to make the visible structure of the event itself easier to encode. Crucially, </w:t>
-      </w:r>
-      <w:r>
-        <w:rPr>
-          <w:rFonts w:ascii="Times New Roman" w:hAnsi="Times New Roman" w:cs="Times New Roman"/>
-        </w:rPr>
-        <w:t xml:space="preserve">infants’ ability to process an event as a single, cohesive action sequence and to encode the relation between the curved motion and barrier </w:t>
+      <w:ins w:id="44" w:author="Benton, Deon" w:date="2026-04-24T20:38:00Z" w16du:dateUtc="2026-04-25T01:38:00Z">
+        <w:r>
+          <w:rPr>
+            <w:rFonts w:ascii="Times New Roman" w:hAnsi="Times New Roman" w:cs="Times New Roman"/>
+          </w:rPr>
+          <w:t>What this means for infants’ looking behaviors in studies like that by</w:t>
+        </w:r>
+      </w:ins>
+      <w:r>
+        <w:rPr>
+          <w:rFonts w:ascii="Times New Roman" w:hAnsi="Times New Roman" w:cs="Times New Roman"/>
+        </w:rPr>
+        <w:t xml:space="preserve"> Skerry et al. (2013) is that</w:t>
+      </w:r>
+      <w:r>
+        <w:rPr>
+          <w:rFonts w:ascii="Times New Roman" w:hAnsi="Times New Roman" w:cs="Times New Roman"/>
+        </w:rPr>
+        <w:t xml:space="preserve"> </w:t>
+      </w:r>
+      <w:r>
+        <w:rPr>
+          <w:rFonts w:ascii="Times New Roman" w:hAnsi="Times New Roman" w:cs="Times New Roman"/>
+        </w:rPr>
+        <w:t xml:space="preserve">if </w:t>
+      </w:r>
+      <w:r>
+        <w:rPr>
+          <w:rFonts w:ascii="Times New Roman" w:hAnsi="Times New Roman" w:cs="Times New Roman"/>
+        </w:rPr>
+        <w:t>infants</w:t>
+      </w:r>
+      <w:ins w:id="45" w:author="Benton, Deon" w:date="2026-04-24T20:40:00Z" w16du:dateUtc="2026-04-25T01:40:00Z">
+        <w:r>
+          <w:rPr>
+            <w:rFonts w:ascii="Times New Roman" w:hAnsi="Times New Roman" w:cs="Times New Roman"/>
+          </w:rPr>
+          <w:t>—who have a te</w:t>
+        </w:r>
+      </w:ins>
+      <w:ins w:id="46" w:author="Benton, Deon" w:date="2026-04-24T20:41:00Z" w16du:dateUtc="2026-04-25T01:41:00Z">
+        <w:r>
+          <w:rPr>
+            <w:rFonts w:ascii="Times New Roman" w:hAnsi="Times New Roman" w:cs="Times New Roman"/>
+          </w:rPr>
+          <w:t>ndency to look longer at novel than at familiar stimuli following habituation (e.g., Sokolov, 1963, Cohen, 1973)—</w:t>
+        </w:r>
+      </w:ins>
+      <w:del w:id="47" w:author="Benton, Deon" w:date="2026-04-24T20:41:00Z" w16du:dateUtc="2026-04-25T01:41:00Z">
+        <w:r>
+          <w:rPr>
+            <w:rFonts w:ascii="Times New Roman" w:hAnsi="Times New Roman" w:cs="Times New Roman"/>
+          </w:rPr>
+          <w:delText xml:space="preserve"> </w:delText>
+        </w:r>
+      </w:del>
+      <w:r>
+        <w:rPr>
+          <w:rFonts w:ascii="Times New Roman" w:hAnsi="Times New Roman" w:cs="Times New Roman"/>
+        </w:rPr>
+        <w:t xml:space="preserve">perceived the </w:t>
+      </w:r>
+      <w:r>
+        <w:rPr>
+          <w:rFonts w:ascii="Times New Roman" w:hAnsi="Times New Roman" w:cs="Times New Roman"/>
+        </w:rPr>
+        <w:t>straight trajector</w:t>
+      </w:r>
+      <w:r>
+        <w:rPr>
+          <w:rFonts w:ascii="Times New Roman" w:hAnsi="Times New Roman" w:cs="Times New Roman"/>
+        </w:rPr>
+        <w:t xml:space="preserve">y </w:t>
+      </w:r>
+      <w:ins w:id="48" w:author="Benton, Deon" w:date="2026-04-24T20:39:00Z" w16du:dateUtc="2026-04-25T01:39:00Z">
+        <w:r>
+          <w:rPr>
+            <w:rFonts w:ascii="Times New Roman" w:hAnsi="Times New Roman" w:cs="Times New Roman"/>
+          </w:rPr>
+          <w:t>as mo</w:t>
+        </w:r>
+      </w:ins>
+      <w:ins w:id="49" w:author="Benton, Deon" w:date="2026-04-24T20:40:00Z" w16du:dateUtc="2026-04-25T01:40:00Z">
+        <w:r>
+          <w:rPr>
+            <w:rFonts w:ascii="Times New Roman" w:hAnsi="Times New Roman" w:cs="Times New Roman"/>
+          </w:rPr>
+          <w:t>re</w:t>
+        </w:r>
+      </w:ins>
+      <w:r>
+        <w:rPr>
+          <w:rFonts w:ascii="Times New Roman" w:hAnsi="Times New Roman" w:cs="Times New Roman"/>
+        </w:rPr>
+        <w:t xml:space="preserve"> </w:t>
       </w:r>
       <w:r>
         <w:rPr>
           <w:rFonts w:ascii="Times New Roman" w:hAnsi="Times New Roman" w:cs="Times New Roman"/>
         </w:rPr>
         <w:lastRenderedPageBreak/>
-        <w:t xml:space="preserve">within it may be disrupted </w:t>
-      </w:r>
-      <w:r>
-        <w:rPr>
-          <w:rFonts w:ascii="Times New Roman" w:hAnsi="Times New Roman" w:cs="Times New Roman"/>
-        </w:rPr>
-        <w:t xml:space="preserve">if </w:t>
-      </w:r>
-      <w:r>
-        <w:rPr>
-          <w:rFonts w:ascii="Times New Roman" w:hAnsi="Times New Roman" w:cs="Times New Roman"/>
-        </w:rPr>
-        <w:t>an object changes state after</w:t>
-      </w:r>
-      <w:r>
-        <w:rPr>
-          <w:rFonts w:ascii="Times New Roman" w:hAnsi="Times New Roman" w:cs="Times New Roman"/>
-        </w:rPr>
-        <w:t xml:space="preserve"> a brief delay and at some spatial distance from </w:t>
-      </w:r>
-      <w:r>
-        <w:rPr>
-          <w:rFonts w:ascii="Times New Roman" w:hAnsi="Times New Roman" w:cs="Times New Roman"/>
-        </w:rPr>
-        <w:t>a</w:t>
-      </w:r>
-      <w:r>
-        <w:rPr>
-          <w:rFonts w:ascii="Times New Roman" w:hAnsi="Times New Roman" w:cs="Times New Roman"/>
-        </w:rPr>
-        <w:t xml:space="preserve"> hand</w:t>
-      </w:r>
-      <w:r>
-        <w:rPr>
-          <w:rFonts w:ascii="Times New Roman" w:hAnsi="Times New Roman" w:cs="Times New Roman"/>
-        </w:rPr>
-        <w:t xml:space="preserve">. A corollary of this </w:t>
-      </w:r>
-      <w:r>
-        <w:rPr>
-          <w:rFonts w:ascii="Times New Roman" w:hAnsi="Times New Roman" w:cs="Times New Roman"/>
-        </w:rPr>
-        <w:t xml:space="preserve">disruption </w:t>
-      </w:r>
-      <w:r>
-        <w:rPr>
-          <w:rFonts w:ascii="Times New Roman" w:hAnsi="Times New Roman" w:cs="Times New Roman"/>
-        </w:rPr>
-        <w:t>is that</w:t>
-      </w:r>
-      <w:r>
-        <w:rPr>
-          <w:rFonts w:ascii="Times New Roman" w:hAnsi="Times New Roman" w:cs="Times New Roman"/>
-        </w:rPr>
-        <w:t xml:space="preserve"> not only that infants’ attention should undergo less of a boost but that any</w:t>
-      </w:r>
-      <w:r>
-        <w:rPr>
-          <w:rFonts w:ascii="Times New Roman" w:hAnsi="Times New Roman" w:cs="Times New Roman"/>
-        </w:rPr>
-        <w:t xml:space="preserve"> association that is formed between the arced motion</w:t>
-      </w:r>
-      <w:r>
-        <w:rPr>
-          <w:rFonts w:ascii="Times New Roman" w:hAnsi="Times New Roman" w:cs="Times New Roman"/>
-        </w:rPr>
-        <w:t xml:space="preserve"> trajectory</w:t>
-      </w:r>
-      <w:r>
-        <w:rPr>
-          <w:rFonts w:ascii="Times New Roman" w:hAnsi="Times New Roman" w:cs="Times New Roman"/>
-        </w:rPr>
-        <w:t xml:space="preserve"> and the barrier </w:t>
-      </w:r>
-      <w:r>
-        <w:rPr>
-          <w:rFonts w:ascii="Times New Roman" w:hAnsi="Times New Roman" w:cs="Times New Roman"/>
-        </w:rPr>
-        <w:t xml:space="preserve">should </w:t>
-      </w:r>
-      <w:r>
-        <w:rPr>
-          <w:rFonts w:ascii="Times New Roman" w:hAnsi="Times New Roman" w:cs="Times New Roman"/>
-        </w:rPr>
-        <w:t>be weaker</w:t>
-      </w:r>
-      <w:r>
-        <w:rPr>
-          <w:rFonts w:ascii="Times New Roman" w:hAnsi="Times New Roman" w:cs="Times New Roman"/>
-        </w:rPr>
-        <w:t xml:space="preserve"> because of it.</w:t>
-      </w:r>
-      <w:r>
-        <w:rPr>
-          <w:rFonts w:ascii="Times New Roman" w:hAnsi="Times New Roman" w:cs="Times New Roman"/>
-        </w:rPr>
-        <w:t xml:space="preserve"> </w:t>
-      </w:r>
-      <w:r>
-        <w:rPr>
-          <w:rFonts w:ascii="Times New Roman" w:hAnsi="Times New Roman" w:cs="Times New Roman"/>
-        </w:rPr>
-        <w:t>Likewise</w:t>
-      </w:r>
-      <w:r>
-        <w:rPr>
-          <w:rFonts w:ascii="Times New Roman" w:hAnsi="Times New Roman" w:cs="Times New Roman"/>
-        </w:rPr>
-        <w:t xml:space="preserve">, even if </w:t>
-      </w:r>
-      <w:r>
-        <w:rPr>
-          <w:rFonts w:ascii="Times New Roman" w:hAnsi="Times New Roman" w:cs="Times New Roman"/>
-        </w:rPr>
-        <w:t>an object changes physical state immediately</w:t>
-      </w:r>
-      <w:r>
-        <w:rPr>
-          <w:rFonts w:ascii="Times New Roman" w:hAnsi="Times New Roman" w:cs="Times New Roman"/>
-        </w:rPr>
-        <w:t xml:space="preserve"> and infants’ attention is heightened</w:t>
-      </w:r>
-      <w:r>
-        <w:rPr>
-          <w:rFonts w:ascii="Times New Roman" w:hAnsi="Times New Roman" w:cs="Times New Roman"/>
-        </w:rPr>
-        <w:t xml:space="preserve">, if the barrier is positioned </w:t>
-      </w:r>
-      <w:r>
-        <w:rPr>
-          <w:rFonts w:ascii="Times New Roman" w:hAnsi="Times New Roman" w:cs="Times New Roman"/>
-        </w:rPr>
-        <w:t>off</w:t>
-      </w:r>
-      <w:r>
-        <w:rPr>
-          <w:rFonts w:ascii="Times New Roman" w:hAnsi="Times New Roman" w:cs="Times New Roman"/>
-        </w:rPr>
-        <w:t xml:space="preserve"> to the side of the arced motion, </w:t>
-      </w:r>
-      <w:r>
-        <w:rPr>
-          <w:rFonts w:ascii="Times New Roman" w:hAnsi="Times New Roman" w:cs="Times New Roman"/>
-        </w:rPr>
-        <w:t xml:space="preserve">infants should be less likely to associate it with </w:t>
-      </w:r>
-      <w:r>
-        <w:rPr>
-          <w:rFonts w:ascii="Times New Roman" w:hAnsi="Times New Roman" w:cs="Times New Roman"/>
-        </w:rPr>
-        <w:t xml:space="preserve">such motion </w:t>
-      </w:r>
-      <w:r>
-        <w:rPr>
-          <w:rFonts w:ascii="Times New Roman" w:hAnsi="Times New Roman" w:cs="Times New Roman"/>
-        </w:rPr>
-        <w:t xml:space="preserve">given its reduced salience in this configuration. </w:t>
+        <w:t>familiar than the curved one</w:t>
+      </w:r>
+      <w:ins w:id="50" w:author="Benton, Deon" w:date="2026-04-24T20:41:00Z" w16du:dateUtc="2026-04-25T01:41:00Z">
+        <w:r>
+          <w:rPr>
+            <w:rFonts w:ascii="Times New Roman" w:hAnsi="Times New Roman" w:cs="Times New Roman"/>
+          </w:rPr>
+          <w:t xml:space="preserve">, </w:t>
+        </w:r>
+      </w:ins>
+      <w:r>
+        <w:rPr>
+          <w:rFonts w:ascii="Times New Roman" w:hAnsi="Times New Roman" w:cs="Times New Roman"/>
+        </w:rPr>
+        <w:t xml:space="preserve">then </w:t>
+      </w:r>
+      <w:r>
+        <w:rPr>
+          <w:rFonts w:ascii="Times New Roman" w:hAnsi="Times New Roman" w:cs="Times New Roman"/>
+        </w:rPr>
+        <w:t>they should look</w:t>
+      </w:r>
+      <w:r>
+        <w:rPr>
+          <w:rFonts w:ascii="Times New Roman" w:hAnsi="Times New Roman" w:cs="Times New Roman"/>
+        </w:rPr>
+        <w:t xml:space="preserve"> longer at</w:t>
+      </w:r>
+      <w:r>
+        <w:rPr>
+          <w:rFonts w:ascii="Times New Roman" w:hAnsi="Times New Roman" w:cs="Times New Roman"/>
+        </w:rPr>
+        <w:t xml:space="preserve"> </w:t>
+      </w:r>
+      <w:ins w:id="51" w:author="Benton, Deon" w:date="2026-04-24T20:41:00Z" w16du:dateUtc="2026-04-25T01:41:00Z">
+        <w:r>
+          <w:rPr>
+            <w:rFonts w:ascii="Times New Roman" w:hAnsi="Times New Roman" w:cs="Times New Roman"/>
+          </w:rPr>
+          <w:t>novel</w:t>
+        </w:r>
+      </w:ins>
+      <w:r>
+        <w:rPr>
+          <w:rFonts w:ascii="Times New Roman" w:hAnsi="Times New Roman" w:cs="Times New Roman"/>
+        </w:rPr>
+        <w:t xml:space="preserve"> inefficient test events than </w:t>
+      </w:r>
+      <w:ins w:id="52" w:author="Benton, Deon" w:date="2026-04-24T20:52:00Z" w16du:dateUtc="2026-04-25T01:52:00Z">
+        <w:r>
+          <w:rPr>
+            <w:rFonts w:ascii="Times New Roman" w:hAnsi="Times New Roman" w:cs="Times New Roman"/>
+          </w:rPr>
+          <w:t xml:space="preserve">at </w:t>
+        </w:r>
+      </w:ins>
+      <w:ins w:id="53" w:author="Benton, Deon" w:date="2026-04-24T20:41:00Z" w16du:dateUtc="2026-04-25T01:41:00Z">
+        <w:r>
+          <w:rPr>
+            <w:rFonts w:ascii="Times New Roman" w:hAnsi="Times New Roman" w:cs="Times New Roman"/>
+          </w:rPr>
+          <w:t>familiar</w:t>
+        </w:r>
+      </w:ins>
+      <w:ins w:id="54" w:author="Benton, Deon" w:date="2026-04-24T20:54:00Z" w16du:dateUtc="2026-04-25T01:54:00Z">
+        <w:r>
+          <w:rPr>
+            <w:rFonts w:ascii="Times New Roman" w:hAnsi="Times New Roman" w:cs="Times New Roman"/>
+          </w:rPr>
+          <w:t>,</w:t>
+        </w:r>
+      </w:ins>
+      <w:r>
+        <w:rPr>
+          <w:rFonts w:ascii="Times New Roman" w:hAnsi="Times New Roman" w:cs="Times New Roman"/>
+        </w:rPr>
+        <w:t xml:space="preserve"> efficient ones.</w:t>
+      </w:r>
+      <w:r>
+        <w:rPr>
+          <w:rFonts w:ascii="Times New Roman" w:hAnsi="Times New Roman" w:cs="Times New Roman"/>
+        </w:rPr>
+        <w:t xml:space="preserve"> </w:t>
+      </w:r>
+      <w:ins w:id="55" w:author="Benton, Deon" w:date="2026-04-24T20:41:00Z" w16du:dateUtc="2026-04-25T01:41:00Z">
+        <w:r>
+          <w:rPr>
+            <w:rFonts w:ascii="Times New Roman" w:hAnsi="Times New Roman" w:cs="Times New Roman"/>
+          </w:rPr>
+          <w:t xml:space="preserve">The </w:t>
+        </w:r>
+      </w:ins>
+      <w:ins w:id="56" w:author="Benton, Deon" w:date="2026-04-24T20:42:00Z" w16du:dateUtc="2026-04-25T01:42:00Z">
+        <w:r>
+          <w:rPr>
+            <w:rFonts w:ascii="Times New Roman" w:hAnsi="Times New Roman" w:cs="Times New Roman"/>
+          </w:rPr>
+          <w:t>significance of such a pattern of looking is that it</w:t>
+        </w:r>
+      </w:ins>
+      <w:r>
+        <w:rPr>
+          <w:rFonts w:ascii="Times New Roman" w:hAnsi="Times New Roman" w:cs="Times New Roman"/>
+        </w:rPr>
+        <w:t xml:space="preserve"> would</w:t>
+      </w:r>
+      <w:r>
+        <w:rPr>
+          <w:rFonts w:ascii="Times New Roman" w:hAnsi="Times New Roman" w:cs="Times New Roman"/>
+        </w:rPr>
+        <w:t xml:space="preserve"> </w:t>
+      </w:r>
+      <w:r>
+        <w:rPr>
+          <w:rFonts w:ascii="Times New Roman" w:hAnsi="Times New Roman" w:cs="Times New Roman"/>
+        </w:rPr>
+        <w:t>suggest that infants’ responses in this study h</w:t>
+      </w:r>
+      <w:r>
+        <w:rPr>
+          <w:rFonts w:ascii="Times New Roman" w:hAnsi="Times New Roman" w:cs="Times New Roman"/>
+        </w:rPr>
+        <w:t>ad little to do with a priori notions of efficiency</w:t>
+      </w:r>
+      <w:r>
+        <w:rPr>
+          <w:rFonts w:ascii="Times New Roman" w:hAnsi="Times New Roman" w:cs="Times New Roman"/>
+        </w:rPr>
+        <w:t xml:space="preserve"> or goals</w:t>
+      </w:r>
+      <w:r>
+        <w:rPr>
+          <w:rFonts w:ascii="Times New Roman" w:hAnsi="Times New Roman" w:cs="Times New Roman"/>
+        </w:rPr>
+        <w:t xml:space="preserve">; instead, such looking </w:t>
+      </w:r>
+      <w:r>
+        <w:rPr>
+          <w:rFonts w:ascii="Times New Roman" w:hAnsi="Times New Roman" w:cs="Times New Roman"/>
+        </w:rPr>
+        <w:t xml:space="preserve">may merely be a consequence </w:t>
+      </w:r>
+      <w:r>
+        <w:rPr>
+          <w:rFonts w:ascii="Times New Roman" w:hAnsi="Times New Roman" w:cs="Times New Roman"/>
+        </w:rPr>
+        <w:t xml:space="preserve">of </w:t>
+      </w:r>
+      <w:r>
+        <w:rPr>
+          <w:rFonts w:ascii="Times New Roman" w:hAnsi="Times New Roman" w:cs="Times New Roman"/>
+        </w:rPr>
+        <w:t>sticky-mittens experience heightening infants’ attention</w:t>
+      </w:r>
+      <w:r>
+        <w:rPr>
+          <w:rFonts w:ascii="Times New Roman" w:hAnsi="Times New Roman" w:cs="Times New Roman"/>
+        </w:rPr>
+        <w:t xml:space="preserve">, thereby leading to a robust, yet incidental encoding of </w:t>
+      </w:r>
+      <w:ins w:id="57" w:author="Benton, Deon" w:date="2026-04-24T20:52:00Z" w16du:dateUtc="2026-04-25T01:52:00Z">
+        <w:r>
+          <w:rPr>
+            <w:rFonts w:ascii="Times New Roman" w:hAnsi="Times New Roman" w:cs="Times New Roman"/>
+          </w:rPr>
+          <w:t xml:space="preserve">the configuration or geometry of </w:t>
+        </w:r>
+      </w:ins>
+      <w:r>
+        <w:rPr>
+          <w:rFonts w:ascii="Times New Roman" w:hAnsi="Times New Roman" w:cs="Times New Roman"/>
+        </w:rPr>
+        <w:t>their own successful reaches.</w:t>
       </w:r>
     </w:p>
     <w:p>
@@ -12268,103 +11555,127 @@
         <w:rPr>
           <w:rFonts w:ascii="Times New Roman" w:hAnsi="Times New Roman" w:cs="Times New Roman"/>
         </w:rPr>
-        <w:t xml:space="preserve">Importantly, although </w:t>
-      </w:r>
-      <w:r>
-        <w:rPr>
-          <w:rFonts w:ascii="Times New Roman" w:hAnsi="Times New Roman" w:cs="Times New Roman"/>
-        </w:rPr>
-        <w:t>direct action</w:t>
-      </w:r>
-      <w:r>
-        <w:rPr>
-          <w:rFonts w:ascii="Times New Roman" w:hAnsi="Times New Roman" w:cs="Times New Roman"/>
-        </w:rPr>
-        <w:t xml:space="preserve"> experience and causal efficacy may</w:t>
-      </w:r>
-      <w:r>
-        <w:rPr>
-          <w:rFonts w:ascii="Times New Roman" w:hAnsi="Times New Roman" w:cs="Times New Roman"/>
-        </w:rPr>
-        <w:t xml:space="preserve"> serve similar functions—</w:t>
-      </w:r>
-      <w:r>
-        <w:rPr>
-          <w:rFonts w:ascii="Times New Roman" w:hAnsi="Times New Roman" w:cs="Times New Roman"/>
-        </w:rPr>
-        <w:t xml:space="preserve">namely, </w:t>
-      </w:r>
-      <w:r>
-        <w:rPr>
-          <w:rFonts w:ascii="Times New Roman" w:hAnsi="Times New Roman" w:cs="Times New Roman"/>
-        </w:rPr>
-        <w:t xml:space="preserve">to boost </w:t>
-      </w:r>
-      <w:r>
-        <w:rPr>
-          <w:rFonts w:ascii="Times New Roman" w:hAnsi="Times New Roman" w:cs="Times New Roman"/>
-        </w:rPr>
-        <w:t xml:space="preserve">infants’ overall </w:t>
-      </w:r>
-      <w:r>
-        <w:rPr>
-          <w:rFonts w:ascii="Times New Roman" w:hAnsi="Times New Roman" w:cs="Times New Roman"/>
-        </w:rPr>
-        <w:t>attention</w:t>
-      </w:r>
-      <w:r>
-        <w:rPr>
-          <w:rFonts w:ascii="Times New Roman" w:hAnsi="Times New Roman" w:cs="Times New Roman"/>
-        </w:rPr>
-        <w:t xml:space="preserve">, </w:t>
-      </w:r>
-      <w:r>
-        <w:rPr>
-          <w:rFonts w:ascii="Times New Roman" w:hAnsi="Times New Roman" w:cs="Times New Roman"/>
-        </w:rPr>
-        <w:t xml:space="preserve">engagement </w:t>
-      </w:r>
-      <w:r>
-        <w:rPr>
-          <w:rFonts w:ascii="Times New Roman" w:hAnsi="Times New Roman" w:cs="Times New Roman"/>
-        </w:rPr>
-        <w:t>in a task</w:t>
-      </w:r>
-      <w:r>
-        <w:rPr>
-          <w:rFonts w:ascii="Times New Roman" w:hAnsi="Times New Roman" w:cs="Times New Roman"/>
-        </w:rPr>
-        <w:t>, and learning of key aspects of it</w:t>
-      </w:r>
-      <w:r>
-        <w:rPr>
-          <w:rFonts w:ascii="Times New Roman" w:hAnsi="Times New Roman" w:cs="Times New Roman"/>
-        </w:rPr>
-        <w:t>—</w:t>
-      </w:r>
-      <w:r>
-        <w:rPr>
-          <w:rFonts w:ascii="Times New Roman" w:hAnsi="Times New Roman" w:cs="Times New Roman"/>
-        </w:rPr>
-        <w:t>the effects that each has on</w:t>
-      </w:r>
-      <w:r>
-        <w:rPr>
-          <w:rFonts w:ascii="Times New Roman" w:hAnsi="Times New Roman" w:cs="Times New Roman"/>
-        </w:rPr>
-        <w:t xml:space="preserve"> how infants process events </w:t>
-      </w:r>
-      <w:r>
-        <w:rPr>
-          <w:rFonts w:ascii="Times New Roman" w:hAnsi="Times New Roman" w:cs="Times New Roman"/>
-        </w:rPr>
-        <w:t>within the task</w:t>
-      </w:r>
-      <w:r>
-        <w:rPr>
-          <w:rFonts w:ascii="Times New Roman" w:hAnsi="Times New Roman" w:cs="Times New Roman"/>
-        </w:rPr>
-        <w:t xml:space="preserve"> may differ</w:t>
+        <w:t xml:space="preserve">I contend that the same explanation applies to the study by </w:t>
+      </w:r>
+      <w:r>
+        <w:rPr>
+          <w:rFonts w:ascii="Times New Roman" w:hAnsi="Times New Roman" w:cs="Times New Roman"/>
+        </w:rPr>
+        <w:t xml:space="preserve">Liu </w:t>
+      </w:r>
+      <w:r>
+        <w:rPr>
+          <w:rFonts w:ascii="Times New Roman" w:hAnsi="Times New Roman" w:cs="Times New Roman"/>
+        </w:rPr>
+        <w:t>et al.</w:t>
+      </w:r>
+      <w:r>
+        <w:rPr>
+          <w:rFonts w:ascii="Times New Roman" w:hAnsi="Times New Roman" w:cs="Times New Roman"/>
+        </w:rPr>
+        <w:t xml:space="preserve"> (2019). </w:t>
+      </w:r>
+      <w:r>
+        <w:rPr>
+          <w:rFonts w:ascii="Times New Roman" w:hAnsi="Times New Roman" w:cs="Times New Roman"/>
+        </w:rPr>
+        <w:t>In particular,</w:t>
+      </w:r>
+      <w:r>
+        <w:rPr>
+          <w:rFonts w:ascii="Times New Roman" w:hAnsi="Times New Roman" w:cs="Times New Roman"/>
+        </w:rPr>
+        <w:t xml:space="preserve"> </w:t>
+      </w:r>
+      <w:r>
+        <w:rPr>
+          <w:rFonts w:ascii="Times New Roman" w:hAnsi="Times New Roman" w:cs="Times New Roman"/>
+        </w:rPr>
+        <w:t xml:space="preserve">when </w:t>
+      </w:r>
+      <w:r>
+        <w:rPr>
+          <w:rFonts w:ascii="Times New Roman" w:hAnsi="Times New Roman" w:cs="Times New Roman"/>
+        </w:rPr>
+        <w:t xml:space="preserve">an infant </w:t>
+      </w:r>
+      <w:r>
+        <w:rPr>
+          <w:rFonts w:ascii="Times New Roman" w:hAnsi="Times New Roman" w:cs="Times New Roman"/>
+        </w:rPr>
+        <w:t>repeatedly observe</w:t>
+      </w:r>
+      <w:r>
+        <w:rPr>
+          <w:rFonts w:ascii="Times New Roman" w:hAnsi="Times New Roman" w:cs="Times New Roman"/>
+        </w:rPr>
+        <w:t>s</w:t>
+      </w:r>
+      <w:r>
+        <w:rPr>
+          <w:rFonts w:ascii="Times New Roman" w:hAnsi="Times New Roman" w:cs="Times New Roman"/>
+        </w:rPr>
+        <w:t xml:space="preserve"> that an</w:t>
+      </w:r>
+      <w:r>
+        <w:rPr>
+          <w:rFonts w:ascii="Times New Roman" w:hAnsi="Times New Roman" w:cs="Times New Roman"/>
+        </w:rPr>
+        <w:t xml:space="preserve"> object immediately change</w:t>
+      </w:r>
+      <w:r>
+        <w:rPr>
+          <w:rFonts w:ascii="Times New Roman" w:hAnsi="Times New Roman" w:cs="Times New Roman"/>
+        </w:rPr>
+        <w:t>s</w:t>
+      </w:r>
+      <w:r>
+        <w:rPr>
+          <w:rFonts w:ascii="Times New Roman" w:hAnsi="Times New Roman" w:cs="Times New Roman"/>
+        </w:rPr>
+        <w:t xml:space="preserve"> state</w:t>
+      </w:r>
+      <w:r>
+        <w:rPr>
+          <w:rFonts w:ascii="Times New Roman" w:hAnsi="Times New Roman" w:cs="Times New Roman"/>
+        </w:rPr>
+        <w:t xml:space="preserve"> when an actor contacts it, the</w:t>
+      </w:r>
+      <w:r>
+        <w:rPr>
+          <w:rFonts w:ascii="Times New Roman" w:hAnsi="Times New Roman" w:cs="Times New Roman"/>
+        </w:rPr>
+        <w:t xml:space="preserve"> presumably unexpected,</w:t>
+      </w:r>
+      <w:r>
+        <w:rPr>
+          <w:rFonts w:ascii="Times New Roman" w:hAnsi="Times New Roman" w:cs="Times New Roman"/>
+        </w:rPr>
+        <w:t xml:space="preserve"> attention-grabbing nature of </w:t>
+      </w:r>
+      <w:r>
+        <w:rPr>
+          <w:rFonts w:ascii="Times New Roman" w:hAnsi="Times New Roman" w:cs="Times New Roman"/>
+        </w:rPr>
+        <w:t>that state change</w:t>
+      </w:r>
+      <w:r>
+        <w:rPr>
+          <w:rFonts w:ascii="Times New Roman" w:hAnsi="Times New Roman" w:cs="Times New Roman"/>
+        </w:rPr>
+        <w:t xml:space="preserve"> may </w:t>
+      </w:r>
+      <w:r>
+        <w:rPr>
+          <w:rFonts w:ascii="Times New Roman" w:hAnsi="Times New Roman" w:cs="Times New Roman"/>
+        </w:rPr>
+        <w:t>heighten</w:t>
+      </w:r>
+      <w:r>
+        <w:rPr>
+          <w:rFonts w:ascii="Times New Roman" w:hAnsi="Times New Roman" w:cs="Times New Roman"/>
+        </w:rPr>
+        <w:t xml:space="preserve"> infants’ attention</w:t>
       </w:r>
       <w:r>
         <w:rPr>
@@ -12382,265 +11693,217 @@
         <w:rPr>
           <w:rFonts w:ascii="Times New Roman" w:hAnsi="Times New Roman" w:cs="Times New Roman"/>
         </w:rPr>
-        <w:t>For example, d</w:t>
-      </w:r>
-      <w:r>
-        <w:rPr>
-          <w:rFonts w:ascii="Times New Roman" w:hAnsi="Times New Roman" w:cs="Times New Roman"/>
-        </w:rPr>
-        <w:t>irect action experience</w:t>
-      </w:r>
-      <w:r>
-        <w:rPr>
-          <w:rFonts w:ascii="Times New Roman" w:hAnsi="Times New Roman" w:cs="Times New Roman"/>
-        </w:rPr>
-        <w:t>—such as that provided by sticky mittens—</w:t>
-      </w:r>
-      <w:r>
-        <w:rPr>
-          <w:rFonts w:ascii="Times New Roman" w:hAnsi="Times New Roman" w:cs="Times New Roman"/>
-        </w:rPr>
-        <w:t>may</w:t>
-      </w:r>
-      <w:r>
-        <w:rPr>
-          <w:rFonts w:ascii="Times New Roman" w:hAnsi="Times New Roman" w:cs="Times New Roman"/>
-        </w:rPr>
-        <w:t xml:space="preserve"> strengthen infants’ encoding of their own straight reaching trajectories</w:t>
-      </w:r>
-      <w:r>
-        <w:rPr>
-          <w:rFonts w:ascii="Times New Roman" w:hAnsi="Times New Roman" w:cs="Times New Roman"/>
-        </w:rPr>
-        <w:t xml:space="preserve">, as well as </w:t>
-      </w:r>
-      <w:r>
-        <w:rPr>
-          <w:rFonts w:ascii="Times New Roman" w:hAnsi="Times New Roman" w:cs="Times New Roman"/>
-        </w:rPr>
-        <w:t xml:space="preserve">perhaps </w:t>
-      </w:r>
-      <w:r>
-        <w:rPr>
-          <w:rFonts w:ascii="Times New Roman" w:hAnsi="Times New Roman" w:cs="Times New Roman"/>
-        </w:rPr>
-        <w:t>their encoding of the features of the objects they are touching. In contrast, action events that are causally efficacious—</w:t>
-      </w:r>
-      <w:r>
-        <w:rPr>
-          <w:rFonts w:ascii="Times New Roman" w:hAnsi="Times New Roman" w:cs="Times New Roman"/>
-        </w:rPr>
-        <w:t>such that the</w:t>
-      </w:r>
-      <w:r>
-        <w:rPr>
-          <w:rFonts w:ascii="Times New Roman" w:hAnsi="Times New Roman" w:cs="Times New Roman"/>
-        </w:rPr>
-        <w:t xml:space="preserve"> effect happens immediately and upon </w:t>
-      </w:r>
-      <w:r>
-        <w:rPr>
-          <w:rFonts w:ascii="Times New Roman" w:hAnsi="Times New Roman" w:cs="Times New Roman"/>
-        </w:rPr>
-        <w:t xml:space="preserve">direct, physical </w:t>
-      </w:r>
-      <w:r>
-        <w:rPr>
-          <w:rFonts w:ascii="Times New Roman" w:hAnsi="Times New Roman" w:cs="Times New Roman"/>
-        </w:rPr>
-        <w:t>contact—may enhance infants’ encoding of the relation</w:t>
-      </w:r>
-      <w:r>
-        <w:rPr>
-          <w:rFonts w:ascii="Times New Roman" w:hAnsi="Times New Roman" w:cs="Times New Roman"/>
-        </w:rPr>
-        <w:t xml:space="preserve"> between the</w:t>
-      </w:r>
-      <w:r>
-        <w:rPr>
-          <w:rFonts w:ascii="Times New Roman" w:hAnsi="Times New Roman" w:cs="Times New Roman"/>
-        </w:rPr>
-        <w:t xml:space="preserve"> curved motion and the barrier</w:t>
-      </w:r>
-      <w:r>
-        <w:rPr>
-          <w:rFonts w:ascii="Times New Roman" w:hAnsi="Times New Roman" w:cs="Times New Roman"/>
-        </w:rPr>
-        <w:t>. These differences notwithstanding, both manipulations may support the same downstream outcome: They increase the likelihood that infants encode the relevant, perceptually grounded relations in an action task.</w:t>
-      </w:r>
-      <w:r>
-        <w:rPr>
-          <w:rFonts w:ascii="Times New Roman" w:hAnsi="Times New Roman" w:cs="Times New Roman"/>
-        </w:rPr>
-        <w:t xml:space="preserve"> </w:t>
-      </w:r>
-      <w:r>
-        <w:rPr>
-          <w:rFonts w:ascii="Times New Roman" w:hAnsi="Times New Roman" w:cs="Times New Roman"/>
-        </w:rPr>
-        <w:t xml:space="preserve">Taken together, </w:t>
-      </w:r>
-      <w:r>
-        <w:rPr>
-          <w:rFonts w:ascii="Times New Roman" w:hAnsi="Times New Roman" w:cs="Times New Roman"/>
-        </w:rPr>
-        <w:t xml:space="preserve">this interpretation </w:t>
-      </w:r>
-      <w:r>
-        <w:rPr>
-          <w:rFonts w:ascii="Times New Roman" w:hAnsi="Times New Roman" w:cs="Times New Roman"/>
-        </w:rPr>
-        <w:t xml:space="preserve">suggests </w:t>
-      </w:r>
-      <w:r>
-        <w:rPr>
-          <w:rFonts w:ascii="Times New Roman" w:hAnsi="Times New Roman" w:cs="Times New Roman"/>
-        </w:rPr>
-        <w:t xml:space="preserve">that even the looking behavior of 3-month-old infants need not </w:t>
-      </w:r>
-      <w:r>
-        <w:rPr>
-          <w:rFonts w:ascii="Times New Roman" w:hAnsi="Times New Roman" w:cs="Times New Roman"/>
-        </w:rPr>
-        <w:t xml:space="preserve">indicate </w:t>
-      </w:r>
-      <w:r>
-        <w:rPr>
-          <w:rFonts w:ascii="Times New Roman" w:hAnsi="Times New Roman" w:cs="Times New Roman"/>
-        </w:rPr>
-        <w:t>early</w:t>
-      </w:r>
-      <w:r>
-        <w:rPr>
-          <w:rFonts w:ascii="Times New Roman" w:hAnsi="Times New Roman" w:cs="Times New Roman"/>
-        </w:rPr>
-        <w:t>-</w:t>
-      </w:r>
-      <w:r>
-        <w:rPr>
-          <w:rFonts w:ascii="Times New Roman" w:hAnsi="Times New Roman" w:cs="Times New Roman"/>
-        </w:rPr>
-        <w:t>emerging</w:t>
-      </w:r>
-      <w:r>
-        <w:rPr>
-          <w:rFonts w:ascii="Times New Roman" w:hAnsi="Times New Roman" w:cs="Times New Roman"/>
-        </w:rPr>
-        <w:t xml:space="preserve"> or even innate</w:t>
-      </w:r>
-      <w:r>
-        <w:rPr>
-          <w:rFonts w:ascii="Times New Roman" w:hAnsi="Times New Roman" w:cs="Times New Roman"/>
-        </w:rPr>
-        <w:t xml:space="preserve"> notion</w:t>
-      </w:r>
-      <w:r>
-        <w:rPr>
-          <w:rFonts w:ascii="Times New Roman" w:hAnsi="Times New Roman" w:cs="Times New Roman"/>
-        </w:rPr>
-        <w:t>s</w:t>
-      </w:r>
-      <w:r>
-        <w:rPr>
-          <w:rFonts w:ascii="Times New Roman" w:hAnsi="Times New Roman" w:cs="Times New Roman"/>
-        </w:rPr>
-        <w:t xml:space="preserve"> of </w:t>
-      </w:r>
-      <w:r>
-        <w:rPr>
-          <w:rFonts w:ascii="Times New Roman" w:hAnsi="Times New Roman" w:cs="Times New Roman"/>
-        </w:rPr>
-        <w:t xml:space="preserve">action </w:t>
-      </w:r>
-      <w:r>
-        <w:rPr>
-          <w:rFonts w:ascii="Times New Roman" w:hAnsi="Times New Roman" w:cs="Times New Roman"/>
-        </w:rPr>
-        <w:t>efficiency</w:t>
-      </w:r>
-      <w:r>
-        <w:rPr>
-          <w:rFonts w:ascii="Times New Roman" w:hAnsi="Times New Roman" w:cs="Times New Roman"/>
-        </w:rPr>
-        <w:t xml:space="preserve"> or goal</w:t>
-      </w:r>
-      <w:r>
-        <w:rPr>
-          <w:rFonts w:ascii="Times New Roman" w:hAnsi="Times New Roman" w:cs="Times New Roman"/>
-        </w:rPr>
-        <w:t>s</w:t>
-      </w:r>
-      <w:r>
-        <w:rPr>
-          <w:rFonts w:ascii="Times New Roman" w:hAnsi="Times New Roman" w:cs="Times New Roman"/>
-        </w:rPr>
-        <w:t>. Instead, young infants’ looking patterns may arise from</w:t>
-      </w:r>
-      <w:r>
-        <w:rPr>
-          <w:rFonts w:ascii="Times New Roman" w:hAnsi="Times New Roman" w:cs="Times New Roman"/>
-        </w:rPr>
-        <w:t xml:space="preserve"> the </w:t>
-      </w:r>
-      <w:r>
-        <w:rPr>
-          <w:rFonts w:ascii="Times New Roman" w:hAnsi="Times New Roman" w:cs="Times New Roman"/>
-        </w:rPr>
-        <w:t xml:space="preserve">combined effects of increased attentional engagement with </w:t>
-      </w:r>
-      <w:r>
-        <w:rPr>
-          <w:rFonts w:ascii="Times New Roman" w:hAnsi="Times New Roman" w:cs="Times New Roman"/>
-        </w:rPr>
-        <w:t>an action scene</w:t>
-      </w:r>
-      <w:r>
-        <w:rPr>
-          <w:rFonts w:ascii="Times New Roman" w:hAnsi="Times New Roman" w:cs="Times New Roman"/>
-        </w:rPr>
-        <w:t xml:space="preserve">, incidental encoding of </w:t>
-      </w:r>
-      <w:r>
-        <w:rPr>
-          <w:rFonts w:ascii="Times New Roman" w:hAnsi="Times New Roman" w:cs="Times New Roman"/>
-        </w:rPr>
-        <w:t xml:space="preserve">their </w:t>
-      </w:r>
-      <w:r>
-        <w:rPr>
-          <w:rFonts w:ascii="Times New Roman" w:hAnsi="Times New Roman" w:cs="Times New Roman"/>
-        </w:rPr>
-        <w:t>own reaching trajectories, and</w:t>
-      </w:r>
-      <w:r>
-        <w:rPr>
-          <w:rFonts w:ascii="Times New Roman" w:hAnsi="Times New Roman" w:cs="Times New Roman"/>
-        </w:rPr>
-        <w:t xml:space="preserve"> the same perceptually grounded associative processes </w:t>
-      </w:r>
-      <w:r>
-        <w:rPr>
-          <w:rFonts w:ascii="Times New Roman" w:hAnsi="Times New Roman" w:cs="Times New Roman"/>
-        </w:rPr>
-        <w:t>that I argue</w:t>
-      </w:r>
-      <w:r>
-        <w:rPr>
-          <w:rFonts w:ascii="Times New Roman" w:hAnsi="Times New Roman" w:cs="Times New Roman"/>
-        </w:rPr>
-        <w:t xml:space="preserve"> </w:t>
-      </w:r>
-      <w:r>
-        <w:rPr>
-          <w:rFonts w:ascii="Times New Roman" w:hAnsi="Times New Roman" w:cs="Times New Roman"/>
-        </w:rPr>
-        <w:t>subserve</w:t>
-      </w:r>
-      <w:r>
-        <w:rPr>
-          <w:rFonts w:ascii="Times New Roman" w:hAnsi="Times New Roman" w:cs="Times New Roman"/>
-        </w:rPr>
-        <w:t xml:space="preserve"> older infants’ performance. </w:t>
+        <w:t>Th</w:t>
+      </w:r>
+      <w:r>
+        <w:rPr>
+          <w:rFonts w:ascii="Times New Roman" w:hAnsi="Times New Roman" w:cs="Times New Roman"/>
+        </w:rPr>
+        <w:t>is</w:t>
+      </w:r>
+      <w:r>
+        <w:rPr>
+          <w:rFonts w:ascii="Times New Roman" w:hAnsi="Times New Roman" w:cs="Times New Roman"/>
+        </w:rPr>
+        <w:t xml:space="preserve"> may in turn cause infants to </w:t>
+      </w:r>
+      <w:r>
+        <w:rPr>
+          <w:rFonts w:ascii="Times New Roman" w:hAnsi="Times New Roman" w:cs="Times New Roman"/>
+        </w:rPr>
+        <w:t>associated</w:t>
+      </w:r>
+      <w:r>
+        <w:rPr>
+          <w:rFonts w:ascii="Times New Roman" w:hAnsi="Times New Roman" w:cs="Times New Roman"/>
+        </w:rPr>
+        <w:t xml:space="preserve"> the reach’s arced motion path and the barrier over which th</w:t>
+      </w:r>
+      <w:r>
+        <w:rPr>
+          <w:rFonts w:ascii="Times New Roman" w:hAnsi="Times New Roman" w:cs="Times New Roman"/>
+        </w:rPr>
+        <w:t>at</w:t>
+      </w:r>
+      <w:r>
+        <w:rPr>
+          <w:rFonts w:ascii="Times New Roman" w:hAnsi="Times New Roman" w:cs="Times New Roman"/>
+        </w:rPr>
+        <w:t xml:space="preserve"> path occurs.</w:t>
+      </w:r>
+      <w:r>
+        <w:rPr>
+          <w:rFonts w:ascii="Times New Roman" w:hAnsi="Times New Roman" w:cs="Times New Roman"/>
+        </w:rPr>
+        <w:t xml:space="preserve"> </w:t>
+      </w:r>
+      <w:r>
+        <w:rPr>
+          <w:rFonts w:ascii="Times New Roman" w:hAnsi="Times New Roman" w:cs="Times New Roman"/>
+        </w:rPr>
+        <w:t xml:space="preserve">On this view, the role of causal efficacy is not to cause infants to process actions in terms of their efficiency but to make the visible structure of the event itself easier to encode. Crucially, </w:t>
+      </w:r>
+      <w:r>
+        <w:rPr>
+          <w:rFonts w:ascii="Times New Roman" w:hAnsi="Times New Roman" w:cs="Times New Roman"/>
+        </w:rPr>
+        <w:t xml:space="preserve">infants’ ability to process an event as a single, cohesive action sequence and to encode the relation between the curved motion and barrier within it may be disrupted </w:t>
+      </w:r>
+      <w:r>
+        <w:rPr>
+          <w:rFonts w:ascii="Times New Roman" w:hAnsi="Times New Roman" w:cs="Times New Roman"/>
+        </w:rPr>
+        <w:t xml:space="preserve">if </w:t>
+      </w:r>
+      <w:r>
+        <w:rPr>
+          <w:rFonts w:ascii="Times New Roman" w:hAnsi="Times New Roman" w:cs="Times New Roman"/>
+        </w:rPr>
+        <w:t>an object changes state after</w:t>
+      </w:r>
+      <w:r>
+        <w:rPr>
+          <w:rFonts w:ascii="Times New Roman" w:hAnsi="Times New Roman" w:cs="Times New Roman"/>
+        </w:rPr>
+        <w:t xml:space="preserve"> a brief delay and at some spatial distance from </w:t>
+      </w:r>
+      <w:r>
+        <w:rPr>
+          <w:rFonts w:ascii="Times New Roman" w:hAnsi="Times New Roman" w:cs="Times New Roman"/>
+        </w:rPr>
+        <w:t>a</w:t>
+      </w:r>
+      <w:r>
+        <w:rPr>
+          <w:rFonts w:ascii="Times New Roman" w:hAnsi="Times New Roman" w:cs="Times New Roman"/>
+        </w:rPr>
+        <w:t xml:space="preserve"> hand</w:t>
+      </w:r>
+      <w:r>
+        <w:rPr>
+          <w:rFonts w:ascii="Times New Roman" w:hAnsi="Times New Roman" w:cs="Times New Roman"/>
+        </w:rPr>
+        <w:t xml:space="preserve">. A corollary of this </w:t>
+      </w:r>
+      <w:r>
+        <w:rPr>
+          <w:rFonts w:ascii="Times New Roman" w:hAnsi="Times New Roman" w:cs="Times New Roman"/>
+        </w:rPr>
+        <w:t xml:space="preserve">disruption </w:t>
+      </w:r>
+      <w:r>
+        <w:rPr>
+          <w:rFonts w:ascii="Times New Roman" w:hAnsi="Times New Roman" w:cs="Times New Roman"/>
+        </w:rPr>
+        <w:t>is that</w:t>
+      </w:r>
+      <w:r>
+        <w:rPr>
+          <w:rFonts w:ascii="Times New Roman" w:hAnsi="Times New Roman" w:cs="Times New Roman"/>
+        </w:rPr>
+        <w:t xml:space="preserve"> not only that infants’ attention should undergo less of a boost but that any</w:t>
+      </w:r>
+      <w:r>
+        <w:rPr>
+          <w:rFonts w:ascii="Times New Roman" w:hAnsi="Times New Roman" w:cs="Times New Roman"/>
+        </w:rPr>
+        <w:t xml:space="preserve"> association that is formed between the arced motion</w:t>
+      </w:r>
+      <w:r>
+        <w:rPr>
+          <w:rFonts w:ascii="Times New Roman" w:hAnsi="Times New Roman" w:cs="Times New Roman"/>
+        </w:rPr>
+        <w:t xml:space="preserve"> trajectory</w:t>
+      </w:r>
+      <w:r>
+        <w:rPr>
+          <w:rFonts w:ascii="Times New Roman" w:hAnsi="Times New Roman" w:cs="Times New Roman"/>
+        </w:rPr>
+        <w:t xml:space="preserve"> and the barrier </w:t>
+      </w:r>
+      <w:r>
+        <w:rPr>
+          <w:rFonts w:ascii="Times New Roman" w:hAnsi="Times New Roman" w:cs="Times New Roman"/>
+        </w:rPr>
+        <w:t xml:space="preserve">should </w:t>
+      </w:r>
+      <w:r>
+        <w:rPr>
+          <w:rFonts w:ascii="Times New Roman" w:hAnsi="Times New Roman" w:cs="Times New Roman"/>
+        </w:rPr>
+        <w:t>be weaker</w:t>
+      </w:r>
+      <w:r>
+        <w:rPr>
+          <w:rFonts w:ascii="Times New Roman" w:hAnsi="Times New Roman" w:cs="Times New Roman"/>
+        </w:rPr>
+        <w:t xml:space="preserve"> because of it.</w:t>
+      </w:r>
+      <w:r>
+        <w:rPr>
+          <w:rFonts w:ascii="Times New Roman" w:hAnsi="Times New Roman" w:cs="Times New Roman"/>
+        </w:rPr>
+        <w:t xml:space="preserve"> </w:t>
+      </w:r>
+      <w:r>
+        <w:rPr>
+          <w:rFonts w:ascii="Times New Roman" w:hAnsi="Times New Roman" w:cs="Times New Roman"/>
+        </w:rPr>
+        <w:t>Likewise</w:t>
+      </w:r>
+      <w:r>
+        <w:rPr>
+          <w:rFonts w:ascii="Times New Roman" w:hAnsi="Times New Roman" w:cs="Times New Roman"/>
+        </w:rPr>
+        <w:t xml:space="preserve">, even if </w:t>
+      </w:r>
+      <w:r>
+        <w:rPr>
+          <w:rFonts w:ascii="Times New Roman" w:hAnsi="Times New Roman" w:cs="Times New Roman"/>
+        </w:rPr>
+        <w:t>an object changes physical state immediately</w:t>
+      </w:r>
+      <w:r>
+        <w:rPr>
+          <w:rFonts w:ascii="Times New Roman" w:hAnsi="Times New Roman" w:cs="Times New Roman"/>
+        </w:rPr>
+        <w:t xml:space="preserve"> and infants’ attention is heightened</w:t>
+      </w:r>
+      <w:r>
+        <w:rPr>
+          <w:rFonts w:ascii="Times New Roman" w:hAnsi="Times New Roman" w:cs="Times New Roman"/>
+        </w:rPr>
+        <w:t xml:space="preserve">, if the barrier is positioned </w:t>
+      </w:r>
+      <w:r>
+        <w:rPr>
+          <w:rFonts w:ascii="Times New Roman" w:hAnsi="Times New Roman" w:cs="Times New Roman"/>
+        </w:rPr>
+        <w:t>off</w:t>
+      </w:r>
+      <w:r>
+        <w:rPr>
+          <w:rFonts w:ascii="Times New Roman" w:hAnsi="Times New Roman" w:cs="Times New Roman"/>
+        </w:rPr>
+        <w:t xml:space="preserve"> to the side of the arced motion, </w:t>
+      </w:r>
+      <w:r>
+        <w:rPr>
+          <w:rFonts w:ascii="Times New Roman" w:hAnsi="Times New Roman" w:cs="Times New Roman"/>
+        </w:rPr>
+        <w:t xml:space="preserve">infants should be less likely to associate it with </w:t>
+      </w:r>
+      <w:r>
+        <w:rPr>
+          <w:rFonts w:ascii="Times New Roman" w:hAnsi="Times New Roman" w:cs="Times New Roman"/>
+        </w:rPr>
+        <w:t xml:space="preserve">such motion </w:t>
+      </w:r>
+      <w:r>
+        <w:rPr>
+          <w:rFonts w:ascii="Times New Roman" w:hAnsi="Times New Roman" w:cs="Times New Roman"/>
+        </w:rPr>
+        <w:t xml:space="preserve">given its reduced salience in this configuration. </w:t>
       </w:r>
     </w:p>
     <w:p>
@@ -12656,7 +11919,401 @@
         <w:rPr>
           <w:rFonts w:ascii="Times New Roman" w:hAnsi="Times New Roman" w:cs="Times New Roman"/>
         </w:rPr>
+        <w:t xml:space="preserve">Importantly, although </w:t>
+      </w:r>
+      <w:r>
+        <w:rPr>
+          <w:rFonts w:ascii="Times New Roman" w:hAnsi="Times New Roman" w:cs="Times New Roman"/>
+        </w:rPr>
+        <w:t>direct action</w:t>
+      </w:r>
+      <w:r>
+        <w:rPr>
+          <w:rFonts w:ascii="Times New Roman" w:hAnsi="Times New Roman" w:cs="Times New Roman"/>
+        </w:rPr>
+        <w:t xml:space="preserve"> experience and causal efficacy may</w:t>
+      </w:r>
+      <w:r>
+        <w:rPr>
+          <w:rFonts w:ascii="Times New Roman" w:hAnsi="Times New Roman" w:cs="Times New Roman"/>
+        </w:rPr>
+        <w:t xml:space="preserve"> serve similar functions—</w:t>
+      </w:r>
+      <w:r>
+        <w:rPr>
+          <w:rFonts w:ascii="Times New Roman" w:hAnsi="Times New Roman" w:cs="Times New Roman"/>
+        </w:rPr>
+        <w:t xml:space="preserve">namely, </w:t>
+      </w:r>
+      <w:r>
+        <w:rPr>
+          <w:rFonts w:ascii="Times New Roman" w:hAnsi="Times New Roman" w:cs="Times New Roman"/>
+        </w:rPr>
+        <w:t xml:space="preserve">to boost </w:t>
+      </w:r>
+      <w:r>
+        <w:rPr>
+          <w:rFonts w:ascii="Times New Roman" w:hAnsi="Times New Roman" w:cs="Times New Roman"/>
+        </w:rPr>
+        <w:t xml:space="preserve">infants’ overall </w:t>
+      </w:r>
+      <w:r>
+        <w:rPr>
+          <w:rFonts w:ascii="Times New Roman" w:hAnsi="Times New Roman" w:cs="Times New Roman"/>
+        </w:rPr>
+        <w:t>attention</w:t>
+      </w:r>
+      <w:r>
+        <w:rPr>
+          <w:rFonts w:ascii="Times New Roman" w:hAnsi="Times New Roman" w:cs="Times New Roman"/>
+        </w:rPr>
+        <w:t xml:space="preserve">, </w:t>
+      </w:r>
+      <w:r>
+        <w:rPr>
+          <w:rFonts w:ascii="Times New Roman" w:hAnsi="Times New Roman" w:cs="Times New Roman"/>
+        </w:rPr>
+        <w:t xml:space="preserve">engagement </w:t>
+      </w:r>
+      <w:r>
+        <w:rPr>
+          <w:rFonts w:ascii="Times New Roman" w:hAnsi="Times New Roman" w:cs="Times New Roman"/>
+        </w:rPr>
+        <w:t>in a task</w:t>
+      </w:r>
+      <w:r>
+        <w:rPr>
+          <w:rFonts w:ascii="Times New Roman" w:hAnsi="Times New Roman" w:cs="Times New Roman"/>
+        </w:rPr>
+        <w:t xml:space="preserve">, and learning of key </w:t>
+      </w:r>
+      <w:r>
+        <w:rPr>
+          <w:rFonts w:ascii="Times New Roman" w:hAnsi="Times New Roman" w:cs="Times New Roman"/>
+        </w:rPr>
         <w:lastRenderedPageBreak/>
+        <w:t>aspects of it</w:t>
+      </w:r>
+      <w:r>
+        <w:rPr>
+          <w:rFonts w:ascii="Times New Roman" w:hAnsi="Times New Roman" w:cs="Times New Roman"/>
+        </w:rPr>
+        <w:t>—</w:t>
+      </w:r>
+      <w:r>
+        <w:rPr>
+          <w:rFonts w:ascii="Times New Roman" w:hAnsi="Times New Roman" w:cs="Times New Roman"/>
+        </w:rPr>
+        <w:t>the effects that each has on</w:t>
+      </w:r>
+      <w:r>
+        <w:rPr>
+          <w:rFonts w:ascii="Times New Roman" w:hAnsi="Times New Roman" w:cs="Times New Roman"/>
+        </w:rPr>
+        <w:t xml:space="preserve"> how infants process events </w:t>
+      </w:r>
+      <w:r>
+        <w:rPr>
+          <w:rFonts w:ascii="Times New Roman" w:hAnsi="Times New Roman" w:cs="Times New Roman"/>
+        </w:rPr>
+        <w:t>within the task</w:t>
+      </w:r>
+      <w:r>
+        <w:rPr>
+          <w:rFonts w:ascii="Times New Roman" w:hAnsi="Times New Roman" w:cs="Times New Roman"/>
+        </w:rPr>
+        <w:t xml:space="preserve"> may differ</w:t>
+      </w:r>
+      <w:r>
+        <w:rPr>
+          <w:rFonts w:ascii="Times New Roman" w:hAnsi="Times New Roman" w:cs="Times New Roman"/>
+        </w:rPr>
+        <w:t>.</w:t>
+      </w:r>
+      <w:r>
+        <w:rPr>
+          <w:rFonts w:ascii="Times New Roman" w:hAnsi="Times New Roman" w:cs="Times New Roman"/>
+        </w:rPr>
+        <w:t xml:space="preserve"> </w:t>
+      </w:r>
+      <w:r>
+        <w:rPr>
+          <w:rFonts w:ascii="Times New Roman" w:hAnsi="Times New Roman" w:cs="Times New Roman"/>
+        </w:rPr>
+        <w:t>For example, d</w:t>
+      </w:r>
+      <w:r>
+        <w:rPr>
+          <w:rFonts w:ascii="Times New Roman" w:hAnsi="Times New Roman" w:cs="Times New Roman"/>
+        </w:rPr>
+        <w:t>irect action experience</w:t>
+      </w:r>
+      <w:r>
+        <w:rPr>
+          <w:rFonts w:ascii="Times New Roman" w:hAnsi="Times New Roman" w:cs="Times New Roman"/>
+        </w:rPr>
+        <w:t>—such as that provided by sticky mittens—</w:t>
+      </w:r>
+      <w:r>
+        <w:rPr>
+          <w:rFonts w:ascii="Times New Roman" w:hAnsi="Times New Roman" w:cs="Times New Roman"/>
+        </w:rPr>
+        <w:t>may</w:t>
+      </w:r>
+      <w:r>
+        <w:rPr>
+          <w:rFonts w:ascii="Times New Roman" w:hAnsi="Times New Roman" w:cs="Times New Roman"/>
+        </w:rPr>
+        <w:t xml:space="preserve"> strengthen infants’ encoding of their own straight reaching trajectories</w:t>
+      </w:r>
+      <w:r>
+        <w:rPr>
+          <w:rFonts w:ascii="Times New Roman" w:hAnsi="Times New Roman" w:cs="Times New Roman"/>
+        </w:rPr>
+        <w:t xml:space="preserve">, as well as </w:t>
+      </w:r>
+      <w:r>
+        <w:rPr>
+          <w:rFonts w:ascii="Times New Roman" w:hAnsi="Times New Roman" w:cs="Times New Roman"/>
+        </w:rPr>
+        <w:t xml:space="preserve">perhaps </w:t>
+      </w:r>
+      <w:r>
+        <w:rPr>
+          <w:rFonts w:ascii="Times New Roman" w:hAnsi="Times New Roman" w:cs="Times New Roman"/>
+        </w:rPr>
+        <w:t>their encoding of the features of the objects they are touching. In contrast, action events that are causally efficacious—</w:t>
+      </w:r>
+      <w:r>
+        <w:rPr>
+          <w:rFonts w:ascii="Times New Roman" w:hAnsi="Times New Roman" w:cs="Times New Roman"/>
+        </w:rPr>
+        <w:t>such that the</w:t>
+      </w:r>
+      <w:r>
+        <w:rPr>
+          <w:rFonts w:ascii="Times New Roman" w:hAnsi="Times New Roman" w:cs="Times New Roman"/>
+        </w:rPr>
+        <w:t xml:space="preserve"> effect happens immediately and upon </w:t>
+      </w:r>
+      <w:r>
+        <w:rPr>
+          <w:rFonts w:ascii="Times New Roman" w:hAnsi="Times New Roman" w:cs="Times New Roman"/>
+        </w:rPr>
+        <w:t xml:space="preserve">direct, physical </w:t>
+      </w:r>
+      <w:r>
+        <w:rPr>
+          <w:rFonts w:ascii="Times New Roman" w:hAnsi="Times New Roman" w:cs="Times New Roman"/>
+        </w:rPr>
+        <w:t>contact—may enhance infants’ encoding of the relation</w:t>
+      </w:r>
+      <w:r>
+        <w:rPr>
+          <w:rFonts w:ascii="Times New Roman" w:hAnsi="Times New Roman" w:cs="Times New Roman"/>
+        </w:rPr>
+        <w:t xml:space="preserve"> between the</w:t>
+      </w:r>
+      <w:r>
+        <w:rPr>
+          <w:rFonts w:ascii="Times New Roman" w:hAnsi="Times New Roman" w:cs="Times New Roman"/>
+        </w:rPr>
+        <w:t xml:space="preserve"> curved motion and the barrier</w:t>
+      </w:r>
+      <w:r>
+        <w:rPr>
+          <w:rFonts w:ascii="Times New Roman" w:hAnsi="Times New Roman" w:cs="Times New Roman"/>
+        </w:rPr>
+        <w:t>. These differences notwithstanding, both manipulations may support the same downstream outcome: They increase the likelihood that infants encode the relevant, perceptually grounded relations in an action task.</w:t>
+      </w:r>
+      <w:r>
+        <w:rPr>
+          <w:rFonts w:ascii="Times New Roman" w:hAnsi="Times New Roman" w:cs="Times New Roman"/>
+        </w:rPr>
+        <w:t xml:space="preserve"> </w:t>
+      </w:r>
+      <w:r>
+        <w:rPr>
+          <w:rFonts w:ascii="Times New Roman" w:hAnsi="Times New Roman" w:cs="Times New Roman"/>
+        </w:rPr>
+        <w:t xml:space="preserve">Taken together, </w:t>
+      </w:r>
+      <w:r>
+        <w:rPr>
+          <w:rFonts w:ascii="Times New Roman" w:hAnsi="Times New Roman" w:cs="Times New Roman"/>
+        </w:rPr>
+        <w:t xml:space="preserve">this interpretation </w:t>
+      </w:r>
+      <w:r>
+        <w:rPr>
+          <w:rFonts w:ascii="Times New Roman" w:hAnsi="Times New Roman" w:cs="Times New Roman"/>
+        </w:rPr>
+        <w:t xml:space="preserve">suggests </w:t>
+      </w:r>
+      <w:r>
+        <w:rPr>
+          <w:rFonts w:ascii="Times New Roman" w:hAnsi="Times New Roman" w:cs="Times New Roman"/>
+        </w:rPr>
+        <w:t xml:space="preserve">that even the looking behavior of 3-month-old infants need not </w:t>
+      </w:r>
+      <w:r>
+        <w:rPr>
+          <w:rFonts w:ascii="Times New Roman" w:hAnsi="Times New Roman" w:cs="Times New Roman"/>
+        </w:rPr>
+        <w:t xml:space="preserve">indicate </w:t>
+      </w:r>
+      <w:r>
+        <w:rPr>
+          <w:rFonts w:ascii="Times New Roman" w:hAnsi="Times New Roman" w:cs="Times New Roman"/>
+        </w:rPr>
+        <w:t>early</w:t>
+      </w:r>
+      <w:r>
+        <w:rPr>
+          <w:rFonts w:ascii="Times New Roman" w:hAnsi="Times New Roman" w:cs="Times New Roman"/>
+        </w:rPr>
+        <w:t>-</w:t>
+      </w:r>
+      <w:r>
+        <w:rPr>
+          <w:rFonts w:ascii="Times New Roman" w:hAnsi="Times New Roman" w:cs="Times New Roman"/>
+        </w:rPr>
+        <w:t>emerging</w:t>
+      </w:r>
+      <w:r>
+        <w:rPr>
+          <w:rFonts w:ascii="Times New Roman" w:hAnsi="Times New Roman" w:cs="Times New Roman"/>
+        </w:rPr>
+        <w:t xml:space="preserve"> or even innate</w:t>
+      </w:r>
+      <w:r>
+        <w:rPr>
+          <w:rFonts w:ascii="Times New Roman" w:hAnsi="Times New Roman" w:cs="Times New Roman"/>
+        </w:rPr>
+        <w:t xml:space="preserve"> notion</w:t>
+      </w:r>
+      <w:r>
+        <w:rPr>
+          <w:rFonts w:ascii="Times New Roman" w:hAnsi="Times New Roman" w:cs="Times New Roman"/>
+        </w:rPr>
+        <w:t>s</w:t>
+      </w:r>
+      <w:r>
+        <w:rPr>
+          <w:rFonts w:ascii="Times New Roman" w:hAnsi="Times New Roman" w:cs="Times New Roman"/>
+        </w:rPr>
+        <w:t xml:space="preserve"> of </w:t>
+      </w:r>
+      <w:r>
+        <w:rPr>
+          <w:rFonts w:ascii="Times New Roman" w:hAnsi="Times New Roman" w:cs="Times New Roman"/>
+        </w:rPr>
+        <w:t xml:space="preserve">action </w:t>
+      </w:r>
+      <w:r>
+        <w:rPr>
+          <w:rFonts w:ascii="Times New Roman" w:hAnsi="Times New Roman" w:cs="Times New Roman"/>
+        </w:rPr>
+        <w:t>efficiency</w:t>
+      </w:r>
+      <w:r>
+        <w:rPr>
+          <w:rFonts w:ascii="Times New Roman" w:hAnsi="Times New Roman" w:cs="Times New Roman"/>
+        </w:rPr>
+        <w:t xml:space="preserve"> or goal</w:t>
+      </w:r>
+      <w:r>
+        <w:rPr>
+          <w:rFonts w:ascii="Times New Roman" w:hAnsi="Times New Roman" w:cs="Times New Roman"/>
+        </w:rPr>
+        <w:t>s</w:t>
+      </w:r>
+      <w:r>
+        <w:rPr>
+          <w:rFonts w:ascii="Times New Roman" w:hAnsi="Times New Roman" w:cs="Times New Roman"/>
+        </w:rPr>
+        <w:t>. Instead, young infants’ looking patterns may arise from</w:t>
+      </w:r>
+      <w:r>
+        <w:rPr>
+          <w:rFonts w:ascii="Times New Roman" w:hAnsi="Times New Roman" w:cs="Times New Roman"/>
+        </w:rPr>
+        <w:t xml:space="preserve"> the </w:t>
+      </w:r>
+      <w:r>
+        <w:rPr>
+          <w:rFonts w:ascii="Times New Roman" w:hAnsi="Times New Roman" w:cs="Times New Roman"/>
+        </w:rPr>
+        <w:t xml:space="preserve">combined effects of increased attentional engagement with </w:t>
+      </w:r>
+      <w:r>
+        <w:rPr>
+          <w:rFonts w:ascii="Times New Roman" w:hAnsi="Times New Roman" w:cs="Times New Roman"/>
+        </w:rPr>
+        <w:t>an action scene</w:t>
+      </w:r>
+      <w:r>
+        <w:rPr>
+          <w:rFonts w:ascii="Times New Roman" w:hAnsi="Times New Roman" w:cs="Times New Roman"/>
+        </w:rPr>
+        <w:t xml:space="preserve">, incidental encoding of </w:t>
+      </w:r>
+      <w:r>
+        <w:rPr>
+          <w:rFonts w:ascii="Times New Roman" w:hAnsi="Times New Roman" w:cs="Times New Roman"/>
+        </w:rPr>
+        <w:t xml:space="preserve">their </w:t>
+      </w:r>
+      <w:r>
+        <w:rPr>
+          <w:rFonts w:ascii="Times New Roman" w:hAnsi="Times New Roman" w:cs="Times New Roman"/>
+        </w:rPr>
+        <w:t>own reaching trajectories, and</w:t>
+      </w:r>
+      <w:r>
+        <w:rPr>
+          <w:rFonts w:ascii="Times New Roman" w:hAnsi="Times New Roman" w:cs="Times New Roman"/>
+        </w:rPr>
+        <w:t xml:space="preserve"> the same perceptually grounded associative processes </w:t>
+      </w:r>
+      <w:r>
+        <w:rPr>
+          <w:rFonts w:ascii="Times New Roman" w:hAnsi="Times New Roman" w:cs="Times New Roman"/>
+        </w:rPr>
+        <w:t>that I argue</w:t>
+      </w:r>
+      <w:r>
+        <w:rPr>
+          <w:rFonts w:ascii="Times New Roman" w:hAnsi="Times New Roman" w:cs="Times New Roman"/>
+        </w:rPr>
+        <w:t xml:space="preserve"> </w:t>
+      </w:r>
+      <w:r>
+        <w:rPr>
+          <w:rFonts w:ascii="Times New Roman" w:hAnsi="Times New Roman" w:cs="Times New Roman"/>
+        </w:rPr>
+        <w:t>subserve</w:t>
+      </w:r>
+      <w:r>
+        <w:rPr>
+          <w:rFonts w:ascii="Times New Roman" w:hAnsi="Times New Roman" w:cs="Times New Roman"/>
+        </w:rPr>
+        <w:t xml:space="preserve"> older infants’ performance. </w:t>
+      </w:r>
+    </w:p>
+    <w:p>
+      <w:pPr>
+        <w:spacing w:line="480" w:lineRule="auto"/>
+        <w:ind w:firstLine="720"/>
+        <w:contextualSpacing/>
+        <w:rPr>
+          <w:rFonts w:ascii="Times New Roman" w:hAnsi="Times New Roman" w:cs="Times New Roman"/>
+        </w:rPr>
+      </w:pPr>
+      <w:r>
+        <w:rPr>
+          <w:rFonts w:ascii="Times New Roman" w:hAnsi="Times New Roman" w:cs="Times New Roman"/>
+        </w:rPr>
         <w:t>T</w:t>
       </w:r>
       <w:r>
@@ -12903,7 +12560,14 @@
         <w:rPr>
           <w:rFonts w:ascii="Times New Roman" w:hAnsi="Times New Roman" w:cs="Times New Roman"/>
         </w:rPr>
-        <w:t xml:space="preserve"> infants’ behavior in studies designed to assess their ostensibly rich action understanding, I contend that the proposed account and accompanying simulations support </w:t>
+        <w:t xml:space="preserve"> infants’ behavior in studies designed to assess their ostensibly rich action understanding, I contend that the proposed account </w:t>
+      </w:r>
+      <w:r>
+        <w:rPr>
+          <w:rFonts w:ascii="Times New Roman" w:hAnsi="Times New Roman" w:cs="Times New Roman"/>
+        </w:rPr>
+        <w:lastRenderedPageBreak/>
+        <w:t xml:space="preserve">and accompanying simulations support </w:t>
       </w:r>
       <w:r>
         <w:rPr>
@@ -12969,21 +12633,7 @@
         <w:rPr>
           <w:rFonts w:ascii="Times New Roman" w:hAnsi="Times New Roman" w:cs="Times New Roman"/>
         </w:rPr>
-        <w:t xml:space="preserve"> have argued account for infants’ behavior in </w:t>
-      </w:r>
-      <w:proofErr w:type="spellStart"/>
-      <w:r>
-        <w:rPr>
-          <w:rFonts w:ascii="Times New Roman" w:hAnsi="Times New Roman" w:cs="Times New Roman"/>
-        </w:rPr>
-        <w:t>VoE</w:t>
-      </w:r>
-      <w:proofErr w:type="spellEnd"/>
-      <w:r>
-        <w:rPr>
-          <w:rFonts w:ascii="Times New Roman" w:hAnsi="Times New Roman" w:cs="Times New Roman"/>
-        </w:rPr>
-        <w:t xml:space="preserve"> studies more broadly</w:t>
+        <w:t xml:space="preserve"> have argued account for infants’ behavior in VoE studies more broadly</w:t>
       </w:r>
       <w:r>
         <w:rPr>
@@ -13049,21 +12699,7 @@
         <w:rPr>
           <w:rFonts w:ascii="Times New Roman" w:hAnsi="Times New Roman" w:cs="Times New Roman"/>
         </w:rPr>
-        <w:t xml:space="preserve">Orhan &amp; Lake, 2024; </w:t>
-      </w:r>
-      <w:proofErr w:type="spellStart"/>
-      <w:r>
-        <w:rPr>
-          <w:rFonts w:ascii="Times New Roman" w:hAnsi="Times New Roman" w:cs="Times New Roman"/>
-        </w:rPr>
-        <w:t>Overwalle</w:t>
-      </w:r>
-      <w:proofErr w:type="spellEnd"/>
-      <w:r>
-        <w:rPr>
-          <w:rFonts w:ascii="Times New Roman" w:hAnsi="Times New Roman" w:cs="Times New Roman"/>
-        </w:rPr>
-        <w:t>, 2010</w:t>
+        <w:t>Orhan &amp; Lake, 2024; Overwalle, 2010</w:t>
       </w:r>
       <w:r>
         <w:rPr>
@@ -13075,35 +12711,7 @@
         <w:rPr>
           <w:rFonts w:ascii="Times New Roman" w:hAnsi="Times New Roman" w:cs="Times New Roman"/>
         </w:rPr>
-        <w:t xml:space="preserve"> </w:t>
-      </w:r>
-      <w:proofErr w:type="spellStart"/>
-      <w:r>
-        <w:rPr>
-          <w:rFonts w:ascii="Times New Roman" w:hAnsi="Times New Roman" w:cs="Times New Roman"/>
-        </w:rPr>
-        <w:t>Rakison</w:t>
-      </w:r>
-      <w:proofErr w:type="spellEnd"/>
-      <w:r>
-        <w:rPr>
-          <w:rFonts w:ascii="Times New Roman" w:hAnsi="Times New Roman" w:cs="Times New Roman"/>
-        </w:rPr>
-        <w:t xml:space="preserve"> &amp; </w:t>
-      </w:r>
-      <w:proofErr w:type="spellStart"/>
-      <w:r>
-        <w:rPr>
-          <w:rFonts w:ascii="Times New Roman" w:hAnsi="Times New Roman" w:cs="Times New Roman"/>
-        </w:rPr>
-        <w:t>Lupyan</w:t>
-      </w:r>
-      <w:proofErr w:type="spellEnd"/>
-      <w:r>
-        <w:rPr>
-          <w:rFonts w:ascii="Times New Roman" w:hAnsi="Times New Roman" w:cs="Times New Roman"/>
-        </w:rPr>
-        <w:t>, 2008; Rumelhart &amp; McClelland, 1985; Vong et al., 2004</w:t>
+        <w:t xml:space="preserve"> Rakison &amp; Lupyan, 2008; Rumelhart &amp; McClelland, 1985; Vong et al., 2004</w:t>
       </w:r>
       <w:r>
         <w:rPr>
@@ -13117,33 +12725,11 @@
         </w:rPr>
         <w:t xml:space="preserve">Elman et al., 1996 and </w:t>
       </w:r>
-      <w:proofErr w:type="spellStart"/>
-      <w:r>
-        <w:rPr>
-          <w:rFonts w:ascii="Times New Roman" w:hAnsi="Times New Roman" w:cs="Times New Roman"/>
-        </w:rPr>
-        <w:t>Yermolayeva</w:t>
-      </w:r>
-      <w:proofErr w:type="spellEnd"/>
-      <w:r>
-        <w:rPr>
-          <w:rFonts w:ascii="Times New Roman" w:hAnsi="Times New Roman" w:cs="Times New Roman"/>
-        </w:rPr>
-        <w:t xml:space="preserve"> &amp; </w:t>
-      </w:r>
-      <w:proofErr w:type="spellStart"/>
-      <w:r>
-        <w:rPr>
-          <w:rFonts w:ascii="Times New Roman" w:hAnsi="Times New Roman" w:cs="Times New Roman"/>
-        </w:rPr>
-        <w:t>Rakison</w:t>
-      </w:r>
-      <w:proofErr w:type="spellEnd"/>
-      <w:r>
-        <w:rPr>
-          <w:rFonts w:ascii="Times New Roman" w:hAnsi="Times New Roman" w:cs="Times New Roman"/>
-        </w:rPr>
-        <w:t>, 201</w:t>
+      <w:r>
+        <w:rPr>
+          <w:rFonts w:ascii="Times New Roman" w:hAnsi="Times New Roman" w:cs="Times New Roman"/>
+        </w:rPr>
+        <w:t>Yermolayeva &amp; Rakison, 201</w:t>
       </w:r>
       <w:r>
         <w:rPr>
@@ -13289,23 +12875,14 @@
         <w:rPr>
           <w:rFonts w:ascii="Times New Roman" w:hAnsi="Times New Roman" w:cs="Times New Roman"/>
         </w:rPr>
-        <w:t xml:space="preserve"> can qualitatively explain infants’ looking </w:t>
-      </w:r>
-      <w:r>
-        <w:rPr>
-          <w:rFonts w:ascii="Times New Roman" w:hAnsi="Times New Roman" w:cs="Times New Roman"/>
-        </w:rPr>
-        <w:lastRenderedPageBreak/>
-        <w:t xml:space="preserve">responses across a range of </w:t>
-      </w:r>
-      <w:proofErr w:type="spellStart"/>
+        <w:t xml:space="preserve"> can qualitatively explain infants’ looking responses across a range of </w:t>
+      </w:r>
       <w:r>
         <w:rPr>
           <w:rFonts w:ascii="Times New Roman" w:hAnsi="Times New Roman" w:cs="Times New Roman"/>
         </w:rPr>
         <w:t>VoE</w:t>
       </w:r>
-      <w:proofErr w:type="spellEnd"/>
       <w:r>
         <w:rPr>
           <w:rFonts w:ascii="Times New Roman" w:hAnsi="Times New Roman" w:cs="Times New Roman"/>
@@ -13559,6 +13136,7 @@
           <w:b/>
           <w:bCs/>
         </w:rPr>
+        <w:lastRenderedPageBreak/>
         <w:t>Selective longer looking to inefficient</w:t>
       </w:r>
       <w:r>
@@ -13705,21 +13283,7 @@
         <w:rPr>
           <w:rFonts w:ascii="Times New Roman" w:hAnsi="Times New Roman" w:cs="Times New Roman"/>
         </w:rPr>
-        <w:t xml:space="preserve">; </w:t>
-      </w:r>
-      <w:proofErr w:type="spellStart"/>
-      <w:r>
-        <w:rPr>
-          <w:rFonts w:ascii="Times New Roman" w:hAnsi="Times New Roman" w:cs="Times New Roman"/>
-        </w:rPr>
-        <w:t>Csibra</w:t>
-      </w:r>
-      <w:proofErr w:type="spellEnd"/>
-      <w:r>
-        <w:rPr>
-          <w:rFonts w:ascii="Times New Roman" w:hAnsi="Times New Roman" w:cs="Times New Roman"/>
-        </w:rPr>
-        <w:t xml:space="preserve"> et al., 1999</w:t>
+        <w:t>; Csibra et al., 1999</w:t>
       </w:r>
       <w:r>
         <w:rPr>
@@ -13798,33 +13362,11 @@
         </w:rPr>
         <w:t xml:space="preserve">even when the characters engaged in those actions do not possess animate features (i.e., they are inanimate; </w:t>
       </w:r>
-      <w:proofErr w:type="spellStart"/>
-      <w:r>
-        <w:rPr>
-          <w:rFonts w:ascii="Times New Roman" w:hAnsi="Times New Roman" w:cs="Times New Roman"/>
-        </w:rPr>
-        <w:t>Csibra</w:t>
-      </w:r>
-      <w:proofErr w:type="spellEnd"/>
-      <w:r>
-        <w:rPr>
-          <w:rFonts w:ascii="Times New Roman" w:hAnsi="Times New Roman" w:cs="Times New Roman"/>
-        </w:rPr>
-        <w:t xml:space="preserve"> et al., 1999; </w:t>
-      </w:r>
-      <w:proofErr w:type="spellStart"/>
-      <w:r>
-        <w:rPr>
-          <w:rFonts w:ascii="Times New Roman" w:hAnsi="Times New Roman" w:cs="Times New Roman"/>
-        </w:rPr>
-        <w:t>Sodian</w:t>
-      </w:r>
-      <w:proofErr w:type="spellEnd"/>
-      <w:r>
-        <w:rPr>
-          <w:rFonts w:ascii="Times New Roman" w:hAnsi="Times New Roman" w:cs="Times New Roman"/>
-        </w:rPr>
-        <w:t xml:space="preserve"> et al., 2004).</w:t>
+      <w:r>
+        <w:rPr>
+          <w:rFonts w:ascii="Times New Roman" w:hAnsi="Times New Roman" w:cs="Times New Roman"/>
+        </w:rPr>
+        <w:t>Csibra et al., 1999; Sodian et al., 2004).</w:t>
       </w:r>
     </w:p>
     <w:p>
@@ -13891,21 +13433,7 @@
         <w:rPr>
           <w:rFonts w:ascii="Times New Roman" w:hAnsi="Times New Roman" w:cs="Times New Roman"/>
         </w:rPr>
-        <w:t xml:space="preserve"> from its actions and external constraints (e.g., </w:t>
-      </w:r>
-      <w:proofErr w:type="spellStart"/>
-      <w:r>
-        <w:rPr>
-          <w:rFonts w:ascii="Times New Roman" w:hAnsi="Times New Roman" w:cs="Times New Roman"/>
-        </w:rPr>
-        <w:t>Csibra</w:t>
-      </w:r>
-      <w:proofErr w:type="spellEnd"/>
-      <w:r>
-        <w:rPr>
-          <w:rFonts w:ascii="Times New Roman" w:hAnsi="Times New Roman" w:cs="Times New Roman"/>
-        </w:rPr>
-        <w:t xml:space="preserve"> et al., 2003</w:t>
+        <w:t xml:space="preserve"> from its actions and external constraints (e.g., Csibra et al., 2003</w:t>
       </w:r>
       <w:r>
         <w:rPr>
@@ -13938,7 +13466,6 @@
           <w:b/>
           <w:bCs/>
         </w:rPr>
-        <w:lastRenderedPageBreak/>
         <w:t xml:space="preserve">Graded representations of efficiency. </w:t>
       </w:r>
       <w:r>
@@ -13975,21 +13502,7 @@
         <w:rPr>
           <w:rFonts w:ascii="Times New Roman" w:hAnsi="Times New Roman" w:cs="Times New Roman"/>
         </w:rPr>
-        <w:t xml:space="preserve"> (e.g., Liu &amp; </w:t>
-      </w:r>
-      <w:proofErr w:type="spellStart"/>
-      <w:r>
-        <w:rPr>
-          <w:rFonts w:ascii="Times New Roman" w:hAnsi="Times New Roman" w:cs="Times New Roman"/>
-        </w:rPr>
-        <w:t>Spelke</w:t>
-      </w:r>
-      <w:proofErr w:type="spellEnd"/>
-      <w:r>
-        <w:rPr>
-          <w:rFonts w:ascii="Times New Roman" w:hAnsi="Times New Roman" w:cs="Times New Roman"/>
-        </w:rPr>
-        <w:t>, 2017</w:t>
+        <w:t xml:space="preserve"> (e.g., Liu &amp; Spelke, 2017</w:t>
       </w:r>
       <w:r>
         <w:rPr>
@@ -14136,16 +13649,8 @@
         <w:rPr>
           <w:rFonts w:ascii="Times New Roman" w:hAnsi="Times New Roman" w:cs="Times New Roman"/>
         </w:rPr>
-        <w:t xml:space="preserve"> </w:t>
-      </w:r>
-      <w:proofErr w:type="spellStart"/>
-      <w:r>
-        <w:rPr>
-          <w:rFonts w:ascii="Times New Roman" w:hAnsi="Times New Roman" w:cs="Times New Roman"/>
-        </w:rPr>
-        <w:t>VoE</w:t>
-      </w:r>
-      <w:proofErr w:type="spellEnd"/>
+        <w:t xml:space="preserve"> VoE</w:t>
+      </w:r>
       <w:r>
         <w:rPr>
           <w:rFonts w:ascii="Times New Roman" w:hAnsi="Times New Roman" w:cs="Times New Roman"/>
@@ -14162,7 +13667,14 @@
         <w:rPr>
           <w:rFonts w:ascii="Times New Roman" w:hAnsi="Times New Roman" w:cs="Times New Roman"/>
         </w:rPr>
-        <w:t xml:space="preserve">. The rationale for focusing on findings from these studies is that few paradigms have been used more extensively to study infant action understanding than this one. Another reason is that it was possible to test the explanatory scope of the current account with the same basic architecture. </w:t>
+        <w:t xml:space="preserve">. The rationale for focusing on findings from these studies is that few paradigms have been used more extensively to study infant action understanding than this one. Another reason is </w:t>
+      </w:r>
+      <w:r>
+        <w:rPr>
+          <w:rFonts w:ascii="Times New Roman" w:hAnsi="Times New Roman" w:cs="Times New Roman"/>
+        </w:rPr>
+        <w:lastRenderedPageBreak/>
+        <w:t xml:space="preserve">that it was possible to test the explanatory scope of the current account with the same basic architecture. </w:t>
       </w:r>
       <w:r>
         <w:rPr>
@@ -14232,21 +13744,7 @@
         <w:rPr>
           <w:rFonts w:ascii="Times New Roman" w:hAnsi="Times New Roman" w:cs="Times New Roman"/>
         </w:rPr>
-        <w:t xml:space="preserve"> </w:t>
-      </w:r>
-      <w:proofErr w:type="spellStart"/>
-      <w:r>
-        <w:rPr>
-          <w:rFonts w:ascii="Times New Roman" w:hAnsi="Times New Roman" w:cs="Times New Roman"/>
-        </w:rPr>
-        <w:t>Overwalle’s</w:t>
-      </w:r>
-      <w:proofErr w:type="spellEnd"/>
-      <w:r>
-        <w:rPr>
-          <w:rFonts w:ascii="Times New Roman" w:hAnsi="Times New Roman" w:cs="Times New Roman"/>
-        </w:rPr>
-        <w:t xml:space="preserve"> (2010)</w:t>
+        <w:t xml:space="preserve"> Overwalle’s (2010)</w:t>
       </w:r>
       <w:r>
         <w:rPr>
@@ -14360,14 +13858,7 @@
         <w:rPr>
           <w:rFonts w:ascii="Times New Roman" w:hAnsi="Times New Roman" w:cs="Times New Roman"/>
         </w:rPr>
-        <w:t xml:space="preserve">, the present simulations not only show that the </w:t>
-      </w:r>
-      <w:r>
-        <w:rPr>
-          <w:rFonts w:ascii="Times New Roman" w:hAnsi="Times New Roman" w:cs="Times New Roman"/>
-        </w:rPr>
-        <w:lastRenderedPageBreak/>
-        <w:t xml:space="preserve">limitations identified in </w:t>
+        <w:t xml:space="preserve">, the present simulations not only show that the limitations identified in </w:t>
       </w:r>
       <w:r>
         <w:rPr>
@@ -14497,21 +13988,7 @@
         <w:rPr>
           <w:rFonts w:ascii="Times New Roman" w:hAnsi="Times New Roman" w:cs="Times New Roman"/>
         </w:rPr>
-        <w:t xml:space="preserve"> </w:t>
-      </w:r>
-      <w:proofErr w:type="spellStart"/>
-      <w:r>
-        <w:rPr>
-          <w:rFonts w:ascii="Times New Roman" w:hAnsi="Times New Roman" w:cs="Times New Roman"/>
-        </w:rPr>
-        <w:t>Overwalle</w:t>
-      </w:r>
-      <w:proofErr w:type="spellEnd"/>
-      <w:r>
-        <w:rPr>
-          <w:rFonts w:ascii="Times New Roman" w:hAnsi="Times New Roman" w:cs="Times New Roman"/>
-        </w:rPr>
-        <w:t xml:space="preserve"> (2010). </w:t>
+        <w:t xml:space="preserve"> Overwalle (2010). </w:t>
       </w:r>
       <w:r>
         <w:rPr>
@@ -14603,7 +14080,7 @@
         </w:rPr>
         <w:t xml:space="preserve"> three </w:t>
       </w:r>
-      <w:ins w:id="1" w:author="Benton, Deon" w:date="2026-04-22T15:43:00Z" w16du:dateUtc="2026-04-22T20:43:00Z">
+      <w:ins w:id="58" w:author="Benton, Deon" w:date="2026-04-22T15:43:00Z" w16du:dateUtc="2026-04-22T20:43:00Z">
         <w:r>
           <w:rPr>
             <w:rFonts w:ascii="Times New Roman" w:hAnsi="Times New Roman" w:cs="Times New Roman"/>
@@ -14611,7 +14088,7 @@
           <w:t>separate models</w:t>
         </w:r>
       </w:ins>
-      <w:ins w:id="2" w:author="Benton, Deon" w:date="2026-04-22T15:46:00Z" w16du:dateUtc="2026-04-22T20:46:00Z">
+      <w:ins w:id="59" w:author="Benton, Deon" w:date="2026-04-22T15:46:00Z" w16du:dateUtc="2026-04-22T20:46:00Z">
         <w:r>
           <w:rPr>
             <w:rFonts w:ascii="Times New Roman" w:hAnsi="Times New Roman" w:cs="Times New Roman"/>
@@ -14619,7 +14096,7 @@
           <w:t xml:space="preserve"> to determine which one </w:t>
         </w:r>
       </w:ins>
-      <w:ins w:id="3" w:author="Benton, Deon" w:date="2026-04-22T15:47:00Z" w16du:dateUtc="2026-04-22T20:47:00Z">
+      <w:ins w:id="60" w:author="Benton, Deon" w:date="2026-04-22T15:47:00Z" w16du:dateUtc="2026-04-22T20:47:00Z">
         <w:r>
           <w:rPr>
             <w:rFonts w:ascii="Times New Roman" w:hAnsi="Times New Roman" w:cs="Times New Roman"/>
@@ -14627,7 +14104,7 @@
           <w:t>best captures the target finding of that simulation</w:t>
         </w:r>
       </w:ins>
-      <w:ins w:id="4" w:author="Benton, Deon" w:date="2026-04-22T15:43:00Z" w16du:dateUtc="2026-04-22T20:43:00Z">
+      <w:ins w:id="61" w:author="Benton, Deon" w:date="2026-04-22T15:43:00Z" w16du:dateUtc="2026-04-22T20:43:00Z">
         <w:r>
           <w:rPr>
             <w:rFonts w:ascii="Times New Roman" w:hAnsi="Times New Roman" w:cs="Times New Roman"/>
@@ -14635,7 +14112,7 @@
           <w:t>. One is OM10. Another is an extension of OM10</w:t>
         </w:r>
       </w:ins>
-      <w:ins w:id="5" w:author="Benton, Deon" w:date="2026-04-22T15:44:00Z" w16du:dateUtc="2026-04-22T20:44:00Z">
+      <w:ins w:id="62" w:author="Benton, Deon" w:date="2026-04-22T15:44:00Z" w16du:dateUtc="2026-04-22T20:44:00Z">
         <w:r>
           <w:rPr>
             <w:rFonts w:ascii="Times New Roman" w:hAnsi="Times New Roman" w:cs="Times New Roman"/>
@@ -14643,7 +14120,7 @@
           <w:t>, OM10-2,</w:t>
         </w:r>
       </w:ins>
-      <w:ins w:id="6" w:author="Benton, Deon" w:date="2026-04-22T15:43:00Z" w16du:dateUtc="2026-04-22T20:43:00Z">
+      <w:ins w:id="63" w:author="Benton, Deon" w:date="2026-04-22T15:43:00Z" w16du:dateUtc="2026-04-22T20:43:00Z">
         <w:r>
           <w:rPr>
             <w:rFonts w:ascii="Times New Roman" w:hAnsi="Times New Roman" w:cs="Times New Roman"/>
@@ -14651,15 +14128,22 @@
           <w:t xml:space="preserve"> that more faithfully represents the task structure of the studies from which the present targ</w:t>
         </w:r>
       </w:ins>
-      <w:ins w:id="7" w:author="Benton, Deon" w:date="2026-04-22T15:44:00Z" w16du:dateUtc="2026-04-22T20:44:00Z">
+      <w:ins w:id="64" w:author="Benton, Deon" w:date="2026-04-22T15:44:00Z" w16du:dateUtc="2026-04-22T20:44:00Z">
         <w:r>
           <w:rPr>
             <w:rFonts w:ascii="Times New Roman" w:hAnsi="Times New Roman" w:cs="Times New Roman"/>
           </w:rPr>
-          <w:t>et behaviors were derived. A final model is an extension of ALIAS-2.T</w:t>
+          <w:t xml:space="preserve">et behaviors were derived. A final model </w:t>
+        </w:r>
+        <w:r>
+          <w:rPr>
+            <w:rFonts w:ascii="Times New Roman" w:hAnsi="Times New Roman" w:cs="Times New Roman"/>
+          </w:rPr>
+          <w:lastRenderedPageBreak/>
+          <w:t>is an extension of ALIAS-2.T</w:t>
         </w:r>
       </w:ins>
-      <w:ins w:id="8" w:author="Benton, Deon" w:date="2026-04-22T15:45:00Z" w16du:dateUtc="2026-04-22T20:45:00Z">
+      <w:ins w:id="65" w:author="Benton, Deon" w:date="2026-04-22T15:45:00Z" w16du:dateUtc="2026-04-22T20:45:00Z">
         <w:r>
           <w:rPr>
             <w:rFonts w:ascii="Times New Roman" w:hAnsi="Times New Roman" w:cs="Times New Roman"/>
@@ -14667,7 +14151,7 @@
           <w:t>he sole difference between this model and ALIAS is that salience information is removed from it. By rem</w:t>
         </w:r>
       </w:ins>
-      <w:ins w:id="9" w:author="Benton, Deon" w:date="2026-04-22T15:46:00Z" w16du:dateUtc="2026-04-22T20:46:00Z">
+      <w:ins w:id="66" w:author="Benton, Deon" w:date="2026-04-22T15:46:00Z" w16du:dateUtc="2026-04-22T20:46:00Z">
         <w:r>
           <w:rPr>
             <w:rFonts w:ascii="Times New Roman" w:hAnsi="Times New Roman" w:cs="Times New Roman"/>
@@ -14705,7 +14189,7 @@
         </w:rPr>
         <w:t xml:space="preserve">, </w:t>
       </w:r>
-      <w:ins w:id="10" w:author="Benton, Deon" w:date="2026-04-22T15:47:00Z" w16du:dateUtc="2026-04-22T20:47:00Z">
+      <w:ins w:id="67" w:author="Benton, Deon" w:date="2026-04-22T15:47:00Z" w16du:dateUtc="2026-04-22T20:47:00Z">
         <w:r>
           <w:rPr>
             <w:rFonts w:ascii="Times New Roman" w:hAnsi="Times New Roman" w:cs="Times New Roman"/>
@@ -14713,7 +14197,7 @@
           <w:t>A final point that is worth noting is that</w:t>
         </w:r>
       </w:ins>
-      <w:ins w:id="11" w:author="Benton, Deon" w:date="2026-04-22T15:49:00Z" w16du:dateUtc="2026-04-22T20:49:00Z">
+      <w:ins w:id="68" w:author="Benton, Deon" w:date="2026-04-22T15:49:00Z" w16du:dateUtc="2026-04-22T20:49:00Z">
         <w:r>
           <w:rPr>
             <w:rFonts w:ascii="Times New Roman" w:hAnsi="Times New Roman" w:cs="Times New Roman"/>
@@ -14733,7 +14217,7 @@
           <w:t>aim of the present simulations wa</w:t>
         </w:r>
       </w:ins>
-      <w:ins w:id="12" w:author="Benton, Deon" w:date="2026-04-22T15:50:00Z" w16du:dateUtc="2026-04-22T20:50:00Z">
+      <w:ins w:id="69" w:author="Benton, Deon" w:date="2026-04-22T15:50:00Z" w16du:dateUtc="2026-04-22T20:50:00Z">
         <w:r>
           <w:rPr>
             <w:rFonts w:ascii="Times New Roman" w:hAnsi="Times New Roman" w:cs="Times New Roman"/>
@@ -14741,7 +14225,7 @@
           <w:t>s</w:t>
         </w:r>
       </w:ins>
-      <w:ins w:id="13" w:author="Benton, Deon" w:date="2026-04-22T15:49:00Z" w16du:dateUtc="2026-04-22T20:49:00Z">
+      <w:ins w:id="70" w:author="Benton, Deon" w:date="2026-04-22T15:49:00Z" w16du:dateUtc="2026-04-22T20:49:00Z">
         <w:r>
           <w:rPr>
             <w:rFonts w:ascii="Times New Roman" w:hAnsi="Times New Roman" w:cs="Times New Roman"/>
@@ -14749,7 +14233,7 @@
           <w:t xml:space="preserve"> to demonstrate </w:t>
         </w:r>
       </w:ins>
-      <w:ins w:id="14" w:author="Benton, Deon" w:date="2026-04-22T15:50:00Z" w16du:dateUtc="2026-04-22T20:50:00Z">
+      <w:ins w:id="71" w:author="Benton, Deon" w:date="2026-04-22T15:50:00Z" w16du:dateUtc="2026-04-22T20:50:00Z">
         <w:r>
           <w:rPr>
             <w:rFonts w:ascii="Times New Roman" w:hAnsi="Times New Roman" w:cs="Times New Roman"/>
@@ -14757,7 +14241,7 @@
           <w:t>the sufficiency of ALIAS in capturing</w:t>
         </w:r>
       </w:ins>
-      <w:ins w:id="15" w:author="Benton, Deon" w:date="2026-04-22T15:49:00Z" w16du:dateUtc="2026-04-22T20:49:00Z">
+      <w:ins w:id="72" w:author="Benton, Deon" w:date="2026-04-22T15:49:00Z" w16du:dateUtc="2026-04-22T20:49:00Z">
         <w:r>
           <w:rPr>
             <w:rFonts w:ascii="Times New Roman" w:hAnsi="Times New Roman" w:cs="Times New Roman"/>
@@ -14765,7 +14249,7 @@
           <w:t xml:space="preserve"> the five target findings</w:t>
         </w:r>
       </w:ins>
-      <w:ins w:id="16" w:author="Benton, Deon" w:date="2026-04-22T15:50:00Z" w16du:dateUtc="2026-04-22T20:50:00Z">
+      <w:ins w:id="73" w:author="Benton, Deon" w:date="2026-04-22T15:50:00Z" w16du:dateUtc="2026-04-22T20:50:00Z">
         <w:r>
           <w:rPr>
             <w:rFonts w:ascii="Times New Roman" w:hAnsi="Times New Roman" w:cs="Times New Roman"/>
@@ -14779,7 +14263,7 @@
         </w:rPr>
         <w:t xml:space="preserve">each of the studies </w:t>
       </w:r>
-      <w:ins w:id="17" w:author="Benton, Deon" w:date="2026-04-22T15:48:00Z" w16du:dateUtc="2026-04-22T20:48:00Z">
+      <w:ins w:id="74" w:author="Benton, Deon" w:date="2026-04-22T15:48:00Z" w16du:dateUtc="2026-04-22T20:48:00Z">
         <w:r>
           <w:rPr>
             <w:rFonts w:ascii="Times New Roman" w:hAnsi="Times New Roman" w:cs="Times New Roman"/>
@@ -14787,7 +14271,7 @@
           <w:t xml:space="preserve">from which a given target </w:t>
         </w:r>
       </w:ins>
-      <w:ins w:id="18" w:author="Benton, Deon" w:date="2026-04-22T15:50:00Z" w16du:dateUtc="2026-04-22T20:50:00Z">
+      <w:ins w:id="75" w:author="Benton, Deon" w:date="2026-04-22T15:50:00Z" w16du:dateUtc="2026-04-22T20:50:00Z">
         <w:r>
           <w:rPr>
             <w:rFonts w:ascii="Times New Roman" w:hAnsi="Times New Roman" w:cs="Times New Roman"/>
@@ -14795,7 +14279,7 @@
           <w:t xml:space="preserve">finding or </w:t>
         </w:r>
       </w:ins>
-      <w:ins w:id="19" w:author="Benton, Deon" w:date="2026-04-22T15:48:00Z" w16du:dateUtc="2026-04-22T20:48:00Z">
+      <w:ins w:id="76" w:author="Benton, Deon" w:date="2026-04-22T15:48:00Z" w16du:dateUtc="2026-04-22T20:48:00Z">
         <w:r>
           <w:rPr>
             <w:rFonts w:ascii="Times New Roman" w:hAnsi="Times New Roman" w:cs="Times New Roman"/>
@@ -14803,7 +14287,7 @@
           <w:t>behavior was derived</w:t>
         </w:r>
       </w:ins>
-      <w:ins w:id="20" w:author="Benton, Deon" w:date="2026-04-22T15:50:00Z" w16du:dateUtc="2026-04-22T20:50:00Z">
+      <w:ins w:id="77" w:author="Benton, Deon" w:date="2026-04-22T15:50:00Z" w16du:dateUtc="2026-04-22T20:50:00Z">
         <w:r>
           <w:rPr>
             <w:rFonts w:ascii="Times New Roman" w:hAnsi="Times New Roman" w:cs="Times New Roman"/>
@@ -14911,14 +14395,7 @@
         <w:rPr>
           <w:rFonts w:ascii="Times New Roman" w:hAnsi="Times New Roman" w:cs="Times New Roman"/>
         </w:rPr>
-        <w:t xml:space="preserve"> </w:t>
-      </w:r>
-      <w:r>
-        <w:rPr>
-          <w:rFonts w:ascii="Times New Roman" w:hAnsi="Times New Roman" w:cs="Times New Roman"/>
-        </w:rPr>
-        <w:lastRenderedPageBreak/>
-        <w:t xml:space="preserve">to model </w:t>
+        <w:t xml:space="preserve"> to model </w:t>
       </w:r>
       <w:r>
         <w:rPr>
@@ -14944,7 +14421,7 @@
         </w:rPr>
         <w:t xml:space="preserve"> (e.g., the length of the action phase in </w:t>
       </w:r>
-      <w:del w:id="21" w:author="Benton, Deon" w:date="2026-04-22T15:49:00Z" w16du:dateUtc="2026-04-22T20:49:00Z">
+      <w:del w:id="78" w:author="Benton, Deon" w:date="2026-04-22T15:49:00Z" w16du:dateUtc="2026-04-22T20:49:00Z">
         <w:r>
           <w:rPr>
             <w:rFonts w:ascii="Times New Roman" w:hAnsi="Times New Roman" w:cs="Times New Roman"/>
@@ -14952,7 +14429,7 @@
           <w:delText>Skerry et al., 2013</w:delText>
         </w:r>
       </w:del>
-      <w:ins w:id="22" w:author="Benton, Deon" w:date="2026-04-22T15:49:00Z" w16du:dateUtc="2026-04-22T20:49:00Z">
+      <w:ins w:id="79" w:author="Benton, Deon" w:date="2026-04-22T15:49:00Z" w16du:dateUtc="2026-04-22T20:49:00Z">
         <w:r>
           <w:rPr>
             <w:rFonts w:ascii="Times New Roman" w:hAnsi="Times New Roman" w:cs="Times New Roman"/>
@@ -15018,61 +14495,18 @@
         </w:rPr>
         <w:t xml:space="preserve">The performance of each model is shown in Table 1. </w:t>
       </w:r>
-      <w:proofErr w:type="spellStart"/>
-      <w:r>
-        <w:rPr>
-          <w:rFonts w:ascii="Times New Roman" w:hAnsi="Times New Roman" w:cs="Times New Roman"/>
-        </w:rPr>
-        <w:t>ALIAS’ss</w:t>
-      </w:r>
-      <w:proofErr w:type="spellEnd"/>
-      <w:r>
-        <w:rPr>
-          <w:rFonts w:ascii="Times New Roman" w:hAnsi="Times New Roman" w:cs="Times New Roman"/>
-        </w:rPr>
-        <w:t xml:space="preserve"> </w:t>
-      </w:r>
-      <w:proofErr w:type="spellStart"/>
-      <w:r>
-        <w:rPr>
-          <w:rFonts w:ascii="Times New Roman" w:hAnsi="Times New Roman" w:cs="Times New Roman"/>
-        </w:rPr>
-        <w:t>uccess</w:t>
-      </w:r>
-      <w:proofErr w:type="spellEnd"/>
-      <w:r>
-        <w:rPr>
-          <w:rFonts w:ascii="Times New Roman" w:hAnsi="Times New Roman" w:cs="Times New Roman"/>
-        </w:rPr>
-        <w:t xml:space="preserve"> in accounting for all five </w:t>
-      </w:r>
-      <w:proofErr w:type="spellStart"/>
-      <w:r>
-        <w:rPr>
-          <w:rFonts w:ascii="Times New Roman" w:hAnsi="Times New Roman" w:cs="Times New Roman"/>
-        </w:rPr>
-        <w:t>fidnings</w:t>
-      </w:r>
-      <w:proofErr w:type="spellEnd"/>
-      <w:r>
-        <w:rPr>
-          <w:rFonts w:ascii="Times New Roman" w:hAnsi="Times New Roman" w:cs="Times New Roman"/>
-        </w:rPr>
-        <w:t xml:space="preserve"> suggests that theoretical proposal that it implements is sufficient to explain infants’ looking behaviors in action </w:t>
-      </w:r>
-      <w:proofErr w:type="spellStart"/>
-      <w:r>
-        <w:rPr>
-          <w:rFonts w:ascii="Times New Roman" w:hAnsi="Times New Roman" w:cs="Times New Roman"/>
-        </w:rPr>
-        <w:t>undersatdning</w:t>
-      </w:r>
-      <w:proofErr w:type="spellEnd"/>
-      <w:r>
-        <w:rPr>
-          <w:rFonts w:ascii="Times New Roman" w:hAnsi="Times New Roman" w:cs="Times New Roman"/>
-        </w:rPr>
-        <w:t xml:space="preserve"> studies. Specifically, the success of this model suggests that associative learning, combined with is sufficient to explain </w:t>
+      <w:r>
+        <w:rPr>
+          <w:rFonts w:ascii="Times New Roman" w:hAnsi="Times New Roman" w:cs="Times New Roman"/>
+        </w:rPr>
+        <w:t xml:space="preserve">ALIAS’ss uccess in accounting for all five fidnings suggests that theoretical proposal </w:t>
+      </w:r>
+      <w:r>
+        <w:rPr>
+          <w:rFonts w:ascii="Times New Roman" w:hAnsi="Times New Roman" w:cs="Times New Roman"/>
+        </w:rPr>
+        <w:lastRenderedPageBreak/>
+        <w:t xml:space="preserve">that it implements is sufficient to explain infants’ looking behaviors in action undersatdning studies. Specifically, the success of this model suggests that associative learning, combined with is sufficient to explain </w:t>
       </w:r>
       <w:r>
         <w:rPr>
@@ -15457,7 +14891,6 @@
         <w:rPr>
           <w:rFonts w:ascii="Times New Roman" w:hAnsi="Times New Roman" w:cs="Times New Roman"/>
         </w:rPr>
-        <w:lastRenderedPageBreak/>
         <w:tab/>
       </w:r>
       <w:r>
@@ -15558,21 +14991,7 @@
         <w:rPr>
           <w:rFonts w:ascii="Times New Roman" w:hAnsi="Times New Roman" w:cs="Times New Roman"/>
         </w:rPr>
-        <w:t xml:space="preserve"> As described in </w:t>
-      </w:r>
-      <w:proofErr w:type="spellStart"/>
-      <w:r>
-        <w:rPr>
-          <w:rFonts w:ascii="Times New Roman" w:hAnsi="Times New Roman" w:cs="Times New Roman"/>
-        </w:rPr>
-        <w:t>Overwalle</w:t>
-      </w:r>
-      <w:proofErr w:type="spellEnd"/>
-      <w:r>
-        <w:rPr>
-          <w:rFonts w:ascii="Times New Roman" w:hAnsi="Times New Roman" w:cs="Times New Roman"/>
-        </w:rPr>
-        <w:t xml:space="preserve"> (2010), OM10 was trained either on an event in which arced motion occurred over a barrier (Experimental condition) or on an event in which arced motion occurred alone</w:t>
+        <w:t xml:space="preserve"> As described in Overwalle (2010), OM10 was trained either on an event in which arced motion occurred over a barrier (Experimental condition) or on an event in which arced motion occurred alone</w:t>
       </w:r>
       <w:r>
         <w:rPr>
@@ -15743,7 +15162,14 @@
         <w:rPr>
           <w:rFonts w:ascii="Times New Roman" w:hAnsi="Times New Roman" w:cs="Times New Roman"/>
         </w:rPr>
-        <w:t xml:space="preserve">below in Figure 1), and the surrounding spatial context.  In particular, the activity of the agent unit and its current position was set to 1. The activity of the units that were immediately adjacent to the agent’s current location was set to 0.5 unless the agent was located to the immediate left or right </w:t>
+        <w:t xml:space="preserve">below in Figure 1), and the surrounding spatial context.  In </w:t>
+      </w:r>
+      <w:r>
+        <w:rPr>
+          <w:rFonts w:ascii="Times New Roman" w:hAnsi="Times New Roman" w:cs="Times New Roman"/>
+        </w:rPr>
+        <w:lastRenderedPageBreak/>
+        <w:t xml:space="preserve">particular, the activity of the agent unit and its current position was set to 1. The activity of the units that were immediately adjacent to the agent’s current location was set to 0.5 unless the agent was located to the immediate left or right </w:t>
       </w:r>
       <w:r>
         <w:rPr>
@@ -15799,21 +15225,7 @@
         <w:rPr>
           <w:rFonts w:ascii="Times New Roman" w:hAnsi="Times New Roman" w:cs="Times New Roman"/>
         </w:rPr>
-        <w:t xml:space="preserve">Once the network was provided with information that captured the visible state of the world at a particular time step, activation was allowed to propagate through the network over four internal activation cycles (see </w:t>
-      </w:r>
-      <w:proofErr w:type="spellStart"/>
-      <w:r>
-        <w:rPr>
-          <w:rFonts w:ascii="Times New Roman" w:hAnsi="Times New Roman" w:cs="Times New Roman"/>
-        </w:rPr>
-        <w:t>Overwalle</w:t>
-      </w:r>
-      <w:proofErr w:type="spellEnd"/>
-      <w:r>
-        <w:rPr>
-          <w:rFonts w:ascii="Times New Roman" w:hAnsi="Times New Roman" w:cs="Times New Roman"/>
-        </w:rPr>
-        <w:t>, 2010 for</w:t>
+        <w:t>Once the network was provided with information that captured the visible state of the world at a particular time step, activation was allowed to propagate through the network over four internal activation cycles (see Overwalle, 2010 for</w:t>
       </w:r>
       <w:r>
         <w:rPr>
@@ -16060,31 +15472,7 @@
           <w:sz w:val="24"/>
           <w:szCs w:val="24"/>
         </w:rPr>
-        <w:t xml:space="preserve">. The barrier is present only when the agent occupies a position immediately adjacent to it (i.e., to its left or right; see </w:t>
-      </w:r>
-      <w:proofErr w:type="spellStart"/>
-      <w:r>
-        <w:rPr>
-          <w:rFonts w:ascii="Times New Roman" w:hAnsi="Times New Roman" w:cs="Times New Roman"/>
-          <w:i w:val="0"/>
-          <w:iCs w:val="0"/>
-          <w:color w:val="000000" w:themeColor="text1"/>
-          <w:sz w:val="24"/>
-          <w:szCs w:val="24"/>
-        </w:rPr>
-        <w:t>Overwalle</w:t>
-      </w:r>
-      <w:proofErr w:type="spellEnd"/>
-      <w:r>
-        <w:rPr>
-          <w:rFonts w:ascii="Times New Roman" w:hAnsi="Times New Roman" w:cs="Times New Roman"/>
-          <w:i w:val="0"/>
-          <w:iCs w:val="0"/>
-          <w:color w:val="000000" w:themeColor="text1"/>
-          <w:sz w:val="24"/>
-          <w:szCs w:val="24"/>
-        </w:rPr>
-        <w:t>, 2010).</w:t>
+        <w:t>. The barrier is present only when the agent occupies a position immediately adjacent to it (i.e., to its left or right; see Overwalle, 2010).</w:t>
       </w:r>
       <w:r>
         <w:rPr>
@@ -16308,21 +15696,7 @@
         <w:rPr>
           <w:rFonts w:ascii="Times New Roman" w:hAnsi="Times New Roman" w:cs="Times New Roman"/>
         </w:rPr>
-        <w:t xml:space="preserve">Liu &amp; </w:t>
-      </w:r>
-      <w:proofErr w:type="spellStart"/>
-      <w:r>
-        <w:rPr>
-          <w:rFonts w:ascii="Times New Roman" w:hAnsi="Times New Roman" w:cs="Times New Roman"/>
-        </w:rPr>
-        <w:t>Spelke</w:t>
-      </w:r>
-      <w:proofErr w:type="spellEnd"/>
-      <w:r>
-        <w:rPr>
-          <w:rFonts w:ascii="Times New Roman" w:hAnsi="Times New Roman" w:cs="Times New Roman"/>
-        </w:rPr>
-        <w:t>, 2017)</w:t>
+        <w:t>Liu &amp; Spelke, 2017)</w:t>
       </w:r>
       <w:r>
         <w:rPr>
@@ -16364,21 +15738,7 @@
         <w:rPr>
           <w:rFonts w:ascii="Times New Roman" w:hAnsi="Times New Roman" w:cs="Times New Roman"/>
         </w:rPr>
-        <w:t xml:space="preserve"> the success of </w:t>
-      </w:r>
-      <w:proofErr w:type="spellStart"/>
-      <w:r>
-        <w:rPr>
-          <w:rFonts w:ascii="Times New Roman" w:hAnsi="Times New Roman" w:cs="Times New Roman"/>
-        </w:rPr>
-        <w:t>Overwalle’s</w:t>
-      </w:r>
-      <w:proofErr w:type="spellEnd"/>
-      <w:r>
-        <w:rPr>
-          <w:rFonts w:ascii="Times New Roman" w:hAnsi="Times New Roman" w:cs="Times New Roman"/>
-        </w:rPr>
-        <w:t xml:space="preserve"> (2010) model in capturing infants’ looking behaviors in Gergely et al. (1995); that is, it is possible that the success of this model stemmed from properties of the input that failed faithfully to implement the events presented to infants rather than from capturing the processes that underlie infants’ action understanding. </w:t>
+        <w:t xml:space="preserve"> the success of Overwalle’s (2010) model in capturing infants’ looking behaviors in Gergely et al. (1995); that is, it is possible that the success of this model stemmed from properties of the input that failed faithfully to implement the events presented to infants rather than from capturing the processes that underlie infants’ action understanding. </w:t>
       </w:r>
       <w:r>
         <w:rPr>
@@ -16672,21 +16032,7 @@
         <w:rPr>
           <w:rFonts w:ascii="Times New Roman" w:hAnsi="Times New Roman" w:cs="Times New Roman"/>
         </w:rPr>
-        <w:t xml:space="preserve">; </w:t>
-      </w:r>
-      <w:proofErr w:type="spellStart"/>
-      <w:r>
-        <w:rPr>
-          <w:rFonts w:ascii="Times New Roman" w:hAnsi="Times New Roman" w:cs="Times New Roman"/>
-        </w:rPr>
-        <w:t>Widrow</w:t>
-      </w:r>
-      <w:proofErr w:type="spellEnd"/>
-      <w:r>
-        <w:rPr>
-          <w:rFonts w:ascii="Times New Roman" w:hAnsi="Times New Roman" w:cs="Times New Roman"/>
-        </w:rPr>
-        <w:t xml:space="preserve"> &amp; Hoff, 1960</w:t>
+        <w:t>; Widrow &amp; Hoff, 1960</w:t>
       </w:r>
       <w:r>
         <w:rPr>
@@ -16730,19 +16076,11 @@
         </w:rPr>
         <w:t xml:space="preserve">this rule that </w:t>
       </w:r>
-      <w:proofErr w:type="spellStart"/>
-      <w:r>
-        <w:rPr>
-          <w:rFonts w:ascii="Times New Roman" w:hAnsi="Times New Roman" w:cs="Times New Roman"/>
-        </w:rPr>
-        <w:t>Overwalle</w:t>
-      </w:r>
-      <w:proofErr w:type="spellEnd"/>
-      <w:r>
-        <w:rPr>
-          <w:rFonts w:ascii="Times New Roman" w:hAnsi="Times New Roman" w:cs="Times New Roman"/>
-        </w:rPr>
-        <w:t xml:space="preserve"> (2010) </w:t>
+      <w:r>
+        <w:rPr>
+          <w:rFonts w:ascii="Times New Roman" w:hAnsi="Times New Roman" w:cs="Times New Roman"/>
+        </w:rPr>
+        <w:t xml:space="preserve">Overwalle (2010) </w:t>
       </w:r>
       <w:r>
         <w:rPr>
@@ -16814,41 +16152,13 @@
         <w:rPr>
           <w:rFonts w:ascii="Times New Roman" w:hAnsi="Times New Roman" w:cs="Times New Roman"/>
         </w:rPr>
-        <w:t xml:space="preserve">Rumelhart &amp; </w:t>
-      </w:r>
-      <w:proofErr w:type="spellStart"/>
-      <w:r>
-        <w:rPr>
-          <w:rFonts w:ascii="Times New Roman" w:hAnsi="Times New Roman" w:cs="Times New Roman"/>
-        </w:rPr>
-        <w:t>McCllelland</w:t>
-      </w:r>
-      <w:proofErr w:type="spellEnd"/>
-      <w:r>
-        <w:rPr>
-          <w:rFonts w:ascii="Times New Roman" w:hAnsi="Times New Roman" w:cs="Times New Roman"/>
-        </w:rPr>
-        <w:t>, 1986).</w:t>
-      </w:r>
-      <w:r>
-        <w:rPr>
-          <w:rFonts w:ascii="Times New Roman" w:hAnsi="Times New Roman" w:cs="Times New Roman"/>
-        </w:rPr>
-        <w:t xml:space="preserve"> As was the case in </w:t>
-      </w:r>
-      <w:proofErr w:type="spellStart"/>
-      <w:r>
-        <w:rPr>
-          <w:rFonts w:ascii="Times New Roman" w:hAnsi="Times New Roman" w:cs="Times New Roman"/>
-        </w:rPr>
-        <w:t>Overwalle</w:t>
-      </w:r>
-      <w:proofErr w:type="spellEnd"/>
-      <w:r>
-        <w:rPr>
-          <w:rFonts w:ascii="Times New Roman" w:hAnsi="Times New Roman" w:cs="Times New Roman"/>
-        </w:rPr>
-        <w:t xml:space="preserve"> (2010), learning rate was set to 0.10</w:t>
+        <w:t>Rumelhart &amp; McCllelland, 1986).</w:t>
+      </w:r>
+      <w:r>
+        <w:rPr>
+          <w:rFonts w:ascii="Times New Roman" w:hAnsi="Times New Roman" w:cs="Times New Roman"/>
+        </w:rPr>
+        <w:t xml:space="preserve"> As was the case in Overwalle (2010), learning rate was set to 0.10</w:t>
       </w:r>
       <w:r>
         <w:rPr>
@@ -16905,21 +16215,7 @@
         <w:rPr>
           <w:rFonts w:ascii="Times New Roman" w:hAnsi="Times New Roman" w:cs="Times New Roman"/>
         </w:rPr>
-        <w:t xml:space="preserve">; as was the case in </w:t>
-      </w:r>
-      <w:proofErr w:type="spellStart"/>
-      <w:r>
-        <w:rPr>
-          <w:rFonts w:ascii="Times New Roman" w:hAnsi="Times New Roman" w:cs="Times New Roman"/>
-        </w:rPr>
-        <w:t>Overwalle</w:t>
-      </w:r>
-      <w:proofErr w:type="spellEnd"/>
-      <w:r>
-        <w:rPr>
-          <w:rFonts w:ascii="Times New Roman" w:hAnsi="Times New Roman" w:cs="Times New Roman"/>
-        </w:rPr>
-        <w:t xml:space="preserve"> (2010), the straight event lasted 5 steps</w:t>
+        <w:t>; as was the case in Overwalle (2010), the straight event lasted 5 steps</w:t>
       </w:r>
       <w:r>
         <w:rPr>
@@ -16949,21 +16245,7 @@
         <w:rPr>
           <w:rFonts w:ascii="Times New Roman" w:hAnsi="Times New Roman" w:cs="Times New Roman"/>
         </w:rPr>
-        <w:t xml:space="preserve">the cells corresponding to column 2-4 in the third row of the grid comprised the critical cells for the arced motion trajectory.  </w:t>
-      </w:r>
-      <w:proofErr w:type="spellStart"/>
-      <w:r>
-        <w:rPr>
-          <w:rFonts w:ascii="Times New Roman" w:hAnsi="Times New Roman" w:cs="Times New Roman"/>
-        </w:rPr>
-        <w:t>Overwalle</w:t>
-      </w:r>
-      <w:proofErr w:type="spellEnd"/>
-      <w:r>
-        <w:rPr>
-          <w:rFonts w:ascii="Times New Roman" w:hAnsi="Times New Roman" w:cs="Times New Roman"/>
-        </w:rPr>
-        <w:t xml:space="preserve"> (2010) interpreted the </w:t>
+        <w:t xml:space="preserve">the cells corresponding to column 2-4 in the third row of the grid comprised the critical cells for the arced motion trajectory.  Overwalle (2010) interpreted the </w:t>
       </w:r>
       <w:r>
         <w:rPr>
@@ -17018,21 +16300,7 @@
         <w:rPr>
           <w:rFonts w:ascii="Times New Roman" w:hAnsi="Times New Roman" w:cs="Times New Roman"/>
         </w:rPr>
-        <w:t xml:space="preserve"> time rather than expectation, </w:t>
-      </w:r>
-      <w:proofErr w:type="spellStart"/>
-      <w:r>
-        <w:rPr>
-          <w:rFonts w:ascii="Times New Roman" w:hAnsi="Times New Roman" w:cs="Times New Roman"/>
-        </w:rPr>
-        <w:t>Overwalle</w:t>
-      </w:r>
-      <w:proofErr w:type="spellEnd"/>
-      <w:r>
-        <w:rPr>
-          <w:rFonts w:ascii="Times New Roman" w:hAnsi="Times New Roman" w:cs="Times New Roman"/>
-        </w:rPr>
-        <w:t xml:space="preserve"> (2010) linearly rescaled these activation values such that </w:t>
+        <w:t xml:space="preserve"> time rather than expectation, Overwalle (2010) linearly rescaled these activation values such that </w:t>
       </w:r>
       <w:r>
         <w:rPr>
@@ -17062,21 +16330,7 @@
         <w:rPr>
           <w:rFonts w:ascii="Times New Roman" w:hAnsi="Times New Roman" w:cs="Times New Roman"/>
         </w:rPr>
-        <w:t>) corresponded to shorter looking times (</w:t>
-      </w:r>
-      <w:proofErr w:type="spellStart"/>
-      <w:r>
-        <w:rPr>
-          <w:rFonts w:ascii="Times New Roman" w:hAnsi="Times New Roman" w:cs="Times New Roman"/>
-        </w:rPr>
-        <w:t>Overwalle</w:t>
-      </w:r>
-      <w:proofErr w:type="spellEnd"/>
-      <w:r>
-        <w:rPr>
-          <w:rFonts w:ascii="Times New Roman" w:hAnsi="Times New Roman" w:cs="Times New Roman"/>
-        </w:rPr>
-        <w:t>, 2010).</w:t>
+        <w:t>) corresponded to shorter looking times (Overwalle, 2010).</w:t>
       </w:r>
       <w:r>
         <w:rPr>
@@ -17130,21 +16384,7 @@
         <w:rPr>
           <w:rFonts w:ascii="Times New Roman" w:hAnsi="Times New Roman" w:cs="Times New Roman"/>
         </w:rPr>
-        <w:t xml:space="preserve">in </w:t>
-      </w:r>
-      <w:proofErr w:type="spellStart"/>
-      <w:r>
-        <w:rPr>
-          <w:rFonts w:ascii="Times New Roman" w:hAnsi="Times New Roman" w:cs="Times New Roman"/>
-        </w:rPr>
-        <w:t>Overwalle</w:t>
-      </w:r>
-      <w:proofErr w:type="spellEnd"/>
-      <w:r>
-        <w:rPr>
-          <w:rFonts w:ascii="Times New Roman" w:hAnsi="Times New Roman" w:cs="Times New Roman"/>
-        </w:rPr>
-        <w:t xml:space="preserve"> (2010),</w:t>
+        <w:t>in Overwalle (2010),</w:t>
       </w:r>
       <w:r>
         <w:rPr>
@@ -18342,7 +17582,7 @@
                                     <pic:cNvPicPr/>
                                   </pic:nvPicPr>
                                   <pic:blipFill>
-                                    <a:blip r:embed="rId9">
+                                    <a:blip r:embed="rId10">
                                       <a:extLst>
                                         <a:ext uri="{28A0092B-C50C-407E-A947-70E740481C1C}">
                                           <a14:useLocalDpi xmlns:a14="http://schemas.microsoft.com/office/drawing/2010/main" val="0"/>
@@ -19476,33 +18716,11 @@
         </w:rPr>
         <w:t xml:space="preserve">Benton, 2024 and </w:t>
       </w:r>
-      <w:proofErr w:type="spellStart"/>
-      <w:r>
-        <w:rPr>
-          <w:rFonts w:ascii="Times New Roman" w:eastAsia="Times New Roman" w:hAnsi="Times New Roman" w:cs="Times New Roman"/>
-        </w:rPr>
-        <w:t>Rakison</w:t>
-      </w:r>
-      <w:proofErr w:type="spellEnd"/>
-      <w:r>
-        <w:rPr>
-          <w:rFonts w:ascii="Times New Roman" w:eastAsia="Times New Roman" w:hAnsi="Times New Roman" w:cs="Times New Roman"/>
-        </w:rPr>
-        <w:t xml:space="preserve"> &amp; </w:t>
-      </w:r>
-      <w:proofErr w:type="spellStart"/>
-      <w:r>
-        <w:rPr>
-          <w:rFonts w:ascii="Times New Roman" w:eastAsia="Times New Roman" w:hAnsi="Times New Roman" w:cs="Times New Roman"/>
-        </w:rPr>
-        <w:t>Lupyan</w:t>
-      </w:r>
-      <w:proofErr w:type="spellEnd"/>
-      <w:r>
-        <w:rPr>
-          <w:rFonts w:ascii="Times New Roman" w:eastAsia="Times New Roman" w:hAnsi="Times New Roman" w:cs="Times New Roman"/>
-        </w:rPr>
-        <w:t>, 2008)</w:t>
+      <w:r>
+        <w:rPr>
+          <w:rFonts w:ascii="Times New Roman" w:eastAsia="Times New Roman" w:hAnsi="Times New Roman" w:cs="Times New Roman"/>
+        </w:rPr>
+        <w:t>Rakison &amp; Lupyan, 2008)</w:t>
       </w:r>
       <w:r>
         <w:rPr>
@@ -22051,21 +21269,7 @@
         <w:rPr>
           <w:rFonts w:ascii="Times New Roman" w:hAnsi="Times New Roman" w:cs="Times New Roman"/>
         </w:rPr>
-        <w:t xml:space="preserve">(e.g., Gergely et al., 1995; </w:t>
-      </w:r>
-      <w:proofErr w:type="spellStart"/>
-      <w:r>
-        <w:rPr>
-          <w:rFonts w:ascii="Times New Roman" w:hAnsi="Times New Roman" w:cs="Times New Roman"/>
-        </w:rPr>
-        <w:t>Csibra</w:t>
-      </w:r>
-      <w:proofErr w:type="spellEnd"/>
-      <w:r>
-        <w:rPr>
-          <w:rFonts w:ascii="Times New Roman" w:hAnsi="Times New Roman" w:cs="Times New Roman"/>
-        </w:rPr>
-        <w:t xml:space="preserve"> et al., 2003), </w:t>
+        <w:t xml:space="preserve">(e.g., Gergely et al., 1995; Csibra et al., 2003), </w:t>
       </w:r>
       <w:r>
         <w:rPr>
@@ -22101,21 +21305,7 @@
         <w:rPr>
           <w:rFonts w:ascii="Times New Roman" w:hAnsi="Times New Roman" w:cs="Times New Roman"/>
         </w:rPr>
-        <w:t xml:space="preserve">(e.g.., </w:t>
-      </w:r>
-      <w:proofErr w:type="spellStart"/>
-      <w:r>
-        <w:rPr>
-          <w:rFonts w:ascii="Times New Roman" w:hAnsi="Times New Roman" w:cs="Times New Roman"/>
-        </w:rPr>
-        <w:t>Csibra</w:t>
-      </w:r>
-      <w:proofErr w:type="spellEnd"/>
-      <w:r>
-        <w:rPr>
-          <w:rFonts w:ascii="Times New Roman" w:hAnsi="Times New Roman" w:cs="Times New Roman"/>
-        </w:rPr>
-        <w:t xml:space="preserve"> et al., 1999), to </w:t>
+        <w:t xml:space="preserve">(e.g.., Csibra et al., 1999), to </w:t>
       </w:r>
       <w:r>
         <w:rPr>
@@ -22128,21 +21318,7 @@
         <w:rPr>
           <w:rFonts w:ascii="Times New Roman" w:hAnsi="Times New Roman" w:cs="Times New Roman"/>
         </w:rPr>
-        <w:t xml:space="preserve"> for simulations of studies that tested 6-month-olds (e.g., Liu &amp; </w:t>
-      </w:r>
-      <w:proofErr w:type="spellStart"/>
-      <w:r>
-        <w:rPr>
-          <w:rFonts w:ascii="Times New Roman" w:hAnsi="Times New Roman" w:cs="Times New Roman"/>
-        </w:rPr>
-        <w:t>Spelke</w:t>
-      </w:r>
-      <w:proofErr w:type="spellEnd"/>
-      <w:r>
-        <w:rPr>
-          <w:rFonts w:ascii="Times New Roman" w:hAnsi="Times New Roman" w:cs="Times New Roman"/>
-        </w:rPr>
-        <w:t>, 2017),</w:t>
+        <w:t xml:space="preserve"> for simulations of studies that tested 6-month-olds (e.g., Liu &amp; Spelke, 2017),</w:t>
       </w:r>
       <w:r>
         <w:rPr>
@@ -22482,49 +21658,7 @@
         <w:rPr>
           <w:rFonts w:ascii="Times New Roman" w:hAnsi="Times New Roman" w:cs="Times New Roman"/>
         </w:rPr>
-        <w:t xml:space="preserve">As is typical in simulation studies that use autoencoder models like the current one (e.g., Benton, 2024, 2026; Benton &amp; Lapan, 2021; Benton &amp; </w:t>
-      </w:r>
-      <w:proofErr w:type="spellStart"/>
-      <w:r>
-        <w:rPr>
-          <w:rFonts w:ascii="Times New Roman" w:hAnsi="Times New Roman" w:cs="Times New Roman"/>
-        </w:rPr>
-        <w:t>Rakison</w:t>
-      </w:r>
-      <w:proofErr w:type="spellEnd"/>
-      <w:r>
-        <w:rPr>
-          <w:rFonts w:ascii="Times New Roman" w:hAnsi="Times New Roman" w:cs="Times New Roman"/>
-        </w:rPr>
-        <w:t xml:space="preserve">, 2019; Mareschal et al., 2000; Quinn &amp; Johnson, 2000; </w:t>
-      </w:r>
-      <w:proofErr w:type="spellStart"/>
-      <w:r>
-        <w:rPr>
-          <w:rFonts w:ascii="Times New Roman" w:hAnsi="Times New Roman" w:cs="Times New Roman"/>
-        </w:rPr>
-        <w:t>Rakison</w:t>
-      </w:r>
-      <w:proofErr w:type="spellEnd"/>
-      <w:r>
-        <w:rPr>
-          <w:rFonts w:ascii="Times New Roman" w:hAnsi="Times New Roman" w:cs="Times New Roman"/>
-        </w:rPr>
-        <w:t xml:space="preserve"> &amp; </w:t>
-      </w:r>
-      <w:proofErr w:type="spellStart"/>
-      <w:r>
-        <w:rPr>
-          <w:rFonts w:ascii="Times New Roman" w:hAnsi="Times New Roman" w:cs="Times New Roman"/>
-        </w:rPr>
-        <w:t>Lupyan</w:t>
-      </w:r>
-      <w:proofErr w:type="spellEnd"/>
-      <w:r>
-        <w:rPr>
-          <w:rFonts w:ascii="Times New Roman" w:hAnsi="Times New Roman" w:cs="Times New Roman"/>
-        </w:rPr>
-        <w:t xml:space="preserve">, 2008; Twomey &amp; Westermann, 2016), it is common to treat error as a proxy for looking such that greater network error corresponds to longer looking. </w:t>
+        <w:t xml:space="preserve">As is typical in simulation studies that use autoencoder models like the current one (e.g., Benton, 2024, 2026; Benton &amp; Lapan, 2021; Benton &amp; Rakison, 2019; Mareschal et al., 2000; Quinn &amp; Johnson, 2000; Rakison &amp; Lupyan, 2008; Twomey &amp; Westermann, 2016), it is common to treat error as a proxy for looking such that greater network error corresponds to longer looking. </w:t>
       </w:r>
       <w:r>
         <w:rPr>
@@ -23494,7 +22628,7 @@
         </w:rPr>
         <w:t xml:space="preserve"> are available for download at </w:t>
       </w:r>
-      <w:hyperlink r:id="rId10" w:history="1">
+      <w:hyperlink r:id="rId11" w:history="1">
         <w:r>
           <w:rPr>
             <w:rStyle w:val="Hyperlink"/>
@@ -24478,7 +23612,7 @@
                           <pic:cNvPicPr/>
                         </pic:nvPicPr>
                         <pic:blipFill>
-                          <a:blip r:embed="rId11" cstate="print">
+                          <a:blip r:embed="rId12" cstate="print">
                             <a:extLst>
                               <a:ext uri="{28A0092B-C50C-407E-A947-70E740481C1C}">
                                 <a14:useLocalDpi xmlns:a14="http://schemas.microsoft.com/office/drawing/2010/main" val="0"/>
@@ -24548,7 +23682,7 @@
                           <pic:cNvPicPr/>
                         </pic:nvPicPr>
                         <pic:blipFill>
-                          <a:blip r:embed="rId12" cstate="print">
+                          <a:blip r:embed="rId13" cstate="print">
                             <a:extLst>
                               <a:ext uri="{28A0092B-C50C-407E-A947-70E740481C1C}">
                                 <a14:useLocalDpi xmlns:a14="http://schemas.microsoft.com/office/drawing/2010/main" val="0"/>
@@ -25044,7 +24178,7 @@
                           <pic:cNvPicPr/>
                         </pic:nvPicPr>
                         <pic:blipFill>
-                          <a:blip r:embed="rId11" cstate="print">
+                          <a:blip r:embed="rId12" cstate="print">
                             <a:extLst>
                               <a:ext uri="{28A0092B-C50C-407E-A947-70E740481C1C}">
                                 <a14:useLocalDpi xmlns:a14="http://schemas.microsoft.com/office/drawing/2010/main" val="0"/>
@@ -25106,7 +24240,7 @@
                           <pic:cNvPicPr/>
                         </pic:nvPicPr>
                         <pic:blipFill>
-                          <a:blip r:embed="rId13" cstate="print">
+                          <a:blip r:embed="rId14" cstate="print">
                             <a:extLst>
                               <a:ext uri="{28A0092B-C50C-407E-A947-70E740481C1C}">
                                 <a14:useLocalDpi xmlns:a14="http://schemas.microsoft.com/office/drawing/2010/main" val="0"/>
@@ -25453,7 +24587,7 @@
                 <w:noProof/>
               </w:rPr>
               <w:drawing>
-                <wp:inline distT="0" distB="0" distL="0" distR="0" wp14:anchorId="0244A679" wp14:editId="6CF07EB9">
+                <wp:inline distT="0" distB="0" distL="0" distR="0" wp14:anchorId="0244A679" wp14:editId="456743BE">
                   <wp:extent cx="3581400" cy="2203938"/>
                   <wp:effectExtent l="0" t="0" r="0" b="6350"/>
                   <wp:docPr id="871874134" name="Picture 5"/>
@@ -25468,7 +24602,7 @@
                           <pic:cNvPicPr/>
                         </pic:nvPicPr>
                         <pic:blipFill>
-                          <a:blip r:embed="rId14" cstate="print">
+                          <a:blip r:embed="rId15" cstate="print">
                             <a:extLst>
                               <a:ext uri="{28A0092B-C50C-407E-A947-70E740481C1C}">
                                 <a14:useLocalDpi xmlns:a14="http://schemas.microsoft.com/office/drawing/2010/main" val="0"/>
@@ -25515,7 +24649,7 @@
                 <w:noProof/>
               </w:rPr>
               <w:drawing>
-                <wp:inline distT="0" distB="0" distL="0" distR="0" wp14:anchorId="5495462A" wp14:editId="04EC010A">
+                <wp:inline distT="0" distB="0" distL="0" distR="0" wp14:anchorId="5495462A" wp14:editId="7E134C69">
                   <wp:extent cx="3621882" cy="2228850"/>
                   <wp:effectExtent l="0" t="0" r="0" b="0"/>
                   <wp:docPr id="586396678" name="Picture 6"/>
@@ -25530,7 +24664,7 @@
                           <pic:cNvPicPr/>
                         </pic:nvPicPr>
                         <pic:blipFill>
-                          <a:blip r:embed="rId15" cstate="print">
+                          <a:blip r:embed="rId16" cstate="print">
                             <a:extLst>
                               <a:ext uri="{28A0092B-C50C-407E-A947-70E740481C1C}">
                                 <a14:useLocalDpi xmlns:a14="http://schemas.microsoft.com/office/drawing/2010/main" val="0"/>
@@ -26030,7 +25164,7 @@
                           <pic:cNvPicPr/>
                         </pic:nvPicPr>
                         <pic:blipFill>
-                          <a:blip r:embed="rId11" cstate="print">
+                          <a:blip r:embed="rId12" cstate="print">
                             <a:extLst>
                               <a:ext uri="{28A0092B-C50C-407E-A947-70E740481C1C}">
                                 <a14:useLocalDpi xmlns:a14="http://schemas.microsoft.com/office/drawing/2010/main" val="0"/>
@@ -26092,7 +25226,7 @@
                           <pic:cNvPicPr/>
                         </pic:nvPicPr>
                         <pic:blipFill>
-                          <a:blip r:embed="rId16" cstate="print">
+                          <a:blip r:embed="rId17" cstate="print">
                             <a:extLst>
                               <a:ext uri="{28A0092B-C50C-407E-A947-70E740481C1C}">
                                 <a14:useLocalDpi xmlns:a14="http://schemas.microsoft.com/office/drawing/2010/main" val="0"/>
@@ -27369,41 +26503,13 @@
         <w:rPr>
           <w:rFonts w:ascii="Times New Roman" w:hAnsi="Times New Roman" w:cs="Times New Roman"/>
         </w:rPr>
-        <w:t xml:space="preserve">the same finding was demonstrated in </w:t>
-      </w:r>
-      <w:proofErr w:type="spellStart"/>
-      <w:r>
-        <w:rPr>
-          <w:rFonts w:ascii="Times New Roman" w:hAnsi="Times New Roman" w:cs="Times New Roman"/>
-        </w:rPr>
-        <w:t>Overwalle</w:t>
-      </w:r>
-      <w:proofErr w:type="spellEnd"/>
-      <w:r>
-        <w:rPr>
-          <w:rFonts w:ascii="Times New Roman" w:hAnsi="Times New Roman" w:cs="Times New Roman"/>
-        </w:rPr>
-        <w:t xml:space="preserve"> (2010). However, the fact that </w:t>
-      </w:r>
-      <w:r>
-        <w:rPr>
-          <w:rFonts w:ascii="Times New Roman" w:hAnsi="Times New Roman" w:cs="Times New Roman"/>
-        </w:rPr>
-        <w:t xml:space="preserve">an extended version of OM10—which, in its design, is more closely aligned with the task structure of typical action understanding studies than the original </w:t>
-      </w:r>
-      <w:proofErr w:type="spellStart"/>
-      <w:r>
-        <w:rPr>
-          <w:rFonts w:ascii="Times New Roman" w:hAnsi="Times New Roman" w:cs="Times New Roman"/>
-        </w:rPr>
-        <w:t>Overwalle</w:t>
-      </w:r>
-      <w:proofErr w:type="spellEnd"/>
-      <w:r>
-        <w:rPr>
-          <w:rFonts w:ascii="Times New Roman" w:hAnsi="Times New Roman" w:cs="Times New Roman"/>
-        </w:rPr>
-        <w:t xml:space="preserve"> (2010) model—could not capture infants’ looking responses in these studies suggests that OM10’s success may have less to do with its ability to simulate the processes underlying action understanding and more to do with</w:t>
+        <w:t xml:space="preserve">the same finding was demonstrated in Overwalle (2010). However, the fact that </w:t>
+      </w:r>
+      <w:r>
+        <w:rPr>
+          <w:rFonts w:ascii="Times New Roman" w:hAnsi="Times New Roman" w:cs="Times New Roman"/>
+        </w:rPr>
+        <w:t>an extended version of OM10—which, in its design, is more closely aligned with the task structure of typical action understanding studies than the original Overwalle (2010) model—could not capture infants’ looking responses in these studies suggests that OM10’s success may have less to do with its ability to simulate the processes underlying action understanding and more to do with</w:t>
       </w:r>
       <w:r>
         <w:rPr>
@@ -28596,7 +27702,7 @@
           <w:noProof/>
         </w:rPr>
         <w:drawing>
-          <wp:inline distT="0" distB="0" distL="0" distR="0" wp14:anchorId="1E9D3B14" wp14:editId="74DE0829">
+          <wp:inline distT="0" distB="0" distL="0" distR="0" wp14:anchorId="1E9D3B14" wp14:editId="651552B8">
             <wp:extent cx="6445993" cy="3943350"/>
             <wp:effectExtent l="0" t="0" r="0" b="0"/>
             <wp:docPr id="2139332404" name="Picture 1"/>
@@ -28611,7 +27717,7 @@
                     <pic:cNvPicPr/>
                   </pic:nvPicPr>
                   <pic:blipFill>
-                    <a:blip r:embed="rId17" cstate="print">
+                    <a:blip r:embed="rId18" cstate="print">
                       <a:extLst>
                         <a:ext uri="{28A0092B-C50C-407E-A947-70E740481C1C}">
                           <a14:useLocalDpi xmlns:a14="http://schemas.microsoft.com/office/drawing/2010/main" val="0"/>
@@ -29631,21 +28737,7 @@
         <w:rPr>
           <w:rFonts w:ascii="Times New Roman" w:eastAsia="Times New Roman" w:hAnsi="Times New Roman" w:cs="Times New Roman"/>
         </w:rPr>
-        <w:t xml:space="preserve">by observing objects with features typical of animates and </w:t>
-      </w:r>
-      <w:proofErr w:type="spellStart"/>
-      <w:r>
-        <w:rPr>
-          <w:rFonts w:ascii="Times New Roman" w:eastAsia="Times New Roman" w:hAnsi="Times New Roman" w:cs="Times New Roman"/>
-        </w:rPr>
-        <w:t>inanimates</w:t>
-      </w:r>
-      <w:proofErr w:type="spellEnd"/>
-      <w:r>
-        <w:rPr>
-          <w:rFonts w:ascii="Times New Roman" w:eastAsia="Times New Roman" w:hAnsi="Times New Roman" w:cs="Times New Roman"/>
-        </w:rPr>
-        <w:t xml:space="preserve"> move along different trajectories in the presence of absence of obstacles</w:t>
+        <w:t>by observing objects with features typical of animates and inanimates move along different trajectories in the presence of absence of obstacles</w:t>
       </w:r>
       <w:r>
         <w:rPr>
@@ -29842,21 +28934,7 @@
         <w:rPr>
           <w:rFonts w:ascii="Times New Roman" w:eastAsia="Times New Roman" w:hAnsi="Times New Roman" w:cs="Times New Roman"/>
         </w:rPr>
-        <w:t xml:space="preserve">with 9-month-olds (e.g., </w:t>
-      </w:r>
-      <w:proofErr w:type="spellStart"/>
-      <w:r>
-        <w:rPr>
-          <w:rFonts w:ascii="Times New Roman" w:eastAsia="Times New Roman" w:hAnsi="Times New Roman" w:cs="Times New Roman"/>
-        </w:rPr>
-        <w:t>Csibra</w:t>
-      </w:r>
-      <w:proofErr w:type="spellEnd"/>
-      <w:r>
-        <w:rPr>
-          <w:rFonts w:ascii="Times New Roman" w:eastAsia="Times New Roman" w:hAnsi="Times New Roman" w:cs="Times New Roman"/>
-        </w:rPr>
-        <w:t xml:space="preserve"> et al., 1999). </w:t>
+        <w:t xml:space="preserve">with 9-month-olds (e.g., Csibra et al., 1999). </w:t>
       </w:r>
     </w:p>
     <w:p>
@@ -29926,7 +29004,7 @@
                 <w:noProof/>
               </w:rPr>
               <w:drawing>
-                <wp:inline distT="0" distB="0" distL="0" distR="0" wp14:anchorId="73613DC6" wp14:editId="059D0BE5">
+                <wp:inline distT="0" distB="0" distL="0" distR="0" wp14:anchorId="73613DC6" wp14:editId="299570CE">
                   <wp:extent cx="3543300" cy="2180492"/>
                   <wp:effectExtent l="0" t="0" r="0" b="0"/>
                   <wp:docPr id="1717201260" name="Picture 8"/>
@@ -29941,7 +29019,7 @@
                           <pic:cNvPicPr/>
                         </pic:nvPicPr>
                         <pic:blipFill>
-                          <a:blip r:embed="rId18" cstate="print">
+                          <a:blip r:embed="rId19" cstate="print">
                             <a:extLst>
                               <a:ext uri="{28A0092B-C50C-407E-A947-70E740481C1C}">
                                 <a14:useLocalDpi xmlns:a14="http://schemas.microsoft.com/office/drawing/2010/main" val="0"/>
@@ -29999,7 +29077,7 @@
                           <pic:cNvPicPr/>
                         </pic:nvPicPr>
                         <pic:blipFill>
-                          <a:blip r:embed="rId19" cstate="print">
+                          <a:blip r:embed="rId20" cstate="print">
                             <a:extLst>
                               <a:ext uri="{28A0092B-C50C-407E-A947-70E740481C1C}">
                                 <a14:useLocalDpi xmlns:a14="http://schemas.microsoft.com/office/drawing/2010/main" val="0"/>
@@ -30461,7 +29539,7 @@
                           <pic:cNvPicPr/>
                         </pic:nvPicPr>
                         <pic:blipFill>
-                          <a:blip r:embed="rId18" cstate="print">
+                          <a:blip r:embed="rId19" cstate="print">
                             <a:extLst>
                               <a:ext uri="{28A0092B-C50C-407E-A947-70E740481C1C}">
                                 <a14:useLocalDpi xmlns:a14="http://schemas.microsoft.com/office/drawing/2010/main" val="0"/>
@@ -30523,7 +29601,7 @@
                           <pic:cNvPicPr/>
                         </pic:nvPicPr>
                         <pic:blipFill>
-                          <a:blip r:embed="rId20" cstate="print">
+                          <a:blip r:embed="rId21" cstate="print">
                             <a:extLst>
                               <a:ext uri="{28A0092B-C50C-407E-A947-70E740481C1C}">
                                 <a14:useLocalDpi xmlns:a14="http://schemas.microsoft.com/office/drawing/2010/main" val="0"/>
@@ -30826,21 +29904,7 @@
         <w:rPr>
           <w:rFonts w:ascii="Times New Roman" w:eastAsia="Times New Roman" w:hAnsi="Times New Roman" w:cs="Times New Roman"/>
         </w:rPr>
-        <w:t xml:space="preserve">Simulation 2 tested whether ALIAS could capture a second target finding in the literature on infant action understanding. This is that infants’ putative processing of action events based on their efficiency is unaffected by whether the entities or objects that are involved in those actions possess animate features (e.g., </w:t>
-      </w:r>
-      <w:proofErr w:type="spellStart"/>
-      <w:r>
-        <w:rPr>
-          <w:rFonts w:ascii="Times New Roman" w:eastAsia="Times New Roman" w:hAnsi="Times New Roman" w:cs="Times New Roman"/>
-        </w:rPr>
-        <w:t>Csibra</w:t>
-      </w:r>
-      <w:proofErr w:type="spellEnd"/>
-      <w:r>
-        <w:rPr>
-          <w:rFonts w:ascii="Times New Roman" w:eastAsia="Times New Roman" w:hAnsi="Times New Roman" w:cs="Times New Roman"/>
-        </w:rPr>
-        <w:t xml:space="preserve"> et al., 1999). </w:t>
+        <w:t xml:space="preserve">Simulation 2 tested whether ALIAS could capture a second target finding in the literature on infant action understanding. This is that infants’ putative processing of action events based on their efficiency is unaffected by whether the entities or objects that are involved in those actions possess animate features (e.g., Csibra et al., 1999). </w:t>
       </w:r>
       <w:r>
         <w:rPr>
@@ -30852,21 +29916,7 @@
         <w:rPr>
           <w:rFonts w:ascii="Times New Roman" w:eastAsia="Times New Roman" w:hAnsi="Times New Roman" w:cs="Times New Roman"/>
         </w:rPr>
-        <w:t xml:space="preserve">showed that it was not necessary that the objects involved in the action sequences possess animate features. As was true for infants in Gergely et al. (1995) and </w:t>
-      </w:r>
-      <w:proofErr w:type="spellStart"/>
-      <w:r>
-        <w:rPr>
-          <w:rFonts w:ascii="Times New Roman" w:eastAsia="Times New Roman" w:hAnsi="Times New Roman" w:cs="Times New Roman"/>
-        </w:rPr>
-        <w:t>Csibra</w:t>
-      </w:r>
-      <w:proofErr w:type="spellEnd"/>
-      <w:r>
-        <w:rPr>
-          <w:rFonts w:ascii="Times New Roman" w:eastAsia="Times New Roman" w:hAnsi="Times New Roman" w:cs="Times New Roman"/>
-        </w:rPr>
-        <w:t xml:space="preserve"> et al. (1999),</w:t>
+        <w:t>showed that it was not necessary that the objects involved in the action sequences possess animate features. As was true for infants in Gergely et al. (1995) and Csibra et al. (1999),</w:t>
       </w:r>
       <w:r>
         <w:rPr>
@@ -31240,41 +30290,13 @@
         <w:rPr>
           <w:rFonts w:ascii="Times New Roman" w:hAnsi="Times New Roman" w:cs="Times New Roman"/>
         </w:rPr>
-        <w:t xml:space="preserve">goals from its actions and external constraints (e.g., </w:t>
-      </w:r>
-      <w:proofErr w:type="spellStart"/>
-      <w:r>
-        <w:rPr>
-          <w:rFonts w:ascii="Times New Roman" w:hAnsi="Times New Roman" w:cs="Times New Roman"/>
-        </w:rPr>
-        <w:t>Csibra</w:t>
-      </w:r>
-      <w:proofErr w:type="spellEnd"/>
-      <w:r>
-        <w:rPr>
-          <w:rFonts w:ascii="Times New Roman" w:hAnsi="Times New Roman" w:cs="Times New Roman"/>
-        </w:rPr>
-        <w:t xml:space="preserve"> et al., 2003; Wagner &amp; Carey, 2005). </w:t>
-      </w:r>
-      <w:r>
-        <w:rPr>
-          <w:rFonts w:ascii="Times New Roman" w:hAnsi="Times New Roman" w:cs="Times New Roman"/>
-        </w:rPr>
-        <w:t xml:space="preserve">Consider the study by </w:t>
-      </w:r>
-      <w:proofErr w:type="spellStart"/>
-      <w:r>
-        <w:rPr>
-          <w:rFonts w:ascii="Times New Roman" w:hAnsi="Times New Roman" w:cs="Times New Roman"/>
-        </w:rPr>
-        <w:t>Csibra</w:t>
-      </w:r>
-      <w:proofErr w:type="spellEnd"/>
-      <w:r>
-        <w:rPr>
-          <w:rFonts w:ascii="Times New Roman" w:hAnsi="Times New Roman" w:cs="Times New Roman"/>
-        </w:rPr>
-        <w:t xml:space="preserve"> et al. (2003), for example. </w:t>
+        <w:t xml:space="preserve">goals from its actions and external constraints (e.g., Csibra et al., 2003; Wagner &amp; Carey, 2005). </w:t>
+      </w:r>
+      <w:r>
+        <w:rPr>
+          <w:rFonts w:ascii="Times New Roman" w:hAnsi="Times New Roman" w:cs="Times New Roman"/>
+        </w:rPr>
+        <w:t xml:space="preserve">Consider the study by Csibra et al. (2003), for example. </w:t>
       </w:r>
       <w:r>
         <w:rPr>
@@ -31484,21 +30506,7 @@
         <w:rPr>
           <w:rFonts w:ascii="Times New Roman" w:hAnsi="Times New Roman" w:cs="Times New Roman"/>
         </w:rPr>
-        <w:t xml:space="preserve"> Infants were then shown two test events. In both test events, the gap between the two barriers was now wide enough for both circles to pass through. In the Incongruent event, the larger circle again moved around the right barrier; it passed through the gap in the Congruent event. </w:t>
-      </w:r>
-      <w:proofErr w:type="spellStart"/>
-      <w:r>
-        <w:rPr>
-          <w:rFonts w:ascii="Times New Roman" w:hAnsi="Times New Roman" w:cs="Times New Roman"/>
-        </w:rPr>
-        <w:t>Csibra</w:t>
-      </w:r>
-      <w:proofErr w:type="spellEnd"/>
-      <w:r>
-        <w:rPr>
-          <w:rFonts w:ascii="Times New Roman" w:hAnsi="Times New Roman" w:cs="Times New Roman"/>
-        </w:rPr>
-        <w:t xml:space="preserve"> et al. (2003) found that infants looked longer at the former event than at the latter. This was interpreted to mean that infants understood that the larger circle’s goal was to catch the smaller circle.</w:t>
+        <w:t xml:space="preserve"> Infants were then shown two test events. In both test events, the gap between the two barriers was now wide enough for both circles to pass through. In the Incongruent event, the larger circle again moved around the right barrier; it passed through the gap in the Congruent event. Csibra et al. (2003) found that infants looked longer at the former event than at the latter. This was interpreted to mean that infants understood that the larger circle’s goal was to catch the smaller circle.</w:t>
       </w:r>
       <w:r>
         <w:rPr>
@@ -31559,21 +30567,7 @@
         <w:rPr>
           <w:rFonts w:ascii="Times New Roman" w:hAnsi="Times New Roman" w:cs="Times New Roman"/>
         </w:rPr>
-        <w:t xml:space="preserve"> </w:t>
-      </w:r>
-      <w:proofErr w:type="spellStart"/>
-      <w:r>
-        <w:rPr>
-          <w:rFonts w:ascii="Times New Roman" w:hAnsi="Times New Roman" w:cs="Times New Roman"/>
-        </w:rPr>
-        <w:t>Csibra</w:t>
-      </w:r>
-      <w:proofErr w:type="spellEnd"/>
-      <w:r>
-        <w:rPr>
-          <w:rFonts w:ascii="Times New Roman" w:hAnsi="Times New Roman" w:cs="Times New Roman"/>
-        </w:rPr>
-        <w:t xml:space="preserve"> et al. (2003) found that infants looked longer at a</w:t>
+        <w:t xml:space="preserve"> Csibra et al. (2003) found that infants looked longer at a</w:t>
       </w:r>
       <w:r>
         <w:rPr>
@@ -32273,7 +31267,7 @@
                                 <pic:cNvPicPr/>
                               </pic:nvPicPr>
                               <pic:blipFill>
-                                <a:blip r:embed="rId21" cstate="print">
+                                <a:blip r:embed="rId22" cstate="print">
                                   <a:extLst>
                                     <a:ext uri="{28A0092B-C50C-407E-A947-70E740481C1C}">
                                       <a14:useLocalDpi xmlns:a14="http://schemas.microsoft.com/office/drawing/2010/main" val="0"/>
@@ -32331,7 +31325,7 @@
                                 <pic:cNvPicPr/>
                               </pic:nvPicPr>
                               <pic:blipFill>
-                                <a:blip r:embed="rId22" cstate="print">
+                                <a:blip r:embed="rId23" cstate="print">
                                   <a:extLst>
                                     <a:ext uri="{28A0092B-C50C-407E-A947-70E740481C1C}">
                                       <a14:useLocalDpi xmlns:a14="http://schemas.microsoft.com/office/drawing/2010/main" val="0"/>
@@ -32397,7 +31391,7 @@
                                 <pic:cNvPicPr/>
                               </pic:nvPicPr>
                               <pic:blipFill>
-                                <a:blip r:embed="rId23" cstate="print">
+                                <a:blip r:embed="rId24" cstate="print">
                                   <a:extLst>
                                     <a:ext uri="{28A0092B-C50C-407E-A947-70E740481C1C}">
                                       <a14:useLocalDpi xmlns:a14="http://schemas.microsoft.com/office/drawing/2010/main" val="0"/>
@@ -32458,7 +31452,7 @@
                                 <pic:cNvPicPr/>
                               </pic:nvPicPr>
                               <pic:blipFill>
-                                <a:blip r:embed="rId24" cstate="print">
+                                <a:blip r:embed="rId25" cstate="print">
                                   <a:extLst>
                                     <a:ext uri="{28A0092B-C50C-407E-A947-70E740481C1C}">
                                       <a14:useLocalDpi xmlns:a14="http://schemas.microsoft.com/office/drawing/2010/main" val="0"/>
@@ -33108,7 +32102,7 @@
                           <pic:cNvPicPr/>
                         </pic:nvPicPr>
                         <pic:blipFill>
-                          <a:blip r:embed="rId25" cstate="print">
+                          <a:blip r:embed="rId26" cstate="print">
                             <a:extLst>
                               <a:ext uri="{28A0092B-C50C-407E-A947-70E740481C1C}">
                                 <a14:useLocalDpi xmlns:a14="http://schemas.microsoft.com/office/drawing/2010/main" val="0"/>
@@ -33170,7 +32164,7 @@
                           <pic:cNvPicPr/>
                         </pic:nvPicPr>
                         <pic:blipFill>
-                          <a:blip r:embed="rId26" cstate="print">
+                          <a:blip r:embed="rId27" cstate="print">
                             <a:extLst>
                               <a:ext uri="{28A0092B-C50C-407E-A947-70E740481C1C}">
                                 <a14:useLocalDpi xmlns:a14="http://schemas.microsoft.com/office/drawing/2010/main" val="0"/>
@@ -33724,7 +32718,7 @@
                           <pic:cNvPicPr/>
                         </pic:nvPicPr>
                         <pic:blipFill>
-                          <a:blip r:embed="rId27" cstate="print">
+                          <a:blip r:embed="rId28" cstate="print">
                             <a:extLst>
                               <a:ext uri="{28A0092B-C50C-407E-A947-70E740481C1C}">
                                 <a14:useLocalDpi xmlns:a14="http://schemas.microsoft.com/office/drawing/2010/main" val="0"/>
@@ -33786,7 +32780,7 @@
                           <pic:cNvPicPr/>
                         </pic:nvPicPr>
                         <pic:blipFill>
-                          <a:blip r:embed="rId28" cstate="print">
+                          <a:blip r:embed="rId29" cstate="print">
                             <a:extLst>
                               <a:ext uri="{28A0092B-C50C-407E-A947-70E740481C1C}">
                                 <a14:useLocalDpi xmlns:a14="http://schemas.microsoft.com/office/drawing/2010/main" val="0"/>
@@ -34371,7 +33365,7 @@
                           <pic:cNvPicPr/>
                         </pic:nvPicPr>
                         <pic:blipFill>
-                          <a:blip r:embed="rId29" cstate="print">
+                          <a:blip r:embed="rId30" cstate="print">
                             <a:extLst>
                               <a:ext uri="{28A0092B-C50C-407E-A947-70E740481C1C}">
                                 <a14:useLocalDpi xmlns:a14="http://schemas.microsoft.com/office/drawing/2010/main" val="0"/>
@@ -34433,7 +33427,7 @@
                           <pic:cNvPicPr/>
                         </pic:nvPicPr>
                         <pic:blipFill>
-                          <a:blip r:embed="rId30" cstate="print">
+                          <a:blip r:embed="rId31" cstate="print">
                             <a:extLst>
                               <a:ext uri="{28A0092B-C50C-407E-A947-70E740481C1C}">
                                 <a14:useLocalDpi xmlns:a14="http://schemas.microsoft.com/office/drawing/2010/main" val="0"/>
@@ -35407,21 +34401,7 @@
         <w:rPr>
           <w:rFonts w:ascii="Times New Roman" w:hAnsi="Times New Roman" w:cs="Times New Roman"/>
         </w:rPr>
-        <w:t xml:space="preserve"> represent action efficiency continuously (e.g., Liu &amp; </w:t>
-      </w:r>
-      <w:proofErr w:type="spellStart"/>
-      <w:r>
-        <w:rPr>
-          <w:rFonts w:ascii="Times New Roman" w:hAnsi="Times New Roman" w:cs="Times New Roman"/>
-        </w:rPr>
-        <w:t>Spelke</w:t>
-      </w:r>
-      <w:proofErr w:type="spellEnd"/>
-      <w:r>
-        <w:rPr>
-          <w:rFonts w:ascii="Times New Roman" w:hAnsi="Times New Roman" w:cs="Times New Roman"/>
-        </w:rPr>
-        <w:t>, 2017).</w:t>
+        <w:t xml:space="preserve"> represent action efficiency continuously (e.g., Liu &amp; Spelke, 2017).</w:t>
       </w:r>
       <w:r>
         <w:rPr>
@@ -35901,21 +34881,7 @@
         <w:rPr>
           <w:rFonts w:ascii="Times New Roman" w:hAnsi="Times New Roman" w:cs="Times New Roman"/>
         </w:rPr>
-        <w:t xml:space="preserve"> test events in which this relation is violated—such as the high, inefficient test event in Liu and </w:t>
-      </w:r>
-      <w:proofErr w:type="spellStart"/>
-      <w:r>
-        <w:rPr>
-          <w:rFonts w:ascii="Times New Roman" w:hAnsi="Times New Roman" w:cs="Times New Roman"/>
-        </w:rPr>
-        <w:t>Spelke</w:t>
-      </w:r>
-      <w:proofErr w:type="spellEnd"/>
-      <w:r>
-        <w:rPr>
-          <w:rFonts w:ascii="Times New Roman" w:hAnsi="Times New Roman" w:cs="Times New Roman"/>
-        </w:rPr>
-        <w:t xml:space="preserve"> (2017) in which an agent follows an unnecessarily high, inefficient arced trajectory over a low barrier—than at events that preserve this relation</w:t>
+        <w:t xml:space="preserve"> test events in which this relation is violated—such as the high, inefficient test event in Liu and Spelke (2017) in which an agent follows an unnecessarily high, inefficient arced trajectory over a low barrier—than at events that preserve this relation</w:t>
       </w:r>
       <w:r>
         <w:rPr>
@@ -36047,21 +35013,7 @@
         <w:rPr>
           <w:rFonts w:ascii="Times New Roman" w:hAnsi="Times New Roman" w:cs="Times New Roman"/>
         </w:rPr>
-        <w:t xml:space="preserve">n Liu and </w:t>
-      </w:r>
-      <w:proofErr w:type="spellStart"/>
-      <w:r>
-        <w:rPr>
-          <w:rFonts w:ascii="Times New Roman" w:hAnsi="Times New Roman" w:cs="Times New Roman"/>
-        </w:rPr>
-        <w:t>Spelke</w:t>
-      </w:r>
-      <w:proofErr w:type="spellEnd"/>
-      <w:r>
-        <w:rPr>
-          <w:rFonts w:ascii="Times New Roman" w:hAnsi="Times New Roman" w:cs="Times New Roman"/>
-        </w:rPr>
-        <w:t xml:space="preserve"> (2017)</w:t>
+        <w:t>n Liu and Spelke (2017)</w:t>
       </w:r>
       <w:r>
         <w:rPr>
@@ -36097,21 +35049,7 @@
         <w:rPr>
           <w:rFonts w:ascii="Times New Roman" w:hAnsi="Times New Roman" w:cs="Times New Roman"/>
         </w:rPr>
-        <w:t xml:space="preserve"> is necessary to explain infants’ looking behaviors in studies like that by Liu and </w:t>
-      </w:r>
-      <w:proofErr w:type="spellStart"/>
-      <w:r>
-        <w:rPr>
-          <w:rFonts w:ascii="Times New Roman" w:hAnsi="Times New Roman" w:cs="Times New Roman"/>
-        </w:rPr>
-        <w:t>Spelke</w:t>
-      </w:r>
-      <w:proofErr w:type="spellEnd"/>
-      <w:r>
-        <w:rPr>
-          <w:rFonts w:ascii="Times New Roman" w:hAnsi="Times New Roman" w:cs="Times New Roman"/>
-        </w:rPr>
-        <w:t xml:space="preserve"> (2017)</w:t>
+        <w:t xml:space="preserve"> is necessary to explain infants’ looking behaviors in studies like that by Liu and Spelke (2017)</w:t>
       </w:r>
       <w:r>
         <w:rPr>
@@ -36403,21 +35341,7 @@
         <w:rPr>
           <w:rFonts w:ascii="Times New Roman" w:hAnsi="Times New Roman" w:cs="Times New Roman"/>
         </w:rPr>
-        <w:t xml:space="preserve"> as stipulated in </w:t>
-      </w:r>
-      <w:proofErr w:type="spellStart"/>
-      <w:r>
-        <w:rPr>
-          <w:rFonts w:ascii="Times New Roman" w:hAnsi="Times New Roman" w:cs="Times New Roman"/>
-        </w:rPr>
-        <w:t>Overwalle</w:t>
-      </w:r>
-      <w:proofErr w:type="spellEnd"/>
-      <w:r>
-        <w:rPr>
-          <w:rFonts w:ascii="Times New Roman" w:hAnsi="Times New Roman" w:cs="Times New Roman"/>
-        </w:rPr>
-        <w:t xml:space="preserve"> (2010)</w:t>
+        <w:t xml:space="preserve"> as stipulated in Overwalle (2010)</w:t>
       </w:r>
       <w:r>
         <w:rPr>
@@ -36828,7 +35752,7 @@
                           <pic:cNvPicPr/>
                         </pic:nvPicPr>
                         <pic:blipFill>
-                          <a:blip r:embed="rId31" cstate="print">
+                          <a:blip r:embed="rId32" cstate="print">
                             <a:extLst>
                               <a:ext uri="{28A0092B-C50C-407E-A947-70E740481C1C}">
                                 <a14:useLocalDpi xmlns:a14="http://schemas.microsoft.com/office/drawing/2010/main" val="0"/>
@@ -37112,21 +36036,7 @@
         <w:rPr>
           <w:rFonts w:ascii="Times New Roman" w:hAnsi="Times New Roman" w:cs="Times New Roman"/>
         </w:rPr>
-        <w:t xml:space="preserve"> true for the infants in the Control condition in Liu and </w:t>
-      </w:r>
-      <w:proofErr w:type="spellStart"/>
-      <w:r>
-        <w:rPr>
-          <w:rFonts w:ascii="Times New Roman" w:hAnsi="Times New Roman" w:cs="Times New Roman"/>
-        </w:rPr>
-        <w:t>Spelke</w:t>
-      </w:r>
-      <w:proofErr w:type="spellEnd"/>
-      <w:r>
-        <w:rPr>
-          <w:rFonts w:ascii="Times New Roman" w:hAnsi="Times New Roman" w:cs="Times New Roman"/>
-        </w:rPr>
-        <w:t xml:space="preserve"> (2017), networks showed </w:t>
+        <w:t xml:space="preserve"> true for the infants in the Control condition in Liu and Spelke (2017), networks showed </w:t>
       </w:r>
       <w:r>
         <w:rPr>
@@ -37195,21 +36105,7 @@
         <w:rPr>
           <w:rFonts w:ascii="Times New Roman" w:hAnsi="Times New Roman" w:cs="Times New Roman"/>
         </w:rPr>
-        <w:t xml:space="preserve"> look longer when agents engage in superfluously costly action than when those same agents engage in minimally costly action (e.g., Liu &amp; </w:t>
-      </w:r>
-      <w:proofErr w:type="spellStart"/>
-      <w:r>
-        <w:rPr>
-          <w:rFonts w:ascii="Times New Roman" w:hAnsi="Times New Roman" w:cs="Times New Roman"/>
-        </w:rPr>
-        <w:t>Spelke</w:t>
-      </w:r>
-      <w:proofErr w:type="spellEnd"/>
-      <w:r>
-        <w:rPr>
-          <w:rFonts w:ascii="Times New Roman" w:hAnsi="Times New Roman" w:cs="Times New Roman"/>
-        </w:rPr>
-        <w:t xml:space="preserve">, 2017). </w:t>
+        <w:t xml:space="preserve"> look longer when agents engage in superfluously costly action than when those same agents engage in minimally costly action (e.g., Liu &amp; Spelke, 2017). </w:t>
       </w:r>
       <w:r>
         <w:rPr>
@@ -37305,21 +36201,7 @@
         <w:rPr>
           <w:rFonts w:ascii="Times New Roman" w:hAnsi="Times New Roman" w:cs="Times New Roman"/>
         </w:rPr>
-        <w:t xml:space="preserve">like that by Liu and </w:t>
-      </w:r>
-      <w:proofErr w:type="spellStart"/>
-      <w:r>
-        <w:rPr>
-          <w:rFonts w:ascii="Times New Roman" w:hAnsi="Times New Roman" w:cs="Times New Roman"/>
-        </w:rPr>
-        <w:t>Spelke</w:t>
-      </w:r>
-      <w:proofErr w:type="spellEnd"/>
-      <w:r>
-        <w:rPr>
-          <w:rFonts w:ascii="Times New Roman" w:hAnsi="Times New Roman" w:cs="Times New Roman"/>
-        </w:rPr>
-        <w:t xml:space="preserve"> (2017)</w:t>
+        <w:t>like that by Liu and Spelke (2017)</w:t>
       </w:r>
       <w:r>
         <w:rPr>
@@ -37498,21 +36380,7 @@
         <w:rPr>
           <w:rFonts w:ascii="Times New Roman" w:eastAsia="Times New Roman" w:hAnsi="Times New Roman" w:cs="Times New Roman"/>
         </w:rPr>
-        <w:t xml:space="preserve">in </w:t>
-      </w:r>
-      <w:proofErr w:type="spellStart"/>
-      <w:r>
-        <w:rPr>
-          <w:rFonts w:ascii="Times New Roman" w:eastAsia="Times New Roman" w:hAnsi="Times New Roman" w:cs="Times New Roman"/>
-        </w:rPr>
-        <w:t>VoE</w:t>
-      </w:r>
-      <w:proofErr w:type="spellEnd"/>
-      <w:r>
-        <w:rPr>
-          <w:rFonts w:ascii="Times New Roman" w:eastAsia="Times New Roman" w:hAnsi="Times New Roman" w:cs="Times New Roman"/>
-        </w:rPr>
-        <w:t xml:space="preserve"> studies that assess their action understanding</w:t>
+        <w:t>in VoE studies that assess their action understanding</w:t>
       </w:r>
       <w:r>
         <w:rPr>
@@ -37768,19 +36636,11 @@
         </w:rPr>
         <w:t xml:space="preserve"> can explain infants’ looking behavior in </w:t>
       </w:r>
-      <w:proofErr w:type="spellStart"/>
-      <w:r>
-        <w:rPr>
-          <w:rFonts w:ascii="Times New Roman" w:hAnsi="Times New Roman" w:cs="Times New Roman"/>
-        </w:rPr>
-        <w:t>VoE</w:t>
-      </w:r>
-      <w:proofErr w:type="spellEnd"/>
-      <w:r>
-        <w:rPr>
-          <w:rFonts w:ascii="Times New Roman" w:hAnsi="Times New Roman" w:cs="Times New Roman"/>
-        </w:rPr>
-        <w:t xml:space="preserve"> </w:t>
+      <w:r>
+        <w:rPr>
+          <w:rFonts w:ascii="Times New Roman" w:hAnsi="Times New Roman" w:cs="Times New Roman"/>
+        </w:rPr>
+        <w:t xml:space="preserve">VoE </w:t>
       </w:r>
       <w:r>
         <w:rPr>
@@ -38965,7 +37825,7 @@
                                           <pic:cNvPicPr/>
                                         </pic:nvPicPr>
                                         <pic:blipFill>
-                                          <a:blip r:embed="rId32">
+                                          <a:blip r:embed="rId33">
                                             <a:extLst>
                                               <a:ext uri="{28A0092B-C50C-407E-A947-70E740481C1C}">
                                                 <a14:useLocalDpi xmlns:a14="http://schemas.microsoft.com/office/drawing/2010/main" val="0"/>
@@ -39152,7 +38012,7 @@
                                     <pic:cNvPicPr/>
                                   </pic:nvPicPr>
                                   <pic:blipFill>
-                                    <a:blip r:embed="rId32">
+                                    <a:blip r:embed="rId34">
                                       <a:extLst>
                                         <a:ext uri="{28A0092B-C50C-407E-A947-70E740481C1C}">
                                           <a14:useLocalDpi xmlns:a14="http://schemas.microsoft.com/office/drawing/2010/main" val="0"/>
@@ -39906,7 +38766,7 @@
                                           <pic:cNvPicPr/>
                                         </pic:nvPicPr>
                                         <pic:blipFill>
-                                          <a:blip r:embed="rId33">
+                                          <a:blip r:embed="rId35">
                                             <a:extLst>
                                               <a:ext uri="{28A0092B-C50C-407E-A947-70E740481C1C}">
                                                 <a14:useLocalDpi xmlns:a14="http://schemas.microsoft.com/office/drawing/2010/main" val="0"/>
@@ -40071,7 +38931,7 @@
                                     <pic:cNvPicPr/>
                                   </pic:nvPicPr>
                                   <pic:blipFill>
-                                    <a:blip r:embed="rId33">
+                                    <a:blip r:embed="rId36">
                                       <a:extLst>
                                         <a:ext uri="{28A0092B-C50C-407E-A947-70E740481C1C}">
                                           <a14:useLocalDpi xmlns:a14="http://schemas.microsoft.com/office/drawing/2010/main" val="0"/>
@@ -40651,21 +39511,7 @@
         <w:rPr>
           <w:rFonts w:ascii="Times New Roman" w:hAnsi="Times New Roman" w:cs="Times New Roman"/>
         </w:rPr>
-        <w:t xml:space="preserve"> (e.g., Slater, 1989; </w:t>
-      </w:r>
-      <w:proofErr w:type="spellStart"/>
-      <w:r>
-        <w:rPr>
-          <w:rFonts w:ascii="Times New Roman" w:hAnsi="Times New Roman" w:cs="Times New Roman"/>
-        </w:rPr>
-        <w:t>Vallortigara</w:t>
-      </w:r>
-      <w:proofErr w:type="spellEnd"/>
-      <w:r>
-        <w:rPr>
-          <w:rFonts w:ascii="Times New Roman" w:hAnsi="Times New Roman" w:cs="Times New Roman"/>
-        </w:rPr>
-        <w:t xml:space="preserve"> et al., 2005)</w:t>
+        <w:t xml:space="preserve"> (e.g., Slater, 1989; Vallortigara et al., 2005)</w:t>
       </w:r>
       <w:r>
         <w:rPr>
@@ -40683,16 +39529,8 @@
         <w:rPr>
           <w:rFonts w:ascii="Times New Roman" w:hAnsi="Times New Roman" w:cs="Times New Roman"/>
         </w:rPr>
-        <w:t xml:space="preserve">By contrast, networks in the Control condition looked equally at both test events because the reduced salience of the barrier—implemented via a lower learning rate and higher weight decay—prevented the model from forming an association between the barrier and the jumping action during habituation. Taken together, these results suggest that infants’ behavior in </w:t>
-      </w:r>
-      <w:proofErr w:type="spellStart"/>
-      <w:r>
-        <w:rPr>
-          <w:rFonts w:ascii="Times New Roman" w:hAnsi="Times New Roman" w:cs="Times New Roman"/>
-        </w:rPr>
-        <w:t>VoE</w:t>
-      </w:r>
-      <w:proofErr w:type="spellEnd"/>
+        <w:t>By contrast, networks in the Control condition looked equally at both test events because the reduced salience of the barrier—implemented via a lower learning rate and higher weight decay—prevented the model from forming an association between the barrier and the jumping action during habituation. Taken together, these results suggest that infants’ behavior in VoE</w:t>
+      </w:r>
       <w:r>
         <w:rPr>
           <w:rFonts w:ascii="Times New Roman" w:hAnsi="Times New Roman" w:cs="Times New Roman"/>
@@ -40876,21 +39714,7 @@
           <w:rFonts w:ascii="Times New Roman" w:hAnsi="Times New Roman" w:cs="Times New Roman"/>
         </w:rPr>
         <w:lastRenderedPageBreak/>
-        <w:t xml:space="preserve">Considered together, these findings reinforce the notion that infants' looking behaviors in </w:t>
-      </w:r>
-      <w:proofErr w:type="spellStart"/>
-      <w:r>
-        <w:rPr>
-          <w:rFonts w:ascii="Times New Roman" w:hAnsi="Times New Roman" w:cs="Times New Roman"/>
-        </w:rPr>
-        <w:t>VoE</w:t>
-      </w:r>
-      <w:proofErr w:type="spellEnd"/>
-      <w:r>
-        <w:rPr>
-          <w:rFonts w:ascii="Times New Roman" w:hAnsi="Times New Roman" w:cs="Times New Roman"/>
-        </w:rPr>
-        <w:t xml:space="preserve"> studies </w:t>
+        <w:t xml:space="preserve">Considered together, these findings reinforce the notion that infants' looking behaviors in VoE studies </w:t>
       </w:r>
       <w:r>
         <w:rPr>
@@ -40989,49 +39813,7 @@
         <w:rPr>
           <w:rFonts w:ascii="Times New Roman" w:eastAsia="Times New Roman" w:hAnsi="Times New Roman" w:cs="Times New Roman"/>
         </w:rPr>
-        <w:t xml:space="preserve">Carey, 2009; </w:t>
-      </w:r>
-      <w:proofErr w:type="spellStart"/>
-      <w:r>
-        <w:rPr>
-          <w:rFonts w:ascii="Times New Roman" w:eastAsia="Times New Roman" w:hAnsi="Times New Roman" w:cs="Times New Roman"/>
-        </w:rPr>
-        <w:t>Csibra</w:t>
-      </w:r>
-      <w:proofErr w:type="spellEnd"/>
-      <w:r>
-        <w:rPr>
-          <w:rFonts w:ascii="Times New Roman" w:eastAsia="Times New Roman" w:hAnsi="Times New Roman" w:cs="Times New Roman"/>
-        </w:rPr>
-        <w:t xml:space="preserve"> &amp; Gergely, 1998; Gergely &amp; </w:t>
-      </w:r>
-      <w:proofErr w:type="spellStart"/>
-      <w:r>
-        <w:rPr>
-          <w:rFonts w:ascii="Times New Roman" w:eastAsia="Times New Roman" w:hAnsi="Times New Roman" w:cs="Times New Roman"/>
-        </w:rPr>
-        <w:t>Csibra</w:t>
-      </w:r>
-      <w:proofErr w:type="spellEnd"/>
-      <w:r>
-        <w:rPr>
-          <w:rFonts w:ascii="Times New Roman" w:eastAsia="Times New Roman" w:hAnsi="Times New Roman" w:cs="Times New Roman"/>
-        </w:rPr>
-        <w:t xml:space="preserve">, 2003; Jara-Ettinger et al., 2020; Leslie, 1995; </w:t>
-      </w:r>
-      <w:proofErr w:type="spellStart"/>
-      <w:r>
-        <w:rPr>
-          <w:rFonts w:ascii="Times New Roman" w:eastAsia="Times New Roman" w:hAnsi="Times New Roman" w:cs="Times New Roman"/>
-        </w:rPr>
-        <w:t>Spelke</w:t>
-      </w:r>
-      <w:proofErr w:type="spellEnd"/>
-      <w:r>
-        <w:rPr>
-          <w:rFonts w:ascii="Times New Roman" w:eastAsia="Times New Roman" w:hAnsi="Times New Roman" w:cs="Times New Roman"/>
-        </w:rPr>
-        <w:t>, 2022</w:t>
+        <w:t>Carey, 2009; Csibra &amp; Gergely, 1998; Gergely &amp; Csibra, 2003; Jara-Ettinger et al., 2020; Leslie, 1995; Spelke, 2022</w:t>
       </w:r>
       <w:r>
         <w:rPr>
@@ -41085,21 +39867,7 @@
         <w:rPr>
           <w:rFonts w:ascii="Times New Roman" w:eastAsia="Times New Roman" w:hAnsi="Times New Roman" w:cs="Times New Roman"/>
         </w:rPr>
-        <w:t xml:space="preserve"> that infants’ behaviors in </w:t>
-      </w:r>
-      <w:proofErr w:type="spellStart"/>
-      <w:r>
-        <w:rPr>
-          <w:rFonts w:ascii="Times New Roman" w:eastAsia="Times New Roman" w:hAnsi="Times New Roman" w:cs="Times New Roman"/>
-        </w:rPr>
-        <w:t>VoE</w:t>
-      </w:r>
-      <w:proofErr w:type="spellEnd"/>
-      <w:r>
-        <w:rPr>
-          <w:rFonts w:ascii="Times New Roman" w:eastAsia="Times New Roman" w:hAnsi="Times New Roman" w:cs="Times New Roman"/>
-        </w:rPr>
-        <w:t xml:space="preserve"> studies, of which </w:t>
+        <w:t xml:space="preserve"> that infants’ behaviors in VoE studies, of which </w:t>
       </w:r>
       <w:r>
         <w:rPr>
@@ -41147,63 +39915,7 @@
         <w:rPr>
           <w:rFonts w:ascii="Times New Roman" w:eastAsia="Times New Roman" w:hAnsi="Times New Roman" w:cs="Times New Roman"/>
         </w:rPr>
-        <w:t xml:space="preserve">(e.g., Benton, 2024; Benton &amp; Lapan, 2022; </w:t>
-      </w:r>
-      <w:proofErr w:type="spellStart"/>
-      <w:r>
-        <w:rPr>
-          <w:rFonts w:ascii="Times New Roman" w:eastAsia="Times New Roman" w:hAnsi="Times New Roman" w:cs="Times New Roman"/>
-        </w:rPr>
-        <w:t>Bogartz</w:t>
-      </w:r>
-      <w:proofErr w:type="spellEnd"/>
-      <w:r>
-        <w:rPr>
-          <w:rFonts w:ascii="Times New Roman" w:eastAsia="Times New Roman" w:hAnsi="Times New Roman" w:cs="Times New Roman"/>
-        </w:rPr>
-        <w:t xml:space="preserve"> et al., 2000; Cohen et al., 2002; Cohen &amp; Marks, 2002; Colunga &amp; Smith, 2005; Jones &amp; Smith, 1993; Oakes &amp; Cohen, 2003; Perner &amp; Ruffman, 2005;  Quinn &amp; </w:t>
-      </w:r>
-      <w:proofErr w:type="spellStart"/>
-      <w:r>
-        <w:rPr>
-          <w:rFonts w:ascii="Times New Roman" w:eastAsia="Times New Roman" w:hAnsi="Times New Roman" w:cs="Times New Roman"/>
-        </w:rPr>
-        <w:t>Eimas</w:t>
-      </w:r>
-      <w:proofErr w:type="spellEnd"/>
-      <w:r>
-        <w:rPr>
-          <w:rFonts w:ascii="Times New Roman" w:eastAsia="Times New Roman" w:hAnsi="Times New Roman" w:cs="Times New Roman"/>
-        </w:rPr>
-        <w:t xml:space="preserve">, 1997; </w:t>
-      </w:r>
-      <w:proofErr w:type="spellStart"/>
-      <w:r>
-        <w:rPr>
-          <w:rFonts w:ascii="Times New Roman" w:eastAsia="Times New Roman" w:hAnsi="Times New Roman" w:cs="Times New Roman"/>
-        </w:rPr>
-        <w:t>Rakison</w:t>
-      </w:r>
-      <w:proofErr w:type="spellEnd"/>
-      <w:r>
-        <w:rPr>
-          <w:rFonts w:ascii="Times New Roman" w:eastAsia="Times New Roman" w:hAnsi="Times New Roman" w:cs="Times New Roman"/>
-        </w:rPr>
-        <w:t xml:space="preserve"> &amp; </w:t>
-      </w:r>
-      <w:proofErr w:type="spellStart"/>
-      <w:r>
-        <w:rPr>
-          <w:rFonts w:ascii="Times New Roman" w:eastAsia="Times New Roman" w:hAnsi="Times New Roman" w:cs="Times New Roman"/>
-        </w:rPr>
-        <w:t>Lupyan</w:t>
-      </w:r>
-      <w:proofErr w:type="spellEnd"/>
-      <w:r>
-        <w:rPr>
-          <w:rFonts w:ascii="Times New Roman" w:eastAsia="Times New Roman" w:hAnsi="Times New Roman" w:cs="Times New Roman"/>
-        </w:rPr>
-        <w:t>, 2008; Sloutsky, 2010)</w:t>
+        <w:t>(e.g., Benton, 2024; Benton &amp; Lapan, 2022; Bogartz et al., 2000; Cohen et al., 2002; Cohen &amp; Marks, 2002; Colunga &amp; Smith, 2005; Jones &amp; Smith, 1993; Oakes &amp; Cohen, 2003; Perner &amp; Ruffman, 2005;  Quinn &amp; Eimas, 1997; Rakison &amp; Lupyan, 2008; Sloutsky, 2010)</w:t>
       </w:r>
       <w:r>
         <w:rPr>
@@ -41243,21 +39955,7 @@
         <w:rPr>
           <w:rFonts w:ascii="Times New Roman" w:eastAsia="Times New Roman" w:hAnsi="Times New Roman" w:cs="Times New Roman"/>
         </w:rPr>
-        <w:t xml:space="preserve"> The crux of my argument was that infants’ performance in </w:t>
-      </w:r>
-      <w:proofErr w:type="spellStart"/>
-      <w:r>
-        <w:rPr>
-          <w:rFonts w:ascii="Times New Roman" w:eastAsia="Times New Roman" w:hAnsi="Times New Roman" w:cs="Times New Roman"/>
-        </w:rPr>
-        <w:t>VoE</w:t>
-      </w:r>
-      <w:proofErr w:type="spellEnd"/>
-      <w:r>
-        <w:rPr>
-          <w:rFonts w:ascii="Times New Roman" w:eastAsia="Times New Roman" w:hAnsi="Times New Roman" w:cs="Times New Roman"/>
-        </w:rPr>
-        <w:t xml:space="preserve"> studies that used the Gergely paradigm reflect a combination of prior experience with linear and curved motion events and online associative learning in which barriers are linked with curved action based on their salience.</w:t>
+        <w:t xml:space="preserve"> The crux of my argument was that infants’ performance in VoE studies that used the Gergely paradigm reflect a combination of prior experience with linear and curved motion events and online associative learning in which barriers are linked with curved action based on their salience.</w:t>
       </w:r>
       <w:r>
         <w:rPr>
@@ -41592,21 +40290,7 @@
         <w:rPr>
           <w:rFonts w:ascii="Times New Roman" w:eastAsia="Times New Roman" w:hAnsi="Times New Roman" w:cs="Times New Roman"/>
         </w:rPr>
-        <w:t xml:space="preserve"> </w:t>
-      </w:r>
-      <w:proofErr w:type="spellStart"/>
-      <w:r>
-        <w:rPr>
-          <w:rFonts w:ascii="Times New Roman" w:eastAsia="Times New Roman" w:hAnsi="Times New Roman" w:cs="Times New Roman"/>
-        </w:rPr>
-        <w:t>VoE</w:t>
-      </w:r>
-      <w:proofErr w:type="spellEnd"/>
-      <w:r>
-        <w:rPr>
-          <w:rFonts w:ascii="Times New Roman" w:eastAsia="Times New Roman" w:hAnsi="Times New Roman" w:cs="Times New Roman"/>
-        </w:rPr>
-        <w:t xml:space="preserve"> studies and other</w:t>
+        <w:t xml:space="preserve"> VoE studies and other</w:t>
       </w:r>
       <w:r>
         <w:rPr>
@@ -41618,35 +40302,7 @@
         <w:rPr>
           <w:rFonts w:ascii="Times New Roman" w:eastAsia="Times New Roman" w:hAnsi="Times New Roman" w:cs="Times New Roman"/>
         </w:rPr>
-        <w:t xml:space="preserve"> (e.g., Benton, 2024; Benton &amp; Lapan, 2021; Christiansen &amp; Curtin, 1999; Cohen et al., 2002; Elman et al., 1996; Mareschal et al., 2000; Sirois &amp; Mareschal, 2002; Schlesinger &amp; Casey, 2003; Westermann &amp; Mareschal, 2012; </w:t>
-      </w:r>
-      <w:proofErr w:type="spellStart"/>
-      <w:r>
-        <w:rPr>
-          <w:rFonts w:ascii="Times New Roman" w:eastAsia="Times New Roman" w:hAnsi="Times New Roman" w:cs="Times New Roman"/>
-        </w:rPr>
-        <w:t>Yermolayeva</w:t>
-      </w:r>
-      <w:proofErr w:type="spellEnd"/>
-      <w:r>
-        <w:rPr>
-          <w:rFonts w:ascii="Times New Roman" w:eastAsia="Times New Roman" w:hAnsi="Times New Roman" w:cs="Times New Roman"/>
-        </w:rPr>
-        <w:t xml:space="preserve"> &amp; </w:t>
-      </w:r>
-      <w:proofErr w:type="spellStart"/>
-      <w:r>
-        <w:rPr>
-          <w:rFonts w:ascii="Times New Roman" w:eastAsia="Times New Roman" w:hAnsi="Times New Roman" w:cs="Times New Roman"/>
-        </w:rPr>
-        <w:t>Rakison</w:t>
-      </w:r>
-      <w:proofErr w:type="spellEnd"/>
-      <w:r>
-        <w:rPr>
-          <w:rFonts w:ascii="Times New Roman" w:eastAsia="Times New Roman" w:hAnsi="Times New Roman" w:cs="Times New Roman"/>
-        </w:rPr>
-        <w:t xml:space="preserve">, 2014). The </w:t>
+        <w:t xml:space="preserve"> (e.g., Benton, 2024; Benton &amp; Lapan, 2021; Christiansen &amp; Curtin, 1999; Cohen et al., 2002; Elman et al., 1996; Mareschal et al., 2000; Sirois &amp; Mareschal, 2002; Schlesinger &amp; Casey, 2003; Westermann &amp; Mareschal, 2012; Yermolayeva &amp; Rakison, 2014). The </w:t>
       </w:r>
       <w:r>
         <w:rPr>
@@ -41789,21 +40445,7 @@
         <w:rPr>
           <w:rFonts w:ascii="Times New Roman" w:eastAsia="Times New Roman" w:hAnsi="Times New Roman" w:cs="Times New Roman"/>
         </w:rPr>
-        <w:t xml:space="preserve">. This contrasts with the only other connectionist model in this space by </w:t>
-      </w:r>
-      <w:proofErr w:type="spellStart"/>
-      <w:r>
-        <w:rPr>
-          <w:rFonts w:ascii="Times New Roman" w:eastAsia="Times New Roman" w:hAnsi="Times New Roman" w:cs="Times New Roman"/>
-        </w:rPr>
-        <w:t>Overwalle</w:t>
-      </w:r>
-      <w:proofErr w:type="spellEnd"/>
-      <w:r>
-        <w:rPr>
-          <w:rFonts w:ascii="Times New Roman" w:eastAsia="Times New Roman" w:hAnsi="Times New Roman" w:cs="Times New Roman"/>
-        </w:rPr>
-        <w:t xml:space="preserve"> (2010); this model only simulated the Gergely et al. (1995) study. Second, by unpacking the internal dynamics of the model—specifically, how and why it generated greater error (i.e., longer looking) in response to certain events</w:t>
+        <w:t>. This contrasts with the only other connectionist model in this space by Overwalle (2010); this model only simulated the Gergely et al. (1995) study. Second, by unpacking the internal dynamics of the model—specifically, how and why it generated greater error (i.e., longer looking) in response to certain events</w:t>
       </w:r>
       <w:r>
         <w:rPr>
@@ -42537,21 +41179,7 @@
         <w:rPr>
           <w:rFonts w:ascii="Times New Roman" w:eastAsia="Times New Roman" w:hAnsi="Times New Roman" w:cs="Times New Roman"/>
         </w:rPr>
-        <w:t xml:space="preserve">Inferring Goals condition in </w:t>
-      </w:r>
-      <w:proofErr w:type="spellStart"/>
-      <w:r>
-        <w:rPr>
-          <w:rFonts w:ascii="Times New Roman" w:eastAsia="Times New Roman" w:hAnsi="Times New Roman" w:cs="Times New Roman"/>
-        </w:rPr>
-        <w:t>Csibra</w:t>
-      </w:r>
-      <w:proofErr w:type="spellEnd"/>
-      <w:r>
-        <w:rPr>
-          <w:rFonts w:ascii="Times New Roman" w:eastAsia="Times New Roman" w:hAnsi="Times New Roman" w:cs="Times New Roman"/>
-        </w:rPr>
-        <w:t xml:space="preserve"> et al. (2003)</w:t>
+        <w:t>Inferring Goals condition in Csibra et al. (2003)</w:t>
       </w:r>
       <w:r>
         <w:rPr>
@@ -42968,21 +41596,7 @@
         <w:rPr>
           <w:rFonts w:ascii="Times New Roman" w:eastAsia="Times New Roman" w:hAnsi="Times New Roman" w:cs="Times New Roman"/>
         </w:rPr>
-        <w:t xml:space="preserve"> </w:t>
-      </w:r>
-      <w:proofErr w:type="spellStart"/>
-      <w:r>
-        <w:rPr>
-          <w:rFonts w:ascii="Times New Roman" w:eastAsia="Times New Roman" w:hAnsi="Times New Roman" w:cs="Times New Roman"/>
-        </w:rPr>
-        <w:t>VoE</w:t>
-      </w:r>
-      <w:proofErr w:type="spellEnd"/>
-      <w:r>
-        <w:rPr>
-          <w:rFonts w:ascii="Times New Roman" w:eastAsia="Times New Roman" w:hAnsi="Times New Roman" w:cs="Times New Roman"/>
-        </w:rPr>
-        <w:t xml:space="preserve"> tasks, perhaps as well as in other</w:t>
+        <w:t xml:space="preserve"> VoE tasks, perhaps as well as in other</w:t>
       </w:r>
       <w:r>
         <w:rPr>
@@ -43121,7 +41735,7 @@
         </w:rPr>
         <w:t xml:space="preserve"> </w:t>
       </w:r>
-      <w:hyperlink r:id="rId34" w:history="1">
+      <w:hyperlink r:id="rId37" w:history="1">
         <w:r>
           <w:rPr>
             <w:rStyle w:val="Hyperlink"/>
@@ -43160,7 +41774,7 @@
         </w:rPr>
         <w:t>(5), 655–664. </w:t>
       </w:r>
-      <w:hyperlink r:id="rId35" w:tgtFrame="_blank" w:history="1">
+      <w:hyperlink r:id="rId38" w:tgtFrame="_blank" w:history="1">
         <w:r>
           <w:rPr>
             <w:rStyle w:val="Hyperlink"/>
@@ -43219,7 +41833,7 @@
         </w:rPr>
         <w:t xml:space="preserve"> </w:t>
       </w:r>
-      <w:hyperlink r:id="rId36" w:history="1">
+      <w:hyperlink r:id="rId39" w:history="1">
         <w:r>
           <w:rPr>
             <w:rStyle w:val="Hyperlink"/>
@@ -43239,29 +41853,15 @@
         <w:rPr>
           <w:rFonts w:ascii="Times New Roman" w:eastAsia="Times New Roman" w:hAnsi="Times New Roman" w:cs="Times New Roman"/>
         </w:rPr>
-        <w:t xml:space="preserve">Baillargeon, R., </w:t>
-      </w:r>
-      <w:proofErr w:type="spellStart"/>
-      <w:r>
-        <w:rPr>
-          <w:rFonts w:ascii="Times New Roman" w:eastAsia="Times New Roman" w:hAnsi="Times New Roman" w:cs="Times New Roman"/>
-        </w:rPr>
-        <w:t>Spelke</w:t>
-      </w:r>
-      <w:proofErr w:type="spellEnd"/>
-      <w:r>
-        <w:rPr>
-          <w:rFonts w:ascii="Times New Roman" w:eastAsia="Times New Roman" w:hAnsi="Times New Roman" w:cs="Times New Roman"/>
-        </w:rPr>
-        <w:t>, E. S., &amp; Wasserman, S. (1985). Object permanence in five-month-old infants. Cognition, 20(3), 191-208.</w:t>
-      </w:r>
-      <w:r>
-        <w:rPr>
-          <w:rFonts w:ascii="Times New Roman" w:eastAsia="Times New Roman" w:hAnsi="Times New Roman" w:cs="Times New Roman"/>
-        </w:rPr>
-        <w:t xml:space="preserve"> </w:t>
-      </w:r>
-      <w:hyperlink r:id="rId37" w:history="1">
+        <w:t>Baillargeon, R., Spelke, E. S., &amp; Wasserman, S. (1985). Object permanence in five-month-old infants. Cognition, 20(3), 191-208.</w:t>
+      </w:r>
+      <w:r>
+        <w:rPr>
+          <w:rFonts w:ascii="Times New Roman" w:eastAsia="Times New Roman" w:hAnsi="Times New Roman" w:cs="Times New Roman"/>
+        </w:rPr>
+        <w:t xml:space="preserve"> </w:t>
+      </w:r>
+      <w:hyperlink r:id="rId40" w:history="1">
         <w:r>
           <w:rPr>
             <w:rStyle w:val="Hyperlink"/>
@@ -43284,21 +41884,7 @@
         <w:rPr>
           <w:rFonts w:ascii="Times New Roman" w:eastAsia="Times New Roman" w:hAnsi="Times New Roman" w:cs="Times New Roman"/>
         </w:rPr>
-        <w:t xml:space="preserve">Benton, D. T. (2025). An associative-learning account of how infants learn about causal action in animates and </w:t>
-      </w:r>
-      <w:proofErr w:type="spellStart"/>
-      <w:r>
-        <w:rPr>
-          <w:rFonts w:ascii="Times New Roman" w:eastAsia="Times New Roman" w:hAnsi="Times New Roman" w:cs="Times New Roman"/>
-        </w:rPr>
-        <w:t>inanimates</w:t>
-      </w:r>
-      <w:proofErr w:type="spellEnd"/>
-      <w:r>
-        <w:rPr>
-          <w:rFonts w:ascii="Times New Roman" w:eastAsia="Times New Roman" w:hAnsi="Times New Roman" w:cs="Times New Roman"/>
-        </w:rPr>
-        <w:t xml:space="preserve">: A critical reexamination of four classic studies. </w:t>
+        <w:t xml:space="preserve">Benton, D. T. (2025). An associative-learning account of how infants learn about causal action in animates and inanimates: A critical reexamination of four classic studies. </w:t>
       </w:r>
       <w:r>
         <w:rPr>
@@ -43320,7 +41906,7 @@
         </w:rPr>
         <w:t xml:space="preserve"> </w:t>
       </w:r>
-      <w:hyperlink r:id="rId38" w:history="1">
+      <w:hyperlink r:id="rId41" w:history="1">
         <w:r>
           <w:rPr>
             <w:rStyle w:val="Hyperlink"/>
@@ -43379,7 +41965,7 @@
         </w:rPr>
         <w:t xml:space="preserve"> </w:t>
       </w:r>
-      <w:hyperlink r:id="rId39" w:history="1">
+      <w:hyperlink r:id="rId42" w:history="1">
         <w:r>
           <w:rPr>
             <w:rStyle w:val="Hyperlink"/>
@@ -43398,33 +41984,11 @@
           <w:rFonts w:ascii="Times New Roman" w:eastAsia="Times New Roman" w:hAnsi="Times New Roman" w:cs="Times New Roman"/>
         </w:rPr>
       </w:pPr>
-      <w:proofErr w:type="spellStart"/>
-      <w:r>
-        <w:rPr>
-          <w:rFonts w:ascii="Times New Roman" w:eastAsia="Times New Roman" w:hAnsi="Times New Roman" w:cs="Times New Roman"/>
-        </w:rPr>
-        <w:t>Bogartz</w:t>
-      </w:r>
-      <w:proofErr w:type="spellEnd"/>
-      <w:r>
-        <w:rPr>
-          <w:rFonts w:ascii="Times New Roman" w:eastAsia="Times New Roman" w:hAnsi="Times New Roman" w:cs="Times New Roman"/>
-        </w:rPr>
-        <w:t xml:space="preserve">, R. S., </w:t>
-      </w:r>
-      <w:proofErr w:type="spellStart"/>
-      <w:r>
-        <w:rPr>
-          <w:rFonts w:ascii="Times New Roman" w:eastAsia="Times New Roman" w:hAnsi="Times New Roman" w:cs="Times New Roman"/>
-        </w:rPr>
-        <w:t>Shinskey</w:t>
-      </w:r>
-      <w:proofErr w:type="spellEnd"/>
-      <w:r>
-        <w:rPr>
-          <w:rFonts w:ascii="Times New Roman" w:eastAsia="Times New Roman" w:hAnsi="Times New Roman" w:cs="Times New Roman"/>
-        </w:rPr>
-        <w:t>, J. L., &amp; Schilling, T. H. (2000). Object permanence in five‐and‐a‐half‐month‐old infants?. </w:t>
+      <w:r>
+        <w:rPr>
+          <w:rFonts w:ascii="Times New Roman" w:eastAsia="Times New Roman" w:hAnsi="Times New Roman" w:cs="Times New Roman"/>
+        </w:rPr>
+        <w:t>Bogartz, R. S., Shinskey, J. L., &amp; Schilling, T. H. (2000). Object permanence in five‐and‐a‐half‐month‐old infants?. </w:t>
       </w:r>
       <w:r>
         <w:rPr>
@@ -43460,7 +42024,7 @@
         </w:rPr>
         <w:t xml:space="preserve"> </w:t>
       </w:r>
-      <w:hyperlink r:id="rId40" w:history="1">
+      <w:hyperlink r:id="rId43" w:history="1">
         <w:r>
           <w:rPr>
             <w:rStyle w:val="Hyperlink"/>
@@ -43515,7 +42079,7 @@
         </w:rPr>
         <w:t>(8), 289–290. </w:t>
       </w:r>
-      <w:hyperlink r:id="rId41" w:tgtFrame="_blank" w:history="1">
+      <w:hyperlink r:id="rId44" w:tgtFrame="_blank" w:history="1">
         <w:r>
           <w:rPr>
             <w:rStyle w:val="Hyperlink"/>
@@ -43575,7 +42139,7 @@
         </w:rPr>
         <w:t xml:space="preserve"> </w:t>
       </w:r>
-      <w:hyperlink r:id="rId42" w:history="1">
+      <w:hyperlink r:id="rId45" w:history="1">
         <w:r>
           <w:rPr>
             <w:rStyle w:val="Hyperlink"/>
@@ -43634,7 +42198,7 @@
         </w:rPr>
         <w:t xml:space="preserve"> </w:t>
       </w:r>
-      <w:hyperlink r:id="rId43" w:history="1">
+      <w:hyperlink r:id="rId46" w:history="1">
         <w:r>
           <w:rPr>
             <w:rStyle w:val="Hyperlink"/>
@@ -43723,7 +42287,7 @@
         </w:rPr>
         <w:t>(2), 347–382. </w:t>
       </w:r>
-      <w:hyperlink r:id="rId44" w:tgtFrame="_blank" w:history="1">
+      <w:hyperlink r:id="rId47" w:tgtFrame="_blank" w:history="1">
         <w:r>
           <w:rPr>
             <w:rStyle w:val="Hyperlink"/>
@@ -43782,7 +42346,7 @@
         </w:rPr>
         <w:t xml:space="preserve"> </w:t>
       </w:r>
-      <w:hyperlink r:id="rId45" w:history="1">
+      <w:hyperlink r:id="rId48" w:history="1">
         <w:r>
           <w:rPr>
             <w:rStyle w:val="Hyperlink"/>
@@ -43805,21 +42369,7 @@
         <w:rPr>
           <w:rFonts w:ascii="Times New Roman" w:eastAsia="Times New Roman" w:hAnsi="Times New Roman" w:cs="Times New Roman"/>
         </w:rPr>
-        <w:t xml:space="preserve">Csibra, G., Gergely, G., Bı́ró, S., Koos, O., &amp; Brockbank, M. (1999). Goal attribution without agency cues: the perception of ‘pure </w:t>
-      </w:r>
-      <w:proofErr w:type="spellStart"/>
-      <w:r>
-        <w:rPr>
-          <w:rFonts w:ascii="Times New Roman" w:eastAsia="Times New Roman" w:hAnsi="Times New Roman" w:cs="Times New Roman"/>
-        </w:rPr>
-        <w:t>reason’in</w:t>
-      </w:r>
-      <w:proofErr w:type="spellEnd"/>
-      <w:r>
-        <w:rPr>
-          <w:rFonts w:ascii="Times New Roman" w:eastAsia="Times New Roman" w:hAnsi="Times New Roman" w:cs="Times New Roman"/>
-        </w:rPr>
-        <w:t xml:space="preserve"> infancy. </w:t>
+        <w:t>Csibra, G., Gergely, G., Bı́ró, S., Koos, O., &amp; Brockbank, M. (1999). Goal attribution without agency cues: the perception of ‘pure reason’in infancy. </w:t>
       </w:r>
       <w:r>
         <w:rPr>
@@ -43855,7 +42405,7 @@
         </w:rPr>
         <w:t xml:space="preserve"> </w:t>
       </w:r>
-      <w:hyperlink r:id="rId46" w:history="1">
+      <w:hyperlink r:id="rId49" w:history="1">
         <w:r>
           <w:rPr>
             <w:rStyle w:val="Hyperlink"/>
@@ -43914,7 +42464,7 @@
         </w:rPr>
         <w:t xml:space="preserve"> </w:t>
       </w:r>
-      <w:hyperlink r:id="rId47" w:history="1">
+      <w:hyperlink r:id="rId50" w:history="1">
         <w:r>
           <w:rPr>
             <w:rStyle w:val="Hyperlink"/>
@@ -43990,7 +42540,7 @@
         </w:rPr>
         <w:t xml:space="preserve"> </w:t>
       </w:r>
-      <w:hyperlink r:id="rId48" w:history="1">
+      <w:hyperlink r:id="rId51" w:history="1">
         <w:r>
           <w:rPr>
             <w:rStyle w:val="Hyperlink"/>
@@ -44046,7 +42596,7 @@
         </w:rPr>
         <w:t xml:space="preserve"> </w:t>
       </w:r>
-      <w:hyperlink r:id="rId49" w:history="1">
+      <w:hyperlink r:id="rId52" w:history="1">
         <w:r>
           <w:rPr>
             <w:rStyle w:val="Hyperlink"/>
@@ -44071,7 +42621,7 @@
         </w:rPr>
         <w:t xml:space="preserve">Geraci, A., Surian, L., Tina, L.G. et al. Human newborns spontaneously attend to prosocial interactions. Nat Commun 16, 6304 (2025). </w:t>
       </w:r>
-      <w:hyperlink r:id="rId50" w:history="1">
+      <w:hyperlink r:id="rId53" w:history="1">
         <w:r>
           <w:rPr>
             <w:rStyle w:val="Hyperlink"/>
@@ -44094,35 +42644,7 @@
         <w:rPr>
           <w:rFonts w:ascii="Times New Roman" w:eastAsia="Times New Roman" w:hAnsi="Times New Roman" w:cs="Times New Roman"/>
         </w:rPr>
-        <w:t xml:space="preserve">Gergely, G., &amp; </w:t>
-      </w:r>
-      <w:proofErr w:type="spellStart"/>
-      <w:r>
-        <w:rPr>
-          <w:rFonts w:ascii="Times New Roman" w:eastAsia="Times New Roman" w:hAnsi="Times New Roman" w:cs="Times New Roman"/>
-        </w:rPr>
-        <w:t>Csibra</w:t>
-      </w:r>
-      <w:proofErr w:type="spellEnd"/>
-      <w:r>
-        <w:rPr>
-          <w:rFonts w:ascii="Times New Roman" w:eastAsia="Times New Roman" w:hAnsi="Times New Roman" w:cs="Times New Roman"/>
-        </w:rPr>
-        <w:t xml:space="preserve">, G. (2003). Teleological reasoning in infancy: The </w:t>
-      </w:r>
-      <w:proofErr w:type="spellStart"/>
-      <w:r>
-        <w:rPr>
-          <w:rFonts w:ascii="Times New Roman" w:eastAsia="Times New Roman" w:hAnsi="Times New Roman" w:cs="Times New Roman"/>
-        </w:rPr>
-        <w:t>naıve</w:t>
-      </w:r>
-      <w:proofErr w:type="spellEnd"/>
-      <w:r>
-        <w:rPr>
-          <w:rFonts w:ascii="Times New Roman" w:eastAsia="Times New Roman" w:hAnsi="Times New Roman" w:cs="Times New Roman"/>
-        </w:rPr>
-        <w:t xml:space="preserve"> theory of rational action. </w:t>
+        <w:t>Gergely, G., &amp; Csibra, G. (2003). Teleological reasoning in infancy: The naıve theory of rational action. </w:t>
       </w:r>
       <w:r>
         <w:rPr>
@@ -44158,7 +42680,7 @@
         </w:rPr>
         <w:t xml:space="preserve"> </w:t>
       </w:r>
-      <w:hyperlink r:id="rId51" w:history="1">
+      <w:hyperlink r:id="rId54" w:history="1">
         <w:r>
           <w:rPr>
             <w:rStyle w:val="Hyperlink"/>
@@ -44181,21 +42703,7 @@
         <w:rPr>
           <w:rFonts w:ascii="Times New Roman" w:eastAsia="Times New Roman" w:hAnsi="Times New Roman" w:cs="Times New Roman"/>
         </w:rPr>
-        <w:t xml:space="preserve">Gergely, G., Nádasdy, Z., </w:t>
-      </w:r>
-      <w:proofErr w:type="spellStart"/>
-      <w:r>
-        <w:rPr>
-          <w:rFonts w:ascii="Times New Roman" w:eastAsia="Times New Roman" w:hAnsi="Times New Roman" w:cs="Times New Roman"/>
-        </w:rPr>
-        <w:t>Csibra</w:t>
-      </w:r>
-      <w:proofErr w:type="spellEnd"/>
-      <w:r>
-        <w:rPr>
-          <w:rFonts w:ascii="Times New Roman" w:eastAsia="Times New Roman" w:hAnsi="Times New Roman" w:cs="Times New Roman"/>
-        </w:rPr>
-        <w:t>, G., &amp; Bíró, S. (1995). Taking the intentional stance at 12 months of age. </w:t>
+        <w:t>Gergely, G., Nádasdy, Z., Csibra, G., &amp; Bíró, S. (1995). Taking the intentional stance at 12 months of age. </w:t>
       </w:r>
       <w:r>
         <w:rPr>
@@ -44231,7 +42739,7 @@
         </w:rPr>
         <w:t xml:space="preserve"> </w:t>
       </w:r>
-      <w:hyperlink r:id="rId52" w:history="1">
+      <w:hyperlink r:id="rId55" w:history="1">
         <w:r>
           <w:rPr>
             <w:rStyle w:val="Hyperlink"/>
@@ -44302,7 +42810,7 @@
         </w:rPr>
         <w:t xml:space="preserve"> </w:t>
       </w:r>
-      <w:hyperlink r:id="rId53" w:history="1">
+      <w:hyperlink r:id="rId56" w:history="1">
         <w:r>
           <w:rPr>
             <w:rStyle w:val="Hyperlink"/>
@@ -44361,7 +42869,7 @@
         </w:rPr>
         <w:t xml:space="preserve"> </w:t>
       </w:r>
-      <w:hyperlink r:id="rId54" w:history="1">
+      <w:hyperlink r:id="rId57" w:history="1">
         <w:r>
           <w:rPr>
             <w:rStyle w:val="Hyperlink"/>
@@ -44420,7 +42928,7 @@
         </w:rPr>
         <w:t xml:space="preserve"> </w:t>
       </w:r>
-      <w:hyperlink r:id="rId55" w:history="1">
+      <w:hyperlink r:id="rId58" w:history="1">
         <w:r>
           <w:rPr>
             <w:rStyle w:val="Hyperlink"/>
@@ -44479,7 +42987,7 @@
         </w:rPr>
         <w:t xml:space="preserve"> </w:t>
       </w:r>
-      <w:hyperlink r:id="rId56" w:history="1">
+      <w:hyperlink r:id="rId59" w:history="1">
         <w:r>
           <w:rPr>
             <w:rStyle w:val="Hyperlink"/>
@@ -44549,7 +43057,7 @@
         </w:rPr>
         <w:t>(3), 338–352. </w:t>
       </w:r>
-      <w:hyperlink r:id="rId57" w:tgtFrame="_blank" w:history="1">
+      <w:hyperlink r:id="rId60" w:tgtFrame="_blank" w:history="1">
         <w:r>
           <w:rPr>
             <w:rStyle w:val="Hyperlink"/>
@@ -44608,7 +43116,7 @@
         </w:rPr>
         <w:t xml:space="preserve"> </w:t>
       </w:r>
-      <w:hyperlink r:id="rId58" w:history="1">
+      <w:hyperlink r:id="rId61" w:history="1">
         <w:r>
           <w:rPr>
             <w:rStyle w:val="Hyperlink"/>
@@ -44627,19 +43135,11 @@
           <w:rFonts w:ascii="Times New Roman" w:eastAsia="Times New Roman" w:hAnsi="Times New Roman" w:cs="Times New Roman"/>
         </w:rPr>
       </w:pPr>
-      <w:proofErr w:type="spellStart"/>
-      <w:r>
-        <w:rPr>
-          <w:rFonts w:ascii="Times New Roman" w:eastAsia="Times New Roman" w:hAnsi="Times New Roman" w:cs="Times New Roman"/>
-        </w:rPr>
-        <w:t>Kamewari</w:t>
-      </w:r>
-      <w:proofErr w:type="spellEnd"/>
-      <w:r>
-        <w:rPr>
-          <w:rFonts w:ascii="Times New Roman" w:eastAsia="Times New Roman" w:hAnsi="Times New Roman" w:cs="Times New Roman"/>
-        </w:rPr>
-        <w:t>, K., Kato, M., Kanda, T., Ishiguro, H., &amp; Hiraki, K. (2005). Six-and-a-half-month-old children positively attribute goals to human action and to humanoid-robot motion. </w:t>
+      <w:r>
+        <w:rPr>
+          <w:rFonts w:ascii="Times New Roman" w:eastAsia="Times New Roman" w:hAnsi="Times New Roman" w:cs="Times New Roman"/>
+        </w:rPr>
+        <w:t>Kamewari, K., Kato, M., Kanda, T., Ishiguro, H., &amp; Hiraki, K. (2005). Six-and-a-half-month-old children positively attribute goals to human action and to humanoid-robot motion. </w:t>
       </w:r>
       <w:r>
         <w:rPr>
@@ -44675,7 +43175,7 @@
         </w:rPr>
         <w:t xml:space="preserve"> </w:t>
       </w:r>
-      <w:hyperlink r:id="rId59" w:history="1">
+      <w:hyperlink r:id="rId62" w:history="1">
         <w:r>
           <w:rPr>
             <w:rStyle w:val="Hyperlink"/>
@@ -44698,21 +43198,7 @@
         <w:rPr>
           <w:rFonts w:ascii="Times New Roman" w:eastAsia="Times New Roman" w:hAnsi="Times New Roman" w:cs="Times New Roman"/>
         </w:rPr>
-        <w:t xml:space="preserve">Kellman, P. J., &amp; </w:t>
-      </w:r>
-      <w:proofErr w:type="spellStart"/>
-      <w:r>
-        <w:rPr>
-          <w:rFonts w:ascii="Times New Roman" w:eastAsia="Times New Roman" w:hAnsi="Times New Roman" w:cs="Times New Roman"/>
-        </w:rPr>
-        <w:t>Spelke</w:t>
-      </w:r>
-      <w:proofErr w:type="spellEnd"/>
-      <w:r>
-        <w:rPr>
-          <w:rFonts w:ascii="Times New Roman" w:eastAsia="Times New Roman" w:hAnsi="Times New Roman" w:cs="Times New Roman"/>
-        </w:rPr>
-        <w:t>, E. S. (1983). Perception of partly occluded objects in infancy. </w:t>
+        <w:t>Kellman, P. J., &amp; Spelke, E. S. (1983). Perception of partly occluded objects in infancy. </w:t>
       </w:r>
       <w:r>
         <w:rPr>
@@ -44748,7 +43234,7 @@
         </w:rPr>
         <w:t xml:space="preserve"> </w:t>
       </w:r>
-      <w:hyperlink r:id="rId60" w:history="1">
+      <w:hyperlink r:id="rId63" w:history="1">
         <w:r>
           <w:rPr>
             <w:rStyle w:val="Hyperlink"/>
@@ -44771,21 +43257,7 @@
         <w:rPr>
           <w:rFonts w:ascii="Times New Roman" w:eastAsia="Times New Roman" w:hAnsi="Times New Roman" w:cs="Times New Roman"/>
         </w:rPr>
-        <w:t xml:space="preserve">Kim, I. K., &amp; </w:t>
-      </w:r>
-      <w:proofErr w:type="spellStart"/>
-      <w:r>
-        <w:rPr>
-          <w:rFonts w:ascii="Times New Roman" w:eastAsia="Times New Roman" w:hAnsi="Times New Roman" w:cs="Times New Roman"/>
-        </w:rPr>
-        <w:t>Spelke</w:t>
-      </w:r>
-      <w:proofErr w:type="spellEnd"/>
-      <w:r>
-        <w:rPr>
-          <w:rFonts w:ascii="Times New Roman" w:eastAsia="Times New Roman" w:hAnsi="Times New Roman" w:cs="Times New Roman"/>
-        </w:rPr>
-        <w:t>, E. S. (1992). Infants' sensitivity to effects of gravity on visible object motion. Journal of Experimental Psychology: Human Perception and Performance, 18(2), 385</w:t>
+        <w:t>Kim, I. K., &amp; Spelke, E. S. (1992). Infants' sensitivity to effects of gravity on visible object motion. Journal of Experimental Psychology: Human Perception and Performance, 18(2), 385</w:t>
       </w:r>
       <w:r>
         <w:rPr>
@@ -44849,7 +43321,7 @@
         </w:rPr>
         <w:t xml:space="preserve"> </w:t>
       </w:r>
-      <w:hyperlink r:id="rId61" w:history="1">
+      <w:hyperlink r:id="rId64" w:history="1">
         <w:r>
           <w:rPr>
             <w:rStyle w:val="Hyperlink"/>
@@ -44925,7 +43397,7 @@
         </w:rPr>
         <w:t xml:space="preserve"> </w:t>
       </w:r>
-      <w:hyperlink r:id="rId62" w:history="1">
+      <w:hyperlink r:id="rId65" w:history="1">
         <w:r>
           <w:rPr>
             <w:rStyle w:val="Hyperlink"/>
@@ -44984,7 +43456,7 @@
         </w:rPr>
         <w:t xml:space="preserve"> </w:t>
       </w:r>
-      <w:hyperlink r:id="rId63" w:history="1">
+      <w:hyperlink r:id="rId66" w:history="1">
         <w:r>
           <w:rPr>
             <w:rStyle w:val="Hyperlink"/>
@@ -45007,21 +43479,7 @@
         <w:rPr>
           <w:rFonts w:ascii="Times New Roman" w:eastAsia="Times New Roman" w:hAnsi="Times New Roman" w:cs="Times New Roman"/>
         </w:rPr>
-        <w:t xml:space="preserve">Liu, S., &amp; </w:t>
-      </w:r>
-      <w:proofErr w:type="spellStart"/>
-      <w:r>
-        <w:rPr>
-          <w:rFonts w:ascii="Times New Roman" w:eastAsia="Times New Roman" w:hAnsi="Times New Roman" w:cs="Times New Roman"/>
-        </w:rPr>
-        <w:t>Spelke</w:t>
-      </w:r>
-      <w:proofErr w:type="spellEnd"/>
-      <w:r>
-        <w:rPr>
-          <w:rFonts w:ascii="Times New Roman" w:eastAsia="Times New Roman" w:hAnsi="Times New Roman" w:cs="Times New Roman"/>
-        </w:rPr>
-        <w:t xml:space="preserve">, E. S. (2017). Six-month-old infants expect agents to minimize the cost of their actions. </w:t>
+        <w:t xml:space="preserve">Liu, S., &amp; Spelke, E. S. (2017). Six-month-old infants expect agents to minimize the cost of their actions. </w:t>
       </w:r>
       <w:r>
         <w:rPr>
@@ -45043,7 +43501,7 @@
         </w:rPr>
         <w:t xml:space="preserve"> </w:t>
       </w:r>
-      <w:hyperlink r:id="rId64" w:history="1">
+      <w:hyperlink r:id="rId67" w:history="1">
         <w:r>
           <w:rPr>
             <w:rStyle w:val="Hyperlink"/>
@@ -45082,7 +43540,7 @@
         </w:rPr>
         <w:t xml:space="preserve">, 36(5), 635–645. </w:t>
       </w:r>
-      <w:hyperlink r:id="rId65" w:history="1">
+      <w:hyperlink r:id="rId68" w:history="1">
         <w:r>
           <w:rPr>
             <w:rStyle w:val="Hyperlink"/>
@@ -45113,7 +43571,7 @@
         </w:rPr>
         <w:t xml:space="preserve"> </w:t>
       </w:r>
-      <w:hyperlink r:id="rId66" w:history="1">
+      <w:hyperlink r:id="rId69" w:history="1">
         <w:r>
           <w:rPr>
             <w:rStyle w:val="Hyperlink"/>
@@ -45172,7 +43630,7 @@
         </w:rPr>
         <w:t xml:space="preserve"> </w:t>
       </w:r>
-      <w:hyperlink r:id="rId67" w:history="1">
+      <w:hyperlink r:id="rId70" w:history="1">
         <w:r>
           <w:rPr>
             <w:rStyle w:val="Hyperlink"/>
@@ -45191,19 +43649,11 @@
           <w:rFonts w:ascii="Times New Roman" w:eastAsia="Times New Roman" w:hAnsi="Times New Roman" w:cs="Times New Roman"/>
         </w:rPr>
       </w:pPr>
-      <w:proofErr w:type="spellStart"/>
-      <w:r>
-        <w:rPr>
-          <w:rFonts w:ascii="Times New Roman" w:eastAsia="Times New Roman" w:hAnsi="Times New Roman" w:cs="Times New Roman"/>
-        </w:rPr>
-        <w:t>Muentener</w:t>
-      </w:r>
-      <w:proofErr w:type="spellEnd"/>
-      <w:r>
-        <w:rPr>
-          <w:rFonts w:ascii="Times New Roman" w:eastAsia="Times New Roman" w:hAnsi="Times New Roman" w:cs="Times New Roman"/>
-        </w:rPr>
-        <w:t>, P., &amp; Carey, S. (2010). Infants’ causal representations of state change events. </w:t>
+      <w:r>
+        <w:rPr>
+          <w:rFonts w:ascii="Times New Roman" w:eastAsia="Times New Roman" w:hAnsi="Times New Roman" w:cs="Times New Roman"/>
+        </w:rPr>
+        <w:t>Muentener, P., &amp; Carey, S. (2010). Infants’ causal representations of state change events. </w:t>
       </w:r>
       <w:r>
         <w:rPr>
@@ -45239,7 +43689,7 @@
         </w:rPr>
         <w:t xml:space="preserve"> </w:t>
       </w:r>
-      <w:hyperlink r:id="rId68" w:history="1">
+      <w:hyperlink r:id="rId71" w:history="1">
         <w:r>
           <w:rPr>
             <w:rStyle w:val="Hyperlink"/>
@@ -45298,7 +43748,7 @@
         </w:rPr>
         <w:t xml:space="preserve"> </w:t>
       </w:r>
-      <w:hyperlink r:id="rId69" w:history="1">
+      <w:hyperlink r:id="rId72" w:history="1">
         <w:r>
           <w:rPr>
             <w:rStyle w:val="Hyperlink"/>
@@ -45357,7 +43807,7 @@
         </w:rPr>
         <w:t xml:space="preserve"> </w:t>
       </w:r>
-      <w:hyperlink r:id="rId70" w:history="1">
+      <w:hyperlink r:id="rId73" w:history="1">
         <w:r>
           <w:rPr>
             <w:rStyle w:val="Hyperlink"/>
@@ -45417,7 +43867,7 @@
         </w:rPr>
         <w:t xml:space="preserve"> </w:t>
       </w:r>
-      <w:hyperlink r:id="rId71" w:history="1">
+      <w:hyperlink r:id="rId74" w:history="1">
         <w:r>
           <w:rPr>
             <w:rStyle w:val="Hyperlink"/>
@@ -45476,7 +43926,7 @@
         </w:rPr>
         <w:t xml:space="preserve"> </w:t>
       </w:r>
-      <w:hyperlink r:id="rId72" w:history="1">
+      <w:hyperlink r:id="rId75" w:history="1">
         <w:r>
           <w:rPr>
             <w:rStyle w:val="Hyperlink"/>
@@ -45499,21 +43949,7 @@
         <w:rPr>
           <w:rFonts w:ascii="Times New Roman" w:eastAsia="Times New Roman" w:hAnsi="Times New Roman" w:cs="Times New Roman"/>
         </w:rPr>
-        <w:t xml:space="preserve">Powell, L. J., &amp; </w:t>
-      </w:r>
-      <w:proofErr w:type="spellStart"/>
-      <w:r>
-        <w:rPr>
-          <w:rFonts w:ascii="Times New Roman" w:eastAsia="Times New Roman" w:hAnsi="Times New Roman" w:cs="Times New Roman"/>
-        </w:rPr>
-        <w:t>Spelke</w:t>
-      </w:r>
-      <w:proofErr w:type="spellEnd"/>
-      <w:r>
-        <w:rPr>
-          <w:rFonts w:ascii="Times New Roman" w:eastAsia="Times New Roman" w:hAnsi="Times New Roman" w:cs="Times New Roman"/>
-        </w:rPr>
-        <w:t>, E. S. (2018). Human infants’ understanding of social imitation: Inferences of affiliation from third party observations. </w:t>
+        <w:t>Powell, L. J., &amp; Spelke, E. S. (2018). Human infants’ understanding of social imitation: Inferences of affiliation from third party observations. </w:t>
       </w:r>
       <w:r>
         <w:rPr>
@@ -45549,7 +43985,7 @@
         </w:rPr>
         <w:t xml:space="preserve"> </w:t>
       </w:r>
-      <w:hyperlink r:id="rId73" w:history="1">
+      <w:hyperlink r:id="rId76" w:history="1">
         <w:r>
           <w:rPr>
             <w:rStyle w:val="Hyperlink"/>
@@ -45572,21 +44008,7 @@
         <w:rPr>
           <w:rFonts w:ascii="Times New Roman" w:eastAsia="Times New Roman" w:hAnsi="Times New Roman" w:cs="Times New Roman"/>
         </w:rPr>
-        <w:t xml:space="preserve">Quinn, P. C., &amp; </w:t>
-      </w:r>
-      <w:proofErr w:type="spellStart"/>
-      <w:r>
-        <w:rPr>
-          <w:rFonts w:ascii="Times New Roman" w:eastAsia="Times New Roman" w:hAnsi="Times New Roman" w:cs="Times New Roman"/>
-        </w:rPr>
-        <w:t>Eimas</w:t>
-      </w:r>
-      <w:proofErr w:type="spellEnd"/>
-      <w:r>
-        <w:rPr>
-          <w:rFonts w:ascii="Times New Roman" w:eastAsia="Times New Roman" w:hAnsi="Times New Roman" w:cs="Times New Roman"/>
-        </w:rPr>
-        <w:t>, P. D. (1997). A reexamination of the perceptual-to-conceptual shift in mental representations. </w:t>
+        <w:t>Quinn, P. C., &amp; Eimas, P. D. (1997). A reexamination of the perceptual-to-conceptual shift in mental representations. </w:t>
       </w:r>
       <w:r>
         <w:rPr>
@@ -45622,7 +44044,7 @@
         </w:rPr>
         <w:t xml:space="preserve"> </w:t>
       </w:r>
-      <w:hyperlink r:id="rId74" w:history="1">
+      <w:hyperlink r:id="rId77" w:history="1">
         <w:r>
           <w:rPr>
             <w:rStyle w:val="Hyperlink"/>
@@ -45645,21 +44067,7 @@
         <w:rPr>
           <w:rFonts w:ascii="Times New Roman" w:eastAsia="Times New Roman" w:hAnsi="Times New Roman" w:cs="Times New Roman"/>
         </w:rPr>
-        <w:t xml:space="preserve">Rakison, D. H., &amp; </w:t>
-      </w:r>
-      <w:proofErr w:type="spellStart"/>
-      <w:r>
-        <w:rPr>
-          <w:rFonts w:ascii="Times New Roman" w:eastAsia="Times New Roman" w:hAnsi="Times New Roman" w:cs="Times New Roman"/>
-        </w:rPr>
-        <w:t>Lupyan</w:t>
-      </w:r>
-      <w:proofErr w:type="spellEnd"/>
-      <w:r>
-        <w:rPr>
-          <w:rFonts w:ascii="Times New Roman" w:eastAsia="Times New Roman" w:hAnsi="Times New Roman" w:cs="Times New Roman"/>
-        </w:rPr>
-        <w:t xml:space="preserve">, G. (2008). Developing object concepts in infancy: An associative learning perspective. </w:t>
+        <w:t xml:space="preserve">Rakison, D. H., &amp; Lupyan, G. (2008). Developing object concepts in infancy: An associative learning perspective. </w:t>
       </w:r>
       <w:r>
         <w:rPr>
@@ -45681,7 +44089,7 @@
         </w:rPr>
         <w:t xml:space="preserve"> </w:t>
       </w:r>
-      <w:hyperlink r:id="rId75" w:history="1">
+      <w:hyperlink r:id="rId78" w:history="1">
         <w:r>
           <w:rPr>
             <w:rStyle w:val="Hyperlink"/>
@@ -45726,7 +44134,7 @@
         </w:rPr>
         <w:t xml:space="preserve"> </w:t>
       </w:r>
-      <w:hyperlink r:id="rId76" w:history="1">
+      <w:hyperlink r:id="rId79" w:history="1">
         <w:r>
           <w:rPr>
             <w:rStyle w:val="Hyperlink"/>
@@ -45749,29 +44157,15 @@
         <w:rPr>
           <w:rFonts w:ascii="Times New Roman" w:eastAsia="Times New Roman" w:hAnsi="Times New Roman" w:cs="Times New Roman"/>
         </w:rPr>
-        <w:t xml:space="preserve">Scarf, D., </w:t>
-      </w:r>
-      <w:proofErr w:type="spellStart"/>
-      <w:r>
-        <w:rPr>
-          <w:rFonts w:ascii="Times New Roman" w:eastAsia="Times New Roman" w:hAnsi="Times New Roman" w:cs="Times New Roman"/>
-        </w:rPr>
-        <w:t>Imuta</w:t>
-      </w:r>
-      <w:proofErr w:type="spellEnd"/>
-      <w:r>
-        <w:rPr>
-          <w:rFonts w:ascii="Times New Roman" w:eastAsia="Times New Roman" w:hAnsi="Times New Roman" w:cs="Times New Roman"/>
-        </w:rPr>
-        <w:t>, K., Colombo, M., &amp; Hayne, H. (2012). Social evaluation or simple association? Simple associations may explain moral reasoning in infants.</w:t>
-      </w:r>
-      <w:r>
-        <w:rPr>
-          <w:rFonts w:ascii="Times New Roman" w:eastAsia="Times New Roman" w:hAnsi="Times New Roman" w:cs="Times New Roman"/>
-        </w:rPr>
-        <w:t xml:space="preserve"> </w:t>
-      </w:r>
-      <w:hyperlink r:id="rId77" w:history="1">
+        <w:t>Scarf, D., Imuta, K., Colombo, M., &amp; Hayne, H. (2012). Social evaluation or simple association? Simple associations may explain moral reasoning in infants.</w:t>
+      </w:r>
+      <w:r>
+        <w:rPr>
+          <w:rFonts w:ascii="Times New Roman" w:eastAsia="Times New Roman" w:hAnsi="Times New Roman" w:cs="Times New Roman"/>
+        </w:rPr>
+        <w:t xml:space="preserve"> </w:t>
+      </w:r>
+      <w:hyperlink r:id="rId80" w:history="1">
         <w:r>
           <w:rPr>
             <w:rStyle w:val="Hyperlink"/>
@@ -45830,7 +44224,7 @@
         </w:rPr>
         <w:t xml:space="preserve"> </w:t>
       </w:r>
-      <w:hyperlink r:id="rId78" w:history="1">
+      <w:hyperlink r:id="rId81" w:history="1">
         <w:r>
           <w:rPr>
             <w:rStyle w:val="Hyperlink"/>
@@ -45854,21 +44248,7 @@
           <w:rFonts w:ascii="Times New Roman" w:eastAsia="Times New Roman" w:hAnsi="Times New Roman" w:cs="Times New Roman"/>
         </w:rPr>
         <w:lastRenderedPageBreak/>
-        <w:t xml:space="preserve">Schlingloff, L., </w:t>
-      </w:r>
-      <w:proofErr w:type="spellStart"/>
-      <w:r>
-        <w:rPr>
-          <w:rFonts w:ascii="Times New Roman" w:eastAsia="Times New Roman" w:hAnsi="Times New Roman" w:cs="Times New Roman"/>
-        </w:rPr>
-        <w:t>Csibra</w:t>
-      </w:r>
-      <w:proofErr w:type="spellEnd"/>
-      <w:r>
-        <w:rPr>
-          <w:rFonts w:ascii="Times New Roman" w:eastAsia="Times New Roman" w:hAnsi="Times New Roman" w:cs="Times New Roman"/>
-        </w:rPr>
-        <w:t>, G., &amp; Tatone, D. (2020). Do 15-month-old infants prefer helpers? A replication of Hamlin et al.(2007). </w:t>
+        <w:t>Schlingloff, L., Csibra, G., &amp; Tatone, D. (2020). Do 15-month-old infants prefer helpers? A replication of Hamlin et al.(2007). </w:t>
       </w:r>
       <w:r>
         <w:rPr>
@@ -45904,7 +44284,7 @@
         </w:rPr>
         <w:t xml:space="preserve"> </w:t>
       </w:r>
-      <w:hyperlink r:id="rId79" w:history="1">
+      <w:hyperlink r:id="rId82" w:history="1">
         <w:r>
           <w:rPr>
             <w:rStyle w:val="Hyperlink"/>
@@ -45929,36 +44309,26 @@
         </w:rPr>
         <w:t>Schmidt, M. F., &amp; Sommerville, J. A. (2011). Fairness expectations and altruistic sharing in 15-month-old human infants. </w:t>
       </w:r>
-      <w:proofErr w:type="spellStart"/>
       <w:r>
         <w:rPr>
           <w:rFonts w:ascii="Times New Roman" w:eastAsia="Times New Roman" w:hAnsi="Times New Roman" w:cs="Times New Roman"/>
           <w:i/>
           <w:iCs/>
         </w:rPr>
-        <w:t>PloS</w:t>
-      </w:r>
-      <w:proofErr w:type="spellEnd"/>
+        <w:t>PloS one</w:t>
+      </w:r>
+      <w:r>
+        <w:rPr>
+          <w:rFonts w:ascii="Times New Roman" w:eastAsia="Times New Roman" w:hAnsi="Times New Roman" w:cs="Times New Roman"/>
+        </w:rPr>
+        <w:t>, </w:t>
+      </w:r>
       <w:r>
         <w:rPr>
           <w:rFonts w:ascii="Times New Roman" w:eastAsia="Times New Roman" w:hAnsi="Times New Roman" w:cs="Times New Roman"/>
           <w:i/>
           <w:iCs/>
         </w:rPr>
-        <w:t xml:space="preserve"> one</w:t>
-      </w:r>
-      <w:r>
-        <w:rPr>
-          <w:rFonts w:ascii="Times New Roman" w:eastAsia="Times New Roman" w:hAnsi="Times New Roman" w:cs="Times New Roman"/>
-        </w:rPr>
-        <w:t>, </w:t>
-      </w:r>
-      <w:r>
-        <w:rPr>
-          <w:rFonts w:ascii="Times New Roman" w:eastAsia="Times New Roman" w:hAnsi="Times New Roman" w:cs="Times New Roman"/>
-          <w:i/>
-          <w:iCs/>
-        </w:rPr>
         <w:t>6</w:t>
       </w:r>
       <w:r>
@@ -45973,7 +44343,7 @@
         </w:rPr>
         <w:t xml:space="preserve"> </w:t>
       </w:r>
-      <w:hyperlink r:id="rId80" w:history="1">
+      <w:hyperlink r:id="rId83" w:history="1">
         <w:r>
           <w:rPr>
             <w:rStyle w:val="Hyperlink"/>
@@ -46032,7 +44402,7 @@
         </w:rPr>
         <w:t xml:space="preserve"> </w:t>
       </w:r>
-      <w:hyperlink r:id="rId81" w:history="1">
+      <w:hyperlink r:id="rId84" w:history="1">
         <w:r>
           <w:rPr>
             <w:rStyle w:val="Hyperlink"/>
@@ -46091,7 +44461,7 @@
         </w:rPr>
         <w:t xml:space="preserve"> </w:t>
       </w:r>
-      <w:hyperlink r:id="rId82" w:history="1">
+      <w:hyperlink r:id="rId85" w:history="1">
         <w:r>
           <w:rPr>
             <w:rStyle w:val="Hyperlink"/>
@@ -46147,7 +44517,7 @@
         </w:rPr>
         <w:t xml:space="preserve"> </w:t>
       </w:r>
-      <w:hyperlink r:id="rId83" w:history="1">
+      <w:hyperlink r:id="rId86" w:history="1">
         <w:r>
           <w:rPr>
             <w:rStyle w:val="Hyperlink"/>
@@ -46222,7 +44592,7 @@
         </w:rPr>
         <w:t xml:space="preserve"> </w:t>
       </w:r>
-      <w:hyperlink r:id="rId84" w:history="1">
+      <w:hyperlink r:id="rId87" w:history="1">
         <w:r>
           <w:rPr>
             <w:rStyle w:val="Hyperlink"/>
@@ -46241,19 +44611,11 @@
           <w:rFonts w:ascii="Times New Roman" w:eastAsia="Times New Roman" w:hAnsi="Times New Roman" w:cs="Times New Roman"/>
         </w:rPr>
       </w:pPr>
-      <w:proofErr w:type="spellStart"/>
-      <w:r>
-        <w:rPr>
-          <w:rFonts w:ascii="Times New Roman" w:eastAsia="Times New Roman" w:hAnsi="Times New Roman" w:cs="Times New Roman"/>
-        </w:rPr>
-        <w:t>Sodian</w:t>
-      </w:r>
-      <w:proofErr w:type="spellEnd"/>
-      <w:r>
-        <w:rPr>
-          <w:rFonts w:ascii="Times New Roman" w:eastAsia="Times New Roman" w:hAnsi="Times New Roman" w:cs="Times New Roman"/>
-        </w:rPr>
-        <w:t xml:space="preserve">, B., Schoeppner, B., &amp; Metz, U. (2004). Do infants apply the principle of rational action to human agents? </w:t>
+      <w:r>
+        <w:rPr>
+          <w:rFonts w:ascii="Times New Roman" w:eastAsia="Times New Roman" w:hAnsi="Times New Roman" w:cs="Times New Roman"/>
+        </w:rPr>
+        <w:t xml:space="preserve">Sodian, B., Schoeppner, B., &amp; Metz, U. (2004). Do infants apply the principle of rational action to human agents? </w:t>
       </w:r>
       <w:r>
         <w:rPr>
@@ -46331,7 +44693,7 @@
         </w:rPr>
         <w:t xml:space="preserve"> </w:t>
       </w:r>
-      <w:hyperlink r:id="rId85" w:history="1">
+      <w:hyperlink r:id="rId88" w:history="1">
         <w:r>
           <w:rPr>
             <w:rStyle w:val="Hyperlink"/>
@@ -46350,19 +44712,11 @@
           <w:rFonts w:ascii="Times New Roman" w:eastAsia="Times New Roman" w:hAnsi="Times New Roman" w:cs="Times New Roman"/>
         </w:rPr>
       </w:pPr>
-      <w:proofErr w:type="spellStart"/>
-      <w:r>
-        <w:rPr>
-          <w:rFonts w:ascii="Times New Roman" w:eastAsia="Times New Roman" w:hAnsi="Times New Roman" w:cs="Times New Roman"/>
-        </w:rPr>
-        <w:t>Spelke</w:t>
-      </w:r>
-      <w:proofErr w:type="spellEnd"/>
-      <w:r>
-        <w:rPr>
-          <w:rFonts w:ascii="Times New Roman" w:eastAsia="Times New Roman" w:hAnsi="Times New Roman" w:cs="Times New Roman"/>
-        </w:rPr>
-        <w:t xml:space="preserve">, E. S. (2022). What babies know: Core knowledge and composition (Vol. 1). </w:t>
+      <w:r>
+        <w:rPr>
+          <w:rFonts w:ascii="Times New Roman" w:eastAsia="Times New Roman" w:hAnsi="Times New Roman" w:cs="Times New Roman"/>
+        </w:rPr>
+        <w:t xml:space="preserve">Spelke, E. S. (2022). What babies know: Core knowledge and composition (Vol. 1). </w:t>
       </w:r>
       <w:r>
         <w:rPr>
@@ -46388,34 +44742,12 @@
           <w:rFonts w:ascii="Times New Roman" w:eastAsia="Times New Roman" w:hAnsi="Times New Roman" w:cs="Times New Roman"/>
         </w:rPr>
       </w:pPr>
-      <w:proofErr w:type="spellStart"/>
       <w:r>
         <w:rPr>
           <w:rFonts w:ascii="Times New Roman" w:eastAsia="Times New Roman" w:hAnsi="Times New Roman" w:cs="Times New Roman"/>
         </w:rPr>
         <w:lastRenderedPageBreak/>
-        <w:t>Spelke</w:t>
-      </w:r>
-      <w:proofErr w:type="spellEnd"/>
-      <w:r>
-        <w:rPr>
-          <w:rFonts w:ascii="Times New Roman" w:eastAsia="Times New Roman" w:hAnsi="Times New Roman" w:cs="Times New Roman"/>
-        </w:rPr>
-        <w:t xml:space="preserve">, E. S., </w:t>
-      </w:r>
-      <w:proofErr w:type="spellStart"/>
-      <w:r>
-        <w:rPr>
-          <w:rFonts w:ascii="Times New Roman" w:eastAsia="Times New Roman" w:hAnsi="Times New Roman" w:cs="Times New Roman"/>
-        </w:rPr>
-        <w:t>Breinlinger</w:t>
-      </w:r>
-      <w:proofErr w:type="spellEnd"/>
-      <w:r>
-        <w:rPr>
-          <w:rFonts w:ascii="Times New Roman" w:eastAsia="Times New Roman" w:hAnsi="Times New Roman" w:cs="Times New Roman"/>
-        </w:rPr>
-        <w:t>, K., Macomber, J., &amp; Jacobson, K. (1992). Origins of knowledge. </w:t>
+        <w:t>Spelke, E. S., Breinlinger, K., Macomber, J., &amp; Jacobson, K. (1992). Origins of knowledge. </w:t>
       </w:r>
       <w:r>
         <w:rPr>
@@ -46431,7 +44763,7 @@
         </w:rPr>
         <w:t>(4), 605–632. </w:t>
       </w:r>
-      <w:hyperlink r:id="rId86" w:tgtFrame="_blank" w:history="1">
+      <w:hyperlink r:id="rId89" w:tgtFrame="_blank" w:history="1">
         <w:r>
           <w:rPr>
             <w:rStyle w:val="Hyperlink"/>
@@ -46487,7 +44819,7 @@
         </w:rPr>
         <w:t xml:space="preserve"> </w:t>
       </w:r>
-      <w:hyperlink r:id="rId87" w:history="1">
+      <w:hyperlink r:id="rId90" w:history="1">
         <w:r>
           <w:rPr>
             <w:rStyle w:val="Hyperlink"/>
@@ -46506,69 +44838,19 @@
           <w:rFonts w:ascii="Times New Roman" w:eastAsia="Times New Roman" w:hAnsi="Times New Roman" w:cs="Times New Roman"/>
         </w:rPr>
       </w:pPr>
-      <w:proofErr w:type="spellStart"/>
-      <w:r>
-        <w:rPr>
-          <w:rFonts w:ascii="Times New Roman" w:eastAsia="Times New Roman" w:hAnsi="Times New Roman" w:cs="Times New Roman"/>
-        </w:rPr>
-        <w:t>Vallortigara</w:t>
-      </w:r>
-      <w:proofErr w:type="spellEnd"/>
-      <w:r>
-        <w:rPr>
-          <w:rFonts w:ascii="Times New Roman" w:eastAsia="Times New Roman" w:hAnsi="Times New Roman" w:cs="Times New Roman"/>
-        </w:rPr>
-        <w:t xml:space="preserve">, G., </w:t>
-      </w:r>
-      <w:proofErr w:type="spellStart"/>
-      <w:r>
-        <w:rPr>
-          <w:rFonts w:ascii="Times New Roman" w:eastAsia="Times New Roman" w:hAnsi="Times New Roman" w:cs="Times New Roman"/>
-        </w:rPr>
-        <w:t>Regolin</w:t>
-      </w:r>
-      <w:proofErr w:type="spellEnd"/>
-      <w:r>
-        <w:rPr>
-          <w:rFonts w:ascii="Times New Roman" w:eastAsia="Times New Roman" w:hAnsi="Times New Roman" w:cs="Times New Roman"/>
-        </w:rPr>
-        <w:t xml:space="preserve">, L., &amp; </w:t>
-      </w:r>
-      <w:proofErr w:type="spellStart"/>
-      <w:r>
-        <w:rPr>
-          <w:rFonts w:ascii="Times New Roman" w:eastAsia="Times New Roman" w:hAnsi="Times New Roman" w:cs="Times New Roman"/>
-        </w:rPr>
-        <w:t>Marconato</w:t>
-      </w:r>
-      <w:proofErr w:type="spellEnd"/>
-      <w:r>
-        <w:rPr>
-          <w:rFonts w:ascii="Times New Roman" w:eastAsia="Times New Roman" w:hAnsi="Times New Roman" w:cs="Times New Roman"/>
-        </w:rPr>
-        <w:t xml:space="preserve">, F. (2005). Visually inexperienced chicks exhibit spontaneous preference for biological motion patterns. </w:t>
-      </w:r>
-      <w:proofErr w:type="spellStart"/>
-      <w:r>
-        <w:rPr>
-          <w:rFonts w:ascii="Times New Roman" w:eastAsia="Times New Roman" w:hAnsi="Times New Roman" w:cs="Times New Roman"/>
-        </w:rPr>
-        <w:t>PLoS</w:t>
-      </w:r>
-      <w:proofErr w:type="spellEnd"/>
-      <w:r>
-        <w:rPr>
-          <w:rFonts w:ascii="Times New Roman" w:eastAsia="Times New Roman" w:hAnsi="Times New Roman" w:cs="Times New Roman"/>
-        </w:rPr>
-        <w:t xml:space="preserve"> biology, 3(7), e208.</w:t>
-      </w:r>
-      <w:r>
-        <w:rPr>
-          <w:rFonts w:ascii="Times New Roman" w:eastAsia="Times New Roman" w:hAnsi="Times New Roman" w:cs="Times New Roman"/>
-        </w:rPr>
-        <w:t xml:space="preserve"> </w:t>
-      </w:r>
-      <w:hyperlink r:id="rId88" w:history="1">
+      <w:r>
+        <w:rPr>
+          <w:rFonts w:ascii="Times New Roman" w:eastAsia="Times New Roman" w:hAnsi="Times New Roman" w:cs="Times New Roman"/>
+        </w:rPr>
+        <w:t>Vallortigara, G., Regolin, L., &amp; Marconato, F. (2005). Visually inexperienced chicks exhibit spontaneous preference for biological motion patterns. PLoS biology, 3(7), e208.</w:t>
+      </w:r>
+      <w:r>
+        <w:rPr>
+          <w:rFonts w:ascii="Times New Roman" w:eastAsia="Times New Roman" w:hAnsi="Times New Roman" w:cs="Times New Roman"/>
+        </w:rPr>
+        <w:t xml:space="preserve"> </w:t>
+      </w:r>
+      <w:hyperlink r:id="rId91" w:history="1">
         <w:r>
           <w:rPr>
             <w:rStyle w:val="Hyperlink"/>
@@ -46591,37 +44873,9 @@
         <w:rPr>
           <w:rFonts w:ascii="Times New Roman" w:eastAsia="Times New Roman" w:hAnsi="Times New Roman" w:cs="Times New Roman"/>
         </w:rPr>
-        <w:t xml:space="preserve">Van </w:t>
-      </w:r>
-      <w:proofErr w:type="spellStart"/>
-      <w:r>
-        <w:rPr>
-          <w:rFonts w:ascii="Times New Roman" w:eastAsia="Times New Roman" w:hAnsi="Times New Roman" w:cs="Times New Roman"/>
-        </w:rPr>
-        <w:t>Overwalle</w:t>
-      </w:r>
-      <w:proofErr w:type="spellEnd"/>
-      <w:r>
-        <w:rPr>
-          <w:rFonts w:ascii="Times New Roman" w:eastAsia="Times New Roman" w:hAnsi="Times New Roman" w:cs="Times New Roman"/>
-        </w:rPr>
-        <w:t xml:space="preserve">, F. (2010). Infants' teleological and belief inference: A recurrent connectionist approach to their minimal representational and computational requirements. </w:t>
-      </w:r>
-      <w:proofErr w:type="spellStart"/>
-      <w:r>
-        <w:rPr>
-          <w:rFonts w:ascii="Times New Roman" w:eastAsia="Times New Roman" w:hAnsi="Times New Roman" w:cs="Times New Roman"/>
-        </w:rPr>
-        <w:t>NeuroImage</w:t>
-      </w:r>
-      <w:proofErr w:type="spellEnd"/>
-      <w:r>
-        <w:rPr>
-          <w:rFonts w:ascii="Times New Roman" w:eastAsia="Times New Roman" w:hAnsi="Times New Roman" w:cs="Times New Roman"/>
-        </w:rPr>
-        <w:t xml:space="preserve">, 52(3), 1095-1108. </w:t>
-      </w:r>
-      <w:hyperlink r:id="rId89" w:history="1">
+        <w:t xml:space="preserve">Van Overwalle, F. (2010). Infants' teleological and belief inference: A recurrent connectionist approach to their minimal representational and computational requirements. NeuroImage, 52(3), 1095-1108. </w:t>
+      </w:r>
+      <w:hyperlink r:id="rId92" w:history="1">
         <w:r>
           <w:rPr>
             <w:rStyle w:val="Hyperlink"/>
@@ -46680,7 +44934,7 @@
         </w:rPr>
         <w:t xml:space="preserve"> </w:t>
       </w:r>
-      <w:hyperlink r:id="rId90" w:history="1">
+      <w:hyperlink r:id="rId93" w:history="1">
         <w:r>
           <w:rPr>
             <w:rStyle w:val="Hyperlink"/>
@@ -46739,7 +44993,7 @@
         </w:rPr>
         <w:t xml:space="preserve"> </w:t>
       </w:r>
-      <w:hyperlink r:id="rId91" w:history="1">
+      <w:hyperlink r:id="rId94" w:history="1">
         <w:r>
           <w:rPr>
             <w:rStyle w:val="Hyperlink"/>
@@ -46798,7 +45052,7 @@
         </w:rPr>
         <w:t xml:space="preserve"> </w:t>
       </w:r>
-      <w:hyperlink r:id="rId92" w:history="1">
+      <w:hyperlink r:id="rId95" w:history="1">
         <w:r>
           <w:rPr>
             <w:rStyle w:val="Hyperlink"/>
@@ -46857,7 +45111,7 @@
         </w:rPr>
         <w:t xml:space="preserve"> </w:t>
       </w:r>
-      <w:hyperlink r:id="rId93" w:history="1">
+      <w:hyperlink r:id="rId96" w:history="1">
         <w:r>
           <w:rPr>
             <w:rStyle w:val="Hyperlink"/>
@@ -46917,7 +45171,7 @@
         </w:rPr>
         <w:t xml:space="preserve"> </w:t>
       </w:r>
-      <w:hyperlink r:id="rId94" w:history="1">
+      <w:hyperlink r:id="rId97" w:history="1">
         <w:r>
           <w:rPr>
             <w:rStyle w:val="Hyperlink"/>
@@ -46936,33 +45190,11 @@
           <w:rFonts w:ascii="Times New Roman" w:eastAsia="Times New Roman" w:hAnsi="Times New Roman" w:cs="Times New Roman"/>
         </w:rPr>
       </w:pPr>
-      <w:proofErr w:type="spellStart"/>
-      <w:r>
-        <w:rPr>
-          <w:rFonts w:ascii="Times New Roman" w:eastAsia="Times New Roman" w:hAnsi="Times New Roman" w:cs="Times New Roman"/>
-        </w:rPr>
-        <w:t>Yermolayeva</w:t>
-      </w:r>
-      <w:proofErr w:type="spellEnd"/>
-      <w:r>
-        <w:rPr>
-          <w:rFonts w:ascii="Times New Roman" w:eastAsia="Times New Roman" w:hAnsi="Times New Roman" w:cs="Times New Roman"/>
-        </w:rPr>
-        <w:t xml:space="preserve">, Y., &amp; </w:t>
-      </w:r>
-      <w:proofErr w:type="spellStart"/>
-      <w:r>
-        <w:rPr>
-          <w:rFonts w:ascii="Times New Roman" w:eastAsia="Times New Roman" w:hAnsi="Times New Roman" w:cs="Times New Roman"/>
-        </w:rPr>
-        <w:t>Rakison</w:t>
-      </w:r>
-      <w:proofErr w:type="spellEnd"/>
-      <w:r>
-        <w:rPr>
-          <w:rFonts w:ascii="Times New Roman" w:eastAsia="Times New Roman" w:hAnsi="Times New Roman" w:cs="Times New Roman"/>
-        </w:rPr>
-        <w:t>, D. H. (2014). Connectionist modeling of developmental changes in infancy: Approaches, challenges, and contributions. </w:t>
+      <w:r>
+        <w:rPr>
+          <w:rFonts w:ascii="Times New Roman" w:eastAsia="Times New Roman" w:hAnsi="Times New Roman" w:cs="Times New Roman"/>
+        </w:rPr>
+        <w:t>Yermolayeva, Y., &amp; Rakison, D. H. (2014). Connectionist modeling of developmental changes in infancy: Approaches, challenges, and contributions. </w:t>
       </w:r>
       <w:r>
         <w:rPr>
@@ -46978,7 +45210,7 @@
         </w:rPr>
         <w:t>(1), 224–255. </w:t>
       </w:r>
-      <w:hyperlink r:id="rId95" w:tgtFrame="_blank" w:history="1">
+      <w:hyperlink r:id="rId98" w:tgtFrame="_blank" w:history="1">
         <w:r>
           <w:rPr>
             <w:rStyle w:val="Hyperlink"/>
@@ -47011,8 +45243,8 @@
       </w:pPr>
     </w:p>
     <w:sectPr>
-      <w:headerReference w:type="default" r:id="rId96"/>
-      <w:headerReference w:type="first" r:id="rId97"/>
+      <w:headerReference w:type="default" r:id="rId99"/>
+      <w:headerReference w:type="first" r:id="rId100"/>
       <w:pgSz w:w="12240" w:h="15840"/>
       <w:pgMar w:top="1440" w:right="1440" w:bottom="1440" w:left="1440" w:header="720" w:footer="720" w:gutter="0"/>
       <w:cols w:space="720"/>
@@ -47997,7 +46229,6 @@
   <w:style w:type="character" w:default="1" w:styleId="DefaultParagraphFont">
     <w:name w:val="Default Paragraph Font"/>
     <w:uiPriority w:val="1"/>
-    <w:semiHidden/>
     <w:unhideWhenUsed/>
   </w:style>
   <w:style w:type="table" w:default="1" w:styleId="TableNormal">

--- a/psychologicalReview/ms/drafts/ms04242026.docx
+++ b/psychologicalReview/ms/drafts/ms04242026.docx
@@ -400,7 +400,21 @@
         <w:rPr>
           <w:rFonts w:ascii="Times New Roman" w:hAnsi="Times New Roman" w:cs="Times New Roman"/>
         </w:rPr>
-        <w:t>(Csibra et al., 1999; Gergely et al., 1995).</w:t>
+        <w:t>(</w:t>
+      </w:r>
+      <w:proofErr w:type="spellStart"/>
+      <w:r>
+        <w:rPr>
+          <w:rFonts w:ascii="Times New Roman" w:hAnsi="Times New Roman" w:cs="Times New Roman"/>
+        </w:rPr>
+        <w:t>Csibra</w:t>
+      </w:r>
+      <w:proofErr w:type="spellEnd"/>
+      <w:r>
+        <w:rPr>
+          <w:rFonts w:ascii="Times New Roman" w:hAnsi="Times New Roman" w:cs="Times New Roman"/>
+        </w:rPr>
+        <w:t xml:space="preserve"> et al., 1999; Gergely et al., 1995).</w:t>
       </w:r>
       <w:r>
         <w:rPr>
@@ -442,7 +456,21 @@
         <w:rPr>
           <w:rFonts w:ascii="Times New Roman" w:hAnsi="Times New Roman" w:cs="Times New Roman"/>
         </w:rPr>
-        <w:t xml:space="preserve"> (VoE)</w:t>
+        <w:t xml:space="preserve"> (</w:t>
+      </w:r>
+      <w:proofErr w:type="spellStart"/>
+      <w:r>
+        <w:rPr>
+          <w:rFonts w:ascii="Times New Roman" w:hAnsi="Times New Roman" w:cs="Times New Roman"/>
+        </w:rPr>
+        <w:t>VoE</w:t>
+      </w:r>
+      <w:proofErr w:type="spellEnd"/>
+      <w:r>
+        <w:rPr>
+          <w:rFonts w:ascii="Times New Roman" w:hAnsi="Times New Roman" w:cs="Times New Roman"/>
+        </w:rPr>
+        <w:t>)</w:t>
       </w:r>
       <w:r>
         <w:rPr>
@@ -616,7 +644,21 @@
         <w:rPr>
           <w:rFonts w:ascii="Times New Roman" w:hAnsi="Times New Roman" w:cs="Times New Roman"/>
         </w:rPr>
-        <w:t xml:space="preserve"> Spelke et al., 1992), moral concepts (e.g., </w:t>
+        <w:t xml:space="preserve"> </w:t>
+      </w:r>
+      <w:proofErr w:type="spellStart"/>
+      <w:r>
+        <w:rPr>
+          <w:rFonts w:ascii="Times New Roman" w:hAnsi="Times New Roman" w:cs="Times New Roman"/>
+        </w:rPr>
+        <w:t>Spelke</w:t>
+      </w:r>
+      <w:proofErr w:type="spellEnd"/>
+      <w:r>
+        <w:rPr>
+          <w:rFonts w:ascii="Times New Roman" w:hAnsi="Times New Roman" w:cs="Times New Roman"/>
+        </w:rPr>
+        <w:t xml:space="preserve"> et al., 1992), moral concepts (e.g., </w:t>
       </w:r>
       <w:r>
         <w:rPr>
@@ -676,7 +718,21 @@
         <w:rPr>
           <w:rFonts w:ascii="Times New Roman" w:hAnsi="Times New Roman" w:cs="Times New Roman"/>
         </w:rPr>
-        <w:t>Baillargeon et al., 1985; Kellman &amp; Spelke, 1983</w:t>
+        <w:t xml:space="preserve">Baillargeon et al., 1985; Kellman &amp; </w:t>
+      </w:r>
+      <w:proofErr w:type="spellStart"/>
+      <w:r>
+        <w:rPr>
+          <w:rFonts w:ascii="Times New Roman" w:hAnsi="Times New Roman" w:cs="Times New Roman"/>
+        </w:rPr>
+        <w:t>Spelke</w:t>
+      </w:r>
+      <w:proofErr w:type="spellEnd"/>
+      <w:r>
+        <w:rPr>
+          <w:rFonts w:ascii="Times New Roman" w:hAnsi="Times New Roman" w:cs="Times New Roman"/>
+        </w:rPr>
+        <w:t>, 1983</w:t>
       </w:r>
       <w:r>
         <w:rPr>
@@ -714,12 +770,20 @@
         </w:rPr>
         <w:t xml:space="preserve"> (e.g., </w:t>
       </w:r>
+      <w:proofErr w:type="spellStart"/>
       <w:r>
         <w:rPr>
           <w:rFonts w:ascii="Times New Roman" w:hAnsi="Times New Roman" w:cs="Times New Roman"/>
         </w:rPr>
         <w:lastRenderedPageBreak/>
-        <w:t>Kotovsky &amp; Baillargeon, 1998</w:t>
+        <w:t>Kotovsky</w:t>
+      </w:r>
+      <w:proofErr w:type="spellEnd"/>
+      <w:r>
+        <w:rPr>
+          <w:rFonts w:ascii="Times New Roman" w:hAnsi="Times New Roman" w:cs="Times New Roman"/>
+        </w:rPr>
+        <w:t xml:space="preserve"> &amp; Baillargeon, 1998</w:t>
       </w:r>
       <w:r>
         <w:rPr>
@@ -731,7 +795,21 @@
         <w:rPr>
           <w:rFonts w:ascii="Times New Roman" w:hAnsi="Times New Roman" w:cs="Times New Roman"/>
         </w:rPr>
-        <w:t>; Muentener &amp; Carey, 2010</w:t>
+        <w:t xml:space="preserve">; </w:t>
+      </w:r>
+      <w:proofErr w:type="spellStart"/>
+      <w:r>
+        <w:rPr>
+          <w:rFonts w:ascii="Times New Roman" w:hAnsi="Times New Roman" w:cs="Times New Roman"/>
+        </w:rPr>
+        <w:t>Muentener</w:t>
+      </w:r>
+      <w:proofErr w:type="spellEnd"/>
+      <w:r>
+        <w:rPr>
+          <w:rFonts w:ascii="Times New Roman" w:hAnsi="Times New Roman" w:cs="Times New Roman"/>
+        </w:rPr>
+        <w:t xml:space="preserve"> &amp; Carey, 2010</w:t>
       </w:r>
       <w:r>
         <w:rPr>
@@ -825,7 +903,14 @@
         <w:rPr>
           <w:rFonts w:ascii="Times New Roman" w:hAnsi="Times New Roman" w:cs="Times New Roman"/>
         </w:rPr>
-        <w:t>Two of the first studies to use the V</w:t>
+        <w:t xml:space="preserve">Two of the first studies to use the </w:t>
+      </w:r>
+      <w:proofErr w:type="spellStart"/>
+      <w:r>
+        <w:rPr>
+          <w:rFonts w:ascii="Times New Roman" w:hAnsi="Times New Roman" w:cs="Times New Roman"/>
+        </w:rPr>
+        <w:t>V</w:t>
       </w:r>
       <w:r>
         <w:rPr>
@@ -837,7 +922,14 @@
         <w:rPr>
           <w:rFonts w:ascii="Times New Roman" w:hAnsi="Times New Roman" w:cs="Times New Roman"/>
         </w:rPr>
-        <w:t xml:space="preserve">E method to </w:t>
+        <w:t>E</w:t>
+      </w:r>
+      <w:proofErr w:type="spellEnd"/>
+      <w:r>
+        <w:rPr>
+          <w:rFonts w:ascii="Times New Roman" w:hAnsi="Times New Roman" w:cs="Times New Roman"/>
+        </w:rPr>
+        <w:t xml:space="preserve"> method to </w:t>
       </w:r>
       <w:r>
         <w:rPr>
@@ -851,6 +943,7 @@
         </w:rPr>
         <w:t xml:space="preserve"> infant action understanding </w:t>
       </w:r>
+      <w:proofErr w:type="gramStart"/>
       <w:r>
         <w:rPr>
           <w:rFonts w:ascii="Times New Roman" w:hAnsi="Times New Roman" w:cs="Times New Roman"/>
@@ -863,17 +956,40 @@
         </w:rPr>
         <w:t>were</w:t>
       </w:r>
-      <w:r>
-        <w:rPr>
-          <w:rFonts w:ascii="Times New Roman" w:hAnsi="Times New Roman" w:cs="Times New Roman"/>
-        </w:rPr>
-        <w:t xml:space="preserve"> that</w:t>
-      </w:r>
-      <w:r>
-        <w:rPr>
-          <w:rFonts w:ascii="Times New Roman" w:hAnsi="Times New Roman" w:cs="Times New Roman"/>
-        </w:rPr>
-        <w:t xml:space="preserve"> by Gergely et al. (1995) and Csibra et al. (1999).</w:t>
+      <w:proofErr w:type="gramEnd"/>
+      <w:r>
+        <w:rPr>
+          <w:rFonts w:ascii="Times New Roman" w:hAnsi="Times New Roman" w:cs="Times New Roman"/>
+        </w:rPr>
+        <w:t xml:space="preserve"> </w:t>
+      </w:r>
+      <w:proofErr w:type="gramStart"/>
+      <w:r>
+        <w:rPr>
+          <w:rFonts w:ascii="Times New Roman" w:hAnsi="Times New Roman" w:cs="Times New Roman"/>
+        </w:rPr>
+        <w:t>that</w:t>
+      </w:r>
+      <w:proofErr w:type="gramEnd"/>
+      <w:r>
+        <w:rPr>
+          <w:rFonts w:ascii="Times New Roman" w:hAnsi="Times New Roman" w:cs="Times New Roman"/>
+        </w:rPr>
+        <w:t xml:space="preserve"> by Gergely et al. (1995) and </w:t>
+      </w:r>
+      <w:proofErr w:type="spellStart"/>
+      <w:r>
+        <w:rPr>
+          <w:rFonts w:ascii="Times New Roman" w:hAnsi="Times New Roman" w:cs="Times New Roman"/>
+        </w:rPr>
+        <w:t>Csibra</w:t>
+      </w:r>
+      <w:proofErr w:type="spellEnd"/>
+      <w:r>
+        <w:rPr>
+          <w:rFonts w:ascii="Times New Roman" w:hAnsi="Times New Roman" w:cs="Times New Roman"/>
+        </w:rPr>
+        <w:t xml:space="preserve"> et al. (1999).</w:t>
       </w:r>
       <w:r>
         <w:rPr>
@@ -1115,7 +1231,63 @@
         <w:rPr>
           <w:rFonts w:ascii="Times New Roman" w:hAnsi="Times New Roman" w:cs="Times New Roman"/>
         </w:rPr>
-        <w:t>This finding has since been extended in important ways. For example, it is now known that infants’ expectation for efficient actions applies not only to people (e.g., Phillips &amp; Wellman, 2005; Sodian et al., 2004; Woodward &amp; Sommerville, 2000) and animals (e.g., Schwier et al., 2006) but also to geometric shapes (Csibra et al., 2003; Gergely et al., 1995) and inanimate objects such as robots (Kamewari et al., 2005). Additionally, although infants fail to distinguish inefficient and efficient actions if the target or goal object is absent (e.g., Phillips &amp; Wellman, 2005), they recognize that two actions can be inefficient (or efficient) even if one is more of one kind than the other (Liu &amp; Spelke, 2017).</w:t>
+        <w:t xml:space="preserve">This finding has since been extended in important ways. For example, it is now known that infants’ expectation for efficient actions applies not only to people (e.g., Phillips &amp; Wellman, 2005; </w:t>
+      </w:r>
+      <w:proofErr w:type="spellStart"/>
+      <w:r>
+        <w:rPr>
+          <w:rFonts w:ascii="Times New Roman" w:hAnsi="Times New Roman" w:cs="Times New Roman"/>
+        </w:rPr>
+        <w:t>Sodian</w:t>
+      </w:r>
+      <w:proofErr w:type="spellEnd"/>
+      <w:r>
+        <w:rPr>
+          <w:rFonts w:ascii="Times New Roman" w:hAnsi="Times New Roman" w:cs="Times New Roman"/>
+        </w:rPr>
+        <w:t xml:space="preserve"> et al., 2004; Woodward &amp; Sommerville, 2000) and animals (e.g., Schwier et al., 2006) but also to geometric shapes (</w:t>
+      </w:r>
+      <w:proofErr w:type="spellStart"/>
+      <w:r>
+        <w:rPr>
+          <w:rFonts w:ascii="Times New Roman" w:hAnsi="Times New Roman" w:cs="Times New Roman"/>
+        </w:rPr>
+        <w:t>Csibra</w:t>
+      </w:r>
+      <w:proofErr w:type="spellEnd"/>
+      <w:r>
+        <w:rPr>
+          <w:rFonts w:ascii="Times New Roman" w:hAnsi="Times New Roman" w:cs="Times New Roman"/>
+        </w:rPr>
+        <w:t xml:space="preserve"> et al., 2003; Gergely et al., 1995) and inanimate objects such as robots (</w:t>
+      </w:r>
+      <w:proofErr w:type="spellStart"/>
+      <w:r>
+        <w:rPr>
+          <w:rFonts w:ascii="Times New Roman" w:hAnsi="Times New Roman" w:cs="Times New Roman"/>
+        </w:rPr>
+        <w:t>Kamewari</w:t>
+      </w:r>
+      <w:proofErr w:type="spellEnd"/>
+      <w:r>
+        <w:rPr>
+          <w:rFonts w:ascii="Times New Roman" w:hAnsi="Times New Roman" w:cs="Times New Roman"/>
+        </w:rPr>
+        <w:t xml:space="preserve"> et al., 2005). Additionally, although infants fail to distinguish inefficient and efficient actions if the target or goal object is absent (e.g., Phillips &amp; Wellman, 2005), they recognize that two actions can be inefficient (or efficient) even if one is more of one kind than the other (Liu &amp; </w:t>
+      </w:r>
+      <w:proofErr w:type="spellStart"/>
+      <w:r>
+        <w:rPr>
+          <w:rFonts w:ascii="Times New Roman" w:hAnsi="Times New Roman" w:cs="Times New Roman"/>
+        </w:rPr>
+        <w:t>Spelke</w:t>
+      </w:r>
+      <w:proofErr w:type="spellEnd"/>
+      <w:r>
+        <w:rPr>
+          <w:rFonts w:ascii="Times New Roman" w:hAnsi="Times New Roman" w:cs="Times New Roman"/>
+        </w:rPr>
+        <w:t>, 2017).</w:t>
       </w:r>
       <w:r>
         <w:rPr>
@@ -1128,13 +1300,41 @@
           <w:rFonts w:ascii="Times New Roman" w:hAnsi="Times New Roman" w:cs="Times New Roman"/>
         </w:rPr>
         <w:lastRenderedPageBreak/>
-        <w:t xml:space="preserve">action experience (e.g., Skerry et al., 2013) or the action events themselves depict a causal interaction (e.g., Liu et al., 2019). </w:t>
-      </w:r>
-      <w:r>
-        <w:rPr>
-          <w:rFonts w:ascii="Times New Roman" w:hAnsi="Times New Roman" w:cs="Times New Roman"/>
-        </w:rPr>
-        <w:t>Beyond infants’ processing of others’ actions, research shows that how infants imitate another person’s actions depends on the constraints imposed on those actions. For example, 14-month-olds use their foreheads to activate a light if they observe a hands-free agent do the same thing</w:t>
+        <w:t xml:space="preserve">action experience (e.g., Skerry et al., 2013) or the action events themselves depict </w:t>
+      </w:r>
+      <w:proofErr w:type="gramStart"/>
+      <w:r>
+        <w:rPr>
+          <w:rFonts w:ascii="Times New Roman" w:hAnsi="Times New Roman" w:cs="Times New Roman"/>
+        </w:rPr>
+        <w:t>a causal</w:t>
+      </w:r>
+      <w:proofErr w:type="gramEnd"/>
+      <w:r>
+        <w:rPr>
+          <w:rFonts w:ascii="Times New Roman" w:hAnsi="Times New Roman" w:cs="Times New Roman"/>
+        </w:rPr>
+        <w:t xml:space="preserve"> interaction (e.g., Liu et al., 2019). </w:t>
+      </w:r>
+      <w:r>
+        <w:rPr>
+          <w:rFonts w:ascii="Times New Roman" w:hAnsi="Times New Roman" w:cs="Times New Roman"/>
+        </w:rPr>
+        <w:t xml:space="preserve">Beyond infants’ processing of others’ actions, research shows that how infants imitate another person’s actions depends on the constraints imposed on those actions. For example, 14-month-olds use their foreheads to activate </w:t>
+      </w:r>
+      <w:proofErr w:type="gramStart"/>
+      <w:r>
+        <w:rPr>
+          <w:rFonts w:ascii="Times New Roman" w:hAnsi="Times New Roman" w:cs="Times New Roman"/>
+        </w:rPr>
+        <w:t>a light</w:t>
+      </w:r>
+      <w:proofErr w:type="gramEnd"/>
+      <w:r>
+        <w:rPr>
+          <w:rFonts w:ascii="Times New Roman" w:hAnsi="Times New Roman" w:cs="Times New Roman"/>
+        </w:rPr>
+        <w:t xml:space="preserve"> if they observe a hands-free agent do the same thing</w:t>
       </w:r>
       <w:r>
         <w:rPr>
@@ -1404,7 +1604,21 @@
         <w:rPr>
           <w:rFonts w:ascii="Times New Roman" w:hAnsi="Times New Roman" w:cs="Times New Roman"/>
         </w:rPr>
-        <w:t xml:space="preserve"> (e.g., Carey, 2009; Spelke, 2022)</w:t>
+        <w:t xml:space="preserve"> (e.g., Carey, 2009; </w:t>
+      </w:r>
+      <w:proofErr w:type="spellStart"/>
+      <w:r>
+        <w:rPr>
+          <w:rFonts w:ascii="Times New Roman" w:hAnsi="Times New Roman" w:cs="Times New Roman"/>
+        </w:rPr>
+        <w:t>Spelke</w:t>
+      </w:r>
+      <w:proofErr w:type="spellEnd"/>
+      <w:r>
+        <w:rPr>
+          <w:rFonts w:ascii="Times New Roman" w:hAnsi="Times New Roman" w:cs="Times New Roman"/>
+        </w:rPr>
+        <w:t>, 2022)</w:t>
       </w:r>
       <w:r>
         <w:rPr>
@@ -1440,7 +1654,21 @@
         <w:rPr>
           <w:rFonts w:ascii="Times New Roman" w:eastAsia="Times New Roman" w:hAnsi="Times New Roman" w:cs="Times New Roman"/>
         </w:rPr>
-        <w:t xml:space="preserve"> In contrast, the core system for objects allows infants to know that objects do not move in the absence of physical contact from other objects or agents, are bounded and cohesive, and tend to move on linear trajectories.</w:t>
+        <w:t xml:space="preserve"> In contrast, the core system for objects allows infants to know that objects do not move in the absence of physical contact from other objects or agents, are </w:t>
+      </w:r>
+      <w:proofErr w:type="gramStart"/>
+      <w:r>
+        <w:rPr>
+          <w:rFonts w:ascii="Times New Roman" w:eastAsia="Times New Roman" w:hAnsi="Times New Roman" w:cs="Times New Roman"/>
+        </w:rPr>
+        <w:t>bounded</w:t>
+      </w:r>
+      <w:proofErr w:type="gramEnd"/>
+      <w:r>
+        <w:rPr>
+          <w:rFonts w:ascii="Times New Roman" w:eastAsia="Times New Roman" w:hAnsi="Times New Roman" w:cs="Times New Roman"/>
+        </w:rPr>
+        <w:t xml:space="preserve"> and cohesive, and tend to move on linear trajectories.</w:t>
       </w:r>
       <w:r>
         <w:rPr>
@@ -1519,13 +1747,41 @@
         <w:rPr>
           <w:rFonts w:ascii="Times New Roman" w:hAnsi="Times New Roman" w:cs="Times New Roman"/>
         </w:rPr>
-        <w:t xml:space="preserve">(Csibra &amp; Gergely, 1998; </w:t>
-      </w:r>
-      <w:r>
-        <w:rPr>
-          <w:rFonts w:ascii="Times New Roman" w:hAnsi="Times New Roman" w:cs="Times New Roman"/>
-        </w:rPr>
-        <w:t>Gergely &amp; Csibra, 2003</w:t>
+        <w:t>(</w:t>
+      </w:r>
+      <w:proofErr w:type="spellStart"/>
+      <w:r>
+        <w:rPr>
+          <w:rFonts w:ascii="Times New Roman" w:hAnsi="Times New Roman" w:cs="Times New Roman"/>
+        </w:rPr>
+        <w:t>Csibra</w:t>
+      </w:r>
+      <w:proofErr w:type="spellEnd"/>
+      <w:r>
+        <w:rPr>
+          <w:rFonts w:ascii="Times New Roman" w:hAnsi="Times New Roman" w:cs="Times New Roman"/>
+        </w:rPr>
+        <w:t xml:space="preserve"> &amp; Gergely, 1998; </w:t>
+      </w:r>
+      <w:r>
+        <w:rPr>
+          <w:rFonts w:ascii="Times New Roman" w:hAnsi="Times New Roman" w:cs="Times New Roman"/>
+        </w:rPr>
+        <w:t xml:space="preserve">Gergely &amp; </w:t>
+      </w:r>
+      <w:proofErr w:type="spellStart"/>
+      <w:r>
+        <w:rPr>
+          <w:rFonts w:ascii="Times New Roman" w:hAnsi="Times New Roman" w:cs="Times New Roman"/>
+        </w:rPr>
+        <w:t>Csibra</w:t>
+      </w:r>
+      <w:proofErr w:type="spellEnd"/>
+      <w:r>
+        <w:rPr>
+          <w:rFonts w:ascii="Times New Roman" w:hAnsi="Times New Roman" w:cs="Times New Roman"/>
+        </w:rPr>
+        <w:t>, 2003</w:t>
       </w:r>
       <w:r>
         <w:rPr>
@@ -1958,7 +2214,21 @@
         <w:rPr>
           <w:rFonts w:ascii="Times New Roman" w:hAnsi="Times New Roman" w:cs="Times New Roman"/>
         </w:rPr>
-        <w:t xml:space="preserve">evaluate possible plans—that is, sequences of actions that lead to a goal—and select the plan that maximizes expected subjective utilities. A </w:t>
+        <w:t xml:space="preserve">evaluate possible </w:t>
+      </w:r>
+      <w:proofErr w:type="gramStart"/>
+      <w:r>
+        <w:rPr>
+          <w:rFonts w:ascii="Times New Roman" w:hAnsi="Times New Roman" w:cs="Times New Roman"/>
+        </w:rPr>
+        <w:t>plans—</w:t>
+      </w:r>
+      <w:proofErr w:type="gramEnd"/>
+      <w:r>
+        <w:rPr>
+          <w:rFonts w:ascii="Times New Roman" w:hAnsi="Times New Roman" w:cs="Times New Roman"/>
+        </w:rPr>
+        <w:t xml:space="preserve">that is, sequences of actions that lead to a goal—and select the plan that maximizes expected subjective utilities. A </w:t>
       </w:r>
       <w:r>
         <w:rPr>
@@ -2099,6 +2369,7 @@
         </w:rPr>
         <w:t xml:space="preserve"> given different actions—that is, </w:t>
       </w:r>
+      <w:proofErr w:type="gramStart"/>
       <w:r>
         <w:rPr>
           <w:rFonts w:ascii="Times New Roman" w:hAnsi="Times New Roman" w:cs="Times New Roman"/>
@@ -2111,7 +2382,14 @@
         <w:rPr>
           <w:rFonts w:ascii="Times New Roman" w:hAnsi="Times New Roman" w:cs="Times New Roman"/>
         </w:rPr>
-        <w:t>(C, R|A)—by</w:t>
+        <w:t>(</w:t>
+      </w:r>
+      <w:proofErr w:type="gramEnd"/>
+      <w:r>
+        <w:rPr>
+          <w:rFonts w:ascii="Times New Roman" w:hAnsi="Times New Roman" w:cs="Times New Roman"/>
+        </w:rPr>
+        <w:t>C, R|A)—by</w:t>
       </w:r>
       <w:r>
         <w:rPr>
@@ -2155,6 +2433,7 @@
         </w:rPr>
         <w:t xml:space="preserve">a reward and associated cost—that is, </w:t>
       </w:r>
+      <w:proofErr w:type="gramStart"/>
       <w:r>
         <w:rPr>
           <w:rFonts w:ascii="Times New Roman" w:hAnsi="Times New Roman" w:cs="Times New Roman"/>
@@ -2169,6 +2448,7 @@
         </w:rPr>
         <w:t>(</w:t>
       </w:r>
+      <w:proofErr w:type="gramEnd"/>
       <w:r>
         <w:rPr>
           <w:rFonts w:ascii="Times New Roman" w:hAnsi="Times New Roman" w:cs="Times New Roman"/>
@@ -2221,6 +2501,7 @@
         </w:rPr>
         <w:t xml:space="preserve">that is, </w:t>
       </w:r>
+      <w:proofErr w:type="gramStart"/>
       <w:r>
         <w:rPr>
           <w:rFonts w:ascii="Times New Roman" w:hAnsi="Times New Roman" w:cs="Times New Roman"/>
@@ -2235,6 +2516,7 @@
         </w:rPr>
         <w:t>(</w:t>
       </w:r>
+      <w:proofErr w:type="gramEnd"/>
       <w:r>
         <w:rPr>
           <w:rFonts w:ascii="Times New Roman" w:hAnsi="Times New Roman" w:cs="Times New Roman"/>
@@ -2746,8 +3028,16 @@
         <w:rPr>
           <w:rFonts w:ascii="Times New Roman" w:hAnsi="Times New Roman" w:cs="Times New Roman"/>
         </w:rPr>
-        <w:t>Liu et al. (2015) argue that infants</w:t>
-      </w:r>
+        <w:t xml:space="preserve">Liu et al. (2015) argue that </w:t>
+      </w:r>
+      <w:proofErr w:type="gramStart"/>
+      <w:r>
+        <w:rPr>
+          <w:rFonts w:ascii="Times New Roman" w:hAnsi="Times New Roman" w:cs="Times New Roman"/>
+        </w:rPr>
+        <w:t>infants</w:t>
+      </w:r>
+      <w:proofErr w:type="gramEnd"/>
       <w:r>
         <w:rPr>
           <w:rFonts w:ascii="Times New Roman" w:hAnsi="Times New Roman" w:cs="Times New Roman"/>
@@ -2764,7 +3054,21 @@
         <w:rPr>
           <w:rFonts w:ascii="Times New Roman" w:hAnsi="Times New Roman" w:cs="Times New Roman"/>
         </w:rPr>
-        <w:t xml:space="preserve"> see Spelke, 2022).</w:t>
+        <w:t xml:space="preserve"> see </w:t>
+      </w:r>
+      <w:proofErr w:type="spellStart"/>
+      <w:r>
+        <w:rPr>
+          <w:rFonts w:ascii="Times New Roman" w:hAnsi="Times New Roman" w:cs="Times New Roman"/>
+        </w:rPr>
+        <w:t>Spelke</w:t>
+      </w:r>
+      <w:proofErr w:type="spellEnd"/>
+      <w:r>
+        <w:rPr>
+          <w:rFonts w:ascii="Times New Roman" w:hAnsi="Times New Roman" w:cs="Times New Roman"/>
+        </w:rPr>
+        <w:t>, 2022).</w:t>
       </w:r>
       <w:r>
         <w:rPr>
@@ -3325,21 +3629,23 @@
           <w:bCs/>
         </w:rPr>
       </w:pPr>
+      <w:proofErr w:type="gramStart"/>
       <w:r>
         <w:rPr>
           <w:rFonts w:ascii="Times New Roman" w:hAnsi="Times New Roman" w:cs="Times New Roman"/>
           <w:b/>
           <w:bCs/>
         </w:rPr>
-        <w:t xml:space="preserve">Lean </w:t>
-      </w:r>
+        <w:t>Lean</w:t>
+      </w:r>
+      <w:proofErr w:type="gramEnd"/>
       <w:r>
         <w:rPr>
           <w:rFonts w:ascii="Times New Roman" w:hAnsi="Times New Roman" w:cs="Times New Roman"/>
           <w:b/>
           <w:bCs/>
         </w:rPr>
-        <w:t xml:space="preserve">explanations for infants’ </w:t>
+        <w:t xml:space="preserve"> </w:t>
       </w:r>
       <w:r>
         <w:rPr>
@@ -3347,7 +3653,7 @@
           <w:b/>
           <w:bCs/>
         </w:rPr>
-        <w:t xml:space="preserve">looking </w:t>
+        <w:t xml:space="preserve">explanations for infants’ </w:t>
       </w:r>
       <w:r>
         <w:rPr>
@@ -3355,7 +3661,7 @@
           <w:b/>
           <w:bCs/>
         </w:rPr>
-        <w:t xml:space="preserve">behavior in </w:t>
+        <w:t xml:space="preserve">looking </w:t>
       </w:r>
       <w:r>
         <w:rPr>
@@ -3363,7 +3669,33 @@
           <w:b/>
           <w:bCs/>
         </w:rPr>
-        <w:t>studies that employ the VoE paradigm</w:t>
+        <w:t xml:space="preserve">behavior in </w:t>
+      </w:r>
+      <w:r>
+        <w:rPr>
+          <w:rFonts w:ascii="Times New Roman" w:hAnsi="Times New Roman" w:cs="Times New Roman"/>
+          <w:b/>
+          <w:bCs/>
+        </w:rPr>
+        <w:t xml:space="preserve">studies that employ the </w:t>
+      </w:r>
+      <w:proofErr w:type="spellStart"/>
+      <w:r>
+        <w:rPr>
+          <w:rFonts w:ascii="Times New Roman" w:hAnsi="Times New Roman" w:cs="Times New Roman"/>
+          <w:b/>
+          <w:bCs/>
+        </w:rPr>
+        <w:t>VoE</w:t>
+      </w:r>
+      <w:proofErr w:type="spellEnd"/>
+      <w:r>
+        <w:rPr>
+          <w:rFonts w:ascii="Times New Roman" w:hAnsi="Times New Roman" w:cs="Times New Roman"/>
+          <w:b/>
+          <w:bCs/>
+        </w:rPr>
+        <w:t xml:space="preserve"> paradigm</w:t>
       </w:r>
     </w:p>
     <w:p>
@@ -3415,7 +3747,49 @@
         <w:rPr>
           <w:rFonts w:ascii="Times New Roman" w:hAnsi="Times New Roman" w:cs="Times New Roman"/>
         </w:rPr>
-        <w:t>Quinn &amp; Eimas, 1997; Rakison &amp; Lupyan, 2008</w:t>
+        <w:t xml:space="preserve">Quinn &amp; </w:t>
+      </w:r>
+      <w:proofErr w:type="spellStart"/>
+      <w:r>
+        <w:rPr>
+          <w:rFonts w:ascii="Times New Roman" w:hAnsi="Times New Roman" w:cs="Times New Roman"/>
+        </w:rPr>
+        <w:t>Eimas</w:t>
+      </w:r>
+      <w:proofErr w:type="spellEnd"/>
+      <w:r>
+        <w:rPr>
+          <w:rFonts w:ascii="Times New Roman" w:hAnsi="Times New Roman" w:cs="Times New Roman"/>
+        </w:rPr>
+        <w:t xml:space="preserve">, 1997; </w:t>
+      </w:r>
+      <w:proofErr w:type="spellStart"/>
+      <w:r>
+        <w:rPr>
+          <w:rFonts w:ascii="Times New Roman" w:hAnsi="Times New Roman" w:cs="Times New Roman"/>
+        </w:rPr>
+        <w:t>Rakison</w:t>
+      </w:r>
+      <w:proofErr w:type="spellEnd"/>
+      <w:r>
+        <w:rPr>
+          <w:rFonts w:ascii="Times New Roman" w:hAnsi="Times New Roman" w:cs="Times New Roman"/>
+        </w:rPr>
+        <w:t xml:space="preserve"> &amp; </w:t>
+      </w:r>
+      <w:proofErr w:type="spellStart"/>
+      <w:r>
+        <w:rPr>
+          <w:rFonts w:ascii="Times New Roman" w:hAnsi="Times New Roman" w:cs="Times New Roman"/>
+        </w:rPr>
+        <w:t>Lupyan</w:t>
+      </w:r>
+      <w:proofErr w:type="spellEnd"/>
+      <w:r>
+        <w:rPr>
+          <w:rFonts w:ascii="Times New Roman" w:hAnsi="Times New Roman" w:cs="Times New Roman"/>
+        </w:rPr>
+        <w:t>, 2008</w:t>
       </w:r>
       <w:r>
         <w:rPr>
@@ -3469,7 +3843,21 @@
         <w:rPr>
           <w:rFonts w:ascii="Times New Roman" w:hAnsi="Times New Roman" w:cs="Times New Roman"/>
         </w:rPr>
-        <w:t>in VoE studies</w:t>
+        <w:t xml:space="preserve">in </w:t>
+      </w:r>
+      <w:proofErr w:type="spellStart"/>
+      <w:r>
+        <w:rPr>
+          <w:rFonts w:ascii="Times New Roman" w:hAnsi="Times New Roman" w:cs="Times New Roman"/>
+        </w:rPr>
+        <w:t>VoE</w:t>
+      </w:r>
+      <w:proofErr w:type="spellEnd"/>
+      <w:r>
+        <w:rPr>
+          <w:rFonts w:ascii="Times New Roman" w:hAnsi="Times New Roman" w:cs="Times New Roman"/>
+        </w:rPr>
+        <w:t xml:space="preserve"> studies</w:t>
       </w:r>
       <w:r>
         <w:rPr>
@@ -3710,7 +4098,21 @@
         <w:rPr>
           <w:rFonts w:ascii="Times New Roman" w:hAnsi="Times New Roman" w:cs="Times New Roman"/>
         </w:rPr>
-        <w:t xml:space="preserve"> concepts for animates and inanimates are formed much more slowly than the available data may suggest.</w:t>
+        <w:t xml:space="preserve"> concepts for animates and </w:t>
+      </w:r>
+      <w:proofErr w:type="spellStart"/>
+      <w:r>
+        <w:rPr>
+          <w:rFonts w:ascii="Times New Roman" w:hAnsi="Times New Roman" w:cs="Times New Roman"/>
+        </w:rPr>
+        <w:t>inanimates</w:t>
+      </w:r>
+      <w:proofErr w:type="spellEnd"/>
+      <w:r>
+        <w:rPr>
+          <w:rFonts w:ascii="Times New Roman" w:hAnsi="Times New Roman" w:cs="Times New Roman"/>
+        </w:rPr>
+        <w:t xml:space="preserve"> are formed much more slowly than the available data may suggest.</w:t>
       </w:r>
       <w:r>
         <w:rPr>
@@ -3752,7 +4154,21 @@
         <w:rPr>
           <w:rFonts w:ascii="Times New Roman" w:hAnsi="Times New Roman" w:cs="Times New Roman"/>
         </w:rPr>
-        <w:t xml:space="preserve"> that infants’ behaviors in VoE studies do not reflect sophisticated adult-like abilities</w:t>
+        <w:t xml:space="preserve"> that infants’ behaviors in </w:t>
+      </w:r>
+      <w:proofErr w:type="spellStart"/>
+      <w:r>
+        <w:rPr>
+          <w:rFonts w:ascii="Times New Roman" w:hAnsi="Times New Roman" w:cs="Times New Roman"/>
+        </w:rPr>
+        <w:t>VoE</w:t>
+      </w:r>
+      <w:proofErr w:type="spellEnd"/>
+      <w:r>
+        <w:rPr>
+          <w:rFonts w:ascii="Times New Roman" w:hAnsi="Times New Roman" w:cs="Times New Roman"/>
+        </w:rPr>
+        <w:t xml:space="preserve"> studies do not reflect sophisticated adult-like abilities</w:t>
       </w:r>
       <w:r>
         <w:rPr>
@@ -3960,7 +4376,21 @@
         <w:rPr>
           <w:rFonts w:ascii="Times New Roman" w:hAnsi="Times New Roman" w:cs="Times New Roman"/>
         </w:rPr>
-        <w:t xml:space="preserve">infants’ looking behaviors in VoE studies, it can </w:t>
+        <w:t xml:space="preserve">infants’ looking behaviors in </w:t>
+      </w:r>
+      <w:proofErr w:type="spellStart"/>
+      <w:r>
+        <w:rPr>
+          <w:rFonts w:ascii="Times New Roman" w:hAnsi="Times New Roman" w:cs="Times New Roman"/>
+        </w:rPr>
+        <w:t>VoE</w:t>
+      </w:r>
+      <w:proofErr w:type="spellEnd"/>
+      <w:r>
+        <w:rPr>
+          <w:rFonts w:ascii="Times New Roman" w:hAnsi="Times New Roman" w:cs="Times New Roman"/>
+        </w:rPr>
+        <w:t xml:space="preserve"> studies, it can </w:t>
       </w:r>
       <w:r>
         <w:rPr>
@@ -4297,7 +4727,21 @@
         <w:rPr>
           <w:rFonts w:ascii="Times New Roman" w:hAnsi="Times New Roman" w:cs="Times New Roman"/>
         </w:rPr>
-        <w:t>Infants showed this same pattern of looking when the actor held a false belief. Onishi and Baillargeon (2005) interpreted these results to mean that infant</w:t>
+        <w:t xml:space="preserve">Infants showed this same pattern of </w:t>
+      </w:r>
+      <w:proofErr w:type="gramStart"/>
+      <w:r>
+        <w:rPr>
+          <w:rFonts w:ascii="Times New Roman" w:hAnsi="Times New Roman" w:cs="Times New Roman"/>
+        </w:rPr>
+        <w:t>looking</w:t>
+      </w:r>
+      <w:proofErr w:type="gramEnd"/>
+      <w:r>
+        <w:rPr>
+          <w:rFonts w:ascii="Times New Roman" w:hAnsi="Times New Roman" w:cs="Times New Roman"/>
+        </w:rPr>
+        <w:t xml:space="preserve"> when the actor held a false belief. Onishi and Baillargeon (2005) interpreted these results to mean that infant</w:t>
       </w:r>
       <w:r>
         <w:rPr>
@@ -4535,7 +4979,35 @@
         <w:rPr>
           <w:rFonts w:ascii="Times New Roman" w:hAnsi="Times New Roman" w:cs="Times New Roman"/>
         </w:rPr>
-        <w:t xml:space="preserve"> simple actor-toy-yellow-box association. </w:t>
+        <w:t xml:space="preserve"> </w:t>
+      </w:r>
+      <w:proofErr w:type="gramStart"/>
+      <w:r>
+        <w:rPr>
+          <w:rFonts w:ascii="Times New Roman" w:hAnsi="Times New Roman" w:cs="Times New Roman"/>
+        </w:rPr>
+        <w:t>simple actor-</w:t>
+      </w:r>
+      <w:proofErr w:type="gramEnd"/>
+      <w:r>
+        <w:rPr>
+          <w:rFonts w:ascii="Times New Roman" w:hAnsi="Times New Roman" w:cs="Times New Roman"/>
+        </w:rPr>
+        <w:t>toy-</w:t>
+      </w:r>
+      <w:proofErr w:type="gramStart"/>
+      <w:r>
+        <w:rPr>
+          <w:rFonts w:ascii="Times New Roman" w:hAnsi="Times New Roman" w:cs="Times New Roman"/>
+        </w:rPr>
+        <w:t>yellow-box</w:t>
+      </w:r>
+      <w:proofErr w:type="gramEnd"/>
+      <w:r>
+        <w:rPr>
+          <w:rFonts w:ascii="Times New Roman" w:hAnsi="Times New Roman" w:cs="Times New Roman"/>
+        </w:rPr>
+        <w:t xml:space="preserve"> association. </w:t>
       </w:r>
       <w:r>
         <w:rPr>
@@ -4650,7 +5122,21 @@
         <w:rPr>
           <w:rFonts w:ascii="Times New Roman" w:hAnsi="Times New Roman" w:cs="Times New Roman"/>
         </w:rPr>
-        <w:t xml:space="preserve"> to explain infants’ looking behaviors in this study</w:t>
+        <w:t xml:space="preserve"> to explain infants</w:t>
+      </w:r>
+      <w:proofErr w:type="gramStart"/>
+      <w:r>
+        <w:rPr>
+          <w:rFonts w:ascii="Times New Roman" w:hAnsi="Times New Roman" w:cs="Times New Roman"/>
+        </w:rPr>
+        <w:t>’ looking</w:t>
+      </w:r>
+      <w:proofErr w:type="gramEnd"/>
+      <w:r>
+        <w:rPr>
+          <w:rFonts w:ascii="Times New Roman" w:hAnsi="Times New Roman" w:cs="Times New Roman"/>
+        </w:rPr>
+        <w:t xml:space="preserve"> behaviors in this study</w:t>
       </w:r>
       <w:r>
         <w:rPr>
@@ -4690,7 +5176,21 @@
         <w:rPr>
           <w:rFonts w:ascii="Times New Roman" w:hAnsi="Times New Roman" w:cs="Times New Roman"/>
         </w:rPr>
-        <w:t xml:space="preserve"> other VoE studies</w:t>
+        <w:t xml:space="preserve"> other </w:t>
+      </w:r>
+      <w:proofErr w:type="spellStart"/>
+      <w:r>
+        <w:rPr>
+          <w:rFonts w:ascii="Times New Roman" w:hAnsi="Times New Roman" w:cs="Times New Roman"/>
+        </w:rPr>
+        <w:t>VoE</w:t>
+      </w:r>
+      <w:proofErr w:type="spellEnd"/>
+      <w:r>
+        <w:rPr>
+          <w:rFonts w:ascii="Times New Roman" w:hAnsi="Times New Roman" w:cs="Times New Roman"/>
+        </w:rPr>
+        <w:t xml:space="preserve"> studies</w:t>
       </w:r>
       <w:r>
         <w:rPr>
@@ -4930,7 +5430,21 @@
         <w:rPr>
           <w:rFonts w:ascii="Times New Roman" w:hAnsi="Times New Roman" w:cs="Times New Roman"/>
         </w:rPr>
-        <w:t xml:space="preserve"> Schlingloff et al., 2020)</w:t>
+        <w:t xml:space="preserve"> </w:t>
+      </w:r>
+      <w:proofErr w:type="spellStart"/>
+      <w:r>
+        <w:rPr>
+          <w:rFonts w:ascii="Times New Roman" w:hAnsi="Times New Roman" w:cs="Times New Roman"/>
+        </w:rPr>
+        <w:t>Schlingloff</w:t>
+      </w:r>
+      <w:proofErr w:type="spellEnd"/>
+      <w:r>
+        <w:rPr>
+          <w:rFonts w:ascii="Times New Roman" w:hAnsi="Times New Roman" w:cs="Times New Roman"/>
+        </w:rPr>
+        <w:t xml:space="preserve"> et al., 2020)</w:t>
       </w:r>
       <w:r>
         <w:rPr>
@@ -5014,7 +5528,21 @@
         <w:rPr>
           <w:rFonts w:ascii="Times New Roman" w:hAnsi="Times New Roman" w:cs="Times New Roman"/>
         </w:rPr>
-        <w:t>(e.g., Powell &amp; Spelke, 2018),</w:t>
+        <w:t xml:space="preserve">(e.g., Powell &amp; </w:t>
+      </w:r>
+      <w:proofErr w:type="spellStart"/>
+      <w:r>
+        <w:rPr>
+          <w:rFonts w:ascii="Times New Roman" w:hAnsi="Times New Roman" w:cs="Times New Roman"/>
+        </w:rPr>
+        <w:t>Spelke</w:t>
+      </w:r>
+      <w:proofErr w:type="spellEnd"/>
+      <w:r>
+        <w:rPr>
+          <w:rFonts w:ascii="Times New Roman" w:hAnsi="Times New Roman" w:cs="Times New Roman"/>
+        </w:rPr>
+        <w:t>, 2018),</w:t>
       </w:r>
       <w:r>
         <w:rPr>
@@ -5285,7 +5813,21 @@
         <w:rPr>
           <w:rFonts w:ascii="Times New Roman" w:hAnsi="Times New Roman" w:cs="Times New Roman"/>
         </w:rPr>
-        <w:t xml:space="preserve"> Bogartz et al., 2000;</w:t>
+        <w:t xml:space="preserve"> </w:t>
+      </w:r>
+      <w:proofErr w:type="spellStart"/>
+      <w:r>
+        <w:rPr>
+          <w:rFonts w:ascii="Times New Roman" w:hAnsi="Times New Roman" w:cs="Times New Roman"/>
+        </w:rPr>
+        <w:t>Bogartz</w:t>
+      </w:r>
+      <w:proofErr w:type="spellEnd"/>
+      <w:r>
+        <w:rPr>
+          <w:rFonts w:ascii="Times New Roman" w:hAnsi="Times New Roman" w:cs="Times New Roman"/>
+        </w:rPr>
+        <w:t xml:space="preserve"> et al., 2000;</w:t>
       </w:r>
       <w:r>
         <w:rPr>
@@ -5393,7 +5935,35 @@
         <w:rPr>
           <w:rFonts w:ascii="Times New Roman" w:hAnsi="Times New Roman" w:cs="Times New Roman"/>
         </w:rPr>
-        <w:t xml:space="preserve"> increased looking to the perceptually novel test event</w:t>
+        <w:t xml:space="preserve"> increased </w:t>
+      </w:r>
+      <w:proofErr w:type="gramStart"/>
+      <w:r>
+        <w:rPr>
+          <w:rFonts w:ascii="Times New Roman" w:hAnsi="Times New Roman" w:cs="Times New Roman"/>
+        </w:rPr>
+        <w:t>looking</w:t>
+      </w:r>
+      <w:proofErr w:type="gramEnd"/>
+      <w:r>
+        <w:rPr>
+          <w:rFonts w:ascii="Times New Roman" w:hAnsi="Times New Roman" w:cs="Times New Roman"/>
+        </w:rPr>
+        <w:t xml:space="preserve"> </w:t>
+      </w:r>
+      <w:proofErr w:type="gramStart"/>
+      <w:r>
+        <w:rPr>
+          <w:rFonts w:ascii="Times New Roman" w:hAnsi="Times New Roman" w:cs="Times New Roman"/>
+        </w:rPr>
+        <w:t>to</w:t>
+      </w:r>
+      <w:proofErr w:type="gramEnd"/>
+      <w:r>
+        <w:rPr>
+          <w:rFonts w:ascii="Times New Roman" w:hAnsi="Times New Roman" w:cs="Times New Roman"/>
+        </w:rPr>
+        <w:t xml:space="preserve"> the perceptually novel test event</w:t>
       </w:r>
       <w:r>
         <w:rPr>
@@ -5487,7 +6057,21 @@
         <w:rPr>
           <w:rFonts w:ascii="Times New Roman" w:hAnsi="Times New Roman" w:cs="Times New Roman"/>
         </w:rPr>
-        <w:t xml:space="preserve"> infants’ looking behaviors in VoE studies. Instead, these accounts </w:t>
+        <w:t xml:space="preserve"> infants’ looking behaviors in </w:t>
+      </w:r>
+      <w:proofErr w:type="spellStart"/>
+      <w:r>
+        <w:rPr>
+          <w:rFonts w:ascii="Times New Roman" w:hAnsi="Times New Roman" w:cs="Times New Roman"/>
+        </w:rPr>
+        <w:t>VoE</w:t>
+      </w:r>
+      <w:proofErr w:type="spellEnd"/>
+      <w:r>
+        <w:rPr>
+          <w:rFonts w:ascii="Times New Roman" w:hAnsi="Times New Roman" w:cs="Times New Roman"/>
+        </w:rPr>
+        <w:t xml:space="preserve"> studies. Instead, these accounts </w:t>
       </w:r>
       <w:r>
         <w:rPr>
@@ -5761,7 +6345,21 @@
         <w:rPr>
           <w:rFonts w:ascii="Times New Roman" w:hAnsi="Times New Roman" w:cs="Times New Roman"/>
         </w:rPr>
-        <w:t xml:space="preserve"> has shown, there have been many attempts to explain infants’ looking behaviors in VoE studies from a lean perspective. However, efforts to explain </w:t>
+        <w:t xml:space="preserve"> has shown, there have been many attempts to explain infants’ looking behaviors in </w:t>
+      </w:r>
+      <w:proofErr w:type="spellStart"/>
+      <w:r>
+        <w:rPr>
+          <w:rFonts w:ascii="Times New Roman" w:hAnsi="Times New Roman" w:cs="Times New Roman"/>
+        </w:rPr>
+        <w:t>VoE</w:t>
+      </w:r>
+      <w:proofErr w:type="spellEnd"/>
+      <w:r>
+        <w:rPr>
+          <w:rFonts w:ascii="Times New Roman" w:hAnsi="Times New Roman" w:cs="Times New Roman"/>
+        </w:rPr>
+        <w:t xml:space="preserve"> studies from a lean perspective. However, efforts to explain </w:t>
       </w:r>
       <w:r>
         <w:rPr>
@@ -5791,13 +6389,27 @@
         <w:rPr>
           <w:rFonts w:ascii="Times New Roman" w:hAnsi="Times New Roman" w:cs="Times New Roman"/>
         </w:rPr>
-        <w:t>action understanding</w:t>
-      </w:r>
-      <w:r>
-        <w:rPr>
-          <w:rFonts w:ascii="Times New Roman" w:hAnsi="Times New Roman" w:cs="Times New Roman"/>
-        </w:rPr>
-        <w:t>—that is, the ability to discriminate efficient and inefficient actions—</w:t>
+        <w:t xml:space="preserve">action </w:t>
+      </w:r>
+      <w:proofErr w:type="gramStart"/>
+      <w:r>
+        <w:rPr>
+          <w:rFonts w:ascii="Times New Roman" w:hAnsi="Times New Roman" w:cs="Times New Roman"/>
+        </w:rPr>
+        <w:t>understanding</w:t>
+      </w:r>
+      <w:r>
+        <w:rPr>
+          <w:rFonts w:ascii="Times New Roman" w:hAnsi="Times New Roman" w:cs="Times New Roman"/>
+        </w:rPr>
+        <w:t>—</w:t>
+      </w:r>
+      <w:proofErr w:type="gramEnd"/>
+      <w:r>
+        <w:rPr>
+          <w:rFonts w:ascii="Times New Roman" w:hAnsi="Times New Roman" w:cs="Times New Roman"/>
+        </w:rPr>
+        <w:t>that is, the ability to discriminate efficient and inefficient actions—</w:t>
       </w:r>
       <w:r>
         <w:rPr>
@@ -5854,11 +6466,19 @@
         </w:rPr>
         <w:t xml:space="preserve">proposal put forward by </w:t>
       </w:r>
-      <w:r>
-        <w:rPr>
-          <w:rFonts w:ascii="Times New Roman" w:hAnsi="Times New Roman" w:cs="Times New Roman"/>
-        </w:rPr>
-        <w:t>Overwalle (2010)</w:t>
+      <w:proofErr w:type="spellStart"/>
+      <w:r>
+        <w:rPr>
+          <w:rFonts w:ascii="Times New Roman" w:hAnsi="Times New Roman" w:cs="Times New Roman"/>
+        </w:rPr>
+        <w:t>Overwalle</w:t>
+      </w:r>
+      <w:proofErr w:type="spellEnd"/>
+      <w:r>
+        <w:rPr>
+          <w:rFonts w:ascii="Times New Roman" w:hAnsi="Times New Roman" w:cs="Times New Roman"/>
+        </w:rPr>
+        <w:t xml:space="preserve"> (2010)</w:t>
       </w:r>
       <w:r>
         <w:rPr>
@@ -5908,11 +6528,19 @@
         </w:rPr>
         <w:t xml:space="preserve"> of efficiency—</w:t>
       </w:r>
-      <w:r>
-        <w:rPr>
-          <w:rFonts w:ascii="Times New Roman" w:hAnsi="Times New Roman" w:cs="Times New Roman"/>
-        </w:rPr>
-        <w:t>Overwalle’s (2010) position</w:t>
+      <w:proofErr w:type="spellStart"/>
+      <w:r>
+        <w:rPr>
+          <w:rFonts w:ascii="Times New Roman" w:hAnsi="Times New Roman" w:cs="Times New Roman"/>
+        </w:rPr>
+        <w:t>Overwalle’s</w:t>
+      </w:r>
+      <w:proofErr w:type="spellEnd"/>
+      <w:r>
+        <w:rPr>
+          <w:rFonts w:ascii="Times New Roman" w:hAnsi="Times New Roman" w:cs="Times New Roman"/>
+        </w:rPr>
+        <w:t xml:space="preserve"> (2010) position</w:t>
       </w:r>
       <w:r>
         <w:rPr>
@@ -6002,7 +6630,21 @@
         <w:rPr>
           <w:rFonts w:ascii="Times New Roman" w:hAnsi="Times New Roman" w:cs="Times New Roman"/>
         </w:rPr>
-        <w:t xml:space="preserve">. Overwalle (2010) argued that </w:t>
+        <w:t xml:space="preserve">. </w:t>
+      </w:r>
+      <w:proofErr w:type="spellStart"/>
+      <w:r>
+        <w:rPr>
+          <w:rFonts w:ascii="Times New Roman" w:hAnsi="Times New Roman" w:cs="Times New Roman"/>
+        </w:rPr>
+        <w:t>Overwalle</w:t>
+      </w:r>
+      <w:proofErr w:type="spellEnd"/>
+      <w:r>
+        <w:rPr>
+          <w:rFonts w:ascii="Times New Roman" w:hAnsi="Times New Roman" w:cs="Times New Roman"/>
+        </w:rPr>
+        <w:t xml:space="preserve"> (2010) argued that </w:t>
       </w:r>
       <w:r>
         <w:rPr>
@@ -6050,7 +6692,21 @@
         <w:rPr>
           <w:rFonts w:ascii="Times New Roman" w:hAnsi="Times New Roman" w:cs="Times New Roman"/>
         </w:rPr>
-        <w:t>infants watch agents follow particular paths to obtain a goal</w:t>
+        <w:t xml:space="preserve">infants watch agents follow </w:t>
+      </w:r>
+      <w:proofErr w:type="gramStart"/>
+      <w:r>
+        <w:rPr>
+          <w:rFonts w:ascii="Times New Roman" w:hAnsi="Times New Roman" w:cs="Times New Roman"/>
+        </w:rPr>
+        <w:t>particular paths</w:t>
+      </w:r>
+      <w:proofErr w:type="gramEnd"/>
+      <w:r>
+        <w:rPr>
+          <w:rFonts w:ascii="Times New Roman" w:hAnsi="Times New Roman" w:cs="Times New Roman"/>
+        </w:rPr>
+        <w:t xml:space="preserve"> to obtain a goal</w:t>
       </w:r>
       <w:r>
         <w:rPr>
@@ -6124,11 +6780,19 @@
         </w:rPr>
         <w:t xml:space="preserve">unfolds. A potentially helpful way to capture </w:t>
       </w:r>
-      <w:r>
-        <w:rPr>
-          <w:rFonts w:ascii="Times New Roman" w:hAnsi="Times New Roman" w:cs="Times New Roman"/>
-        </w:rPr>
-        <w:t xml:space="preserve">Overwalle’s perspective is to </w:t>
+      <w:proofErr w:type="spellStart"/>
+      <w:r>
+        <w:rPr>
+          <w:rFonts w:ascii="Times New Roman" w:hAnsi="Times New Roman" w:cs="Times New Roman"/>
+        </w:rPr>
+        <w:t>Overwalle’s</w:t>
+      </w:r>
+      <w:proofErr w:type="spellEnd"/>
+      <w:r>
+        <w:rPr>
+          <w:rFonts w:ascii="Times New Roman" w:hAnsi="Times New Roman" w:cs="Times New Roman"/>
+        </w:rPr>
+        <w:t xml:space="preserve"> perspective is to </w:t>
       </w:r>
       <w:r>
         <w:rPr>
@@ -6210,7 +6874,21 @@
         <w:rPr>
           <w:rFonts w:ascii="Times New Roman" w:hAnsi="Times New Roman" w:cs="Times New Roman"/>
         </w:rPr>
-        <w:t xml:space="preserve"> Overwalle (2010)</w:t>
+        <w:t xml:space="preserve"> </w:t>
+      </w:r>
+      <w:proofErr w:type="spellStart"/>
+      <w:r>
+        <w:rPr>
+          <w:rFonts w:ascii="Times New Roman" w:hAnsi="Times New Roman" w:cs="Times New Roman"/>
+        </w:rPr>
+        <w:t>Overwalle</w:t>
+      </w:r>
+      <w:proofErr w:type="spellEnd"/>
+      <w:r>
+        <w:rPr>
+          <w:rFonts w:ascii="Times New Roman" w:hAnsi="Times New Roman" w:cs="Times New Roman"/>
+        </w:rPr>
+        <w:t xml:space="preserve"> (2010)</w:t>
       </w:r>
       <w:r>
         <w:rPr>
@@ -6240,7 +6918,21 @@
         <w:rPr>
           <w:rFonts w:ascii="Times New Roman" w:hAnsi="Times New Roman" w:cs="Times New Roman"/>
         </w:rPr>
-        <w:t>’ looking behaviors in Gergely et al. (2010). The model itself—which was a</w:t>
+        <w:t xml:space="preserve">’ looking behaviors in Gergely et al. (2010). The model </w:t>
+      </w:r>
+      <w:proofErr w:type="gramStart"/>
+      <w:r>
+        <w:rPr>
+          <w:rFonts w:ascii="Times New Roman" w:hAnsi="Times New Roman" w:cs="Times New Roman"/>
+        </w:rPr>
+        <w:t>itself—</w:t>
+      </w:r>
+      <w:proofErr w:type="gramEnd"/>
+      <w:r>
+        <w:rPr>
+          <w:rFonts w:ascii="Times New Roman" w:hAnsi="Times New Roman" w:cs="Times New Roman"/>
+        </w:rPr>
+        <w:t>which was a</w:t>
       </w:r>
       <w:r>
         <w:rPr>
@@ -6331,7 +7023,21 @@
         <w:rPr>
           <w:rFonts w:ascii="Times New Roman" w:hAnsi="Times New Roman" w:cs="Times New Roman"/>
         </w:rPr>
-        <w:t xml:space="preserve"> stipulated by Overwalle’s (2010) account</w:t>
+        <w:t xml:space="preserve"> stipulated by </w:t>
+      </w:r>
+      <w:proofErr w:type="spellStart"/>
+      <w:r>
+        <w:rPr>
+          <w:rFonts w:ascii="Times New Roman" w:hAnsi="Times New Roman" w:cs="Times New Roman"/>
+        </w:rPr>
+        <w:t>Overwalle’s</w:t>
+      </w:r>
+      <w:proofErr w:type="spellEnd"/>
+      <w:r>
+        <w:rPr>
+          <w:rFonts w:ascii="Times New Roman" w:hAnsi="Times New Roman" w:cs="Times New Roman"/>
+        </w:rPr>
+        <w:t xml:space="preserve"> (2010) account</w:t>
       </w:r>
       <w:r>
         <w:rPr>
@@ -6409,7 +7115,21 @@
         <w:rPr>
           <w:rFonts w:ascii="Times New Roman" w:hAnsi="Times New Roman" w:cs="Times New Roman"/>
         </w:rPr>
-        <w:t xml:space="preserve"> occurred over an obstacle for networks in the Experimental condition</w:t>
+        <w:t xml:space="preserve"> occurred over an obstacle for networks in </w:t>
+      </w:r>
+      <w:proofErr w:type="gramStart"/>
+      <w:r>
+        <w:rPr>
+          <w:rFonts w:ascii="Times New Roman" w:hAnsi="Times New Roman" w:cs="Times New Roman"/>
+        </w:rPr>
+        <w:t>the Experimental</w:t>
+      </w:r>
+      <w:proofErr w:type="gramEnd"/>
+      <w:r>
+        <w:rPr>
+          <w:rFonts w:ascii="Times New Roman" w:hAnsi="Times New Roman" w:cs="Times New Roman"/>
+        </w:rPr>
+        <w:t xml:space="preserve"> condition</w:t>
       </w:r>
       <w:r>
         <w:rPr>
@@ -6433,7 +7153,21 @@
         <w:rPr>
           <w:rFonts w:ascii="Times New Roman" w:hAnsi="Times New Roman" w:cs="Times New Roman"/>
         </w:rPr>
-        <w:t xml:space="preserve"> the Control condition.</w:t>
+        <w:t xml:space="preserve"> </w:t>
+      </w:r>
+      <w:proofErr w:type="gramStart"/>
+      <w:r>
+        <w:rPr>
+          <w:rFonts w:ascii="Times New Roman" w:hAnsi="Times New Roman" w:cs="Times New Roman"/>
+        </w:rPr>
+        <w:t>the Control</w:t>
+      </w:r>
+      <w:proofErr w:type="gramEnd"/>
+      <w:r>
+        <w:rPr>
+          <w:rFonts w:ascii="Times New Roman" w:hAnsi="Times New Roman" w:cs="Times New Roman"/>
+        </w:rPr>
+        <w:t xml:space="preserve"> condition.</w:t>
       </w:r>
       <w:r>
         <w:rPr>
@@ -6517,7 +7251,21 @@
         <w:rPr>
           <w:rFonts w:ascii="Times New Roman" w:hAnsi="Times New Roman" w:cs="Times New Roman"/>
         </w:rPr>
-        <w:t xml:space="preserve">Greater activation of these units was interpreted as lower looking times. Overwalle (2010) found that networks in the Experimental condition produced less activation (i.e., greater looking) to the </w:t>
+        <w:t xml:space="preserve">Greater activation of these units was interpreted as lower looking times. </w:t>
+      </w:r>
+      <w:proofErr w:type="spellStart"/>
+      <w:r>
+        <w:rPr>
+          <w:rFonts w:ascii="Times New Roman" w:hAnsi="Times New Roman" w:cs="Times New Roman"/>
+        </w:rPr>
+        <w:t>Overwalle</w:t>
+      </w:r>
+      <w:proofErr w:type="spellEnd"/>
+      <w:r>
+        <w:rPr>
+          <w:rFonts w:ascii="Times New Roman" w:hAnsi="Times New Roman" w:cs="Times New Roman"/>
+        </w:rPr>
+        <w:t xml:space="preserve"> (2010) found that networks in the Experimental condition produced less activation (i.e., greater looking) to the </w:t>
       </w:r>
       <w:r>
         <w:rPr>
@@ -6547,7 +7295,49 @@
         <w:rPr>
           <w:rFonts w:ascii="Times New Roman" w:hAnsi="Times New Roman" w:cs="Times New Roman"/>
         </w:rPr>
-        <w:t>. These results mirror infants’ looking performance in Gergely et al. (1995). The fact that the model’s performance mirrored infants’ suggests that Overwalle’s account is sufficient to explain how infants process efficient and inefficient actions</w:t>
+        <w:t>. These results mirror infants</w:t>
+      </w:r>
+      <w:proofErr w:type="gramStart"/>
+      <w:r>
+        <w:rPr>
+          <w:rFonts w:ascii="Times New Roman" w:hAnsi="Times New Roman" w:cs="Times New Roman"/>
+        </w:rPr>
+        <w:t>’ looking</w:t>
+      </w:r>
+      <w:proofErr w:type="gramEnd"/>
+      <w:r>
+        <w:rPr>
+          <w:rFonts w:ascii="Times New Roman" w:hAnsi="Times New Roman" w:cs="Times New Roman"/>
+        </w:rPr>
+        <w:t xml:space="preserve"> performance in Gergely et al. (1995). The fact that the model’s performance mirrored </w:t>
+      </w:r>
+      <w:proofErr w:type="gramStart"/>
+      <w:r>
+        <w:rPr>
+          <w:rFonts w:ascii="Times New Roman" w:hAnsi="Times New Roman" w:cs="Times New Roman"/>
+        </w:rPr>
+        <w:t>infants’</w:t>
+      </w:r>
+      <w:proofErr w:type="gramEnd"/>
+      <w:r>
+        <w:rPr>
+          <w:rFonts w:ascii="Times New Roman" w:hAnsi="Times New Roman" w:cs="Times New Roman"/>
+        </w:rPr>
+        <w:t xml:space="preserve"> suggests that </w:t>
+      </w:r>
+      <w:proofErr w:type="spellStart"/>
+      <w:r>
+        <w:rPr>
+          <w:rFonts w:ascii="Times New Roman" w:hAnsi="Times New Roman" w:cs="Times New Roman"/>
+        </w:rPr>
+        <w:t>Overwalle’s</w:t>
+      </w:r>
+      <w:proofErr w:type="spellEnd"/>
+      <w:r>
+        <w:rPr>
+          <w:rFonts w:ascii="Times New Roman" w:hAnsi="Times New Roman" w:cs="Times New Roman"/>
+        </w:rPr>
+        <w:t xml:space="preserve"> account is sufficient to explain how infants process efficient and inefficient actions</w:t>
       </w:r>
       <w:r>
         <w:rPr>
@@ -6601,11 +7391,19 @@
         </w:rPr>
         <w:t xml:space="preserve"> </w:t>
       </w:r>
-      <w:r>
-        <w:rPr>
-          <w:rFonts w:ascii="Times New Roman" w:hAnsi="Times New Roman" w:cs="Times New Roman"/>
-        </w:rPr>
-        <w:t>Overwalle’s (2010) account is sufficient to explain how infants process efficient and inefficient actions</w:t>
+      <w:proofErr w:type="spellStart"/>
+      <w:r>
+        <w:rPr>
+          <w:rFonts w:ascii="Times New Roman" w:hAnsi="Times New Roman" w:cs="Times New Roman"/>
+        </w:rPr>
+        <w:t>Overwalle’s</w:t>
+      </w:r>
+      <w:proofErr w:type="spellEnd"/>
+      <w:r>
+        <w:rPr>
+          <w:rFonts w:ascii="Times New Roman" w:hAnsi="Times New Roman" w:cs="Times New Roman"/>
+        </w:rPr>
+        <w:t xml:space="preserve"> (2010) account is sufficient to explain how infants process efficient and inefficient actions</w:t>
       </w:r>
       <w:r>
         <w:rPr>
@@ -6641,7 +7439,21 @@
         <w:rPr>
           <w:rFonts w:ascii="Times New Roman" w:hAnsi="Times New Roman" w:cs="Times New Roman"/>
         </w:rPr>
-        <w:t>One reason is that Overwalle’s model</w:t>
+        <w:t xml:space="preserve">One reason is that </w:t>
+      </w:r>
+      <w:proofErr w:type="spellStart"/>
+      <w:r>
+        <w:rPr>
+          <w:rFonts w:ascii="Times New Roman" w:hAnsi="Times New Roman" w:cs="Times New Roman"/>
+        </w:rPr>
+        <w:t>Overwalle’s</w:t>
+      </w:r>
+      <w:proofErr w:type="spellEnd"/>
+      <w:r>
+        <w:rPr>
+          <w:rFonts w:ascii="Times New Roman" w:hAnsi="Times New Roman" w:cs="Times New Roman"/>
+        </w:rPr>
+        <w:t xml:space="preserve"> model</w:t>
       </w:r>
       <w:r>
         <w:rPr>
@@ -6707,7 +7519,21 @@
         <w:rPr>
           <w:rFonts w:ascii="Times New Roman" w:hAnsi="Times New Roman" w:cs="Times New Roman"/>
         </w:rPr>
-        <w:t xml:space="preserve"> bring to bear in its processing of the habituation and test events its prior </w:t>
+        <w:t xml:space="preserve"> bring to bear in its processing of </w:t>
+      </w:r>
+      <w:proofErr w:type="gramStart"/>
+      <w:r>
+        <w:rPr>
+          <w:rFonts w:ascii="Times New Roman" w:hAnsi="Times New Roman" w:cs="Times New Roman"/>
+        </w:rPr>
+        <w:t>the habituation</w:t>
+      </w:r>
+      <w:proofErr w:type="gramEnd"/>
+      <w:r>
+        <w:rPr>
+          <w:rFonts w:ascii="Times New Roman" w:hAnsi="Times New Roman" w:cs="Times New Roman"/>
+        </w:rPr>
+        <w:t xml:space="preserve"> and test events its prior </w:t>
       </w:r>
       <w:r>
         <w:rPr>
@@ -6780,7 +7606,21 @@
         <w:rPr>
           <w:rFonts w:ascii="Times New Roman" w:eastAsia="Times New Roman" w:hAnsi="Times New Roman" w:cs="Times New Roman"/>
         </w:rPr>
-        <w:t xml:space="preserve"> for a model like that by Overwalle (2010)</w:t>
+        <w:t xml:space="preserve"> for a model like that by </w:t>
+      </w:r>
+      <w:proofErr w:type="spellStart"/>
+      <w:r>
+        <w:rPr>
+          <w:rFonts w:ascii="Times New Roman" w:eastAsia="Times New Roman" w:hAnsi="Times New Roman" w:cs="Times New Roman"/>
+        </w:rPr>
+        <w:t>Overwalle</w:t>
+      </w:r>
+      <w:proofErr w:type="spellEnd"/>
+      <w:r>
+        <w:rPr>
+          <w:rFonts w:ascii="Times New Roman" w:eastAsia="Times New Roman" w:hAnsi="Times New Roman" w:cs="Times New Roman"/>
+        </w:rPr>
+        <w:t xml:space="preserve"> (2010)</w:t>
       </w:r>
       <w:r>
         <w:rPr>
@@ -6816,7 +7656,14 @@
         <w:rPr>
           <w:rFonts w:ascii="Times New Roman" w:eastAsia="Times New Roman" w:hAnsi="Times New Roman" w:cs="Times New Roman"/>
         </w:rPr>
-        <w:t xml:space="preserve"> Overwalle</w:t>
+        <w:t xml:space="preserve"> </w:t>
+      </w:r>
+      <w:proofErr w:type="spellStart"/>
+      <w:r>
+        <w:rPr>
+          <w:rFonts w:ascii="Times New Roman" w:eastAsia="Times New Roman" w:hAnsi="Times New Roman" w:cs="Times New Roman"/>
+        </w:rPr>
+        <w:t>Overwalle</w:t>
       </w:r>
       <w:r>
         <w:rPr>
@@ -6824,6 +7671,7 @@
         </w:rPr>
         <w:t>’s</w:t>
       </w:r>
+      <w:proofErr w:type="spellEnd"/>
       <w:r>
         <w:rPr>
           <w:rFonts w:ascii="Times New Roman" w:eastAsia="Times New Roman" w:hAnsi="Times New Roman" w:cs="Times New Roman"/>
@@ -6854,11 +7702,19 @@
         </w:rPr>
         <w:t xml:space="preserve"> by </w:t>
       </w:r>
-      <w:r>
-        <w:rPr>
-          <w:rFonts w:ascii="Times New Roman" w:hAnsi="Times New Roman" w:cs="Times New Roman"/>
-        </w:rPr>
-        <w:t xml:space="preserve">Csibra et al. (2003). </w:t>
+      <w:proofErr w:type="spellStart"/>
+      <w:r>
+        <w:rPr>
+          <w:rFonts w:ascii="Times New Roman" w:hAnsi="Times New Roman" w:cs="Times New Roman"/>
+        </w:rPr>
+        <w:t>Csibra</w:t>
+      </w:r>
+      <w:proofErr w:type="spellEnd"/>
+      <w:r>
+        <w:rPr>
+          <w:rFonts w:ascii="Times New Roman" w:hAnsi="Times New Roman" w:cs="Times New Roman"/>
+        </w:rPr>
+        <w:t xml:space="preserve"> et al. (2003). </w:t>
       </w:r>
       <w:r>
         <w:rPr>
@@ -6888,7 +7744,35 @@
         <w:rPr>
           <w:rFonts w:ascii="Times New Roman" w:hAnsi="Times New Roman" w:cs="Times New Roman"/>
         </w:rPr>
-        <w:t xml:space="preserve"> behind the occluder as it moved to reach the second object. Infants were then shown two test events without the occluder. The first object jump</w:t>
+        <w:t xml:space="preserve"> behind the </w:t>
+      </w:r>
+      <w:proofErr w:type="spellStart"/>
+      <w:r>
+        <w:rPr>
+          <w:rFonts w:ascii="Times New Roman" w:hAnsi="Times New Roman" w:cs="Times New Roman"/>
+        </w:rPr>
+        <w:t>occluder</w:t>
+      </w:r>
+      <w:proofErr w:type="spellEnd"/>
+      <w:r>
+        <w:rPr>
+          <w:rFonts w:ascii="Times New Roman" w:hAnsi="Times New Roman" w:cs="Times New Roman"/>
+        </w:rPr>
+        <w:t xml:space="preserve"> as it moved to reach the second object. Infants were then shown two test events without the </w:t>
+      </w:r>
+      <w:proofErr w:type="spellStart"/>
+      <w:r>
+        <w:rPr>
+          <w:rFonts w:ascii="Times New Roman" w:hAnsi="Times New Roman" w:cs="Times New Roman"/>
+        </w:rPr>
+        <w:t>occluder</w:t>
+      </w:r>
+      <w:proofErr w:type="spellEnd"/>
+      <w:r>
+        <w:rPr>
+          <w:rFonts w:ascii="Times New Roman" w:hAnsi="Times New Roman" w:cs="Times New Roman"/>
+        </w:rPr>
+        <w:t>. The first object jump</w:t>
       </w:r>
       <w:r>
         <w:rPr>
@@ -6920,11 +7804,19 @@
         </w:rPr>
         <w:t xml:space="preserve">The No-Obstacle test event was identical except that the barrier was missing. </w:t>
       </w:r>
-      <w:r>
-        <w:rPr>
-          <w:rFonts w:ascii="Times New Roman" w:hAnsi="Times New Roman" w:cs="Times New Roman"/>
-        </w:rPr>
-        <w:t>Csibra et al. (2003) found that</w:t>
+      <w:proofErr w:type="spellStart"/>
+      <w:r>
+        <w:rPr>
+          <w:rFonts w:ascii="Times New Roman" w:hAnsi="Times New Roman" w:cs="Times New Roman"/>
+        </w:rPr>
+        <w:t>Csibra</w:t>
+      </w:r>
+      <w:proofErr w:type="spellEnd"/>
+      <w:r>
+        <w:rPr>
+          <w:rFonts w:ascii="Times New Roman" w:hAnsi="Times New Roman" w:cs="Times New Roman"/>
+        </w:rPr>
+        <w:t xml:space="preserve"> et al. (2003) found that</w:t>
       </w:r>
       <w:r>
         <w:rPr>
@@ -6954,7 +7846,21 @@
         <w:rPr>
           <w:rFonts w:ascii="Times New Roman" w:hAnsi="Times New Roman" w:cs="Times New Roman"/>
         </w:rPr>
-        <w:t xml:space="preserve"> Overwalle’s (2010)</w:t>
+        <w:t xml:space="preserve"> </w:t>
+      </w:r>
+      <w:proofErr w:type="spellStart"/>
+      <w:r>
+        <w:rPr>
+          <w:rFonts w:ascii="Times New Roman" w:hAnsi="Times New Roman" w:cs="Times New Roman"/>
+        </w:rPr>
+        <w:t>Overwalle’s</w:t>
+      </w:r>
+      <w:proofErr w:type="spellEnd"/>
+      <w:r>
+        <w:rPr>
+          <w:rFonts w:ascii="Times New Roman" w:hAnsi="Times New Roman" w:cs="Times New Roman"/>
+        </w:rPr>
+        <w:t xml:space="preserve"> (2010)</w:t>
       </w:r>
       <w:r>
         <w:rPr>
@@ -7036,26 +7942,62 @@
         <w:rPr>
           <w:rFonts w:ascii="Times New Roman" w:eastAsia="Times New Roman" w:hAnsi="Times New Roman" w:cs="Times New Roman"/>
         </w:rPr>
-        <w:t>The second concern relates to the role that agents and goals play in Overwalle’s (2010) account. Although the crux of his position is that infants</w:t>
-      </w:r>
-      <w:r>
-        <w:rPr>
-          <w:rFonts w:ascii="Times New Roman" w:eastAsia="Times New Roman" w:hAnsi="Times New Roman" w:cs="Times New Roman"/>
-        </w:rPr>
-        <w:t xml:space="preserve"> learn through experience that some actions are more efficient ways to achieve goals than others, Overwalle’s (2010) perspective nonetheless</w:t>
-      </w:r>
-      <w:r>
-        <w:rPr>
-          <w:rFonts w:ascii="Times New Roman" w:eastAsia="Times New Roman" w:hAnsi="Times New Roman" w:cs="Times New Roman"/>
-        </w:rPr>
-        <w:t xml:space="preserve"> </w:t>
-      </w:r>
-      <w:r>
-        <w:rPr>
-          <w:rFonts w:ascii="Times New Roman" w:eastAsia="Times New Roman" w:hAnsi="Times New Roman" w:cs="Times New Roman"/>
-        </w:rPr>
-        <w:t>presupposes a preexisting notion of agent and goal. Evidence for this is garnered by the use of</w:t>
-      </w:r>
+        <w:t xml:space="preserve">The second concern relates to the role that agents and goals play in </w:t>
+      </w:r>
+      <w:proofErr w:type="spellStart"/>
+      <w:r>
+        <w:rPr>
+          <w:rFonts w:ascii="Times New Roman" w:eastAsia="Times New Roman" w:hAnsi="Times New Roman" w:cs="Times New Roman"/>
+        </w:rPr>
+        <w:t>Overwalle’s</w:t>
+      </w:r>
+      <w:proofErr w:type="spellEnd"/>
+      <w:r>
+        <w:rPr>
+          <w:rFonts w:ascii="Times New Roman" w:eastAsia="Times New Roman" w:hAnsi="Times New Roman" w:cs="Times New Roman"/>
+        </w:rPr>
+        <w:t xml:space="preserve"> (2010) account. Although the crux of his position is that infants</w:t>
+      </w:r>
+      <w:r>
+        <w:rPr>
+          <w:rFonts w:ascii="Times New Roman" w:eastAsia="Times New Roman" w:hAnsi="Times New Roman" w:cs="Times New Roman"/>
+        </w:rPr>
+        <w:t xml:space="preserve"> learn through experience that some actions are more efficient ways to achieve goals than others, </w:t>
+      </w:r>
+      <w:proofErr w:type="spellStart"/>
+      <w:r>
+        <w:rPr>
+          <w:rFonts w:ascii="Times New Roman" w:eastAsia="Times New Roman" w:hAnsi="Times New Roman" w:cs="Times New Roman"/>
+        </w:rPr>
+        <w:t>Overwalle’s</w:t>
+      </w:r>
+      <w:proofErr w:type="spellEnd"/>
+      <w:r>
+        <w:rPr>
+          <w:rFonts w:ascii="Times New Roman" w:eastAsia="Times New Roman" w:hAnsi="Times New Roman" w:cs="Times New Roman"/>
+        </w:rPr>
+        <w:t xml:space="preserve"> (2010) perspective nonetheless</w:t>
+      </w:r>
+      <w:r>
+        <w:rPr>
+          <w:rFonts w:ascii="Times New Roman" w:eastAsia="Times New Roman" w:hAnsi="Times New Roman" w:cs="Times New Roman"/>
+        </w:rPr>
+        <w:t xml:space="preserve"> </w:t>
+      </w:r>
+      <w:r>
+        <w:rPr>
+          <w:rFonts w:ascii="Times New Roman" w:eastAsia="Times New Roman" w:hAnsi="Times New Roman" w:cs="Times New Roman"/>
+        </w:rPr>
+        <w:t xml:space="preserve">presupposes a preexisting notion of agent and goal. Evidence for this is garnered </w:t>
+      </w:r>
+      <w:proofErr w:type="gramStart"/>
+      <w:r>
+        <w:rPr>
+          <w:rFonts w:ascii="Times New Roman" w:eastAsia="Times New Roman" w:hAnsi="Times New Roman" w:cs="Times New Roman"/>
+        </w:rPr>
+        <w:t>by the use of</w:t>
+      </w:r>
+      <w:proofErr w:type="gramEnd"/>
       <w:r>
         <w:rPr>
           <w:rFonts w:ascii="Times New Roman" w:eastAsia="Times New Roman" w:hAnsi="Times New Roman" w:cs="Times New Roman"/>
@@ -7078,7 +8020,21 @@
         <w:rPr>
           <w:rFonts w:ascii="Times New Roman" w:eastAsia="Times New Roman" w:hAnsi="Times New Roman" w:cs="Times New Roman"/>
         </w:rPr>
-        <w:t xml:space="preserve"> Overwalle (2010) does not provide</w:t>
+        <w:t xml:space="preserve"> </w:t>
+      </w:r>
+      <w:proofErr w:type="spellStart"/>
+      <w:r>
+        <w:rPr>
+          <w:rFonts w:ascii="Times New Roman" w:eastAsia="Times New Roman" w:hAnsi="Times New Roman" w:cs="Times New Roman"/>
+        </w:rPr>
+        <w:t>Overwalle</w:t>
+      </w:r>
+      <w:proofErr w:type="spellEnd"/>
+      <w:r>
+        <w:rPr>
+          <w:rFonts w:ascii="Times New Roman" w:eastAsia="Times New Roman" w:hAnsi="Times New Roman" w:cs="Times New Roman"/>
+        </w:rPr>
+        <w:t xml:space="preserve"> (2010) does not provide</w:t>
       </w:r>
       <w:r>
         <w:rPr>
@@ -7179,7 +8135,21 @@
         <w:rPr>
           <w:rFonts w:ascii="Times New Roman" w:eastAsia="Times New Roman" w:hAnsi="Times New Roman" w:cs="Times New Roman"/>
         </w:rPr>
-        <w:t xml:space="preserve">is that Overwalle’s (2010) model </w:t>
+        <w:t xml:space="preserve">is that </w:t>
+      </w:r>
+      <w:proofErr w:type="spellStart"/>
+      <w:r>
+        <w:rPr>
+          <w:rFonts w:ascii="Times New Roman" w:eastAsia="Times New Roman" w:hAnsi="Times New Roman" w:cs="Times New Roman"/>
+        </w:rPr>
+        <w:t>Overwalle’s</w:t>
+      </w:r>
+      <w:proofErr w:type="spellEnd"/>
+      <w:r>
+        <w:rPr>
+          <w:rFonts w:ascii="Times New Roman" w:eastAsia="Times New Roman" w:hAnsi="Times New Roman" w:cs="Times New Roman"/>
+        </w:rPr>
+        <w:t xml:space="preserve"> (2010) model </w:t>
       </w:r>
       <w:r>
         <w:rPr>
@@ -7221,7 +8191,21 @@
         <w:rPr>
           <w:rFonts w:ascii="Times New Roman" w:eastAsia="Times New Roman" w:hAnsi="Times New Roman" w:cs="Times New Roman"/>
         </w:rPr>
-        <w:t>the Control conditions differed between the behavioral and computational studies.</w:t>
+        <w:t xml:space="preserve">the Control conditions </w:t>
+      </w:r>
+      <w:proofErr w:type="gramStart"/>
+      <w:r>
+        <w:rPr>
+          <w:rFonts w:ascii="Times New Roman" w:eastAsia="Times New Roman" w:hAnsi="Times New Roman" w:cs="Times New Roman"/>
+        </w:rPr>
+        <w:t>differed</w:t>
+      </w:r>
+      <w:proofErr w:type="gramEnd"/>
+      <w:r>
+        <w:rPr>
+          <w:rFonts w:ascii="Times New Roman" w:eastAsia="Times New Roman" w:hAnsi="Times New Roman" w:cs="Times New Roman"/>
+        </w:rPr>
+        <w:t xml:space="preserve"> between the behavioral and computational studies.</w:t>
       </w:r>
       <w:r>
         <w:rPr>
@@ -7301,11 +8285,19 @@
         </w:rPr>
         <w:t xml:space="preserve">Because the Experimental and Control conditions differed in multiple ways in </w:t>
       </w:r>
-      <w:r>
-        <w:rPr>
-          <w:rFonts w:ascii="Times New Roman" w:eastAsia="Times New Roman" w:hAnsi="Times New Roman" w:cs="Times New Roman"/>
-        </w:rPr>
-        <w:t>Overwalle’s (2010) simulation of Gergely et al. (1995), it is</w:t>
+      <w:proofErr w:type="spellStart"/>
+      <w:r>
+        <w:rPr>
+          <w:rFonts w:ascii="Times New Roman" w:eastAsia="Times New Roman" w:hAnsi="Times New Roman" w:cs="Times New Roman"/>
+        </w:rPr>
+        <w:t>Overwalle’s</w:t>
+      </w:r>
+      <w:proofErr w:type="spellEnd"/>
+      <w:r>
+        <w:rPr>
+          <w:rFonts w:ascii="Times New Roman" w:eastAsia="Times New Roman" w:hAnsi="Times New Roman" w:cs="Times New Roman"/>
+        </w:rPr>
+        <w:t xml:space="preserve"> (2010) simulation of Gergely et al. (1995), it is</w:t>
       </w:r>
       <w:r>
         <w:rPr>
@@ -7347,7 +8339,21 @@
         <w:rPr>
           <w:rFonts w:ascii="Times New Roman" w:eastAsia="Times New Roman" w:hAnsi="Times New Roman" w:cs="Times New Roman"/>
         </w:rPr>
-        <w:t xml:space="preserve"> also make it difficult to know what can be concluded from Overwalle’s </w:t>
+        <w:t xml:space="preserve"> also make it difficult to know what can be concluded from </w:t>
+      </w:r>
+      <w:proofErr w:type="spellStart"/>
+      <w:r>
+        <w:rPr>
+          <w:rFonts w:ascii="Times New Roman" w:eastAsia="Times New Roman" w:hAnsi="Times New Roman" w:cs="Times New Roman"/>
+        </w:rPr>
+        <w:t>Overwalle’s</w:t>
+      </w:r>
+      <w:proofErr w:type="spellEnd"/>
+      <w:r>
+        <w:rPr>
+          <w:rFonts w:ascii="Times New Roman" w:eastAsia="Times New Roman" w:hAnsi="Times New Roman" w:cs="Times New Roman"/>
+        </w:rPr>
+        <w:t xml:space="preserve"> </w:t>
       </w:r>
       <w:r>
         <w:rPr>
@@ -7483,7 +8489,21 @@
         <w:rPr>
           <w:rFonts w:ascii="Times New Roman" w:eastAsia="Times New Roman" w:hAnsi="Times New Roman" w:cs="Times New Roman"/>
         </w:rPr>
-        <w:t xml:space="preserve">In Overwalle’s (2010) simulation, </w:t>
+        <w:t xml:space="preserve">In </w:t>
+      </w:r>
+      <w:proofErr w:type="spellStart"/>
+      <w:r>
+        <w:rPr>
+          <w:rFonts w:ascii="Times New Roman" w:eastAsia="Times New Roman" w:hAnsi="Times New Roman" w:cs="Times New Roman"/>
+        </w:rPr>
+        <w:t>Overwalle’s</w:t>
+      </w:r>
+      <w:proofErr w:type="spellEnd"/>
+      <w:r>
+        <w:rPr>
+          <w:rFonts w:ascii="Times New Roman" w:eastAsia="Times New Roman" w:hAnsi="Times New Roman" w:cs="Times New Roman"/>
+        </w:rPr>
+        <w:t xml:space="preserve"> (2010) simulation, </w:t>
       </w:r>
       <w:r>
         <w:rPr>
@@ -7526,7 +8546,21 @@
           <w:rFonts w:ascii="Times New Roman" w:eastAsia="Times New Roman" w:hAnsi="Times New Roman" w:cs="Times New Roman"/>
         </w:rPr>
         <w:lastRenderedPageBreak/>
-        <w:t>issues—namely, the absence of a hidden layer, the absence of prior action experience, the use of a different Control condition, and the altered barrier configuration—limit what can be concluded about the sufficiency of Overwalle’s proposal for explaining how action understanding develops in infants. Rather than demonstrating that the proposed mechanism is sufficient, the model’s success may instead reflect the fact that the simulation set-up did not faithfully capture key aspects of the original behavioral experiment.</w:t>
+        <w:t xml:space="preserve">issues—namely, the absence of a hidden layer, the absence of prior action experience, the use of a different Control condition, and the altered barrier configuration—limit what can be concluded about the sufficiency of </w:t>
+      </w:r>
+      <w:proofErr w:type="spellStart"/>
+      <w:r>
+        <w:rPr>
+          <w:rFonts w:ascii="Times New Roman" w:eastAsia="Times New Roman" w:hAnsi="Times New Roman" w:cs="Times New Roman"/>
+        </w:rPr>
+        <w:t>Overwalle’s</w:t>
+      </w:r>
+      <w:proofErr w:type="spellEnd"/>
+      <w:r>
+        <w:rPr>
+          <w:rFonts w:ascii="Times New Roman" w:eastAsia="Times New Roman" w:hAnsi="Times New Roman" w:cs="Times New Roman"/>
+        </w:rPr>
+        <w:t xml:space="preserve"> proposal for explaining how action understanding develops in infants. Rather than demonstrating that the proposed mechanism is sufficient, the model’s success may instead reflect the fact that the simulation set-up did not faithfully capture key aspects of the original behavioral experiment.</w:t>
       </w:r>
       <w:r>
         <w:rPr>
@@ -7548,7 +8582,21 @@
         <w:rPr>
           <w:rFonts w:ascii="Times New Roman" w:eastAsia="Times New Roman" w:hAnsi="Times New Roman" w:cs="Times New Roman"/>
         </w:rPr>
-        <w:t>Taken together, these four issues—namely, the absence of a hidden layer, the absence of prior action experience, the use of a different Control condition, and the altered barrier configuration—limit what can be concluded about the sufficiency of Overwalle’s proposal for explaining how action understanding develops in infants</w:t>
+        <w:t xml:space="preserve">Taken together, these four issues—namely, the absence of a hidden layer, the absence of prior action experience, the use of a different Control condition, and the altered barrier configuration—limit what can be concluded about the sufficiency of </w:t>
+      </w:r>
+      <w:proofErr w:type="spellStart"/>
+      <w:r>
+        <w:rPr>
+          <w:rFonts w:ascii="Times New Roman" w:eastAsia="Times New Roman" w:hAnsi="Times New Roman" w:cs="Times New Roman"/>
+        </w:rPr>
+        <w:t>Overwalle’s</w:t>
+      </w:r>
+      <w:proofErr w:type="spellEnd"/>
+      <w:r>
+        <w:rPr>
+          <w:rFonts w:ascii="Times New Roman" w:eastAsia="Times New Roman" w:hAnsi="Times New Roman" w:cs="Times New Roman"/>
+        </w:rPr>
+        <w:t xml:space="preserve"> proposal for explaining how action understanding develops in infants</w:t>
       </w:r>
       <w:r>
         <w:rPr>
@@ -7788,8 +8836,30 @@
         <w:rPr>
           <w:rFonts w:ascii="Times New Roman" w:hAnsi="Times New Roman" w:cs="Times New Roman"/>
         </w:rPr>
-        <w:t xml:space="preserve"> account of infants’ looking behavior than the model proposed by Overwalle (2010)</w:t>
-      </w:r>
+        <w:t xml:space="preserve"> account of infants’ looking behavior than the model proposed by </w:t>
+      </w:r>
+      <w:proofErr w:type="spellStart"/>
+      <w:r>
+        <w:rPr>
+          <w:rFonts w:ascii="Times New Roman" w:hAnsi="Times New Roman" w:cs="Times New Roman"/>
+        </w:rPr>
+        <w:t>Overwalle</w:t>
+      </w:r>
+      <w:proofErr w:type="spellEnd"/>
+      <w:r>
+        <w:rPr>
+          <w:rFonts w:ascii="Times New Roman" w:hAnsi="Times New Roman" w:cs="Times New Roman"/>
+        </w:rPr>
+        <w:t xml:space="preserve"> (2010</w:t>
+      </w:r>
+      <w:proofErr w:type="gramStart"/>
+      <w:r>
+        <w:rPr>
+          <w:rFonts w:ascii="Times New Roman" w:hAnsi="Times New Roman" w:cs="Times New Roman"/>
+        </w:rPr>
+        <w:t>)</w:t>
+      </w:r>
+      <w:proofErr w:type="gramEnd"/>
       <w:r>
         <w:rPr>
           <w:rFonts w:ascii="Times New Roman" w:hAnsi="Times New Roman" w:cs="Times New Roman"/>
@@ -7822,7 +8892,21 @@
         <w:rPr>
           <w:rFonts w:ascii="Times New Roman" w:hAnsi="Times New Roman" w:cs="Times New Roman"/>
         </w:rPr>
-        <w:t>action understanding (VoE) studies</w:t>
+        <w:t>action understanding (</w:t>
+      </w:r>
+      <w:proofErr w:type="spellStart"/>
+      <w:r>
+        <w:rPr>
+          <w:rFonts w:ascii="Times New Roman" w:hAnsi="Times New Roman" w:cs="Times New Roman"/>
+        </w:rPr>
+        <w:t>VoE</w:t>
+      </w:r>
+      <w:proofErr w:type="spellEnd"/>
+      <w:r>
+        <w:rPr>
+          <w:rFonts w:ascii="Times New Roman" w:hAnsi="Times New Roman" w:cs="Times New Roman"/>
+        </w:rPr>
+        <w:t>) studies</w:t>
       </w:r>
       <w:r>
         <w:rPr>
@@ -8201,7 +9285,21 @@
         <w:rPr>
           <w:rFonts w:ascii="Times New Roman" w:hAnsi="Times New Roman" w:cs="Times New Roman"/>
         </w:rPr>
-        <w:t xml:space="preserve"> experience can explain infants’ looking responses during the test phase of the experiment described above by Csibra et al. (2003)</w:t>
+        <w:t xml:space="preserve"> experience can explain infants’ looking responses during the test phase of the experiment described above by </w:t>
+      </w:r>
+      <w:proofErr w:type="spellStart"/>
+      <w:r>
+        <w:rPr>
+          <w:rFonts w:ascii="Times New Roman" w:hAnsi="Times New Roman" w:cs="Times New Roman"/>
+        </w:rPr>
+        <w:t>Csibra</w:t>
+      </w:r>
+      <w:proofErr w:type="spellEnd"/>
+      <w:r>
+        <w:rPr>
+          <w:rFonts w:ascii="Times New Roman" w:hAnsi="Times New Roman" w:cs="Times New Roman"/>
+        </w:rPr>
+        <w:t xml:space="preserve"> et al. (2003)</w:t>
       </w:r>
       <w:r>
         <w:rPr>
@@ -8582,7 +9680,21 @@
         <w:rPr>
           <w:rFonts w:ascii="Times New Roman" w:hAnsi="Times New Roman" w:cs="Times New Roman"/>
         </w:rPr>
-        <w:t xml:space="preserve"> the habituation experiences of infants in</w:t>
+        <w:t xml:space="preserve"> </w:t>
+      </w:r>
+      <w:proofErr w:type="gramStart"/>
+      <w:r>
+        <w:rPr>
+          <w:rFonts w:ascii="Times New Roman" w:hAnsi="Times New Roman" w:cs="Times New Roman"/>
+        </w:rPr>
+        <w:t>the habituation</w:t>
+      </w:r>
+      <w:proofErr w:type="gramEnd"/>
+      <w:r>
+        <w:rPr>
+          <w:rFonts w:ascii="Times New Roman" w:hAnsi="Times New Roman" w:cs="Times New Roman"/>
+        </w:rPr>
+        <w:t xml:space="preserve"> experiences of infants in</w:t>
       </w:r>
       <w:r>
         <w:rPr>
@@ -9081,13 +10193,35 @@
         <w:rPr>
           <w:rFonts w:ascii="Times New Roman" w:hAnsi="Times New Roman" w:cs="Times New Roman"/>
         </w:rPr>
-        <w:t>These two factors—</w:t>
-      </w:r>
-      <w:r>
-        <w:rPr>
-          <w:rFonts w:ascii="Times New Roman" w:hAnsi="Times New Roman" w:cs="Times New Roman"/>
-        </w:rPr>
-        <w:t xml:space="preserve">that is, </w:t>
+        <w:t xml:space="preserve">These two </w:t>
+      </w:r>
+      <w:proofErr w:type="gramStart"/>
+      <w:r>
+        <w:rPr>
+          <w:rFonts w:ascii="Times New Roman" w:hAnsi="Times New Roman" w:cs="Times New Roman"/>
+        </w:rPr>
+        <w:t>factors—</w:t>
+      </w:r>
+      <w:proofErr w:type="gramEnd"/>
+      <w:r>
+        <w:rPr>
+          <w:rFonts w:ascii="Times New Roman" w:hAnsi="Times New Roman" w:cs="Times New Roman"/>
+        </w:rPr>
+        <w:t xml:space="preserve">that </w:t>
+      </w:r>
+      <w:proofErr w:type="gramStart"/>
+      <w:r>
+        <w:rPr>
+          <w:rFonts w:ascii="Times New Roman" w:hAnsi="Times New Roman" w:cs="Times New Roman"/>
+        </w:rPr>
+        <w:t>is,</w:t>
+      </w:r>
+      <w:proofErr w:type="gramEnd"/>
+      <w:r>
+        <w:rPr>
+          <w:rFonts w:ascii="Times New Roman" w:hAnsi="Times New Roman" w:cs="Times New Roman"/>
+        </w:rPr>
+        <w:t xml:space="preserve"> </w:t>
       </w:r>
       <w:r>
         <w:rPr>
@@ -9099,13 +10233,27 @@
         <w:rPr>
           <w:rFonts w:ascii="Times New Roman" w:hAnsi="Times New Roman" w:cs="Times New Roman"/>
         </w:rPr>
-        <w:t xml:space="preserve"> and prior third-person, observational action experience</w:t>
-      </w:r>
-      <w:r>
-        <w:rPr>
-          <w:rFonts w:ascii="Times New Roman" w:hAnsi="Times New Roman" w:cs="Times New Roman"/>
-        </w:rPr>
-        <w:t xml:space="preserve">—can explain why infants in the Experimental condition displayed a different pattern of looking than </w:t>
+        <w:t xml:space="preserve"> and prior third-person, observational action </w:t>
+      </w:r>
+      <w:proofErr w:type="gramStart"/>
+      <w:r>
+        <w:rPr>
+          <w:rFonts w:ascii="Times New Roman" w:hAnsi="Times New Roman" w:cs="Times New Roman"/>
+        </w:rPr>
+        <w:t>experience</w:t>
+      </w:r>
+      <w:r>
+        <w:rPr>
+          <w:rFonts w:ascii="Times New Roman" w:hAnsi="Times New Roman" w:cs="Times New Roman"/>
+        </w:rPr>
+        <w:t>—</w:t>
+      </w:r>
+      <w:proofErr w:type="gramEnd"/>
+      <w:r>
+        <w:rPr>
+          <w:rFonts w:ascii="Times New Roman" w:hAnsi="Times New Roman" w:cs="Times New Roman"/>
+        </w:rPr>
+        <w:t xml:space="preserve">can explain why infants in the Experimental condition displayed a different pattern of looking than </w:t>
       </w:r>
       <w:r>
         <w:rPr>
@@ -9207,7 +10355,21 @@
         <w:rPr>
           <w:rFonts w:ascii="Times New Roman" w:hAnsi="Times New Roman" w:cs="Times New Roman"/>
         </w:rPr>
-        <w:t>d motion were located in the same region of the visual field</w:t>
+        <w:t xml:space="preserve">d motion </w:t>
+      </w:r>
+      <w:proofErr w:type="gramStart"/>
+      <w:r>
+        <w:rPr>
+          <w:rFonts w:ascii="Times New Roman" w:hAnsi="Times New Roman" w:cs="Times New Roman"/>
+        </w:rPr>
+        <w:t>were located in</w:t>
+      </w:r>
+      <w:proofErr w:type="gramEnd"/>
+      <w:r>
+        <w:rPr>
+          <w:rFonts w:ascii="Times New Roman" w:hAnsi="Times New Roman" w:cs="Times New Roman"/>
+        </w:rPr>
+        <w:t xml:space="preserve"> the same region of the visual field</w:t>
       </w:r>
       <w:r>
         <w:rPr>
@@ -9225,7 +10387,21 @@
         <w:rPr>
           <w:rFonts w:ascii="Times New Roman" w:hAnsi="Times New Roman" w:cs="Times New Roman"/>
         </w:rPr>
-        <w:t xml:space="preserve">The ramification of this for infants’ looking behaviors during test </w:t>
+        <w:t xml:space="preserve">The ramification of this for infants’ looking behaviors during </w:t>
+      </w:r>
+      <w:proofErr w:type="gramStart"/>
+      <w:r>
+        <w:rPr>
+          <w:rFonts w:ascii="Times New Roman" w:hAnsi="Times New Roman" w:cs="Times New Roman"/>
+        </w:rPr>
+        <w:t>test</w:t>
+      </w:r>
+      <w:proofErr w:type="gramEnd"/>
+      <w:r>
+        <w:rPr>
+          <w:rFonts w:ascii="Times New Roman" w:hAnsi="Times New Roman" w:cs="Times New Roman"/>
+        </w:rPr>
+        <w:t xml:space="preserve"> </w:t>
       </w:r>
       <w:r>
         <w:rPr>
@@ -9586,7 +10762,21 @@
         <w:rPr>
           <w:rFonts w:ascii="Times New Roman" w:hAnsi="Times New Roman" w:cs="Times New Roman"/>
         </w:rPr>
-        <w:t xml:space="preserve">(e.g., Liu &amp; Spelke, 2019) </w:t>
+        <w:t xml:space="preserve">(e.g., Liu &amp; </w:t>
+      </w:r>
+      <w:proofErr w:type="spellStart"/>
+      <w:r>
+        <w:rPr>
+          <w:rFonts w:ascii="Times New Roman" w:hAnsi="Times New Roman" w:cs="Times New Roman"/>
+        </w:rPr>
+        <w:t>Spelke</w:t>
+      </w:r>
+      <w:proofErr w:type="spellEnd"/>
+      <w:r>
+        <w:rPr>
+          <w:rFonts w:ascii="Times New Roman" w:hAnsi="Times New Roman" w:cs="Times New Roman"/>
+        </w:rPr>
+        <w:t xml:space="preserve">, 2019) </w:t>
       </w:r>
       <w:r>
         <w:rPr>
@@ -9887,7 +11077,35 @@
         <w:rPr>
           <w:rFonts w:ascii="Times New Roman" w:hAnsi="Times New Roman" w:cs="Times New Roman"/>
         </w:rPr>
-        <w:t xml:space="preserve"> both of these feats can be achieved by a relatively brief period of direct action experience. </w:t>
+        <w:t xml:space="preserve"> </w:t>
+      </w:r>
+      <w:proofErr w:type="gramStart"/>
+      <w:r>
+        <w:rPr>
+          <w:rFonts w:ascii="Times New Roman" w:hAnsi="Times New Roman" w:cs="Times New Roman"/>
+        </w:rPr>
+        <w:t>both of these</w:t>
+      </w:r>
+      <w:proofErr w:type="gramEnd"/>
+      <w:r>
+        <w:rPr>
+          <w:rFonts w:ascii="Times New Roman" w:hAnsi="Times New Roman" w:cs="Times New Roman"/>
+        </w:rPr>
+        <w:t xml:space="preserve"> feats can be achieved by a relatively brief period of </w:t>
+      </w:r>
+      <w:proofErr w:type="gramStart"/>
+      <w:r>
+        <w:rPr>
+          <w:rFonts w:ascii="Times New Roman" w:hAnsi="Times New Roman" w:cs="Times New Roman"/>
+        </w:rPr>
+        <w:t>direct action</w:t>
+      </w:r>
+      <w:proofErr w:type="gramEnd"/>
+      <w:r>
+        <w:rPr>
+          <w:rFonts w:ascii="Times New Roman" w:hAnsi="Times New Roman" w:cs="Times New Roman"/>
+        </w:rPr>
+        <w:t xml:space="preserve"> experience. </w:t>
       </w:r>
       <w:r>
         <w:rPr>
@@ -10949,7 +12167,21 @@
           <w:rPr>
             <w:rFonts w:ascii="Times New Roman" w:hAnsi="Times New Roman" w:cs="Times New Roman"/>
           </w:rPr>
-          <w:t xml:space="preserve">A critical regularity that they may be sensitive to is the configuration of their arms during such successful reaches. Specifically, infants may encode that their arm is extended at the moment of contact with the object and that these reaches tend to be relatively </w:t>
+          <w:t xml:space="preserve">A critical regularity that they may be sensitive to is the configuration of their arms during such successful reaches. Specifically, infants may encode that their arm is extended </w:t>
+        </w:r>
+        <w:proofErr w:type="gramStart"/>
+        <w:r>
+          <w:rPr>
+            <w:rFonts w:ascii="Times New Roman" w:hAnsi="Times New Roman" w:cs="Times New Roman"/>
+          </w:rPr>
+          <w:t>at the moment</w:t>
+        </w:r>
+        <w:proofErr w:type="gramEnd"/>
+        <w:r>
+          <w:rPr>
+            <w:rFonts w:ascii="Times New Roman" w:hAnsi="Times New Roman" w:cs="Times New Roman"/>
+          </w:rPr>
+          <w:t xml:space="preserve"> of contact with the object and that these reaches tend to be relatively </w:t>
         </w:r>
       </w:ins>
       <w:ins w:id="6" w:author="Benton, Deon" w:date="2026-04-24T20:25:00Z" w16du:dateUtc="2026-04-25T01:25:00Z">
@@ -10992,12 +12224,12 @@
           <w:t xml:space="preserve">the geometry of their direct reaches </w:t>
         </w:r>
       </w:ins>
-      <w:ins w:id="11" w:author="Benton, Deon" w:date="2026-04-24T20:25:00Z" w16du:dateUtc="2026-04-25T01:25:00Z">
+      <w:ins w:id="11" w:author="Benton, Deon" w:date="2026-04-24T22:13:00Z" w16du:dateUtc="2026-04-25T03:13:00Z">
         <w:r>
           <w:rPr>
             <w:rFonts w:ascii="Times New Roman" w:hAnsi="Times New Roman" w:cs="Times New Roman"/>
           </w:rPr>
-          <w:t>does</w:t>
+          <w:t>does not perfectly mirror a</w:t>
         </w:r>
       </w:ins>
       <w:ins w:id="12" w:author="Benton, Deon" w:date="2026-04-24T20:24:00Z" w16du:dateUtc="2026-04-25T01:24:00Z">
@@ -11005,15 +12237,15 @@
           <w:rPr>
             <w:rFonts w:ascii="Times New Roman" w:hAnsi="Times New Roman" w:cs="Times New Roman"/>
           </w:rPr>
-          <w:t xml:space="preserve"> not perfectly </w:t>
+          <w:t xml:space="preserve"> 180</w:t>
         </w:r>
       </w:ins>
-      <w:ins w:id="13" w:author="Benton, Deon" w:date="2026-04-24T20:25:00Z" w16du:dateUtc="2026-04-25T01:25:00Z">
+      <w:ins w:id="13" w:author="Benton, Deon" w:date="2026-04-24T20:29:00Z" w16du:dateUtc="2026-04-25T01:29:00Z">
         <w:r>
           <w:rPr>
             <w:rFonts w:ascii="Times New Roman" w:hAnsi="Times New Roman" w:cs="Times New Roman"/>
           </w:rPr>
-          <w:t>reflect a</w:t>
+          <w:t>-</w:t>
         </w:r>
       </w:ins>
       <w:ins w:id="14" w:author="Benton, Deon" w:date="2026-04-24T20:24:00Z" w16du:dateUtc="2026-04-25T01:24:00Z">
@@ -11021,26 +12253,10 @@
           <w:rPr>
             <w:rFonts w:ascii="Times New Roman" w:hAnsi="Times New Roman" w:cs="Times New Roman"/>
           </w:rPr>
-          <w:t xml:space="preserve"> 180</w:t>
-        </w:r>
-      </w:ins>
-      <w:ins w:id="15" w:author="Benton, Deon" w:date="2026-04-24T20:29:00Z" w16du:dateUtc="2026-04-25T01:29:00Z">
-        <w:r>
-          <w:rPr>
-            <w:rFonts w:ascii="Times New Roman" w:hAnsi="Times New Roman" w:cs="Times New Roman"/>
-          </w:rPr>
-          <w:t>-</w:t>
-        </w:r>
-      </w:ins>
-      <w:ins w:id="16" w:author="Benton, Deon" w:date="2026-04-24T20:24:00Z" w16du:dateUtc="2026-04-25T01:24:00Z">
-        <w:r>
-          <w:rPr>
-            <w:rFonts w:ascii="Times New Roman" w:hAnsi="Times New Roman" w:cs="Times New Roman"/>
-          </w:rPr>
           <w:t>degree angle</w:t>
         </w:r>
       </w:ins>
-      <w:ins w:id="17" w:author="Benton, Deon" w:date="2026-04-24T20:11:00Z" w16du:dateUtc="2026-04-25T01:11:00Z">
+      <w:ins w:id="15" w:author="Benton, Deon" w:date="2026-04-24T20:11:00Z" w16du:dateUtc="2026-04-25T01:11:00Z">
         <w:r>
           <w:rPr>
             <w:rFonts w:ascii="Times New Roman" w:hAnsi="Times New Roman" w:cs="Times New Roman"/>
@@ -11048,7 +12264,23 @@
           <w:t>, they may nonetheless approximate and be perceived as linear trajectories.</w:t>
         </w:r>
       </w:ins>
-      <w:ins w:id="18" w:author="Benton, Deon" w:date="2026-04-24T20:26:00Z" w16du:dateUtc="2026-04-25T01:26:00Z">
+      <w:ins w:id="16" w:author="Benton, Deon" w:date="2026-04-24T20:26:00Z" w16du:dateUtc="2026-04-25T01:26:00Z">
+        <w:r>
+          <w:rPr>
+            <w:rFonts w:ascii="Times New Roman" w:hAnsi="Times New Roman" w:cs="Times New Roman"/>
+          </w:rPr>
+          <w:t xml:space="preserve"> </w:t>
+        </w:r>
+      </w:ins>
+      <w:ins w:id="17" w:author="Benton, Deon" w:date="2026-04-24T20:30:00Z" w16du:dateUtc="2026-04-25T01:30:00Z">
+        <w:r>
+          <w:rPr>
+            <w:rFonts w:ascii="Times New Roman" w:hAnsi="Times New Roman" w:cs="Times New Roman"/>
+          </w:rPr>
+          <w:t>Coupled</w:t>
+        </w:r>
+      </w:ins>
+      <w:ins w:id="18" w:author="Benton, Deon" w:date="2026-04-24T20:34:00Z" w16du:dateUtc="2026-04-25T01:34:00Z">
         <w:r>
           <w:rPr>
             <w:rFonts w:ascii="Times New Roman" w:hAnsi="Times New Roman" w:cs="Times New Roman"/>
@@ -11061,10 +12293,26 @@
           <w:rPr>
             <w:rFonts w:ascii="Times New Roman" w:hAnsi="Times New Roman" w:cs="Times New Roman"/>
           </w:rPr>
-          <w:t>Coupled</w:t>
+          <w:t>with</w:t>
         </w:r>
       </w:ins>
-      <w:ins w:id="20" w:author="Benton, Deon" w:date="2026-04-24T20:34:00Z" w16du:dateUtc="2026-04-25T01:34:00Z">
+      <w:ins w:id="20" w:author="Benton, Deon" w:date="2026-04-24T20:26:00Z" w16du:dateUtc="2026-04-25T01:26:00Z">
+        <w:r>
+          <w:rPr>
+            <w:rFonts w:ascii="Times New Roman" w:hAnsi="Times New Roman" w:cs="Times New Roman"/>
+          </w:rPr>
+          <w:t xml:space="preserve"> the fact that</w:t>
+        </w:r>
+      </w:ins>
+      <w:ins w:id="21" w:author="Benton, Deon" w:date="2026-04-24T20:30:00Z" w16du:dateUtc="2026-04-25T01:30:00Z">
+        <w:r>
+          <w:rPr>
+            <w:rFonts w:ascii="Times New Roman" w:hAnsi="Times New Roman" w:cs="Times New Roman"/>
+          </w:rPr>
+          <w:t xml:space="preserve"> it is unlikely that</w:t>
+        </w:r>
+      </w:ins>
+      <w:ins w:id="22" w:author="Benton, Deon" w:date="2026-04-24T20:26:00Z" w16du:dateUtc="2026-04-25T01:26:00Z">
         <w:r>
           <w:rPr>
             <w:rFonts w:ascii="Times New Roman" w:hAnsi="Times New Roman" w:cs="Times New Roman"/>
@@ -11072,31 +12320,79 @@
           <w:t xml:space="preserve"> </w:t>
         </w:r>
       </w:ins>
-      <w:ins w:id="21" w:author="Benton, Deon" w:date="2026-04-24T20:30:00Z" w16du:dateUtc="2026-04-25T01:30:00Z">
+      <w:ins w:id="23" w:author="Benton, Deon" w:date="2026-04-24T20:11:00Z" w16du:dateUtc="2026-04-25T01:11:00Z">
         <w:r>
           <w:rPr>
             <w:rFonts w:ascii="Times New Roman" w:hAnsi="Times New Roman" w:cs="Times New Roman"/>
           </w:rPr>
-          <w:t>with</w:t>
+          <w:t>infants</w:t>
         </w:r>
       </w:ins>
-      <w:ins w:id="22" w:author="Benton, Deon" w:date="2026-04-24T20:26:00Z" w16du:dateUtc="2026-04-25T01:26:00Z">
+      <w:ins w:id="24" w:author="Benton, Deon" w:date="2026-04-24T20:31:00Z" w16du:dateUtc="2026-04-25T01:31:00Z">
         <w:r>
           <w:rPr>
             <w:rFonts w:ascii="Times New Roman" w:hAnsi="Times New Roman" w:cs="Times New Roman"/>
           </w:rPr>
-          <w:t xml:space="preserve"> the fact that</w:t>
+          <w:t xml:space="preserve"> spontaneously produce arced reaches (as one might when reaching over obstacles)</w:t>
         </w:r>
       </w:ins>
-      <w:ins w:id="23" w:author="Benton, Deon" w:date="2026-04-24T20:30:00Z" w16du:dateUtc="2026-04-25T01:30:00Z">
+      <w:ins w:id="25" w:author="Benton, Deon" w:date="2026-04-24T20:36:00Z" w16du:dateUtc="2026-04-25T01:36:00Z">
         <w:r>
           <w:rPr>
             <w:rFonts w:ascii="Times New Roman" w:hAnsi="Times New Roman" w:cs="Times New Roman"/>
           </w:rPr>
-          <w:t xml:space="preserve"> it is unlikely that</w:t>
+          <w:t>, and with th</w:t>
         </w:r>
       </w:ins>
-      <w:ins w:id="24" w:author="Benton, Deon" w:date="2026-04-24T20:26:00Z" w16du:dateUtc="2026-04-25T01:26:00Z">
+      <w:ins w:id="26" w:author="Benton, Deon" w:date="2026-04-24T20:33:00Z" w16du:dateUtc="2026-04-25T01:33:00Z">
+        <w:r>
+          <w:rPr>
+            <w:rFonts w:ascii="Times New Roman" w:hAnsi="Times New Roman" w:cs="Times New Roman"/>
+          </w:rPr>
+          <w:t xml:space="preserve">e </w:t>
+        </w:r>
+      </w:ins>
+      <w:ins w:id="27" w:author="Benton, Deon" w:date="2026-04-24T20:34:00Z" w16du:dateUtc="2026-04-25T01:34:00Z">
+        <w:r>
+          <w:rPr>
+            <w:rFonts w:ascii="Times New Roman" w:hAnsi="Times New Roman" w:cs="Times New Roman"/>
+          </w:rPr>
+          <w:t>assumption</w:t>
+        </w:r>
+      </w:ins>
+      <w:ins w:id="28" w:author="Benton, Deon" w:date="2026-04-24T20:33:00Z" w16du:dateUtc="2026-04-25T01:33:00Z">
+        <w:r>
+          <w:rPr>
+            <w:rFonts w:ascii="Times New Roman" w:hAnsi="Times New Roman" w:cs="Times New Roman"/>
+          </w:rPr>
+          <w:t xml:space="preserve"> that successful reaches heighten infants’ attention</w:t>
+        </w:r>
+      </w:ins>
+      <w:ins w:id="29" w:author="Benton, Deon" w:date="2026-04-24T20:11:00Z" w16du:dateUtc="2026-04-25T01:11:00Z">
+        <w:r>
+          <w:rPr>
+            <w:rFonts w:ascii="Times New Roman" w:hAnsi="Times New Roman" w:cs="Times New Roman"/>
+          </w:rPr>
+          <w:t xml:space="preserve">, </w:t>
+        </w:r>
+      </w:ins>
+      <w:ins w:id="30" w:author="Benton, Deon" w:date="2026-04-24T20:34:00Z" w16du:dateUtc="2026-04-25T01:34:00Z">
+        <w:r>
+          <w:rPr>
+            <w:rFonts w:ascii="Times New Roman" w:hAnsi="Times New Roman" w:cs="Times New Roman"/>
+          </w:rPr>
+          <w:t>s</w:t>
+        </w:r>
+      </w:ins>
+      <w:ins w:id="31" w:author="Benton, Deon" w:date="2026-04-24T20:37:00Z" w16du:dateUtc="2026-04-25T01:37:00Z">
+        <w:r>
+          <w:rPr>
+            <w:rFonts w:ascii="Times New Roman" w:hAnsi="Times New Roman" w:cs="Times New Roman"/>
+          </w:rPr>
+          <w:t>uch</w:t>
+        </w:r>
+      </w:ins>
+      <w:ins w:id="32" w:author="Benton, Deon" w:date="2026-04-24T20:34:00Z" w16du:dateUtc="2026-04-25T01:34:00Z">
         <w:r>
           <w:rPr>
             <w:rFonts w:ascii="Times New Roman" w:hAnsi="Times New Roman" w:cs="Times New Roman"/>
@@ -11104,76 +12400,12 @@
           <w:t xml:space="preserve"> </w:t>
         </w:r>
       </w:ins>
-      <w:ins w:id="25" w:author="Benton, Deon" w:date="2026-04-24T20:11:00Z" w16du:dateUtc="2026-04-25T01:11:00Z">
+      <w:ins w:id="33" w:author="Benton, Deon" w:date="2026-04-24T20:11:00Z" w16du:dateUtc="2026-04-25T01:11:00Z">
         <w:r>
           <w:rPr>
             <w:rFonts w:ascii="Times New Roman" w:hAnsi="Times New Roman" w:cs="Times New Roman"/>
           </w:rPr>
-          <w:t>infants</w:t>
-        </w:r>
-      </w:ins>
-      <w:ins w:id="26" w:author="Benton, Deon" w:date="2026-04-24T20:31:00Z" w16du:dateUtc="2026-04-25T01:31:00Z">
-        <w:r>
-          <w:rPr>
-            <w:rFonts w:ascii="Times New Roman" w:hAnsi="Times New Roman" w:cs="Times New Roman"/>
-          </w:rPr>
-          <w:t xml:space="preserve"> spontaneously produce arced reaches (as one might when reaching over obstacles)</w:t>
-        </w:r>
-      </w:ins>
-      <w:ins w:id="27" w:author="Benton, Deon" w:date="2026-04-24T20:36:00Z" w16du:dateUtc="2026-04-25T01:36:00Z">
-        <w:r>
-          <w:rPr>
-            <w:rFonts w:ascii="Times New Roman" w:hAnsi="Times New Roman" w:cs="Times New Roman"/>
-          </w:rPr>
-          <w:t>, and with th</w:t>
-        </w:r>
-      </w:ins>
-      <w:ins w:id="28" w:author="Benton, Deon" w:date="2026-04-24T20:33:00Z" w16du:dateUtc="2026-04-25T01:33:00Z">
-        <w:r>
-          <w:rPr>
-            <w:rFonts w:ascii="Times New Roman" w:hAnsi="Times New Roman" w:cs="Times New Roman"/>
-          </w:rPr>
-          <w:t xml:space="preserve">e </w:t>
-        </w:r>
-      </w:ins>
-      <w:ins w:id="29" w:author="Benton, Deon" w:date="2026-04-24T20:34:00Z" w16du:dateUtc="2026-04-25T01:34:00Z">
-        <w:r>
-          <w:rPr>
-            <w:rFonts w:ascii="Times New Roman" w:hAnsi="Times New Roman" w:cs="Times New Roman"/>
-          </w:rPr>
-          <w:t>assumption</w:t>
-        </w:r>
-      </w:ins>
-      <w:ins w:id="30" w:author="Benton, Deon" w:date="2026-04-24T20:33:00Z" w16du:dateUtc="2026-04-25T01:33:00Z">
-        <w:r>
-          <w:rPr>
-            <w:rFonts w:ascii="Times New Roman" w:hAnsi="Times New Roman" w:cs="Times New Roman"/>
-          </w:rPr>
-          <w:t xml:space="preserve"> that successful reaches heighten infants’ attention</w:t>
-        </w:r>
-      </w:ins>
-      <w:ins w:id="31" w:author="Benton, Deon" w:date="2026-04-24T20:11:00Z" w16du:dateUtc="2026-04-25T01:11:00Z">
-        <w:r>
-          <w:rPr>
-            <w:rFonts w:ascii="Times New Roman" w:hAnsi="Times New Roman" w:cs="Times New Roman"/>
-          </w:rPr>
-          <w:t xml:space="preserve">, </w:t>
-        </w:r>
-      </w:ins>
-      <w:ins w:id="32" w:author="Benton, Deon" w:date="2026-04-24T20:34:00Z" w16du:dateUtc="2026-04-25T01:34:00Z">
-        <w:r>
-          <w:rPr>
-            <w:rFonts w:ascii="Times New Roman" w:hAnsi="Times New Roman" w:cs="Times New Roman"/>
-          </w:rPr>
-          <w:t>s</w:t>
-        </w:r>
-      </w:ins>
-      <w:ins w:id="33" w:author="Benton, Deon" w:date="2026-04-24T20:37:00Z" w16du:dateUtc="2026-04-25T01:37:00Z">
-        <w:r>
-          <w:rPr>
-            <w:rFonts w:ascii="Times New Roman" w:hAnsi="Times New Roman" w:cs="Times New Roman"/>
-          </w:rPr>
-          <w:t>uch</w:t>
+          <w:t xml:space="preserve">action experience may </w:t>
         </w:r>
       </w:ins>
       <w:ins w:id="34" w:author="Benton, Deon" w:date="2026-04-24T20:34:00Z" w16du:dateUtc="2026-04-25T01:34:00Z">
@@ -11181,15 +12413,15 @@
           <w:rPr>
             <w:rFonts w:ascii="Times New Roman" w:hAnsi="Times New Roman" w:cs="Times New Roman"/>
           </w:rPr>
-          <w:t xml:space="preserve"> </w:t>
+          <w:t>lead to more robust encoding o</w:t>
         </w:r>
       </w:ins>
-      <w:ins w:id="35" w:author="Benton, Deon" w:date="2026-04-24T20:11:00Z" w16du:dateUtc="2026-04-25T01:11:00Z">
+      <w:ins w:id="35" w:author="Benton, Deon" w:date="2026-04-24T20:37:00Z" w16du:dateUtc="2026-04-25T01:37:00Z">
         <w:r>
           <w:rPr>
             <w:rFonts w:ascii="Times New Roman" w:hAnsi="Times New Roman" w:cs="Times New Roman"/>
           </w:rPr>
-          <w:t xml:space="preserve">action experience may </w:t>
+          <w:t>f</w:t>
         </w:r>
       </w:ins>
       <w:ins w:id="36" w:author="Benton, Deon" w:date="2026-04-24T20:34:00Z" w16du:dateUtc="2026-04-25T01:34:00Z">
@@ -11197,23 +12429,23 @@
           <w:rPr>
             <w:rFonts w:ascii="Times New Roman" w:hAnsi="Times New Roman" w:cs="Times New Roman"/>
           </w:rPr>
-          <w:t>lead to more robust encoding o</w:t>
+          <w:t xml:space="preserve"> direct, nearly linear paths </w:t>
         </w:r>
       </w:ins>
-      <w:ins w:id="37" w:author="Benton, Deon" w:date="2026-04-24T20:37:00Z" w16du:dateUtc="2026-04-25T01:37:00Z">
+      <w:ins w:id="37" w:author="Benton, Deon" w:date="2026-04-24T20:35:00Z" w16du:dateUtc="2026-04-25T01:35:00Z">
         <w:r>
           <w:rPr>
             <w:rFonts w:ascii="Times New Roman" w:hAnsi="Times New Roman" w:cs="Times New Roman"/>
           </w:rPr>
-          <w:t>f</w:t>
+          <w:t>than</w:t>
         </w:r>
       </w:ins>
-      <w:ins w:id="38" w:author="Benton, Deon" w:date="2026-04-24T20:34:00Z" w16du:dateUtc="2026-04-25T01:34:00Z">
+      <w:ins w:id="38" w:author="Benton, Deon" w:date="2026-04-24T20:37:00Z" w16du:dateUtc="2026-04-25T01:37:00Z">
         <w:r>
           <w:rPr>
             <w:rFonts w:ascii="Times New Roman" w:hAnsi="Times New Roman" w:cs="Times New Roman"/>
           </w:rPr>
-          <w:t xml:space="preserve"> direct, nearly linear paths </w:t>
+          <w:t xml:space="preserve"> of</w:t>
         </w:r>
       </w:ins>
       <w:ins w:id="39" w:author="Benton, Deon" w:date="2026-04-24T20:35:00Z" w16du:dateUtc="2026-04-25T01:35:00Z">
@@ -11221,26 +12453,10 @@
           <w:rPr>
             <w:rFonts w:ascii="Times New Roman" w:hAnsi="Times New Roman" w:cs="Times New Roman"/>
           </w:rPr>
-          <w:t>than</w:t>
-        </w:r>
-      </w:ins>
-      <w:ins w:id="40" w:author="Benton, Deon" w:date="2026-04-24T20:37:00Z" w16du:dateUtc="2026-04-25T01:37:00Z">
-        <w:r>
-          <w:rPr>
-            <w:rFonts w:ascii="Times New Roman" w:hAnsi="Times New Roman" w:cs="Times New Roman"/>
-          </w:rPr>
-          <w:t xml:space="preserve"> of</w:t>
-        </w:r>
-      </w:ins>
-      <w:ins w:id="41" w:author="Benton, Deon" w:date="2026-04-24T20:35:00Z" w16du:dateUtc="2026-04-25T01:35:00Z">
-        <w:r>
-          <w:rPr>
-            <w:rFonts w:ascii="Times New Roman" w:hAnsi="Times New Roman" w:cs="Times New Roman"/>
-          </w:rPr>
           <w:t xml:space="preserve"> more circuitous, arced ones. </w:t>
         </w:r>
       </w:ins>
-      <w:ins w:id="42" w:author="Benton, Deon" w:date="2026-04-24T20:28:00Z">
+      <w:ins w:id="40" w:author="Benton, Deon" w:date="2026-04-24T20:28:00Z">
         <w:r>
           <w:rPr>
             <w:rFonts w:ascii="Times New Roman" w:hAnsi="Times New Roman" w:cs="Times New Roman"/>
@@ -11248,7 +12464,7 @@
           <w:t>A corollary of this is that, over repeated experience, such regularities could render straight (or nearly straight) paths more familiar than curved ones.</w:t>
         </w:r>
       </w:ins>
-      <w:ins w:id="43" w:author="Benton, Deon" w:date="2026-04-24T20:28:00Z" w16du:dateUtc="2026-04-25T01:28:00Z">
+      <w:ins w:id="41" w:author="Benton, Deon" w:date="2026-04-24T20:28:00Z" w16du:dateUtc="2026-04-25T01:28:00Z">
         <w:r>
           <w:rPr>
             <w:rFonts w:ascii="Times New Roman" w:hAnsi="Times New Roman" w:cs="Times New Roman"/>
@@ -11266,7 +12482,7 @@
           <w:rFonts w:ascii="Times New Roman" w:hAnsi="Times New Roman" w:cs="Times New Roman"/>
         </w:rPr>
       </w:pPr>
-      <w:ins w:id="44" w:author="Benton, Deon" w:date="2026-04-24T20:38:00Z" w16du:dateUtc="2026-04-25T01:38:00Z">
+      <w:ins w:id="42" w:author="Benton, Deon" w:date="2026-04-24T20:38:00Z" w16du:dateUtc="2026-04-25T01:38:00Z">
         <w:r>
           <w:rPr>
             <w:rFonts w:ascii="Times New Roman" w:hAnsi="Times New Roman" w:cs="Times New Roman"/>
@@ -11298,7 +12514,7 @@
         </w:rPr>
         <w:t>infants</w:t>
       </w:r>
-      <w:ins w:id="45" w:author="Benton, Deon" w:date="2026-04-24T20:40:00Z" w16du:dateUtc="2026-04-25T01:40:00Z">
+      <w:ins w:id="43" w:author="Benton, Deon" w:date="2026-04-24T20:40:00Z" w16du:dateUtc="2026-04-25T01:40:00Z">
         <w:r>
           <w:rPr>
             <w:rFonts w:ascii="Times New Roman" w:hAnsi="Times New Roman" w:cs="Times New Roman"/>
@@ -11306,7 +12522,7 @@
           <w:t>—who have a te</w:t>
         </w:r>
       </w:ins>
-      <w:ins w:id="46" w:author="Benton, Deon" w:date="2026-04-24T20:41:00Z" w16du:dateUtc="2026-04-25T01:41:00Z">
+      <w:ins w:id="44" w:author="Benton, Deon" w:date="2026-04-24T20:41:00Z" w16du:dateUtc="2026-04-25T01:41:00Z">
         <w:r>
           <w:rPr>
             <w:rFonts w:ascii="Times New Roman" w:hAnsi="Times New Roman" w:cs="Times New Roman"/>
@@ -11314,7 +12530,7 @@
           <w:t>ndency to look longer at novel than at familiar stimuli following habituation (e.g., Sokolov, 1963, Cohen, 1973)—</w:t>
         </w:r>
       </w:ins>
-      <w:del w:id="47" w:author="Benton, Deon" w:date="2026-04-24T20:41:00Z" w16du:dateUtc="2026-04-25T01:41:00Z">
+      <w:del w:id="45" w:author="Benton, Deon" w:date="2026-04-24T20:41:00Z" w16du:dateUtc="2026-04-25T01:41:00Z">
         <w:r>
           <w:rPr>
             <w:rFonts w:ascii="Times New Roman" w:hAnsi="Times New Roman" w:cs="Times New Roman"/>
@@ -11340,7 +12556,7 @@
         </w:rPr>
         <w:t xml:space="preserve">y </w:t>
       </w:r>
-      <w:ins w:id="48" w:author="Benton, Deon" w:date="2026-04-24T20:39:00Z" w16du:dateUtc="2026-04-25T01:39:00Z">
+      <w:ins w:id="46" w:author="Benton, Deon" w:date="2026-04-24T20:39:00Z" w16du:dateUtc="2026-04-25T01:39:00Z">
         <w:r>
           <w:rPr>
             <w:rFonts w:ascii="Times New Roman" w:hAnsi="Times New Roman" w:cs="Times New Roman"/>
@@ -11348,7 +12564,7 @@
           <w:t>as mo</w:t>
         </w:r>
       </w:ins>
-      <w:ins w:id="49" w:author="Benton, Deon" w:date="2026-04-24T20:40:00Z" w16du:dateUtc="2026-04-25T01:40:00Z">
+      <w:ins w:id="47" w:author="Benton, Deon" w:date="2026-04-24T20:40:00Z" w16du:dateUtc="2026-04-25T01:40:00Z">
         <w:r>
           <w:rPr>
             <w:rFonts w:ascii="Times New Roman" w:hAnsi="Times New Roman" w:cs="Times New Roman"/>
@@ -11369,7 +12585,7 @@
         <w:lastRenderedPageBreak/>
         <w:t>familiar than the curved one</w:t>
       </w:r>
-      <w:ins w:id="50" w:author="Benton, Deon" w:date="2026-04-24T20:41:00Z" w16du:dateUtc="2026-04-25T01:41:00Z">
+      <w:ins w:id="48" w:author="Benton, Deon" w:date="2026-04-24T20:41:00Z" w16du:dateUtc="2026-04-25T01:41:00Z">
         <w:r>
           <w:rPr>
             <w:rFonts w:ascii="Times New Roman" w:hAnsi="Times New Roman" w:cs="Times New Roman"/>
@@ -11401,7 +12617,7 @@
         </w:rPr>
         <w:t xml:space="preserve"> </w:t>
       </w:r>
-      <w:ins w:id="51" w:author="Benton, Deon" w:date="2026-04-24T20:41:00Z" w16du:dateUtc="2026-04-25T01:41:00Z">
+      <w:ins w:id="49" w:author="Benton, Deon" w:date="2026-04-24T20:41:00Z" w16du:dateUtc="2026-04-25T01:41:00Z">
         <w:r>
           <w:rPr>
             <w:rFonts w:ascii="Times New Roman" w:hAnsi="Times New Roman" w:cs="Times New Roman"/>
@@ -11415,7 +12631,7 @@
         </w:rPr>
         <w:t xml:space="preserve"> inefficient test events than </w:t>
       </w:r>
-      <w:ins w:id="52" w:author="Benton, Deon" w:date="2026-04-24T20:52:00Z" w16du:dateUtc="2026-04-25T01:52:00Z">
+      <w:ins w:id="50" w:author="Benton, Deon" w:date="2026-04-24T20:52:00Z" w16du:dateUtc="2026-04-25T01:52:00Z">
         <w:r>
           <w:rPr>
             <w:rFonts w:ascii="Times New Roman" w:hAnsi="Times New Roman" w:cs="Times New Roman"/>
@@ -11423,7 +12639,7 @@
           <w:t xml:space="preserve">at </w:t>
         </w:r>
       </w:ins>
-      <w:ins w:id="53" w:author="Benton, Deon" w:date="2026-04-24T20:41:00Z" w16du:dateUtc="2026-04-25T01:41:00Z">
+      <w:ins w:id="51" w:author="Benton, Deon" w:date="2026-04-24T20:41:00Z" w16du:dateUtc="2026-04-25T01:41:00Z">
         <w:r>
           <w:rPr>
             <w:rFonts w:ascii="Times New Roman" w:hAnsi="Times New Roman" w:cs="Times New Roman"/>
@@ -11431,7 +12647,7 @@
           <w:t>familiar</w:t>
         </w:r>
       </w:ins>
-      <w:ins w:id="54" w:author="Benton, Deon" w:date="2026-04-24T20:54:00Z" w16du:dateUtc="2026-04-25T01:54:00Z">
+      <w:ins w:id="52" w:author="Benton, Deon" w:date="2026-04-24T20:54:00Z" w16du:dateUtc="2026-04-25T01:54:00Z">
         <w:r>
           <w:rPr>
             <w:rFonts w:ascii="Times New Roman" w:hAnsi="Times New Roman" w:cs="Times New Roman"/>
@@ -11451,7 +12667,7 @@
         </w:rPr>
         <w:t xml:space="preserve"> </w:t>
       </w:r>
-      <w:ins w:id="55" w:author="Benton, Deon" w:date="2026-04-24T20:41:00Z" w16du:dateUtc="2026-04-25T01:41:00Z">
+      <w:ins w:id="53" w:author="Benton, Deon" w:date="2026-04-24T20:41:00Z" w16du:dateUtc="2026-04-25T01:41:00Z">
         <w:r>
           <w:rPr>
             <w:rFonts w:ascii="Times New Roman" w:hAnsi="Times New Roman" w:cs="Times New Roman"/>
@@ -11459,7 +12675,7 @@
           <w:t xml:space="preserve">The </w:t>
         </w:r>
       </w:ins>
-      <w:ins w:id="56" w:author="Benton, Deon" w:date="2026-04-24T20:42:00Z" w16du:dateUtc="2026-04-25T01:42:00Z">
+      <w:ins w:id="54" w:author="Benton, Deon" w:date="2026-04-24T20:42:00Z" w16du:dateUtc="2026-04-25T01:42:00Z">
         <w:r>
           <w:rPr>
             <w:rFonts w:ascii="Times New Roman" w:hAnsi="Times New Roman" w:cs="Times New Roman"/>
@@ -11527,7 +12743,7 @@
         </w:rPr>
         <w:t xml:space="preserve">, thereby leading to a robust, yet incidental encoding of </w:t>
       </w:r>
-      <w:ins w:id="57" w:author="Benton, Deon" w:date="2026-04-24T20:52:00Z" w16du:dateUtc="2026-04-25T01:52:00Z">
+      <w:ins w:id="55" w:author="Benton, Deon" w:date="2026-04-24T20:52:00Z" w16du:dateUtc="2026-04-25T01:52:00Z">
         <w:r>
           <w:rPr>
             <w:rFonts w:ascii="Times New Roman" w:hAnsi="Times New Roman" w:cs="Times New Roman"/>
@@ -11575,6 +12791,7 @@
         </w:rPr>
         <w:t xml:space="preserve"> (2019). </w:t>
       </w:r>
+      <w:proofErr w:type="gramStart"/>
       <w:r>
         <w:rPr>
           <w:rFonts w:ascii="Times New Roman" w:hAnsi="Times New Roman" w:cs="Times New Roman"/>
@@ -11591,7 +12808,14 @@
         <w:rPr>
           <w:rFonts w:ascii="Times New Roman" w:hAnsi="Times New Roman" w:cs="Times New Roman"/>
         </w:rPr>
-        <w:t xml:space="preserve">when </w:t>
+        <w:t>when</w:t>
+      </w:r>
+      <w:proofErr w:type="gramEnd"/>
+      <w:r>
+        <w:rPr>
+          <w:rFonts w:ascii="Times New Roman" w:hAnsi="Times New Roman" w:cs="Times New Roman"/>
+        </w:rPr>
+        <w:t xml:space="preserve"> </w:t>
       </w:r>
       <w:r>
         <w:rPr>
@@ -11707,12 +12931,14 @@
         </w:rPr>
         <w:t xml:space="preserve"> may in turn cause infants to </w:t>
       </w:r>
+      <w:proofErr w:type="gramStart"/>
       <w:r>
         <w:rPr>
           <w:rFonts w:ascii="Times New Roman" w:hAnsi="Times New Roman" w:cs="Times New Roman"/>
         </w:rPr>
         <w:t>associated</w:t>
       </w:r>
+      <w:proofErr w:type="gramEnd"/>
       <w:r>
         <w:rPr>
           <w:rFonts w:ascii="Times New Roman" w:hAnsi="Times New Roman" w:cs="Times New Roman"/>
@@ -11937,8 +13163,16 @@
         <w:rPr>
           <w:rFonts w:ascii="Times New Roman" w:hAnsi="Times New Roman" w:cs="Times New Roman"/>
         </w:rPr>
-        <w:t xml:space="preserve"> serve similar functions—</w:t>
-      </w:r>
+        <w:t xml:space="preserve"> serve similar </w:t>
+      </w:r>
+      <w:proofErr w:type="gramStart"/>
+      <w:r>
+        <w:rPr>
+          <w:rFonts w:ascii="Times New Roman" w:hAnsi="Times New Roman" w:cs="Times New Roman"/>
+        </w:rPr>
+        <w:t>functions—</w:t>
+      </w:r>
+      <w:proofErr w:type="gramEnd"/>
       <w:r>
         <w:rPr>
           <w:rFonts w:ascii="Times New Roman" w:hAnsi="Times New Roman" w:cs="Times New Roman"/>
@@ -12162,6 +13396,7 @@
         </w:rPr>
         <w:t xml:space="preserve">indicate </w:t>
       </w:r>
+      <w:proofErr w:type="gramStart"/>
       <w:r>
         <w:rPr>
           <w:rFonts w:ascii="Times New Roman" w:hAnsi="Times New Roman" w:cs="Times New Roman"/>
@@ -12180,6 +13415,7 @@
         </w:rPr>
         <w:t>emerging</w:t>
       </w:r>
+      <w:proofErr w:type="gramEnd"/>
       <w:r>
         <w:rPr>
           <w:rFonts w:ascii="Times New Roman" w:hAnsi="Times New Roman" w:cs="Times New Roman"/>
@@ -12633,7 +13869,21 @@
         <w:rPr>
           <w:rFonts w:ascii="Times New Roman" w:hAnsi="Times New Roman" w:cs="Times New Roman"/>
         </w:rPr>
-        <w:t xml:space="preserve"> have argued account for infants’ behavior in VoE studies more broadly</w:t>
+        <w:t xml:space="preserve"> have argued account for infants’ behavior in </w:t>
+      </w:r>
+      <w:proofErr w:type="spellStart"/>
+      <w:r>
+        <w:rPr>
+          <w:rFonts w:ascii="Times New Roman" w:hAnsi="Times New Roman" w:cs="Times New Roman"/>
+        </w:rPr>
+        <w:t>VoE</w:t>
+      </w:r>
+      <w:proofErr w:type="spellEnd"/>
+      <w:r>
+        <w:rPr>
+          <w:rFonts w:ascii="Times New Roman" w:hAnsi="Times New Roman" w:cs="Times New Roman"/>
+        </w:rPr>
+        <w:t xml:space="preserve"> studies more broadly</w:t>
       </w:r>
       <w:r>
         <w:rPr>
@@ -12699,7 +13949,21 @@
         <w:rPr>
           <w:rFonts w:ascii="Times New Roman" w:hAnsi="Times New Roman" w:cs="Times New Roman"/>
         </w:rPr>
-        <w:t>Orhan &amp; Lake, 2024; Overwalle, 2010</w:t>
+        <w:t xml:space="preserve">Orhan &amp; Lake, 2024; </w:t>
+      </w:r>
+      <w:proofErr w:type="spellStart"/>
+      <w:r>
+        <w:rPr>
+          <w:rFonts w:ascii="Times New Roman" w:hAnsi="Times New Roman" w:cs="Times New Roman"/>
+        </w:rPr>
+        <w:t>Overwalle</w:t>
+      </w:r>
+      <w:proofErr w:type="spellEnd"/>
+      <w:r>
+        <w:rPr>
+          <w:rFonts w:ascii="Times New Roman" w:hAnsi="Times New Roman" w:cs="Times New Roman"/>
+        </w:rPr>
+        <w:t>, 2010</w:t>
       </w:r>
       <w:r>
         <w:rPr>
@@ -12711,7 +13975,35 @@
         <w:rPr>
           <w:rFonts w:ascii="Times New Roman" w:hAnsi="Times New Roman" w:cs="Times New Roman"/>
         </w:rPr>
-        <w:t xml:space="preserve"> Rakison &amp; Lupyan, 2008; Rumelhart &amp; McClelland, 1985; Vong et al., 2004</w:t>
+        <w:t xml:space="preserve"> </w:t>
+      </w:r>
+      <w:proofErr w:type="spellStart"/>
+      <w:r>
+        <w:rPr>
+          <w:rFonts w:ascii="Times New Roman" w:hAnsi="Times New Roman" w:cs="Times New Roman"/>
+        </w:rPr>
+        <w:t>Rakison</w:t>
+      </w:r>
+      <w:proofErr w:type="spellEnd"/>
+      <w:r>
+        <w:rPr>
+          <w:rFonts w:ascii="Times New Roman" w:hAnsi="Times New Roman" w:cs="Times New Roman"/>
+        </w:rPr>
+        <w:t xml:space="preserve"> &amp; </w:t>
+      </w:r>
+      <w:proofErr w:type="spellStart"/>
+      <w:r>
+        <w:rPr>
+          <w:rFonts w:ascii="Times New Roman" w:hAnsi="Times New Roman" w:cs="Times New Roman"/>
+        </w:rPr>
+        <w:t>Lupyan</w:t>
+      </w:r>
+      <w:proofErr w:type="spellEnd"/>
+      <w:r>
+        <w:rPr>
+          <w:rFonts w:ascii="Times New Roman" w:hAnsi="Times New Roman" w:cs="Times New Roman"/>
+        </w:rPr>
+        <w:t>, 2008; Rumelhart &amp; McClelland, 1985; Vong et al., 2004</w:t>
       </w:r>
       <w:r>
         <w:rPr>
@@ -12725,11 +14017,33 @@
         </w:rPr>
         <w:t xml:space="preserve">Elman et al., 1996 and </w:t>
       </w:r>
-      <w:r>
-        <w:rPr>
-          <w:rFonts w:ascii="Times New Roman" w:hAnsi="Times New Roman" w:cs="Times New Roman"/>
-        </w:rPr>
-        <w:t>Yermolayeva &amp; Rakison, 201</w:t>
+      <w:proofErr w:type="spellStart"/>
+      <w:r>
+        <w:rPr>
+          <w:rFonts w:ascii="Times New Roman" w:hAnsi="Times New Roman" w:cs="Times New Roman"/>
+        </w:rPr>
+        <w:t>Yermolayeva</w:t>
+      </w:r>
+      <w:proofErr w:type="spellEnd"/>
+      <w:r>
+        <w:rPr>
+          <w:rFonts w:ascii="Times New Roman" w:hAnsi="Times New Roman" w:cs="Times New Roman"/>
+        </w:rPr>
+        <w:t xml:space="preserve"> &amp; </w:t>
+      </w:r>
+      <w:proofErr w:type="spellStart"/>
+      <w:r>
+        <w:rPr>
+          <w:rFonts w:ascii="Times New Roman" w:hAnsi="Times New Roman" w:cs="Times New Roman"/>
+        </w:rPr>
+        <w:t>Rakison</w:t>
+      </w:r>
+      <w:proofErr w:type="spellEnd"/>
+      <w:r>
+        <w:rPr>
+          <w:rFonts w:ascii="Times New Roman" w:hAnsi="Times New Roman" w:cs="Times New Roman"/>
+        </w:rPr>
+        <w:t>, 201</w:t>
       </w:r>
       <w:r>
         <w:rPr>
@@ -12875,14 +14189,30 @@
         <w:rPr>
           <w:rFonts w:ascii="Times New Roman" w:hAnsi="Times New Roman" w:cs="Times New Roman"/>
         </w:rPr>
-        <w:t xml:space="preserve"> can qualitatively explain infants’ looking responses across a range of </w:t>
-      </w:r>
+        <w:t xml:space="preserve"> can qualitatively explain infants</w:t>
+      </w:r>
+      <w:proofErr w:type="gramStart"/>
+      <w:r>
+        <w:rPr>
+          <w:rFonts w:ascii="Times New Roman" w:hAnsi="Times New Roman" w:cs="Times New Roman"/>
+        </w:rPr>
+        <w:t>’ looking</w:t>
+      </w:r>
+      <w:proofErr w:type="gramEnd"/>
+      <w:r>
+        <w:rPr>
+          <w:rFonts w:ascii="Times New Roman" w:hAnsi="Times New Roman" w:cs="Times New Roman"/>
+        </w:rPr>
+        <w:t xml:space="preserve"> responses across a range of </w:t>
+      </w:r>
+      <w:proofErr w:type="spellStart"/>
       <w:r>
         <w:rPr>
           <w:rFonts w:ascii="Times New Roman" w:hAnsi="Times New Roman" w:cs="Times New Roman"/>
         </w:rPr>
         <w:t>VoE</w:t>
       </w:r>
+      <w:proofErr w:type="spellEnd"/>
       <w:r>
         <w:rPr>
           <w:rFonts w:ascii="Times New Roman" w:hAnsi="Times New Roman" w:cs="Times New Roman"/>
@@ -13073,19 +14403,33 @@
         <w:rPr>
           <w:rFonts w:ascii="Times New Roman" w:eastAsia="Times New Roman" w:hAnsi="Times New Roman" w:cs="Times New Roman"/>
         </w:rPr>
-        <w:t>, it was possible to demonstrate the explanatory breadth of the current account in particular</w:t>
-      </w:r>
-      <w:r>
-        <w:rPr>
-          <w:rFonts w:ascii="Times New Roman" w:eastAsia="Times New Roman" w:hAnsi="Times New Roman" w:cs="Times New Roman"/>
-        </w:rPr>
-        <w:t xml:space="preserve"> </w:t>
-      </w:r>
-      <w:r>
-        <w:rPr>
-          <w:rFonts w:ascii="Times New Roman" w:eastAsia="Times New Roman" w:hAnsi="Times New Roman" w:cs="Times New Roman"/>
-        </w:rPr>
-        <w:t>and the sufficiency of lean accounts</w:t>
+        <w:t xml:space="preserve">, it was possible to demonstrate the explanatory breadth of the current account </w:t>
+      </w:r>
+      <w:proofErr w:type="gramStart"/>
+      <w:r>
+        <w:rPr>
+          <w:rFonts w:ascii="Times New Roman" w:eastAsia="Times New Roman" w:hAnsi="Times New Roman" w:cs="Times New Roman"/>
+        </w:rPr>
+        <w:t>in particular</w:t>
+      </w:r>
+      <w:r>
+        <w:rPr>
+          <w:rFonts w:ascii="Times New Roman" w:eastAsia="Times New Roman" w:hAnsi="Times New Roman" w:cs="Times New Roman"/>
+        </w:rPr>
+        <w:t xml:space="preserve"> </w:t>
+      </w:r>
+      <w:r>
+        <w:rPr>
+          <w:rFonts w:ascii="Times New Roman" w:eastAsia="Times New Roman" w:hAnsi="Times New Roman" w:cs="Times New Roman"/>
+        </w:rPr>
+        <w:t>and</w:t>
+      </w:r>
+      <w:proofErr w:type="gramEnd"/>
+      <w:r>
+        <w:rPr>
+          <w:rFonts w:ascii="Times New Roman" w:eastAsia="Times New Roman" w:hAnsi="Times New Roman" w:cs="Times New Roman"/>
+        </w:rPr>
+        <w:t xml:space="preserve"> the sufficiency of lean accounts</w:t>
       </w:r>
       <w:r>
         <w:rPr>
@@ -13283,7 +14627,21 @@
         <w:rPr>
           <w:rFonts w:ascii="Times New Roman" w:hAnsi="Times New Roman" w:cs="Times New Roman"/>
         </w:rPr>
-        <w:t>; Csibra et al., 1999</w:t>
+        <w:t xml:space="preserve">; </w:t>
+      </w:r>
+      <w:proofErr w:type="spellStart"/>
+      <w:r>
+        <w:rPr>
+          <w:rFonts w:ascii="Times New Roman" w:hAnsi="Times New Roman" w:cs="Times New Roman"/>
+        </w:rPr>
+        <w:t>Csibra</w:t>
+      </w:r>
+      <w:proofErr w:type="spellEnd"/>
+      <w:r>
+        <w:rPr>
+          <w:rFonts w:ascii="Times New Roman" w:hAnsi="Times New Roman" w:cs="Times New Roman"/>
+        </w:rPr>
+        <w:t xml:space="preserve"> et al., 1999</w:t>
       </w:r>
       <w:r>
         <w:rPr>
@@ -13362,11 +14720,33 @@
         </w:rPr>
         <w:t xml:space="preserve">even when the characters engaged in those actions do not possess animate features (i.e., they are inanimate; </w:t>
       </w:r>
-      <w:r>
-        <w:rPr>
-          <w:rFonts w:ascii="Times New Roman" w:hAnsi="Times New Roman" w:cs="Times New Roman"/>
-        </w:rPr>
-        <w:t>Csibra et al., 1999; Sodian et al., 2004).</w:t>
+      <w:proofErr w:type="spellStart"/>
+      <w:r>
+        <w:rPr>
+          <w:rFonts w:ascii="Times New Roman" w:hAnsi="Times New Roman" w:cs="Times New Roman"/>
+        </w:rPr>
+        <w:t>Csibra</w:t>
+      </w:r>
+      <w:proofErr w:type="spellEnd"/>
+      <w:r>
+        <w:rPr>
+          <w:rFonts w:ascii="Times New Roman" w:hAnsi="Times New Roman" w:cs="Times New Roman"/>
+        </w:rPr>
+        <w:t xml:space="preserve"> et al., 1999; </w:t>
+      </w:r>
+      <w:proofErr w:type="spellStart"/>
+      <w:r>
+        <w:rPr>
+          <w:rFonts w:ascii="Times New Roman" w:hAnsi="Times New Roman" w:cs="Times New Roman"/>
+        </w:rPr>
+        <w:t>Sodian</w:t>
+      </w:r>
+      <w:proofErr w:type="spellEnd"/>
+      <w:r>
+        <w:rPr>
+          <w:rFonts w:ascii="Times New Roman" w:hAnsi="Times New Roman" w:cs="Times New Roman"/>
+        </w:rPr>
+        <w:t xml:space="preserve"> et al., 2004).</w:t>
       </w:r>
     </w:p>
     <w:p>
@@ -13433,7 +14813,21 @@
         <w:rPr>
           <w:rFonts w:ascii="Times New Roman" w:hAnsi="Times New Roman" w:cs="Times New Roman"/>
         </w:rPr>
-        <w:t xml:space="preserve"> from its actions and external constraints (e.g., Csibra et al., 2003</w:t>
+        <w:t xml:space="preserve"> from its actions and external constraints (e.g., </w:t>
+      </w:r>
+      <w:proofErr w:type="spellStart"/>
+      <w:r>
+        <w:rPr>
+          <w:rFonts w:ascii="Times New Roman" w:hAnsi="Times New Roman" w:cs="Times New Roman"/>
+        </w:rPr>
+        <w:t>Csibra</w:t>
+      </w:r>
+      <w:proofErr w:type="spellEnd"/>
+      <w:r>
+        <w:rPr>
+          <w:rFonts w:ascii="Times New Roman" w:hAnsi="Times New Roman" w:cs="Times New Roman"/>
+        </w:rPr>
+        <w:t xml:space="preserve"> et al., 2003</w:t>
       </w:r>
       <w:r>
         <w:rPr>
@@ -13502,7 +14896,21 @@
         <w:rPr>
           <w:rFonts w:ascii="Times New Roman" w:hAnsi="Times New Roman" w:cs="Times New Roman"/>
         </w:rPr>
-        <w:t xml:space="preserve"> (e.g., Liu &amp; Spelke, 2017</w:t>
+        <w:t xml:space="preserve"> (e.g., Liu &amp; </w:t>
+      </w:r>
+      <w:proofErr w:type="spellStart"/>
+      <w:r>
+        <w:rPr>
+          <w:rFonts w:ascii="Times New Roman" w:hAnsi="Times New Roman" w:cs="Times New Roman"/>
+        </w:rPr>
+        <w:t>Spelke</w:t>
+      </w:r>
+      <w:proofErr w:type="spellEnd"/>
+      <w:r>
+        <w:rPr>
+          <w:rFonts w:ascii="Times New Roman" w:hAnsi="Times New Roman" w:cs="Times New Roman"/>
+        </w:rPr>
+        <w:t>, 2017</w:t>
       </w:r>
       <w:r>
         <w:rPr>
@@ -13649,8 +15057,16 @@
         <w:rPr>
           <w:rFonts w:ascii="Times New Roman" w:hAnsi="Times New Roman" w:cs="Times New Roman"/>
         </w:rPr>
-        <w:t xml:space="preserve"> VoE</w:t>
-      </w:r>
+        <w:t xml:space="preserve"> </w:t>
+      </w:r>
+      <w:proofErr w:type="spellStart"/>
+      <w:r>
+        <w:rPr>
+          <w:rFonts w:ascii="Times New Roman" w:hAnsi="Times New Roman" w:cs="Times New Roman"/>
+        </w:rPr>
+        <w:t>VoE</w:t>
+      </w:r>
+      <w:proofErr w:type="spellEnd"/>
       <w:r>
         <w:rPr>
           <w:rFonts w:ascii="Times New Roman" w:hAnsi="Times New Roman" w:cs="Times New Roman"/>
@@ -13744,7 +15160,21 @@
         <w:rPr>
           <w:rFonts w:ascii="Times New Roman" w:hAnsi="Times New Roman" w:cs="Times New Roman"/>
         </w:rPr>
-        <w:t xml:space="preserve"> Overwalle’s (2010)</w:t>
+        <w:t xml:space="preserve"> </w:t>
+      </w:r>
+      <w:proofErr w:type="spellStart"/>
+      <w:r>
+        <w:rPr>
+          <w:rFonts w:ascii="Times New Roman" w:hAnsi="Times New Roman" w:cs="Times New Roman"/>
+        </w:rPr>
+        <w:t>Overwalle’s</w:t>
+      </w:r>
+      <w:proofErr w:type="spellEnd"/>
+      <w:r>
+        <w:rPr>
+          <w:rFonts w:ascii="Times New Roman" w:hAnsi="Times New Roman" w:cs="Times New Roman"/>
+        </w:rPr>
+        <w:t xml:space="preserve"> (2010)</w:t>
       </w:r>
       <w:r>
         <w:rPr>
@@ -13988,7 +15418,21 @@
         <w:rPr>
           <w:rFonts w:ascii="Times New Roman" w:hAnsi="Times New Roman" w:cs="Times New Roman"/>
         </w:rPr>
-        <w:t xml:space="preserve"> Overwalle (2010). </w:t>
+        <w:t xml:space="preserve"> </w:t>
+      </w:r>
+      <w:proofErr w:type="spellStart"/>
+      <w:r>
+        <w:rPr>
+          <w:rFonts w:ascii="Times New Roman" w:hAnsi="Times New Roman" w:cs="Times New Roman"/>
+        </w:rPr>
+        <w:t>Overwalle</w:t>
+      </w:r>
+      <w:proofErr w:type="spellEnd"/>
+      <w:r>
+        <w:rPr>
+          <w:rFonts w:ascii="Times New Roman" w:hAnsi="Times New Roman" w:cs="Times New Roman"/>
+        </w:rPr>
+        <w:t xml:space="preserve"> (2010). </w:t>
       </w:r>
       <w:r>
         <w:rPr>
@@ -14050,11 +15494,19 @@
         </w:rPr>
         <w:t xml:space="preserve">one of the </w:t>
       </w:r>
-      <w:r>
-        <w:rPr>
-          <w:rFonts w:ascii="Times New Roman" w:hAnsi="Times New Roman" w:cs="Times New Roman"/>
-        </w:rPr>
-        <w:t>aforementioned key findings</w:t>
+      <w:proofErr w:type="gramStart"/>
+      <w:r>
+        <w:rPr>
+          <w:rFonts w:ascii="Times New Roman" w:hAnsi="Times New Roman" w:cs="Times New Roman"/>
+        </w:rPr>
+        <w:t>aforementioned key</w:t>
+      </w:r>
+      <w:proofErr w:type="gramEnd"/>
+      <w:r>
+        <w:rPr>
+          <w:rFonts w:ascii="Times New Roman" w:hAnsi="Times New Roman" w:cs="Times New Roman"/>
+        </w:rPr>
+        <w:t xml:space="preserve"> findings</w:t>
       </w:r>
       <w:r>
         <w:rPr>
@@ -14080,7 +15532,7 @@
         </w:rPr>
         <w:t xml:space="preserve"> three </w:t>
       </w:r>
-      <w:ins w:id="58" w:author="Benton, Deon" w:date="2026-04-22T15:43:00Z" w16du:dateUtc="2026-04-22T20:43:00Z">
+      <w:ins w:id="56" w:author="Benton, Deon" w:date="2026-04-22T15:43:00Z" w16du:dateUtc="2026-04-22T20:43:00Z">
         <w:r>
           <w:rPr>
             <w:rFonts w:ascii="Times New Roman" w:hAnsi="Times New Roman" w:cs="Times New Roman"/>
@@ -14088,7 +15540,7 @@
           <w:t>separate models</w:t>
         </w:r>
       </w:ins>
-      <w:ins w:id="59" w:author="Benton, Deon" w:date="2026-04-22T15:46:00Z" w16du:dateUtc="2026-04-22T20:46:00Z">
+      <w:ins w:id="57" w:author="Benton, Deon" w:date="2026-04-22T15:46:00Z" w16du:dateUtc="2026-04-22T20:46:00Z">
         <w:r>
           <w:rPr>
             <w:rFonts w:ascii="Times New Roman" w:hAnsi="Times New Roman" w:cs="Times New Roman"/>
@@ -14096,7 +15548,7 @@
           <w:t xml:space="preserve"> to determine which one </w:t>
         </w:r>
       </w:ins>
-      <w:ins w:id="60" w:author="Benton, Deon" w:date="2026-04-22T15:47:00Z" w16du:dateUtc="2026-04-22T20:47:00Z">
+      <w:ins w:id="58" w:author="Benton, Deon" w:date="2026-04-22T15:47:00Z" w16du:dateUtc="2026-04-22T20:47:00Z">
         <w:r>
           <w:rPr>
             <w:rFonts w:ascii="Times New Roman" w:hAnsi="Times New Roman" w:cs="Times New Roman"/>
@@ -14104,7 +15556,7 @@
           <w:t>best captures the target finding of that simulation</w:t>
         </w:r>
       </w:ins>
-      <w:ins w:id="61" w:author="Benton, Deon" w:date="2026-04-22T15:43:00Z" w16du:dateUtc="2026-04-22T20:43:00Z">
+      <w:ins w:id="59" w:author="Benton, Deon" w:date="2026-04-22T15:43:00Z" w16du:dateUtc="2026-04-22T20:43:00Z">
         <w:r>
           <w:rPr>
             <w:rFonts w:ascii="Times New Roman" w:hAnsi="Times New Roman" w:cs="Times New Roman"/>
@@ -14112,7 +15564,7 @@
           <w:t>. One is OM10. Another is an extension of OM10</w:t>
         </w:r>
       </w:ins>
-      <w:ins w:id="62" w:author="Benton, Deon" w:date="2026-04-22T15:44:00Z" w16du:dateUtc="2026-04-22T20:44:00Z">
+      <w:ins w:id="60" w:author="Benton, Deon" w:date="2026-04-22T15:44:00Z" w16du:dateUtc="2026-04-22T20:44:00Z">
         <w:r>
           <w:rPr>
             <w:rFonts w:ascii="Times New Roman" w:hAnsi="Times New Roman" w:cs="Times New Roman"/>
@@ -14120,7 +15572,7 @@
           <w:t>, OM10-2,</w:t>
         </w:r>
       </w:ins>
-      <w:ins w:id="63" w:author="Benton, Deon" w:date="2026-04-22T15:43:00Z" w16du:dateUtc="2026-04-22T20:43:00Z">
+      <w:ins w:id="61" w:author="Benton, Deon" w:date="2026-04-22T15:43:00Z" w16du:dateUtc="2026-04-22T20:43:00Z">
         <w:r>
           <w:rPr>
             <w:rFonts w:ascii="Times New Roman" w:hAnsi="Times New Roman" w:cs="Times New Roman"/>
@@ -14128,30 +15580,58 @@
           <w:t xml:space="preserve"> that more faithfully represents the task structure of the studies from which the present targ</w:t>
         </w:r>
       </w:ins>
-      <w:ins w:id="64" w:author="Benton, Deon" w:date="2026-04-22T15:44:00Z" w16du:dateUtc="2026-04-22T20:44:00Z">
+      <w:ins w:id="62" w:author="Benton, Deon" w:date="2026-04-22T15:44:00Z" w16du:dateUtc="2026-04-22T20:44:00Z">
         <w:r>
           <w:rPr>
             <w:rFonts w:ascii="Times New Roman" w:hAnsi="Times New Roman" w:cs="Times New Roman"/>
           </w:rPr>
-          <w:t xml:space="preserve">et behaviors were derived. A final model </w:t>
+          <w:t xml:space="preserve">et behaviors were derived. </w:t>
+        </w:r>
+        <w:proofErr w:type="gramStart"/>
+        <w:r>
+          <w:rPr>
+            <w:rFonts w:ascii="Times New Roman" w:hAnsi="Times New Roman" w:cs="Times New Roman"/>
+          </w:rPr>
+          <w:t>A final</w:t>
+        </w:r>
+        <w:proofErr w:type="gramEnd"/>
+        <w:r>
+          <w:rPr>
+            <w:rFonts w:ascii="Times New Roman" w:hAnsi="Times New Roman" w:cs="Times New Roman"/>
+          </w:rPr>
+          <w:t xml:space="preserve"> model </w:t>
         </w:r>
         <w:r>
           <w:rPr>
             <w:rFonts w:ascii="Times New Roman" w:hAnsi="Times New Roman" w:cs="Times New Roman"/>
           </w:rPr>
           <w:lastRenderedPageBreak/>
-          <w:t>is an extension of ALIAS-2.T</w:t>
+          <w:t>is an extension of ALIAS-</w:t>
         </w:r>
-      </w:ins>
-      <w:ins w:id="65" w:author="Benton, Deon" w:date="2026-04-22T15:45:00Z" w16du:dateUtc="2026-04-22T20:45:00Z">
+        <w:proofErr w:type="gramStart"/>
         <w:r>
           <w:rPr>
             <w:rFonts w:ascii="Times New Roman" w:hAnsi="Times New Roman" w:cs="Times New Roman"/>
           </w:rPr>
-          <w:t>he sole difference between this model and ALIAS is that salience information is removed from it. By rem</w:t>
+          <w:t>2.T</w:t>
         </w:r>
       </w:ins>
-      <w:ins w:id="66" w:author="Benton, Deon" w:date="2026-04-22T15:46:00Z" w16du:dateUtc="2026-04-22T20:46:00Z">
+      <w:ins w:id="63" w:author="Benton, Deon" w:date="2026-04-22T15:45:00Z" w16du:dateUtc="2026-04-22T20:45:00Z">
+        <w:r>
+          <w:rPr>
+            <w:rFonts w:ascii="Times New Roman" w:hAnsi="Times New Roman" w:cs="Times New Roman"/>
+          </w:rPr>
+          <w:t>he</w:t>
+        </w:r>
+        <w:proofErr w:type="gramEnd"/>
+        <w:r>
+          <w:rPr>
+            <w:rFonts w:ascii="Times New Roman" w:hAnsi="Times New Roman" w:cs="Times New Roman"/>
+          </w:rPr>
+          <w:t xml:space="preserve"> sole difference between this model and ALIAS is that salience information is removed from it. By rem</w:t>
+        </w:r>
+      </w:ins>
+      <w:ins w:id="64" w:author="Benton, Deon" w:date="2026-04-22T15:46:00Z" w16du:dateUtc="2026-04-22T20:46:00Z">
         <w:r>
           <w:rPr>
             <w:rFonts w:ascii="Times New Roman" w:hAnsi="Times New Roman" w:cs="Times New Roman"/>
@@ -14189,7 +15669,7 @@
         </w:rPr>
         <w:t xml:space="preserve">, </w:t>
       </w:r>
-      <w:ins w:id="67" w:author="Benton, Deon" w:date="2026-04-22T15:47:00Z" w16du:dateUtc="2026-04-22T20:47:00Z">
+      <w:ins w:id="65" w:author="Benton, Deon" w:date="2026-04-22T15:47:00Z" w16du:dateUtc="2026-04-22T20:47:00Z">
         <w:r>
           <w:rPr>
             <w:rFonts w:ascii="Times New Roman" w:hAnsi="Times New Roman" w:cs="Times New Roman"/>
@@ -14197,7 +15677,7 @@
           <w:t>A final point that is worth noting is that</w:t>
         </w:r>
       </w:ins>
-      <w:ins w:id="68" w:author="Benton, Deon" w:date="2026-04-22T15:49:00Z" w16du:dateUtc="2026-04-22T20:49:00Z">
+      <w:ins w:id="66" w:author="Benton, Deon" w:date="2026-04-22T15:49:00Z" w16du:dateUtc="2026-04-22T20:49:00Z">
         <w:r>
           <w:rPr>
             <w:rFonts w:ascii="Times New Roman" w:hAnsi="Times New Roman" w:cs="Times New Roman"/>
@@ -14217,7 +15697,7 @@
           <w:t>aim of the present simulations wa</w:t>
         </w:r>
       </w:ins>
-      <w:ins w:id="69" w:author="Benton, Deon" w:date="2026-04-22T15:50:00Z" w16du:dateUtc="2026-04-22T20:50:00Z">
+      <w:ins w:id="67" w:author="Benton, Deon" w:date="2026-04-22T15:50:00Z" w16du:dateUtc="2026-04-22T20:50:00Z">
         <w:r>
           <w:rPr>
             <w:rFonts w:ascii="Times New Roman" w:hAnsi="Times New Roman" w:cs="Times New Roman"/>
@@ -14225,7 +15705,7 @@
           <w:t>s</w:t>
         </w:r>
       </w:ins>
-      <w:ins w:id="70" w:author="Benton, Deon" w:date="2026-04-22T15:49:00Z" w16du:dateUtc="2026-04-22T20:49:00Z">
+      <w:ins w:id="68" w:author="Benton, Deon" w:date="2026-04-22T15:49:00Z" w16du:dateUtc="2026-04-22T20:49:00Z">
         <w:r>
           <w:rPr>
             <w:rFonts w:ascii="Times New Roman" w:hAnsi="Times New Roman" w:cs="Times New Roman"/>
@@ -14233,7 +15713,7 @@
           <w:t xml:space="preserve"> to demonstrate </w:t>
         </w:r>
       </w:ins>
-      <w:ins w:id="71" w:author="Benton, Deon" w:date="2026-04-22T15:50:00Z" w16du:dateUtc="2026-04-22T20:50:00Z">
+      <w:ins w:id="69" w:author="Benton, Deon" w:date="2026-04-22T15:50:00Z" w16du:dateUtc="2026-04-22T20:50:00Z">
         <w:r>
           <w:rPr>
             <w:rFonts w:ascii="Times New Roman" w:hAnsi="Times New Roman" w:cs="Times New Roman"/>
@@ -14241,7 +15721,7 @@
           <w:t>the sufficiency of ALIAS in capturing</w:t>
         </w:r>
       </w:ins>
-      <w:ins w:id="72" w:author="Benton, Deon" w:date="2026-04-22T15:49:00Z" w16du:dateUtc="2026-04-22T20:49:00Z">
+      <w:ins w:id="70" w:author="Benton, Deon" w:date="2026-04-22T15:49:00Z" w16du:dateUtc="2026-04-22T20:49:00Z">
         <w:r>
           <w:rPr>
             <w:rFonts w:ascii="Times New Roman" w:hAnsi="Times New Roman" w:cs="Times New Roman"/>
@@ -14249,7 +15729,7 @@
           <w:t xml:space="preserve"> the five target findings</w:t>
         </w:r>
       </w:ins>
-      <w:ins w:id="73" w:author="Benton, Deon" w:date="2026-04-22T15:50:00Z" w16du:dateUtc="2026-04-22T20:50:00Z">
+      <w:ins w:id="71" w:author="Benton, Deon" w:date="2026-04-22T15:50:00Z" w16du:dateUtc="2026-04-22T20:50:00Z">
         <w:r>
           <w:rPr>
             <w:rFonts w:ascii="Times New Roman" w:hAnsi="Times New Roman" w:cs="Times New Roman"/>
@@ -14263,7 +15743,7 @@
         </w:rPr>
         <w:t xml:space="preserve">each of the studies </w:t>
       </w:r>
-      <w:ins w:id="74" w:author="Benton, Deon" w:date="2026-04-22T15:48:00Z" w16du:dateUtc="2026-04-22T20:48:00Z">
+      <w:ins w:id="72" w:author="Benton, Deon" w:date="2026-04-22T15:48:00Z" w16du:dateUtc="2026-04-22T20:48:00Z">
         <w:r>
           <w:rPr>
             <w:rFonts w:ascii="Times New Roman" w:hAnsi="Times New Roman" w:cs="Times New Roman"/>
@@ -14271,7 +15751,7 @@
           <w:t xml:space="preserve">from which a given target </w:t>
         </w:r>
       </w:ins>
-      <w:ins w:id="75" w:author="Benton, Deon" w:date="2026-04-22T15:50:00Z" w16du:dateUtc="2026-04-22T20:50:00Z">
+      <w:ins w:id="73" w:author="Benton, Deon" w:date="2026-04-22T15:50:00Z" w16du:dateUtc="2026-04-22T20:50:00Z">
         <w:r>
           <w:rPr>
             <w:rFonts w:ascii="Times New Roman" w:hAnsi="Times New Roman" w:cs="Times New Roman"/>
@@ -14279,7 +15759,7 @@
           <w:t xml:space="preserve">finding or </w:t>
         </w:r>
       </w:ins>
-      <w:ins w:id="76" w:author="Benton, Deon" w:date="2026-04-22T15:48:00Z" w16du:dateUtc="2026-04-22T20:48:00Z">
+      <w:ins w:id="74" w:author="Benton, Deon" w:date="2026-04-22T15:48:00Z" w16du:dateUtc="2026-04-22T20:48:00Z">
         <w:r>
           <w:rPr>
             <w:rFonts w:ascii="Times New Roman" w:hAnsi="Times New Roman" w:cs="Times New Roman"/>
@@ -14287,7 +15767,7 @@
           <w:t>behavior was derived</w:t>
         </w:r>
       </w:ins>
-      <w:ins w:id="77" w:author="Benton, Deon" w:date="2026-04-22T15:50:00Z" w16du:dateUtc="2026-04-22T20:50:00Z">
+      <w:ins w:id="75" w:author="Benton, Deon" w:date="2026-04-22T15:50:00Z" w16du:dateUtc="2026-04-22T20:50:00Z">
         <w:r>
           <w:rPr>
             <w:rFonts w:ascii="Times New Roman" w:hAnsi="Times New Roman" w:cs="Times New Roman"/>
@@ -14421,7 +15901,7 @@
         </w:rPr>
         <w:t xml:space="preserve"> (e.g., the length of the action phase in </w:t>
       </w:r>
-      <w:del w:id="78" w:author="Benton, Deon" w:date="2026-04-22T15:49:00Z" w16du:dateUtc="2026-04-22T20:49:00Z">
+      <w:del w:id="76" w:author="Benton, Deon" w:date="2026-04-22T15:49:00Z" w16du:dateUtc="2026-04-22T20:49:00Z">
         <w:r>
           <w:rPr>
             <w:rFonts w:ascii="Times New Roman" w:hAnsi="Times New Roman" w:cs="Times New Roman"/>
@@ -14429,7 +15909,7 @@
           <w:delText>Skerry et al., 2013</w:delText>
         </w:r>
       </w:del>
-      <w:ins w:id="79" w:author="Benton, Deon" w:date="2026-04-22T15:49:00Z" w16du:dateUtc="2026-04-22T20:49:00Z">
+      <w:ins w:id="77" w:author="Benton, Deon" w:date="2026-04-22T15:49:00Z" w16du:dateUtc="2026-04-22T20:49:00Z">
         <w:r>
           <w:rPr>
             <w:rFonts w:ascii="Times New Roman" w:hAnsi="Times New Roman" w:cs="Times New Roman"/>
@@ -14469,7 +15949,21 @@
         <w:rPr>
           <w:rFonts w:ascii="Times New Roman" w:hAnsi="Times New Roman" w:cs="Times New Roman"/>
         </w:rPr>
-        <w:t>To foreshadow the results of the simulation, and in particular of the model comparisons, ALIAS was the only model to capture successfully all five target findings. This model also generated several predictions that can, and should, be tested in future behavioral experiments. The remaining models varied in the number of target findings for which they were able to account. For example</w:t>
+        <w:t xml:space="preserve">To foreshadow the results of the simulation, and </w:t>
+      </w:r>
+      <w:proofErr w:type="gramStart"/>
+      <w:r>
+        <w:rPr>
+          <w:rFonts w:ascii="Times New Roman" w:hAnsi="Times New Roman" w:cs="Times New Roman"/>
+        </w:rPr>
+        <w:t>in particular of</w:t>
+      </w:r>
+      <w:proofErr w:type="gramEnd"/>
+      <w:r>
+        <w:rPr>
+          <w:rFonts w:ascii="Times New Roman" w:hAnsi="Times New Roman" w:cs="Times New Roman"/>
+        </w:rPr>
+        <w:t xml:space="preserve"> the model comparisons, ALIAS was the only model to capture successfully all five target findings. This model also generated several predictions that can, and should, be tested in future behavioral experiments. The remaining models varied in the number of target findings for which they were able to account. For example</w:t>
       </w:r>
       <w:r>
         <w:rPr>
@@ -14487,7 +15981,21 @@
         <w:rPr>
           <w:rFonts w:ascii="Times New Roman" w:hAnsi="Times New Roman" w:cs="Times New Roman"/>
         </w:rPr>
-        <w:t xml:space="preserve"> failed to capture the remaining two findings. Similarly, …. . In contrast, …. </w:t>
+        <w:t xml:space="preserve"> failed to capture the remaining two findings. Similarly, …</w:t>
+      </w:r>
+      <w:proofErr w:type="gramStart"/>
+      <w:r>
+        <w:rPr>
+          <w:rFonts w:ascii="Times New Roman" w:hAnsi="Times New Roman" w:cs="Times New Roman"/>
+        </w:rPr>
+        <w:t>. .</w:t>
+      </w:r>
+      <w:proofErr w:type="gramEnd"/>
+      <w:r>
+        <w:rPr>
+          <w:rFonts w:ascii="Times New Roman" w:hAnsi="Times New Roman" w:cs="Times New Roman"/>
+        </w:rPr>
+        <w:t xml:space="preserve"> In contrast, …. </w:t>
       </w:r>
       <w:r>
         <w:rPr>
@@ -14495,18 +16003,68 @@
         </w:rPr>
         <w:t xml:space="preserve">The performance of each model is shown in Table 1. </w:t>
       </w:r>
-      <w:r>
-        <w:rPr>
-          <w:rFonts w:ascii="Times New Roman" w:hAnsi="Times New Roman" w:cs="Times New Roman"/>
-        </w:rPr>
-        <w:t xml:space="preserve">ALIAS’ss uccess in accounting for all five fidnings suggests that theoretical proposal </w:t>
+      <w:proofErr w:type="spellStart"/>
+      <w:r>
+        <w:rPr>
+          <w:rFonts w:ascii="Times New Roman" w:hAnsi="Times New Roman" w:cs="Times New Roman"/>
+        </w:rPr>
+        <w:t>ALIAS’ss</w:t>
+      </w:r>
+      <w:proofErr w:type="spellEnd"/>
+      <w:r>
+        <w:rPr>
+          <w:rFonts w:ascii="Times New Roman" w:hAnsi="Times New Roman" w:cs="Times New Roman"/>
+        </w:rPr>
+        <w:t xml:space="preserve"> </w:t>
+      </w:r>
+      <w:proofErr w:type="spellStart"/>
+      <w:r>
+        <w:rPr>
+          <w:rFonts w:ascii="Times New Roman" w:hAnsi="Times New Roman" w:cs="Times New Roman"/>
+        </w:rPr>
+        <w:t>uccess</w:t>
+      </w:r>
+      <w:proofErr w:type="spellEnd"/>
+      <w:r>
+        <w:rPr>
+          <w:rFonts w:ascii="Times New Roman" w:hAnsi="Times New Roman" w:cs="Times New Roman"/>
+        </w:rPr>
+        <w:t xml:space="preserve"> in accounting for all five </w:t>
+      </w:r>
+      <w:proofErr w:type="spellStart"/>
+      <w:r>
+        <w:rPr>
+          <w:rFonts w:ascii="Times New Roman" w:hAnsi="Times New Roman" w:cs="Times New Roman"/>
+        </w:rPr>
+        <w:t>fidnings</w:t>
+      </w:r>
+      <w:proofErr w:type="spellEnd"/>
+      <w:r>
+        <w:rPr>
+          <w:rFonts w:ascii="Times New Roman" w:hAnsi="Times New Roman" w:cs="Times New Roman"/>
+        </w:rPr>
+        <w:t xml:space="preserve"> suggests that theoretical proposal </w:t>
       </w:r>
       <w:r>
         <w:rPr>
           <w:rFonts w:ascii="Times New Roman" w:hAnsi="Times New Roman" w:cs="Times New Roman"/>
         </w:rPr>
         <w:lastRenderedPageBreak/>
-        <w:t xml:space="preserve">that it implements is sufficient to explain infants’ looking behaviors in action undersatdning studies. Specifically, the success of this model suggests that associative learning, combined with is sufficient to explain </w:t>
+        <w:t xml:space="preserve">that it implements is sufficient to explain infants’ looking behaviors in action </w:t>
+      </w:r>
+      <w:proofErr w:type="spellStart"/>
+      <w:r>
+        <w:rPr>
+          <w:rFonts w:ascii="Times New Roman" w:hAnsi="Times New Roman" w:cs="Times New Roman"/>
+        </w:rPr>
+        <w:t>undersatdning</w:t>
+      </w:r>
+      <w:proofErr w:type="spellEnd"/>
+      <w:r>
+        <w:rPr>
+          <w:rFonts w:ascii="Times New Roman" w:hAnsi="Times New Roman" w:cs="Times New Roman"/>
+        </w:rPr>
+        <w:t xml:space="preserve"> studies. Specifically, the success of this model suggests that associative learning, combined with is sufficient to explain </w:t>
       </w:r>
       <w:r>
         <w:rPr>
@@ -14991,7 +16549,21 @@
         <w:rPr>
           <w:rFonts w:ascii="Times New Roman" w:hAnsi="Times New Roman" w:cs="Times New Roman"/>
         </w:rPr>
-        <w:t xml:space="preserve"> As described in Overwalle (2010), OM10 was trained either on an event in which arced motion occurred over a barrier (Experimental condition) or on an event in which arced motion occurred alone</w:t>
+        <w:t xml:space="preserve"> As described in </w:t>
+      </w:r>
+      <w:proofErr w:type="spellStart"/>
+      <w:r>
+        <w:rPr>
+          <w:rFonts w:ascii="Times New Roman" w:hAnsi="Times New Roman" w:cs="Times New Roman"/>
+        </w:rPr>
+        <w:t>Overwalle</w:t>
+      </w:r>
+      <w:proofErr w:type="spellEnd"/>
+      <w:r>
+        <w:rPr>
+          <w:rFonts w:ascii="Times New Roman" w:hAnsi="Times New Roman" w:cs="Times New Roman"/>
+        </w:rPr>
+        <w:t xml:space="preserve"> (2010), OM10 was trained either on an event in which arced motion occurred over a barrier (Experimental condition) or on an event in which arced motion occurred alone</w:t>
       </w:r>
       <w:r>
         <w:rPr>
@@ -15099,7 +16671,21 @@
         <w:rPr>
           <w:rFonts w:ascii="Times New Roman" w:hAnsi="Times New Roman" w:cs="Times New Roman"/>
         </w:rPr>
-        <w:t xml:space="preserve">During the initial, </w:t>
+        <w:t xml:space="preserve">During the </w:t>
+      </w:r>
+      <w:proofErr w:type="gramStart"/>
+      <w:r>
+        <w:rPr>
+          <w:rFonts w:ascii="Times New Roman" w:hAnsi="Times New Roman" w:cs="Times New Roman"/>
+        </w:rPr>
+        <w:t>initial,</w:t>
+      </w:r>
+      <w:proofErr w:type="gramEnd"/>
+      <w:r>
+        <w:rPr>
+          <w:rFonts w:ascii="Times New Roman" w:hAnsi="Times New Roman" w:cs="Times New Roman"/>
+        </w:rPr>
+        <w:t xml:space="preserve"> </w:t>
       </w:r>
       <w:r>
         <w:rPr>
@@ -15225,7 +16811,21 @@
         <w:rPr>
           <w:rFonts w:ascii="Times New Roman" w:hAnsi="Times New Roman" w:cs="Times New Roman"/>
         </w:rPr>
-        <w:t>Once the network was provided with information that captured the visible state of the world at a particular time step, activation was allowed to propagate through the network over four internal activation cycles (see Overwalle, 2010 for</w:t>
+        <w:t xml:space="preserve">Once the network was provided with information that captured the visible state of the world at a particular time step, activation was allowed to propagate through the network over four internal activation cycles (see </w:t>
+      </w:r>
+      <w:proofErr w:type="spellStart"/>
+      <w:r>
+        <w:rPr>
+          <w:rFonts w:ascii="Times New Roman" w:hAnsi="Times New Roman" w:cs="Times New Roman"/>
+        </w:rPr>
+        <w:t>Overwalle</w:t>
+      </w:r>
+      <w:proofErr w:type="spellEnd"/>
+      <w:r>
+        <w:rPr>
+          <w:rFonts w:ascii="Times New Roman" w:hAnsi="Times New Roman" w:cs="Times New Roman"/>
+        </w:rPr>
+        <w:t>, 2010 for</w:t>
       </w:r>
       <w:r>
         <w:rPr>
@@ -15472,7 +17072,31 @@
           <w:sz w:val="24"/>
           <w:szCs w:val="24"/>
         </w:rPr>
-        <w:t>. The barrier is present only when the agent occupies a position immediately adjacent to it (i.e., to its left or right; see Overwalle, 2010).</w:t>
+        <w:t xml:space="preserve">. The barrier is present only when the agent occupies a position immediately adjacent to it (i.e., to its left or right; see </w:t>
+      </w:r>
+      <w:proofErr w:type="spellStart"/>
+      <w:r>
+        <w:rPr>
+          <w:rFonts w:ascii="Times New Roman" w:hAnsi="Times New Roman" w:cs="Times New Roman"/>
+          <w:i w:val="0"/>
+          <w:iCs w:val="0"/>
+          <w:color w:val="000000" w:themeColor="text1"/>
+          <w:sz w:val="24"/>
+          <w:szCs w:val="24"/>
+        </w:rPr>
+        <w:t>Overwalle</w:t>
+      </w:r>
+      <w:proofErr w:type="spellEnd"/>
+      <w:r>
+        <w:rPr>
+          <w:rFonts w:ascii="Times New Roman" w:hAnsi="Times New Roman" w:cs="Times New Roman"/>
+          <w:i w:val="0"/>
+          <w:iCs w:val="0"/>
+          <w:color w:val="000000" w:themeColor="text1"/>
+          <w:sz w:val="24"/>
+          <w:szCs w:val="24"/>
+        </w:rPr>
+        <w:t>, 2010).</w:t>
       </w:r>
       <w:r>
         <w:rPr>
@@ -15654,7 +17278,21 @@
         <w:rPr>
           <w:rFonts w:ascii="Times New Roman" w:hAnsi="Times New Roman" w:cs="Times New Roman"/>
         </w:rPr>
-        <w:t xml:space="preserve"> shown to networks in the Experimental condition; that is, the figure shows the state of the network at each of the nine steps comprising the training event. Three features of this input are particularly noteworthy given their divergence from the nature of the events that infants are shown in action understanding studies. First, the obstacle was only present when the agent was located in a cell that was directly adjacent to it. This contrasts with how obstacles are treated in most, if not all, action understanding studies. In such studies, obstacles</w:t>
+        <w:t xml:space="preserve"> shown to networks in the Experimental condition; that is, the figure shows the state of the network at each of the nine steps comprising the training event. Three features of this input are particularly noteworthy given their divergence from the nature of the events that infants are shown in action understanding studies. First, the obstacle was only present when the agent </w:t>
+      </w:r>
+      <w:proofErr w:type="gramStart"/>
+      <w:r>
+        <w:rPr>
+          <w:rFonts w:ascii="Times New Roman" w:hAnsi="Times New Roman" w:cs="Times New Roman"/>
+        </w:rPr>
+        <w:t>was located in</w:t>
+      </w:r>
+      <w:proofErr w:type="gramEnd"/>
+      <w:r>
+        <w:rPr>
+          <w:rFonts w:ascii="Times New Roman" w:hAnsi="Times New Roman" w:cs="Times New Roman"/>
+        </w:rPr>
+        <w:t xml:space="preserve"> a cell that was directly adjacent to it. This contrasts with how obstacles are treated in most, if not all, action understanding studies. In such studies, obstacles</w:t>
       </w:r>
       <w:r>
         <w:rPr>
@@ -15696,7 +17334,21 @@
         <w:rPr>
           <w:rFonts w:ascii="Times New Roman" w:hAnsi="Times New Roman" w:cs="Times New Roman"/>
         </w:rPr>
-        <w:t>Liu &amp; Spelke, 2017)</w:t>
+        <w:t xml:space="preserve">Liu &amp; </w:t>
+      </w:r>
+      <w:proofErr w:type="spellStart"/>
+      <w:r>
+        <w:rPr>
+          <w:rFonts w:ascii="Times New Roman" w:hAnsi="Times New Roman" w:cs="Times New Roman"/>
+        </w:rPr>
+        <w:t>Spelke</w:t>
+      </w:r>
+      <w:proofErr w:type="spellEnd"/>
+      <w:r>
+        <w:rPr>
+          <w:rFonts w:ascii="Times New Roman" w:hAnsi="Times New Roman" w:cs="Times New Roman"/>
+        </w:rPr>
+        <w:t>, 2017)</w:t>
       </w:r>
       <w:r>
         <w:rPr>
@@ -15738,7 +17390,21 @@
         <w:rPr>
           <w:rFonts w:ascii="Times New Roman" w:hAnsi="Times New Roman" w:cs="Times New Roman"/>
         </w:rPr>
-        <w:t xml:space="preserve"> the success of Overwalle’s (2010) model in capturing infants’ looking behaviors in Gergely et al. (1995); that is, it is possible that the success of this model stemmed from properties of the input that failed faithfully to implement the events presented to infants rather than from capturing the processes that underlie infants’ action understanding. </w:t>
+        <w:t xml:space="preserve"> the success of </w:t>
+      </w:r>
+      <w:proofErr w:type="spellStart"/>
+      <w:r>
+        <w:rPr>
+          <w:rFonts w:ascii="Times New Roman" w:hAnsi="Times New Roman" w:cs="Times New Roman"/>
+        </w:rPr>
+        <w:t>Overwalle’s</w:t>
+      </w:r>
+      <w:proofErr w:type="spellEnd"/>
+      <w:r>
+        <w:rPr>
+          <w:rFonts w:ascii="Times New Roman" w:hAnsi="Times New Roman" w:cs="Times New Roman"/>
+        </w:rPr>
+        <w:t xml:space="preserve"> (2010) model in capturing infants’ looking behaviors in Gergely et al. (1995); that is, it is possible that the success of this model stemmed from properties of the input that failed faithfully to implement the events presented to infants rather than from capturing the processes that underlie infants’ action understanding. </w:t>
       </w:r>
       <w:r>
         <w:rPr>
@@ -15840,7 +17506,21 @@
         <w:rPr>
           <w:rFonts w:ascii="Times New Roman" w:hAnsi="Times New Roman" w:cs="Times New Roman"/>
         </w:rPr>
-        <w:t xml:space="preserve"> the agent does not overshoot the barrier and </w:t>
+        <w:t xml:space="preserve"> the agent does not overshoot the </w:t>
+      </w:r>
+      <w:proofErr w:type="gramStart"/>
+      <w:r>
+        <w:rPr>
+          <w:rFonts w:ascii="Times New Roman" w:hAnsi="Times New Roman" w:cs="Times New Roman"/>
+        </w:rPr>
+        <w:t>barrier</w:t>
+      </w:r>
+      <w:proofErr w:type="gramEnd"/>
+      <w:r>
+        <w:rPr>
+          <w:rFonts w:ascii="Times New Roman" w:hAnsi="Times New Roman" w:cs="Times New Roman"/>
+        </w:rPr>
+        <w:t xml:space="preserve"> and </w:t>
       </w:r>
       <w:r>
         <w:rPr>
@@ -16032,7 +17712,21 @@
         <w:rPr>
           <w:rFonts w:ascii="Times New Roman" w:hAnsi="Times New Roman" w:cs="Times New Roman"/>
         </w:rPr>
-        <w:t>; Widrow &amp; Hoff, 1960</w:t>
+        <w:t xml:space="preserve">; </w:t>
+      </w:r>
+      <w:proofErr w:type="spellStart"/>
+      <w:r>
+        <w:rPr>
+          <w:rFonts w:ascii="Times New Roman" w:hAnsi="Times New Roman" w:cs="Times New Roman"/>
+        </w:rPr>
+        <w:t>Widrow</w:t>
+      </w:r>
+      <w:proofErr w:type="spellEnd"/>
+      <w:r>
+        <w:rPr>
+          <w:rFonts w:ascii="Times New Roman" w:hAnsi="Times New Roman" w:cs="Times New Roman"/>
+        </w:rPr>
+        <w:t xml:space="preserve"> &amp; Hoff, 1960</w:t>
       </w:r>
       <w:r>
         <w:rPr>
@@ -16076,11 +17770,19 @@
         </w:rPr>
         <w:t xml:space="preserve">this rule that </w:t>
       </w:r>
-      <w:r>
-        <w:rPr>
-          <w:rFonts w:ascii="Times New Roman" w:hAnsi="Times New Roman" w:cs="Times New Roman"/>
-        </w:rPr>
-        <w:t xml:space="preserve">Overwalle (2010) </w:t>
+      <w:proofErr w:type="spellStart"/>
+      <w:r>
+        <w:rPr>
+          <w:rFonts w:ascii="Times New Roman" w:hAnsi="Times New Roman" w:cs="Times New Roman"/>
+        </w:rPr>
+        <w:t>Overwalle</w:t>
+      </w:r>
+      <w:proofErr w:type="spellEnd"/>
+      <w:r>
+        <w:rPr>
+          <w:rFonts w:ascii="Times New Roman" w:hAnsi="Times New Roman" w:cs="Times New Roman"/>
+        </w:rPr>
+        <w:t xml:space="preserve"> (2010) </w:t>
       </w:r>
       <w:r>
         <w:rPr>
@@ -16152,13 +17854,41 @@
         <w:rPr>
           <w:rFonts w:ascii="Times New Roman" w:hAnsi="Times New Roman" w:cs="Times New Roman"/>
         </w:rPr>
-        <w:t>Rumelhart &amp; McCllelland, 1986).</w:t>
-      </w:r>
-      <w:r>
-        <w:rPr>
-          <w:rFonts w:ascii="Times New Roman" w:hAnsi="Times New Roman" w:cs="Times New Roman"/>
-        </w:rPr>
-        <w:t xml:space="preserve"> As was the case in Overwalle (2010), learning rate was set to 0.10</w:t>
+        <w:t xml:space="preserve">Rumelhart &amp; </w:t>
+      </w:r>
+      <w:proofErr w:type="spellStart"/>
+      <w:r>
+        <w:rPr>
+          <w:rFonts w:ascii="Times New Roman" w:hAnsi="Times New Roman" w:cs="Times New Roman"/>
+        </w:rPr>
+        <w:t>McCllelland</w:t>
+      </w:r>
+      <w:proofErr w:type="spellEnd"/>
+      <w:r>
+        <w:rPr>
+          <w:rFonts w:ascii="Times New Roman" w:hAnsi="Times New Roman" w:cs="Times New Roman"/>
+        </w:rPr>
+        <w:t>, 1986).</w:t>
+      </w:r>
+      <w:r>
+        <w:rPr>
+          <w:rFonts w:ascii="Times New Roman" w:hAnsi="Times New Roman" w:cs="Times New Roman"/>
+        </w:rPr>
+        <w:t xml:space="preserve"> As was the case in </w:t>
+      </w:r>
+      <w:proofErr w:type="spellStart"/>
+      <w:r>
+        <w:rPr>
+          <w:rFonts w:ascii="Times New Roman" w:hAnsi="Times New Roman" w:cs="Times New Roman"/>
+        </w:rPr>
+        <w:t>Overwalle</w:t>
+      </w:r>
+      <w:proofErr w:type="spellEnd"/>
+      <w:r>
+        <w:rPr>
+          <w:rFonts w:ascii="Times New Roman" w:hAnsi="Times New Roman" w:cs="Times New Roman"/>
+        </w:rPr>
+        <w:t xml:space="preserve"> (2010), learning rate was set to 0.10</w:t>
       </w:r>
       <w:r>
         <w:rPr>
@@ -16191,7 +17921,21 @@
         <w:rPr>
           <w:rFonts w:ascii="Times New Roman" w:hAnsi="Times New Roman" w:cs="Times New Roman"/>
         </w:rPr>
-        <w:t xml:space="preserve">The final phase that the model entered into was the prediction phase. This phase </w:t>
+        <w:t xml:space="preserve">The final phase that the model </w:t>
+      </w:r>
+      <w:proofErr w:type="gramStart"/>
+      <w:r>
+        <w:rPr>
+          <w:rFonts w:ascii="Times New Roman" w:hAnsi="Times New Roman" w:cs="Times New Roman"/>
+        </w:rPr>
+        <w:t>entered into</w:t>
+      </w:r>
+      <w:proofErr w:type="gramEnd"/>
+      <w:r>
+        <w:rPr>
+          <w:rFonts w:ascii="Times New Roman" w:hAnsi="Times New Roman" w:cs="Times New Roman"/>
+        </w:rPr>
+        <w:t xml:space="preserve"> was the prediction phase. This phase </w:t>
       </w:r>
       <w:r>
         <w:rPr>
@@ -16215,7 +17959,21 @@
         <w:rPr>
           <w:rFonts w:ascii="Times New Roman" w:hAnsi="Times New Roman" w:cs="Times New Roman"/>
         </w:rPr>
-        <w:t>; as was the case in Overwalle (2010), the straight event lasted 5 steps</w:t>
+        <w:t xml:space="preserve">; as was the case in </w:t>
+      </w:r>
+      <w:proofErr w:type="spellStart"/>
+      <w:r>
+        <w:rPr>
+          <w:rFonts w:ascii="Times New Roman" w:hAnsi="Times New Roman" w:cs="Times New Roman"/>
+        </w:rPr>
+        <w:t>Overwalle</w:t>
+      </w:r>
+      <w:proofErr w:type="spellEnd"/>
+      <w:r>
+        <w:rPr>
+          <w:rFonts w:ascii="Times New Roman" w:hAnsi="Times New Roman" w:cs="Times New Roman"/>
+        </w:rPr>
+        <w:t xml:space="preserve"> (2010), the straight event lasted 5 steps</w:t>
       </w:r>
       <w:r>
         <w:rPr>
@@ -16245,7 +18003,21 @@
         <w:rPr>
           <w:rFonts w:ascii="Times New Roman" w:hAnsi="Times New Roman" w:cs="Times New Roman"/>
         </w:rPr>
-        <w:t xml:space="preserve">the cells corresponding to column 2-4 in the third row of the grid comprised the critical cells for the arced motion trajectory.  Overwalle (2010) interpreted the </w:t>
+        <w:t xml:space="preserve">the cells corresponding to column 2-4 in the third row of the grid comprised the critical cells for the arced motion trajectory.  </w:t>
+      </w:r>
+      <w:proofErr w:type="spellStart"/>
+      <w:r>
+        <w:rPr>
+          <w:rFonts w:ascii="Times New Roman" w:hAnsi="Times New Roman" w:cs="Times New Roman"/>
+        </w:rPr>
+        <w:t>Overwalle</w:t>
+      </w:r>
+      <w:proofErr w:type="spellEnd"/>
+      <w:r>
+        <w:rPr>
+          <w:rFonts w:ascii="Times New Roman" w:hAnsi="Times New Roman" w:cs="Times New Roman"/>
+        </w:rPr>
+        <w:t xml:space="preserve"> (2010) interpreted the </w:t>
       </w:r>
       <w:r>
         <w:rPr>
@@ -16300,7 +18072,21 @@
         <w:rPr>
           <w:rFonts w:ascii="Times New Roman" w:hAnsi="Times New Roman" w:cs="Times New Roman"/>
         </w:rPr>
-        <w:t xml:space="preserve"> time rather than expectation, Overwalle (2010) linearly rescaled these activation values such that </w:t>
+        <w:t xml:space="preserve"> time rather than expectation, </w:t>
+      </w:r>
+      <w:proofErr w:type="spellStart"/>
+      <w:r>
+        <w:rPr>
+          <w:rFonts w:ascii="Times New Roman" w:hAnsi="Times New Roman" w:cs="Times New Roman"/>
+        </w:rPr>
+        <w:t>Overwalle</w:t>
+      </w:r>
+      <w:proofErr w:type="spellEnd"/>
+      <w:r>
+        <w:rPr>
+          <w:rFonts w:ascii="Times New Roman" w:hAnsi="Times New Roman" w:cs="Times New Roman"/>
+        </w:rPr>
+        <w:t xml:space="preserve"> (2010) linearly rescaled these activation values such that </w:t>
       </w:r>
       <w:r>
         <w:rPr>
@@ -16330,7 +18116,21 @@
         <w:rPr>
           <w:rFonts w:ascii="Times New Roman" w:hAnsi="Times New Roman" w:cs="Times New Roman"/>
         </w:rPr>
-        <w:t>) corresponded to shorter looking times (Overwalle, 2010).</w:t>
+        <w:t>) corresponded to shorter looking times (</w:t>
+      </w:r>
+      <w:proofErr w:type="spellStart"/>
+      <w:r>
+        <w:rPr>
+          <w:rFonts w:ascii="Times New Roman" w:hAnsi="Times New Roman" w:cs="Times New Roman"/>
+        </w:rPr>
+        <w:t>Overwalle</w:t>
+      </w:r>
+      <w:proofErr w:type="spellEnd"/>
+      <w:r>
+        <w:rPr>
+          <w:rFonts w:ascii="Times New Roman" w:hAnsi="Times New Roman" w:cs="Times New Roman"/>
+        </w:rPr>
+        <w:t>, 2010).</w:t>
       </w:r>
       <w:r>
         <w:rPr>
@@ -16384,7 +18184,21 @@
         <w:rPr>
           <w:rFonts w:ascii="Times New Roman" w:hAnsi="Times New Roman" w:cs="Times New Roman"/>
         </w:rPr>
-        <w:t>in Overwalle (2010),</w:t>
+        <w:t xml:space="preserve">in </w:t>
+      </w:r>
+      <w:proofErr w:type="spellStart"/>
+      <w:r>
+        <w:rPr>
+          <w:rFonts w:ascii="Times New Roman" w:hAnsi="Times New Roman" w:cs="Times New Roman"/>
+        </w:rPr>
+        <w:t>Overwalle</w:t>
+      </w:r>
+      <w:proofErr w:type="spellEnd"/>
+      <w:r>
+        <w:rPr>
+          <w:rFonts w:ascii="Times New Roman" w:hAnsi="Times New Roman" w:cs="Times New Roman"/>
+        </w:rPr>
+        <w:t xml:space="preserve"> (2010),</w:t>
       </w:r>
       <w:r>
         <w:rPr>
@@ -16530,11 +18344,19 @@
         </w:rPr>
         <w:t xml:space="preserve">i.e., an </w:t>
       </w:r>
-      <w:r>
-        <w:rPr>
-          <w:rFonts w:ascii="Times New Roman" w:hAnsi="Times New Roman" w:cs="Times New Roman"/>
-        </w:rPr>
-        <w:t xml:space="preserve">SRN; </w:t>
+      <w:proofErr w:type="gramStart"/>
+      <w:r>
+        <w:rPr>
+          <w:rFonts w:ascii="Times New Roman" w:hAnsi="Times New Roman" w:cs="Times New Roman"/>
+        </w:rPr>
+        <w:t>SRN;</w:t>
+      </w:r>
+      <w:proofErr w:type="gramEnd"/>
+      <w:r>
+        <w:rPr>
+          <w:rFonts w:ascii="Times New Roman" w:hAnsi="Times New Roman" w:cs="Times New Roman"/>
+        </w:rPr>
+        <w:t xml:space="preserve"> </w:t>
       </w:r>
       <w:r>
         <w:rPr>
@@ -18058,19 +19880,41 @@
         <w:rPr>
           <w:rFonts w:ascii="Times New Roman" w:hAnsi="Times New Roman" w:cs="Times New Roman"/>
         </w:rPr>
-        <w:t xml:space="preserve"> during the pretraining phase in the </w:t>
-      </w:r>
-      <w:r>
-        <w:rPr>
-          <w:rFonts w:ascii="Times New Roman" w:hAnsi="Times New Roman" w:cs="Times New Roman"/>
-        </w:rPr>
-        <w:t xml:space="preserve">all reported </w:t>
-      </w:r>
-      <w:r>
-        <w:rPr>
-          <w:rFonts w:ascii="Times New Roman" w:hAnsi="Times New Roman" w:cs="Times New Roman"/>
-        </w:rPr>
-        <w:t>simulations; this phase approximated infants’ real-</w:t>
+        <w:t xml:space="preserve"> during the pretraining phase in </w:t>
+      </w:r>
+      <w:proofErr w:type="gramStart"/>
+      <w:r>
+        <w:rPr>
+          <w:rFonts w:ascii="Times New Roman" w:hAnsi="Times New Roman" w:cs="Times New Roman"/>
+        </w:rPr>
+        <w:t xml:space="preserve">the </w:t>
+      </w:r>
+      <w:r>
+        <w:rPr>
+          <w:rFonts w:ascii="Times New Roman" w:hAnsi="Times New Roman" w:cs="Times New Roman"/>
+        </w:rPr>
+        <w:t>all</w:t>
+      </w:r>
+      <w:proofErr w:type="gramEnd"/>
+      <w:r>
+        <w:rPr>
+          <w:rFonts w:ascii="Times New Roman" w:hAnsi="Times New Roman" w:cs="Times New Roman"/>
+        </w:rPr>
+        <w:t xml:space="preserve"> reported </w:t>
+      </w:r>
+      <w:proofErr w:type="gramStart"/>
+      <w:r>
+        <w:rPr>
+          <w:rFonts w:ascii="Times New Roman" w:hAnsi="Times New Roman" w:cs="Times New Roman"/>
+        </w:rPr>
+        <w:t>simulations;</w:t>
+      </w:r>
+      <w:proofErr w:type="gramEnd"/>
+      <w:r>
+        <w:rPr>
+          <w:rFonts w:ascii="Times New Roman" w:hAnsi="Times New Roman" w:cs="Times New Roman"/>
+        </w:rPr>
+        <w:t xml:space="preserve"> this phase approximated infants’ real-</w:t>
       </w:r>
       <w:r>
         <w:rPr>
@@ -18716,11 +20560,33 @@
         </w:rPr>
         <w:t xml:space="preserve">Benton, 2024 and </w:t>
       </w:r>
-      <w:r>
-        <w:rPr>
-          <w:rFonts w:ascii="Times New Roman" w:eastAsia="Times New Roman" w:hAnsi="Times New Roman" w:cs="Times New Roman"/>
-        </w:rPr>
-        <w:t>Rakison &amp; Lupyan, 2008)</w:t>
+      <w:proofErr w:type="spellStart"/>
+      <w:r>
+        <w:rPr>
+          <w:rFonts w:ascii="Times New Roman" w:eastAsia="Times New Roman" w:hAnsi="Times New Roman" w:cs="Times New Roman"/>
+        </w:rPr>
+        <w:t>Rakison</w:t>
+      </w:r>
+      <w:proofErr w:type="spellEnd"/>
+      <w:r>
+        <w:rPr>
+          <w:rFonts w:ascii="Times New Roman" w:eastAsia="Times New Roman" w:hAnsi="Times New Roman" w:cs="Times New Roman"/>
+        </w:rPr>
+        <w:t xml:space="preserve"> &amp; </w:t>
+      </w:r>
+      <w:proofErr w:type="spellStart"/>
+      <w:r>
+        <w:rPr>
+          <w:rFonts w:ascii="Times New Roman" w:eastAsia="Times New Roman" w:hAnsi="Times New Roman" w:cs="Times New Roman"/>
+        </w:rPr>
+        <w:t>Lupyan</w:t>
+      </w:r>
+      <w:proofErr w:type="spellEnd"/>
+      <w:r>
+        <w:rPr>
+          <w:rFonts w:ascii="Times New Roman" w:eastAsia="Times New Roman" w:hAnsi="Times New Roman" w:cs="Times New Roman"/>
+        </w:rPr>
+        <w:t>, 2008)</w:t>
       </w:r>
       <w:r>
         <w:rPr>
@@ -18814,11 +20680,19 @@
         </w:rPr>
         <w:t xml:space="preserve">. </w:t>
       </w:r>
-      <w:r>
-        <w:rPr>
-          <w:rFonts w:ascii="Times New Roman" w:eastAsia="Times New Roman" w:hAnsi="Times New Roman" w:cs="Times New Roman"/>
-        </w:rPr>
-        <w:t xml:space="preserve">In particular, at time </w:t>
+      <w:proofErr w:type="gramStart"/>
+      <w:r>
+        <w:rPr>
+          <w:rFonts w:ascii="Times New Roman" w:eastAsia="Times New Roman" w:hAnsi="Times New Roman" w:cs="Times New Roman"/>
+        </w:rPr>
+        <w:t>In particular, at</w:t>
+      </w:r>
+      <w:proofErr w:type="gramEnd"/>
+      <w:r>
+        <w:rPr>
+          <w:rFonts w:ascii="Times New Roman" w:eastAsia="Times New Roman" w:hAnsi="Times New Roman" w:cs="Times New Roman"/>
+        </w:rPr>
+        <w:t xml:space="preserve"> time </w:t>
       </w:r>
       <w:r>
         <w:rPr>
@@ -20900,6 +22774,7 @@
         </w:rPr>
         <w:t xml:space="preserve"> </w:t>
       </w:r>
+      <w:proofErr w:type="gramStart"/>
       <w:r>
         <w:rPr>
           <w:rFonts w:ascii="Times New Roman" w:hAnsi="Times New Roman" w:cs="Times New Roman"/>
@@ -20910,7 +22785,14 @@
         <w:rPr>
           <w:rFonts w:ascii="Times New Roman" w:hAnsi="Times New Roman" w:cs="Times New Roman"/>
         </w:rPr>
-        <w:t xml:space="preserve">as </w:t>
+        <w:t>as</w:t>
+      </w:r>
+      <w:proofErr w:type="gramEnd"/>
+      <w:r>
+        <w:rPr>
+          <w:rFonts w:ascii="Times New Roman" w:hAnsi="Times New Roman" w:cs="Times New Roman"/>
+        </w:rPr>
+        <w:t xml:space="preserve"> </w:t>
       </w:r>
       <w:r>
         <w:rPr>
@@ -20918,11 +22800,19 @@
         </w:rPr>
         <w:t xml:space="preserve">implemented by </w:t>
       </w:r>
-      <w:r>
-        <w:rPr>
-          <w:rFonts w:ascii="Times New Roman" w:hAnsi="Times New Roman" w:cs="Times New Roman"/>
-        </w:rPr>
-        <w:t xml:space="preserve">lower the learning rate and increasing the weight decay </w:t>
+      <w:proofErr w:type="gramStart"/>
+      <w:r>
+        <w:rPr>
+          <w:rFonts w:ascii="Times New Roman" w:hAnsi="Times New Roman" w:cs="Times New Roman"/>
+        </w:rPr>
+        <w:t>lower</w:t>
+      </w:r>
+      <w:proofErr w:type="gramEnd"/>
+      <w:r>
+        <w:rPr>
+          <w:rFonts w:ascii="Times New Roman" w:hAnsi="Times New Roman" w:cs="Times New Roman"/>
+        </w:rPr>
+        <w:t xml:space="preserve"> the learning rate and increasing the weight decay </w:t>
       </w:r>
       <w:r>
         <w:rPr>
@@ -21269,7 +23159,21 @@
         <w:rPr>
           <w:rFonts w:ascii="Times New Roman" w:hAnsi="Times New Roman" w:cs="Times New Roman"/>
         </w:rPr>
-        <w:t xml:space="preserve">(e.g., Gergely et al., 1995; Csibra et al., 2003), </w:t>
+        <w:t xml:space="preserve">(e.g., Gergely et al., 1995; </w:t>
+      </w:r>
+      <w:proofErr w:type="spellStart"/>
+      <w:r>
+        <w:rPr>
+          <w:rFonts w:ascii="Times New Roman" w:hAnsi="Times New Roman" w:cs="Times New Roman"/>
+        </w:rPr>
+        <w:t>Csibra</w:t>
+      </w:r>
+      <w:proofErr w:type="spellEnd"/>
+      <w:r>
+        <w:rPr>
+          <w:rFonts w:ascii="Times New Roman" w:hAnsi="Times New Roman" w:cs="Times New Roman"/>
+        </w:rPr>
+        <w:t xml:space="preserve"> et al., 2003), </w:t>
       </w:r>
       <w:r>
         <w:rPr>
@@ -21305,7 +23209,21 @@
         <w:rPr>
           <w:rFonts w:ascii="Times New Roman" w:hAnsi="Times New Roman" w:cs="Times New Roman"/>
         </w:rPr>
-        <w:t xml:space="preserve">(e.g.., Csibra et al., 1999), to </w:t>
+        <w:t xml:space="preserve">(e.g.., </w:t>
+      </w:r>
+      <w:proofErr w:type="spellStart"/>
+      <w:r>
+        <w:rPr>
+          <w:rFonts w:ascii="Times New Roman" w:hAnsi="Times New Roman" w:cs="Times New Roman"/>
+        </w:rPr>
+        <w:t>Csibra</w:t>
+      </w:r>
+      <w:proofErr w:type="spellEnd"/>
+      <w:r>
+        <w:rPr>
+          <w:rFonts w:ascii="Times New Roman" w:hAnsi="Times New Roman" w:cs="Times New Roman"/>
+        </w:rPr>
+        <w:t xml:space="preserve"> et al., 1999), to </w:t>
       </w:r>
       <w:r>
         <w:rPr>
@@ -21318,7 +23236,21 @@
         <w:rPr>
           <w:rFonts w:ascii="Times New Roman" w:hAnsi="Times New Roman" w:cs="Times New Roman"/>
         </w:rPr>
-        <w:t xml:space="preserve"> for simulations of studies that tested 6-month-olds (e.g., Liu &amp; Spelke, 2017),</w:t>
+        <w:t xml:space="preserve"> for simulations of studies that tested 6-month-olds (e.g., Liu &amp; </w:t>
+      </w:r>
+      <w:proofErr w:type="spellStart"/>
+      <w:r>
+        <w:rPr>
+          <w:rFonts w:ascii="Times New Roman" w:hAnsi="Times New Roman" w:cs="Times New Roman"/>
+        </w:rPr>
+        <w:t>Spelke</w:t>
+      </w:r>
+      <w:proofErr w:type="spellEnd"/>
+      <w:r>
+        <w:rPr>
+          <w:rFonts w:ascii="Times New Roman" w:hAnsi="Times New Roman" w:cs="Times New Roman"/>
+        </w:rPr>
+        <w:t>, 2017),</w:t>
       </w:r>
       <w:r>
         <w:rPr>
@@ -21576,7 +23508,21 @@
         <w:rPr>
           <w:rFonts w:ascii="Times New Roman" w:hAnsi="Times New Roman" w:cs="Times New Roman"/>
         </w:rPr>
-        <w:t xml:space="preserve"> were robust to particular values of this parameter.</w:t>
+        <w:t xml:space="preserve"> were robust to </w:t>
+      </w:r>
+      <w:proofErr w:type="gramStart"/>
+      <w:r>
+        <w:rPr>
+          <w:rFonts w:ascii="Times New Roman" w:hAnsi="Times New Roman" w:cs="Times New Roman"/>
+        </w:rPr>
+        <w:t>particular values</w:t>
+      </w:r>
+      <w:proofErr w:type="gramEnd"/>
+      <w:r>
+        <w:rPr>
+          <w:rFonts w:ascii="Times New Roman" w:hAnsi="Times New Roman" w:cs="Times New Roman"/>
+        </w:rPr>
+        <w:t xml:space="preserve"> of this parameter.</w:t>
       </w:r>
       <w:r>
         <w:rPr>
@@ -21658,7 +23604,49 @@
         <w:rPr>
           <w:rFonts w:ascii="Times New Roman" w:hAnsi="Times New Roman" w:cs="Times New Roman"/>
         </w:rPr>
-        <w:t xml:space="preserve">As is typical in simulation studies that use autoencoder models like the current one (e.g., Benton, 2024, 2026; Benton &amp; Lapan, 2021; Benton &amp; Rakison, 2019; Mareschal et al., 2000; Quinn &amp; Johnson, 2000; Rakison &amp; Lupyan, 2008; Twomey &amp; Westermann, 2016), it is common to treat error as a proxy for looking such that greater network error corresponds to longer looking. </w:t>
+        <w:t xml:space="preserve">As is typical in simulation studies that use autoencoder models like the current one (e.g., Benton, 2024, 2026; Benton &amp; Lapan, 2021; Benton &amp; </w:t>
+      </w:r>
+      <w:proofErr w:type="spellStart"/>
+      <w:r>
+        <w:rPr>
+          <w:rFonts w:ascii="Times New Roman" w:hAnsi="Times New Roman" w:cs="Times New Roman"/>
+        </w:rPr>
+        <w:t>Rakison</w:t>
+      </w:r>
+      <w:proofErr w:type="spellEnd"/>
+      <w:r>
+        <w:rPr>
+          <w:rFonts w:ascii="Times New Roman" w:hAnsi="Times New Roman" w:cs="Times New Roman"/>
+        </w:rPr>
+        <w:t xml:space="preserve">, 2019; Mareschal et al., 2000; Quinn &amp; Johnson, 2000; </w:t>
+      </w:r>
+      <w:proofErr w:type="spellStart"/>
+      <w:r>
+        <w:rPr>
+          <w:rFonts w:ascii="Times New Roman" w:hAnsi="Times New Roman" w:cs="Times New Roman"/>
+        </w:rPr>
+        <w:t>Rakison</w:t>
+      </w:r>
+      <w:proofErr w:type="spellEnd"/>
+      <w:r>
+        <w:rPr>
+          <w:rFonts w:ascii="Times New Roman" w:hAnsi="Times New Roman" w:cs="Times New Roman"/>
+        </w:rPr>
+        <w:t xml:space="preserve"> &amp; </w:t>
+      </w:r>
+      <w:proofErr w:type="spellStart"/>
+      <w:r>
+        <w:rPr>
+          <w:rFonts w:ascii="Times New Roman" w:hAnsi="Times New Roman" w:cs="Times New Roman"/>
+        </w:rPr>
+        <w:t>Lupyan</w:t>
+      </w:r>
+      <w:proofErr w:type="spellEnd"/>
+      <w:r>
+        <w:rPr>
+          <w:rFonts w:ascii="Times New Roman" w:hAnsi="Times New Roman" w:cs="Times New Roman"/>
+        </w:rPr>
+        <w:t xml:space="preserve">, 2008; Twomey &amp; Westermann, 2016), it is common to treat error as a proxy for looking such that greater network error corresponds to longer looking. </w:t>
       </w:r>
       <w:r>
         <w:rPr>
@@ -23947,7 +25935,21 @@
         <w:rPr>
           <w:rFonts w:ascii="Times New Roman" w:hAnsi="Times New Roman" w:cs="Times New Roman"/>
         </w:rPr>
-        <w:t xml:space="preserve"> looking time data for ALIAS </w:t>
+        <w:t xml:space="preserve"> </w:t>
+      </w:r>
+      <w:proofErr w:type="gramStart"/>
+      <w:r>
+        <w:rPr>
+          <w:rFonts w:ascii="Times New Roman" w:hAnsi="Times New Roman" w:cs="Times New Roman"/>
+        </w:rPr>
+        <w:t>looking</w:t>
+      </w:r>
+      <w:proofErr w:type="gramEnd"/>
+      <w:r>
+        <w:rPr>
+          <w:rFonts w:ascii="Times New Roman" w:hAnsi="Times New Roman" w:cs="Times New Roman"/>
+        </w:rPr>
+        <w:t xml:space="preserve"> time data for ALIAS </w:t>
       </w:r>
       <w:r>
         <w:rPr>
@@ -24056,7 +26058,21 @@
         <w:rPr>
           <w:rFonts w:ascii="Times New Roman" w:hAnsi="Times New Roman" w:cs="Times New Roman"/>
         </w:rPr>
-        <w:t xml:space="preserve"> and independently shown </w:t>
+        <w:t xml:space="preserve"> and </w:t>
+      </w:r>
+      <w:proofErr w:type="gramStart"/>
+      <w:r>
+        <w:rPr>
+          <w:rFonts w:ascii="Times New Roman" w:hAnsi="Times New Roman" w:cs="Times New Roman"/>
+        </w:rPr>
+        <w:t>independently shown</w:t>
+      </w:r>
+      <w:proofErr w:type="gramEnd"/>
+      <w:r>
+        <w:rPr>
+          <w:rFonts w:ascii="Times New Roman" w:hAnsi="Times New Roman" w:cs="Times New Roman"/>
+        </w:rPr>
+        <w:t xml:space="preserve"> </w:t>
       </w:r>
       <w:r>
         <w:rPr>
@@ -24383,8 +26399,9 @@
           <w:sz w:val="24"/>
           <w:szCs w:val="24"/>
         </w:rPr>
-        <w:t xml:space="preserve"> Mean </w:t>
-      </w:r>
+        <w:t xml:space="preserve"> </w:t>
+      </w:r>
+      <w:proofErr w:type="gramStart"/>
       <w:r>
         <w:rPr>
           <w:rFonts w:ascii="Times New Roman" w:hAnsi="Times New Roman" w:cs="Times New Roman"/>
@@ -24394,8 +26411,9 @@
           <w:sz w:val="24"/>
           <w:szCs w:val="24"/>
         </w:rPr>
-        <w:t>network error produced</w:t>
-      </w:r>
+        <w:t>Mean</w:t>
+      </w:r>
+      <w:proofErr w:type="gramEnd"/>
       <w:r>
         <w:rPr>
           <w:rFonts w:ascii="Times New Roman" w:hAnsi="Times New Roman" w:cs="Times New Roman"/>
@@ -24405,7 +26423,7 @@
           <w:sz w:val="24"/>
           <w:szCs w:val="24"/>
         </w:rPr>
-        <w:t xml:space="preserve"> to Efficient and Inefficient test events in the Experimental and Control conditions for ALIAS (left panel) and OM10 (right panel). </w:t>
+        <w:t xml:space="preserve"> </w:t>
       </w:r>
       <w:r>
         <w:rPr>
@@ -24416,7 +26434,7 @@
           <w:sz w:val="24"/>
           <w:szCs w:val="24"/>
         </w:rPr>
-        <w:t>To facilitate direct comparisons,</w:t>
+        <w:t>network error produced</w:t>
       </w:r>
       <w:r>
         <w:rPr>
@@ -24427,7 +26445,7 @@
           <w:sz w:val="24"/>
           <w:szCs w:val="24"/>
         </w:rPr>
-        <w:t xml:space="preserve"> ALIAS</w:t>
+        <w:t xml:space="preserve"> to Efficient and Inefficient test events in the Experimental and Control conditions for ALIAS (left panel) and OM10 (right panel). </w:t>
       </w:r>
       <w:r>
         <w:rPr>
@@ -24438,7 +26456,7 @@
           <w:sz w:val="24"/>
           <w:szCs w:val="24"/>
         </w:rPr>
-        <w:t>’s</w:t>
+        <w:t>To facilitate direct comparisons,</w:t>
       </w:r>
       <w:r>
         <w:rPr>
@@ -24449,7 +26467,53 @@
           <w:sz w:val="24"/>
           <w:szCs w:val="24"/>
         </w:rPr>
-        <w:t xml:space="preserve"> responses (cross-entropy error) are collapsed across training epochs, whereas OM10 responses reflect rescaled activation of critical units. Error bars represent standard errors.</w:t>
+        <w:t xml:space="preserve"> ALIAS</w:t>
+      </w:r>
+      <w:r>
+        <w:rPr>
+          <w:rFonts w:ascii="Times New Roman" w:hAnsi="Times New Roman" w:cs="Times New Roman"/>
+          <w:i w:val="0"/>
+          <w:iCs w:val="0"/>
+          <w:color w:val="000000" w:themeColor="text1"/>
+          <w:sz w:val="24"/>
+          <w:szCs w:val="24"/>
+        </w:rPr>
+        <w:t>’s</w:t>
+      </w:r>
+      <w:r>
+        <w:rPr>
+          <w:rFonts w:ascii="Times New Roman" w:hAnsi="Times New Roman" w:cs="Times New Roman"/>
+          <w:i w:val="0"/>
+          <w:iCs w:val="0"/>
+          <w:color w:val="000000" w:themeColor="text1"/>
+          <w:sz w:val="24"/>
+          <w:szCs w:val="24"/>
+        </w:rPr>
+        <w:t xml:space="preserve"> responses (cross-entropy error) </w:t>
+      </w:r>
+      <w:proofErr w:type="gramStart"/>
+      <w:r>
+        <w:rPr>
+          <w:rFonts w:ascii="Times New Roman" w:hAnsi="Times New Roman" w:cs="Times New Roman"/>
+          <w:i w:val="0"/>
+          <w:iCs w:val="0"/>
+          <w:color w:val="000000" w:themeColor="text1"/>
+          <w:sz w:val="24"/>
+          <w:szCs w:val="24"/>
+        </w:rPr>
+        <w:t>are collapsed</w:t>
+      </w:r>
+      <w:proofErr w:type="gramEnd"/>
+      <w:r>
+        <w:rPr>
+          <w:rFonts w:ascii="Times New Roman" w:hAnsi="Times New Roman" w:cs="Times New Roman"/>
+          <w:i w:val="0"/>
+          <w:iCs w:val="0"/>
+          <w:color w:val="000000" w:themeColor="text1"/>
+          <w:sz w:val="24"/>
+          <w:szCs w:val="24"/>
+        </w:rPr>
+        <w:t xml:space="preserve"> across training epochs, whereas OM10 responses reflect rescaled activation of critical units. Error bars represent standard errors.</w:t>
       </w:r>
     </w:p>
     <w:p>
@@ -24489,7 +26553,21 @@
           <w:rFonts w:ascii="Times New Roman" w:hAnsi="Times New Roman" w:cs="Times New Roman"/>
         </w:rPr>
         <w:lastRenderedPageBreak/>
-        <w:t xml:space="preserve">recalled that in this version of the model, the agent no longer overshoots the barrier and both the barrier and goal remain fully visible across all time steps. Figure </w:t>
+        <w:t xml:space="preserve">recalled that in this version of the model, the agent no longer overshoots the </w:t>
+      </w:r>
+      <w:proofErr w:type="gramStart"/>
+      <w:r>
+        <w:rPr>
+          <w:rFonts w:ascii="Times New Roman" w:hAnsi="Times New Roman" w:cs="Times New Roman"/>
+        </w:rPr>
+        <w:t>barrier</w:t>
+      </w:r>
+      <w:proofErr w:type="gramEnd"/>
+      <w:r>
+        <w:rPr>
+          <w:rFonts w:ascii="Times New Roman" w:hAnsi="Times New Roman" w:cs="Times New Roman"/>
+        </w:rPr>
+        <w:t xml:space="preserve"> and both the barrier and goal remain fully visible across all time steps. Figure </w:t>
       </w:r>
       <w:r>
         <w:rPr>
@@ -24501,7 +26579,21 @@
         <w:rPr>
           <w:rFonts w:ascii="Times New Roman" w:hAnsi="Times New Roman" w:cs="Times New Roman"/>
         </w:rPr>
-        <w:t xml:space="preserve"> shows the looking time data of OM10 (replotted) and OM10-2. There are two important takeaways from this figure. First, OM10-2 model—which more faithfully captures the experimental details </w:t>
+        <w:t xml:space="preserve"> shows the looking time data of OM10 (replotted) and OM10-2. There are two important takeaways from this figure. First, OM10-2 </w:t>
+      </w:r>
+      <w:proofErr w:type="gramStart"/>
+      <w:r>
+        <w:rPr>
+          <w:rFonts w:ascii="Times New Roman" w:hAnsi="Times New Roman" w:cs="Times New Roman"/>
+        </w:rPr>
+        <w:t>model—</w:t>
+      </w:r>
+      <w:proofErr w:type="gramEnd"/>
+      <w:r>
+        <w:rPr>
+          <w:rFonts w:ascii="Times New Roman" w:hAnsi="Times New Roman" w:cs="Times New Roman"/>
+        </w:rPr>
+        <w:t xml:space="preserve">which more faithfully captures the experimental details </w:t>
       </w:r>
       <w:r>
         <w:rPr>
@@ -24587,7 +26679,7 @@
                 <w:noProof/>
               </w:rPr>
               <w:drawing>
-                <wp:inline distT="0" distB="0" distL="0" distR="0" wp14:anchorId="0244A679" wp14:editId="456743BE">
+                <wp:inline distT="0" distB="0" distL="0" distR="0" wp14:anchorId="0244A679" wp14:editId="77E65A8F">
                   <wp:extent cx="3581400" cy="2203938"/>
                   <wp:effectExtent l="0" t="0" r="0" b="6350"/>
                   <wp:docPr id="871874134" name="Picture 5"/>
@@ -24649,7 +26741,7 @@
                 <w:noProof/>
               </w:rPr>
               <w:drawing>
-                <wp:inline distT="0" distB="0" distL="0" distR="0" wp14:anchorId="5495462A" wp14:editId="7E134C69">
+                <wp:inline distT="0" distB="0" distL="0" distR="0" wp14:anchorId="5495462A" wp14:editId="2D28237E">
                   <wp:extent cx="3621882" cy="2228850"/>
                   <wp:effectExtent l="0" t="0" r="0" b="0"/>
                   <wp:docPr id="586396678" name="Picture 6"/>
@@ -25073,11 +27165,19 @@
         </w:rPr>
         <w:t xml:space="preserve"> absence in ALIAS-2. </w:t>
       </w:r>
-      <w:r>
-        <w:rPr>
-          <w:rFonts w:ascii="Times New Roman" w:hAnsi="Times New Roman" w:cs="Times New Roman"/>
-        </w:rPr>
-        <w:t>Recall that salience was implemented by reducing the learning rate of and applying weight decay to the</w:t>
+      <w:proofErr w:type="gramStart"/>
+      <w:r>
+        <w:rPr>
+          <w:rFonts w:ascii="Times New Roman" w:hAnsi="Times New Roman" w:cs="Times New Roman"/>
+        </w:rPr>
+        <w:t>Recall</w:t>
+      </w:r>
+      <w:proofErr w:type="gramEnd"/>
+      <w:r>
+        <w:rPr>
+          <w:rFonts w:ascii="Times New Roman" w:hAnsi="Times New Roman" w:cs="Times New Roman"/>
+        </w:rPr>
+        <w:t xml:space="preserve"> that salience was implemented by reducing the learning rate of and applying weight decay to the</w:t>
       </w:r>
       <w:r>
         <w:rPr>
@@ -25830,7 +27930,21 @@
         <w:rPr>
           <w:rFonts w:ascii="Times New Roman" w:hAnsi="Times New Roman" w:cs="Times New Roman"/>
         </w:rPr>
-        <w:t xml:space="preserve">The fact that the hidden representation is reactivated means that networks in ALIAS-2 will look longer at the Inefficient test event than at the Efficient one. Yet, because such activation is dampened means that the difference in looking to the Inefficient and Efficient test events will be </w:t>
+        <w:t xml:space="preserve">The fact that the hidden representation is reactivated means that networks in ALIAS-2 will look longer at the Inefficient test event than at the Efficient one. Yet, because such activation is dampened means that the difference in looking </w:t>
+      </w:r>
+      <w:proofErr w:type="gramStart"/>
+      <w:r>
+        <w:rPr>
+          <w:rFonts w:ascii="Times New Roman" w:hAnsi="Times New Roman" w:cs="Times New Roman"/>
+        </w:rPr>
+        <w:t>to</w:t>
+      </w:r>
+      <w:proofErr w:type="gramEnd"/>
+      <w:r>
+        <w:rPr>
+          <w:rFonts w:ascii="Times New Roman" w:hAnsi="Times New Roman" w:cs="Times New Roman"/>
+        </w:rPr>
+        <w:t xml:space="preserve"> the Inefficient and Efficient test events will be </w:t>
       </w:r>
       <w:r>
         <w:rPr>
@@ -26503,13 +28617,41 @@
         <w:rPr>
           <w:rFonts w:ascii="Times New Roman" w:hAnsi="Times New Roman" w:cs="Times New Roman"/>
         </w:rPr>
-        <w:t xml:space="preserve">the same finding was demonstrated in Overwalle (2010). However, the fact that </w:t>
-      </w:r>
-      <w:r>
-        <w:rPr>
-          <w:rFonts w:ascii="Times New Roman" w:hAnsi="Times New Roman" w:cs="Times New Roman"/>
-        </w:rPr>
-        <w:t>an extended version of OM10—which, in its design, is more closely aligned with the task structure of typical action understanding studies than the original Overwalle (2010) model—could not capture infants’ looking responses in these studies suggests that OM10’s success may have less to do with its ability to simulate the processes underlying action understanding and more to do with</w:t>
+        <w:t xml:space="preserve">the same finding was demonstrated in </w:t>
+      </w:r>
+      <w:proofErr w:type="spellStart"/>
+      <w:r>
+        <w:rPr>
+          <w:rFonts w:ascii="Times New Roman" w:hAnsi="Times New Roman" w:cs="Times New Roman"/>
+        </w:rPr>
+        <w:t>Overwalle</w:t>
+      </w:r>
+      <w:proofErr w:type="spellEnd"/>
+      <w:r>
+        <w:rPr>
+          <w:rFonts w:ascii="Times New Roman" w:hAnsi="Times New Roman" w:cs="Times New Roman"/>
+        </w:rPr>
+        <w:t xml:space="preserve"> (2010). However, the fact that </w:t>
+      </w:r>
+      <w:r>
+        <w:rPr>
+          <w:rFonts w:ascii="Times New Roman" w:hAnsi="Times New Roman" w:cs="Times New Roman"/>
+        </w:rPr>
+        <w:t xml:space="preserve">an extended version of OM10—which, in its design, is more closely aligned with the task structure of typical action understanding studies than the original </w:t>
+      </w:r>
+      <w:proofErr w:type="spellStart"/>
+      <w:r>
+        <w:rPr>
+          <w:rFonts w:ascii="Times New Roman" w:hAnsi="Times New Roman" w:cs="Times New Roman"/>
+        </w:rPr>
+        <w:t>Overwalle</w:t>
+      </w:r>
+      <w:proofErr w:type="spellEnd"/>
+      <w:r>
+        <w:rPr>
+          <w:rFonts w:ascii="Times New Roman" w:hAnsi="Times New Roman" w:cs="Times New Roman"/>
+        </w:rPr>
+        <w:t xml:space="preserve"> (2010) model—could not capture infants’ looking responses in these studies suggests that OM10’s success may have less to do with its ability to simulate the processes underlying action understanding and more to do with</w:t>
       </w:r>
       <w:r>
         <w:rPr>
@@ -26654,11 +28796,19 @@
         </w:rPr>
         <w:t xml:space="preserve">action-understanding studies that use animate-like entities, </w:t>
       </w:r>
-      <w:r>
-        <w:rPr>
-          <w:rFonts w:ascii="Times New Roman" w:eastAsia="Times New Roman" w:hAnsi="Times New Roman" w:cs="Times New Roman"/>
-        </w:rPr>
-        <w:t xml:space="preserve">a number of issues remain. One </w:t>
+      <w:proofErr w:type="gramStart"/>
+      <w:r>
+        <w:rPr>
+          <w:rFonts w:ascii="Times New Roman" w:eastAsia="Times New Roman" w:hAnsi="Times New Roman" w:cs="Times New Roman"/>
+        </w:rPr>
+        <w:t>a number of</w:t>
+      </w:r>
+      <w:proofErr w:type="gramEnd"/>
+      <w:r>
+        <w:rPr>
+          <w:rFonts w:ascii="Times New Roman" w:eastAsia="Times New Roman" w:hAnsi="Times New Roman" w:cs="Times New Roman"/>
+        </w:rPr>
+        <w:t xml:space="preserve"> issues remain. One </w:t>
       </w:r>
       <w:r>
         <w:rPr>
@@ -27318,7 +29468,21 @@
         <w:rPr>
           <w:rFonts w:ascii="Times New Roman" w:eastAsia="Times New Roman" w:hAnsi="Times New Roman" w:cs="Times New Roman"/>
         </w:rPr>
-        <w:t xml:space="preserve">arced motion occurred with obstacles 60% of the time; the remaining 40% of the time, arced motion occurred alone. </w:t>
+        <w:t xml:space="preserve">arced motion </w:t>
+      </w:r>
+      <w:proofErr w:type="gramStart"/>
+      <w:r>
+        <w:rPr>
+          <w:rFonts w:ascii="Times New Roman" w:eastAsia="Times New Roman" w:hAnsi="Times New Roman" w:cs="Times New Roman"/>
+        </w:rPr>
+        <w:t>occurred</w:t>
+      </w:r>
+      <w:proofErr w:type="gramEnd"/>
+      <w:r>
+        <w:rPr>
+          <w:rFonts w:ascii="Times New Roman" w:eastAsia="Times New Roman" w:hAnsi="Times New Roman" w:cs="Times New Roman"/>
+        </w:rPr>
+        <w:t xml:space="preserve"> with obstacles 60% of the time; the remaining 40% of the time, arced motion occurred alone. </w:t>
       </w:r>
       <w:r>
         <w:rPr>
@@ -27623,13 +29787,27 @@
           <w:rFonts w:ascii="Times New Roman" w:eastAsia="Times New Roman" w:hAnsi="Times New Roman" w:cs="Times New Roman"/>
         </w:rPr>
         <w:lastRenderedPageBreak/>
-        <w:t xml:space="preserve">principal reason is that this model failed to capture infants’ looking behaviors across conditions, despite </w:t>
-      </w:r>
-      <w:r>
-        <w:rPr>
-          <w:rFonts w:ascii="Times New Roman" w:eastAsia="Times New Roman" w:hAnsi="Times New Roman" w:cs="Times New Roman"/>
-        </w:rPr>
-        <w:t>the fact that the relation between arced motion and obstacles was fully deterministic during pretraining</w:t>
+        <w:t xml:space="preserve">principal reason is that this model failed to capture infants’ looking behaviors across conditions, </w:t>
+      </w:r>
+      <w:proofErr w:type="gramStart"/>
+      <w:r>
+        <w:rPr>
+          <w:rFonts w:ascii="Times New Roman" w:eastAsia="Times New Roman" w:hAnsi="Times New Roman" w:cs="Times New Roman"/>
+        </w:rPr>
+        <w:t xml:space="preserve">despite </w:t>
+      </w:r>
+      <w:r>
+        <w:rPr>
+          <w:rFonts w:ascii="Times New Roman" w:eastAsia="Times New Roman" w:hAnsi="Times New Roman" w:cs="Times New Roman"/>
+        </w:rPr>
+        <w:t>the fact that</w:t>
+      </w:r>
+      <w:proofErr w:type="gramEnd"/>
+      <w:r>
+        <w:rPr>
+          <w:rFonts w:ascii="Times New Roman" w:eastAsia="Times New Roman" w:hAnsi="Times New Roman" w:cs="Times New Roman"/>
+        </w:rPr>
+        <w:t xml:space="preserve"> the relation between arced motion and obstacles was fully deterministic during pretraining</w:t>
       </w:r>
       <w:r>
         <w:rPr>
@@ -27702,7 +29880,7 @@
           <w:noProof/>
         </w:rPr>
         <w:drawing>
-          <wp:inline distT="0" distB="0" distL="0" distR="0" wp14:anchorId="1E9D3B14" wp14:editId="651552B8">
+          <wp:inline distT="0" distB="0" distL="0" distR="0" wp14:anchorId="1E9D3B14" wp14:editId="24BE21EC">
             <wp:extent cx="6445993" cy="3943350"/>
             <wp:effectExtent l="0" t="0" r="0" b="0"/>
             <wp:docPr id="2139332404" name="Picture 1"/>
@@ -28659,7 +30837,35 @@
         <w:rPr>
           <w:rFonts w:ascii="Times New Roman" w:eastAsia="Times New Roman" w:hAnsi="Times New Roman" w:cs="Times New Roman"/>
         </w:rPr>
-        <w:t>of OM10—the first being the fact that this model does not faithfully capture key aspects of the task structure of Gergely et al.-style studies—because</w:t>
+        <w:t xml:space="preserve">of </w:t>
+      </w:r>
+      <w:proofErr w:type="gramStart"/>
+      <w:r>
+        <w:rPr>
+          <w:rFonts w:ascii="Times New Roman" w:eastAsia="Times New Roman" w:hAnsi="Times New Roman" w:cs="Times New Roman"/>
+        </w:rPr>
+        <w:t>OM10—</w:t>
+      </w:r>
+      <w:proofErr w:type="gramEnd"/>
+      <w:r>
+        <w:rPr>
+          <w:rFonts w:ascii="Times New Roman" w:eastAsia="Times New Roman" w:hAnsi="Times New Roman" w:cs="Times New Roman"/>
+        </w:rPr>
+        <w:t xml:space="preserve">the first being the fact that this model does not faithfully capture key aspects of the task structure of Gergely et </w:t>
+      </w:r>
+      <w:proofErr w:type="gramStart"/>
+      <w:r>
+        <w:rPr>
+          <w:rFonts w:ascii="Times New Roman" w:eastAsia="Times New Roman" w:hAnsi="Times New Roman" w:cs="Times New Roman"/>
+        </w:rPr>
+        <w:t>al.-</w:t>
+      </w:r>
+      <w:proofErr w:type="gramEnd"/>
+      <w:r>
+        <w:rPr>
+          <w:rFonts w:ascii="Times New Roman" w:eastAsia="Times New Roman" w:hAnsi="Times New Roman" w:cs="Times New Roman"/>
+        </w:rPr>
+        <w:t>style studies—because</w:t>
       </w:r>
       <w:r>
         <w:rPr>
@@ -28719,7 +30925,21 @@
         <w:rPr>
           <w:rFonts w:ascii="Times New Roman" w:eastAsia="Times New Roman" w:hAnsi="Times New Roman" w:cs="Times New Roman"/>
         </w:rPr>
-        <w:t xml:space="preserve">This is itself a limitation because a complete account of infants’ looking behaviors in action understanding studies would need to explain how infants become insensitive to an objects’ surface features. </w:t>
+        <w:t xml:space="preserve">This is itself a limitation because a complete account of infants’ looking behaviors in action understanding studies would need to explain how infants become insensitive to an </w:t>
+      </w:r>
+      <w:proofErr w:type="gramStart"/>
+      <w:r>
+        <w:rPr>
+          <w:rFonts w:ascii="Times New Roman" w:eastAsia="Times New Roman" w:hAnsi="Times New Roman" w:cs="Times New Roman"/>
+        </w:rPr>
+        <w:t>objects’</w:t>
+      </w:r>
+      <w:proofErr w:type="gramEnd"/>
+      <w:r>
+        <w:rPr>
+          <w:rFonts w:ascii="Times New Roman" w:eastAsia="Times New Roman" w:hAnsi="Times New Roman" w:cs="Times New Roman"/>
+        </w:rPr>
+        <w:t xml:space="preserve"> surface features. </w:t>
       </w:r>
       <w:r>
         <w:rPr>
@@ -28737,7 +30957,21 @@
         <w:rPr>
           <w:rFonts w:ascii="Times New Roman" w:eastAsia="Times New Roman" w:hAnsi="Times New Roman" w:cs="Times New Roman"/>
         </w:rPr>
-        <w:t>by observing objects with features typical of animates and inanimates move along different trajectories in the presence of absence of obstacles</w:t>
+        <w:t xml:space="preserve">by observing objects with features typical of animates and </w:t>
+      </w:r>
+      <w:proofErr w:type="spellStart"/>
+      <w:r>
+        <w:rPr>
+          <w:rFonts w:ascii="Times New Roman" w:eastAsia="Times New Roman" w:hAnsi="Times New Roman" w:cs="Times New Roman"/>
+        </w:rPr>
+        <w:t>inanimates</w:t>
+      </w:r>
+      <w:proofErr w:type="spellEnd"/>
+      <w:r>
+        <w:rPr>
+          <w:rFonts w:ascii="Times New Roman" w:eastAsia="Times New Roman" w:hAnsi="Times New Roman" w:cs="Times New Roman"/>
+        </w:rPr>
+        <w:t xml:space="preserve"> move along different trajectories in the presence of absence of obstacles</w:t>
       </w:r>
       <w:r>
         <w:rPr>
@@ -28934,7 +31168,21 @@
         <w:rPr>
           <w:rFonts w:ascii="Times New Roman" w:eastAsia="Times New Roman" w:hAnsi="Times New Roman" w:cs="Times New Roman"/>
         </w:rPr>
-        <w:t xml:space="preserve">with 9-month-olds (e.g., Csibra et al., 1999). </w:t>
+        <w:t xml:space="preserve">with 9-month-olds (e.g., </w:t>
+      </w:r>
+      <w:proofErr w:type="spellStart"/>
+      <w:r>
+        <w:rPr>
+          <w:rFonts w:ascii="Times New Roman" w:eastAsia="Times New Roman" w:hAnsi="Times New Roman" w:cs="Times New Roman"/>
+        </w:rPr>
+        <w:t>Csibra</w:t>
+      </w:r>
+      <w:proofErr w:type="spellEnd"/>
+      <w:r>
+        <w:rPr>
+          <w:rFonts w:ascii="Times New Roman" w:eastAsia="Times New Roman" w:hAnsi="Times New Roman" w:cs="Times New Roman"/>
+        </w:rPr>
+        <w:t xml:space="preserve"> et al., 1999). </w:t>
       </w:r>
     </w:p>
     <w:p>
@@ -29004,7 +31252,7 @@
                 <w:noProof/>
               </w:rPr>
               <w:drawing>
-                <wp:inline distT="0" distB="0" distL="0" distR="0" wp14:anchorId="73613DC6" wp14:editId="299570CE">
+                <wp:inline distT="0" distB="0" distL="0" distR="0" wp14:anchorId="73613DC6" wp14:editId="7FB02D13">
                   <wp:extent cx="3543300" cy="2180492"/>
                   <wp:effectExtent l="0" t="0" r="0" b="0"/>
                   <wp:docPr id="1717201260" name="Picture 8"/>
@@ -29744,7 +31992,31 @@
           <w:sz w:val="24"/>
           <w:szCs w:val="24"/>
         </w:rPr>
-        <w:t xml:space="preserve"> Mean network error produced to Efficient and Inefficient test events in the Experimental and Control conditions for ALIAS (left panel) and </w:t>
+        <w:t xml:space="preserve"> Mean network error </w:t>
+      </w:r>
+      <w:proofErr w:type="gramStart"/>
+      <w:r>
+        <w:rPr>
+          <w:rFonts w:ascii="Times New Roman" w:hAnsi="Times New Roman" w:cs="Times New Roman"/>
+          <w:i w:val="0"/>
+          <w:iCs w:val="0"/>
+          <w:color w:val="000000" w:themeColor="text1"/>
+          <w:sz w:val="24"/>
+          <w:szCs w:val="24"/>
+        </w:rPr>
+        <w:t>produced to</w:t>
+      </w:r>
+      <w:proofErr w:type="gramEnd"/>
+      <w:r>
+        <w:rPr>
+          <w:rFonts w:ascii="Times New Roman" w:hAnsi="Times New Roman" w:cs="Times New Roman"/>
+          <w:i w:val="0"/>
+          <w:iCs w:val="0"/>
+          <w:color w:val="000000" w:themeColor="text1"/>
+          <w:sz w:val="24"/>
+          <w:szCs w:val="24"/>
+        </w:rPr>
+        <w:t xml:space="preserve"> Efficient and Inefficient test events in the Experimental and Control conditions for ALIAS (left panel) and </w:t>
       </w:r>
       <w:r>
         <w:rPr>
@@ -29826,7 +32098,21 @@
         <w:rPr>
           <w:rFonts w:ascii="Times New Roman" w:eastAsia="Times New Roman" w:hAnsi="Times New Roman" w:cs="Times New Roman"/>
         </w:rPr>
-        <w:t xml:space="preserve"> provided earlier for why the difference in looking to the Inefficient and Efficient test events is lower in the Control condition than in the Experimental condition for ALIAS-2 also applies here</w:t>
+        <w:t xml:space="preserve"> provided earlier for why the difference in looking </w:t>
+      </w:r>
+      <w:proofErr w:type="gramStart"/>
+      <w:r>
+        <w:rPr>
+          <w:rFonts w:ascii="Times New Roman" w:eastAsia="Times New Roman" w:hAnsi="Times New Roman" w:cs="Times New Roman"/>
+        </w:rPr>
+        <w:t>to</w:t>
+      </w:r>
+      <w:proofErr w:type="gramEnd"/>
+      <w:r>
+        <w:rPr>
+          <w:rFonts w:ascii="Times New Roman" w:eastAsia="Times New Roman" w:hAnsi="Times New Roman" w:cs="Times New Roman"/>
+        </w:rPr>
+        <w:t xml:space="preserve"> the Inefficient and Efficient test events is lower in the Control condition than in the Experimental condition for ALIAS-2 also applies here</w:t>
       </w:r>
       <w:r>
         <w:rPr>
@@ -29904,7 +32190,21 @@
         <w:rPr>
           <w:rFonts w:ascii="Times New Roman" w:eastAsia="Times New Roman" w:hAnsi="Times New Roman" w:cs="Times New Roman"/>
         </w:rPr>
-        <w:t xml:space="preserve">Simulation 2 tested whether ALIAS could capture a second target finding in the literature on infant action understanding. This is that infants’ putative processing of action events based on their efficiency is unaffected by whether the entities or objects that are involved in those actions possess animate features (e.g., Csibra et al., 1999). </w:t>
+        <w:t xml:space="preserve">Simulation 2 tested whether ALIAS could capture a second target finding in the literature on infant action understanding. This is that infants’ putative processing of action events based on their efficiency is unaffected by whether the entities or objects that are involved in those actions possess animate features (e.g., </w:t>
+      </w:r>
+      <w:proofErr w:type="spellStart"/>
+      <w:r>
+        <w:rPr>
+          <w:rFonts w:ascii="Times New Roman" w:eastAsia="Times New Roman" w:hAnsi="Times New Roman" w:cs="Times New Roman"/>
+        </w:rPr>
+        <w:t>Csibra</w:t>
+      </w:r>
+      <w:proofErr w:type="spellEnd"/>
+      <w:r>
+        <w:rPr>
+          <w:rFonts w:ascii="Times New Roman" w:eastAsia="Times New Roman" w:hAnsi="Times New Roman" w:cs="Times New Roman"/>
+        </w:rPr>
+        <w:t xml:space="preserve"> et al., 1999). </w:t>
       </w:r>
       <w:r>
         <w:rPr>
@@ -29916,7 +32216,21 @@
         <w:rPr>
           <w:rFonts w:ascii="Times New Roman" w:eastAsia="Times New Roman" w:hAnsi="Times New Roman" w:cs="Times New Roman"/>
         </w:rPr>
-        <w:t>showed that it was not necessary that the objects involved in the action sequences possess animate features. As was true for infants in Gergely et al. (1995) and Csibra et al. (1999),</w:t>
+        <w:t xml:space="preserve">showed that it was not necessary that the objects involved in the action sequences possess animate features. As was true for infants in Gergely et al. (1995) and </w:t>
+      </w:r>
+      <w:proofErr w:type="spellStart"/>
+      <w:r>
+        <w:rPr>
+          <w:rFonts w:ascii="Times New Roman" w:eastAsia="Times New Roman" w:hAnsi="Times New Roman" w:cs="Times New Roman"/>
+        </w:rPr>
+        <w:t>Csibra</w:t>
+      </w:r>
+      <w:proofErr w:type="spellEnd"/>
+      <w:r>
+        <w:rPr>
+          <w:rFonts w:ascii="Times New Roman" w:eastAsia="Times New Roman" w:hAnsi="Times New Roman" w:cs="Times New Roman"/>
+        </w:rPr>
+        <w:t xml:space="preserve"> et al. (1999),</w:t>
       </w:r>
       <w:r>
         <w:rPr>
@@ -29982,7 +32296,21 @@
         <w:rPr>
           <w:rFonts w:ascii="Times New Roman" w:eastAsia="Times New Roman" w:hAnsi="Times New Roman" w:cs="Times New Roman"/>
         </w:rPr>
-        <w:t>However, and as was true in Simulation 1a, ALIAS failed to reproduce infants’ looking behaviors across conditions if the salience of obstacles located beneath arced trajectories was equivalent to that of peripherally located obstacles. This suggest that an associative learning mechanism combined with differential salience is necessary for ALIAS to capture the full qualitative pattern of looking-time data. More broadly, the results from this simulation lend additional support to</w:t>
+        <w:t xml:space="preserve">However, and as was true in Simulation 1a, ALIAS failed to reproduce infants’ looking behaviors across conditions if the salience of obstacles located beneath arced trajectories was equivalent to that of peripherally located obstacles. This </w:t>
+      </w:r>
+      <w:proofErr w:type="gramStart"/>
+      <w:r>
+        <w:rPr>
+          <w:rFonts w:ascii="Times New Roman" w:eastAsia="Times New Roman" w:hAnsi="Times New Roman" w:cs="Times New Roman"/>
+        </w:rPr>
+        <w:t>suggest</w:t>
+      </w:r>
+      <w:proofErr w:type="gramEnd"/>
+      <w:r>
+        <w:rPr>
+          <w:rFonts w:ascii="Times New Roman" w:eastAsia="Times New Roman" w:hAnsi="Times New Roman" w:cs="Times New Roman"/>
+        </w:rPr>
+        <w:t xml:space="preserve"> that an associative learning mechanism combined with differential salience is necessary for ALIAS to capture the full qualitative pattern of looking-time data. More broadly, the results from this simulation lend additional support to</w:t>
       </w:r>
       <w:r>
         <w:rPr>
@@ -30290,13 +32618,41 @@
         <w:rPr>
           <w:rFonts w:ascii="Times New Roman" w:hAnsi="Times New Roman" w:cs="Times New Roman"/>
         </w:rPr>
-        <w:t xml:space="preserve">goals from its actions and external constraints (e.g., Csibra et al., 2003; Wagner &amp; Carey, 2005). </w:t>
-      </w:r>
-      <w:r>
-        <w:rPr>
-          <w:rFonts w:ascii="Times New Roman" w:hAnsi="Times New Roman" w:cs="Times New Roman"/>
-        </w:rPr>
-        <w:t xml:space="preserve">Consider the study by Csibra et al. (2003), for example. </w:t>
+        <w:t xml:space="preserve">goals from its actions and external constraints (e.g., </w:t>
+      </w:r>
+      <w:proofErr w:type="spellStart"/>
+      <w:r>
+        <w:rPr>
+          <w:rFonts w:ascii="Times New Roman" w:hAnsi="Times New Roman" w:cs="Times New Roman"/>
+        </w:rPr>
+        <w:t>Csibra</w:t>
+      </w:r>
+      <w:proofErr w:type="spellEnd"/>
+      <w:r>
+        <w:rPr>
+          <w:rFonts w:ascii="Times New Roman" w:hAnsi="Times New Roman" w:cs="Times New Roman"/>
+        </w:rPr>
+        <w:t xml:space="preserve"> et al., 2003; Wagner &amp; Carey, 2005). </w:t>
+      </w:r>
+      <w:r>
+        <w:rPr>
+          <w:rFonts w:ascii="Times New Roman" w:hAnsi="Times New Roman" w:cs="Times New Roman"/>
+        </w:rPr>
+        <w:t xml:space="preserve">Consider the study by </w:t>
+      </w:r>
+      <w:proofErr w:type="spellStart"/>
+      <w:r>
+        <w:rPr>
+          <w:rFonts w:ascii="Times New Roman" w:hAnsi="Times New Roman" w:cs="Times New Roman"/>
+        </w:rPr>
+        <w:t>Csibra</w:t>
+      </w:r>
+      <w:proofErr w:type="spellEnd"/>
+      <w:r>
+        <w:rPr>
+          <w:rFonts w:ascii="Times New Roman" w:hAnsi="Times New Roman" w:cs="Times New Roman"/>
+        </w:rPr>
+        <w:t xml:space="preserve"> et al. (2003), for example. </w:t>
       </w:r>
       <w:r>
         <w:rPr>
@@ -30500,13 +32856,41 @@
         <w:rPr>
           <w:rFonts w:ascii="Times New Roman" w:hAnsi="Times New Roman" w:cs="Times New Roman"/>
         </w:rPr>
-        <w:t xml:space="preserve"> In the simulation reported below, networks that are habituated to a model analogue of this event are said to be in the Inferring Goals condition. this condition is referred to as the Inferring Goals condition. </w:t>
-      </w:r>
-      <w:r>
-        <w:rPr>
-          <w:rFonts w:ascii="Times New Roman" w:hAnsi="Times New Roman" w:cs="Times New Roman"/>
-        </w:rPr>
-        <w:t xml:space="preserve"> Infants were then shown two test events. In both test events, the gap between the two barriers was now wide enough for both circles to pass through. In the Incongruent event, the larger circle again moved around the right barrier; it passed through the gap in the Congruent event. Csibra et al. (2003) found that infants looked longer at the former event than at the latter. This was interpreted to mean that infants understood that the larger circle’s goal was to catch the smaller circle.</w:t>
+        <w:t xml:space="preserve"> In the simulation reported below, networks that are habituated to a model analogue of this event are said to be in the Inferring Goals condition. </w:t>
+      </w:r>
+      <w:proofErr w:type="gramStart"/>
+      <w:r>
+        <w:rPr>
+          <w:rFonts w:ascii="Times New Roman" w:hAnsi="Times New Roman" w:cs="Times New Roman"/>
+        </w:rPr>
+        <w:t>this</w:t>
+      </w:r>
+      <w:proofErr w:type="gramEnd"/>
+      <w:r>
+        <w:rPr>
+          <w:rFonts w:ascii="Times New Roman" w:hAnsi="Times New Roman" w:cs="Times New Roman"/>
+        </w:rPr>
+        <w:t xml:space="preserve"> condition is referred to as the Inferring Goals condition. </w:t>
+      </w:r>
+      <w:r>
+        <w:rPr>
+          <w:rFonts w:ascii="Times New Roman" w:hAnsi="Times New Roman" w:cs="Times New Roman"/>
+        </w:rPr>
+        <w:t xml:space="preserve"> Infants were then shown two test events. In both test events, the gap between the two barriers was now wide enough for both circles to pass through. In the Incongruent event, the larger circle again moved around the right barrier; it passed through the gap in the Congruent event. </w:t>
+      </w:r>
+      <w:proofErr w:type="spellStart"/>
+      <w:r>
+        <w:rPr>
+          <w:rFonts w:ascii="Times New Roman" w:hAnsi="Times New Roman" w:cs="Times New Roman"/>
+        </w:rPr>
+        <w:t>Csibra</w:t>
+      </w:r>
+      <w:proofErr w:type="spellEnd"/>
+      <w:r>
+        <w:rPr>
+          <w:rFonts w:ascii="Times New Roman" w:hAnsi="Times New Roman" w:cs="Times New Roman"/>
+        </w:rPr>
+        <w:t xml:space="preserve"> et al. (2003) found that infants looked longer at the former event than at the latter. This was interpreted to mean that infants understood that the larger circle’s goal was to catch the smaller circle.</w:t>
       </w:r>
       <w:r>
         <w:rPr>
@@ -30567,7 +32951,21 @@
         <w:rPr>
           <w:rFonts w:ascii="Times New Roman" w:hAnsi="Times New Roman" w:cs="Times New Roman"/>
         </w:rPr>
-        <w:t xml:space="preserve"> Csibra et al. (2003) found that infants looked longer at a</w:t>
+        <w:t xml:space="preserve"> </w:t>
+      </w:r>
+      <w:proofErr w:type="spellStart"/>
+      <w:r>
+        <w:rPr>
+          <w:rFonts w:ascii="Times New Roman" w:hAnsi="Times New Roman" w:cs="Times New Roman"/>
+        </w:rPr>
+        <w:t>Csibra</w:t>
+      </w:r>
+      <w:proofErr w:type="spellEnd"/>
+      <w:r>
+        <w:rPr>
+          <w:rFonts w:ascii="Times New Roman" w:hAnsi="Times New Roman" w:cs="Times New Roman"/>
+        </w:rPr>
+        <w:t xml:space="preserve"> et al. (2003) found that infants looked longer at a</w:t>
       </w:r>
       <w:r>
         <w:rPr>
@@ -30591,13 +32989,27 @@
         <w:rPr>
           <w:rFonts w:ascii="Times New Roman" w:hAnsi="Times New Roman" w:cs="Times New Roman"/>
         </w:rPr>
-        <w:t>than at a test event</w:t>
-      </w:r>
-      <w:r>
-        <w:rPr>
-          <w:rFonts w:ascii="Times New Roman" w:hAnsi="Times New Roman" w:cs="Times New Roman"/>
-        </w:rPr>
-        <w:t xml:space="preserve"> than at an event in which the first object</w:t>
+        <w:t xml:space="preserve">than at a </w:t>
+      </w:r>
+      <w:proofErr w:type="gramStart"/>
+      <w:r>
+        <w:rPr>
+          <w:rFonts w:ascii="Times New Roman" w:hAnsi="Times New Roman" w:cs="Times New Roman"/>
+        </w:rPr>
+        <w:t>test event</w:t>
+      </w:r>
+      <w:r>
+        <w:rPr>
+          <w:rFonts w:ascii="Times New Roman" w:hAnsi="Times New Roman" w:cs="Times New Roman"/>
+        </w:rPr>
+        <w:t xml:space="preserve"> than at an</w:t>
+      </w:r>
+      <w:proofErr w:type="gramEnd"/>
+      <w:r>
+        <w:rPr>
+          <w:rFonts w:ascii="Times New Roman" w:hAnsi="Times New Roman" w:cs="Times New Roman"/>
+        </w:rPr>
+        <w:t xml:space="preserve"> event in which the first object</w:t>
       </w:r>
       <w:r>
         <w:rPr>
@@ -31856,7 +34268,21 @@
         <w:rPr>
           <w:rFonts w:ascii="Times New Roman" w:hAnsi="Times New Roman" w:cs="Times New Roman"/>
         </w:rPr>
-        <w:t>Specifically, these networks produced greater error to the No-Obstacle test event than to the Obstacle test event.</w:t>
+        <w:t xml:space="preserve">Specifically, these networks produced greater </w:t>
+      </w:r>
+      <w:proofErr w:type="gramStart"/>
+      <w:r>
+        <w:rPr>
+          <w:rFonts w:ascii="Times New Roman" w:hAnsi="Times New Roman" w:cs="Times New Roman"/>
+        </w:rPr>
+        <w:t>error</w:t>
+      </w:r>
+      <w:proofErr w:type="gramEnd"/>
+      <w:r>
+        <w:rPr>
+          <w:rFonts w:ascii="Times New Roman" w:hAnsi="Times New Roman" w:cs="Times New Roman"/>
+        </w:rPr>
+        <w:t xml:space="preserve"> to the No-Obstacle test event than to the Obstacle test event.</w:t>
       </w:r>
       <w:r>
         <w:rPr>
@@ -31886,7 +34312,21 @@
         <w:rPr>
           <w:rFonts w:ascii="Times New Roman" w:hAnsi="Times New Roman" w:cs="Times New Roman"/>
         </w:rPr>
-        <w:t xml:space="preserve"> were not based on information acquired during habituation. This is because the aspects of the task relevant to networks’ treatment of the test events—that is, information about obstacles and goals—were absent during habituation.</w:t>
+        <w:t xml:space="preserve"> were not based on information acquired during habituation. This is because the aspects of the task relevant to networks’ treatment of the test </w:t>
+      </w:r>
+      <w:proofErr w:type="gramStart"/>
+      <w:r>
+        <w:rPr>
+          <w:rFonts w:ascii="Times New Roman" w:hAnsi="Times New Roman" w:cs="Times New Roman"/>
+        </w:rPr>
+        <w:t>events—</w:t>
+      </w:r>
+      <w:proofErr w:type="gramEnd"/>
+      <w:r>
+        <w:rPr>
+          <w:rFonts w:ascii="Times New Roman" w:hAnsi="Times New Roman" w:cs="Times New Roman"/>
+        </w:rPr>
+        <w:t>that is, information about obstacles and goals—were absent during habituation.</w:t>
       </w:r>
       <w:r>
         <w:rPr>
@@ -33808,7 +36248,21 @@
         <w:rPr>
           <w:rFonts w:ascii="Times New Roman" w:hAnsi="Times New Roman" w:cs="Times New Roman"/>
         </w:rPr>
-        <w:t xml:space="preserve"> networks in the Inferring Constraints condition produced greater error to the No-Obstacle test event than tot the Obstacle test event. Given that the only difference between ALIAS and ALIAS-2 is that</w:t>
+        <w:t xml:space="preserve"> networks in the Inferring Constraints condition produced greater error to the No-Obstacle test event than </w:t>
+      </w:r>
+      <w:proofErr w:type="gramStart"/>
+      <w:r>
+        <w:rPr>
+          <w:rFonts w:ascii="Times New Roman" w:hAnsi="Times New Roman" w:cs="Times New Roman"/>
+        </w:rPr>
+        <w:t>tot</w:t>
+      </w:r>
+      <w:proofErr w:type="gramEnd"/>
+      <w:r>
+        <w:rPr>
+          <w:rFonts w:ascii="Times New Roman" w:hAnsi="Times New Roman" w:cs="Times New Roman"/>
+        </w:rPr>
+        <w:t xml:space="preserve"> the Obstacle test event. Given that the only difference between ALIAS and ALIAS-2 is that</w:t>
       </w:r>
       <w:r>
         <w:rPr>
@@ -34109,13 +36563,27 @@
         <w:rPr>
           <w:rFonts w:ascii="Times New Roman" w:hAnsi="Times New Roman" w:cs="Times New Roman"/>
         </w:rPr>
-        <w:t xml:space="preserve"> across the Inferring Goals and Inferring Constraints </w:t>
-      </w:r>
-      <w:r>
-        <w:rPr>
-          <w:rFonts w:ascii="Times New Roman" w:hAnsi="Times New Roman" w:cs="Times New Roman"/>
-        </w:rPr>
-        <w:t xml:space="preserve">conditions </w:t>
+        <w:t xml:space="preserve"> across the Inferring Goals and Inferring </w:t>
+      </w:r>
+      <w:proofErr w:type="gramStart"/>
+      <w:r>
+        <w:rPr>
+          <w:rFonts w:ascii="Times New Roman" w:hAnsi="Times New Roman" w:cs="Times New Roman"/>
+        </w:rPr>
+        <w:t xml:space="preserve">Constraints </w:t>
+      </w:r>
+      <w:r>
+        <w:rPr>
+          <w:rFonts w:ascii="Times New Roman" w:hAnsi="Times New Roman" w:cs="Times New Roman"/>
+        </w:rPr>
+        <w:t>conditions</w:t>
+      </w:r>
+      <w:proofErr w:type="gramEnd"/>
+      <w:r>
+        <w:rPr>
+          <w:rFonts w:ascii="Times New Roman" w:hAnsi="Times New Roman" w:cs="Times New Roman"/>
+        </w:rPr>
+        <w:t xml:space="preserve"> </w:t>
       </w:r>
       <w:r>
         <w:rPr>
@@ -34401,7 +36869,21 @@
         <w:rPr>
           <w:rFonts w:ascii="Times New Roman" w:hAnsi="Times New Roman" w:cs="Times New Roman"/>
         </w:rPr>
-        <w:t xml:space="preserve"> represent action efficiency continuously (e.g., Liu &amp; Spelke, 2017).</w:t>
+        <w:t xml:space="preserve"> represent action efficiency continuously (e.g., Liu &amp; </w:t>
+      </w:r>
+      <w:proofErr w:type="spellStart"/>
+      <w:r>
+        <w:rPr>
+          <w:rFonts w:ascii="Times New Roman" w:hAnsi="Times New Roman" w:cs="Times New Roman"/>
+        </w:rPr>
+        <w:t>Spelke</w:t>
+      </w:r>
+      <w:proofErr w:type="spellEnd"/>
+      <w:r>
+        <w:rPr>
+          <w:rFonts w:ascii="Times New Roman" w:hAnsi="Times New Roman" w:cs="Times New Roman"/>
+        </w:rPr>
+        <w:t>, 2017).</w:t>
       </w:r>
       <w:r>
         <w:rPr>
@@ -34688,7 +37170,21 @@
         <w:rPr>
           <w:rFonts w:ascii="Times New Roman" w:hAnsi="Times New Roman" w:cs="Times New Roman"/>
         </w:rPr>
-        <w:t xml:space="preserve">This prediction is based on the fact that the </w:t>
+        <w:t xml:space="preserve">This prediction is </w:t>
+      </w:r>
+      <w:proofErr w:type="gramStart"/>
+      <w:r>
+        <w:rPr>
+          <w:rFonts w:ascii="Times New Roman" w:hAnsi="Times New Roman" w:cs="Times New Roman"/>
+        </w:rPr>
+        <w:t>based on the fact that</w:t>
+      </w:r>
+      <w:proofErr w:type="gramEnd"/>
+      <w:r>
+        <w:rPr>
+          <w:rFonts w:ascii="Times New Roman" w:hAnsi="Times New Roman" w:cs="Times New Roman"/>
+        </w:rPr>
+        <w:t xml:space="preserve"> the </w:t>
       </w:r>
       <w:r>
         <w:rPr>
@@ -34881,7 +37377,21 @@
         <w:rPr>
           <w:rFonts w:ascii="Times New Roman" w:hAnsi="Times New Roman" w:cs="Times New Roman"/>
         </w:rPr>
-        <w:t xml:space="preserve"> test events in which this relation is violated—such as the high, inefficient test event in Liu and Spelke (2017) in which an agent follows an unnecessarily high, inefficient arced trajectory over a low barrier—than at events that preserve this relation</w:t>
+        <w:t xml:space="preserve"> test events in which this relation is violated—such as the high, inefficient test event in Liu and </w:t>
+      </w:r>
+      <w:proofErr w:type="spellStart"/>
+      <w:r>
+        <w:rPr>
+          <w:rFonts w:ascii="Times New Roman" w:hAnsi="Times New Roman" w:cs="Times New Roman"/>
+        </w:rPr>
+        <w:t>Spelke</w:t>
+      </w:r>
+      <w:proofErr w:type="spellEnd"/>
+      <w:r>
+        <w:rPr>
+          <w:rFonts w:ascii="Times New Roman" w:hAnsi="Times New Roman" w:cs="Times New Roman"/>
+        </w:rPr>
+        <w:t xml:space="preserve"> (2017) in which an agent follows an unnecessarily high, inefficient arced trajectory over a low barrier—than at events that preserve this relation</w:t>
       </w:r>
       <w:r>
         <w:rPr>
@@ -35013,7 +37523,21 @@
         <w:rPr>
           <w:rFonts w:ascii="Times New Roman" w:hAnsi="Times New Roman" w:cs="Times New Roman"/>
         </w:rPr>
-        <w:t>n Liu and Spelke (2017)</w:t>
+        <w:t xml:space="preserve">n Liu and </w:t>
+      </w:r>
+      <w:proofErr w:type="spellStart"/>
+      <w:r>
+        <w:rPr>
+          <w:rFonts w:ascii="Times New Roman" w:hAnsi="Times New Roman" w:cs="Times New Roman"/>
+        </w:rPr>
+        <w:t>Spelke</w:t>
+      </w:r>
+      <w:proofErr w:type="spellEnd"/>
+      <w:r>
+        <w:rPr>
+          <w:rFonts w:ascii="Times New Roman" w:hAnsi="Times New Roman" w:cs="Times New Roman"/>
+        </w:rPr>
+        <w:t xml:space="preserve"> (2017)</w:t>
       </w:r>
       <w:r>
         <w:rPr>
@@ -35043,13 +37567,35 @@
         <w:rPr>
           <w:rFonts w:ascii="Times New Roman" w:hAnsi="Times New Roman" w:cs="Times New Roman"/>
         </w:rPr>
-        <w:t xml:space="preserve"> the costliness of actions</w:t>
-      </w:r>
-      <w:r>
-        <w:rPr>
-          <w:rFonts w:ascii="Times New Roman" w:hAnsi="Times New Roman" w:cs="Times New Roman"/>
-        </w:rPr>
-        <w:t xml:space="preserve"> is necessary to explain infants’ looking behaviors in studies like that by Liu and Spelke (2017)</w:t>
+        <w:t xml:space="preserve"> the costliness of </w:t>
+      </w:r>
+      <w:proofErr w:type="gramStart"/>
+      <w:r>
+        <w:rPr>
+          <w:rFonts w:ascii="Times New Roman" w:hAnsi="Times New Roman" w:cs="Times New Roman"/>
+        </w:rPr>
+        <w:t>actions</w:t>
+      </w:r>
+      <w:proofErr w:type="gramEnd"/>
+      <w:r>
+        <w:rPr>
+          <w:rFonts w:ascii="Times New Roman" w:hAnsi="Times New Roman" w:cs="Times New Roman"/>
+        </w:rPr>
+        <w:t xml:space="preserve"> is necessary to explain infants’ looking behaviors in studies like that by Liu and </w:t>
+      </w:r>
+      <w:proofErr w:type="spellStart"/>
+      <w:r>
+        <w:rPr>
+          <w:rFonts w:ascii="Times New Roman" w:hAnsi="Times New Roman" w:cs="Times New Roman"/>
+        </w:rPr>
+        <w:t>Spelke</w:t>
+      </w:r>
+      <w:proofErr w:type="spellEnd"/>
+      <w:r>
+        <w:rPr>
+          <w:rFonts w:ascii="Times New Roman" w:hAnsi="Times New Roman" w:cs="Times New Roman"/>
+        </w:rPr>
+        <w:t xml:space="preserve"> (2017)</w:t>
       </w:r>
       <w:r>
         <w:rPr>
@@ -35341,7 +37887,21 @@
         <w:rPr>
           <w:rFonts w:ascii="Times New Roman" w:hAnsi="Times New Roman" w:cs="Times New Roman"/>
         </w:rPr>
-        <w:t xml:space="preserve"> as stipulated in Overwalle (2010)</w:t>
+        <w:t xml:space="preserve"> as stipulated in </w:t>
+      </w:r>
+      <w:proofErr w:type="spellStart"/>
+      <w:r>
+        <w:rPr>
+          <w:rFonts w:ascii="Times New Roman" w:hAnsi="Times New Roman" w:cs="Times New Roman"/>
+        </w:rPr>
+        <w:t>Overwalle</w:t>
+      </w:r>
+      <w:proofErr w:type="spellEnd"/>
+      <w:r>
+        <w:rPr>
+          <w:rFonts w:ascii="Times New Roman" w:hAnsi="Times New Roman" w:cs="Times New Roman"/>
+        </w:rPr>
+        <w:t xml:space="preserve"> (2010)</w:t>
       </w:r>
       <w:r>
         <w:rPr>
@@ -35356,6 +37916,7 @@
         <w:ind w:firstLine="720"/>
         <w:contextualSpacing/>
         <w:rPr>
+          <w:ins w:id="78" w:author="Benton, Deon" w:date="2026-04-24T22:25:00Z" w16du:dateUtc="2026-04-25T03:25:00Z"/>
           <w:rFonts w:ascii="Times New Roman" w:hAnsi="Times New Roman" w:cs="Times New Roman"/>
         </w:rPr>
       </w:pPr>
@@ -35543,25 +38104,41 @@
         <w:rPr>
           <w:rFonts w:ascii="Times New Roman" w:hAnsi="Times New Roman" w:cs="Times New Roman"/>
         </w:rPr>
-        <w:t xml:space="preserve"> OM10-2 was developed</w:t>
-      </w:r>
-      <w:r>
-        <w:rPr>
-          <w:rFonts w:ascii="Times New Roman" w:hAnsi="Times New Roman" w:cs="Times New Roman"/>
-        </w:rPr>
-        <w:t xml:space="preserve"> precisely</w:t>
-      </w:r>
-      <w:r>
-        <w:rPr>
-          <w:rFonts w:ascii="Times New Roman" w:hAnsi="Times New Roman" w:cs="Times New Roman"/>
-        </w:rPr>
-        <w:t xml:space="preserve"> to</w:t>
-      </w:r>
-      <w:r>
-        <w:rPr>
-          <w:rFonts w:ascii="Times New Roman" w:hAnsi="Times New Roman" w:cs="Times New Roman"/>
-        </w:rPr>
-        <w:t xml:space="preserve"> more faithfully instantiate the experimental context of action-understanding studies by removing any overshooting</w:t>
+        <w:t xml:space="preserve"> OM10-2</w:t>
+      </w:r>
+      <w:ins w:id="79" w:author="Benton, Deon" w:date="2026-04-24T22:16:00Z" w16du:dateUtc="2026-04-25T03:16:00Z">
+        <w:r>
+          <w:rPr>
+            <w:rFonts w:ascii="Times New Roman" w:hAnsi="Times New Roman" w:cs="Times New Roman"/>
+          </w:rPr>
+          <w:t>, by design,</w:t>
+        </w:r>
+      </w:ins>
+      <w:r>
+        <w:rPr>
+          <w:rFonts w:ascii="Times New Roman" w:hAnsi="Times New Roman" w:cs="Times New Roman"/>
+        </w:rPr>
+        <w:t xml:space="preserve"> more faithfully </w:t>
+      </w:r>
+      <w:ins w:id="80" w:author="Benton, Deon" w:date="2026-04-24T22:17:00Z" w16du:dateUtc="2026-04-25T03:17:00Z">
+        <w:r>
+          <w:rPr>
+            <w:rFonts w:ascii="Times New Roman" w:hAnsi="Times New Roman" w:cs="Times New Roman"/>
+          </w:rPr>
+          <w:t>implements</w:t>
+        </w:r>
+        <w:r>
+          <w:rPr>
+            <w:rFonts w:ascii="Times New Roman" w:hAnsi="Times New Roman" w:cs="Times New Roman"/>
+          </w:rPr>
+          <w:t xml:space="preserve"> </w:t>
+        </w:r>
+      </w:ins>
+      <w:r>
+        <w:rPr>
+          <w:rFonts w:ascii="Times New Roman" w:hAnsi="Times New Roman" w:cs="Times New Roman"/>
+        </w:rPr>
+        <w:t>the experimental context of action-understanding studies by removing any overshooting</w:t>
       </w:r>
       <w:r>
         <w:rPr>
@@ -35670,8 +38247,432 @@
         <w:rPr>
           <w:rFonts w:ascii="Times New Roman" w:hAnsi="Times New Roman" w:cs="Times New Roman"/>
         </w:rPr>
-        <w:t xml:space="preserve"> between the arced trajectory and obstacle in the original model is preserved. </w:t>
-      </w:r>
+        <w:t xml:space="preserve"> between the arced trajectory and obstacle in the original model is preserved.</w:t>
+      </w:r>
+    </w:p>
+    <w:p>
+      <w:pPr>
+        <w:spacing w:line="480" w:lineRule="auto"/>
+        <w:ind w:firstLine="720"/>
+        <w:contextualSpacing/>
+        <w:rPr>
+          <w:rFonts w:ascii="Times New Roman" w:hAnsi="Times New Roman" w:cs="Times New Roman"/>
+        </w:rPr>
+      </w:pPr>
+      <w:del w:id="81" w:author="Benton, Deon" w:date="2026-04-24T22:25:00Z" w16du:dateUtc="2026-04-25T03:25:00Z">
+        <w:r>
+          <w:rPr>
+            <w:rFonts w:ascii="Times New Roman" w:hAnsi="Times New Roman" w:cs="Times New Roman"/>
+          </w:rPr>
+          <w:delText xml:space="preserve"> </w:delText>
+        </w:r>
+      </w:del>
+      <w:ins w:id="82" w:author="Benton, Deon" w:date="2026-04-24T22:19:00Z" w16du:dateUtc="2026-04-25T03:19:00Z">
+        <w:r>
+          <w:rPr>
+            <w:rFonts w:ascii="Times New Roman" w:hAnsi="Times New Roman" w:cs="Times New Roman"/>
+          </w:rPr>
+          <w:t>As with ALIAS (and its extension</w:t>
+        </w:r>
+      </w:ins>
+      <w:ins w:id="83" w:author="Benton, Deon" w:date="2026-04-24T22:23:00Z" w16du:dateUtc="2026-04-25T03:23:00Z">
+        <w:r>
+          <w:rPr>
+            <w:rFonts w:ascii="Times New Roman" w:hAnsi="Times New Roman" w:cs="Times New Roman"/>
+          </w:rPr>
+          <w:t>, ALIAS-2</w:t>
+        </w:r>
+      </w:ins>
+      <w:ins w:id="84" w:author="Benton, Deon" w:date="2026-04-24T22:19:00Z" w16du:dateUtc="2026-04-25T03:19:00Z">
+        <w:r>
+          <w:rPr>
+            <w:rFonts w:ascii="Times New Roman" w:hAnsi="Times New Roman" w:cs="Times New Roman"/>
+          </w:rPr>
+          <w:t xml:space="preserve">), </w:t>
+        </w:r>
+      </w:ins>
+      <w:ins w:id="85" w:author="Benton, Deon" w:date="2026-04-24T22:25:00Z" w16du:dateUtc="2026-04-25T03:25:00Z">
+        <w:r>
+          <w:rPr>
+            <w:rFonts w:ascii="Times New Roman" w:hAnsi="Times New Roman" w:cs="Times New Roman"/>
+          </w:rPr>
+          <w:t>networks were either assigned to the Experimental condition or to the Control condition</w:t>
+        </w:r>
+      </w:ins>
+      <w:ins w:id="86" w:author="Benton, Deon" w:date="2026-04-24T22:26:00Z" w16du:dateUtc="2026-04-25T03:26:00Z">
+        <w:r>
+          <w:rPr>
+            <w:rFonts w:ascii="Times New Roman" w:hAnsi="Times New Roman" w:cs="Times New Roman"/>
+          </w:rPr>
+          <w:t xml:space="preserve"> for OM10 and OM10-2</w:t>
+        </w:r>
+      </w:ins>
+      <w:ins w:id="87" w:author="Benton, Deon" w:date="2026-04-24T22:25:00Z" w16du:dateUtc="2026-04-25T03:25:00Z">
+        <w:r>
+          <w:rPr>
+            <w:rFonts w:ascii="Times New Roman" w:hAnsi="Times New Roman" w:cs="Times New Roman"/>
+          </w:rPr>
+          <w:t>.</w:t>
+        </w:r>
+      </w:ins>
+      <w:ins w:id="88" w:author="Benton, Deon" w:date="2026-04-24T22:26:00Z" w16du:dateUtc="2026-04-25T03:26:00Z">
+        <w:r>
+          <w:rPr>
+            <w:rFonts w:ascii="Times New Roman" w:hAnsi="Times New Roman" w:cs="Times New Roman"/>
+          </w:rPr>
+          <w:t xml:space="preserve"> A </w:t>
+        </w:r>
+      </w:ins>
+      <w:ins w:id="89" w:author="Benton, Deon" w:date="2026-04-24T23:06:00Z" w16du:dateUtc="2026-04-25T04:06:00Z">
+        <w:r>
+          <w:rPr>
+            <w:rFonts w:ascii="Times New Roman" w:hAnsi="Times New Roman" w:cs="Times New Roman"/>
+          </w:rPr>
+          <w:t>three</w:t>
+        </w:r>
+      </w:ins>
+      <w:ins w:id="90" w:author="Benton, Deon" w:date="2026-04-24T22:26:00Z" w16du:dateUtc="2026-04-25T03:26:00Z">
+        <w:r>
+          <w:rPr>
+            <w:rFonts w:ascii="Times New Roman" w:hAnsi="Times New Roman" w:cs="Times New Roman"/>
+          </w:rPr>
+          <w:t xml:space="preserve">-cell high barrier was </w:t>
+        </w:r>
+      </w:ins>
+      <w:ins w:id="91" w:author="Benton, Deon" w:date="2026-04-24T22:27:00Z" w16du:dateUtc="2026-04-25T03:27:00Z">
+        <w:r>
+          <w:rPr>
+            <w:rFonts w:ascii="Times New Roman" w:hAnsi="Times New Roman" w:cs="Times New Roman"/>
+          </w:rPr>
+          <w:t>shown</w:t>
+        </w:r>
+      </w:ins>
+      <w:ins w:id="92" w:author="Benton, Deon" w:date="2026-04-24T22:26:00Z" w16du:dateUtc="2026-04-25T03:26:00Z">
+        <w:r>
+          <w:rPr>
+            <w:rFonts w:ascii="Times New Roman" w:hAnsi="Times New Roman" w:cs="Times New Roman"/>
+          </w:rPr>
+          <w:t xml:space="preserve"> during the habituation phase for networks in the Experimental condition; no barrier was shown during habituation for networks in the Control condition. </w:t>
+        </w:r>
+      </w:ins>
+      <w:ins w:id="93" w:author="Benton, Deon" w:date="2026-04-24T22:28:00Z" w16du:dateUtc="2026-04-25T03:28:00Z">
+        <w:r>
+          <w:rPr>
+            <w:rFonts w:ascii="Times New Roman" w:hAnsi="Times New Roman" w:cs="Times New Roman"/>
+          </w:rPr>
+          <w:t xml:space="preserve">The apex of the arced motion </w:t>
+        </w:r>
+      </w:ins>
+      <w:ins w:id="94" w:author="Benton, Deon" w:date="2026-04-24T23:05:00Z" w16du:dateUtc="2026-04-25T04:05:00Z">
+        <w:r>
+          <w:rPr>
+            <w:rFonts w:ascii="Times New Roman" w:hAnsi="Times New Roman" w:cs="Times New Roman"/>
+          </w:rPr>
+          <w:t xml:space="preserve">trajectory </w:t>
+        </w:r>
+      </w:ins>
+      <w:ins w:id="95" w:author="Benton, Deon" w:date="2026-04-24T22:28:00Z" w16du:dateUtc="2026-04-25T03:28:00Z">
+        <w:r>
+          <w:rPr>
+            <w:rFonts w:ascii="Times New Roman" w:hAnsi="Times New Roman" w:cs="Times New Roman"/>
+          </w:rPr>
+          <w:t>during this phase</w:t>
+        </w:r>
+      </w:ins>
+      <w:ins w:id="96" w:author="Benton, Deon" w:date="2026-04-24T23:07:00Z" w16du:dateUtc="2026-04-25T04:07:00Z">
+        <w:r>
+          <w:rPr>
+            <w:rFonts w:ascii="Times New Roman" w:hAnsi="Times New Roman" w:cs="Times New Roman"/>
+          </w:rPr>
+          <w:t xml:space="preserve"> </w:t>
+        </w:r>
+      </w:ins>
+      <w:ins w:id="97" w:author="Benton, Deon" w:date="2026-04-24T22:28:00Z" w16du:dateUtc="2026-04-25T03:28:00Z">
+        <w:r>
+          <w:rPr>
+            <w:rFonts w:ascii="Times New Roman" w:hAnsi="Times New Roman" w:cs="Times New Roman"/>
+          </w:rPr>
+          <w:t xml:space="preserve">was </w:t>
+        </w:r>
+      </w:ins>
+      <w:ins w:id="98" w:author="Benton, Deon" w:date="2026-04-24T23:12:00Z" w16du:dateUtc="2026-04-25T04:12:00Z">
+        <w:r>
+          <w:rPr>
+            <w:rFonts w:ascii="Times New Roman" w:hAnsi="Times New Roman" w:cs="Times New Roman"/>
+          </w:rPr>
+          <w:t>five</w:t>
+        </w:r>
+      </w:ins>
+      <w:ins w:id="99" w:author="Benton, Deon" w:date="2026-04-24T22:28:00Z" w16du:dateUtc="2026-04-25T03:28:00Z">
+        <w:r>
+          <w:rPr>
+            <w:rFonts w:ascii="Times New Roman" w:hAnsi="Times New Roman" w:cs="Times New Roman"/>
+          </w:rPr>
+          <w:t xml:space="preserve"> cells high for </w:t>
+        </w:r>
+      </w:ins>
+      <w:ins w:id="100" w:author="Benton, Deon" w:date="2026-04-24T22:29:00Z" w16du:dateUtc="2026-04-25T03:29:00Z">
+        <w:r>
+          <w:rPr>
+            <w:rFonts w:ascii="Times New Roman" w:hAnsi="Times New Roman" w:cs="Times New Roman"/>
+          </w:rPr>
+          <w:t>OM10 networks and 4 cells high for OM10-2 networks</w:t>
+        </w:r>
+      </w:ins>
+      <w:ins w:id="101" w:author="Benton, Deon" w:date="2026-04-24T23:10:00Z" w16du:dateUtc="2026-04-25T04:10:00Z">
+        <w:r>
+          <w:rPr>
+            <w:rFonts w:ascii="Times New Roman" w:hAnsi="Times New Roman" w:cs="Times New Roman"/>
+          </w:rPr>
+          <w:t>; this height was true for networks in both conditions</w:t>
+        </w:r>
+      </w:ins>
+      <w:ins w:id="102" w:author="Benton, Deon" w:date="2026-04-24T22:29:00Z" w16du:dateUtc="2026-04-25T03:29:00Z">
+        <w:r>
+          <w:rPr>
+            <w:rFonts w:ascii="Times New Roman" w:hAnsi="Times New Roman" w:cs="Times New Roman"/>
+          </w:rPr>
+          <w:t>.</w:t>
+        </w:r>
+      </w:ins>
+      <w:ins w:id="103" w:author="Benton, Deon" w:date="2026-04-24T23:10:00Z" w16du:dateUtc="2026-04-25T04:10:00Z">
+        <w:r>
+          <w:rPr>
+            <w:rFonts w:ascii="Times New Roman" w:hAnsi="Times New Roman" w:cs="Times New Roman"/>
+          </w:rPr>
+          <w:t xml:space="preserve"> </w:t>
+        </w:r>
+      </w:ins>
+      <w:ins w:id="104" w:author="Benton, Deon" w:date="2026-04-24T22:25:00Z" w16du:dateUtc="2026-04-25T03:25:00Z">
+        <w:r>
+          <w:rPr>
+            <w:rFonts w:ascii="Times New Roman" w:hAnsi="Times New Roman" w:cs="Times New Roman"/>
+          </w:rPr>
+          <w:t xml:space="preserve"> </w:t>
+        </w:r>
+      </w:ins>
+      <w:ins w:id="105" w:author="Benton, Deon" w:date="2026-04-24T23:08:00Z" w16du:dateUtc="2026-04-25T04:08:00Z">
+        <w:r>
+          <w:rPr>
+            <w:rFonts w:ascii="Times New Roman" w:hAnsi="Times New Roman" w:cs="Times New Roman"/>
+          </w:rPr>
+          <w:t>The</w:t>
+        </w:r>
+      </w:ins>
+      <w:ins w:id="106" w:author="Benton, Deon" w:date="2026-04-24T23:12:00Z" w16du:dateUtc="2026-04-25T04:12:00Z">
+        <w:r>
+          <w:rPr>
+            <w:rFonts w:ascii="Times New Roman" w:hAnsi="Times New Roman" w:cs="Times New Roman"/>
+          </w:rPr>
+          <w:t xml:space="preserve"> barrier used in both test events was 1 cell high. </w:t>
+        </w:r>
+      </w:ins>
+      <w:ins w:id="107" w:author="Benton, Deon" w:date="2026-04-24T23:13:00Z" w16du:dateUtc="2026-04-25T04:13:00Z">
+        <w:r>
+          <w:rPr>
+            <w:rFonts w:ascii="Times New Roman" w:hAnsi="Times New Roman" w:cs="Times New Roman"/>
+          </w:rPr>
+          <w:t xml:space="preserve">The apex of the arced motion in the high, inefficient test event was identical to that </w:t>
+        </w:r>
+      </w:ins>
+      <w:ins w:id="108" w:author="Benton, Deon" w:date="2026-04-24T23:14:00Z" w16du:dateUtc="2026-04-25T04:14:00Z">
+        <w:r>
+          <w:rPr>
+            <w:rFonts w:ascii="Times New Roman" w:hAnsi="Times New Roman" w:cs="Times New Roman"/>
+          </w:rPr>
+          <w:t>during habituation. In contrast, the apex of the arced motion</w:t>
+        </w:r>
+      </w:ins>
+      <w:ins w:id="109" w:author="Benton, Deon" w:date="2026-04-24T23:19:00Z" w16du:dateUtc="2026-04-25T04:19:00Z">
+        <w:r>
+          <w:rPr>
+            <w:rFonts w:ascii="Times New Roman" w:hAnsi="Times New Roman" w:cs="Times New Roman"/>
+          </w:rPr>
+          <w:t xml:space="preserve"> in the low, efficient </w:t>
+        </w:r>
+      </w:ins>
+      <w:ins w:id="110" w:author="Benton, Deon" w:date="2026-04-24T23:20:00Z" w16du:dateUtc="2026-04-25T04:20:00Z">
+        <w:r>
+          <w:rPr>
+            <w:rFonts w:ascii="Times New Roman" w:hAnsi="Times New Roman" w:cs="Times New Roman"/>
+          </w:rPr>
+          <w:t xml:space="preserve">event was 3 cells high for OM10 networks and 2 cells high for OM10-2 networks. </w:t>
+        </w:r>
+      </w:ins>
+      <w:ins w:id="111" w:author="Benton, Deon" w:date="2026-04-24T23:08:00Z" w16du:dateUtc="2026-04-25T04:08:00Z">
+        <w:r>
+          <w:rPr>
+            <w:rFonts w:ascii="Times New Roman" w:hAnsi="Times New Roman" w:cs="Times New Roman"/>
+          </w:rPr>
+          <w:t xml:space="preserve"> height of the </w:t>
+        </w:r>
+      </w:ins>
+      <w:ins w:id="112" w:author="Benton, Deon" w:date="2026-04-24T23:11:00Z" w16du:dateUtc="2026-04-25T04:11:00Z">
+        <w:r>
+          <w:rPr>
+            <w:rFonts w:ascii="Times New Roman" w:hAnsi="Times New Roman" w:cs="Times New Roman"/>
+          </w:rPr>
+          <w:t xml:space="preserve">barrier used in both test events was </w:t>
+        </w:r>
+      </w:ins>
+      <w:ins w:id="113" w:author="Benton, Deon" w:date="2026-04-24T23:12:00Z" w16du:dateUtc="2026-04-25T04:12:00Z">
+        <w:r>
+          <w:rPr>
+            <w:rFonts w:ascii="Times New Roman" w:hAnsi="Times New Roman" w:cs="Times New Roman"/>
+          </w:rPr>
+          <w:t>one</w:t>
+        </w:r>
+      </w:ins>
+      <w:ins w:id="114" w:author="Benton, Deon" w:date="2026-04-24T23:11:00Z" w16du:dateUtc="2026-04-25T04:11:00Z">
+        <w:r>
+          <w:rPr>
+            <w:rFonts w:ascii="Times New Roman" w:hAnsi="Times New Roman" w:cs="Times New Roman"/>
+          </w:rPr>
+          <w:t xml:space="preserve"> cell high .</w:t>
+        </w:r>
+      </w:ins>
+      <w:ins w:id="115" w:author="Benton, Deon" w:date="2026-04-24T23:08:00Z" w16du:dateUtc="2026-04-25T04:08:00Z">
+        <w:r>
+          <w:rPr>
+            <w:rFonts w:ascii="Times New Roman" w:hAnsi="Times New Roman" w:cs="Times New Roman"/>
+          </w:rPr>
+          <w:t>test barrier</w:t>
+        </w:r>
+      </w:ins>
+      <w:ins w:id="116" w:author="Benton, Deon" w:date="2026-04-24T23:09:00Z" w16du:dateUtc="2026-04-25T04:09:00Z">
+        <w:r>
+          <w:rPr>
+            <w:rFonts w:ascii="Times New Roman" w:hAnsi="Times New Roman" w:cs="Times New Roman"/>
+          </w:rPr>
+          <w:t xml:space="preserve"> was 1 cell high</w:t>
+        </w:r>
+      </w:ins>
+      <w:ins w:id="117" w:author="Benton, Deon" w:date="2026-04-24T23:08:00Z" w16du:dateUtc="2026-04-25T04:08:00Z">
+        <w:r>
+          <w:rPr>
+            <w:rFonts w:ascii="Times New Roman" w:hAnsi="Times New Roman" w:cs="Times New Roman"/>
+          </w:rPr>
+          <w:t xml:space="preserve"> --all networks, regardless of condition, were shown this barrier. </w:t>
+        </w:r>
+      </w:ins>
+      <w:proofErr w:type="gramStart"/>
+      <w:ins w:id="118" w:author="Benton, Deon" w:date="2026-04-24T22:19:00Z" w16du:dateUtc="2026-04-25T03:19:00Z">
+        <w:r>
+          <w:rPr>
+            <w:rFonts w:ascii="Times New Roman" w:hAnsi="Times New Roman" w:cs="Times New Roman"/>
+          </w:rPr>
+          <w:t>the</w:t>
+        </w:r>
+        <w:proofErr w:type="gramEnd"/>
+        <w:r>
+          <w:rPr>
+            <w:rFonts w:ascii="Times New Roman" w:hAnsi="Times New Roman" w:cs="Times New Roman"/>
+          </w:rPr>
+          <w:t xml:space="preserve"> habituation and test barriers</w:t>
+        </w:r>
+      </w:ins>
+      <w:ins w:id="119" w:author="Benton, Deon" w:date="2026-04-24T22:23:00Z" w16du:dateUtc="2026-04-25T03:23:00Z">
+        <w:r>
+          <w:rPr>
+            <w:rFonts w:ascii="Times New Roman" w:hAnsi="Times New Roman" w:cs="Times New Roman"/>
+          </w:rPr>
+          <w:t xml:space="preserve"> for OM10 and OM10-2</w:t>
+        </w:r>
+      </w:ins>
+      <w:ins w:id="120" w:author="Benton, Deon" w:date="2026-04-24T22:19:00Z" w16du:dateUtc="2026-04-25T03:19:00Z">
+        <w:r>
+          <w:rPr>
+            <w:rFonts w:ascii="Times New Roman" w:hAnsi="Times New Roman" w:cs="Times New Roman"/>
+          </w:rPr>
+          <w:t xml:space="preserve"> differed in height</w:t>
+        </w:r>
+      </w:ins>
+      <w:ins w:id="121" w:author="Benton, Deon" w:date="2026-04-24T22:23:00Z" w16du:dateUtc="2026-04-25T03:23:00Z">
+        <w:r>
+          <w:rPr>
+            <w:rFonts w:ascii="Times New Roman" w:hAnsi="Times New Roman" w:cs="Times New Roman"/>
+          </w:rPr>
+          <w:t>.</w:t>
+        </w:r>
+      </w:ins>
+      <w:ins w:id="122" w:author="Benton, Deon" w:date="2026-04-24T22:24:00Z" w16du:dateUtc="2026-04-25T03:24:00Z">
+        <w:r>
+          <w:rPr>
+            <w:rFonts w:ascii="Times New Roman" w:hAnsi="Times New Roman" w:cs="Times New Roman"/>
+          </w:rPr>
+          <w:t xml:space="preserve"> Specifically,</w:t>
+        </w:r>
+      </w:ins>
+      <w:ins w:id="123" w:author="Benton, Deon" w:date="2026-04-24T22:19:00Z" w16du:dateUtc="2026-04-25T03:19:00Z">
+        <w:r>
+          <w:rPr>
+            <w:rFonts w:ascii="Times New Roman" w:hAnsi="Times New Roman" w:cs="Times New Roman"/>
+          </w:rPr>
+          <w:t xml:space="preserve"> </w:t>
+        </w:r>
+        <w:proofErr w:type="gramStart"/>
+        <w:r>
+          <w:rPr>
+            <w:rFonts w:ascii="Times New Roman" w:hAnsi="Times New Roman" w:cs="Times New Roman"/>
+          </w:rPr>
+          <w:t>The</w:t>
+        </w:r>
+        <w:proofErr w:type="gramEnd"/>
+        <w:r>
+          <w:rPr>
+            <w:rFonts w:ascii="Times New Roman" w:hAnsi="Times New Roman" w:cs="Times New Roman"/>
+          </w:rPr>
+          <w:t xml:space="preserve"> </w:t>
+        </w:r>
+      </w:ins>
+      <w:ins w:id="124" w:author="Benton, Deon" w:date="2026-04-24T22:20:00Z" w16du:dateUtc="2026-04-25T03:20:00Z">
+        <w:r>
+          <w:rPr>
+            <w:rFonts w:ascii="Times New Roman" w:hAnsi="Times New Roman" w:cs="Times New Roman"/>
+          </w:rPr>
+          <w:t xml:space="preserve">habituation barrier was </w:t>
+        </w:r>
+      </w:ins>
+      <w:ins w:id="125" w:author="Benton, Deon" w:date="2026-04-24T22:21:00Z" w16du:dateUtc="2026-04-25T03:21:00Z">
+        <w:r>
+          <w:rPr>
+            <w:rFonts w:ascii="Times New Roman" w:hAnsi="Times New Roman" w:cs="Times New Roman"/>
+          </w:rPr>
+          <w:t>three cells high</w:t>
+        </w:r>
+      </w:ins>
+      <w:ins w:id="126" w:author="Benton, Deon" w:date="2026-04-24T22:22:00Z" w16du:dateUtc="2026-04-25T03:22:00Z">
+        <w:r>
+          <w:rPr>
+            <w:rFonts w:ascii="Times New Roman" w:hAnsi="Times New Roman" w:cs="Times New Roman"/>
+          </w:rPr>
+          <w:t xml:space="preserve"> for networks </w:t>
+        </w:r>
+      </w:ins>
+      <w:ins w:id="127" w:author="Benton, Deon" w:date="2026-04-24T22:23:00Z" w16du:dateUtc="2026-04-25T03:23:00Z">
+        <w:r>
+          <w:rPr>
+            <w:rFonts w:ascii="Times New Roman" w:hAnsi="Times New Roman" w:cs="Times New Roman"/>
+          </w:rPr>
+          <w:t>in the Experimental condition</w:t>
+        </w:r>
+      </w:ins>
+      <w:ins w:id="128" w:author="Benton, Deon" w:date="2026-04-24T22:22:00Z" w16du:dateUtc="2026-04-25T03:22:00Z">
+        <w:r>
+          <w:rPr>
+            <w:rFonts w:ascii="Times New Roman" w:hAnsi="Times New Roman" w:cs="Times New Roman"/>
+          </w:rPr>
+          <w:t xml:space="preserve">, whereas the test barrier was one cell high. </w:t>
+        </w:r>
+      </w:ins>
+      <w:ins w:id="129" w:author="Benton, Deon" w:date="2026-04-24T22:19:00Z" w16du:dateUtc="2026-04-25T03:19:00Z">
+        <w:r>
+          <w:rPr>
+            <w:rFonts w:ascii="Times New Roman" w:hAnsi="Times New Roman" w:cs="Times New Roman"/>
+          </w:rPr>
+          <w:t>OM10 and its extension were habit</w:t>
+        </w:r>
+      </w:ins>
     </w:p>
     <w:p>
       <w:pPr>
@@ -35736,6 +38737,7 @@
               <w:rPr>
                 <w:noProof/>
               </w:rPr>
+              <w:lastRenderedPageBreak/>
               <w:drawing>
                 <wp:inline distT="0" distB="0" distL="0" distR="0" wp14:anchorId="4EF7F366" wp14:editId="0EBE60B1">
                   <wp:extent cx="6502895" cy="4494362"/>
@@ -35879,7 +38881,31 @@
                 <w:sz w:val="24"/>
                 <w:szCs w:val="24"/>
               </w:rPr>
-              <w:t xml:space="preserve">Mean looking times to the </w:t>
+              <w:t xml:space="preserve">Mean </w:t>
+            </w:r>
+            <w:proofErr w:type="gramStart"/>
+            <w:r>
+              <w:rPr>
+                <w:rFonts w:ascii="Times New Roman" w:hAnsi="Times New Roman" w:cs="Times New Roman"/>
+                <w:i w:val="0"/>
+                <w:iCs w:val="0"/>
+                <w:color w:val="000000" w:themeColor="text1"/>
+                <w:sz w:val="24"/>
+                <w:szCs w:val="24"/>
+              </w:rPr>
+              <w:t>looking</w:t>
+            </w:r>
+            <w:proofErr w:type="gramEnd"/>
+            <w:r>
+              <w:rPr>
+                <w:rFonts w:ascii="Times New Roman" w:hAnsi="Times New Roman" w:cs="Times New Roman"/>
+                <w:i w:val="0"/>
+                <w:iCs w:val="0"/>
+                <w:color w:val="000000" w:themeColor="text1"/>
+                <w:sz w:val="24"/>
+                <w:szCs w:val="24"/>
+              </w:rPr>
+              <w:t xml:space="preserve"> times to the </w:t>
             </w:r>
             <w:r>
               <w:rPr>
@@ -35963,7 +38989,35 @@
         <w:rPr>
           <w:rFonts w:ascii="Times New Roman" w:hAnsi="Times New Roman" w:cs="Times New Roman"/>
         </w:rPr>
-        <w:t xml:space="preserve"> depicts networks’ mean looking times to</w:t>
+        <w:t xml:space="preserve"> depicts networks’ </w:t>
+      </w:r>
+      <w:proofErr w:type="gramStart"/>
+      <w:r>
+        <w:rPr>
+          <w:rFonts w:ascii="Times New Roman" w:hAnsi="Times New Roman" w:cs="Times New Roman"/>
+        </w:rPr>
+        <w:t>mean</w:t>
+      </w:r>
+      <w:proofErr w:type="gramEnd"/>
+      <w:r>
+        <w:rPr>
+          <w:rFonts w:ascii="Times New Roman" w:hAnsi="Times New Roman" w:cs="Times New Roman"/>
+        </w:rPr>
+        <w:t xml:space="preserve"> </w:t>
+      </w:r>
+      <w:proofErr w:type="gramStart"/>
+      <w:r>
+        <w:rPr>
+          <w:rFonts w:ascii="Times New Roman" w:hAnsi="Times New Roman" w:cs="Times New Roman"/>
+        </w:rPr>
+        <w:t>looking</w:t>
+      </w:r>
+      <w:proofErr w:type="gramEnd"/>
+      <w:r>
+        <w:rPr>
+          <w:rFonts w:ascii="Times New Roman" w:hAnsi="Times New Roman" w:cs="Times New Roman"/>
+        </w:rPr>
+        <w:t xml:space="preserve"> times to</w:t>
       </w:r>
       <w:r>
         <w:rPr>
@@ -36011,14 +39065,7 @@
         <w:rPr>
           <w:rFonts w:ascii="Times New Roman" w:hAnsi="Times New Roman" w:cs="Times New Roman"/>
         </w:rPr>
-        <w:t xml:space="preserve">event than at the low, efficient test event. In </w:t>
-      </w:r>
-      <w:r>
-        <w:rPr>
-          <w:rFonts w:ascii="Times New Roman" w:hAnsi="Times New Roman" w:cs="Times New Roman"/>
-        </w:rPr>
-        <w:lastRenderedPageBreak/>
-        <w:t xml:space="preserve">contrast, </w:t>
+        <w:t xml:space="preserve">event than at the low, efficient test event. In contrast, </w:t>
       </w:r>
       <w:r>
         <w:rPr>
@@ -36036,7 +39083,21 @@
         <w:rPr>
           <w:rFonts w:ascii="Times New Roman" w:hAnsi="Times New Roman" w:cs="Times New Roman"/>
         </w:rPr>
-        <w:t xml:space="preserve"> true for the infants in the Control condition in Liu and Spelke (2017), networks showed </w:t>
+        <w:t xml:space="preserve"> true for the infants in the Control condition in Liu and </w:t>
+      </w:r>
+      <w:proofErr w:type="spellStart"/>
+      <w:r>
+        <w:rPr>
+          <w:rFonts w:ascii="Times New Roman" w:hAnsi="Times New Roman" w:cs="Times New Roman"/>
+        </w:rPr>
+        <w:t>Spelke</w:t>
+      </w:r>
+      <w:proofErr w:type="spellEnd"/>
+      <w:r>
+        <w:rPr>
+          <w:rFonts w:ascii="Times New Roman" w:hAnsi="Times New Roman" w:cs="Times New Roman"/>
+        </w:rPr>
+        <w:t xml:space="preserve"> (2017), networks showed </w:t>
       </w:r>
       <w:r>
         <w:rPr>
@@ -36093,6 +39154,7 @@
         <w:rPr>
           <w:rFonts w:ascii="Times New Roman" w:hAnsi="Times New Roman" w:cs="Times New Roman"/>
         </w:rPr>
+        <w:lastRenderedPageBreak/>
         <w:tab/>
       </w:r>
       <w:r>
@@ -36105,7 +39167,21 @@
         <w:rPr>
           <w:rFonts w:ascii="Times New Roman" w:hAnsi="Times New Roman" w:cs="Times New Roman"/>
         </w:rPr>
-        <w:t xml:space="preserve"> look longer when agents engage in superfluously costly action than when those same agents engage in minimally costly action (e.g., Liu &amp; Spelke, 2017). </w:t>
+        <w:t xml:space="preserve"> look longer when agents engage in superfluously costly action than when those same agents engage in minimally costly action (e.g., Liu &amp; </w:t>
+      </w:r>
+      <w:proofErr w:type="spellStart"/>
+      <w:r>
+        <w:rPr>
+          <w:rFonts w:ascii="Times New Roman" w:hAnsi="Times New Roman" w:cs="Times New Roman"/>
+        </w:rPr>
+        <w:t>Spelke</w:t>
+      </w:r>
+      <w:proofErr w:type="spellEnd"/>
+      <w:r>
+        <w:rPr>
+          <w:rFonts w:ascii="Times New Roman" w:hAnsi="Times New Roman" w:cs="Times New Roman"/>
+        </w:rPr>
+        <w:t xml:space="preserve">, 2017). </w:t>
       </w:r>
       <w:r>
         <w:rPr>
@@ -36153,13 +39229,35 @@
         <w:rPr>
           <w:rFonts w:ascii="Times New Roman" w:hAnsi="Times New Roman" w:cs="Times New Roman"/>
         </w:rPr>
-        <w:t xml:space="preserve">utility, efficiency, or action or domain-specific mechanisms such as </w:t>
-      </w:r>
-      <w:r>
-        <w:rPr>
-          <w:rFonts w:ascii="Times New Roman" w:hAnsi="Times New Roman" w:cs="Times New Roman"/>
-        </w:rPr>
-        <w:t xml:space="preserve">a NUC or a teleological stance. This suggests that such principles and domain-specific mechanisms are not necessary to account for infants’ looking behaviors. </w:t>
+        <w:t xml:space="preserve">utility, </w:t>
+      </w:r>
+      <w:proofErr w:type="gramStart"/>
+      <w:r>
+        <w:rPr>
+          <w:rFonts w:ascii="Times New Roman" w:hAnsi="Times New Roman" w:cs="Times New Roman"/>
+        </w:rPr>
+        <w:t>efficiency, or</w:t>
+      </w:r>
+      <w:proofErr w:type="gramEnd"/>
+      <w:r>
+        <w:rPr>
+          <w:rFonts w:ascii="Times New Roman" w:hAnsi="Times New Roman" w:cs="Times New Roman"/>
+        </w:rPr>
+        <w:t xml:space="preserve"> action or domain-specific mechanisms such as </w:t>
+      </w:r>
+      <w:proofErr w:type="gramStart"/>
+      <w:r>
+        <w:rPr>
+          <w:rFonts w:ascii="Times New Roman" w:hAnsi="Times New Roman" w:cs="Times New Roman"/>
+        </w:rPr>
+        <w:t>a NUC</w:t>
+      </w:r>
+      <w:proofErr w:type="gramEnd"/>
+      <w:r>
+        <w:rPr>
+          <w:rFonts w:ascii="Times New Roman" w:hAnsi="Times New Roman" w:cs="Times New Roman"/>
+        </w:rPr>
+        <w:t xml:space="preserve"> or a teleological stance. This suggests that such principles and domain-specific mechanisms are not necessary to account for infants’ looking behaviors. </w:t>
       </w:r>
       <w:r>
         <w:rPr>
@@ -36201,7 +39299,21 @@
         <w:rPr>
           <w:rFonts w:ascii="Times New Roman" w:hAnsi="Times New Roman" w:cs="Times New Roman"/>
         </w:rPr>
-        <w:t>like that by Liu and Spelke (2017)</w:t>
+        <w:t xml:space="preserve">like that by Liu and </w:t>
+      </w:r>
+      <w:proofErr w:type="spellStart"/>
+      <w:r>
+        <w:rPr>
+          <w:rFonts w:ascii="Times New Roman" w:hAnsi="Times New Roman" w:cs="Times New Roman"/>
+        </w:rPr>
+        <w:t>Spelke</w:t>
+      </w:r>
+      <w:proofErr w:type="spellEnd"/>
+      <w:r>
+        <w:rPr>
+          <w:rFonts w:ascii="Times New Roman" w:hAnsi="Times New Roman" w:cs="Times New Roman"/>
+        </w:rPr>
+        <w:t xml:space="preserve"> (2017)</w:t>
       </w:r>
       <w:r>
         <w:rPr>
@@ -36333,24 +39445,45 @@
         </w:rPr>
         <w:t xml:space="preserve"> </w:t>
       </w:r>
-      <w:r>
-        <w:rPr>
-          <w:rFonts w:ascii="Times New Roman" w:eastAsia="Times New Roman" w:hAnsi="Times New Roman" w:cs="Times New Roman"/>
-        </w:rPr>
-        <w:lastRenderedPageBreak/>
-        <w:t xml:space="preserve">the present simulations </w:t>
-      </w:r>
-      <w:r>
-        <w:rPr>
-          <w:rFonts w:ascii="Times New Roman" w:eastAsia="Times New Roman" w:hAnsi="Times New Roman" w:cs="Times New Roman"/>
-        </w:rPr>
-        <w:t xml:space="preserve">serve as a </w:t>
-      </w:r>
-      <w:r>
-        <w:rPr>
-          <w:rFonts w:ascii="Times New Roman" w:eastAsia="Times New Roman" w:hAnsi="Times New Roman" w:cs="Times New Roman"/>
-        </w:rPr>
-        <w:t xml:space="preserve">proof of concept that associative learning alone </w:t>
+      <w:proofErr w:type="gramStart"/>
+      <w:r>
+        <w:rPr>
+          <w:rFonts w:ascii="Times New Roman" w:eastAsia="Times New Roman" w:hAnsi="Times New Roman" w:cs="Times New Roman"/>
+        </w:rPr>
+        <w:t>the</w:t>
+      </w:r>
+      <w:proofErr w:type="gramEnd"/>
+      <w:r>
+        <w:rPr>
+          <w:rFonts w:ascii="Times New Roman" w:eastAsia="Times New Roman" w:hAnsi="Times New Roman" w:cs="Times New Roman"/>
+        </w:rPr>
+        <w:t xml:space="preserve"> present simulations </w:t>
+      </w:r>
+      <w:r>
+        <w:rPr>
+          <w:rFonts w:ascii="Times New Roman" w:eastAsia="Times New Roman" w:hAnsi="Times New Roman" w:cs="Times New Roman"/>
+        </w:rPr>
+        <w:t xml:space="preserve">serve as </w:t>
+      </w:r>
+      <w:proofErr w:type="gramStart"/>
+      <w:r>
+        <w:rPr>
+          <w:rFonts w:ascii="Times New Roman" w:eastAsia="Times New Roman" w:hAnsi="Times New Roman" w:cs="Times New Roman"/>
+        </w:rPr>
+        <w:t xml:space="preserve">a </w:t>
+      </w:r>
+      <w:r>
+        <w:rPr>
+          <w:rFonts w:ascii="Times New Roman" w:eastAsia="Times New Roman" w:hAnsi="Times New Roman" w:cs="Times New Roman"/>
+        </w:rPr>
+        <w:t>proof</w:t>
+      </w:r>
+      <w:proofErr w:type="gramEnd"/>
+      <w:r>
+        <w:rPr>
+          <w:rFonts w:ascii="Times New Roman" w:eastAsia="Times New Roman" w:hAnsi="Times New Roman" w:cs="Times New Roman"/>
+        </w:rPr>
+        <w:t xml:space="preserve"> of concept that associative learning alone </w:t>
       </w:r>
       <w:r>
         <w:rPr>
@@ -36380,7 +39513,21 @@
         <w:rPr>
           <w:rFonts w:ascii="Times New Roman" w:eastAsia="Times New Roman" w:hAnsi="Times New Roman" w:cs="Times New Roman"/>
         </w:rPr>
-        <w:t>in VoE studies that assess their action understanding</w:t>
+        <w:t xml:space="preserve">in </w:t>
+      </w:r>
+      <w:proofErr w:type="spellStart"/>
+      <w:r>
+        <w:rPr>
+          <w:rFonts w:ascii="Times New Roman" w:eastAsia="Times New Roman" w:hAnsi="Times New Roman" w:cs="Times New Roman"/>
+        </w:rPr>
+        <w:t>VoE</w:t>
+      </w:r>
+      <w:proofErr w:type="spellEnd"/>
+      <w:r>
+        <w:rPr>
+          <w:rFonts w:ascii="Times New Roman" w:eastAsia="Times New Roman" w:hAnsi="Times New Roman" w:cs="Times New Roman"/>
+        </w:rPr>
+        <w:t xml:space="preserve"> studies that assess their action understanding</w:t>
       </w:r>
       <w:r>
         <w:rPr>
@@ -36407,7 +39554,21 @@
         <w:rPr>
           <w:rFonts w:ascii="Times New Roman" w:eastAsia="Times New Roman" w:hAnsi="Times New Roman" w:cs="Times New Roman"/>
         </w:rPr>
-        <w:t>The simulations to this point show that associative learning can explain a number of findings in the literature on infant action understanding.</w:t>
+        <w:t xml:space="preserve">The simulations to this point show that associative learning can explain </w:t>
+      </w:r>
+      <w:proofErr w:type="gramStart"/>
+      <w:r>
+        <w:rPr>
+          <w:rFonts w:ascii="Times New Roman" w:eastAsia="Times New Roman" w:hAnsi="Times New Roman" w:cs="Times New Roman"/>
+        </w:rPr>
+        <w:t>a number of</w:t>
+      </w:r>
+      <w:proofErr w:type="gramEnd"/>
+      <w:r>
+        <w:rPr>
+          <w:rFonts w:ascii="Times New Roman" w:eastAsia="Times New Roman" w:hAnsi="Times New Roman" w:cs="Times New Roman"/>
+        </w:rPr>
+        <w:t xml:space="preserve"> findings in the literature on infant action understanding.</w:t>
       </w:r>
       <w:r>
         <w:rPr>
@@ -36493,7 +39654,14 @@
         <w:rPr>
           <w:rFonts w:ascii="Times New Roman" w:eastAsia="Times New Roman" w:hAnsi="Times New Roman" w:cs="Times New Roman"/>
         </w:rPr>
-        <w:t xml:space="preserve"> how associative learning operated in the model to enable it to capture </w:t>
+        <w:t xml:space="preserve"> how associative </w:t>
+      </w:r>
+      <w:r>
+        <w:rPr>
+          <w:rFonts w:ascii="Times New Roman" w:eastAsia="Times New Roman" w:hAnsi="Times New Roman" w:cs="Times New Roman"/>
+        </w:rPr>
+        <w:lastRenderedPageBreak/>
+        <w:t xml:space="preserve">learning operated in the model to enable it to capture </w:t>
       </w:r>
       <w:r>
         <w:rPr>
@@ -36636,11 +39804,19 @@
         </w:rPr>
         <w:t xml:space="preserve"> can explain infants’ looking behavior in </w:t>
       </w:r>
-      <w:r>
-        <w:rPr>
-          <w:rFonts w:ascii="Times New Roman" w:hAnsi="Times New Roman" w:cs="Times New Roman"/>
-        </w:rPr>
-        <w:t xml:space="preserve">VoE </w:t>
+      <w:proofErr w:type="spellStart"/>
+      <w:r>
+        <w:rPr>
+          <w:rFonts w:ascii="Times New Roman" w:hAnsi="Times New Roman" w:cs="Times New Roman"/>
+        </w:rPr>
+        <w:t>VoE</w:t>
+      </w:r>
+      <w:proofErr w:type="spellEnd"/>
+      <w:r>
+        <w:rPr>
+          <w:rFonts w:ascii="Times New Roman" w:hAnsi="Times New Roman" w:cs="Times New Roman"/>
+        </w:rPr>
+        <w:t xml:space="preserve"> </w:t>
       </w:r>
       <w:r>
         <w:rPr>
@@ -36962,44 +40138,50 @@
         <w:rPr>
           <w:rFonts w:ascii="Times New Roman" w:hAnsi="Times New Roman" w:cs="Times New Roman"/>
         </w:rPr>
+        <w:t xml:space="preserve">Processing in the model begins during the pretraining phase. </w:t>
+      </w:r>
+      <w:r>
+        <w:rPr>
+          <w:rFonts w:ascii="Times New Roman" w:hAnsi="Times New Roman" w:cs="Times New Roman"/>
+        </w:rPr>
+        <w:t>At the beginning of this phase, the</w:t>
+      </w:r>
+      <w:r>
+        <w:rPr>
+          <w:rFonts w:ascii="Times New Roman" w:hAnsi="Times New Roman" w:cs="Times New Roman"/>
+        </w:rPr>
+        <w:t xml:space="preserve"> network is presented with an action event</w:t>
+      </w:r>
+      <w:r>
+        <w:rPr>
+          <w:rFonts w:ascii="Times New Roman" w:hAnsi="Times New Roman" w:cs="Times New Roman"/>
+        </w:rPr>
+        <w:t>. This event is</w:t>
+      </w:r>
+      <w:r>
+        <w:rPr>
+          <w:rFonts w:ascii="Times New Roman" w:hAnsi="Times New Roman" w:cs="Times New Roman"/>
+        </w:rPr>
+        <w:t xml:space="preserve"> encoded as a pattern of activation across different input groups (e.g., Object Left and Right, Barrier Location, Barrier Position, etc.). These events correspond to situations in which one object or animate entity moves along either a straight or curved path to reach a second object or animate entity. This pattern of activation is then propagated to the hidden layer via the weights that connect each of the input groups to the hidden layer. At the beginning of training, this pattern of </w:t>
+      </w:r>
+      <w:r>
+        <w:rPr>
+          <w:rFonts w:ascii="Times New Roman" w:hAnsi="Times New Roman" w:cs="Times New Roman"/>
+        </w:rPr>
+        <w:t>activity does</w:t>
+      </w:r>
+      <w:r>
+        <w:rPr>
+          <w:rFonts w:ascii="Times New Roman" w:hAnsi="Times New Roman" w:cs="Times New Roman"/>
+        </w:rPr>
+        <w:t xml:space="preserve"> not </w:t>
+      </w:r>
+      <w:r>
+        <w:rPr>
+          <w:rFonts w:ascii="Times New Roman" w:hAnsi="Times New Roman" w:cs="Times New Roman"/>
+        </w:rPr>
         <w:lastRenderedPageBreak/>
-        <w:t xml:space="preserve">Processing in the model begins during the pretraining phase. </w:t>
-      </w:r>
-      <w:r>
-        <w:rPr>
-          <w:rFonts w:ascii="Times New Roman" w:hAnsi="Times New Roman" w:cs="Times New Roman"/>
-        </w:rPr>
-        <w:t>At the beginning of this phase, the</w:t>
-      </w:r>
-      <w:r>
-        <w:rPr>
-          <w:rFonts w:ascii="Times New Roman" w:hAnsi="Times New Roman" w:cs="Times New Roman"/>
-        </w:rPr>
-        <w:t xml:space="preserve"> network is presented with an action event</w:t>
-      </w:r>
-      <w:r>
-        <w:rPr>
-          <w:rFonts w:ascii="Times New Roman" w:hAnsi="Times New Roman" w:cs="Times New Roman"/>
-        </w:rPr>
-        <w:t>. This event is</w:t>
-      </w:r>
-      <w:r>
-        <w:rPr>
-          <w:rFonts w:ascii="Times New Roman" w:hAnsi="Times New Roman" w:cs="Times New Roman"/>
-        </w:rPr>
-        <w:t xml:space="preserve"> encoded as a pattern of activation across different input groups (e.g., Object Left and Right, Barrier Location, Barrier Position, etc.). These events correspond to situations in which one object or animate entity moves along either a straight or curved path to reach a second object or animate entity. This pattern of activation is then propagated to the hidden layer via the weights that connect each of the input groups to the hidden layer. At the beginning of training, this pattern of </w:t>
-      </w:r>
-      <w:r>
-        <w:rPr>
-          <w:rFonts w:ascii="Times New Roman" w:hAnsi="Times New Roman" w:cs="Times New Roman"/>
-        </w:rPr>
-        <w:t>activity does</w:t>
-      </w:r>
-      <w:r>
-        <w:rPr>
-          <w:rFonts w:ascii="Times New Roman" w:hAnsi="Times New Roman" w:cs="Times New Roman"/>
-        </w:rPr>
-        <w:t xml:space="preserve"> not capture or reflect anything meaningful about the input to the model</w:t>
+        <w:t>capture or reflect anything meaningful about the input to the model</w:t>
       </w:r>
       <w:r>
         <w:rPr>
@@ -37007,11 +40189,19 @@
         </w:rPr>
         <w:t xml:space="preserve">. This is because the weights themselves are small, random values. </w:t>
       </w:r>
-      <w:r>
-        <w:rPr>
-          <w:rFonts w:ascii="Times New Roman" w:hAnsi="Times New Roman" w:cs="Times New Roman"/>
-        </w:rPr>
-        <w:t>Despite the fact that this hidden activity has not encoded anything meaningful in the input, it is</w:t>
+      <w:proofErr w:type="gramStart"/>
+      <w:r>
+        <w:rPr>
+          <w:rFonts w:ascii="Times New Roman" w:hAnsi="Times New Roman" w:cs="Times New Roman"/>
+        </w:rPr>
+        <w:t>Despite the fact that</w:t>
+      </w:r>
+      <w:proofErr w:type="gramEnd"/>
+      <w:r>
+        <w:rPr>
+          <w:rFonts w:ascii="Times New Roman" w:hAnsi="Times New Roman" w:cs="Times New Roman"/>
+        </w:rPr>
+        <w:t xml:space="preserve"> this hidden activity has not encoded anything meaningful in the input, it is</w:t>
       </w:r>
       <w:r>
         <w:rPr>
@@ -37219,14 +40409,7 @@
         <w:rPr>
           <w:rFonts w:ascii="Times New Roman" w:hAnsi="Times New Roman" w:cs="Times New Roman"/>
         </w:rPr>
-        <w:t xml:space="preserve">the features with which they were associated during </w:t>
-      </w:r>
-      <w:r>
-        <w:rPr>
-          <w:rFonts w:ascii="Times New Roman" w:hAnsi="Times New Roman" w:cs="Times New Roman"/>
-        </w:rPr>
-        <w:lastRenderedPageBreak/>
-        <w:t>training</w:t>
+        <w:t>the features with which they were associated during training</w:t>
       </w:r>
       <w:r>
         <w:rPr>
@@ -37284,7 +40467,14 @@
         <w:rPr>
           <w:rFonts w:ascii="Times New Roman" w:hAnsi="Times New Roman" w:cs="Times New Roman"/>
         </w:rPr>
-        <w:t xml:space="preserve"> networks are shown an event in which a novel object with animate features jumps over a barrier to reach another object on the other side. </w:t>
+        <w:t xml:space="preserve"> networks are shown an event in which a novel object with animate features jumps over a barrier to reach another object </w:t>
+      </w:r>
+      <w:r>
+        <w:rPr>
+          <w:rFonts w:ascii="Times New Roman" w:hAnsi="Times New Roman" w:cs="Times New Roman"/>
+        </w:rPr>
+        <w:lastRenderedPageBreak/>
+        <w:t xml:space="preserve">on the other side. </w:t>
       </w:r>
       <w:r>
         <w:rPr>
@@ -37638,14 +40828,7 @@
         <w:rPr>
           <w:rFonts w:ascii="Times New Roman" w:hAnsi="Times New Roman" w:cs="Times New Roman"/>
         </w:rPr>
-        <w:t xml:space="preserve"> relative to that during </w:t>
-      </w:r>
-      <w:r>
-        <w:rPr>
-          <w:rFonts w:ascii="Times New Roman" w:hAnsi="Times New Roman" w:cs="Times New Roman"/>
-        </w:rPr>
-        <w:lastRenderedPageBreak/>
-        <w:t>the pretraining phrase.</w:t>
+        <w:t xml:space="preserve"> relative to that during the pretraining phrase.</w:t>
       </w:r>
       <w:r>
         <w:rPr>
@@ -37757,6 +40940,7 @@
           <w:rFonts w:ascii="Times New Roman" w:hAnsi="Times New Roman" w:cs="Times New Roman"/>
           <w:noProof/>
         </w:rPr>
+        <w:lastRenderedPageBreak/>
         <mc:AlternateContent>
           <mc:Choice Requires="wps">
             <w:drawing>
@@ -38226,74 +41410,146 @@
         <w:rPr>
           <w:rFonts w:ascii="Times New Roman" w:hAnsi="Times New Roman" w:cs="Times New Roman"/>
         </w:rPr>
-        <w:t xml:space="preserve">and the </w:t>
+        <w:t>and the Jump Height 4</w:t>
+      </w:r>
+      <w:r>
+        <w:rPr>
+          <w:rFonts w:ascii="Times New Roman" w:hAnsi="Times New Roman" w:cs="Times New Roman"/>
+        </w:rPr>
+        <w:t xml:space="preserve"> unit</w:t>
+      </w:r>
+      <w:r>
+        <w:rPr>
+          <w:rFonts w:ascii="Times New Roman" w:hAnsi="Times New Roman" w:cs="Times New Roman"/>
+        </w:rPr>
+        <w:t>. Because five of these features appeared during the habituation phase</w:t>
+      </w:r>
+      <w:r>
+        <w:rPr>
+          <w:rFonts w:ascii="Times New Roman" w:hAnsi="Times New Roman" w:cs="Times New Roman"/>
+        </w:rPr>
+        <w:t>—namely,</w:t>
+      </w:r>
+      <w:r>
+        <w:rPr>
+          <w:rFonts w:ascii="Times New Roman" w:hAnsi="Times New Roman" w:cs="Times New Roman"/>
+        </w:rPr>
+        <w:t xml:space="preserve"> Contiguous unit, both Animate Feature units, the Curved Motion Unit, and the Jump Height 4 unit</w:t>
+      </w:r>
+      <w:r>
+        <w:rPr>
+          <w:rFonts w:ascii="Times New Roman" w:hAnsi="Times New Roman" w:cs="Times New Roman"/>
+        </w:rPr>
+        <w:t>—</w:t>
+      </w:r>
+      <w:r>
+        <w:rPr>
+          <w:rFonts w:ascii="Times New Roman" w:hAnsi="Times New Roman" w:cs="Times New Roman"/>
+        </w:rPr>
+        <w:t xml:space="preserve">they will activate features </w:t>
+      </w:r>
+      <w:r>
+        <w:rPr>
+          <w:rFonts w:ascii="Times New Roman" w:hAnsi="Times New Roman" w:cs="Times New Roman"/>
+        </w:rPr>
+        <w:t>they became</w:t>
+      </w:r>
+      <w:r>
+        <w:rPr>
+          <w:rFonts w:ascii="Times New Roman" w:hAnsi="Times New Roman" w:cs="Times New Roman"/>
+        </w:rPr>
+        <w:t xml:space="preserve"> associated with during that phase (i.e., Barrier Height 4, Jump Height 4)</w:t>
+      </w:r>
+      <w:r>
+        <w:rPr>
+          <w:rFonts w:ascii="Times New Roman" w:hAnsi="Times New Roman" w:cs="Times New Roman"/>
+        </w:rPr>
+        <w:t>, among</w:t>
+      </w:r>
+      <w:r>
+        <w:rPr>
+          <w:rFonts w:ascii="Times New Roman" w:hAnsi="Times New Roman" w:cs="Times New Roman"/>
+        </w:rPr>
+        <w:t xml:space="preserve"> others</w:t>
+      </w:r>
+      <w:r>
+        <w:rPr>
+          <w:rFonts w:ascii="Times New Roman" w:hAnsi="Times New Roman" w:cs="Times New Roman"/>
+        </w:rPr>
+        <w:t xml:space="preserve">. </w:t>
+      </w:r>
+      <w:r>
+        <w:rPr>
+          <w:rFonts w:ascii="Times New Roman" w:hAnsi="Times New Roman" w:cs="Times New Roman"/>
+        </w:rPr>
+        <w:t xml:space="preserve">For </w:t>
+      </w:r>
+      <w:r>
+        <w:rPr>
+          <w:rFonts w:ascii="Times New Roman" w:hAnsi="Times New Roman" w:cs="Times New Roman"/>
+        </w:rPr>
+        <w:t>instance</w:t>
+      </w:r>
+      <w:r>
+        <w:rPr>
+          <w:rFonts w:ascii="Times New Roman" w:hAnsi="Times New Roman" w:cs="Times New Roman"/>
+        </w:rPr>
+        <w:t xml:space="preserve">, </w:t>
+      </w:r>
+      <w:r>
+        <w:rPr>
+          <w:rFonts w:ascii="Times New Roman" w:hAnsi="Times New Roman" w:cs="Times New Roman"/>
+        </w:rPr>
+        <w:t>presentation of the</w:t>
+      </w:r>
+      <w:r>
+        <w:rPr>
+          <w:rFonts w:ascii="Times New Roman" w:hAnsi="Times New Roman" w:cs="Times New Roman"/>
+        </w:rPr>
+        <w:t xml:space="preserve"> Jump Height 4 and Curved Motion </w:t>
+      </w:r>
+      <w:r>
+        <w:rPr>
+          <w:rFonts w:ascii="Times New Roman" w:hAnsi="Times New Roman" w:cs="Times New Roman"/>
+        </w:rPr>
+        <w:t xml:space="preserve">input </w:t>
+      </w:r>
+      <w:r>
+        <w:rPr>
+          <w:rFonts w:ascii="Times New Roman" w:hAnsi="Times New Roman" w:cs="Times New Roman"/>
+        </w:rPr>
+        <w:t xml:space="preserve">units </w:t>
+      </w:r>
+      <w:r>
+        <w:rPr>
+          <w:rFonts w:ascii="Times New Roman" w:hAnsi="Times New Roman" w:cs="Times New Roman"/>
+        </w:rPr>
+        <w:t>leads to activation of the</w:t>
+      </w:r>
+      <w:r>
+        <w:rPr>
+          <w:rFonts w:ascii="Times New Roman" w:hAnsi="Times New Roman" w:cs="Times New Roman"/>
+        </w:rPr>
+        <w:t xml:space="preserve"> Barrier Height 4 unit. </w:t>
+      </w:r>
+      <w:r>
+        <w:rPr>
+          <w:rFonts w:ascii="Times New Roman" w:hAnsi="Times New Roman" w:cs="Times New Roman"/>
+        </w:rPr>
+        <w:t xml:space="preserve"> This can be seen </w:t>
       </w:r>
       <w:r>
         <w:rPr>
           <w:rFonts w:ascii="Times New Roman" w:hAnsi="Times New Roman" w:cs="Times New Roman"/>
         </w:rPr>
         <w:lastRenderedPageBreak/>
-        <w:t>Jump Height 4</w:t>
-      </w:r>
-      <w:r>
-        <w:rPr>
-          <w:rFonts w:ascii="Times New Roman" w:hAnsi="Times New Roman" w:cs="Times New Roman"/>
-        </w:rPr>
-        <w:t xml:space="preserve"> unit</w:t>
-      </w:r>
-      <w:r>
-        <w:rPr>
-          <w:rFonts w:ascii="Times New Roman" w:hAnsi="Times New Roman" w:cs="Times New Roman"/>
-        </w:rPr>
-        <w:t>. Because five of these features appeared during the habituation phase</w:t>
-      </w:r>
-      <w:r>
-        <w:rPr>
-          <w:rFonts w:ascii="Times New Roman" w:hAnsi="Times New Roman" w:cs="Times New Roman"/>
-        </w:rPr>
-        <w:t>—namely,</w:t>
-      </w:r>
-      <w:r>
-        <w:rPr>
-          <w:rFonts w:ascii="Times New Roman" w:hAnsi="Times New Roman" w:cs="Times New Roman"/>
-        </w:rPr>
-        <w:t xml:space="preserve"> Contiguous unit, both Animate Feature units, the Curved Motion Unit, and the Jump Height 4 unit</w:t>
-      </w:r>
-      <w:r>
-        <w:rPr>
-          <w:rFonts w:ascii="Times New Roman" w:hAnsi="Times New Roman" w:cs="Times New Roman"/>
-        </w:rPr>
-        <w:t>—</w:t>
-      </w:r>
-      <w:r>
-        <w:rPr>
-          <w:rFonts w:ascii="Times New Roman" w:hAnsi="Times New Roman" w:cs="Times New Roman"/>
-        </w:rPr>
-        <w:t xml:space="preserve">they will activate features </w:t>
-      </w:r>
-      <w:r>
-        <w:rPr>
-          <w:rFonts w:ascii="Times New Roman" w:hAnsi="Times New Roman" w:cs="Times New Roman"/>
-        </w:rPr>
-        <w:t>they became</w:t>
-      </w:r>
-      <w:r>
-        <w:rPr>
-          <w:rFonts w:ascii="Times New Roman" w:hAnsi="Times New Roman" w:cs="Times New Roman"/>
-        </w:rPr>
-        <w:t xml:space="preserve"> associated with during that phase (i.e., Barrier Height 4, Jump Height 4)</w:t>
-      </w:r>
-      <w:r>
-        <w:rPr>
-          <w:rFonts w:ascii="Times New Roman" w:hAnsi="Times New Roman" w:cs="Times New Roman"/>
-        </w:rPr>
-        <w:t>, among</w:t>
-      </w:r>
-      <w:r>
-        <w:rPr>
-          <w:rFonts w:ascii="Times New Roman" w:hAnsi="Times New Roman" w:cs="Times New Roman"/>
-        </w:rPr>
-        <w:t xml:space="preserve"> others</w:t>
+        <w:t xml:space="preserve">in Figure </w:t>
+      </w:r>
+      <w:r>
+        <w:rPr>
+          <w:rFonts w:ascii="Times New Roman" w:hAnsi="Times New Roman" w:cs="Times New Roman"/>
+        </w:rPr>
+        <w:t>7</w:t>
       </w:r>
       <w:r>
         <w:rPr>
@@ -38301,78 +41557,7 @@
         </w:rPr>
         <w:t xml:space="preserve">. </w:t>
       </w:r>
-      <w:r>
-        <w:rPr>
-          <w:rFonts w:ascii="Times New Roman" w:hAnsi="Times New Roman" w:cs="Times New Roman"/>
-        </w:rPr>
-        <w:t xml:space="preserve">For </w:t>
-      </w:r>
-      <w:r>
-        <w:rPr>
-          <w:rFonts w:ascii="Times New Roman" w:hAnsi="Times New Roman" w:cs="Times New Roman"/>
-        </w:rPr>
-        <w:t>instance</w:t>
-      </w:r>
-      <w:r>
-        <w:rPr>
-          <w:rFonts w:ascii="Times New Roman" w:hAnsi="Times New Roman" w:cs="Times New Roman"/>
-        </w:rPr>
-        <w:t xml:space="preserve">, </w:t>
-      </w:r>
-      <w:r>
-        <w:rPr>
-          <w:rFonts w:ascii="Times New Roman" w:hAnsi="Times New Roman" w:cs="Times New Roman"/>
-        </w:rPr>
-        <w:t>presentation of the</w:t>
-      </w:r>
-      <w:r>
-        <w:rPr>
-          <w:rFonts w:ascii="Times New Roman" w:hAnsi="Times New Roman" w:cs="Times New Roman"/>
-        </w:rPr>
-        <w:t xml:space="preserve"> Jump Height 4 and Curved Motion </w:t>
-      </w:r>
-      <w:r>
-        <w:rPr>
-          <w:rFonts w:ascii="Times New Roman" w:hAnsi="Times New Roman" w:cs="Times New Roman"/>
-        </w:rPr>
-        <w:t xml:space="preserve">input </w:t>
-      </w:r>
-      <w:r>
-        <w:rPr>
-          <w:rFonts w:ascii="Times New Roman" w:hAnsi="Times New Roman" w:cs="Times New Roman"/>
-        </w:rPr>
-        <w:t xml:space="preserve">units </w:t>
-      </w:r>
-      <w:r>
-        <w:rPr>
-          <w:rFonts w:ascii="Times New Roman" w:hAnsi="Times New Roman" w:cs="Times New Roman"/>
-        </w:rPr>
-        <w:t>leads to activation of the</w:t>
-      </w:r>
-      <w:r>
-        <w:rPr>
-          <w:rFonts w:ascii="Times New Roman" w:hAnsi="Times New Roman" w:cs="Times New Roman"/>
-        </w:rPr>
-        <w:t xml:space="preserve"> Barrier Height 4 unit. </w:t>
-      </w:r>
-      <w:r>
-        <w:rPr>
-          <w:rFonts w:ascii="Times New Roman" w:hAnsi="Times New Roman" w:cs="Times New Roman"/>
-        </w:rPr>
-        <w:t xml:space="preserve"> This can be seen in Figure </w:t>
-      </w:r>
-      <w:r>
-        <w:rPr>
-          <w:rFonts w:ascii="Times New Roman" w:hAnsi="Times New Roman" w:cs="Times New Roman"/>
-        </w:rPr>
-        <w:t>7</w:t>
-      </w:r>
-      <w:r>
-        <w:rPr>
-          <w:rFonts w:ascii="Times New Roman" w:hAnsi="Times New Roman" w:cs="Times New Roman"/>
-        </w:rPr>
-        <w:t xml:space="preserve">. </w:t>
-      </w:r>
+      <w:proofErr w:type="gramStart"/>
       <w:r>
         <w:rPr>
           <w:rFonts w:ascii="Times New Roman" w:hAnsi="Times New Roman" w:cs="Times New Roman"/>
@@ -38383,7 +41568,14 @@
         <w:rPr>
           <w:rFonts w:ascii="Times New Roman" w:hAnsi="Times New Roman" w:cs="Times New Roman"/>
         </w:rPr>
-        <w:t>Figure 7 shows that in</w:t>
+        <w:t>Figure</w:t>
+      </w:r>
+      <w:proofErr w:type="gramEnd"/>
+      <w:r>
+        <w:rPr>
+          <w:rFonts w:ascii="Times New Roman" w:hAnsi="Times New Roman" w:cs="Times New Roman"/>
+        </w:rPr>
+        <w:t xml:space="preserve"> 7 shows that in</w:t>
       </w:r>
       <w:r>
         <w:rPr>
@@ -38615,62 +41807,76 @@
         <w:rPr>
           <w:rFonts w:ascii="Times New Roman" w:hAnsi="Times New Roman" w:cs="Times New Roman"/>
         </w:rPr>
-        <w:t xml:space="preserve">, the network activates the same units as those in the Inconsistent test event. However, </w:t>
+        <w:t>, the network activates the same units as those in the Inconsistent test event. However, because the network correctly activates four of these units and incorrectly activates the remaining two units via the same</w:t>
+      </w:r>
+      <w:r>
+        <w:rPr>
+          <w:rFonts w:ascii="Times New Roman" w:hAnsi="Times New Roman" w:cs="Times New Roman"/>
+        </w:rPr>
+        <w:t xml:space="preserve"> associative</w:t>
+      </w:r>
+      <w:r>
+        <w:rPr>
+          <w:rFonts w:ascii="Times New Roman" w:hAnsi="Times New Roman" w:cs="Times New Roman"/>
+        </w:rPr>
+        <w:t xml:space="preserve"> processes described above, two rather than three output units contribute to this event’s error. </w:t>
+      </w:r>
+      <w:r>
+        <w:rPr>
+          <w:rFonts w:ascii="Times New Roman" w:hAnsi="Times New Roman" w:cs="Times New Roman"/>
+        </w:rPr>
+        <w:t>The fact that one</w:t>
+      </w:r>
+      <w:r>
+        <w:rPr>
+          <w:rFonts w:ascii="Times New Roman" w:hAnsi="Times New Roman" w:cs="Times New Roman"/>
+        </w:rPr>
+        <w:t xml:space="preserve"> fewer unit contributes to error in the Consistent than in the Inconsistent event means the network </w:t>
+      </w:r>
+      <w:r>
+        <w:rPr>
+          <w:rFonts w:ascii="Times New Roman" w:hAnsi="Times New Roman" w:cs="Times New Roman"/>
+        </w:rPr>
+        <w:t>looks less long at the Consistent test event than at the Inconsistent one.</w:t>
+      </w:r>
+      <w:r>
+        <w:rPr>
+          <w:rFonts w:ascii="Times New Roman" w:hAnsi="Times New Roman" w:cs="Times New Roman"/>
+        </w:rPr>
+        <w:t xml:space="preserve"> </w:t>
+      </w:r>
+      <w:r>
+        <w:rPr>
+          <w:rFonts w:ascii="Times New Roman" w:hAnsi="Times New Roman" w:cs="Times New Roman"/>
+        </w:rPr>
+        <w:t xml:space="preserve"> This provides a mechanistic explanation for infants’ looking </w:t>
       </w:r>
       <w:r>
         <w:rPr>
           <w:rFonts w:ascii="Times New Roman" w:hAnsi="Times New Roman" w:cs="Times New Roman"/>
         </w:rPr>
         <w:lastRenderedPageBreak/>
-        <w:t>because the network correctly activates four of these units and incorrectly activates the remaining two units via the same</w:t>
-      </w:r>
-      <w:r>
-        <w:rPr>
-          <w:rFonts w:ascii="Times New Roman" w:hAnsi="Times New Roman" w:cs="Times New Roman"/>
-        </w:rPr>
-        <w:t xml:space="preserve"> associative</w:t>
-      </w:r>
-      <w:r>
-        <w:rPr>
-          <w:rFonts w:ascii="Times New Roman" w:hAnsi="Times New Roman" w:cs="Times New Roman"/>
-        </w:rPr>
-        <w:t xml:space="preserve"> processes described above, two rather than three output units contribute to this event’s error. </w:t>
-      </w:r>
-      <w:r>
-        <w:rPr>
-          <w:rFonts w:ascii="Times New Roman" w:hAnsi="Times New Roman" w:cs="Times New Roman"/>
-        </w:rPr>
-        <w:t>The fact that one</w:t>
-      </w:r>
-      <w:r>
-        <w:rPr>
-          <w:rFonts w:ascii="Times New Roman" w:hAnsi="Times New Roman" w:cs="Times New Roman"/>
-        </w:rPr>
-        <w:t xml:space="preserve"> fewer unit contributes to error in the Consistent than in the Inconsistent event means the network </w:t>
-      </w:r>
-      <w:r>
-        <w:rPr>
-          <w:rFonts w:ascii="Times New Roman" w:hAnsi="Times New Roman" w:cs="Times New Roman"/>
-        </w:rPr>
-        <w:t>looks less long at the Consistent test event than at the Inconsistent one.</w:t>
-      </w:r>
-      <w:r>
-        <w:rPr>
-          <w:rFonts w:ascii="Times New Roman" w:hAnsi="Times New Roman" w:cs="Times New Roman"/>
-        </w:rPr>
-        <w:t xml:space="preserve"> </w:t>
-      </w:r>
-      <w:r>
-        <w:rPr>
-          <w:rFonts w:ascii="Times New Roman" w:hAnsi="Times New Roman" w:cs="Times New Roman"/>
-        </w:rPr>
-        <w:t xml:space="preserve"> This provides a mechanistic explanation for infants’ looking behaviors </w:t>
-      </w:r>
-      <w:r>
-        <w:rPr>
-          <w:rFonts w:ascii="Times New Roman" w:hAnsi="Times New Roman" w:cs="Times New Roman"/>
-        </w:rPr>
-        <w:t>in the Experimental condition</w:t>
+        <w:t xml:space="preserve">behaviors </w:t>
+      </w:r>
+      <w:r>
+        <w:rPr>
+          <w:rFonts w:ascii="Times New Roman" w:hAnsi="Times New Roman" w:cs="Times New Roman"/>
+        </w:rPr>
+        <w:t xml:space="preserve">in </w:t>
+      </w:r>
+      <w:proofErr w:type="gramStart"/>
+      <w:r>
+        <w:rPr>
+          <w:rFonts w:ascii="Times New Roman" w:hAnsi="Times New Roman" w:cs="Times New Roman"/>
+        </w:rPr>
+        <w:t>the Experimental</w:t>
+      </w:r>
+      <w:proofErr w:type="gramEnd"/>
+      <w:r>
+        <w:rPr>
+          <w:rFonts w:ascii="Times New Roman" w:hAnsi="Times New Roman" w:cs="Times New Roman"/>
+        </w:rPr>
+        <w:t xml:space="preserve"> condition</w:t>
       </w:r>
       <w:r>
         <w:rPr>
@@ -39100,68 +42306,68 @@
         <w:rPr>
           <w:rFonts w:ascii="Times New Roman" w:hAnsi="Times New Roman" w:cs="Times New Roman"/>
         </w:rPr>
-        <w:t xml:space="preserve">identical to that in the Experimental condition with one key exception: the barrier was now positioned to the side rather than in the middle. To reflect the assumption that barriers positioned to the side are less salient than centrally located ones, the learning rate for connections to and </w:t>
+        <w:t>identical to that in the Experimental condition with one key exception: the barrier was now positioned to the side rather than in the middle. To reflect the assumption that barriers positioned to the side are less salient than centrally located ones, the learning rate for connections to and from the Barrier Height 4 units was lowered</w:t>
+      </w:r>
+      <w:r>
+        <w:rPr>
+          <w:rFonts w:ascii="Times New Roman" w:hAnsi="Times New Roman" w:cs="Times New Roman"/>
+        </w:rPr>
+        <w:t xml:space="preserve">; </w:t>
+      </w:r>
+      <w:r>
+        <w:rPr>
+          <w:rFonts w:ascii="Times New Roman" w:hAnsi="Times New Roman" w:cs="Times New Roman"/>
+        </w:rPr>
+        <w:t xml:space="preserve">weight decay was introduced </w:t>
+      </w:r>
+      <w:r>
+        <w:rPr>
+          <w:rFonts w:ascii="Times New Roman" w:hAnsi="Times New Roman" w:cs="Times New Roman"/>
+        </w:rPr>
+        <w:t>further to</w:t>
+      </w:r>
+      <w:r>
+        <w:rPr>
+          <w:rFonts w:ascii="Times New Roman" w:hAnsi="Times New Roman" w:cs="Times New Roman"/>
+        </w:rPr>
+        <w:t xml:space="preserve"> decrease their salience</w:t>
+      </w:r>
+      <w:r>
+        <w:rPr>
+          <w:rFonts w:ascii="Times New Roman" w:hAnsi="Times New Roman" w:cs="Times New Roman"/>
+        </w:rPr>
+        <w:t xml:space="preserve">. </w:t>
+      </w:r>
+      <w:r>
+        <w:rPr>
+          <w:rFonts w:ascii="Times New Roman" w:hAnsi="Times New Roman" w:cs="Times New Roman"/>
+        </w:rPr>
+        <w:t>Consequently</w:t>
+      </w:r>
+      <w:r>
+        <w:rPr>
+          <w:rFonts w:ascii="Times New Roman" w:hAnsi="Times New Roman" w:cs="Times New Roman"/>
+        </w:rPr>
+        <w:t>, the network failed sufficiently to adjust the weights connecting this unit with those features with which it was associated during habitation.</w:t>
+      </w:r>
+      <w:r>
+        <w:rPr>
+          <w:rFonts w:ascii="Times New Roman" w:hAnsi="Times New Roman" w:cs="Times New Roman"/>
+        </w:rPr>
+        <w:t xml:space="preserve"> A corollary of this is that</w:t>
+      </w:r>
+      <w:r>
+        <w:rPr>
+          <w:rFonts w:ascii="Times New Roman" w:hAnsi="Times New Roman" w:cs="Times New Roman"/>
+        </w:rPr>
+        <w:t xml:space="preserve"> during the Inconsistent test event, the network does not activate the Barrier Height 4 or Barrier Side output units in response to input from the Curved Motion, Jump Height 4, Contiguous, and </w:t>
       </w:r>
       <w:r>
         <w:rPr>
           <w:rFonts w:ascii="Times New Roman" w:hAnsi="Times New Roman" w:cs="Times New Roman"/>
         </w:rPr>
         <w:lastRenderedPageBreak/>
-        <w:t>from the Barrier Height 4 units was lowered</w:t>
-      </w:r>
-      <w:r>
-        <w:rPr>
-          <w:rFonts w:ascii="Times New Roman" w:hAnsi="Times New Roman" w:cs="Times New Roman"/>
-        </w:rPr>
-        <w:t xml:space="preserve">; </w:t>
-      </w:r>
-      <w:r>
-        <w:rPr>
-          <w:rFonts w:ascii="Times New Roman" w:hAnsi="Times New Roman" w:cs="Times New Roman"/>
-        </w:rPr>
-        <w:t xml:space="preserve">weight decay was introduced </w:t>
-      </w:r>
-      <w:r>
-        <w:rPr>
-          <w:rFonts w:ascii="Times New Roman" w:hAnsi="Times New Roman" w:cs="Times New Roman"/>
-        </w:rPr>
-        <w:t>further to</w:t>
-      </w:r>
-      <w:r>
-        <w:rPr>
-          <w:rFonts w:ascii="Times New Roman" w:hAnsi="Times New Roman" w:cs="Times New Roman"/>
-        </w:rPr>
-        <w:t xml:space="preserve"> decrease their salience</w:t>
-      </w:r>
-      <w:r>
-        <w:rPr>
-          <w:rFonts w:ascii="Times New Roman" w:hAnsi="Times New Roman" w:cs="Times New Roman"/>
-        </w:rPr>
-        <w:t xml:space="preserve">. </w:t>
-      </w:r>
-      <w:r>
-        <w:rPr>
-          <w:rFonts w:ascii="Times New Roman" w:hAnsi="Times New Roman" w:cs="Times New Roman"/>
-        </w:rPr>
-        <w:t>Consequently</w:t>
-      </w:r>
-      <w:r>
-        <w:rPr>
-          <w:rFonts w:ascii="Times New Roman" w:hAnsi="Times New Roman" w:cs="Times New Roman"/>
-        </w:rPr>
-        <w:t>, the network failed sufficiently to adjust the weights connecting this unit with those features with which it was associated during habitation.</w:t>
-      </w:r>
-      <w:r>
-        <w:rPr>
-          <w:rFonts w:ascii="Times New Roman" w:hAnsi="Times New Roman" w:cs="Times New Roman"/>
-        </w:rPr>
-        <w:t xml:space="preserve"> A corollary of this is that</w:t>
-      </w:r>
-      <w:r>
-        <w:rPr>
-          <w:rFonts w:ascii="Times New Roman" w:hAnsi="Times New Roman" w:cs="Times New Roman"/>
-        </w:rPr>
-        <w:t xml:space="preserve"> during the Inconsistent test event, the network does not activate the Barrier Height 4 or Barrier Side output units in response to input from the Curved Motion, Jump Height 4, Contiguous, and Animate Feature units, </w:t>
+        <w:t xml:space="preserve">Animate Feature units, </w:t>
       </w:r>
       <w:r>
         <w:rPr>
@@ -39389,7 +42595,6 @@
         <w:rPr>
           <w:rFonts w:ascii="Times New Roman" w:hAnsi="Times New Roman" w:cs="Times New Roman"/>
         </w:rPr>
-        <w:lastRenderedPageBreak/>
         <w:t xml:space="preserve">presented to the model as input. </w:t>
       </w:r>
       <w:r>
@@ -39412,19 +42617,54 @@
         <w:rPr>
           <w:rFonts w:ascii="Times New Roman" w:hAnsi="Times New Roman" w:cs="Times New Roman"/>
         </w:rPr>
-        <w:t>In contrast to the lowered salience of the Barrier Height 4 unit, the Jump Height 4 unit remains visually salient to reflect the assumption that infants are drawn to dynamic motion events. As a result, the network can adjust its weights sufficiently during the habituation phase to activate the Jump Height 4 output unit in response to any of the input features it was associated with during pretraining</w:t>
-      </w:r>
-      <w:r>
-        <w:rPr>
-          <w:rFonts w:ascii="Times New Roman" w:hAnsi="Times New Roman" w:cs="Times New Roman"/>
-        </w:rPr>
-        <w:t>, including itself</w:t>
-      </w:r>
-      <w:r>
-        <w:rPr>
-          <w:rFonts w:ascii="Times New Roman" w:hAnsi="Times New Roman" w:cs="Times New Roman"/>
-        </w:rPr>
-        <w:t>—namely, the Curved Motion input unit,</w:t>
+        <w:t xml:space="preserve">In contrast to the lowered salience of the Barrier Height 4 unit, the Jump Height 4 unit remains visually salient to reflect the assumption that infants are drawn to dynamic motion events. As a result, the network can adjust its </w:t>
+      </w:r>
+      <w:proofErr w:type="gramStart"/>
+      <w:r>
+        <w:rPr>
+          <w:rFonts w:ascii="Times New Roman" w:hAnsi="Times New Roman" w:cs="Times New Roman"/>
+        </w:rPr>
+        <w:t>weights</w:t>
+      </w:r>
+      <w:proofErr w:type="gramEnd"/>
+      <w:r>
+        <w:rPr>
+          <w:rFonts w:ascii="Times New Roman" w:hAnsi="Times New Roman" w:cs="Times New Roman"/>
+        </w:rPr>
+        <w:t xml:space="preserve"> sufficiently during the habituation phase to activate the Jump Height 4 output unit in response to any of the input features it was associated </w:t>
+      </w:r>
+      <w:r>
+        <w:rPr>
+          <w:rFonts w:ascii="Times New Roman" w:hAnsi="Times New Roman" w:cs="Times New Roman"/>
+        </w:rPr>
+        <w:lastRenderedPageBreak/>
+        <w:t>with during pretraining</w:t>
+      </w:r>
+      <w:r>
+        <w:rPr>
+          <w:rFonts w:ascii="Times New Roman" w:hAnsi="Times New Roman" w:cs="Times New Roman"/>
+        </w:rPr>
+        <w:t xml:space="preserve">, </w:t>
+      </w:r>
+      <w:proofErr w:type="gramStart"/>
+      <w:r>
+        <w:rPr>
+          <w:rFonts w:ascii="Times New Roman" w:hAnsi="Times New Roman" w:cs="Times New Roman"/>
+        </w:rPr>
+        <w:t>including itself</w:t>
+      </w:r>
+      <w:r>
+        <w:rPr>
+          <w:rFonts w:ascii="Times New Roman" w:hAnsi="Times New Roman" w:cs="Times New Roman"/>
+        </w:rPr>
+        <w:t>—</w:t>
+      </w:r>
+      <w:proofErr w:type="gramEnd"/>
+      <w:r>
+        <w:rPr>
+          <w:rFonts w:ascii="Times New Roman" w:hAnsi="Times New Roman" w:cs="Times New Roman"/>
+        </w:rPr>
+        <w:t>namely, the Curved Motion input unit,</w:t>
       </w:r>
       <w:r>
         <w:rPr>
@@ -39486,32 +42726,60 @@
         <w:rPr>
           <w:rFonts w:ascii="Times New Roman" w:hAnsi="Times New Roman" w:cs="Times New Roman"/>
         </w:rPr>
-        <w:t xml:space="preserve">In sum, the reason networks in the Experimental condition looked longer at the Inconsistent test event than at the Consistent test event is that the learned association between </w:t>
+        <w:t xml:space="preserve">In sum, the reason networks in the Experimental condition looked longer at the Inconsistent test event than at the Consistent test event is that the learned association between barrier-related information (e.g., barrier height and position) and motion-related information (e.g., curved motion and high jumping) was violated in the former but not in the latter. This robust association emerged because these features were made more salient through an increased learning rate and reduced weight decay. The </w:t>
+      </w:r>
+      <w:r>
+        <w:rPr>
+          <w:rFonts w:ascii="Times New Roman" w:hAnsi="Times New Roman" w:cs="Times New Roman"/>
+        </w:rPr>
+        <w:t xml:space="preserve">decision to increase the salience of these features </w:t>
+      </w:r>
+      <w:proofErr w:type="gramStart"/>
+      <w:r>
+        <w:rPr>
+          <w:rFonts w:ascii="Times New Roman" w:hAnsi="Times New Roman" w:cs="Times New Roman"/>
+        </w:rPr>
+        <w:t>was itself</w:t>
+      </w:r>
+      <w:proofErr w:type="gramEnd"/>
+      <w:r>
+        <w:rPr>
+          <w:rFonts w:ascii="Times New Roman" w:hAnsi="Times New Roman" w:cs="Times New Roman"/>
+        </w:rPr>
+        <w:t xml:space="preserve"> driven by the</w:t>
+      </w:r>
+      <w:r>
+        <w:rPr>
+          <w:rFonts w:ascii="Times New Roman" w:hAnsi="Times New Roman" w:cs="Times New Roman"/>
+        </w:rPr>
+        <w:t xml:space="preserve"> assumption that barriers are more visually prominent when jumping actions—which are inherently attention-grabbing for infants</w:t>
+      </w:r>
+      <w:r>
+        <w:rPr>
+          <w:rFonts w:ascii="Times New Roman" w:hAnsi="Times New Roman" w:cs="Times New Roman"/>
+        </w:rPr>
+        <w:t xml:space="preserve"> (e.g., Slater, 1989; </w:t>
+      </w:r>
+      <w:proofErr w:type="spellStart"/>
+      <w:r>
+        <w:rPr>
+          <w:rFonts w:ascii="Times New Roman" w:hAnsi="Times New Roman" w:cs="Times New Roman"/>
+        </w:rPr>
+        <w:t>Vallortigara</w:t>
+      </w:r>
+      <w:proofErr w:type="spellEnd"/>
+      <w:r>
+        <w:rPr>
+          <w:rFonts w:ascii="Times New Roman" w:hAnsi="Times New Roman" w:cs="Times New Roman"/>
+        </w:rPr>
+        <w:t xml:space="preserve"> et </w:t>
       </w:r>
       <w:r>
         <w:rPr>
           <w:rFonts w:ascii="Times New Roman" w:hAnsi="Times New Roman" w:cs="Times New Roman"/>
         </w:rPr>
         <w:lastRenderedPageBreak/>
-        <w:t xml:space="preserve">barrier-related information (e.g., barrier height and position) and motion-related information (e.g., curved motion and high jumping) was violated in the former but not in the latter. This robust association emerged because these features were made more salient through an increased learning rate and reduced weight decay. The </w:t>
-      </w:r>
-      <w:r>
-        <w:rPr>
-          <w:rFonts w:ascii="Times New Roman" w:hAnsi="Times New Roman" w:cs="Times New Roman"/>
-        </w:rPr>
-        <w:t>decision to increase the salience of these features was itself driven by the</w:t>
-      </w:r>
-      <w:r>
-        <w:rPr>
-          <w:rFonts w:ascii="Times New Roman" w:hAnsi="Times New Roman" w:cs="Times New Roman"/>
-        </w:rPr>
-        <w:t xml:space="preserve"> assumption that barriers are more visually prominent when jumping actions—which are inherently attention-grabbing for infants</w:t>
-      </w:r>
-      <w:r>
-        <w:rPr>
-          <w:rFonts w:ascii="Times New Roman" w:hAnsi="Times New Roman" w:cs="Times New Roman"/>
-        </w:rPr>
-        <w:t xml:space="preserve"> (e.g., Slater, 1989; Vallortigara et al., 2005)</w:t>
+        <w:t>al., 2005)</w:t>
       </w:r>
       <w:r>
         <w:rPr>
@@ -39529,8 +42797,30 @@
         <w:rPr>
           <w:rFonts w:ascii="Times New Roman" w:hAnsi="Times New Roman" w:cs="Times New Roman"/>
         </w:rPr>
-        <w:t>By contrast, networks in the Control condition looked equally at both test events because the reduced salience of the barrier—implemented via a lower learning rate and higher weight decay—prevented the model from forming an association between the barrier and the jumping action during habituation. Taken together, these results suggest that infants’ behavior in VoE</w:t>
-      </w:r>
+        <w:t xml:space="preserve">By contrast, networks in the Control condition looked equally at both test events because the reduced salience of the barrier—implemented via a lower learning rate and higher weight decay—prevented the model from forming an association between the barrier and the jumping action during habituation. </w:t>
+      </w:r>
+      <w:proofErr w:type="gramStart"/>
+      <w:r>
+        <w:rPr>
+          <w:rFonts w:ascii="Times New Roman" w:hAnsi="Times New Roman" w:cs="Times New Roman"/>
+        </w:rPr>
+        <w:t>Taken</w:t>
+      </w:r>
+      <w:proofErr w:type="gramEnd"/>
+      <w:r>
+        <w:rPr>
+          <w:rFonts w:ascii="Times New Roman" w:hAnsi="Times New Roman" w:cs="Times New Roman"/>
+        </w:rPr>
+        <w:t xml:space="preserve"> together, these results suggest that infants’ behavior in </w:t>
+      </w:r>
+      <w:proofErr w:type="spellStart"/>
+      <w:r>
+        <w:rPr>
+          <w:rFonts w:ascii="Times New Roman" w:hAnsi="Times New Roman" w:cs="Times New Roman"/>
+        </w:rPr>
+        <w:t>VoE</w:t>
+      </w:r>
+      <w:proofErr w:type="spellEnd"/>
       <w:r>
         <w:rPr>
           <w:rFonts w:ascii="Times New Roman" w:hAnsi="Times New Roman" w:cs="Times New Roman"/>
@@ -39547,19 +42837,47 @@
         <w:rPr>
           <w:rFonts w:ascii="Times New Roman" w:hAnsi="Times New Roman" w:cs="Times New Roman"/>
         </w:rPr>
-        <w:t xml:space="preserve"> real-world experience observing curved and linear motion, combined with a</w:t>
-      </w:r>
-      <w:r>
-        <w:rPr>
-          <w:rFonts w:ascii="Times New Roman" w:hAnsi="Times New Roman" w:cs="Times New Roman"/>
-        </w:rPr>
-        <w:t xml:space="preserve"> domain-general associative mechanisms </w:t>
-      </w:r>
-      <w:r>
-        <w:rPr>
-          <w:rFonts w:ascii="Times New Roman" w:hAnsi="Times New Roman" w:cs="Times New Roman"/>
-        </w:rPr>
-        <w:t>that operates over and forms associations among</w:t>
+        <w:t xml:space="preserve"> real-world experience observing curved and linear motion, combined with </w:t>
+      </w:r>
+      <w:proofErr w:type="gramStart"/>
+      <w:r>
+        <w:rPr>
+          <w:rFonts w:ascii="Times New Roman" w:hAnsi="Times New Roman" w:cs="Times New Roman"/>
+        </w:rPr>
+        <w:t>a</w:t>
+      </w:r>
+      <w:r>
+        <w:rPr>
+          <w:rFonts w:ascii="Times New Roman" w:hAnsi="Times New Roman" w:cs="Times New Roman"/>
+        </w:rPr>
+        <w:t xml:space="preserve"> domain</w:t>
+      </w:r>
+      <w:proofErr w:type="gramEnd"/>
+      <w:r>
+        <w:rPr>
+          <w:rFonts w:ascii="Times New Roman" w:hAnsi="Times New Roman" w:cs="Times New Roman"/>
+        </w:rPr>
+        <w:t xml:space="preserve">-general associative mechanisms </w:t>
+      </w:r>
+      <w:r>
+        <w:rPr>
+          <w:rFonts w:ascii="Times New Roman" w:hAnsi="Times New Roman" w:cs="Times New Roman"/>
+        </w:rPr>
+        <w:t xml:space="preserve">that </w:t>
+      </w:r>
+      <w:proofErr w:type="gramStart"/>
+      <w:r>
+        <w:rPr>
+          <w:rFonts w:ascii="Times New Roman" w:hAnsi="Times New Roman" w:cs="Times New Roman"/>
+        </w:rPr>
+        <w:t>operates</w:t>
+      </w:r>
+      <w:proofErr w:type="gramEnd"/>
+      <w:r>
+        <w:rPr>
+          <w:rFonts w:ascii="Times New Roman" w:hAnsi="Times New Roman" w:cs="Times New Roman"/>
+        </w:rPr>
+        <w:t xml:space="preserve"> over and forms associations among</w:t>
       </w:r>
       <w:r>
         <w:rPr>
@@ -39713,8 +43031,21 @@
         <w:rPr>
           <w:rFonts w:ascii="Times New Roman" w:hAnsi="Times New Roman" w:cs="Times New Roman"/>
         </w:rPr>
-        <w:lastRenderedPageBreak/>
-        <w:t xml:space="preserve">Considered together, these findings reinforce the notion that infants' looking behaviors in VoE studies </w:t>
+        <w:t xml:space="preserve">Considered together, these findings reinforce the notion that infants' looking behaviors in </w:t>
+      </w:r>
+      <w:proofErr w:type="spellStart"/>
+      <w:r>
+        <w:rPr>
+          <w:rFonts w:ascii="Times New Roman" w:hAnsi="Times New Roman" w:cs="Times New Roman"/>
+        </w:rPr>
+        <w:t>VoE</w:t>
+      </w:r>
+      <w:proofErr w:type="spellEnd"/>
+      <w:r>
+        <w:rPr>
+          <w:rFonts w:ascii="Times New Roman" w:hAnsi="Times New Roman" w:cs="Times New Roman"/>
+        </w:rPr>
+        <w:t xml:space="preserve"> studies </w:t>
       </w:r>
       <w:r>
         <w:rPr>
@@ -39777,6 +43108,7 @@
         <w:rPr>
           <w:rFonts w:ascii="Times New Roman" w:eastAsia="Times New Roman" w:hAnsi="Times New Roman" w:cs="Times New Roman"/>
         </w:rPr>
+        <w:lastRenderedPageBreak/>
         <w:t xml:space="preserve">A question that developmental scientists have wrestled with for the last 30 years concerns how infants learn about and process others’ actions. </w:t>
       </w:r>
       <w:r>
@@ -39813,7 +43145,49 @@
         <w:rPr>
           <w:rFonts w:ascii="Times New Roman" w:eastAsia="Times New Roman" w:hAnsi="Times New Roman" w:cs="Times New Roman"/>
         </w:rPr>
-        <w:t>Carey, 2009; Csibra &amp; Gergely, 1998; Gergely &amp; Csibra, 2003; Jara-Ettinger et al., 2020; Leslie, 1995; Spelke, 2022</w:t>
+        <w:t xml:space="preserve">Carey, 2009; </w:t>
+      </w:r>
+      <w:proofErr w:type="spellStart"/>
+      <w:r>
+        <w:rPr>
+          <w:rFonts w:ascii="Times New Roman" w:eastAsia="Times New Roman" w:hAnsi="Times New Roman" w:cs="Times New Roman"/>
+        </w:rPr>
+        <w:t>Csibra</w:t>
+      </w:r>
+      <w:proofErr w:type="spellEnd"/>
+      <w:r>
+        <w:rPr>
+          <w:rFonts w:ascii="Times New Roman" w:eastAsia="Times New Roman" w:hAnsi="Times New Roman" w:cs="Times New Roman"/>
+        </w:rPr>
+        <w:t xml:space="preserve"> &amp; Gergely, 1998; Gergely &amp; </w:t>
+      </w:r>
+      <w:proofErr w:type="spellStart"/>
+      <w:r>
+        <w:rPr>
+          <w:rFonts w:ascii="Times New Roman" w:eastAsia="Times New Roman" w:hAnsi="Times New Roman" w:cs="Times New Roman"/>
+        </w:rPr>
+        <w:t>Csibra</w:t>
+      </w:r>
+      <w:proofErr w:type="spellEnd"/>
+      <w:r>
+        <w:rPr>
+          <w:rFonts w:ascii="Times New Roman" w:eastAsia="Times New Roman" w:hAnsi="Times New Roman" w:cs="Times New Roman"/>
+        </w:rPr>
+        <w:t xml:space="preserve">, 2003; Jara-Ettinger et al., 2020; Leslie, 1995; </w:t>
+      </w:r>
+      <w:proofErr w:type="spellStart"/>
+      <w:r>
+        <w:rPr>
+          <w:rFonts w:ascii="Times New Roman" w:eastAsia="Times New Roman" w:hAnsi="Times New Roman" w:cs="Times New Roman"/>
+        </w:rPr>
+        <w:t>Spelke</w:t>
+      </w:r>
+      <w:proofErr w:type="spellEnd"/>
+      <w:r>
+        <w:rPr>
+          <w:rFonts w:ascii="Times New Roman" w:eastAsia="Times New Roman" w:hAnsi="Times New Roman" w:cs="Times New Roman"/>
+        </w:rPr>
+        <w:t>, 2022</w:t>
       </w:r>
       <w:r>
         <w:rPr>
@@ -39867,7 +43241,21 @@
         <w:rPr>
           <w:rFonts w:ascii="Times New Roman" w:eastAsia="Times New Roman" w:hAnsi="Times New Roman" w:cs="Times New Roman"/>
         </w:rPr>
-        <w:t xml:space="preserve"> that infants’ behaviors in VoE studies, of which </w:t>
+        <w:t xml:space="preserve"> that infants’ behaviors in </w:t>
+      </w:r>
+      <w:proofErr w:type="spellStart"/>
+      <w:r>
+        <w:rPr>
+          <w:rFonts w:ascii="Times New Roman" w:eastAsia="Times New Roman" w:hAnsi="Times New Roman" w:cs="Times New Roman"/>
+        </w:rPr>
+        <w:t>VoE</w:t>
+      </w:r>
+      <w:proofErr w:type="spellEnd"/>
+      <w:r>
+        <w:rPr>
+          <w:rFonts w:ascii="Times New Roman" w:eastAsia="Times New Roman" w:hAnsi="Times New Roman" w:cs="Times New Roman"/>
+        </w:rPr>
+        <w:t xml:space="preserve"> studies, of which </w:t>
       </w:r>
       <w:r>
         <w:rPr>
@@ -39915,7 +43303,63 @@
         <w:rPr>
           <w:rFonts w:ascii="Times New Roman" w:eastAsia="Times New Roman" w:hAnsi="Times New Roman" w:cs="Times New Roman"/>
         </w:rPr>
-        <w:t>(e.g., Benton, 2024; Benton &amp; Lapan, 2022; Bogartz et al., 2000; Cohen et al., 2002; Cohen &amp; Marks, 2002; Colunga &amp; Smith, 2005; Jones &amp; Smith, 1993; Oakes &amp; Cohen, 2003; Perner &amp; Ruffman, 2005;  Quinn &amp; Eimas, 1997; Rakison &amp; Lupyan, 2008; Sloutsky, 2010)</w:t>
+        <w:t xml:space="preserve">(e.g., Benton, 2024; Benton &amp; Lapan, 2022; </w:t>
+      </w:r>
+      <w:proofErr w:type="spellStart"/>
+      <w:r>
+        <w:rPr>
+          <w:rFonts w:ascii="Times New Roman" w:eastAsia="Times New Roman" w:hAnsi="Times New Roman" w:cs="Times New Roman"/>
+        </w:rPr>
+        <w:t>Bogartz</w:t>
+      </w:r>
+      <w:proofErr w:type="spellEnd"/>
+      <w:r>
+        <w:rPr>
+          <w:rFonts w:ascii="Times New Roman" w:eastAsia="Times New Roman" w:hAnsi="Times New Roman" w:cs="Times New Roman"/>
+        </w:rPr>
+        <w:t xml:space="preserve"> et al., 2000; Cohen et al., 2002; Cohen &amp; Marks, 2002; Colunga &amp; Smith, 2005; Jones &amp; Smith, 1993; Oakes &amp; Cohen, 2003; Perner &amp; Ruffman, 2005;  Quinn &amp; </w:t>
+      </w:r>
+      <w:proofErr w:type="spellStart"/>
+      <w:r>
+        <w:rPr>
+          <w:rFonts w:ascii="Times New Roman" w:eastAsia="Times New Roman" w:hAnsi="Times New Roman" w:cs="Times New Roman"/>
+        </w:rPr>
+        <w:t>Eimas</w:t>
+      </w:r>
+      <w:proofErr w:type="spellEnd"/>
+      <w:r>
+        <w:rPr>
+          <w:rFonts w:ascii="Times New Roman" w:eastAsia="Times New Roman" w:hAnsi="Times New Roman" w:cs="Times New Roman"/>
+        </w:rPr>
+        <w:t xml:space="preserve">, 1997; </w:t>
+      </w:r>
+      <w:proofErr w:type="spellStart"/>
+      <w:r>
+        <w:rPr>
+          <w:rFonts w:ascii="Times New Roman" w:eastAsia="Times New Roman" w:hAnsi="Times New Roman" w:cs="Times New Roman"/>
+        </w:rPr>
+        <w:t>Rakison</w:t>
+      </w:r>
+      <w:proofErr w:type="spellEnd"/>
+      <w:r>
+        <w:rPr>
+          <w:rFonts w:ascii="Times New Roman" w:eastAsia="Times New Roman" w:hAnsi="Times New Roman" w:cs="Times New Roman"/>
+        </w:rPr>
+        <w:t xml:space="preserve"> &amp; </w:t>
+      </w:r>
+      <w:proofErr w:type="spellStart"/>
+      <w:r>
+        <w:rPr>
+          <w:rFonts w:ascii="Times New Roman" w:eastAsia="Times New Roman" w:hAnsi="Times New Roman" w:cs="Times New Roman"/>
+        </w:rPr>
+        <w:t>Lupyan</w:t>
+      </w:r>
+      <w:proofErr w:type="spellEnd"/>
+      <w:r>
+        <w:rPr>
+          <w:rFonts w:ascii="Times New Roman" w:eastAsia="Times New Roman" w:hAnsi="Times New Roman" w:cs="Times New Roman"/>
+        </w:rPr>
+        <w:t>, 2008; Sloutsky, 2010)</w:t>
       </w:r>
       <w:r>
         <w:rPr>
@@ -39955,116 +43399,130 @@
         <w:rPr>
           <w:rFonts w:ascii="Times New Roman" w:eastAsia="Times New Roman" w:hAnsi="Times New Roman" w:cs="Times New Roman"/>
         </w:rPr>
-        <w:t xml:space="preserve"> The crux of my argument was that infants’ performance in VoE studies that used the Gergely paradigm reflect a combination of prior experience with linear and curved motion events and online associative learning in which barriers are linked with curved action based on their salience.</w:t>
-      </w:r>
-      <w:r>
-        <w:rPr>
-          <w:rFonts w:ascii="Times New Roman" w:eastAsia="Times New Roman" w:hAnsi="Times New Roman" w:cs="Times New Roman"/>
-        </w:rPr>
-        <w:t xml:space="preserve"> </w:t>
-      </w:r>
-      <w:r>
-        <w:rPr>
-          <w:rFonts w:ascii="Times New Roman" w:eastAsia="Times New Roman" w:hAnsi="Times New Roman" w:cs="Times New Roman"/>
-        </w:rPr>
-        <w:t xml:space="preserve">I argued further that the strength of these associations depends on the physical proximity of the barrier to the curved motion: </w:t>
+        <w:t xml:space="preserve"> The crux of my argument was that infants’ performance in </w:t>
+      </w:r>
+      <w:proofErr w:type="spellStart"/>
+      <w:r>
+        <w:rPr>
+          <w:rFonts w:ascii="Times New Roman" w:eastAsia="Times New Roman" w:hAnsi="Times New Roman" w:cs="Times New Roman"/>
+        </w:rPr>
+        <w:t>VoE</w:t>
+      </w:r>
+      <w:proofErr w:type="spellEnd"/>
+      <w:r>
+        <w:rPr>
+          <w:rFonts w:ascii="Times New Roman" w:eastAsia="Times New Roman" w:hAnsi="Times New Roman" w:cs="Times New Roman"/>
+        </w:rPr>
+        <w:t xml:space="preserve"> studies that used the Gergely paradigm reflect a combination of prior experience with linear and curved motion events and online associative learning in which barriers are linked with curved action based on their salience.</w:t>
+      </w:r>
+      <w:r>
+        <w:rPr>
+          <w:rFonts w:ascii="Times New Roman" w:eastAsia="Times New Roman" w:hAnsi="Times New Roman" w:cs="Times New Roman"/>
+        </w:rPr>
+        <w:t xml:space="preserve"> </w:t>
+      </w:r>
+      <w:r>
+        <w:rPr>
+          <w:rFonts w:ascii="Times New Roman" w:eastAsia="Times New Roman" w:hAnsi="Times New Roman" w:cs="Times New Roman"/>
+        </w:rPr>
+        <w:t>I argued further that the strength of these associations depends on the physical proximity of the barrier to the curved motion: Stronger associations are established when the barrier appears beneath rather than beside curved action.</w:t>
+      </w:r>
+      <w:r>
+        <w:rPr>
+          <w:rFonts w:ascii="Times New Roman" w:eastAsia="Times New Roman" w:hAnsi="Times New Roman" w:cs="Times New Roman"/>
+        </w:rPr>
+        <w:t xml:space="preserve"> </w:t>
+      </w:r>
+      <w:r>
+        <w:rPr>
+          <w:rFonts w:ascii="Times New Roman" w:eastAsia="Times New Roman" w:hAnsi="Times New Roman" w:cs="Times New Roman"/>
+        </w:rPr>
+        <w:t xml:space="preserve">I </w:t>
+      </w:r>
+      <w:r>
+        <w:rPr>
+          <w:rFonts w:ascii="Times New Roman" w:eastAsia="Times New Roman" w:hAnsi="Times New Roman" w:cs="Times New Roman"/>
+        </w:rPr>
+        <w:t xml:space="preserve">then </w:t>
+      </w:r>
+      <w:r>
+        <w:rPr>
+          <w:rFonts w:ascii="Times New Roman" w:eastAsia="Times New Roman" w:hAnsi="Times New Roman" w:cs="Times New Roman"/>
+        </w:rPr>
+        <w:t xml:space="preserve">showed that when this </w:t>
+      </w:r>
+      <w:r>
+        <w:rPr>
+          <w:rFonts w:ascii="Times New Roman" w:eastAsia="Times New Roman" w:hAnsi="Times New Roman" w:cs="Times New Roman"/>
+        </w:rPr>
+        <w:t xml:space="preserve">proposal </w:t>
+      </w:r>
+      <w:r>
+        <w:rPr>
+          <w:rFonts w:ascii="Times New Roman" w:eastAsia="Times New Roman" w:hAnsi="Times New Roman" w:cs="Times New Roman"/>
+        </w:rPr>
+        <w:t xml:space="preserve">was </w:t>
+      </w:r>
+      <w:r>
+        <w:rPr>
+          <w:rFonts w:ascii="Times New Roman" w:eastAsia="Times New Roman" w:hAnsi="Times New Roman" w:cs="Times New Roman"/>
+        </w:rPr>
+        <w:t>implemented in</w:t>
+      </w:r>
+      <w:r>
+        <w:rPr>
+          <w:rFonts w:ascii="Times New Roman" w:eastAsia="Times New Roman" w:hAnsi="Times New Roman" w:cs="Times New Roman"/>
+        </w:rPr>
+        <w:t xml:space="preserve"> </w:t>
+      </w:r>
+      <w:r>
+        <w:rPr>
+          <w:rFonts w:ascii="Times New Roman" w:eastAsia="Times New Roman" w:hAnsi="Times New Roman" w:cs="Times New Roman"/>
+        </w:rPr>
+        <w:t>a simple connectionist model,</w:t>
+      </w:r>
+      <w:r>
+        <w:rPr>
+          <w:rFonts w:ascii="Times New Roman" w:eastAsia="Times New Roman" w:hAnsi="Times New Roman" w:cs="Times New Roman"/>
+        </w:rPr>
+        <w:t xml:space="preserve"> it was able to account for </w:t>
+      </w:r>
+      <w:r>
+        <w:rPr>
+          <w:rFonts w:ascii="Times New Roman" w:eastAsia="Times New Roman" w:hAnsi="Times New Roman" w:cs="Times New Roman"/>
+        </w:rPr>
+        <w:t xml:space="preserve">a range of </w:t>
+      </w:r>
+      <w:r>
+        <w:rPr>
+          <w:rFonts w:ascii="Times New Roman" w:eastAsia="Times New Roman" w:hAnsi="Times New Roman" w:cs="Times New Roman"/>
+        </w:rPr>
+        <w:t xml:space="preserve">important </w:t>
+      </w:r>
+      <w:r>
+        <w:rPr>
+          <w:rFonts w:ascii="Times New Roman" w:eastAsia="Times New Roman" w:hAnsi="Times New Roman" w:cs="Times New Roman"/>
+        </w:rPr>
+        <w:t xml:space="preserve">findings. Simulation 1 accounted for the finding that infants show elevated looking when animated objects behave inefficiently. Simulation 2 </w:t>
+      </w:r>
+      <w:r>
+        <w:rPr>
+          <w:rFonts w:ascii="Times New Roman" w:eastAsia="Times New Roman" w:hAnsi="Times New Roman" w:cs="Times New Roman"/>
+        </w:rPr>
+        <w:t>reproduced</w:t>
+      </w:r>
+      <w:r>
+        <w:rPr>
+          <w:rFonts w:ascii="Times New Roman" w:eastAsia="Times New Roman" w:hAnsi="Times New Roman" w:cs="Times New Roman"/>
+        </w:rPr>
+        <w:t xml:space="preserve"> the finding that infants show this pattern irrespective of whether objects possess </w:t>
       </w:r>
       <w:r>
         <w:rPr>
           <w:rFonts w:ascii="Times New Roman" w:eastAsia="Times New Roman" w:hAnsi="Times New Roman" w:cs="Times New Roman"/>
         </w:rPr>
         <w:lastRenderedPageBreak/>
-        <w:t>Stronger associations are established when the barrier appears beneath rather than beside curved action.</w:t>
-      </w:r>
-      <w:r>
-        <w:rPr>
-          <w:rFonts w:ascii="Times New Roman" w:eastAsia="Times New Roman" w:hAnsi="Times New Roman" w:cs="Times New Roman"/>
-        </w:rPr>
-        <w:t xml:space="preserve"> </w:t>
-      </w:r>
-      <w:r>
-        <w:rPr>
-          <w:rFonts w:ascii="Times New Roman" w:eastAsia="Times New Roman" w:hAnsi="Times New Roman" w:cs="Times New Roman"/>
-        </w:rPr>
-        <w:t xml:space="preserve">I </w:t>
-      </w:r>
-      <w:r>
-        <w:rPr>
-          <w:rFonts w:ascii="Times New Roman" w:eastAsia="Times New Roman" w:hAnsi="Times New Roman" w:cs="Times New Roman"/>
-        </w:rPr>
-        <w:t xml:space="preserve">then </w:t>
-      </w:r>
-      <w:r>
-        <w:rPr>
-          <w:rFonts w:ascii="Times New Roman" w:eastAsia="Times New Roman" w:hAnsi="Times New Roman" w:cs="Times New Roman"/>
-        </w:rPr>
-        <w:t xml:space="preserve">showed that when this </w:t>
-      </w:r>
-      <w:r>
-        <w:rPr>
-          <w:rFonts w:ascii="Times New Roman" w:eastAsia="Times New Roman" w:hAnsi="Times New Roman" w:cs="Times New Roman"/>
-        </w:rPr>
-        <w:t xml:space="preserve">proposal </w:t>
-      </w:r>
-      <w:r>
-        <w:rPr>
-          <w:rFonts w:ascii="Times New Roman" w:eastAsia="Times New Roman" w:hAnsi="Times New Roman" w:cs="Times New Roman"/>
-        </w:rPr>
-        <w:t xml:space="preserve">was </w:t>
-      </w:r>
-      <w:r>
-        <w:rPr>
-          <w:rFonts w:ascii="Times New Roman" w:eastAsia="Times New Roman" w:hAnsi="Times New Roman" w:cs="Times New Roman"/>
-        </w:rPr>
-        <w:t>implemented in</w:t>
-      </w:r>
-      <w:r>
-        <w:rPr>
-          <w:rFonts w:ascii="Times New Roman" w:eastAsia="Times New Roman" w:hAnsi="Times New Roman" w:cs="Times New Roman"/>
-        </w:rPr>
-        <w:t xml:space="preserve"> </w:t>
-      </w:r>
-      <w:r>
-        <w:rPr>
-          <w:rFonts w:ascii="Times New Roman" w:eastAsia="Times New Roman" w:hAnsi="Times New Roman" w:cs="Times New Roman"/>
-        </w:rPr>
-        <w:t>a simple connectionist model,</w:t>
-      </w:r>
-      <w:r>
-        <w:rPr>
-          <w:rFonts w:ascii="Times New Roman" w:eastAsia="Times New Roman" w:hAnsi="Times New Roman" w:cs="Times New Roman"/>
-        </w:rPr>
-        <w:t xml:space="preserve"> it was able to account for </w:t>
-      </w:r>
-      <w:r>
-        <w:rPr>
-          <w:rFonts w:ascii="Times New Roman" w:eastAsia="Times New Roman" w:hAnsi="Times New Roman" w:cs="Times New Roman"/>
-        </w:rPr>
-        <w:t xml:space="preserve">a range of </w:t>
-      </w:r>
-      <w:r>
-        <w:rPr>
-          <w:rFonts w:ascii="Times New Roman" w:eastAsia="Times New Roman" w:hAnsi="Times New Roman" w:cs="Times New Roman"/>
-        </w:rPr>
-        <w:t xml:space="preserve">important </w:t>
-      </w:r>
-      <w:r>
-        <w:rPr>
-          <w:rFonts w:ascii="Times New Roman" w:eastAsia="Times New Roman" w:hAnsi="Times New Roman" w:cs="Times New Roman"/>
-        </w:rPr>
-        <w:t xml:space="preserve">findings. Simulation 1 accounted for the finding that infants show elevated looking when animated objects behave inefficiently. Simulation 2 </w:t>
-      </w:r>
-      <w:r>
-        <w:rPr>
-          <w:rFonts w:ascii="Times New Roman" w:eastAsia="Times New Roman" w:hAnsi="Times New Roman" w:cs="Times New Roman"/>
-        </w:rPr>
-        <w:t>reproduced</w:t>
-      </w:r>
-      <w:r>
-        <w:rPr>
-          <w:rFonts w:ascii="Times New Roman" w:eastAsia="Times New Roman" w:hAnsi="Times New Roman" w:cs="Times New Roman"/>
-        </w:rPr>
-        <w:t xml:space="preserve"> the finding that infants show this pattern irrespective of whether objects possess animate features. Simulation 3 </w:t>
+        <w:t xml:space="preserve">animate features. Simulation 3 </w:t>
       </w:r>
       <w:r>
         <w:rPr>
@@ -40290,7 +43748,21 @@
         <w:rPr>
           <w:rFonts w:ascii="Times New Roman" w:eastAsia="Times New Roman" w:hAnsi="Times New Roman" w:cs="Times New Roman"/>
         </w:rPr>
-        <w:t xml:space="preserve"> VoE studies and other</w:t>
+        <w:t xml:space="preserve"> </w:t>
+      </w:r>
+      <w:proofErr w:type="spellStart"/>
+      <w:r>
+        <w:rPr>
+          <w:rFonts w:ascii="Times New Roman" w:eastAsia="Times New Roman" w:hAnsi="Times New Roman" w:cs="Times New Roman"/>
+        </w:rPr>
+        <w:t>VoE</w:t>
+      </w:r>
+      <w:proofErr w:type="spellEnd"/>
+      <w:r>
+        <w:rPr>
+          <w:rFonts w:ascii="Times New Roman" w:eastAsia="Times New Roman" w:hAnsi="Times New Roman" w:cs="Times New Roman"/>
+        </w:rPr>
+        <w:t xml:space="preserve"> studies and other</w:t>
       </w:r>
       <w:r>
         <w:rPr>
@@ -40302,7 +43774,35 @@
         <w:rPr>
           <w:rFonts w:ascii="Times New Roman" w:eastAsia="Times New Roman" w:hAnsi="Times New Roman" w:cs="Times New Roman"/>
         </w:rPr>
-        <w:t xml:space="preserve"> (e.g., Benton, 2024; Benton &amp; Lapan, 2021; Christiansen &amp; Curtin, 1999; Cohen et al., 2002; Elman et al., 1996; Mareschal et al., 2000; Sirois &amp; Mareschal, 2002; Schlesinger &amp; Casey, 2003; Westermann &amp; Mareschal, 2012; Yermolayeva &amp; Rakison, 2014). The </w:t>
+        <w:t xml:space="preserve"> (e.g., Benton, 2024; Benton &amp; Lapan, 2021; Christiansen &amp; Curtin, 1999; Cohen et al., 2002; Elman et al., 1996; Mareschal et al., 2000; Sirois &amp; Mareschal, 2002; Schlesinger &amp; Casey, 2003; Westermann &amp; Mareschal, 2012; </w:t>
+      </w:r>
+      <w:proofErr w:type="spellStart"/>
+      <w:r>
+        <w:rPr>
+          <w:rFonts w:ascii="Times New Roman" w:eastAsia="Times New Roman" w:hAnsi="Times New Roman" w:cs="Times New Roman"/>
+        </w:rPr>
+        <w:t>Yermolayeva</w:t>
+      </w:r>
+      <w:proofErr w:type="spellEnd"/>
+      <w:r>
+        <w:rPr>
+          <w:rFonts w:ascii="Times New Roman" w:eastAsia="Times New Roman" w:hAnsi="Times New Roman" w:cs="Times New Roman"/>
+        </w:rPr>
+        <w:t xml:space="preserve"> &amp; </w:t>
+      </w:r>
+      <w:proofErr w:type="spellStart"/>
+      <w:r>
+        <w:rPr>
+          <w:rFonts w:ascii="Times New Roman" w:eastAsia="Times New Roman" w:hAnsi="Times New Roman" w:cs="Times New Roman"/>
+        </w:rPr>
+        <w:t>Rakison</w:t>
+      </w:r>
+      <w:proofErr w:type="spellEnd"/>
+      <w:r>
+        <w:rPr>
+          <w:rFonts w:ascii="Times New Roman" w:eastAsia="Times New Roman" w:hAnsi="Times New Roman" w:cs="Times New Roman"/>
+        </w:rPr>
+        <w:t xml:space="preserve">, 2014). The </w:t>
       </w:r>
       <w:r>
         <w:rPr>
@@ -40420,56 +43920,70 @@
         <w:rPr>
           <w:rFonts w:ascii="Times New Roman" w:eastAsia="Times New Roman" w:hAnsi="Times New Roman" w:cs="Times New Roman"/>
         </w:rPr>
-        <w:t xml:space="preserve"> behavior in Gergely-style studies, it makes several novel contributions. First, it demonstrates that a single connectionist </w:t>
+        <w:t xml:space="preserve"> behavior in Gergely-style studies, it makes several novel contributions. First, it demonstrates that a single connectionist architecture </w:t>
+      </w:r>
+      <w:r>
+        <w:rPr>
+          <w:rFonts w:ascii="Times New Roman" w:eastAsia="Times New Roman" w:hAnsi="Times New Roman" w:cs="Times New Roman"/>
+        </w:rPr>
+        <w:t>accounts for multiple findings</w:t>
+      </w:r>
+      <w:r>
+        <w:rPr>
+          <w:rFonts w:ascii="Times New Roman" w:eastAsia="Times New Roman" w:hAnsi="Times New Roman" w:cs="Times New Roman"/>
+        </w:rPr>
+        <w:t xml:space="preserve"> across studies</w:t>
+      </w:r>
+      <w:r>
+        <w:rPr>
+          <w:rFonts w:ascii="Times New Roman" w:eastAsia="Times New Roman" w:hAnsi="Times New Roman" w:cs="Times New Roman"/>
+        </w:rPr>
+        <w:t xml:space="preserve">. This contrasts with the only other connectionist model in this space by </w:t>
+      </w:r>
+      <w:proofErr w:type="spellStart"/>
+      <w:r>
+        <w:rPr>
+          <w:rFonts w:ascii="Times New Roman" w:eastAsia="Times New Roman" w:hAnsi="Times New Roman" w:cs="Times New Roman"/>
+        </w:rPr>
+        <w:t>Overwalle</w:t>
+      </w:r>
+      <w:proofErr w:type="spellEnd"/>
+      <w:r>
+        <w:rPr>
+          <w:rFonts w:ascii="Times New Roman" w:eastAsia="Times New Roman" w:hAnsi="Times New Roman" w:cs="Times New Roman"/>
+        </w:rPr>
+        <w:t xml:space="preserve"> (2010); this model only simulated the Gergely et al. (1995) study. Second, by unpacking the internal dynamics of the model—specifically, how and why it generated greater error (i.e., longer looking) in response to certain events</w:t>
+      </w:r>
+      <w:r>
+        <w:rPr>
+          <w:rFonts w:ascii="Times New Roman" w:eastAsia="Times New Roman" w:hAnsi="Times New Roman" w:cs="Times New Roman"/>
+        </w:rPr>
+        <w:t xml:space="preserve"> in different conditions</w:t>
+      </w:r>
+      <w:r>
+        <w:rPr>
+          <w:rFonts w:ascii="Times New Roman" w:eastAsia="Times New Roman" w:hAnsi="Times New Roman" w:cs="Times New Roman"/>
+        </w:rPr>
+        <w:t>—it was possible to move beyond</w:t>
+      </w:r>
+      <w:r>
+        <w:rPr>
+          <w:rFonts w:ascii="Times New Roman" w:eastAsia="Times New Roman" w:hAnsi="Times New Roman" w:cs="Times New Roman"/>
+        </w:rPr>
+        <w:t xml:space="preserve"> a typical demonstration that a</w:t>
+      </w:r>
+      <w:r>
+        <w:rPr>
+          <w:rFonts w:ascii="Times New Roman" w:eastAsia="Times New Roman" w:hAnsi="Times New Roman" w:cs="Times New Roman"/>
+        </w:rPr>
+        <w:t xml:space="preserve"> model can reproduce </w:t>
       </w:r>
       <w:r>
         <w:rPr>
           <w:rFonts w:ascii="Times New Roman" w:eastAsia="Times New Roman" w:hAnsi="Times New Roman" w:cs="Times New Roman"/>
         </w:rPr>
         <w:lastRenderedPageBreak/>
-        <w:t xml:space="preserve">architecture </w:t>
-      </w:r>
-      <w:r>
-        <w:rPr>
-          <w:rFonts w:ascii="Times New Roman" w:eastAsia="Times New Roman" w:hAnsi="Times New Roman" w:cs="Times New Roman"/>
-        </w:rPr>
-        <w:t>accounts for multiple findings</w:t>
-      </w:r>
-      <w:r>
-        <w:rPr>
-          <w:rFonts w:ascii="Times New Roman" w:eastAsia="Times New Roman" w:hAnsi="Times New Roman" w:cs="Times New Roman"/>
-        </w:rPr>
-        <w:t xml:space="preserve"> across studies</w:t>
-      </w:r>
-      <w:r>
-        <w:rPr>
-          <w:rFonts w:ascii="Times New Roman" w:eastAsia="Times New Roman" w:hAnsi="Times New Roman" w:cs="Times New Roman"/>
-        </w:rPr>
-        <w:t>. This contrasts with the only other connectionist model in this space by Overwalle (2010); this model only simulated the Gergely et al. (1995) study. Second, by unpacking the internal dynamics of the model—specifically, how and why it generated greater error (i.e., longer looking) in response to certain events</w:t>
-      </w:r>
-      <w:r>
-        <w:rPr>
-          <w:rFonts w:ascii="Times New Roman" w:eastAsia="Times New Roman" w:hAnsi="Times New Roman" w:cs="Times New Roman"/>
-        </w:rPr>
-        <w:t xml:space="preserve"> in different conditions</w:t>
-      </w:r>
-      <w:r>
-        <w:rPr>
-          <w:rFonts w:ascii="Times New Roman" w:eastAsia="Times New Roman" w:hAnsi="Times New Roman" w:cs="Times New Roman"/>
-        </w:rPr>
-        <w:t>—it was possible to move beyond</w:t>
-      </w:r>
-      <w:r>
-        <w:rPr>
-          <w:rFonts w:ascii="Times New Roman" w:eastAsia="Times New Roman" w:hAnsi="Times New Roman" w:cs="Times New Roman"/>
-        </w:rPr>
-        <w:t xml:space="preserve"> a typical demonstration that a</w:t>
-      </w:r>
-      <w:r>
-        <w:rPr>
-          <w:rFonts w:ascii="Times New Roman" w:eastAsia="Times New Roman" w:hAnsi="Times New Roman" w:cs="Times New Roman"/>
-        </w:rPr>
-        <w:t xml:space="preserve"> model can reproduce behavioral data to providing a mechanistic explanation for how those data arose in the first place. A chief advantage of such an analysis is that it can provide insight into how the mind might implement associative learning. Finally, unlike earlier models that implement explicit notions of efficiency, cost, and utility, the current simulations suggest that infants' looking behaviors in action understanding studies</w:t>
+        <w:t>behavioral data to providing a mechanistic explanation for how those data arose in the first place. A chief advantage of such an analysis is that it can provide insight into how the mind might implement associative learning. Finally, unlike earlier models that implement explicit notions of efficiency, cost, and utility, the current simulations suggest that infants' looking behaviors in action understanding studies</w:t>
       </w:r>
       <w:r>
         <w:rPr>
@@ -40599,7 +44113,21 @@
         <w:rPr>
           <w:rFonts w:ascii="Times New Roman" w:eastAsia="Times New Roman" w:hAnsi="Times New Roman" w:cs="Times New Roman"/>
         </w:rPr>
-        <w:t>This was seen clearly in the section that traced how mechanistically the model reproduced infants’ looking behaviors</w:t>
+        <w:t>This was seen clearly in the section that traced how mechanistically the model reproduced infants</w:t>
+      </w:r>
+      <w:proofErr w:type="gramStart"/>
+      <w:r>
+        <w:rPr>
+          <w:rFonts w:ascii="Times New Roman" w:eastAsia="Times New Roman" w:hAnsi="Times New Roman" w:cs="Times New Roman"/>
+        </w:rPr>
+        <w:t>’ looking</w:t>
+      </w:r>
+      <w:proofErr w:type="gramEnd"/>
+      <w:r>
+        <w:rPr>
+          <w:rFonts w:ascii="Times New Roman" w:eastAsia="Times New Roman" w:hAnsi="Times New Roman" w:cs="Times New Roman"/>
+        </w:rPr>
+        <w:t xml:space="preserve"> behaviors</w:t>
       </w:r>
       <w:r>
         <w:rPr>
@@ -40641,68 +44169,68 @@
         <w:rPr>
           <w:rFonts w:ascii="Times New Roman" w:eastAsia="Times New Roman" w:hAnsi="Times New Roman" w:cs="Times New Roman"/>
         </w:rPr>
-        <w:t xml:space="preserve">, a major </w:t>
+        <w:t>, a major disadvantage of such models is that their complexity hinders their interpretability</w:t>
+      </w:r>
+      <w:r>
+        <w:rPr>
+          <w:rFonts w:ascii="Times New Roman" w:eastAsia="Times New Roman" w:hAnsi="Times New Roman" w:cs="Times New Roman"/>
+        </w:rPr>
+        <w:t>. This complexity also makes</w:t>
+      </w:r>
+      <w:r>
+        <w:rPr>
+          <w:rFonts w:ascii="Times New Roman" w:eastAsia="Times New Roman" w:hAnsi="Times New Roman" w:cs="Times New Roman"/>
+        </w:rPr>
+        <w:t xml:space="preserve"> it difficult to separate the meaningful consequences of different theoretical assumptions from extraneous model details.</w:t>
+      </w:r>
+      <w:r>
+        <w:rPr>
+          <w:rFonts w:ascii="Times New Roman" w:eastAsia="Times New Roman" w:hAnsi="Times New Roman" w:cs="Times New Roman"/>
+        </w:rPr>
+        <w:t xml:space="preserve"> Simple models mostly eschew this conflict altogether by eliminating such details.</w:t>
+      </w:r>
+      <w:r>
+        <w:rPr>
+          <w:rFonts w:ascii="Times New Roman" w:eastAsia="Times New Roman" w:hAnsi="Times New Roman" w:cs="Times New Roman"/>
+        </w:rPr>
+        <w:t xml:space="preserve"> </w:t>
+      </w:r>
+      <w:r>
+        <w:rPr>
+          <w:rFonts w:ascii="Times New Roman" w:eastAsia="Times New Roman" w:hAnsi="Times New Roman" w:cs="Times New Roman"/>
+        </w:rPr>
+        <w:t>Thus</w:t>
+      </w:r>
+      <w:r>
+        <w:rPr>
+          <w:rFonts w:ascii="Times New Roman" w:eastAsia="Times New Roman" w:hAnsi="Times New Roman" w:cs="Times New Roman"/>
+        </w:rPr>
+        <w:t xml:space="preserve">, </w:t>
+      </w:r>
+      <w:r>
+        <w:rPr>
+          <w:rFonts w:ascii="Times New Roman" w:eastAsia="Times New Roman" w:hAnsi="Times New Roman" w:cs="Times New Roman"/>
+        </w:rPr>
+        <w:t>although</w:t>
+      </w:r>
+      <w:r>
+        <w:rPr>
+          <w:rFonts w:ascii="Times New Roman" w:eastAsia="Times New Roman" w:hAnsi="Times New Roman" w:cs="Times New Roman"/>
+        </w:rPr>
+        <w:t xml:space="preserve"> complex models </w:t>
+      </w:r>
+      <w:r>
+        <w:rPr>
+          <w:rFonts w:ascii="Times New Roman" w:eastAsia="Times New Roman" w:hAnsi="Times New Roman" w:cs="Times New Roman"/>
+        </w:rPr>
+        <w:t xml:space="preserve">may be ideal for </w:t>
       </w:r>
       <w:r>
         <w:rPr>
           <w:rFonts w:ascii="Times New Roman" w:eastAsia="Times New Roman" w:hAnsi="Times New Roman" w:cs="Times New Roman"/>
         </w:rPr>
         <w:lastRenderedPageBreak/>
-        <w:t>disadvantage of such models is that their complexity hinders their interpretability</w:t>
-      </w:r>
-      <w:r>
-        <w:rPr>
-          <w:rFonts w:ascii="Times New Roman" w:eastAsia="Times New Roman" w:hAnsi="Times New Roman" w:cs="Times New Roman"/>
-        </w:rPr>
-        <w:t>. This complexity also makes</w:t>
-      </w:r>
-      <w:r>
-        <w:rPr>
-          <w:rFonts w:ascii="Times New Roman" w:eastAsia="Times New Roman" w:hAnsi="Times New Roman" w:cs="Times New Roman"/>
-        </w:rPr>
-        <w:t xml:space="preserve"> it difficult to separate the meaningful consequences of different theoretical assumptions from extraneous model details.</w:t>
-      </w:r>
-      <w:r>
-        <w:rPr>
-          <w:rFonts w:ascii="Times New Roman" w:eastAsia="Times New Roman" w:hAnsi="Times New Roman" w:cs="Times New Roman"/>
-        </w:rPr>
-        <w:t xml:space="preserve"> Simple models mostly eschew this conflict altogether by eliminating such details.</w:t>
-      </w:r>
-      <w:r>
-        <w:rPr>
-          <w:rFonts w:ascii="Times New Roman" w:eastAsia="Times New Roman" w:hAnsi="Times New Roman" w:cs="Times New Roman"/>
-        </w:rPr>
-        <w:t xml:space="preserve"> </w:t>
-      </w:r>
-      <w:r>
-        <w:rPr>
-          <w:rFonts w:ascii="Times New Roman" w:eastAsia="Times New Roman" w:hAnsi="Times New Roman" w:cs="Times New Roman"/>
-        </w:rPr>
-        <w:t>Thus</w:t>
-      </w:r>
-      <w:r>
-        <w:rPr>
-          <w:rFonts w:ascii="Times New Roman" w:eastAsia="Times New Roman" w:hAnsi="Times New Roman" w:cs="Times New Roman"/>
-        </w:rPr>
-        <w:t xml:space="preserve">, </w:t>
-      </w:r>
-      <w:r>
-        <w:rPr>
-          <w:rFonts w:ascii="Times New Roman" w:eastAsia="Times New Roman" w:hAnsi="Times New Roman" w:cs="Times New Roman"/>
-        </w:rPr>
-        <w:t>although</w:t>
-      </w:r>
-      <w:r>
-        <w:rPr>
-          <w:rFonts w:ascii="Times New Roman" w:eastAsia="Times New Roman" w:hAnsi="Times New Roman" w:cs="Times New Roman"/>
-        </w:rPr>
-        <w:t xml:space="preserve"> complex models </w:t>
-      </w:r>
-      <w:r>
-        <w:rPr>
-          <w:rFonts w:ascii="Times New Roman" w:eastAsia="Times New Roman" w:hAnsi="Times New Roman" w:cs="Times New Roman"/>
-        </w:rPr>
-        <w:t xml:space="preserve">may be ideal for simulating infants’ real-world action experiences, </w:t>
+        <w:t xml:space="preserve">simulating infants’ real-world action experiences, </w:t>
       </w:r>
       <w:r>
         <w:rPr>
@@ -40880,7 +44408,21 @@
         <w:rPr>
           <w:rFonts w:ascii="Times New Roman" w:eastAsia="Times New Roman" w:hAnsi="Times New Roman" w:cs="Times New Roman"/>
         </w:rPr>
-        <w:t>incorporating only the most theoretically relevant features (e.g., straight and curved motion, animate and inanimate features, external constraints, etc.)</w:t>
+        <w:t xml:space="preserve">incorporating </w:t>
+      </w:r>
+      <w:proofErr w:type="gramStart"/>
+      <w:r>
+        <w:rPr>
+          <w:rFonts w:ascii="Times New Roman" w:eastAsia="Times New Roman" w:hAnsi="Times New Roman" w:cs="Times New Roman"/>
+        </w:rPr>
+        <w:t>only</w:t>
+      </w:r>
+      <w:proofErr w:type="gramEnd"/>
+      <w:r>
+        <w:rPr>
+          <w:rFonts w:ascii="Times New Roman" w:eastAsia="Times New Roman" w:hAnsi="Times New Roman" w:cs="Times New Roman"/>
+        </w:rPr>
+        <w:t xml:space="preserve"> the most theoretically relevant features (e.g., straight and curved motion, animate and inanimate features, external constraints, etc.)</w:t>
       </w:r>
       <w:r>
         <w:rPr>
@@ -40994,14 +44536,7 @@
         <w:rPr>
           <w:rFonts w:ascii="Times New Roman" w:eastAsia="Times New Roman" w:hAnsi="Times New Roman" w:cs="Times New Roman"/>
         </w:rPr>
-        <w:t xml:space="preserve">Additionally, although the present model is not developmental in nature, future modeling work could explore </w:t>
-      </w:r>
-      <w:r>
-        <w:rPr>
-          <w:rFonts w:ascii="Times New Roman" w:eastAsia="Times New Roman" w:hAnsi="Times New Roman" w:cs="Times New Roman"/>
-        </w:rPr>
-        <w:lastRenderedPageBreak/>
-        <w:t>how changes</w:t>
+        <w:t>Additionally, although the present model is not developmental in nature, future modeling work could explore how changes</w:t>
       </w:r>
       <w:r>
         <w:rPr>
@@ -41019,7 +44554,21 @@
         <w:rPr>
           <w:rFonts w:ascii="Times New Roman" w:eastAsia="Times New Roman" w:hAnsi="Times New Roman" w:cs="Times New Roman"/>
         </w:rPr>
-        <w:t xml:space="preserve">over time might account for any developmental trends observed in infants action understanding. </w:t>
+        <w:t xml:space="preserve">over time might account for any developmental </w:t>
+      </w:r>
+      <w:proofErr w:type="gramStart"/>
+      <w:r>
+        <w:rPr>
+          <w:rFonts w:ascii="Times New Roman" w:eastAsia="Times New Roman" w:hAnsi="Times New Roman" w:cs="Times New Roman"/>
+        </w:rPr>
+        <w:t>trends</w:t>
+      </w:r>
+      <w:proofErr w:type="gramEnd"/>
+      <w:r>
+        <w:rPr>
+          <w:rFonts w:ascii="Times New Roman" w:eastAsia="Times New Roman" w:hAnsi="Times New Roman" w:cs="Times New Roman"/>
+        </w:rPr>
+        <w:t xml:space="preserve"> observed in infants action understanding. </w:t>
       </w:r>
     </w:p>
     <w:p>
@@ -41083,7 +44632,14 @@
         <w:rPr>
           <w:rFonts w:ascii="Times New Roman" w:eastAsia="Times New Roman" w:hAnsi="Times New Roman" w:cs="Times New Roman"/>
         </w:rPr>
-        <w:t>other studies on infant action understanding</w:t>
+        <w:t xml:space="preserve">other studies on infant </w:t>
+      </w:r>
+      <w:r>
+        <w:rPr>
+          <w:rFonts w:ascii="Times New Roman" w:eastAsia="Times New Roman" w:hAnsi="Times New Roman" w:cs="Times New Roman"/>
+        </w:rPr>
+        <w:lastRenderedPageBreak/>
+        <w:t>action understanding</w:t>
       </w:r>
       <w:r>
         <w:rPr>
@@ -41179,7 +44735,21 @@
         <w:rPr>
           <w:rFonts w:ascii="Times New Roman" w:eastAsia="Times New Roman" w:hAnsi="Times New Roman" w:cs="Times New Roman"/>
         </w:rPr>
-        <w:t>Inferring Goals condition in Csibra et al. (2003)</w:t>
+        <w:t xml:space="preserve">Inferring Goals condition in </w:t>
+      </w:r>
+      <w:proofErr w:type="spellStart"/>
+      <w:r>
+        <w:rPr>
+          <w:rFonts w:ascii="Times New Roman" w:eastAsia="Times New Roman" w:hAnsi="Times New Roman" w:cs="Times New Roman"/>
+        </w:rPr>
+        <w:t>Csibra</w:t>
+      </w:r>
+      <w:proofErr w:type="spellEnd"/>
+      <w:r>
+        <w:rPr>
+          <w:rFonts w:ascii="Times New Roman" w:eastAsia="Times New Roman" w:hAnsi="Times New Roman" w:cs="Times New Roman"/>
+        </w:rPr>
+        <w:t xml:space="preserve"> et al. (2003)</w:t>
       </w:r>
       <w:r>
         <w:rPr>
@@ -41423,14 +44993,7 @@
         <w:rPr>
           <w:rFonts w:ascii="Times New Roman" w:eastAsia="Times New Roman" w:hAnsi="Times New Roman" w:cs="Times New Roman"/>
         </w:rPr>
-        <w:t xml:space="preserve">a wider </w:t>
-      </w:r>
-      <w:r>
-        <w:rPr>
-          <w:rFonts w:ascii="Times New Roman" w:eastAsia="Times New Roman" w:hAnsi="Times New Roman" w:cs="Times New Roman"/>
-        </w:rPr>
-        <w:lastRenderedPageBreak/>
-        <w:t>range of action understanding studies can be captured.</w:t>
+        <w:t>a wider range of action understanding studies can be captured.</w:t>
       </w:r>
       <w:r>
         <w:rPr>
@@ -41458,6 +45021,7 @@
         <w:rPr>
           <w:rFonts w:ascii="Times New Roman" w:eastAsia="Times New Roman" w:hAnsi="Times New Roman" w:cs="Times New Roman"/>
         </w:rPr>
+        <w:lastRenderedPageBreak/>
         <w:t>In sum, t</w:t>
       </w:r>
       <w:r>
@@ -41596,7 +45160,21 @@
         <w:rPr>
           <w:rFonts w:ascii="Times New Roman" w:eastAsia="Times New Roman" w:hAnsi="Times New Roman" w:cs="Times New Roman"/>
         </w:rPr>
-        <w:t xml:space="preserve"> VoE tasks, perhaps as well as in other</w:t>
+        <w:t xml:space="preserve"> </w:t>
+      </w:r>
+      <w:proofErr w:type="spellStart"/>
+      <w:r>
+        <w:rPr>
+          <w:rFonts w:ascii="Times New Roman" w:eastAsia="Times New Roman" w:hAnsi="Times New Roman" w:cs="Times New Roman"/>
+        </w:rPr>
+        <w:t>VoE</w:t>
+      </w:r>
+      <w:proofErr w:type="spellEnd"/>
+      <w:r>
+        <w:rPr>
+          <w:rFonts w:ascii="Times New Roman" w:eastAsia="Times New Roman" w:hAnsi="Times New Roman" w:cs="Times New Roman"/>
+        </w:rPr>
+        <w:t xml:space="preserve"> tasks, perhaps as well as in other</w:t>
       </w:r>
       <w:r>
         <w:rPr>
@@ -41648,13 +45226,41 @@
           <w:bCs/>
         </w:rPr>
       </w:pPr>
+      <w:proofErr w:type="gramStart"/>
       <w:r>
         <w:rPr>
           <w:rFonts w:ascii="Times New Roman" w:eastAsia="Times New Roman" w:hAnsi="Times New Roman" w:cs="Times New Roman"/>
           <w:b/>
           <w:bCs/>
         </w:rPr>
-        <w:t>although OM10-2 failed to capture the target findings the results from all models will continue to be reported for each subsequent simulation so that a "score card" can be generated at the end</w:t>
+        <w:t>although</w:t>
+      </w:r>
+      <w:proofErr w:type="gramEnd"/>
+      <w:r>
+        <w:rPr>
+          <w:rFonts w:ascii="Times New Roman" w:eastAsia="Times New Roman" w:hAnsi="Times New Roman" w:cs="Times New Roman"/>
+          <w:b/>
+          <w:bCs/>
+        </w:rPr>
+        <w:t xml:space="preserve"> OM10-2 failed to capture the target </w:t>
+      </w:r>
+      <w:proofErr w:type="gramStart"/>
+      <w:r>
+        <w:rPr>
+          <w:rFonts w:ascii="Times New Roman" w:eastAsia="Times New Roman" w:hAnsi="Times New Roman" w:cs="Times New Roman"/>
+          <w:b/>
+          <w:bCs/>
+        </w:rPr>
+        <w:t>findings</w:t>
+      </w:r>
+      <w:proofErr w:type="gramEnd"/>
+      <w:r>
+        <w:rPr>
+          <w:rFonts w:ascii="Times New Roman" w:eastAsia="Times New Roman" w:hAnsi="Times New Roman" w:cs="Times New Roman"/>
+          <w:b/>
+          <w:bCs/>
+        </w:rPr>
+        <w:t xml:space="preserve"> the results from all models will continue to be reported for each subsequent simulation so that a "score card" can be generated at the end</w:t>
       </w:r>
       <w:r>
         <w:rPr>
@@ -41853,7 +45459,21 @@
         <w:rPr>
           <w:rFonts w:ascii="Times New Roman" w:eastAsia="Times New Roman" w:hAnsi="Times New Roman" w:cs="Times New Roman"/>
         </w:rPr>
-        <w:t>Baillargeon, R., Spelke, E. S., &amp; Wasserman, S. (1985). Object permanence in five-month-old infants. Cognition, 20(3), 191-208.</w:t>
+        <w:t xml:space="preserve">Baillargeon, R., </w:t>
+      </w:r>
+      <w:proofErr w:type="spellStart"/>
+      <w:r>
+        <w:rPr>
+          <w:rFonts w:ascii="Times New Roman" w:eastAsia="Times New Roman" w:hAnsi="Times New Roman" w:cs="Times New Roman"/>
+        </w:rPr>
+        <w:t>Spelke</w:t>
+      </w:r>
+      <w:proofErr w:type="spellEnd"/>
+      <w:r>
+        <w:rPr>
+          <w:rFonts w:ascii="Times New Roman" w:eastAsia="Times New Roman" w:hAnsi="Times New Roman" w:cs="Times New Roman"/>
+        </w:rPr>
+        <w:t>, E. S., &amp; Wasserman, S. (1985). Object permanence in five-month-old infants. Cognition, 20(3), 191-208.</w:t>
       </w:r>
       <w:r>
         <w:rPr>
@@ -41884,7 +45504,21 @@
         <w:rPr>
           <w:rFonts w:ascii="Times New Roman" w:eastAsia="Times New Roman" w:hAnsi="Times New Roman" w:cs="Times New Roman"/>
         </w:rPr>
-        <w:t xml:space="preserve">Benton, D. T. (2025). An associative-learning account of how infants learn about causal action in animates and inanimates: A critical reexamination of four classic studies. </w:t>
+        <w:t xml:space="preserve">Benton, D. T. (2025). An associative-learning account of how infants learn about causal action in animates and </w:t>
+      </w:r>
+      <w:proofErr w:type="spellStart"/>
+      <w:r>
+        <w:rPr>
+          <w:rFonts w:ascii="Times New Roman" w:eastAsia="Times New Roman" w:hAnsi="Times New Roman" w:cs="Times New Roman"/>
+        </w:rPr>
+        <w:t>inanimates</w:t>
+      </w:r>
+      <w:proofErr w:type="spellEnd"/>
+      <w:r>
+        <w:rPr>
+          <w:rFonts w:ascii="Times New Roman" w:eastAsia="Times New Roman" w:hAnsi="Times New Roman" w:cs="Times New Roman"/>
+        </w:rPr>
+        <w:t xml:space="preserve">: A critical reexamination of four classic studies. </w:t>
       </w:r>
       <w:r>
         <w:rPr>
@@ -41984,11 +45618,47 @@
           <w:rFonts w:ascii="Times New Roman" w:eastAsia="Times New Roman" w:hAnsi="Times New Roman" w:cs="Times New Roman"/>
         </w:rPr>
       </w:pPr>
-      <w:r>
-        <w:rPr>
-          <w:rFonts w:ascii="Times New Roman" w:eastAsia="Times New Roman" w:hAnsi="Times New Roman" w:cs="Times New Roman"/>
-        </w:rPr>
-        <w:t>Bogartz, R. S., Shinskey, J. L., &amp; Schilling, T. H. (2000). Object permanence in five‐and‐a‐half‐month‐old infants?. </w:t>
+      <w:proofErr w:type="spellStart"/>
+      <w:r>
+        <w:rPr>
+          <w:rFonts w:ascii="Times New Roman" w:eastAsia="Times New Roman" w:hAnsi="Times New Roman" w:cs="Times New Roman"/>
+        </w:rPr>
+        <w:t>Bogartz</w:t>
+      </w:r>
+      <w:proofErr w:type="spellEnd"/>
+      <w:r>
+        <w:rPr>
+          <w:rFonts w:ascii="Times New Roman" w:eastAsia="Times New Roman" w:hAnsi="Times New Roman" w:cs="Times New Roman"/>
+        </w:rPr>
+        <w:t xml:space="preserve">, R. S., </w:t>
+      </w:r>
+      <w:proofErr w:type="spellStart"/>
+      <w:r>
+        <w:rPr>
+          <w:rFonts w:ascii="Times New Roman" w:eastAsia="Times New Roman" w:hAnsi="Times New Roman" w:cs="Times New Roman"/>
+        </w:rPr>
+        <w:t>Shinskey</w:t>
+      </w:r>
+      <w:proofErr w:type="spellEnd"/>
+      <w:r>
+        <w:rPr>
+          <w:rFonts w:ascii="Times New Roman" w:eastAsia="Times New Roman" w:hAnsi="Times New Roman" w:cs="Times New Roman"/>
+        </w:rPr>
+        <w:t xml:space="preserve">, J. L., &amp; Schilling, T. H. (2000). Object permanence in five‐and‐a‐half‐month‐old </w:t>
+      </w:r>
+      <w:proofErr w:type="gramStart"/>
+      <w:r>
+        <w:rPr>
+          <w:rFonts w:ascii="Times New Roman" w:eastAsia="Times New Roman" w:hAnsi="Times New Roman" w:cs="Times New Roman"/>
+        </w:rPr>
+        <w:t>infants?.</w:t>
+      </w:r>
+      <w:proofErr w:type="gramEnd"/>
+      <w:r>
+        <w:rPr>
+          <w:rFonts w:ascii="Times New Roman" w:eastAsia="Times New Roman" w:hAnsi="Times New Roman" w:cs="Times New Roman"/>
+        </w:rPr>
+        <w:t> </w:t>
       </w:r>
       <w:r>
         <w:rPr>
@@ -42369,7 +46039,35 @@
         <w:rPr>
           <w:rFonts w:ascii="Times New Roman" w:eastAsia="Times New Roman" w:hAnsi="Times New Roman" w:cs="Times New Roman"/>
         </w:rPr>
-        <w:t>Csibra, G., Gergely, G., Bı́ró, S., Koos, O., &amp; Brockbank, M. (1999). Goal attribution without agency cues: the perception of ‘pure reason’in infancy. </w:t>
+        <w:t xml:space="preserve">Csibra, G., Gergely, G., Bı́ró, S., Koos, O., &amp; Brockbank, M. (1999). Goal attribution without agency cues: the perception of ‘pure </w:t>
+      </w:r>
+      <w:proofErr w:type="spellStart"/>
+      <w:r>
+        <w:rPr>
+          <w:rFonts w:ascii="Times New Roman" w:eastAsia="Times New Roman" w:hAnsi="Times New Roman" w:cs="Times New Roman"/>
+        </w:rPr>
+        <w:t>reason’in</w:t>
+      </w:r>
+      <w:proofErr w:type="spellEnd"/>
+      <w:r>
+        <w:rPr>
+          <w:rFonts w:ascii="Times New Roman" w:eastAsia="Times New Roman" w:hAnsi="Times New Roman" w:cs="Times New Roman"/>
+        </w:rPr>
+        <w:t xml:space="preserve"> </w:t>
+      </w:r>
+      <w:proofErr w:type="gramStart"/>
+      <w:r>
+        <w:rPr>
+          <w:rFonts w:ascii="Times New Roman" w:eastAsia="Times New Roman" w:hAnsi="Times New Roman" w:cs="Times New Roman"/>
+        </w:rPr>
+        <w:t>infancy</w:t>
+      </w:r>
+      <w:proofErr w:type="gramEnd"/>
+      <w:r>
+        <w:rPr>
+          <w:rFonts w:ascii="Times New Roman" w:eastAsia="Times New Roman" w:hAnsi="Times New Roman" w:cs="Times New Roman"/>
+        </w:rPr>
+        <w:t>. </w:t>
       </w:r>
       <w:r>
         <w:rPr>
@@ -42619,7 +46317,21 @@
         <w:rPr>
           <w:rFonts w:ascii="Times New Roman" w:eastAsia="Times New Roman" w:hAnsi="Times New Roman" w:cs="Times New Roman"/>
         </w:rPr>
-        <w:t xml:space="preserve">Geraci, A., Surian, L., Tina, L.G. et al. Human newborns spontaneously attend to prosocial interactions. Nat Commun 16, 6304 (2025). </w:t>
+        <w:t xml:space="preserve">Geraci, A., Surian, L., Tina, L.G. et al. Human newborns spontaneously </w:t>
+      </w:r>
+      <w:proofErr w:type="gramStart"/>
+      <w:r>
+        <w:rPr>
+          <w:rFonts w:ascii="Times New Roman" w:eastAsia="Times New Roman" w:hAnsi="Times New Roman" w:cs="Times New Roman"/>
+        </w:rPr>
+        <w:t>attend to</w:t>
+      </w:r>
+      <w:proofErr w:type="gramEnd"/>
+      <w:r>
+        <w:rPr>
+          <w:rFonts w:ascii="Times New Roman" w:eastAsia="Times New Roman" w:hAnsi="Times New Roman" w:cs="Times New Roman"/>
+        </w:rPr>
+        <w:t xml:space="preserve"> prosocial interactions. Nat Commun 16, 6304 (2025). </w:t>
       </w:r>
       <w:hyperlink r:id="rId53" w:history="1">
         <w:r>
@@ -42644,7 +46356,35 @@
         <w:rPr>
           <w:rFonts w:ascii="Times New Roman" w:eastAsia="Times New Roman" w:hAnsi="Times New Roman" w:cs="Times New Roman"/>
         </w:rPr>
-        <w:t>Gergely, G., &amp; Csibra, G. (2003). Teleological reasoning in infancy: The naıve theory of rational action. </w:t>
+        <w:t xml:space="preserve">Gergely, G., &amp; </w:t>
+      </w:r>
+      <w:proofErr w:type="spellStart"/>
+      <w:r>
+        <w:rPr>
+          <w:rFonts w:ascii="Times New Roman" w:eastAsia="Times New Roman" w:hAnsi="Times New Roman" w:cs="Times New Roman"/>
+        </w:rPr>
+        <w:t>Csibra</w:t>
+      </w:r>
+      <w:proofErr w:type="spellEnd"/>
+      <w:r>
+        <w:rPr>
+          <w:rFonts w:ascii="Times New Roman" w:eastAsia="Times New Roman" w:hAnsi="Times New Roman" w:cs="Times New Roman"/>
+        </w:rPr>
+        <w:t xml:space="preserve">, G. (2003). Teleological reasoning in infancy: The </w:t>
+      </w:r>
+      <w:proofErr w:type="spellStart"/>
+      <w:r>
+        <w:rPr>
+          <w:rFonts w:ascii="Times New Roman" w:eastAsia="Times New Roman" w:hAnsi="Times New Roman" w:cs="Times New Roman"/>
+        </w:rPr>
+        <w:t>naıve</w:t>
+      </w:r>
+      <w:proofErr w:type="spellEnd"/>
+      <w:r>
+        <w:rPr>
+          <w:rFonts w:ascii="Times New Roman" w:eastAsia="Times New Roman" w:hAnsi="Times New Roman" w:cs="Times New Roman"/>
+        </w:rPr>
+        <w:t xml:space="preserve"> theory of rational action. </w:t>
       </w:r>
       <w:r>
         <w:rPr>
@@ -42703,7 +46443,21 @@
         <w:rPr>
           <w:rFonts w:ascii="Times New Roman" w:eastAsia="Times New Roman" w:hAnsi="Times New Roman" w:cs="Times New Roman"/>
         </w:rPr>
-        <w:t>Gergely, G., Nádasdy, Z., Csibra, G., &amp; Bíró, S. (1995). Taking the intentional stance at 12 months of age. </w:t>
+        <w:t xml:space="preserve">Gergely, G., Nádasdy, Z., </w:t>
+      </w:r>
+      <w:proofErr w:type="spellStart"/>
+      <w:r>
+        <w:rPr>
+          <w:rFonts w:ascii="Times New Roman" w:eastAsia="Times New Roman" w:hAnsi="Times New Roman" w:cs="Times New Roman"/>
+        </w:rPr>
+        <w:t>Csibra</w:t>
+      </w:r>
+      <w:proofErr w:type="spellEnd"/>
+      <w:r>
+        <w:rPr>
+          <w:rFonts w:ascii="Times New Roman" w:eastAsia="Times New Roman" w:hAnsi="Times New Roman" w:cs="Times New Roman"/>
+        </w:rPr>
+        <w:t>, G., &amp; Bíró, S. (1995). Taking the intentional stance at 12 months of age. </w:t>
       </w:r>
       <w:r>
         <w:rPr>
@@ -43135,11 +46889,19 @@
           <w:rFonts w:ascii="Times New Roman" w:eastAsia="Times New Roman" w:hAnsi="Times New Roman" w:cs="Times New Roman"/>
         </w:rPr>
       </w:pPr>
-      <w:r>
-        <w:rPr>
-          <w:rFonts w:ascii="Times New Roman" w:eastAsia="Times New Roman" w:hAnsi="Times New Roman" w:cs="Times New Roman"/>
-        </w:rPr>
-        <w:t>Kamewari, K., Kato, M., Kanda, T., Ishiguro, H., &amp; Hiraki, K. (2005). Six-and-a-half-month-old children positively attribute goals to human action and to humanoid-robot motion. </w:t>
+      <w:proofErr w:type="spellStart"/>
+      <w:r>
+        <w:rPr>
+          <w:rFonts w:ascii="Times New Roman" w:eastAsia="Times New Roman" w:hAnsi="Times New Roman" w:cs="Times New Roman"/>
+        </w:rPr>
+        <w:t>Kamewari</w:t>
+      </w:r>
+      <w:proofErr w:type="spellEnd"/>
+      <w:r>
+        <w:rPr>
+          <w:rFonts w:ascii="Times New Roman" w:eastAsia="Times New Roman" w:hAnsi="Times New Roman" w:cs="Times New Roman"/>
+        </w:rPr>
+        <w:t>, K., Kato, M., Kanda, T., Ishiguro, H., &amp; Hiraki, K. (2005). Six-and-a-half-month-old children positively attribute goals to human action and to humanoid-robot motion. </w:t>
       </w:r>
       <w:r>
         <w:rPr>
@@ -43198,7 +46960,21 @@
         <w:rPr>
           <w:rFonts w:ascii="Times New Roman" w:eastAsia="Times New Roman" w:hAnsi="Times New Roman" w:cs="Times New Roman"/>
         </w:rPr>
-        <w:t>Kellman, P. J., &amp; Spelke, E. S. (1983). Perception of partly occluded objects in infancy. </w:t>
+        <w:t xml:space="preserve">Kellman, P. J., &amp; </w:t>
+      </w:r>
+      <w:proofErr w:type="spellStart"/>
+      <w:r>
+        <w:rPr>
+          <w:rFonts w:ascii="Times New Roman" w:eastAsia="Times New Roman" w:hAnsi="Times New Roman" w:cs="Times New Roman"/>
+        </w:rPr>
+        <w:t>Spelke</w:t>
+      </w:r>
+      <w:proofErr w:type="spellEnd"/>
+      <w:r>
+        <w:rPr>
+          <w:rFonts w:ascii="Times New Roman" w:eastAsia="Times New Roman" w:hAnsi="Times New Roman" w:cs="Times New Roman"/>
+        </w:rPr>
+        <w:t>, E. S. (1983). Perception of partly occluded objects in infancy. </w:t>
       </w:r>
       <w:r>
         <w:rPr>
@@ -43257,7 +47033,21 @@
         <w:rPr>
           <w:rFonts w:ascii="Times New Roman" w:eastAsia="Times New Roman" w:hAnsi="Times New Roman" w:cs="Times New Roman"/>
         </w:rPr>
-        <w:t>Kim, I. K., &amp; Spelke, E. S. (1992). Infants' sensitivity to effects of gravity on visible object motion. Journal of Experimental Psychology: Human Perception and Performance, 18(2), 385</w:t>
+        <w:t xml:space="preserve">Kim, I. K., &amp; </w:t>
+      </w:r>
+      <w:proofErr w:type="spellStart"/>
+      <w:r>
+        <w:rPr>
+          <w:rFonts w:ascii="Times New Roman" w:eastAsia="Times New Roman" w:hAnsi="Times New Roman" w:cs="Times New Roman"/>
+        </w:rPr>
+        <w:t>Spelke</w:t>
+      </w:r>
+      <w:proofErr w:type="spellEnd"/>
+      <w:r>
+        <w:rPr>
+          <w:rFonts w:ascii="Times New Roman" w:eastAsia="Times New Roman" w:hAnsi="Times New Roman" w:cs="Times New Roman"/>
+        </w:rPr>
+        <w:t>, E. S. (1992). Infants' sensitivity to effects of gravity on visible object motion. Journal of Experimental Psychology: Human Perception and Performance, 18(2), 385</w:t>
       </w:r>
       <w:r>
         <w:rPr>
@@ -43361,7 +47151,21 @@
           <w:rFonts w:ascii="Times New Roman" w:eastAsia="Times New Roman" w:hAnsi="Times New Roman" w:cs="Times New Roman"/>
         </w:rPr>
         <w:lastRenderedPageBreak/>
-        <w:t>Leslie, A. M., &amp; Keeble, S. (1987). Do six-month-old infants perceive causality?. </w:t>
+        <w:t xml:space="preserve">Leslie, A. M., &amp; Keeble, S. (1987). Do six-month-old infants perceive </w:t>
+      </w:r>
+      <w:proofErr w:type="gramStart"/>
+      <w:r>
+        <w:rPr>
+          <w:rFonts w:ascii="Times New Roman" w:eastAsia="Times New Roman" w:hAnsi="Times New Roman" w:cs="Times New Roman"/>
+        </w:rPr>
+        <w:t>causality?.</w:t>
+      </w:r>
+      <w:proofErr w:type="gramEnd"/>
+      <w:r>
+        <w:rPr>
+          <w:rFonts w:ascii="Times New Roman" w:eastAsia="Times New Roman" w:hAnsi="Times New Roman" w:cs="Times New Roman"/>
+        </w:rPr>
+        <w:t> </w:t>
       </w:r>
       <w:r>
         <w:rPr>
@@ -43479,7 +47283,21 @@
         <w:rPr>
           <w:rFonts w:ascii="Times New Roman" w:eastAsia="Times New Roman" w:hAnsi="Times New Roman" w:cs="Times New Roman"/>
         </w:rPr>
-        <w:t xml:space="preserve">Liu, S., &amp; Spelke, E. S. (2017). Six-month-old infants expect agents to minimize the cost of their actions. </w:t>
+        <w:t xml:space="preserve">Liu, S., &amp; </w:t>
+      </w:r>
+      <w:proofErr w:type="spellStart"/>
+      <w:r>
+        <w:rPr>
+          <w:rFonts w:ascii="Times New Roman" w:eastAsia="Times New Roman" w:hAnsi="Times New Roman" w:cs="Times New Roman"/>
+        </w:rPr>
+        <w:t>Spelke</w:t>
+      </w:r>
+      <w:proofErr w:type="spellEnd"/>
+      <w:r>
+        <w:rPr>
+          <w:rFonts w:ascii="Times New Roman" w:eastAsia="Times New Roman" w:hAnsi="Times New Roman" w:cs="Times New Roman"/>
+        </w:rPr>
+        <w:t xml:space="preserve">, E. S. (2017). Six-month-old infants expect agents to minimize the cost of their actions. </w:t>
       </w:r>
       <w:r>
         <w:rPr>
@@ -43649,11 +47467,19 @@
           <w:rFonts w:ascii="Times New Roman" w:eastAsia="Times New Roman" w:hAnsi="Times New Roman" w:cs="Times New Roman"/>
         </w:rPr>
       </w:pPr>
-      <w:r>
-        <w:rPr>
-          <w:rFonts w:ascii="Times New Roman" w:eastAsia="Times New Roman" w:hAnsi="Times New Roman" w:cs="Times New Roman"/>
-        </w:rPr>
-        <w:t>Muentener, P., &amp; Carey, S. (2010). Infants’ causal representations of state change events. </w:t>
+      <w:proofErr w:type="spellStart"/>
+      <w:r>
+        <w:rPr>
+          <w:rFonts w:ascii="Times New Roman" w:eastAsia="Times New Roman" w:hAnsi="Times New Roman" w:cs="Times New Roman"/>
+        </w:rPr>
+        <w:t>Muentener</w:t>
+      </w:r>
+      <w:proofErr w:type="spellEnd"/>
+      <w:r>
+        <w:rPr>
+          <w:rFonts w:ascii="Times New Roman" w:eastAsia="Times New Roman" w:hAnsi="Times New Roman" w:cs="Times New Roman"/>
+        </w:rPr>
+        <w:t>, P., &amp; Carey, S. (2010). Infants’ causal representations of state change events. </w:t>
       </w:r>
       <w:r>
         <w:rPr>
@@ -43771,7 +47597,21 @@
         <w:rPr>
           <w:rFonts w:ascii="Times New Roman" w:eastAsia="Times New Roman" w:hAnsi="Times New Roman" w:cs="Times New Roman"/>
         </w:rPr>
-        <w:t>Onishi, K. H., &amp; Baillargeon, R. (2005). Do 15-month-old infants understand false beliefs?. </w:t>
+        <w:t xml:space="preserve">Onishi, K. H., &amp; Baillargeon, R. (2005). Do 15-month-old infants understand false </w:t>
+      </w:r>
+      <w:proofErr w:type="gramStart"/>
+      <w:r>
+        <w:rPr>
+          <w:rFonts w:ascii="Times New Roman" w:eastAsia="Times New Roman" w:hAnsi="Times New Roman" w:cs="Times New Roman"/>
+        </w:rPr>
+        <w:t>beliefs?.</w:t>
+      </w:r>
+      <w:proofErr w:type="gramEnd"/>
+      <w:r>
+        <w:rPr>
+          <w:rFonts w:ascii="Times New Roman" w:eastAsia="Times New Roman" w:hAnsi="Times New Roman" w:cs="Times New Roman"/>
+        </w:rPr>
+        <w:t> </w:t>
       </w:r>
       <w:r>
         <w:rPr>
@@ -43831,7 +47671,21 @@
           <w:rFonts w:ascii="Times New Roman" w:eastAsia="Times New Roman" w:hAnsi="Times New Roman" w:cs="Times New Roman"/>
         </w:rPr>
         <w:lastRenderedPageBreak/>
-        <w:t>Perner, J., &amp; Ruffman, T. (2005). Infants' insight into the mind: How deep?. </w:t>
+        <w:t xml:space="preserve">Perner, J., &amp; Ruffman, T. (2005). Infants' insight into the mind: How </w:t>
+      </w:r>
+      <w:proofErr w:type="gramStart"/>
+      <w:r>
+        <w:rPr>
+          <w:rFonts w:ascii="Times New Roman" w:eastAsia="Times New Roman" w:hAnsi="Times New Roman" w:cs="Times New Roman"/>
+        </w:rPr>
+        <w:t>deep?.</w:t>
+      </w:r>
+      <w:proofErr w:type="gramEnd"/>
+      <w:r>
+        <w:rPr>
+          <w:rFonts w:ascii="Times New Roman" w:eastAsia="Times New Roman" w:hAnsi="Times New Roman" w:cs="Times New Roman"/>
+        </w:rPr>
+        <w:t> </w:t>
       </w:r>
       <w:r>
         <w:rPr>
@@ -43949,7 +47803,21 @@
         <w:rPr>
           <w:rFonts w:ascii="Times New Roman" w:eastAsia="Times New Roman" w:hAnsi="Times New Roman" w:cs="Times New Roman"/>
         </w:rPr>
-        <w:t>Powell, L. J., &amp; Spelke, E. S. (2018). Human infants’ understanding of social imitation: Inferences of affiliation from third party observations. </w:t>
+        <w:t xml:space="preserve">Powell, L. J., &amp; </w:t>
+      </w:r>
+      <w:proofErr w:type="spellStart"/>
+      <w:r>
+        <w:rPr>
+          <w:rFonts w:ascii="Times New Roman" w:eastAsia="Times New Roman" w:hAnsi="Times New Roman" w:cs="Times New Roman"/>
+        </w:rPr>
+        <w:t>Spelke</w:t>
+      </w:r>
+      <w:proofErr w:type="spellEnd"/>
+      <w:r>
+        <w:rPr>
+          <w:rFonts w:ascii="Times New Roman" w:eastAsia="Times New Roman" w:hAnsi="Times New Roman" w:cs="Times New Roman"/>
+        </w:rPr>
+        <w:t>, E. S. (2018). Human infants’ understanding of social imitation: Inferences of affiliation from third party observations. </w:t>
       </w:r>
       <w:r>
         <w:rPr>
@@ -44008,7 +47876,21 @@
         <w:rPr>
           <w:rFonts w:ascii="Times New Roman" w:eastAsia="Times New Roman" w:hAnsi="Times New Roman" w:cs="Times New Roman"/>
         </w:rPr>
-        <w:t>Quinn, P. C., &amp; Eimas, P. D. (1997). A reexamination of the perceptual-to-conceptual shift in mental representations. </w:t>
+        <w:t xml:space="preserve">Quinn, P. C., &amp; </w:t>
+      </w:r>
+      <w:proofErr w:type="spellStart"/>
+      <w:r>
+        <w:rPr>
+          <w:rFonts w:ascii="Times New Roman" w:eastAsia="Times New Roman" w:hAnsi="Times New Roman" w:cs="Times New Roman"/>
+        </w:rPr>
+        <w:t>Eimas</w:t>
+      </w:r>
+      <w:proofErr w:type="spellEnd"/>
+      <w:r>
+        <w:rPr>
+          <w:rFonts w:ascii="Times New Roman" w:eastAsia="Times New Roman" w:hAnsi="Times New Roman" w:cs="Times New Roman"/>
+        </w:rPr>
+        <w:t>, P. D. (1997). A reexamination of the perceptual-to-conceptual shift in mental representations. </w:t>
       </w:r>
       <w:r>
         <w:rPr>
@@ -44067,7 +47949,21 @@
         <w:rPr>
           <w:rFonts w:ascii="Times New Roman" w:eastAsia="Times New Roman" w:hAnsi="Times New Roman" w:cs="Times New Roman"/>
         </w:rPr>
-        <w:t xml:space="preserve">Rakison, D. H., &amp; Lupyan, G. (2008). Developing object concepts in infancy: An associative learning perspective. </w:t>
+        <w:t xml:space="preserve">Rakison, D. H., &amp; </w:t>
+      </w:r>
+      <w:proofErr w:type="spellStart"/>
+      <w:r>
+        <w:rPr>
+          <w:rFonts w:ascii="Times New Roman" w:eastAsia="Times New Roman" w:hAnsi="Times New Roman" w:cs="Times New Roman"/>
+        </w:rPr>
+        <w:t>Lupyan</w:t>
+      </w:r>
+      <w:proofErr w:type="spellEnd"/>
+      <w:r>
+        <w:rPr>
+          <w:rFonts w:ascii="Times New Roman" w:eastAsia="Times New Roman" w:hAnsi="Times New Roman" w:cs="Times New Roman"/>
+        </w:rPr>
+        <w:t xml:space="preserve">, G. (2008). Developing object concepts in infancy: An associative learning perspective. </w:t>
       </w:r>
       <w:r>
         <w:rPr>
@@ -44157,7 +48053,21 @@
         <w:rPr>
           <w:rFonts w:ascii="Times New Roman" w:eastAsia="Times New Roman" w:hAnsi="Times New Roman" w:cs="Times New Roman"/>
         </w:rPr>
-        <w:t>Scarf, D., Imuta, K., Colombo, M., &amp; Hayne, H. (2012). Social evaluation or simple association? Simple associations may explain moral reasoning in infants.</w:t>
+        <w:t xml:space="preserve">Scarf, D., </w:t>
+      </w:r>
+      <w:proofErr w:type="spellStart"/>
+      <w:r>
+        <w:rPr>
+          <w:rFonts w:ascii="Times New Roman" w:eastAsia="Times New Roman" w:hAnsi="Times New Roman" w:cs="Times New Roman"/>
+        </w:rPr>
+        <w:t>Imuta</w:t>
+      </w:r>
+      <w:proofErr w:type="spellEnd"/>
+      <w:r>
+        <w:rPr>
+          <w:rFonts w:ascii="Times New Roman" w:eastAsia="Times New Roman" w:hAnsi="Times New Roman" w:cs="Times New Roman"/>
+        </w:rPr>
+        <w:t>, K., Colombo, M., &amp; Hayne, H. (2012). Social evaluation or simple association? Simple associations may explain moral reasoning in infants.</w:t>
       </w:r>
       <w:r>
         <w:rPr>
@@ -44248,7 +48158,35 @@
           <w:rFonts w:ascii="Times New Roman" w:eastAsia="Times New Roman" w:hAnsi="Times New Roman" w:cs="Times New Roman"/>
         </w:rPr>
         <w:lastRenderedPageBreak/>
-        <w:t>Schlingloff, L., Csibra, G., &amp; Tatone, D. (2020). Do 15-month-old infants prefer helpers? A replication of Hamlin et al.(2007). </w:t>
+        <w:t xml:space="preserve">Schlingloff, L., </w:t>
+      </w:r>
+      <w:proofErr w:type="spellStart"/>
+      <w:r>
+        <w:rPr>
+          <w:rFonts w:ascii="Times New Roman" w:eastAsia="Times New Roman" w:hAnsi="Times New Roman" w:cs="Times New Roman"/>
+        </w:rPr>
+        <w:t>Csibra</w:t>
+      </w:r>
+      <w:proofErr w:type="spellEnd"/>
+      <w:r>
+        <w:rPr>
+          <w:rFonts w:ascii="Times New Roman" w:eastAsia="Times New Roman" w:hAnsi="Times New Roman" w:cs="Times New Roman"/>
+        </w:rPr>
+        <w:t xml:space="preserve">, G., &amp; Tatone, D. (2020). Do 15-month-old infants prefer helpers? A replication of Hamlin </w:t>
+      </w:r>
+      <w:proofErr w:type="gramStart"/>
+      <w:r>
+        <w:rPr>
+          <w:rFonts w:ascii="Times New Roman" w:eastAsia="Times New Roman" w:hAnsi="Times New Roman" w:cs="Times New Roman"/>
+        </w:rPr>
+        <w:t>et al.(</w:t>
+      </w:r>
+      <w:proofErr w:type="gramEnd"/>
+      <w:r>
+        <w:rPr>
+          <w:rFonts w:ascii="Times New Roman" w:eastAsia="Times New Roman" w:hAnsi="Times New Roman" w:cs="Times New Roman"/>
+        </w:rPr>
+        <w:t>2007). </w:t>
       </w:r>
       <w:r>
         <w:rPr>
@@ -44309,13 +48247,23 @@
         </w:rPr>
         <w:t>Schmidt, M. F., &amp; Sommerville, J. A. (2011). Fairness expectations and altruistic sharing in 15-month-old human infants. </w:t>
       </w:r>
+      <w:proofErr w:type="spellStart"/>
       <w:r>
         <w:rPr>
           <w:rFonts w:ascii="Times New Roman" w:eastAsia="Times New Roman" w:hAnsi="Times New Roman" w:cs="Times New Roman"/>
           <w:i/>
           <w:iCs/>
         </w:rPr>
-        <w:t>PloS one</w:t>
+        <w:t>PloS</w:t>
+      </w:r>
+      <w:proofErr w:type="spellEnd"/>
+      <w:r>
+        <w:rPr>
+          <w:rFonts w:ascii="Times New Roman" w:eastAsia="Times New Roman" w:hAnsi="Times New Roman" w:cs="Times New Roman"/>
+          <w:i/>
+          <w:iCs/>
+        </w:rPr>
+        <w:t xml:space="preserve"> one</w:t>
       </w:r>
       <w:r>
         <w:rPr>
@@ -44556,7 +48504,21 @@
         <w:rPr>
           <w:rFonts w:ascii="Times New Roman" w:eastAsia="Times New Roman" w:hAnsi="Times New Roman" w:cs="Times New Roman"/>
         </w:rPr>
-        <w:t>Sloutsky, V. M. (2010). From perceptual categories to concepts: What develops?. </w:t>
+        <w:t xml:space="preserve">Sloutsky, V. M. (2010). From perceptual categories to concepts: What </w:t>
+      </w:r>
+      <w:proofErr w:type="gramStart"/>
+      <w:r>
+        <w:rPr>
+          <w:rFonts w:ascii="Times New Roman" w:eastAsia="Times New Roman" w:hAnsi="Times New Roman" w:cs="Times New Roman"/>
+        </w:rPr>
+        <w:t>develops?.</w:t>
+      </w:r>
+      <w:proofErr w:type="gramEnd"/>
+      <w:r>
+        <w:rPr>
+          <w:rFonts w:ascii="Times New Roman" w:eastAsia="Times New Roman" w:hAnsi="Times New Roman" w:cs="Times New Roman"/>
+        </w:rPr>
+        <w:t> </w:t>
       </w:r>
       <w:r>
         <w:rPr>
@@ -44611,11 +48573,19 @@
           <w:rFonts w:ascii="Times New Roman" w:eastAsia="Times New Roman" w:hAnsi="Times New Roman" w:cs="Times New Roman"/>
         </w:rPr>
       </w:pPr>
-      <w:r>
-        <w:rPr>
-          <w:rFonts w:ascii="Times New Roman" w:eastAsia="Times New Roman" w:hAnsi="Times New Roman" w:cs="Times New Roman"/>
-        </w:rPr>
-        <w:t xml:space="preserve">Sodian, B., Schoeppner, B., &amp; Metz, U. (2004). Do infants apply the principle of rational action to human agents? </w:t>
+      <w:proofErr w:type="spellStart"/>
+      <w:r>
+        <w:rPr>
+          <w:rFonts w:ascii="Times New Roman" w:eastAsia="Times New Roman" w:hAnsi="Times New Roman" w:cs="Times New Roman"/>
+        </w:rPr>
+        <w:t>Sodian</w:t>
+      </w:r>
+      <w:proofErr w:type="spellEnd"/>
+      <w:r>
+        <w:rPr>
+          <w:rFonts w:ascii="Times New Roman" w:eastAsia="Times New Roman" w:hAnsi="Times New Roman" w:cs="Times New Roman"/>
+        </w:rPr>
+        <w:t xml:space="preserve">, B., Schoeppner, B., &amp; Metz, U. (2004). Do infants apply the principle of rational action to human agents? </w:t>
       </w:r>
       <w:r>
         <w:rPr>
@@ -44712,11 +48682,19 @@
           <w:rFonts w:ascii="Times New Roman" w:eastAsia="Times New Roman" w:hAnsi="Times New Roman" w:cs="Times New Roman"/>
         </w:rPr>
       </w:pPr>
-      <w:r>
-        <w:rPr>
-          <w:rFonts w:ascii="Times New Roman" w:eastAsia="Times New Roman" w:hAnsi="Times New Roman" w:cs="Times New Roman"/>
-        </w:rPr>
-        <w:t xml:space="preserve">Spelke, E. S. (2022). What babies know: Core knowledge and composition (Vol. 1). </w:t>
+      <w:proofErr w:type="spellStart"/>
+      <w:r>
+        <w:rPr>
+          <w:rFonts w:ascii="Times New Roman" w:eastAsia="Times New Roman" w:hAnsi="Times New Roman" w:cs="Times New Roman"/>
+        </w:rPr>
+        <w:t>Spelke</w:t>
+      </w:r>
+      <w:proofErr w:type="spellEnd"/>
+      <w:r>
+        <w:rPr>
+          <w:rFonts w:ascii="Times New Roman" w:eastAsia="Times New Roman" w:hAnsi="Times New Roman" w:cs="Times New Roman"/>
+        </w:rPr>
+        <w:t xml:space="preserve">, E. S. (2022). What babies know: Core knowledge and composition (Vol. 1). </w:t>
       </w:r>
       <w:r>
         <w:rPr>
@@ -44742,12 +48720,34 @@
           <w:rFonts w:ascii="Times New Roman" w:eastAsia="Times New Roman" w:hAnsi="Times New Roman" w:cs="Times New Roman"/>
         </w:rPr>
       </w:pPr>
+      <w:proofErr w:type="spellStart"/>
       <w:r>
         <w:rPr>
           <w:rFonts w:ascii="Times New Roman" w:eastAsia="Times New Roman" w:hAnsi="Times New Roman" w:cs="Times New Roman"/>
         </w:rPr>
         <w:lastRenderedPageBreak/>
-        <w:t>Spelke, E. S., Breinlinger, K., Macomber, J., &amp; Jacobson, K. (1992). Origins of knowledge. </w:t>
+        <w:t>Spelke</w:t>
+      </w:r>
+      <w:proofErr w:type="spellEnd"/>
+      <w:r>
+        <w:rPr>
+          <w:rFonts w:ascii="Times New Roman" w:eastAsia="Times New Roman" w:hAnsi="Times New Roman" w:cs="Times New Roman"/>
+        </w:rPr>
+        <w:t xml:space="preserve">, E. S., </w:t>
+      </w:r>
+      <w:proofErr w:type="spellStart"/>
+      <w:r>
+        <w:rPr>
+          <w:rFonts w:ascii="Times New Roman" w:eastAsia="Times New Roman" w:hAnsi="Times New Roman" w:cs="Times New Roman"/>
+        </w:rPr>
+        <w:t>Breinlinger</w:t>
+      </w:r>
+      <w:proofErr w:type="spellEnd"/>
+      <w:r>
+        <w:rPr>
+          <w:rFonts w:ascii="Times New Roman" w:eastAsia="Times New Roman" w:hAnsi="Times New Roman" w:cs="Times New Roman"/>
+        </w:rPr>
+        <w:t>, K., Macomber, J., &amp; Jacobson, K. (1992). Origins of knowledge. </w:t>
       </w:r>
       <w:r>
         <w:rPr>
@@ -44838,11 +48838,61 @@
           <w:rFonts w:ascii="Times New Roman" w:eastAsia="Times New Roman" w:hAnsi="Times New Roman" w:cs="Times New Roman"/>
         </w:rPr>
       </w:pPr>
-      <w:r>
-        <w:rPr>
-          <w:rFonts w:ascii="Times New Roman" w:eastAsia="Times New Roman" w:hAnsi="Times New Roman" w:cs="Times New Roman"/>
-        </w:rPr>
-        <w:t>Vallortigara, G., Regolin, L., &amp; Marconato, F. (2005). Visually inexperienced chicks exhibit spontaneous preference for biological motion patterns. PLoS biology, 3(7), e208.</w:t>
+      <w:proofErr w:type="spellStart"/>
+      <w:r>
+        <w:rPr>
+          <w:rFonts w:ascii="Times New Roman" w:eastAsia="Times New Roman" w:hAnsi="Times New Roman" w:cs="Times New Roman"/>
+        </w:rPr>
+        <w:t>Vallortigara</w:t>
+      </w:r>
+      <w:proofErr w:type="spellEnd"/>
+      <w:r>
+        <w:rPr>
+          <w:rFonts w:ascii="Times New Roman" w:eastAsia="Times New Roman" w:hAnsi="Times New Roman" w:cs="Times New Roman"/>
+        </w:rPr>
+        <w:t xml:space="preserve">, G., </w:t>
+      </w:r>
+      <w:proofErr w:type="spellStart"/>
+      <w:r>
+        <w:rPr>
+          <w:rFonts w:ascii="Times New Roman" w:eastAsia="Times New Roman" w:hAnsi="Times New Roman" w:cs="Times New Roman"/>
+        </w:rPr>
+        <w:t>Regolin</w:t>
+      </w:r>
+      <w:proofErr w:type="spellEnd"/>
+      <w:r>
+        <w:rPr>
+          <w:rFonts w:ascii="Times New Roman" w:eastAsia="Times New Roman" w:hAnsi="Times New Roman" w:cs="Times New Roman"/>
+        </w:rPr>
+        <w:t xml:space="preserve">, L., &amp; </w:t>
+      </w:r>
+      <w:proofErr w:type="spellStart"/>
+      <w:r>
+        <w:rPr>
+          <w:rFonts w:ascii="Times New Roman" w:eastAsia="Times New Roman" w:hAnsi="Times New Roman" w:cs="Times New Roman"/>
+        </w:rPr>
+        <w:t>Marconato</w:t>
+      </w:r>
+      <w:proofErr w:type="spellEnd"/>
+      <w:r>
+        <w:rPr>
+          <w:rFonts w:ascii="Times New Roman" w:eastAsia="Times New Roman" w:hAnsi="Times New Roman" w:cs="Times New Roman"/>
+        </w:rPr>
+        <w:t xml:space="preserve">, F. (2005). Visually inexperienced chicks exhibit spontaneous preference for biological motion patterns. </w:t>
+      </w:r>
+      <w:proofErr w:type="spellStart"/>
+      <w:r>
+        <w:rPr>
+          <w:rFonts w:ascii="Times New Roman" w:eastAsia="Times New Roman" w:hAnsi="Times New Roman" w:cs="Times New Roman"/>
+        </w:rPr>
+        <w:t>PLoS</w:t>
+      </w:r>
+      <w:proofErr w:type="spellEnd"/>
+      <w:r>
+        <w:rPr>
+          <w:rFonts w:ascii="Times New Roman" w:eastAsia="Times New Roman" w:hAnsi="Times New Roman" w:cs="Times New Roman"/>
+        </w:rPr>
+        <w:t xml:space="preserve"> biology, 3(7), e208.</w:t>
       </w:r>
       <w:r>
         <w:rPr>
@@ -44873,7 +48923,35 @@
         <w:rPr>
           <w:rFonts w:ascii="Times New Roman" w:eastAsia="Times New Roman" w:hAnsi="Times New Roman" w:cs="Times New Roman"/>
         </w:rPr>
-        <w:t xml:space="preserve">Van Overwalle, F. (2010). Infants' teleological and belief inference: A recurrent connectionist approach to their minimal representational and computational requirements. NeuroImage, 52(3), 1095-1108. </w:t>
+        <w:t xml:space="preserve">Van </w:t>
+      </w:r>
+      <w:proofErr w:type="spellStart"/>
+      <w:r>
+        <w:rPr>
+          <w:rFonts w:ascii="Times New Roman" w:eastAsia="Times New Roman" w:hAnsi="Times New Roman" w:cs="Times New Roman"/>
+        </w:rPr>
+        <w:t>Overwalle</w:t>
+      </w:r>
+      <w:proofErr w:type="spellEnd"/>
+      <w:r>
+        <w:rPr>
+          <w:rFonts w:ascii="Times New Roman" w:eastAsia="Times New Roman" w:hAnsi="Times New Roman" w:cs="Times New Roman"/>
+        </w:rPr>
+        <w:t xml:space="preserve">, F. (2010). Infants' teleological and belief inference: A recurrent connectionist approach to their minimal representational and computational requirements. </w:t>
+      </w:r>
+      <w:proofErr w:type="spellStart"/>
+      <w:r>
+        <w:rPr>
+          <w:rFonts w:ascii="Times New Roman" w:eastAsia="Times New Roman" w:hAnsi="Times New Roman" w:cs="Times New Roman"/>
+        </w:rPr>
+        <w:t>NeuroImage</w:t>
+      </w:r>
+      <w:proofErr w:type="spellEnd"/>
+      <w:r>
+        <w:rPr>
+          <w:rFonts w:ascii="Times New Roman" w:eastAsia="Times New Roman" w:hAnsi="Times New Roman" w:cs="Times New Roman"/>
+        </w:rPr>
+        <w:t xml:space="preserve">, 52(3), 1095-1108. </w:t>
       </w:r>
       <w:hyperlink r:id="rId92" w:history="1">
         <w:r>
@@ -44957,7 +49035,21 @@
         <w:rPr>
           <w:rFonts w:ascii="Times New Roman" w:eastAsia="Times New Roman" w:hAnsi="Times New Roman" w:cs="Times New Roman"/>
         </w:rPr>
-        <w:t>Woo, B. M., Steckler, C. M., Le, D. T., &amp; Hamlin, J. K. (2017). Social evaluation of intentional, truly accidental, and negligently accidental helpers and harmers by 10-month-old infants. </w:t>
+        <w:t xml:space="preserve">Woo, B. M., Steckler, C. M., Le, D. T., &amp; Hamlin, J. K. (2017). Social evaluation of intentional, truly accidental, and </w:t>
+      </w:r>
+      <w:proofErr w:type="gramStart"/>
+      <w:r>
+        <w:rPr>
+          <w:rFonts w:ascii="Times New Roman" w:eastAsia="Times New Roman" w:hAnsi="Times New Roman" w:cs="Times New Roman"/>
+        </w:rPr>
+        <w:t>negligently</w:t>
+      </w:r>
+      <w:proofErr w:type="gramEnd"/>
+      <w:r>
+        <w:rPr>
+          <w:rFonts w:ascii="Times New Roman" w:eastAsia="Times New Roman" w:hAnsi="Times New Roman" w:cs="Times New Roman"/>
+        </w:rPr>
+        <w:t xml:space="preserve"> accidental helpers and harmers by 10-month-old infants. </w:t>
       </w:r>
       <w:r>
         <w:rPr>
@@ -45190,11 +49282,33 @@
           <w:rFonts w:ascii="Times New Roman" w:eastAsia="Times New Roman" w:hAnsi="Times New Roman" w:cs="Times New Roman"/>
         </w:rPr>
       </w:pPr>
-      <w:r>
-        <w:rPr>
-          <w:rFonts w:ascii="Times New Roman" w:eastAsia="Times New Roman" w:hAnsi="Times New Roman" w:cs="Times New Roman"/>
-        </w:rPr>
-        <w:t>Yermolayeva, Y., &amp; Rakison, D. H. (2014). Connectionist modeling of developmental changes in infancy: Approaches, challenges, and contributions. </w:t>
+      <w:proofErr w:type="spellStart"/>
+      <w:r>
+        <w:rPr>
+          <w:rFonts w:ascii="Times New Roman" w:eastAsia="Times New Roman" w:hAnsi="Times New Roman" w:cs="Times New Roman"/>
+        </w:rPr>
+        <w:t>Yermolayeva</w:t>
+      </w:r>
+      <w:proofErr w:type="spellEnd"/>
+      <w:r>
+        <w:rPr>
+          <w:rFonts w:ascii="Times New Roman" w:eastAsia="Times New Roman" w:hAnsi="Times New Roman" w:cs="Times New Roman"/>
+        </w:rPr>
+        <w:t xml:space="preserve">, Y., &amp; </w:t>
+      </w:r>
+      <w:proofErr w:type="spellStart"/>
+      <w:r>
+        <w:rPr>
+          <w:rFonts w:ascii="Times New Roman" w:eastAsia="Times New Roman" w:hAnsi="Times New Roman" w:cs="Times New Roman"/>
+        </w:rPr>
+        <w:t>Rakison</w:t>
+      </w:r>
+      <w:proofErr w:type="spellEnd"/>
+      <w:r>
+        <w:rPr>
+          <w:rFonts w:ascii="Times New Roman" w:eastAsia="Times New Roman" w:hAnsi="Times New Roman" w:cs="Times New Roman"/>
+        </w:rPr>
+        <w:t>, D. H. (2014). Connectionist modeling of developmental changes in infancy: Approaches, challenges, and contributions. </w:t>
       </w:r>
       <w:r>
         <w:rPr>
@@ -46229,6 +50343,7 @@
   <w:style w:type="character" w:default="1" w:styleId="DefaultParagraphFont">
     <w:name w:val="Default Paragraph Font"/>
     <w:uiPriority w:val="1"/>
+    <w:semiHidden/>
     <w:unhideWhenUsed/>
   </w:style>
   <w:style w:type="table" w:default="1" w:styleId="TableNormal">
